--- a/WebContent/docx/肺癌11基因检测报告-常德市第一人民医院.docx
+++ b/WebContent/docx/肺癌11基因检测报告-常德市第一人民医院.docx
@@ -18,7 +18,7 @@
       </w:pPr>
       <w:r>
         <w:drawing>
-          <wp:anchor distT="0" distB="0" distL="0" distR="0" simplePos="0" relativeHeight="251672576" behindDoc="0" locked="0" layoutInCell="1" allowOverlap="1">
+          <wp:anchor distT="0" distB="0" distL="0" distR="0" simplePos="0" relativeHeight="251666432" behindDoc="0" locked="0" layoutInCell="1" allowOverlap="1">
             <wp:simplePos x="0" y="0"/>
             <wp:positionH relativeFrom="column">
               <wp:posOffset>2259330</wp:posOffset>
@@ -432,26 +432,7 @@
           </w14:shadow>
           <w14:props3d w14:extrusionH="0" w14:contourW="0" w14:prstMaterial="clear"/>
         </w:rPr>
-        <w:t>目</w:t>
-      </w:r>
-      <w:bookmarkStart w:id="151" w:name="_GoBack"/>
-      <w:bookmarkEnd w:id="151"/>
-      <w:r>
-        <w:rPr>
-          <w:rFonts w:hint="eastAsia" w:ascii="Times New Roman" w:hAnsi="Times New Roman" w:eastAsia="微软雅黑" w:cs="Times New Roman"/>
-          <w:b/>
-          <w:color w:val="62B541"/>
-          <w:sz w:val="56"/>
-          <w:szCs w:val="56"/>
-          <w:lang w:eastAsia="zh-CN"/>
-          <w14:shadow w14:blurRad="38100" w14:dist="19050" w14:dir="2700000" w14:sx="100000" w14:sy="100000" w14:kx="0" w14:ky="0" w14:algn="tl">
-            <w14:schemeClr w14:val="dk1">
-              <w14:alpha w14:val="60000"/>
-            </w14:schemeClr>
-          </w14:shadow>
-          <w14:props3d w14:extrusionH="0" w14:contourW="0" w14:prstMaterial="clear"/>
-        </w:rPr>
-        <w:t>录</w:t>
+        <w:t>目录</w:t>
       </w:r>
     </w:p>
     <w:p>
@@ -2928,18 +2909,18 @@
         </w:numPr>
         <w:jc w:val="left"/>
       </w:pPr>
-      <w:bookmarkStart w:id="0" w:name="_Toc13044"/>
-      <w:bookmarkStart w:id="1" w:name="_Toc21253"/>
-      <w:bookmarkStart w:id="2" w:name="_Toc8662"/>
-      <w:bookmarkStart w:id="3" w:name="_Toc15567"/>
-      <w:bookmarkStart w:id="4" w:name="_Toc15112"/>
+      <w:bookmarkStart w:id="0" w:name="_Toc24686"/>
+      <w:bookmarkStart w:id="1" w:name="_Toc20532"/>
+      <w:bookmarkStart w:id="2" w:name="_Toc13044"/>
+      <w:bookmarkStart w:id="3" w:name="_Toc30629"/>
+      <w:bookmarkStart w:id="4" w:name="_Toc6195"/>
       <w:bookmarkStart w:id="5" w:name="_Toc23010"/>
-      <w:bookmarkStart w:id="6" w:name="_Toc10575"/>
-      <w:bookmarkStart w:id="7" w:name="_Toc30629"/>
-      <w:bookmarkStart w:id="8" w:name="_Toc24686"/>
-      <w:bookmarkStart w:id="9" w:name="_Toc28946"/>
-      <w:bookmarkStart w:id="10" w:name="_Toc20532"/>
-      <w:bookmarkStart w:id="11" w:name="_Toc6195"/>
+      <w:bookmarkStart w:id="6" w:name="_Toc21253"/>
+      <w:bookmarkStart w:id="7" w:name="_Toc8662"/>
+      <w:bookmarkStart w:id="8" w:name="_Toc10575"/>
+      <w:bookmarkStart w:id="9" w:name="_Toc15112"/>
+      <w:bookmarkStart w:id="10" w:name="_Toc28946"/>
+      <w:bookmarkStart w:id="11" w:name="_Toc15567"/>
       <w:r>
         <w:t>样本信息</w:t>
       </w:r>
@@ -3309,7 +3290,6 @@
             <w:insideH w:val="single" w:color="BEBEBE" w:themeColor="background1" w:themeShade="BF" w:sz="4" w:space="0"/>
             <w:insideV w:val="single" w:color="BEBEBE" w:themeColor="background1" w:themeShade="BF" w:sz="4" w:space="0"/>
           </w:tblBorders>
-          <w:shd w:val="clear" w:color="auto" w:fill="FFFFFF" w:themeFill="background1"/>
           <w:tblCellMar>
             <w:top w:w="0" w:type="dxa"/>
             <w:left w:w="108" w:type="dxa"/>
@@ -3807,14 +3787,14 @@
         </w:numPr>
         <w:jc w:val="left"/>
       </w:pPr>
-      <w:bookmarkStart w:id="12" w:name="_Toc11015_WPSOffice_Level1"/>
-      <w:bookmarkStart w:id="13" w:name="_Toc11465"/>
-      <w:bookmarkStart w:id="14" w:name="_Toc17451"/>
-      <w:bookmarkStart w:id="15" w:name="_Toc18062_WPSOffice_Level1"/>
-      <w:bookmarkStart w:id="16" w:name="_Toc10518"/>
+      <w:bookmarkStart w:id="12" w:name="_Toc11465"/>
+      <w:bookmarkStart w:id="13" w:name="_Toc11015_WPSOffice_Level1"/>
+      <w:bookmarkStart w:id="14" w:name="_Toc18062_WPSOffice_Level1"/>
+      <w:bookmarkStart w:id="15" w:name="_Toc7021_WPSOffice_Level1"/>
+      <w:bookmarkStart w:id="16" w:name="_Toc835"/>
       <w:bookmarkStart w:id="17" w:name="_Toc19594"/>
-      <w:bookmarkStart w:id="18" w:name="_Toc835"/>
-      <w:bookmarkStart w:id="19" w:name="_Toc7021_WPSOffice_Level1"/>
+      <w:bookmarkStart w:id="18" w:name="_Toc17451"/>
+      <w:bookmarkStart w:id="19" w:name="_Toc10518"/>
       <w:r>
         <w:t>检测项目</w:t>
       </w:r>
@@ -4381,12 +4361,12 @@
         <w:jc w:val="center"/>
       </w:pPr>
       <w:bookmarkStart w:id="21" w:name="_Toc18058"/>
-      <w:bookmarkStart w:id="22" w:name="_Toc1410"/>
-      <w:bookmarkStart w:id="23" w:name="_Toc23369_WPSOffice_Level1"/>
-      <w:bookmarkStart w:id="24" w:name="_Toc4088"/>
-      <w:bookmarkStart w:id="25" w:name="_Toc3871"/>
-      <w:bookmarkStart w:id="26" w:name="_Toc25920"/>
-      <w:bookmarkStart w:id="27" w:name="_Toc6221_WPSOffice_Level1"/>
+      <w:bookmarkStart w:id="22" w:name="_Toc6221_WPSOffice_Level1"/>
+      <w:bookmarkStart w:id="23" w:name="_Toc1410"/>
+      <w:bookmarkStart w:id="24" w:name="_Toc3871"/>
+      <w:bookmarkStart w:id="25" w:name="_Toc4088"/>
+      <w:bookmarkStart w:id="26" w:name="_Toc23369_WPSOffice_Level1"/>
+      <w:bookmarkStart w:id="27" w:name="_Toc25920"/>
     </w:p>
     <w:bookmarkEnd w:id="21"/>
     <w:bookmarkEnd w:id="22"/>
@@ -4412,8 +4392,8 @@
       <w:bookmarkStart w:id="29" w:name="_Toc149826002"/>
       <w:bookmarkStart w:id="30" w:name="_Toc149832727"/>
       <w:bookmarkStart w:id="31" w:name="_Toc26624"/>
-      <w:bookmarkStart w:id="32" w:name="_Toc11859"/>
-      <w:bookmarkStart w:id="33" w:name="_Toc14139"/>
+      <w:bookmarkStart w:id="32" w:name="_Toc14139"/>
+      <w:bookmarkStart w:id="33" w:name="_Toc11859"/>
       <w:r>
         <w:rPr>
           <w:rStyle w:val="45"/>
@@ -5355,10 +5335,10 @@
     <w:p>
       <w:pPr>
         <w:rPr>
-          <w:rFonts w:ascii="Times New Roman" w:hAnsi="Times New Roman" w:eastAsia="微软雅黑" w:cs="Times New Roman"/>
+          <w:rFonts w:hint="default" w:ascii="Times New Roman" w:hAnsi="Times New Roman" w:eastAsia="微软雅黑" w:cs="Times New Roman"/>
           <w:sz w:val="24"/>
           <w:szCs w:val="24"/>
-          <w:lang w:eastAsia="zh-CN"/>
+          <w:lang w:val="en-US" w:eastAsia="zh-CN"/>
         </w:rPr>
       </w:pPr>
       <w:r>
@@ -5500,21 +5480,24 @@
               </w:rPr>
             </w:pPr>
             <w:r>
+              <w:rPr>
+                <w:sz w:val="22"/>
+              </w:rPr>
               <mc:AlternateContent>
                 <mc:Choice Requires="wpg">
                   <w:drawing>
-                    <wp:anchor distT="0" distB="0" distL="114300" distR="114300" simplePos="0" relativeHeight="251663360" behindDoc="0" locked="0" layoutInCell="1" allowOverlap="1">
+                    <wp:anchor distT="0" distB="0" distL="114300" distR="114300" simplePos="0" relativeHeight="251667456" behindDoc="0" locked="0" layoutInCell="1" allowOverlap="1">
                       <wp:simplePos x="0" y="0"/>
                       <wp:positionH relativeFrom="column">
-                        <wp:posOffset>31115</wp:posOffset>
+                        <wp:posOffset>0</wp:posOffset>
                       </wp:positionH>
                       <wp:positionV relativeFrom="paragraph">
-                        <wp:posOffset>-547370</wp:posOffset>
+                        <wp:posOffset>-460375</wp:posOffset>
                       </wp:positionV>
-                      <wp:extent cx="3160395" cy="1441450"/>
-                      <wp:effectExtent l="0" t="0" r="9525" b="6350"/>
+                      <wp:extent cx="3080385" cy="1442720"/>
+                      <wp:effectExtent l="0" t="0" r="13335" b="5080"/>
                       <wp:wrapNone/>
-                      <wp:docPr id="52" name="组合 52"/>
+                      <wp:docPr id="34" name="组合 34"/>
                       <wp:cNvGraphicFramePr/>
                       <a:graphic xmlns:a="http://schemas.openxmlformats.org/drawingml/2006/main">
                         <a:graphicData uri="http://schemas.microsoft.com/office/word/2010/wordprocessingGroup">
@@ -5523,25 +5506,25 @@
                             <wpg:grpSpPr>
                               <a:xfrm>
                                 <a:off x="0" y="0"/>
-                                <a:ext cx="3160395" cy="1441450"/>
-                                <a:chOff x="10964" y="3809"/>
-                                <a:chExt cx="4977" cy="2270"/>
+                                <a:ext cx="3080385" cy="1442720"/>
+                                <a:chOff x="17956" y="37747"/>
+                                <a:chExt cx="4851" cy="2272"/>
                               </a:xfrm>
                             </wpg:grpSpPr>
                             <wpg:grpSp>
-                              <wpg:cNvPr id="53" name="组合 6"/>
+                              <wpg:cNvPr id="35" name="组合 16"/>
                               <wpg:cNvGrpSpPr/>
                               <wpg:grpSpPr>
                                 <a:xfrm>
-                                  <a:off x="10964" y="4438"/>
-                                  <a:ext cx="4577" cy="734"/>
-                                  <a:chOff x="10964" y="4438"/>
-                                  <a:chExt cx="4577" cy="734"/>
+                                  <a:off x="17956" y="38313"/>
+                                  <a:ext cx="4049" cy="646"/>
+                                  <a:chOff x="17956" y="38313"/>
+                                  <a:chExt cx="4049" cy="646"/>
                                 </a:xfrm>
                               </wpg:grpSpPr>
                               <pic:pic xmlns:pic="http://schemas.openxmlformats.org/drawingml/2006/picture">
                                 <pic:nvPicPr>
-                                  <pic:cNvPr id="30" name="图片 30" descr="微信图片_20220215110121"/>
+                                  <pic:cNvPr id="12" name="图片 29" descr="IMG_256"/>
                                   <pic:cNvPicPr>
                                     <a:picLocks noChangeAspect="1"/>
                                   </pic:cNvPicPr>
@@ -5550,18 +5533,17 @@
                                   <a:blip r:embed="rId11">
                                     <a:clrChange>
                                       <a:clrFrom>
-                                        <a:srgbClr val="A09D98">
+                                        <a:srgbClr val="FFFFFF">
                                           <a:alpha val="100000"/>
                                         </a:srgbClr>
                                       </a:clrFrom>
                                       <a:clrTo>
-                                        <a:srgbClr val="A09D98">
+                                        <a:srgbClr val="FFFFFF">
                                           <a:alpha val="100000"/>
                                           <a:alpha val="0"/>
                                         </a:srgbClr>
                                       </a:clrTo>
                                     </a:clrChange>
-                                    <a:biLevel thresh="50000"/>
                                   </a:blip>
                                   <a:stretch>
                                     <a:fillRect/>
@@ -5569,57 +5551,46 @@
                                 </pic:blipFill>
                                 <pic:spPr>
                                   <a:xfrm>
-                                    <a:off x="10964" y="4458"/>
-                                    <a:ext cx="1234" cy="715"/>
+                                    <a:off x="21031" y="38313"/>
+                                    <a:ext cx="975" cy="570"/>
+                                  </a:xfrm>
+                                  <a:prstGeom prst="rect">
+                                    <a:avLst/>
+                                  </a:prstGeom>
+                                  <a:noFill/>
+                                  <a:ln w="9525">
+                                    <a:noFill/>
+                                  </a:ln>
+                                </pic:spPr>
+                              </pic:pic>
+                              <pic:pic xmlns:pic="http://schemas.openxmlformats.org/drawingml/2006/picture">
+                                <pic:nvPicPr>
+                                  <pic:cNvPr id="15" name="图片 15" descr="c9514d16fd70679bf0495aeebb03c72d_compress"/>
+                                  <pic:cNvPicPr>
+                                    <a:picLocks noChangeAspect="1"/>
+                                  </pic:cNvPicPr>
+                                </pic:nvPicPr>
+                                <pic:blipFill>
+                                  <a:blip r:embed="rId12"/>
+                                  <a:srcRect l="21003" t="56913" r="27176" b="26386"/>
+                                  <a:stretch>
+                                    <a:fillRect/>
+                                  </a:stretch>
+                                </pic:blipFill>
+                                <pic:spPr>
+                                  <a:xfrm>
+                                    <a:off x="17956" y="38485"/>
+                                    <a:ext cx="1550" cy="475"/>
                                   </a:xfrm>
                                   <a:prstGeom prst="rect">
                                     <a:avLst/>
                                   </a:prstGeom>
                                 </pic:spPr>
                               </pic:pic>
-                              <pic:pic xmlns:pic="http://schemas.openxmlformats.org/drawingml/2006/picture">
-                                <pic:nvPicPr>
-                                  <pic:cNvPr id="21" name="图片 34" descr="晓敏"/>
-                                  <pic:cNvPicPr>
-                                    <a:picLocks noChangeAspect="1"/>
-                                  </pic:cNvPicPr>
-                                </pic:nvPicPr>
-                                <pic:blipFill>
-                                  <a:blip r:embed="rId12">
-                                    <a:clrChange>
-                                      <a:clrFrom>
-                                        <a:srgbClr val="949FA1"/>
-                                      </a:clrFrom>
-                                      <a:clrTo>
-                                        <a:srgbClr val="949FA1">
-                                          <a:alpha val="0"/>
-                                        </a:srgbClr>
-                                      </a:clrTo>
-                                    </a:clrChange>
-                                  </a:blip>
-                                  <a:srcRect l="34062" t="26445" r="34097" b="9325"/>
-                                  <a:stretch>
-                                    <a:fillRect/>
-                                  </a:stretch>
-                                </pic:blipFill>
-                                <pic:spPr>
-                                  <a:xfrm rot="16200000">
-                                    <a:off x="14524" y="3981"/>
-                                    <a:ext cx="560" cy="1475"/>
-                                  </a:xfrm>
-                                  <a:prstGeom prst="rect">
-                                    <a:avLst/>
-                                  </a:prstGeom>
-                                  <a:noFill/>
-                                  <a:ln>
-                                    <a:noFill/>
-                                  </a:ln>
-                                </pic:spPr>
-                              </pic:pic>
                             </wpg:grpSp>
                             <pic:pic xmlns:pic="http://schemas.openxmlformats.org/drawingml/2006/picture">
                               <pic:nvPicPr>
-                                <pic:cNvPr id="5" name="图片 8"/>
+                                <pic:cNvPr id="18" name="图片 25"/>
                                 <pic:cNvPicPr>
                                   <a:picLocks noChangeAspect="1" noChangeArrowheads="1"/>
                                 </pic:cNvPicPr>
@@ -5639,8 +5610,8 @@
                               </pic:blipFill>
                               <pic:spPr>
                                 <a:xfrm>
-                                  <a:off x="13671" y="3809"/>
-                                  <a:ext cx="2271" cy="2271"/>
+                                  <a:off x="20535" y="37747"/>
+                                  <a:ext cx="2273" cy="2273"/>
                                 </a:xfrm>
                                 <a:prstGeom prst="rect">
                                   <a:avLst/>
@@ -5659,24 +5630,24 @@
                 </mc:Choice>
                 <mc:Fallback>
                   <w:pict>
-                    <v:group id="_x0000_s1026" o:spid="_x0000_s1026" o:spt="203" style="position:absolute;left:0pt;margin-left:2.45pt;margin-top:-43.1pt;height:113.5pt;width:248.85pt;z-index:251663360;mso-width-relative:page;mso-height-relative:page;" coordorigin="10964,3809" coordsize="4977,2270" o:gfxdata="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">
+                    <v:group id="_x0000_s1026" o:spid="_x0000_s1026" o:spt="203" style="position:absolute;left:0pt;margin-left:0pt;margin-top:-36.25pt;height:113.6pt;width:242.55pt;z-index:251667456;mso-width-relative:page;mso-height-relative:page;" coordorigin="17956,37747" coordsize="4851,2272" o:gfxdata="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">
                       <o:lock v:ext="edit" aspectratio="f"/>
-                      <v:group id="组合 6" o:spid="_x0000_s1026" o:spt="203" style="position:absolute;left:10964;top:4438;height:734;width:4577;" coordorigin="10964,4438" coordsize="4577,734" o:gfxdata="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">
+                      <v:group id="组合 16" o:spid="_x0000_s1026" o:spt="203" style="position:absolute;left:17956;top:38313;height:646;width:4049;" coordorigin="17956,38313" coordsize="4049,646" o:gfxdata="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">
                         <o:lock v:ext="edit" aspectratio="f"/>
-                        <v:shape id="_x0000_s1026" o:spid="_x0000_s1026" o:spt="75" alt="微信图片_20220215110121" type="#_x0000_t75" style="position:absolute;left:10964;top:4458;height:715;width:1234;" filled="f" o:preferrelative="t" stroked="f" coordsize="21600,21600" o:gfxdata="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">
+                        <v:shape id="图片 29" o:spid="_x0000_s1026" o:spt="75" alt="IMG_256" type="#_x0000_t75" style="position:absolute;left:21031;top:38313;height:570;width:975;" filled="f" o:preferrelative="t" stroked="f" coordsize="21600,21600" o:gfxdata="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">
                           <v:fill on="f" focussize="0,0"/>
                           <v:stroke on="f"/>
-                          <v:imagedata r:id="rId11" grayscale="t" bilevel="t" chromakey="#A09D98" o:title=""/>
+                          <v:imagedata r:id="rId11" chromakey="#FFFFFF" o:title=""/>
                           <o:lock v:ext="edit" aspectratio="t"/>
                         </v:shape>
-                        <v:shape id="图片 34" o:spid="_x0000_s1026" o:spt="75" alt="晓敏" type="#_x0000_t75" style="position:absolute;left:14524;top:3981;height:1475;width:560;rotation:-5898240f;" filled="f" o:preferrelative="t" stroked="f" coordsize="21600,21600" o:gfxdata="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">
+                        <v:shape id="_x0000_s1026" o:spid="_x0000_s1026" o:spt="75" alt="c9514d16fd70679bf0495aeebb03c72d_compress" type="#_x0000_t75" style="position:absolute;left:17956;top:38485;height:475;width:1550;" filled="f" o:preferrelative="t" stroked="f" coordsize="21600,21600" o:gfxdata="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">
                           <v:fill on="f" focussize="0,0"/>
                           <v:stroke on="f"/>
-                          <v:imagedata r:id="rId12" cropleft="22323f" croptop="17331f" cropright="22346f" cropbottom="6111f" chromakey="#949FA1" o:title=""/>
+                          <v:imagedata r:id="rId12" cropleft="13765f" croptop="37299f" cropright="17810f" cropbottom="17292f" o:title=""/>
                           <o:lock v:ext="edit" aspectratio="t"/>
                         </v:shape>
                       </v:group>
-                      <v:shape id="图片 8" o:spid="_x0000_s1026" o:spt="75" type="#_x0000_t75" style="position:absolute;left:13671;top:3809;height:2271;width:2271;" filled="f" o:preferrelative="t" stroked="f" coordsize="21600,21600" o:gfxdata="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">
+                      <v:shape id="图片 25" o:spid="_x0000_s1026" o:spt="75" type="#_x0000_t75" style="position:absolute;left:20535;top:37747;height:2273;width:2273;" filled="f" o:preferrelative="t" stroked="f" coordsize="21600,21600" o:gfxdata="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">
                         <v:fill on="f" focussize="0,0"/>
                         <v:stroke on="f"/>
                         <v:imagedata r:id="rId13" o:title=""/>
@@ -5973,7 +5944,558 @@
     <w:p>
       <w:pPr>
         <w:rPr>
+          <w:rFonts w:hint="default"/>
           <w:sz w:val="24"/>
+          <w:lang w:val="en-US" w:eastAsia="zh-CN"/>
+        </w:rPr>
+      </w:pPr>
+    </w:p>
+    <w:p>
+      <w:pPr>
+        <w:rPr>
+          <w:sz w:val="24"/>
+          <w:lang w:eastAsia="zh-CN"/>
+        </w:rPr>
+      </w:pPr>
+    </w:p>
+    <w:tbl>
+      <w:tblPr>
+        <w:tblStyle w:val="33"/>
+        <w:tblW w:w="6772" w:type="dxa"/>
+        <w:jc w:val="right"/>
+        <w:tblLayout w:type="fixed"/>
+        <w:tblCellMar>
+          <w:top w:w="0" w:type="dxa"/>
+          <w:left w:w="0" w:type="dxa"/>
+          <w:bottom w:w="0" w:type="dxa"/>
+          <w:right w:w="0" w:type="dxa"/>
+        </w:tblCellMar>
+      </w:tblPr>
+      <w:tblGrid>
+        <w:gridCol w:w="1272"/>
+        <w:gridCol w:w="2040"/>
+        <w:gridCol w:w="1166"/>
+        <w:gridCol w:w="2294"/>
+      </w:tblGrid>
+      <w:tr>
+        <w:trPr>
+          <w:trHeight w:val="441" w:hRule="exact"/>
+          <w:jc w:val="right"/>
+        </w:trPr>
+        <w:tc>
+          <w:tcPr>
+            <w:tcW w:w="1272" w:type="dxa"/>
+            <w:vAlign w:val="center"/>
+          </w:tcPr>
+          <w:p>
+            <w:pPr>
+              <w:pStyle w:val="22"/>
+              <w:spacing w:before="13"/>
+              <w:ind w:left="13" w:right="95"/>
+              <w:jc w:val="both"/>
+              <w:rPr>
+                <w:rFonts w:ascii="Times New Roman" w:hAnsi="Times New Roman" w:cs="Times New Roman"/>
+                <w:b/>
+                <w:sz w:val="24"/>
+                <w:szCs w:val="24"/>
+              </w:rPr>
+            </w:pPr>
+            <w:r>
+              <w:rPr>
+                <w:rFonts w:ascii="Times New Roman" w:hAnsi="Times New Roman" w:cs="Times New Roman"/>
+                <w:b/>
+                <w:sz w:val="24"/>
+                <w:szCs w:val="24"/>
+              </w:rPr>
+              <w:t>检测人：</w:t>
+            </w:r>
+          </w:p>
+        </w:tc>
+        <w:tc>
+          <w:tcPr>
+            <w:tcW w:w="2040" w:type="dxa"/>
+            <w:vAlign w:val="center"/>
+          </w:tcPr>
+          <w:p>
+            <w:pPr>
+              <w:pStyle w:val="22"/>
+              <w:spacing w:before="13"/>
+              <w:jc w:val="both"/>
+              <w:rPr>
+                <w:rFonts w:ascii="Times New Roman" w:hAnsi="Times New Roman" w:cs="Times New Roman"/>
+                <w:b/>
+                <w:sz w:val="24"/>
+                <w:szCs w:val="24"/>
+              </w:rPr>
+            </w:pPr>
+            <w:r>
+              <w:rPr>
+                <w:sz w:val="22"/>
+              </w:rPr>
+              <mc:AlternateContent>
+                <mc:Choice Requires="wpg">
+                  <w:drawing>
+                    <wp:anchor distT="0" distB="0" distL="114300" distR="114300" simplePos="0" relativeHeight="251668480" behindDoc="0" locked="0" layoutInCell="1" allowOverlap="1">
+                      <wp:simplePos x="0" y="0"/>
+                      <wp:positionH relativeFrom="column">
+                        <wp:posOffset>0</wp:posOffset>
+                      </wp:positionH>
+                      <wp:positionV relativeFrom="paragraph">
+                        <wp:posOffset>-490855</wp:posOffset>
+                      </wp:positionV>
+                      <wp:extent cx="3135630" cy="1442720"/>
+                      <wp:effectExtent l="0" t="0" r="3810" b="5080"/>
+                      <wp:wrapNone/>
+                      <wp:docPr id="36" name="组合 36"/>
+                      <wp:cNvGraphicFramePr/>
+                      <a:graphic xmlns:a="http://schemas.openxmlformats.org/drawingml/2006/main">
+                        <a:graphicData uri="http://schemas.microsoft.com/office/word/2010/wordprocessingGroup">
+                          <wpg:wgp>
+                            <wpg:cNvGrpSpPr/>
+                            <wpg:grpSpPr>
+                              <a:xfrm>
+                                <a:off x="0" y="0"/>
+                                <a:ext cx="3135630" cy="1442720"/>
+                                <a:chOff x="17956" y="39496"/>
+                                <a:chExt cx="4938" cy="2272"/>
+                              </a:xfrm>
+                            </wpg:grpSpPr>
+                            <wpg:grpSp>
+                              <wpg:cNvPr id="37" name="组合 30"/>
+                              <wpg:cNvGrpSpPr/>
+                              <wpg:grpSpPr>
+                                <a:xfrm>
+                                  <a:off x="17956" y="40098"/>
+                                  <a:ext cx="4213" cy="570"/>
+                                  <a:chOff x="17956" y="40098"/>
+                                  <a:chExt cx="4213" cy="570"/>
+                                </a:xfrm>
+                              </wpg:grpSpPr>
+                              <pic:pic xmlns:pic="http://schemas.openxmlformats.org/drawingml/2006/picture">
+                                <pic:nvPicPr>
+                                  <pic:cNvPr id="4" name="图片 1" descr="24f613a0-66be-430b-9e80-270d3393fac5"/>
+                                  <pic:cNvPicPr>
+                                    <a:picLocks noChangeAspect="1"/>
+                                  </pic:cNvPicPr>
+                                </pic:nvPicPr>
+                                <pic:blipFill>
+                                  <a:blip r:embed="rId14"/>
+                                  <a:srcRect l="43292" t="26660" r="21693" b="24394"/>
+                                  <a:stretch>
+                                    <a:fillRect/>
+                                  </a:stretch>
+                                </pic:blipFill>
+                                <pic:spPr>
+                                  <a:xfrm rot="16200000">
+                                    <a:off x="18366" y="39740"/>
+                                    <a:ext cx="506" cy="1327"/>
+                                  </a:xfrm>
+                                  <a:prstGeom prst="rect">
+                                    <a:avLst/>
+                                  </a:prstGeom>
+                                </pic:spPr>
+                              </pic:pic>
+                              <pic:pic xmlns:pic="http://schemas.openxmlformats.org/drawingml/2006/picture">
+                                <pic:nvPicPr>
+                                  <pic:cNvPr id="29" name="图片 29" descr="IMG_256"/>
+                                  <pic:cNvPicPr>
+                                    <a:picLocks noChangeAspect="1"/>
+                                  </pic:cNvPicPr>
+                                </pic:nvPicPr>
+                                <pic:blipFill>
+                                  <a:blip r:embed="rId11">
+                                    <a:clrChange>
+                                      <a:clrFrom>
+                                        <a:srgbClr val="FFFFFF">
+                                          <a:alpha val="100000"/>
+                                        </a:srgbClr>
+                                      </a:clrFrom>
+                                      <a:clrTo>
+                                        <a:srgbClr val="FFFFFF">
+                                          <a:alpha val="100000"/>
+                                          <a:alpha val="0"/>
+                                        </a:srgbClr>
+                                      </a:clrTo>
+                                    </a:clrChange>
+                                  </a:blip>
+                                  <a:stretch>
+                                    <a:fillRect/>
+                                  </a:stretch>
+                                </pic:blipFill>
+                                <pic:spPr>
+                                  <a:xfrm>
+                                    <a:off x="21195" y="40098"/>
+                                    <a:ext cx="975" cy="570"/>
+                                  </a:xfrm>
+                                  <a:prstGeom prst="rect">
+                                    <a:avLst/>
+                                  </a:prstGeom>
+                                  <a:noFill/>
+                                  <a:ln w="9525">
+                                    <a:noFill/>
+                                  </a:ln>
+                                </pic:spPr>
+                              </pic:pic>
+                            </wpg:grpSp>
+                            <pic:pic xmlns:pic="http://schemas.openxmlformats.org/drawingml/2006/picture">
+                              <pic:nvPicPr>
+                                <pic:cNvPr id="31" name="图片 25"/>
+                                <pic:cNvPicPr>
+                                  <a:picLocks noChangeAspect="1" noChangeArrowheads="1"/>
+                                </pic:cNvPicPr>
+                              </pic:nvPicPr>
+                              <pic:blipFill>
+                                <a:blip r:embed="rId13">
+                                  <a:extLst>
+                                    <a:ext uri="{28A0092B-C50C-407E-A947-70E740481C1C}">
+                                      <a14:useLocalDpi xmlns:a14="http://schemas.microsoft.com/office/drawing/2010/main" val="0"/>
+                                    </a:ext>
+                                  </a:extLst>
+                                </a:blip>
+                                <a:srcRect/>
+                                <a:stretch>
+                                  <a:fillRect/>
+                                </a:stretch>
+                              </pic:blipFill>
+                              <pic:spPr>
+                                <a:xfrm>
+                                  <a:off x="20622" y="39496"/>
+                                  <a:ext cx="2273" cy="2273"/>
+                                </a:xfrm>
+                                <a:prstGeom prst="rect">
+                                  <a:avLst/>
+                                </a:prstGeom>
+                                <a:noFill/>
+                                <a:ln>
+                                  <a:noFill/>
+                                </a:ln>
+                              </pic:spPr>
+                            </pic:pic>
+                          </wpg:wgp>
+                        </a:graphicData>
+                      </a:graphic>
+                    </wp:anchor>
+                  </w:drawing>
+                </mc:Choice>
+                <mc:Fallback>
+                  <w:pict>
+                    <v:group id="_x0000_s1026" o:spid="_x0000_s1026" o:spt="203" style="position:absolute;left:0pt;margin-left:0pt;margin-top:-38.65pt;height:113.6pt;width:246.9pt;z-index:251668480;mso-width-relative:page;mso-height-relative:page;" coordorigin="17956,39496" coordsize="4938,2272" o:gfxdata="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">
+                      <o:lock v:ext="edit" aspectratio="f"/>
+                      <v:group id="组合 30" o:spid="_x0000_s1026" o:spt="203" style="position:absolute;left:17956;top:40098;height:570;width:4213;" coordorigin="17956,40098" coordsize="4213,570" o:gfxdata="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">
+                        <o:lock v:ext="edit" aspectratio="f"/>
+                        <v:shape id="图片 1" o:spid="_x0000_s1026" o:spt="75" alt="24f613a0-66be-430b-9e80-270d3393fac5" type="#_x0000_t75" style="position:absolute;left:18366;top:39740;height:1327;width:506;rotation:-5898240f;" filled="f" o:preferrelative="t" stroked="f" coordsize="21600,21600" o:gfxdata="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">
+                          <v:fill on="f" focussize="0,0"/>
+                          <v:stroke on="f"/>
+                          <v:imagedata r:id="rId14" cropleft="28372f" croptop="17472f" cropright="14217f" cropbottom="15987f" o:title=""/>
+                          <o:lock v:ext="edit" aspectratio="t"/>
+                        </v:shape>
+                        <v:shape id="_x0000_s1026" o:spid="_x0000_s1026" o:spt="75" alt="IMG_256" type="#_x0000_t75" style="position:absolute;left:21195;top:40098;height:570;width:975;" filled="f" o:preferrelative="t" stroked="f" coordsize="21600,21600" o:gfxdata="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">
+                          <v:fill on="f" focussize="0,0"/>
+                          <v:stroke on="f"/>
+                          <v:imagedata r:id="rId11" chromakey="#FFFFFF" o:title=""/>
+                          <o:lock v:ext="edit" aspectratio="t"/>
+                        </v:shape>
+                      </v:group>
+                      <v:shape id="图片 25" o:spid="_x0000_s1026" o:spt="75" type="#_x0000_t75" style="position:absolute;left:20622;top:39496;height:2273;width:2273;" filled="f" o:preferrelative="t" stroked="f" coordsize="21600,21600" o:gfxdata="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">
+                        <v:fill on="f" focussize="0,0"/>
+                        <v:stroke on="f"/>
+                        <v:imagedata r:id="rId13" o:title=""/>
+                        <o:lock v:ext="edit" aspectratio="t"/>
+                      </v:shape>
+                    </v:group>
+                  </w:pict>
+                </mc:Fallback>
+              </mc:AlternateContent>
+            </w:r>
+          </w:p>
+        </w:tc>
+        <w:tc>
+          <w:tcPr>
+            <w:tcW w:w="1166" w:type="dxa"/>
+            <w:vAlign w:val="center"/>
+          </w:tcPr>
+          <w:p>
+            <w:pPr>
+              <w:pStyle w:val="22"/>
+              <w:spacing w:before="13"/>
+              <w:jc w:val="both"/>
+              <w:rPr>
+                <w:rFonts w:ascii="Times New Roman" w:hAnsi="Times New Roman" w:cs="Times New Roman"/>
+                <w:b/>
+                <w:sz w:val="24"/>
+                <w:szCs w:val="24"/>
+              </w:rPr>
+            </w:pPr>
+            <w:r>
+              <w:rPr>
+                <w:rFonts w:ascii="Times New Roman" w:hAnsi="Times New Roman" w:cs="Times New Roman"/>
+                <w:b/>
+                <w:sz w:val="24"/>
+                <w:szCs w:val="24"/>
+              </w:rPr>
+              <w:t>复核人</w:t>
+            </w:r>
+            <w:r>
+              <w:rPr>
+                <w:rFonts w:ascii="Times New Roman" w:hAnsi="Times New Roman" w:cs="Times New Roman"/>
+                <w:b/>
+                <w:sz w:val="24"/>
+                <w:szCs w:val="24"/>
+                <w:lang w:eastAsia="zh-CN"/>
+              </w:rPr>
+              <w:t>：</w:t>
+            </w:r>
+          </w:p>
+        </w:tc>
+        <w:tc>
+          <w:tcPr>
+            <w:tcW w:w="2294" w:type="dxa"/>
+            <w:vAlign w:val="center"/>
+          </w:tcPr>
+          <w:p>
+            <w:pPr>
+              <w:pStyle w:val="22"/>
+              <w:spacing w:before="13"/>
+              <w:ind w:right="15"/>
+              <w:jc w:val="both"/>
+              <w:rPr>
+                <w:rFonts w:ascii="Times New Roman" w:hAnsi="Times New Roman" w:cs="Times New Roman"/>
+                <w:b/>
+                <w:sz w:val="24"/>
+                <w:szCs w:val="24"/>
+              </w:rPr>
+            </w:pPr>
+          </w:p>
+        </w:tc>
+      </w:tr>
+      <w:tr>
+        <w:tblPrEx>
+          <w:tblCellMar>
+            <w:top w:w="0" w:type="dxa"/>
+            <w:left w:w="0" w:type="dxa"/>
+            <w:bottom w:w="0" w:type="dxa"/>
+            <w:right w:w="0" w:type="dxa"/>
+          </w:tblCellMar>
+        </w:tblPrEx>
+        <w:trPr>
+          <w:trHeight w:val="457" w:hRule="exact"/>
+          <w:jc w:val="right"/>
+        </w:trPr>
+        <w:tc>
+          <w:tcPr>
+            <w:tcW w:w="1272" w:type="dxa"/>
+            <w:vAlign w:val="center"/>
+          </w:tcPr>
+          <w:p>
+            <w:pPr>
+              <w:pStyle w:val="22"/>
+              <w:spacing w:line="341" w:lineRule="exact"/>
+              <w:ind w:left="13" w:right="165"/>
+              <w:jc w:val="both"/>
+              <w:rPr>
+                <w:rFonts w:ascii="Times New Roman" w:hAnsi="Times New Roman" w:cs="Times New Roman"/>
+                <w:b/>
+                <w:sz w:val="24"/>
+                <w:szCs w:val="24"/>
+              </w:rPr>
+            </w:pPr>
+            <w:r>
+              <w:rPr>
+                <w:rFonts w:ascii="Times New Roman" w:hAnsi="Times New Roman" w:cs="Times New Roman"/>
+                <w:b/>
+                <w:sz w:val="24"/>
+                <w:szCs w:val="24"/>
+              </w:rPr>
+              <w:t>日</w:t>
+            </w:r>
+            <w:r>
+              <w:rPr>
+                <w:rFonts w:ascii="Times New Roman" w:hAnsi="Times New Roman" w:cs="Times New Roman"/>
+                <w:b/>
+                <w:sz w:val="24"/>
+                <w:szCs w:val="24"/>
+                <w:lang w:eastAsia="zh-CN"/>
+              </w:rPr>
+              <w:t xml:space="preserve">  </w:t>
+            </w:r>
+            <w:r>
+              <w:rPr>
+                <w:rFonts w:ascii="Times New Roman" w:hAnsi="Times New Roman" w:cs="Times New Roman"/>
+                <w:b/>
+                <w:sz w:val="24"/>
+                <w:szCs w:val="24"/>
+              </w:rPr>
+              <w:t>期：</w:t>
+            </w:r>
+          </w:p>
+        </w:tc>
+        <w:tc>
+          <w:tcPr>
+            <w:tcW w:w="2040" w:type="dxa"/>
+            <w:vAlign w:val="center"/>
+          </w:tcPr>
+          <w:p>
+            <w:pPr>
+              <w:pStyle w:val="22"/>
+              <w:spacing w:line="363" w:lineRule="exact"/>
+              <w:jc w:val="both"/>
+              <w:rPr>
+                <w:rFonts w:ascii="Times New Roman" w:hAnsi="Times New Roman" w:cs="Times New Roman"/>
+                <w:sz w:val="24"/>
+                <w:szCs w:val="24"/>
+              </w:rPr>
+            </w:pPr>
+            <w:r>
+              <w:rPr>
+                <w:rFonts w:ascii="Times New Roman" w:hAnsi="Times New Roman" w:cs="Times New Roman"/>
+                <w:kern w:val="2"/>
+                <w:sz w:val="24"/>
+                <w:szCs w:val="24"/>
+                <w:lang w:eastAsia="zh-CN"/>
+              </w:rPr>
+              <w:t>{{ reportdate }}</w:t>
+            </w:r>
+          </w:p>
+        </w:tc>
+        <w:tc>
+          <w:tcPr>
+            <w:tcW w:w="1166" w:type="dxa"/>
+            <w:vAlign w:val="center"/>
+          </w:tcPr>
+          <w:p>
+            <w:pPr>
+              <w:pStyle w:val="22"/>
+              <w:spacing w:line="341" w:lineRule="exact"/>
+              <w:jc w:val="both"/>
+              <w:rPr>
+                <w:rFonts w:ascii="Times New Roman" w:hAnsi="Times New Roman" w:cs="Times New Roman"/>
+                <w:b/>
+                <w:sz w:val="24"/>
+                <w:szCs w:val="24"/>
+              </w:rPr>
+            </w:pPr>
+            <w:r>
+              <w:rPr>
+                <w:rFonts w:ascii="Times New Roman" w:hAnsi="Times New Roman" w:cs="Times New Roman"/>
+                <w:b/>
+                <w:sz w:val="24"/>
+                <w:szCs w:val="24"/>
+              </w:rPr>
+              <w:t>日</w:t>
+            </w:r>
+            <w:r>
+              <w:rPr>
+                <w:rFonts w:ascii="Times New Roman" w:hAnsi="Times New Roman" w:cs="Times New Roman"/>
+                <w:b/>
+                <w:sz w:val="24"/>
+                <w:szCs w:val="24"/>
+                <w:lang w:eastAsia="zh-CN"/>
+              </w:rPr>
+              <w:t xml:space="preserve">  </w:t>
+            </w:r>
+            <w:r>
+              <w:rPr>
+                <w:rFonts w:ascii="Times New Roman" w:hAnsi="Times New Roman" w:cs="Times New Roman"/>
+                <w:b/>
+                <w:sz w:val="24"/>
+                <w:szCs w:val="24"/>
+              </w:rPr>
+              <w:t>期：</w:t>
+            </w:r>
+          </w:p>
+        </w:tc>
+        <w:tc>
+          <w:tcPr>
+            <w:tcW w:w="2294" w:type="dxa"/>
+            <w:vAlign w:val="center"/>
+          </w:tcPr>
+          <w:p>
+            <w:pPr>
+              <w:pStyle w:val="22"/>
+              <w:spacing w:line="363" w:lineRule="exact"/>
+              <w:ind w:right="15"/>
+              <w:jc w:val="both"/>
+              <w:rPr>
+                <w:rFonts w:ascii="Times New Roman" w:hAnsi="Times New Roman" w:cs="Times New Roman"/>
+                <w:sz w:val="24"/>
+                <w:szCs w:val="24"/>
+              </w:rPr>
+            </w:pPr>
+            <w:r>
+              <w:rPr>
+                <w:rFonts w:ascii="Times New Roman" w:hAnsi="Times New Roman" w:cs="Times New Roman"/>
+                <w:kern w:val="2"/>
+                <w:sz w:val="24"/>
+                <w:szCs w:val="24"/>
+                <w:lang w:eastAsia="zh-CN"/>
+              </w:rPr>
+              <w:t>{{ reportdate }}</w:t>
+            </w:r>
+          </w:p>
+        </w:tc>
+      </w:tr>
+    </w:tbl>
+    <w:p>
+      <w:pPr>
+        <w:rPr>
+          <w:rFonts w:ascii="Times New Roman" w:hAnsi="Times New Roman" w:eastAsia="微软雅黑" w:cs="Times New Roman"/>
+          <w:sz w:val="24"/>
+          <w:szCs w:val="24"/>
+          <w:lang w:eastAsia="zh-CN"/>
+        </w:rPr>
+      </w:pPr>
+      <w:r>
+        <w:rPr>
+          <w:rFonts w:hint="eastAsia" w:ascii="Times New Roman" w:hAnsi="Times New Roman" w:eastAsia="微软雅黑" w:cs="Times New Roman"/>
+          <w:sz w:val="24"/>
+          <w:szCs w:val="24"/>
+          <w:lang w:eastAsia="zh-CN"/>
+        </w:rPr>
+        <w:t xml:space="preserve">{% endif %}{% if testedby == </w:t>
+      </w:r>
+      <w:r>
+        <w:rPr>
+          <w:rFonts w:ascii="Times New Roman" w:hAnsi="Times New Roman" w:eastAsia="微软雅黑" w:cs="Times New Roman"/>
+          <w:sz w:val="24"/>
+          <w:szCs w:val="24"/>
+          <w:lang w:eastAsia="zh-CN"/>
+        </w:rPr>
+        <w:t>“</w:t>
+      </w:r>
+      <w:r>
+        <w:rPr>
+          <w:rFonts w:hint="eastAsia" w:ascii="Times New Roman" w:hAnsi="Times New Roman" w:eastAsia="微软雅黑" w:cs="Times New Roman"/>
+          <w:sz w:val="24"/>
+          <w:szCs w:val="24"/>
+          <w:lang w:eastAsia="zh-CN"/>
+        </w:rPr>
+        <w:t>3</w:t>
+      </w:r>
+      <w:r>
+        <w:rPr>
+          <w:rFonts w:ascii="Times New Roman" w:hAnsi="Times New Roman" w:eastAsia="微软雅黑" w:cs="Times New Roman"/>
+          <w:sz w:val="24"/>
+          <w:szCs w:val="24"/>
+          <w:lang w:eastAsia="zh-CN"/>
+        </w:rPr>
+        <w:t>”</w:t>
+      </w:r>
+      <w:r>
+        <w:rPr>
+          <w:rFonts w:hint="eastAsia" w:ascii="Times New Roman" w:hAnsi="Times New Roman" w:eastAsia="微软雅黑" w:cs="Times New Roman"/>
+          <w:sz w:val="24"/>
+          <w:szCs w:val="24"/>
+          <w:lang w:eastAsia="zh-CN"/>
+        </w:rPr>
+        <w:t xml:space="preserve"> %}</w:t>
+      </w:r>
+    </w:p>
+    <w:p>
+      <w:pPr>
+        <w:rPr>
+          <w:rFonts w:ascii="Times New Roman" w:hAnsi="Times New Roman" w:eastAsia="微软雅黑" w:cs="Times New Roman"/>
+          <w:sz w:val="24"/>
+          <w:szCs w:val="24"/>
           <w:lang w:eastAsia="zh-CN"/>
         </w:rPr>
       </w:pPr>
@@ -6065,21 +6587,24 @@
               </w:rPr>
             </w:pPr>
             <w:r>
+              <w:rPr>
+                <w:sz w:val="24"/>
+              </w:rPr>
               <mc:AlternateContent>
                 <mc:Choice Requires="wpg">
                   <w:drawing>
-                    <wp:anchor distT="0" distB="0" distL="114300" distR="114300" simplePos="0" relativeHeight="251664384" behindDoc="0" locked="0" layoutInCell="1" allowOverlap="1">
+                    <wp:anchor distT="0" distB="0" distL="114300" distR="114300" simplePos="0" relativeHeight="251669504" behindDoc="0" locked="0" layoutInCell="1" allowOverlap="1">
                       <wp:simplePos x="0" y="0"/>
                       <wp:positionH relativeFrom="column">
-                        <wp:posOffset>-8255</wp:posOffset>
+                        <wp:posOffset>-59690</wp:posOffset>
                       </wp:positionH>
                       <wp:positionV relativeFrom="paragraph">
-                        <wp:posOffset>-472440</wp:posOffset>
+                        <wp:posOffset>-527685</wp:posOffset>
                       </wp:positionV>
-                      <wp:extent cx="3210560" cy="1443355"/>
-                      <wp:effectExtent l="0" t="0" r="5080" b="4445"/>
+                      <wp:extent cx="3114040" cy="1442720"/>
+                      <wp:effectExtent l="0" t="0" r="10160" b="5080"/>
                       <wp:wrapNone/>
-                      <wp:docPr id="55" name="组合 55"/>
+                      <wp:docPr id="38" name="组合 38"/>
                       <wp:cNvGraphicFramePr/>
                       <a:graphic xmlns:a="http://schemas.openxmlformats.org/drawingml/2006/main">
                         <a:graphicData uri="http://schemas.microsoft.com/office/word/2010/wordprocessingGroup">
@@ -6088,103 +6613,14 @@
                             <wpg:grpSpPr>
                               <a:xfrm>
                                 <a:off x="0" y="0"/>
-                                <a:ext cx="3210560" cy="1443355"/>
-                                <a:chOff x="7101" y="5724"/>
-                                <a:chExt cx="5056" cy="2273"/>
+                                <a:ext cx="3114040" cy="1442720"/>
+                                <a:chOff x="17862" y="41199"/>
+                                <a:chExt cx="4904" cy="2272"/>
                               </a:xfrm>
                             </wpg:grpSpPr>
-                            <wpg:grpSp>
-                              <wpg:cNvPr id="56" name="组合 1"/>
-                              <wpg:cNvGrpSpPr/>
-                              <wpg:grpSpPr>
-                                <a:xfrm>
-                                  <a:off x="7101" y="6197"/>
-                                  <a:ext cx="4377" cy="714"/>
-                                  <a:chOff x="7101" y="6197"/>
-                                  <a:chExt cx="4377" cy="714"/>
-                                </a:xfrm>
-                              </wpg:grpSpPr>
-                              <pic:pic xmlns:pic="http://schemas.openxmlformats.org/drawingml/2006/picture">
-                                <pic:nvPicPr>
-                                  <pic:cNvPr id="59" name="图片 34" descr="晓敏"/>
-                                  <pic:cNvPicPr>
-                                    <a:picLocks noChangeAspect="1"/>
-                                  </pic:cNvPicPr>
-                                </pic:nvPicPr>
-                                <pic:blipFill>
-                                  <a:blip r:embed="rId12">
-                                    <a:clrChange>
-                                      <a:clrFrom>
-                                        <a:srgbClr val="949FA1"/>
-                                      </a:clrFrom>
-                                      <a:clrTo>
-                                        <a:srgbClr val="949FA1">
-                                          <a:alpha val="0"/>
-                                        </a:srgbClr>
-                                      </a:clrTo>
-                                    </a:clrChange>
-                                  </a:blip>
-                                  <a:srcRect l="34062" t="26445" r="34097" b="9325"/>
-                                  <a:stretch>
-                                    <a:fillRect/>
-                                  </a:stretch>
-                                </pic:blipFill>
-                                <pic:spPr>
-                                  <a:xfrm rot="16200000">
-                                    <a:off x="7558" y="5850"/>
-                                    <a:ext cx="560" cy="1475"/>
-                                  </a:xfrm>
-                                  <a:prstGeom prst="rect">
-                                    <a:avLst/>
-                                  </a:prstGeom>
-                                  <a:noFill/>
-                                  <a:ln>
-                                    <a:noFill/>
-                                  </a:ln>
-                                </pic:spPr>
-                              </pic:pic>
-                              <pic:pic xmlns:pic="http://schemas.openxmlformats.org/drawingml/2006/picture">
-                                <pic:nvPicPr>
-                                  <pic:cNvPr id="45" name="图片 45" descr="微信图片_20220215110121"/>
-                                  <pic:cNvPicPr>
-                                    <a:picLocks noChangeAspect="1"/>
-                                  </pic:cNvPicPr>
-                                </pic:nvPicPr>
-                                <pic:blipFill>
-                                  <a:blip r:embed="rId11">
-                                    <a:clrChange>
-                                      <a:clrFrom>
-                                        <a:srgbClr val="A09D98">
-                                          <a:alpha val="100000"/>
-                                        </a:srgbClr>
-                                      </a:clrFrom>
-                                      <a:clrTo>
-                                        <a:srgbClr val="A09D98">
-                                          <a:alpha val="100000"/>
-                                          <a:alpha val="0"/>
-                                        </a:srgbClr>
-                                      </a:clrTo>
-                                    </a:clrChange>
-                                    <a:biLevel thresh="50000"/>
-                                  </a:blip>
-                                  <a:stretch>
-                                    <a:fillRect/>
-                                  </a:stretch>
-                                </pic:blipFill>
-                                <pic:spPr>
-                                  <a:xfrm>
-                                    <a:off x="10244" y="6197"/>
-                                    <a:ext cx="1234" cy="715"/>
-                                  </a:xfrm>
-                                  <a:prstGeom prst="rect">
-                                    <a:avLst/>
-                                  </a:prstGeom>
-                                </pic:spPr>
-                              </pic:pic>
-                            </wpg:grpSp>
                             <pic:pic xmlns:pic="http://schemas.openxmlformats.org/drawingml/2006/picture">
                               <pic:nvPicPr>
-                                <pic:cNvPr id="32" name="图片 4"/>
+                                <pic:cNvPr id="5" name="图片 23"/>
                                 <pic:cNvPicPr>
                                   <a:picLocks noChangeAspect="1" noChangeArrowheads="1"/>
                                 </pic:cNvPicPr>
@@ -6204,7 +6640,7 @@
                               </pic:blipFill>
                               <pic:spPr>
                                 <a:xfrm>
-                                  <a:off x="9884" y="5724"/>
+                                  <a:off x="20494" y="41199"/>
                                   <a:ext cx="2273" cy="2273"/>
                                 </a:xfrm>
                                 <a:prstGeom prst="rect">
@@ -6216,6 +6652,86 @@
                                 </a:ln>
                               </pic:spPr>
                             </pic:pic>
+                            <wpg:grpSp>
+                              <wpg:cNvPr id="39" name="组合 23"/>
+                              <wpg:cNvGrpSpPr/>
+                              <wpg:grpSpPr>
+                                <a:xfrm>
+                                  <a:off x="17862" y="41843"/>
+                                  <a:ext cx="4208" cy="652"/>
+                                  <a:chOff x="17862" y="41843"/>
+                                  <a:chExt cx="4208" cy="652"/>
+                                </a:xfrm>
+                              </wpg:grpSpPr>
+                              <pic:pic xmlns:pic="http://schemas.openxmlformats.org/drawingml/2006/picture">
+                                <pic:nvPicPr>
+                                  <pic:cNvPr id="22" name="图片 59" descr="图片1"/>
+                                  <pic:cNvPicPr>
+                                    <a:picLocks noChangeAspect="1"/>
+                                  </pic:cNvPicPr>
+                                </pic:nvPicPr>
+                                <pic:blipFill>
+                                  <a:blip r:embed="rId15">
+                                    <a:biLevel thresh="50000"/>
+                                  </a:blip>
+                                  <a:srcRect l="7865" t="11797" r="5322" b="19074"/>
+                                  <a:stretch>
+                                    <a:fillRect/>
+                                  </a:stretch>
+                                </pic:blipFill>
+                                <pic:spPr>
+                                  <a:xfrm>
+                                    <a:off x="17862" y="41869"/>
+                                    <a:ext cx="1468" cy="627"/>
+                                  </a:xfrm>
+                                  <a:prstGeom prst="rect">
+                                    <a:avLst/>
+                                  </a:prstGeom>
+                                  <a:noFill/>
+                                </pic:spPr>
+                              </pic:pic>
+                              <pic:pic xmlns:pic="http://schemas.openxmlformats.org/drawingml/2006/picture">
+                                <pic:nvPicPr>
+                                  <pic:cNvPr id="21" name="图片 29" descr="IMG_256"/>
+                                  <pic:cNvPicPr>
+                                    <a:picLocks noChangeAspect="1"/>
+                                  </pic:cNvPicPr>
+                                </pic:nvPicPr>
+                                <pic:blipFill>
+                                  <a:blip r:embed="rId11">
+                                    <a:clrChange>
+                                      <a:clrFrom>
+                                        <a:srgbClr val="FFFFFF">
+                                          <a:alpha val="100000"/>
+                                        </a:srgbClr>
+                                      </a:clrFrom>
+                                      <a:clrTo>
+                                        <a:srgbClr val="FFFFFF">
+                                          <a:alpha val="100000"/>
+                                          <a:alpha val="0"/>
+                                        </a:srgbClr>
+                                      </a:clrTo>
+                                    </a:clrChange>
+                                  </a:blip>
+                                  <a:stretch>
+                                    <a:fillRect/>
+                                  </a:stretch>
+                                </pic:blipFill>
+                                <pic:spPr>
+                                  <a:xfrm>
+                                    <a:off x="21096" y="41843"/>
+                                    <a:ext cx="975" cy="570"/>
+                                  </a:xfrm>
+                                  <a:prstGeom prst="rect">
+                                    <a:avLst/>
+                                  </a:prstGeom>
+                                  <a:noFill/>
+                                  <a:ln w="9525">
+                                    <a:noFill/>
+                                  </a:ln>
+                                </pic:spPr>
+                              </pic:pic>
+                            </wpg:grpSp>
                           </wpg:wgp>
                         </a:graphicData>
                       </a:graphic>
@@ -6224,29 +6740,29 @@
                 </mc:Choice>
                 <mc:Fallback>
                   <w:pict>
-                    <v:group id="_x0000_s1026" o:spid="_x0000_s1026" o:spt="203" style="position:absolute;left:0pt;margin-left:-0.65pt;margin-top:-37.2pt;height:113.65pt;width:252.8pt;z-index:251664384;mso-width-relative:page;mso-height-relative:page;" coordorigin="7101,5724" coordsize="5056,2273" o:gfxdata="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">
+                    <v:group id="_x0000_s1026" o:spid="_x0000_s1026" o:spt="203" style="position:absolute;left:0pt;margin-left:-4.7pt;margin-top:-41.55pt;height:113.6pt;width:245.2pt;z-index:251669504;mso-width-relative:page;mso-height-relative:page;" coordorigin="17862,41199" coordsize="4904,2272" o:gfxdata="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">
                       <o:lock v:ext="edit" aspectratio="f"/>
-                      <v:group id="组合 1" o:spid="_x0000_s1026" o:spt="203" style="position:absolute;left:7101;top:6197;height:714;width:4377;" coordorigin="7101,6197" coordsize="4377,714" o:gfxdata="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">
-                        <o:lock v:ext="edit" aspectratio="f"/>
-                        <v:shape id="图片 34" o:spid="_x0000_s1026" o:spt="75" alt="晓敏" type="#_x0000_t75" style="position:absolute;left:7558;top:5850;height:1475;width:560;rotation:-5898240f;" filled="f" o:preferrelative="t" stroked="f" coordsize="21600,21600" o:gfxdata="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">
-                          <v:fill on="f" focussize="0,0"/>
-                          <v:stroke on="f"/>
-                          <v:imagedata r:id="rId12" cropleft="22323f" croptop="17331f" cropright="22346f" cropbottom="6111f" chromakey="#949FA1" o:title=""/>
-                          <o:lock v:ext="edit" aspectratio="t"/>
-                        </v:shape>
-                        <v:shape id="_x0000_s1026" o:spid="_x0000_s1026" o:spt="75" alt="微信图片_20220215110121" type="#_x0000_t75" style="position:absolute;left:10244;top:6197;height:715;width:1234;" filled="f" o:preferrelative="t" stroked="f" coordsize="21600,21600" o:gfxdata="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">
-                          <v:fill on="f" focussize="0,0"/>
-                          <v:stroke on="f"/>
-                          <v:imagedata r:id="rId11" grayscale="t" bilevel="t" chromakey="#A09D98" o:title=""/>
-                          <o:lock v:ext="edit" aspectratio="t"/>
-                        </v:shape>
-                      </v:group>
-                      <v:shape id="图片 4" o:spid="_x0000_s1026" o:spt="75" type="#_x0000_t75" style="position:absolute;left:9884;top:5724;height:2273;width:2273;" filled="f" o:preferrelative="t" stroked="f" coordsize="21600,21600" o:gfxdata="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">
+                      <v:shape id="图片 23" o:spid="_x0000_s1026" o:spt="75" type="#_x0000_t75" style="position:absolute;left:20494;top:41199;height:2273;width:2273;" filled="f" o:preferrelative="t" stroked="f" coordsize="21600,21600" o:gfxdata="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">
                         <v:fill on="f" focussize="0,0"/>
                         <v:stroke on="f"/>
                         <v:imagedata r:id="rId13" o:title=""/>
                         <o:lock v:ext="edit" aspectratio="t"/>
                       </v:shape>
+                      <v:group id="组合 23" o:spid="_x0000_s1026" o:spt="203" style="position:absolute;left:17862;top:41843;height:652;width:4208;" coordorigin="17862,41843" coordsize="4208,652" o:gfxdata="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">
+                        <o:lock v:ext="edit" aspectratio="f"/>
+                        <v:shape id="图片 59" o:spid="_x0000_s1026" o:spt="75" alt="图片1" type="#_x0000_t75" style="position:absolute;left:17862;top:41869;height:627;width:1468;" filled="f" o:preferrelative="t" stroked="f" coordsize="21600,21600" o:gfxdata="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">
+                          <v:fill on="f" focussize="0,0"/>
+                          <v:stroke on="f"/>
+                          <v:imagedata r:id="rId15" cropleft="5154f" croptop="7731f" cropright="3488f" cropbottom="12500f" grayscale="t" bilevel="t" o:title=""/>
+                          <o:lock v:ext="edit" aspectratio="t"/>
+                        </v:shape>
+                        <v:shape id="图片 29" o:spid="_x0000_s1026" o:spt="75" alt="IMG_256" type="#_x0000_t75" style="position:absolute;left:21096;top:41843;height:570;width:975;" filled="f" o:preferrelative="t" stroked="f" coordsize="21600,21600" o:gfxdata="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">
+                          <v:fill on="f" focussize="0,0"/>
+                          <v:stroke on="f"/>
+                          <v:imagedata r:id="rId11" chromakey="#FFFFFF" o:title=""/>
+                          <o:lock v:ext="edit" aspectratio="t"/>
+                        </v:shape>
+                      </v:group>
                     </v:group>
                   </w:pict>
                 </mc:Fallback>
@@ -6514,7 +7030,7 @@
           <w:szCs w:val="24"/>
           <w:lang w:eastAsia="zh-CN"/>
         </w:rPr>
-        <w:t>3</w:t>
+        <w:t>4</w:t>
       </w:r>
       <w:r>
         <w:rPr>
@@ -6548,7 +7064,9 @@
     <w:p>
       <w:pPr>
         <w:rPr>
+          <w:rFonts w:ascii="Times New Roman" w:hAnsi="Times New Roman" w:eastAsia="微软雅黑" w:cs="Times New Roman"/>
           <w:sz w:val="24"/>
+          <w:szCs w:val="24"/>
           <w:lang w:eastAsia="zh-CN"/>
         </w:rPr>
       </w:pPr>
@@ -6632,21 +7150,24 @@
               </w:rPr>
             </w:pPr>
             <w:r>
+              <w:rPr>
+                <w:sz w:val="24"/>
+              </w:rPr>
               <mc:AlternateContent>
                 <mc:Choice Requires="wpg">
                   <w:drawing>
-                    <wp:anchor distT="0" distB="0" distL="114300" distR="114300" simplePos="0" relativeHeight="251665408" behindDoc="0" locked="0" layoutInCell="1" allowOverlap="1">
+                    <wp:anchor distT="0" distB="0" distL="114300" distR="114300" simplePos="0" relativeHeight="251670528" behindDoc="0" locked="0" layoutInCell="1" allowOverlap="1">
                       <wp:simplePos x="0" y="0"/>
                       <wp:positionH relativeFrom="column">
-                        <wp:posOffset>-17780</wp:posOffset>
+                        <wp:posOffset>12700</wp:posOffset>
                       </wp:positionH>
                       <wp:positionV relativeFrom="paragraph">
-                        <wp:posOffset>-485775</wp:posOffset>
+                        <wp:posOffset>-514985</wp:posOffset>
                       </wp:positionV>
-                      <wp:extent cx="3196590" cy="1442720"/>
-                      <wp:effectExtent l="0" t="0" r="3810" b="5080"/>
+                      <wp:extent cx="3150235" cy="1442720"/>
+                      <wp:effectExtent l="0" t="0" r="4445" b="5080"/>
                       <wp:wrapNone/>
-                      <wp:docPr id="6" name="组合 6"/>
+                      <wp:docPr id="40" name="组合 40"/>
                       <wp:cNvGraphicFramePr/>
                       <a:graphic xmlns:a="http://schemas.openxmlformats.org/drawingml/2006/main">
                         <a:graphicData uri="http://schemas.microsoft.com/office/word/2010/wordprocessingGroup">
@@ -6655,91 +7176,14 @@
                             <wpg:grpSpPr>
                               <a:xfrm>
                                 <a:off x="0" y="0"/>
-                                <a:ext cx="3196590" cy="1442720"/>
-                                <a:chOff x="19087" y="960"/>
-                                <a:chExt cx="5034" cy="2272"/>
+                                <a:ext cx="3150235" cy="1442720"/>
+                                <a:chOff x="17976" y="42945"/>
+                                <a:chExt cx="4961" cy="2272"/>
                               </a:xfrm>
                             </wpg:grpSpPr>
-                            <wpg:grpSp>
-                              <wpg:cNvPr id="7" name="组合 15"/>
-                              <wpg:cNvGrpSpPr/>
-                              <wpg:grpSpPr>
-                                <a:xfrm>
-                                  <a:off x="19087" y="1459"/>
-                                  <a:ext cx="4523" cy="714"/>
-                                  <a:chOff x="12357" y="7666"/>
-                                  <a:chExt cx="4523" cy="714"/>
-                                </a:xfrm>
-                              </wpg:grpSpPr>
-                              <pic:pic xmlns:pic="http://schemas.openxmlformats.org/drawingml/2006/picture">
-                                <pic:nvPicPr>
-                                  <pic:cNvPr id="22" name="图片 59" descr="图片1"/>
-                                  <pic:cNvPicPr>
-                                    <a:picLocks noChangeAspect="1"/>
-                                  </pic:cNvPicPr>
-                                </pic:nvPicPr>
-                                <pic:blipFill>
-                                  <a:blip r:embed="rId14">
-                                    <a:biLevel thresh="50000"/>
-                                  </a:blip>
-                                  <a:srcRect l="7865" t="11797" r="5322" b="19074"/>
-                                  <a:stretch>
-                                    <a:fillRect/>
-                                  </a:stretch>
-                                </pic:blipFill>
-                                <pic:spPr>
-                                  <a:xfrm>
-                                    <a:off x="12357" y="7738"/>
-                                    <a:ext cx="1468" cy="627"/>
-                                  </a:xfrm>
-                                  <a:prstGeom prst="rect">
-                                    <a:avLst/>
-                                  </a:prstGeom>
-                                  <a:noFill/>
-                                </pic:spPr>
-                              </pic:pic>
-                              <pic:pic xmlns:pic="http://schemas.openxmlformats.org/drawingml/2006/picture">
-                                <pic:nvPicPr>
-                                  <pic:cNvPr id="8" name="图片 14" descr="微信图片_20220215110121"/>
-                                  <pic:cNvPicPr>
-                                    <a:picLocks noChangeAspect="1"/>
-                                  </pic:cNvPicPr>
-                                </pic:nvPicPr>
-                                <pic:blipFill>
-                                  <a:blip r:embed="rId11">
-                                    <a:clrChange>
-                                      <a:clrFrom>
-                                        <a:srgbClr val="A09D98">
-                                          <a:alpha val="100000"/>
-                                        </a:srgbClr>
-                                      </a:clrFrom>
-                                      <a:clrTo>
-                                        <a:srgbClr val="A09D98">
-                                          <a:alpha val="100000"/>
-                                          <a:alpha val="0"/>
-                                        </a:srgbClr>
-                                      </a:clrTo>
-                                    </a:clrChange>
-                                    <a:biLevel thresh="50000"/>
-                                  </a:blip>
-                                  <a:stretch>
-                                    <a:fillRect/>
-                                  </a:stretch>
-                                </pic:blipFill>
-                                <pic:spPr>
-                                  <a:xfrm>
-                                    <a:off x="15646" y="7666"/>
-                                    <a:ext cx="1234" cy="715"/>
-                                  </a:xfrm>
-                                  <a:prstGeom prst="rect">
-                                    <a:avLst/>
-                                  </a:prstGeom>
-                                </pic:spPr>
-                              </pic:pic>
-                            </wpg:grpSp>
                             <pic:pic xmlns:pic="http://schemas.openxmlformats.org/drawingml/2006/picture">
                               <pic:nvPicPr>
-                                <pic:cNvPr id="18" name="图片 23"/>
+                                <pic:cNvPr id="9" name="图片 25"/>
                                 <pic:cNvPicPr>
                                   <a:picLocks noChangeAspect="1" noChangeArrowheads="1"/>
                                 </pic:cNvPicPr>
@@ -6759,7 +7203,7 @@
                               </pic:blipFill>
                               <pic:spPr>
                                 <a:xfrm>
-                                  <a:off x="21849" y="960"/>
+                                  <a:off x="20665" y="42945"/>
                                   <a:ext cx="2273" cy="2273"/>
                                 </a:xfrm>
                                 <a:prstGeom prst="rect">
@@ -6771,6 +7215,86 @@
                                 </a:ln>
                               </pic:spPr>
                             </pic:pic>
+                            <wpg:grpSp>
+                              <wpg:cNvPr id="41" name="组合 27"/>
+                              <wpg:cNvGrpSpPr/>
+                              <wpg:grpSpPr>
+                                <a:xfrm>
+                                  <a:off x="17976" y="43614"/>
+                                  <a:ext cx="4551" cy="626"/>
+                                  <a:chOff x="17976" y="43614"/>
+                                  <a:chExt cx="4551" cy="626"/>
+                                </a:xfrm>
+                              </wpg:grpSpPr>
+                              <pic:pic xmlns:pic="http://schemas.openxmlformats.org/drawingml/2006/picture">
+                                <pic:nvPicPr>
+                                  <pic:cNvPr id="8" name="图片 29" descr="IMG_256"/>
+                                  <pic:cNvPicPr>
+                                    <a:picLocks noChangeAspect="1"/>
+                                  </pic:cNvPicPr>
+                                </pic:nvPicPr>
+                                <pic:blipFill>
+                                  <a:blip r:embed="rId11">
+                                    <a:clrChange>
+                                      <a:clrFrom>
+                                        <a:srgbClr val="FFFFFF">
+                                          <a:alpha val="100000"/>
+                                        </a:srgbClr>
+                                      </a:clrFrom>
+                                      <a:clrTo>
+                                        <a:srgbClr val="FFFFFF">
+                                          <a:alpha val="100000"/>
+                                          <a:alpha val="0"/>
+                                        </a:srgbClr>
+                                      </a:clrTo>
+                                    </a:clrChange>
+                                  </a:blip>
+                                  <a:stretch>
+                                    <a:fillRect/>
+                                  </a:stretch>
+                                </pic:blipFill>
+                                <pic:spPr>
+                                  <a:xfrm>
+                                    <a:off x="17976" y="43615"/>
+                                    <a:ext cx="975" cy="570"/>
+                                  </a:xfrm>
+                                  <a:prstGeom prst="rect">
+                                    <a:avLst/>
+                                  </a:prstGeom>
+                                  <a:noFill/>
+                                  <a:ln w="9525">
+                                    <a:noFill/>
+                                  </a:ln>
+                                </pic:spPr>
+                              </pic:pic>
+                              <pic:pic xmlns:pic="http://schemas.openxmlformats.org/drawingml/2006/picture">
+                                <pic:nvPicPr>
+                                  <pic:cNvPr id="26" name="图片 59" descr="图片1"/>
+                                  <pic:cNvPicPr>
+                                    <a:picLocks noChangeAspect="1"/>
+                                  </pic:cNvPicPr>
+                                </pic:nvPicPr>
+                                <pic:blipFill>
+                                  <a:blip r:embed="rId15">
+                                    <a:biLevel thresh="50000"/>
+                                  </a:blip>
+                                  <a:srcRect l="7865" t="11797" r="5322" b="19074"/>
+                                  <a:stretch>
+                                    <a:fillRect/>
+                                  </a:stretch>
+                                </pic:blipFill>
+                                <pic:spPr>
+                                  <a:xfrm>
+                                    <a:off x="21059" y="43614"/>
+                                    <a:ext cx="1468" cy="627"/>
+                                  </a:xfrm>
+                                  <a:prstGeom prst="rect">
+                                    <a:avLst/>
+                                  </a:prstGeom>
+                                  <a:noFill/>
+                                </pic:spPr>
+                              </pic:pic>
+                            </wpg:grpSp>
                           </wpg:wgp>
                         </a:graphicData>
                       </a:graphic>
@@ -6779,29 +7303,29 @@
                 </mc:Choice>
                 <mc:Fallback>
                   <w:pict>
-                    <v:group id="_x0000_s1026" o:spid="_x0000_s1026" o:spt="203" style="position:absolute;left:0pt;margin-left:-1.4pt;margin-top:-38.25pt;height:113.6pt;width:251.7pt;z-index:251665408;mso-width-relative:page;mso-height-relative:page;" coordorigin="19087,960" coordsize="5034,2272" o:gfxdata="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">
+                    <v:group id="_x0000_s1026" o:spid="_x0000_s1026" o:spt="203" style="position:absolute;left:0pt;margin-left:1pt;margin-top:-40.55pt;height:113.6pt;width:248.05pt;z-index:251670528;mso-width-relative:page;mso-height-relative:page;" coordorigin="17976,42945" coordsize="4961,2272" o:gfxdata="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">
                       <o:lock v:ext="edit" aspectratio="f"/>
-                      <v:group id="组合 15" o:spid="_x0000_s1026" o:spt="203" style="position:absolute;left:19087;top:1459;height:714;width:4523;" coordorigin="12357,7666" coordsize="4523,714" o:gfxdata="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">
-                        <o:lock v:ext="edit" aspectratio="f"/>
-                        <v:shape id="图片 59" o:spid="_x0000_s1026" o:spt="75" alt="图片1" type="#_x0000_t75" style="position:absolute;left:12357;top:7738;height:627;width:1468;" filled="f" o:preferrelative="t" stroked="f" coordsize="21600,21600" o:gfxdata="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">
-                          <v:fill on="f" focussize="0,0"/>
-                          <v:stroke on="f"/>
-                          <v:imagedata r:id="rId14" cropleft="5154f" croptop="7731f" cropright="3488f" cropbottom="12500f" grayscale="t" bilevel="t" o:title=""/>
-                          <o:lock v:ext="edit" aspectratio="t"/>
-                        </v:shape>
-                        <v:shape id="图片 14" o:spid="_x0000_s1026" o:spt="75" alt="微信图片_20220215110121" type="#_x0000_t75" style="position:absolute;left:15646;top:7666;height:715;width:1234;" filled="f" o:preferrelative="t" stroked="f" coordsize="21600,21600" o:gfxdata="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">
-                          <v:fill on="f" focussize="0,0"/>
-                          <v:stroke on="f"/>
-                          <v:imagedata r:id="rId11" grayscale="t" bilevel="t" chromakey="#A09D98" o:title=""/>
-                          <o:lock v:ext="edit" aspectratio="t"/>
-                        </v:shape>
-                      </v:group>
-                      <v:shape id="图片 23" o:spid="_x0000_s1026" o:spt="75" type="#_x0000_t75" style="position:absolute;left:21849;top:960;height:2273;width:2273;" filled="f" o:preferrelative="t" stroked="f" coordsize="21600,21600" o:gfxdata="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">
+                      <v:shape id="图片 25" o:spid="_x0000_s1026" o:spt="75" type="#_x0000_t75" style="position:absolute;left:20665;top:42945;height:2273;width:2273;" filled="f" o:preferrelative="t" stroked="f" coordsize="21600,21600" o:gfxdata="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">
                         <v:fill on="f" focussize="0,0"/>
                         <v:stroke on="f"/>
                         <v:imagedata r:id="rId13" o:title=""/>
                         <o:lock v:ext="edit" aspectratio="t"/>
                       </v:shape>
+                      <v:group id="组合 27" o:spid="_x0000_s1026" o:spt="203" style="position:absolute;left:17976;top:43614;height:626;width:4551;" coordorigin="17976,43614" coordsize="4551,626" o:gfxdata="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">
+                        <o:lock v:ext="edit" aspectratio="f"/>
+                        <v:shape id="图片 29" o:spid="_x0000_s1026" o:spt="75" alt="IMG_256" type="#_x0000_t75" style="position:absolute;left:17976;top:43615;height:570;width:975;" filled="f" o:preferrelative="t" stroked="f" coordsize="21600,21600" o:gfxdata="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">
+                          <v:fill on="f" focussize="0,0"/>
+                          <v:stroke on="f"/>
+                          <v:imagedata r:id="rId11" chromakey="#FFFFFF" o:title=""/>
+                          <o:lock v:ext="edit" aspectratio="t"/>
+                        </v:shape>
+                        <v:shape id="图片 59" o:spid="_x0000_s1026" o:spt="75" alt="图片1" type="#_x0000_t75" style="position:absolute;left:21059;top:43614;height:627;width:1468;" filled="f" o:preferrelative="t" stroked="f" coordsize="21600,21600" o:gfxdata="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">
+                          <v:fill on="f" focussize="0,0"/>
+                          <v:stroke on="f"/>
+                          <v:imagedata r:id="rId15" cropleft="5154f" croptop="7731f" cropright="3488f" cropbottom="12500f" grayscale="t" bilevel="t" o:title=""/>
+                          <o:lock v:ext="edit" aspectratio="t"/>
+                        </v:shape>
+                      </v:group>
                     </v:group>
                   </w:pict>
                 </mc:Fallback>
@@ -7069,7 +7593,7 @@
           <w:szCs w:val="24"/>
           <w:lang w:eastAsia="zh-CN"/>
         </w:rPr>
-        <w:t>4</w:t>
+        <w:t>5</w:t>
       </w:r>
       <w:r>
         <w:rPr>
@@ -7093,9 +7617,6 @@
     <w:p>
       <w:pPr>
         <w:rPr>
-          <w:rFonts w:ascii="Times New Roman" w:hAnsi="Times New Roman" w:eastAsia="微软雅黑" w:cs="Times New Roman"/>
-          <w:sz w:val="24"/>
-          <w:szCs w:val="24"/>
           <w:lang w:eastAsia="zh-CN"/>
         </w:rPr>
       </w:pPr>
@@ -7103,9 +7624,6 @@
     <w:p>
       <w:pPr>
         <w:rPr>
-          <w:rFonts w:ascii="Times New Roman" w:hAnsi="Times New Roman" w:eastAsia="微软雅黑" w:cs="Times New Roman"/>
-          <w:sz w:val="24"/>
-          <w:szCs w:val="24"/>
           <w:lang w:eastAsia="zh-CN"/>
         </w:rPr>
       </w:pPr>
@@ -7188,196 +7706,6 @@
                 <w:szCs w:val="24"/>
               </w:rPr>
             </w:pPr>
-            <w:r>
-              <mc:AlternateContent>
-                <mc:Choice Requires="wpg">
-                  <w:drawing>
-                    <wp:anchor distT="0" distB="0" distL="114300" distR="114300" simplePos="0" relativeHeight="251666432" behindDoc="0" locked="0" layoutInCell="1" allowOverlap="1">
-                      <wp:simplePos x="0" y="0"/>
-                      <wp:positionH relativeFrom="column">
-                        <wp:posOffset>12700</wp:posOffset>
-                      </wp:positionH>
-                      <wp:positionV relativeFrom="paragraph">
-                        <wp:posOffset>-514985</wp:posOffset>
-                      </wp:positionV>
-                      <wp:extent cx="3143250" cy="1442720"/>
-                      <wp:effectExtent l="0" t="0" r="11430" b="5080"/>
-                      <wp:wrapNone/>
-                      <wp:docPr id="19" name="组合 19"/>
-                      <wp:cNvGraphicFramePr/>
-                      <a:graphic xmlns:a="http://schemas.openxmlformats.org/drawingml/2006/main">
-                        <a:graphicData uri="http://schemas.microsoft.com/office/word/2010/wordprocessingGroup">
-                          <wpg:wgp>
-                            <wpg:cNvGrpSpPr/>
-                            <wpg:grpSpPr>
-                              <a:xfrm>
-                                <a:off x="0" y="0"/>
-                                <a:ext cx="3143250" cy="1442720"/>
-                                <a:chOff x="19315" y="2640"/>
-                                <a:chExt cx="4950" cy="2272"/>
-                              </a:xfrm>
-                            </wpg:grpSpPr>
-                            <wpg:grpSp>
-                              <wpg:cNvPr id="73" name="组合 22"/>
-                              <wpg:cNvGrpSpPr/>
-                              <wpg:grpSpPr>
-                                <a:xfrm>
-                                  <a:off x="19315" y="3174"/>
-                                  <a:ext cx="4415" cy="714"/>
-                                  <a:chOff x="12525" y="9562"/>
-                                  <a:chExt cx="4415" cy="714"/>
-                                </a:xfrm>
-                              </wpg:grpSpPr>
-                              <pic:pic xmlns:pic="http://schemas.openxmlformats.org/drawingml/2006/picture">
-                                <pic:nvPicPr>
-                                  <pic:cNvPr id="26" name="图片 29" descr="IMG_256"/>
-                                  <pic:cNvPicPr>
-                                    <a:picLocks noChangeAspect="1"/>
-                                  </pic:cNvPicPr>
-                                </pic:nvPicPr>
-                                <pic:blipFill>
-                                  <a:blip r:embed="rId15">
-                                    <a:clrChange>
-                                      <a:clrFrom>
-                                        <a:srgbClr val="FFFFFF">
-                                          <a:alpha val="100000"/>
-                                        </a:srgbClr>
-                                      </a:clrFrom>
-                                      <a:clrTo>
-                                        <a:srgbClr val="FFFFFF">
-                                          <a:alpha val="100000"/>
-                                          <a:alpha val="0"/>
-                                        </a:srgbClr>
-                                      </a:clrTo>
-                                    </a:clrChange>
-                                  </a:blip>
-                                  <a:stretch>
-                                    <a:fillRect/>
-                                  </a:stretch>
-                                </pic:blipFill>
-                                <pic:spPr>
-                                  <a:xfrm>
-                                    <a:off x="12525" y="9698"/>
-                                    <a:ext cx="975" cy="570"/>
-                                  </a:xfrm>
-                                  <a:prstGeom prst="rect">
-                                    <a:avLst/>
-                                  </a:prstGeom>
-                                  <a:noFill/>
-                                  <a:ln w="9525">
-                                    <a:noFill/>
-                                  </a:ln>
-                                </pic:spPr>
-                              </pic:pic>
-                              <pic:pic xmlns:pic="http://schemas.openxmlformats.org/drawingml/2006/picture">
-                                <pic:nvPicPr>
-                                  <pic:cNvPr id="29" name="图片 20" descr="微信图片_20220215110121"/>
-                                  <pic:cNvPicPr>
-                                    <a:picLocks noChangeAspect="1"/>
-                                  </pic:cNvPicPr>
-                                </pic:nvPicPr>
-                                <pic:blipFill>
-                                  <a:blip r:embed="rId11">
-                                    <a:clrChange>
-                                      <a:clrFrom>
-                                        <a:srgbClr val="A09D98">
-                                          <a:alpha val="100000"/>
-                                        </a:srgbClr>
-                                      </a:clrFrom>
-                                      <a:clrTo>
-                                        <a:srgbClr val="A09D98">
-                                          <a:alpha val="100000"/>
-                                          <a:alpha val="0"/>
-                                        </a:srgbClr>
-                                      </a:clrTo>
-                                    </a:clrChange>
-                                    <a:biLevel thresh="50000"/>
-                                  </a:blip>
-                                  <a:stretch>
-                                    <a:fillRect/>
-                                  </a:stretch>
-                                </pic:blipFill>
-                                <pic:spPr>
-                                  <a:xfrm>
-                                    <a:off x="15706" y="9562"/>
-                                    <a:ext cx="1234" cy="715"/>
-                                  </a:xfrm>
-                                  <a:prstGeom prst="rect">
-                                    <a:avLst/>
-                                  </a:prstGeom>
-                                </pic:spPr>
-                              </pic:pic>
-                            </wpg:grpSp>
-                            <pic:pic xmlns:pic="http://schemas.openxmlformats.org/drawingml/2006/picture">
-                              <pic:nvPicPr>
-                                <pic:cNvPr id="27" name="图片 25"/>
-                                <pic:cNvPicPr>
-                                  <a:picLocks noChangeAspect="1" noChangeArrowheads="1"/>
-                                </pic:cNvPicPr>
-                              </pic:nvPicPr>
-                              <pic:blipFill>
-                                <a:blip r:embed="rId13">
-                                  <a:extLst>
-                                    <a:ext uri="{28A0092B-C50C-407E-A947-70E740481C1C}">
-                                      <a14:useLocalDpi xmlns:a14="http://schemas.microsoft.com/office/drawing/2010/main" val="0"/>
-                                    </a:ext>
-                                  </a:extLst>
-                                </a:blip>
-                                <a:srcRect/>
-                                <a:stretch>
-                                  <a:fillRect/>
-                                </a:stretch>
-                              </pic:blipFill>
-                              <pic:spPr>
-                                <a:xfrm>
-                                  <a:off x="21993" y="2640"/>
-                                  <a:ext cx="2273" cy="2273"/>
-                                </a:xfrm>
-                                <a:prstGeom prst="rect">
-                                  <a:avLst/>
-                                </a:prstGeom>
-                                <a:noFill/>
-                                <a:ln>
-                                  <a:noFill/>
-                                </a:ln>
-                              </pic:spPr>
-                            </pic:pic>
-                          </wpg:wgp>
-                        </a:graphicData>
-                      </a:graphic>
-                    </wp:anchor>
-                  </w:drawing>
-                </mc:Choice>
-                <mc:Fallback>
-                  <w:pict>
-                    <v:group id="_x0000_s1026" o:spid="_x0000_s1026" o:spt="203" style="position:absolute;left:0pt;margin-left:1pt;margin-top:-40.55pt;height:113.6pt;width:247.5pt;z-index:251666432;mso-width-relative:page;mso-height-relative:page;" coordorigin="19315,2640" coordsize="4950,2272" o:gfxdata="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">
-                      <o:lock v:ext="edit" aspectratio="f"/>
-                      <v:group id="组合 22" o:spid="_x0000_s1026" o:spt="203" style="position:absolute;left:19315;top:3174;height:714;width:4415;" coordorigin="12525,9562" coordsize="4415,714" o:gfxdata="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">
-                        <o:lock v:ext="edit" aspectratio="f"/>
-                        <v:shape id="图片 29" o:spid="_x0000_s1026" o:spt="75" alt="IMG_256" type="#_x0000_t75" style="position:absolute;left:12525;top:9698;height:570;width:975;" filled="f" o:preferrelative="t" stroked="f" coordsize="21600,21600" o:gfxdata="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">
-                          <v:fill on="f" focussize="0,0"/>
-                          <v:stroke on="f"/>
-                          <v:imagedata r:id="rId15" chromakey="#FFFFFF" o:title=""/>
-                          <o:lock v:ext="edit" aspectratio="t"/>
-                        </v:shape>
-                        <v:shape id="图片 20" o:spid="_x0000_s1026" o:spt="75" alt="微信图片_20220215110121" type="#_x0000_t75" style="position:absolute;left:15706;top:9562;height:715;width:1234;" filled="f" o:preferrelative="t" stroked="f" coordsize="21600,21600" o:gfxdata="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">
-                          <v:fill on="f" focussize="0,0"/>
-                          <v:stroke on="f"/>
-                          <v:imagedata r:id="rId11" grayscale="t" bilevel="t" chromakey="#A09D98" o:title=""/>
-                          <o:lock v:ext="edit" aspectratio="t"/>
-                        </v:shape>
-                      </v:group>
-                      <v:shape id="图片 25" o:spid="_x0000_s1026" o:spt="75" type="#_x0000_t75" style="position:absolute;left:21993;top:2640;height:2273;width:2273;" filled="f" o:preferrelative="t" stroked="f" coordsize="21600,21600" o:gfxdata="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">
-                        <v:fill on="f" focussize="0,0"/>
-                        <v:stroke on="f"/>
-                        <v:imagedata r:id="rId13" o:title=""/>
-                        <o:lock v:ext="edit" aspectratio="t"/>
-                      </v:shape>
-                    </v:group>
-                  </w:pict>
-                </mc:Fallback>
-              </mc:AlternateContent>
-            </w:r>
           </w:p>
         </w:tc>
         <w:tc>
@@ -7640,7 +7968,7 @@
           <w:szCs w:val="24"/>
           <w:lang w:eastAsia="zh-CN"/>
         </w:rPr>
-        <w:t>5</w:t>
+        <w:t>6</w:t>
       </w:r>
       <w:r>
         <w:rPr>
@@ -7664,6 +7992,9 @@
     <w:p>
       <w:pPr>
         <w:rPr>
+          <w:rFonts w:ascii="Times New Roman" w:hAnsi="Times New Roman" w:eastAsia="微软雅黑" w:cs="Times New Roman"/>
+          <w:sz w:val="24"/>
+          <w:szCs w:val="24"/>
           <w:lang w:eastAsia="zh-CN"/>
         </w:rPr>
       </w:pPr>
@@ -7671,6 +8002,9 @@
     <w:p>
       <w:pPr>
         <w:rPr>
+          <w:rFonts w:ascii="Times New Roman" w:hAnsi="Times New Roman" w:eastAsia="微软雅黑" w:cs="Times New Roman"/>
+          <w:sz w:val="24"/>
+          <w:szCs w:val="24"/>
           <w:lang w:eastAsia="zh-CN"/>
         </w:rPr>
       </w:pPr>
@@ -7753,193 +8087,6 @@
                 <w:szCs w:val="24"/>
               </w:rPr>
             </w:pPr>
-            <w:r>
-              <mc:AlternateContent>
-                <mc:Choice Requires="wpg">
-                  <w:drawing>
-                    <wp:anchor distT="0" distB="0" distL="114300" distR="114300" simplePos="0" relativeHeight="251667456" behindDoc="0" locked="0" layoutInCell="1" allowOverlap="1">
-                      <wp:simplePos x="0" y="0"/>
-                      <wp:positionH relativeFrom="column">
-                        <wp:posOffset>-66675</wp:posOffset>
-                      </wp:positionH>
-                      <wp:positionV relativeFrom="paragraph">
-                        <wp:posOffset>-510540</wp:posOffset>
-                      </wp:positionV>
-                      <wp:extent cx="3268345" cy="1442720"/>
-                      <wp:effectExtent l="0" t="0" r="8255" b="5080"/>
-                      <wp:wrapNone/>
-                      <wp:docPr id="74" name="组合 74"/>
-                      <wp:cNvGraphicFramePr/>
-                      <a:graphic xmlns:a="http://schemas.openxmlformats.org/drawingml/2006/main">
-                        <a:graphicData uri="http://schemas.microsoft.com/office/word/2010/wordprocessingGroup">
-                          <wpg:wgp>
-                            <wpg:cNvGrpSpPr/>
-                            <wpg:grpSpPr>
-                              <a:xfrm>
-                                <a:off x="0" y="0"/>
-                                <a:ext cx="3268345" cy="1442720"/>
-                                <a:chOff x="18998" y="4392"/>
-                                <a:chExt cx="5147" cy="2272"/>
-                              </a:xfrm>
-                            </wpg:grpSpPr>
-                            <wpg:grpSp>
-                              <wpg:cNvPr id="75" name="组合 42"/>
-                              <wpg:cNvGrpSpPr/>
-                              <wpg:grpSpPr>
-                                <a:xfrm>
-                                  <a:off x="18998" y="4887"/>
-                                  <a:ext cx="4576" cy="797"/>
-                                  <a:chOff x="12268" y="11374"/>
-                                  <a:chExt cx="4576" cy="797"/>
-                                </a:xfrm>
-                              </wpg:grpSpPr>
-                              <pic:pic xmlns:pic="http://schemas.openxmlformats.org/drawingml/2006/picture">
-                                <pic:nvPicPr>
-                                  <pic:cNvPr id="34" name="图片 48" descr="d6eaf1bc4e33dd49c55ac9b185f6f5b"/>
-                                  <pic:cNvPicPr>
-                                    <a:picLocks noChangeAspect="1"/>
-                                  </pic:cNvPicPr>
-                                </pic:nvPicPr>
-                                <pic:blipFill>
-                                  <a:blip r:embed="rId16">
-                                    <a:clrChange>
-                                      <a:clrFrom>
-                                        <a:srgbClr val="FFFDFF">
-                                          <a:alpha val="100000"/>
-                                        </a:srgbClr>
-                                      </a:clrFrom>
-                                      <a:clrTo>
-                                        <a:srgbClr val="FFFDFF">
-                                          <a:alpha val="100000"/>
-                                          <a:alpha val="0"/>
-                                        </a:srgbClr>
-                                      </a:clrTo>
-                                    </a:clrChange>
-                                  </a:blip>
-                                  <a:srcRect l="5435" t="13377" r="6271" b="18114"/>
-                                  <a:stretch>
-                                    <a:fillRect/>
-                                  </a:stretch>
-                                </pic:blipFill>
-                                <pic:spPr>
-                                  <a:xfrm>
-                                    <a:off x="12268" y="11459"/>
-                                    <a:ext cx="1630" cy="712"/>
-                                  </a:xfrm>
-                                  <a:prstGeom prst="rect">
-                                    <a:avLst/>
-                                  </a:prstGeom>
-                                </pic:spPr>
-                              </pic:pic>
-                              <pic:pic xmlns:pic="http://schemas.openxmlformats.org/drawingml/2006/picture">
-                                <pic:nvPicPr>
-                                  <pic:cNvPr id="49" name="图片 41" descr="微信图片_20220215110121"/>
-                                  <pic:cNvPicPr>
-                                    <a:picLocks noChangeAspect="1"/>
-                                  </pic:cNvPicPr>
-                                </pic:nvPicPr>
-                                <pic:blipFill>
-                                  <a:blip r:embed="rId11">
-                                    <a:clrChange>
-                                      <a:clrFrom>
-                                        <a:srgbClr val="A09D98">
-                                          <a:alpha val="100000"/>
-                                        </a:srgbClr>
-                                      </a:clrFrom>
-                                      <a:clrTo>
-                                        <a:srgbClr val="A09D98">
-                                          <a:alpha val="100000"/>
-                                          <a:alpha val="0"/>
-                                        </a:srgbClr>
-                                      </a:clrTo>
-                                    </a:clrChange>
-                                    <a:biLevel thresh="50000"/>
-                                  </a:blip>
-                                  <a:stretch>
-                                    <a:fillRect/>
-                                  </a:stretch>
-                                </pic:blipFill>
-                                <pic:spPr>
-                                  <a:xfrm>
-                                    <a:off x="15610" y="11374"/>
-                                    <a:ext cx="1234" cy="715"/>
-                                  </a:xfrm>
-                                  <a:prstGeom prst="rect">
-                                    <a:avLst/>
-                                  </a:prstGeom>
-                                </pic:spPr>
-                              </pic:pic>
-                            </wpg:grpSp>
-                            <pic:pic xmlns:pic="http://schemas.openxmlformats.org/drawingml/2006/picture">
-                              <pic:nvPicPr>
-                                <pic:cNvPr id="48" name="图片 27"/>
-                                <pic:cNvPicPr>
-                                  <a:picLocks noChangeAspect="1" noChangeArrowheads="1"/>
-                                </pic:cNvPicPr>
-                              </pic:nvPicPr>
-                              <pic:blipFill>
-                                <a:blip r:embed="rId13">
-                                  <a:extLst>
-                                    <a:ext uri="{28A0092B-C50C-407E-A947-70E740481C1C}">
-                                      <a14:useLocalDpi xmlns:a14="http://schemas.microsoft.com/office/drawing/2010/main" val="0"/>
-                                    </a:ext>
-                                  </a:extLst>
-                                </a:blip>
-                                <a:srcRect/>
-                                <a:stretch>
-                                  <a:fillRect/>
-                                </a:stretch>
-                              </pic:blipFill>
-                              <pic:spPr>
-                                <a:xfrm>
-                                  <a:off x="21873" y="4392"/>
-                                  <a:ext cx="2273" cy="2273"/>
-                                </a:xfrm>
-                                <a:prstGeom prst="rect">
-                                  <a:avLst/>
-                                </a:prstGeom>
-                                <a:noFill/>
-                                <a:ln>
-                                  <a:noFill/>
-                                </a:ln>
-                              </pic:spPr>
-                            </pic:pic>
-                          </wpg:wgp>
-                        </a:graphicData>
-                      </a:graphic>
-                    </wp:anchor>
-                  </w:drawing>
-                </mc:Choice>
-                <mc:Fallback>
-                  <w:pict>
-                    <v:group id="_x0000_s1026" o:spid="_x0000_s1026" o:spt="203" style="position:absolute;left:0pt;margin-left:-5.25pt;margin-top:-40.2pt;height:113.6pt;width:257.35pt;z-index:251667456;mso-width-relative:page;mso-height-relative:page;" coordorigin="18998,4392" coordsize="5147,2272" o:gfxdata="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">
-                      <o:lock v:ext="edit" aspectratio="f"/>
-                      <v:group id="组合 42" o:spid="_x0000_s1026" o:spt="203" style="position:absolute;left:18998;top:4887;height:797;width:4576;" coordorigin="12268,11374" coordsize="4576,797" o:gfxdata="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">
-                        <o:lock v:ext="edit" aspectratio="f"/>
-                        <v:shape id="图片 48" o:spid="_x0000_s1026" o:spt="75" alt="d6eaf1bc4e33dd49c55ac9b185f6f5b" type="#_x0000_t75" style="position:absolute;left:12268;top:11459;height:712;width:1630;" filled="f" o:preferrelative="t" stroked="f" coordsize="21600,21600" o:gfxdata="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">
-                          <v:fill on="f" focussize="0,0"/>
-                          <v:stroke on="f"/>
-                          <v:imagedata r:id="rId16" cropleft="3562f" croptop="8767f" cropright="4110f" cropbottom="11871f" chromakey="#FFFDFF" o:title=""/>
-                          <o:lock v:ext="edit" aspectratio="t"/>
-                        </v:shape>
-                        <v:shape id="图片 41" o:spid="_x0000_s1026" o:spt="75" alt="微信图片_20220215110121" type="#_x0000_t75" style="position:absolute;left:15610;top:11374;height:715;width:1234;" filled="f" o:preferrelative="t" stroked="f" coordsize="21600,21600" o:gfxdata="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">
-                          <v:fill on="f" focussize="0,0"/>
-                          <v:stroke on="f"/>
-                          <v:imagedata r:id="rId11" grayscale="t" bilevel="t" chromakey="#A09D98" o:title=""/>
-                          <o:lock v:ext="edit" aspectratio="t"/>
-                        </v:shape>
-                      </v:group>
-                      <v:shape id="图片 27" o:spid="_x0000_s1026" o:spt="75" type="#_x0000_t75" style="position:absolute;left:21873;top:4392;height:2273;width:2273;" filled="f" o:preferrelative="t" stroked="f" coordsize="21600,21600" o:gfxdata="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">
-                        <v:fill on="f" focussize="0,0"/>
-                        <v:stroke on="f"/>
-                        <v:imagedata r:id="rId13" o:title=""/>
-                        <o:lock v:ext="edit" aspectratio="t"/>
-                      </v:shape>
-                    </v:group>
-                  </w:pict>
-                </mc:Fallback>
-              </mc:AlternateContent>
-            </w:r>
           </w:p>
         </w:tc>
         <w:tc>
@@ -8171,578 +8318,6 @@
     <w:p>
       <w:pPr>
         <w:rPr>
-          <w:rFonts w:ascii="Times New Roman" w:hAnsi="Times New Roman" w:eastAsia="微软雅黑" w:cs="Times New Roman"/>
-          <w:sz w:val="24"/>
-          <w:szCs w:val="24"/>
-          <w:lang w:eastAsia="zh-CN"/>
-        </w:rPr>
-      </w:pPr>
-      <w:r>
-        <w:rPr>
-          <w:rFonts w:hint="eastAsia" w:ascii="Times New Roman" w:hAnsi="Times New Roman" w:eastAsia="微软雅黑" w:cs="Times New Roman"/>
-          <w:sz w:val="24"/>
-          <w:szCs w:val="24"/>
-          <w:lang w:eastAsia="zh-CN"/>
-        </w:rPr>
-        <w:t xml:space="preserve">{% endif %}{% if testedby == </w:t>
-      </w:r>
-      <w:r>
-        <w:rPr>
-          <w:rFonts w:ascii="Times New Roman" w:hAnsi="Times New Roman" w:eastAsia="微软雅黑" w:cs="Times New Roman"/>
-          <w:sz w:val="24"/>
-          <w:szCs w:val="24"/>
-          <w:lang w:eastAsia="zh-CN"/>
-        </w:rPr>
-        <w:t>“</w:t>
-      </w:r>
-      <w:r>
-        <w:rPr>
-          <w:rFonts w:hint="eastAsia" w:ascii="Times New Roman" w:hAnsi="Times New Roman" w:eastAsia="微软雅黑" w:cs="Times New Roman"/>
-          <w:sz w:val="24"/>
-          <w:szCs w:val="24"/>
-          <w:lang w:eastAsia="zh-CN"/>
-        </w:rPr>
-        <w:t>6</w:t>
-      </w:r>
-      <w:r>
-        <w:rPr>
-          <w:rFonts w:ascii="Times New Roman" w:hAnsi="Times New Roman" w:eastAsia="微软雅黑" w:cs="Times New Roman"/>
-          <w:sz w:val="24"/>
-          <w:szCs w:val="24"/>
-          <w:lang w:eastAsia="zh-CN"/>
-        </w:rPr>
-        <w:t>”</w:t>
-      </w:r>
-      <w:r>
-        <w:rPr>
-          <w:rFonts w:hint="eastAsia" w:ascii="Times New Roman" w:hAnsi="Times New Roman" w:eastAsia="微软雅黑" w:cs="Times New Roman"/>
-          <w:sz w:val="24"/>
-          <w:szCs w:val="24"/>
-          <w:lang w:eastAsia="zh-CN"/>
-        </w:rPr>
-        <w:t xml:space="preserve"> %}</w:t>
-      </w:r>
-    </w:p>
-    <w:p>
-      <w:pPr>
-        <w:rPr>
-          <w:rFonts w:ascii="Times New Roman" w:hAnsi="Times New Roman" w:eastAsia="微软雅黑" w:cs="Times New Roman"/>
-          <w:sz w:val="24"/>
-          <w:szCs w:val="24"/>
-          <w:lang w:eastAsia="zh-CN"/>
-        </w:rPr>
-      </w:pPr>
-    </w:p>
-    <w:p>
-      <w:pPr>
-        <w:rPr>
-          <w:rFonts w:ascii="Times New Roman" w:hAnsi="Times New Roman" w:eastAsia="微软雅黑" w:cs="Times New Roman"/>
-          <w:sz w:val="24"/>
-          <w:szCs w:val="24"/>
-          <w:lang w:eastAsia="zh-CN"/>
-        </w:rPr>
-      </w:pPr>
-    </w:p>
-    <w:tbl>
-      <w:tblPr>
-        <w:tblStyle w:val="33"/>
-        <w:tblW w:w="6772" w:type="dxa"/>
-        <w:jc w:val="right"/>
-        <w:tblLayout w:type="fixed"/>
-        <w:tblCellMar>
-          <w:top w:w="0" w:type="dxa"/>
-          <w:left w:w="0" w:type="dxa"/>
-          <w:bottom w:w="0" w:type="dxa"/>
-          <w:right w:w="0" w:type="dxa"/>
-        </w:tblCellMar>
-      </w:tblPr>
-      <w:tblGrid>
-        <w:gridCol w:w="1272"/>
-        <w:gridCol w:w="2040"/>
-        <w:gridCol w:w="1166"/>
-        <w:gridCol w:w="2294"/>
-      </w:tblGrid>
-      <w:tr>
-        <w:tblPrEx>
-          <w:tblCellMar>
-            <w:top w:w="0" w:type="dxa"/>
-            <w:left w:w="0" w:type="dxa"/>
-            <w:bottom w:w="0" w:type="dxa"/>
-            <w:right w:w="0" w:type="dxa"/>
-          </w:tblCellMar>
-        </w:tblPrEx>
-        <w:trPr>
-          <w:trHeight w:val="441" w:hRule="exact"/>
-          <w:jc w:val="right"/>
-        </w:trPr>
-        <w:tc>
-          <w:tcPr>
-            <w:tcW w:w="1272" w:type="dxa"/>
-            <w:vAlign w:val="center"/>
-          </w:tcPr>
-          <w:p>
-            <w:pPr>
-              <w:pStyle w:val="22"/>
-              <w:spacing w:before="13"/>
-              <w:ind w:left="13" w:right="95"/>
-              <w:jc w:val="both"/>
-              <w:rPr>
-                <w:rFonts w:ascii="Times New Roman" w:hAnsi="Times New Roman" w:cs="Times New Roman"/>
-                <w:b/>
-                <w:sz w:val="24"/>
-                <w:szCs w:val="24"/>
-              </w:rPr>
-            </w:pPr>
-            <w:r>
-              <w:rPr>
-                <w:rFonts w:ascii="Times New Roman" w:hAnsi="Times New Roman" w:cs="Times New Roman"/>
-                <w:b/>
-                <w:sz w:val="24"/>
-                <w:szCs w:val="24"/>
-              </w:rPr>
-              <w:t>检测人：</w:t>
-            </w:r>
-          </w:p>
-        </w:tc>
-        <w:tc>
-          <w:tcPr>
-            <w:tcW w:w="2040" w:type="dxa"/>
-            <w:vAlign w:val="center"/>
-          </w:tcPr>
-          <w:p>
-            <w:pPr>
-              <w:pStyle w:val="22"/>
-              <w:spacing w:before="13"/>
-              <w:jc w:val="both"/>
-              <w:rPr>
-                <w:rFonts w:ascii="Times New Roman" w:hAnsi="Times New Roman" w:cs="Times New Roman"/>
-                <w:b/>
-                <w:sz w:val="24"/>
-                <w:szCs w:val="24"/>
-              </w:rPr>
-            </w:pPr>
-            <w:r>
-              <mc:AlternateContent>
-                <mc:Choice Requires="wpg">
-                  <w:drawing>
-                    <wp:anchor distT="0" distB="0" distL="114300" distR="114300" simplePos="0" relativeHeight="251668480" behindDoc="0" locked="0" layoutInCell="1" allowOverlap="1">
-                      <wp:simplePos x="0" y="0"/>
-                      <wp:positionH relativeFrom="column">
-                        <wp:posOffset>111760</wp:posOffset>
-                      </wp:positionH>
-                      <wp:positionV relativeFrom="paragraph">
-                        <wp:posOffset>-577215</wp:posOffset>
-                      </wp:positionV>
-                      <wp:extent cx="3059430" cy="1442720"/>
-                      <wp:effectExtent l="0" t="0" r="3810" b="5080"/>
-                      <wp:wrapNone/>
-                      <wp:docPr id="76" name="组合 76"/>
-                      <wp:cNvGraphicFramePr/>
-                      <a:graphic xmlns:a="http://schemas.openxmlformats.org/drawingml/2006/main">
-                        <a:graphicData uri="http://schemas.microsoft.com/office/word/2010/wordprocessingGroup">
-                          <wpg:wgp>
-                            <wpg:cNvGrpSpPr/>
-                            <wpg:grpSpPr>
-                              <a:xfrm>
-                                <a:off x="0" y="0"/>
-                                <a:ext cx="3059430" cy="1442720"/>
-                                <a:chOff x="19399" y="6180"/>
-                                <a:chExt cx="4818" cy="2272"/>
-                              </a:xfrm>
-                            </wpg:grpSpPr>
-                            <wpg:grpSp>
-                              <wpg:cNvPr id="77" name="组合 34"/>
-                              <wpg:cNvGrpSpPr/>
-                              <wpg:grpSpPr>
-                                <a:xfrm>
-                                  <a:off x="19399" y="6701"/>
-                                  <a:ext cx="4343" cy="988"/>
-                                  <a:chOff x="12609" y="13215"/>
-                                  <a:chExt cx="4343" cy="988"/>
-                                </a:xfrm>
-                              </wpg:grpSpPr>
-                              <pic:pic xmlns:pic="http://schemas.openxmlformats.org/drawingml/2006/picture">
-                                <pic:nvPicPr>
-                                  <pic:cNvPr id="50" name="图片 1" descr="IMG_256"/>
-                                  <pic:cNvPicPr>
-                                    <a:picLocks noChangeAspect="1"/>
-                                  </pic:cNvPicPr>
-                                </pic:nvPicPr>
-                                <pic:blipFill>
-                                  <a:blip r:embed="rId17">
-                                    <a:clrChange>
-                                      <a:clrFrom>
-                                        <a:srgbClr val="AAA9A5">
-                                          <a:alpha val="100000"/>
-                                        </a:srgbClr>
-                                      </a:clrFrom>
-                                      <a:clrTo>
-                                        <a:srgbClr val="AAA9A5">
-                                          <a:alpha val="100000"/>
-                                          <a:alpha val="0"/>
-                                        </a:srgbClr>
-                                      </a:clrTo>
-                                    </a:clrChange>
-                                  </a:blip>
-                                  <a:srcRect l="27431" t="30452" r="31962" b="18126"/>
-                                  <a:stretch>
-                                    <a:fillRect/>
-                                  </a:stretch>
-                                </pic:blipFill>
-                                <pic:spPr>
-                                  <a:xfrm>
-                                    <a:off x="12609" y="13215"/>
-                                    <a:ext cx="781" cy="989"/>
-                                  </a:xfrm>
-                                  <a:prstGeom prst="rect">
-                                    <a:avLst/>
-                                  </a:prstGeom>
-                                  <a:noFill/>
-                                  <a:ln w="9525">
-                                    <a:noFill/>
-                                  </a:ln>
-                                </pic:spPr>
-                              </pic:pic>
-                              <pic:pic xmlns:pic="http://schemas.openxmlformats.org/drawingml/2006/picture">
-                                <pic:nvPicPr>
-                                  <pic:cNvPr id="54" name="图片 31" descr="微信图片_20220215110121"/>
-                                  <pic:cNvPicPr>
-                                    <a:picLocks noChangeAspect="1"/>
-                                  </pic:cNvPicPr>
-                                </pic:nvPicPr>
-                                <pic:blipFill>
-                                  <a:blip r:embed="rId11">
-                                    <a:clrChange>
-                                      <a:clrFrom>
-                                        <a:srgbClr val="A09D98">
-                                          <a:alpha val="100000"/>
-                                        </a:srgbClr>
-                                      </a:clrFrom>
-                                      <a:clrTo>
-                                        <a:srgbClr val="A09D98">
-                                          <a:alpha val="100000"/>
-                                          <a:alpha val="0"/>
-                                        </a:srgbClr>
-                                      </a:clrTo>
-                                    </a:clrChange>
-                                    <a:biLevel thresh="50000"/>
-                                  </a:blip>
-                                  <a:stretch>
-                                    <a:fillRect/>
-                                  </a:stretch>
-                                </pic:blipFill>
-                                <pic:spPr>
-                                  <a:xfrm>
-                                    <a:off x="15718" y="13246"/>
-                                    <a:ext cx="1234" cy="715"/>
-                                  </a:xfrm>
-                                  <a:prstGeom prst="rect">
-                                    <a:avLst/>
-                                  </a:prstGeom>
-                                </pic:spPr>
-                              </pic:pic>
-                            </wpg:grpSp>
-                            <pic:pic xmlns:pic="http://schemas.openxmlformats.org/drawingml/2006/picture">
-                              <pic:nvPicPr>
-                                <pic:cNvPr id="51" name="图片 32"/>
-                                <pic:cNvPicPr>
-                                  <a:picLocks noChangeAspect="1" noChangeArrowheads="1"/>
-                                </pic:cNvPicPr>
-                              </pic:nvPicPr>
-                              <pic:blipFill>
-                                <a:blip r:embed="rId13">
-                                  <a:extLst>
-                                    <a:ext uri="{28A0092B-C50C-407E-A947-70E740481C1C}">
-                                      <a14:useLocalDpi xmlns:a14="http://schemas.microsoft.com/office/drawing/2010/main" val="0"/>
-                                    </a:ext>
-                                  </a:extLst>
-                                </a:blip>
-                                <a:srcRect/>
-                                <a:stretch>
-                                  <a:fillRect/>
-                                </a:stretch>
-                              </pic:blipFill>
-                              <pic:spPr>
-                                <a:xfrm>
-                                  <a:off x="21945" y="6180"/>
-                                  <a:ext cx="2273" cy="2273"/>
-                                </a:xfrm>
-                                <a:prstGeom prst="rect">
-                                  <a:avLst/>
-                                </a:prstGeom>
-                                <a:noFill/>
-                                <a:ln>
-                                  <a:noFill/>
-                                </a:ln>
-                              </pic:spPr>
-                            </pic:pic>
-                          </wpg:wgp>
-                        </a:graphicData>
-                      </a:graphic>
-                    </wp:anchor>
-                  </w:drawing>
-                </mc:Choice>
-                <mc:Fallback>
-                  <w:pict>
-                    <v:group id="_x0000_s1026" o:spid="_x0000_s1026" o:spt="203" style="position:absolute;left:0pt;margin-left:8.8pt;margin-top:-45.45pt;height:113.6pt;width:240.9pt;z-index:251668480;mso-width-relative:page;mso-height-relative:page;" coordorigin="19399,6180" coordsize="4818,2272" o:gfxdata="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">
-                      <o:lock v:ext="edit" aspectratio="f"/>
-                      <v:group id="组合 34" o:spid="_x0000_s1026" o:spt="203" style="position:absolute;left:19399;top:6701;height:988;width:4343;" coordorigin="12609,13215" coordsize="4343,988" o:gfxdata="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">
-                        <o:lock v:ext="edit" aspectratio="f"/>
-                        <v:shape id="图片 1" o:spid="_x0000_s1026" o:spt="75" alt="IMG_256" type="#_x0000_t75" style="position:absolute;left:12609;top:13215;height:989;width:781;" filled="f" o:preferrelative="t" stroked="f" coordsize="21600,21600" o:gfxdata="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">
-                          <v:fill on="f" focussize="0,0"/>
-                          <v:stroke on="f"/>
-                          <v:imagedata r:id="rId17" cropleft="17977f" croptop="19957f" cropright="20947f" cropbottom="11879f" chromakey="#AAA9A5" o:title=""/>
-                          <o:lock v:ext="edit" aspectratio="t"/>
-                        </v:shape>
-                        <v:shape id="图片 31" o:spid="_x0000_s1026" o:spt="75" alt="微信图片_20220215110121" type="#_x0000_t75" style="position:absolute;left:15718;top:13246;height:715;width:1234;" filled="f" o:preferrelative="t" stroked="f" coordsize="21600,21600" o:gfxdata="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">
-                          <v:fill on="f" focussize="0,0"/>
-                          <v:stroke on="f"/>
-                          <v:imagedata r:id="rId11" grayscale="t" bilevel="t" chromakey="#A09D98" o:title=""/>
-                          <o:lock v:ext="edit" aspectratio="t"/>
-                        </v:shape>
-                      </v:group>
-                      <v:shape id="图片 32" o:spid="_x0000_s1026" o:spt="75" type="#_x0000_t75" style="position:absolute;left:21945;top:6180;height:2273;width:2273;" filled="f" o:preferrelative="t" stroked="f" coordsize="21600,21600" o:gfxdata="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">
-                        <v:fill on="f" focussize="0,0"/>
-                        <v:stroke on="f"/>
-                        <v:imagedata r:id="rId13" o:title=""/>
-                        <o:lock v:ext="edit" aspectratio="t"/>
-                      </v:shape>
-                    </v:group>
-                  </w:pict>
-                </mc:Fallback>
-              </mc:AlternateContent>
-            </w:r>
-          </w:p>
-        </w:tc>
-        <w:tc>
-          <w:tcPr>
-            <w:tcW w:w="1166" w:type="dxa"/>
-            <w:vAlign w:val="center"/>
-          </w:tcPr>
-          <w:p>
-            <w:pPr>
-              <w:pStyle w:val="22"/>
-              <w:spacing w:before="13"/>
-              <w:jc w:val="both"/>
-              <w:rPr>
-                <w:rFonts w:ascii="Times New Roman" w:hAnsi="Times New Roman" w:cs="Times New Roman"/>
-                <w:b/>
-                <w:sz w:val="24"/>
-                <w:szCs w:val="24"/>
-              </w:rPr>
-            </w:pPr>
-            <w:r>
-              <w:rPr>
-                <w:rFonts w:ascii="Times New Roman" w:hAnsi="Times New Roman" w:cs="Times New Roman"/>
-                <w:b/>
-                <w:sz w:val="24"/>
-                <w:szCs w:val="24"/>
-              </w:rPr>
-              <w:t>复核人</w:t>
-            </w:r>
-            <w:r>
-              <w:rPr>
-                <w:rFonts w:ascii="Times New Roman" w:hAnsi="Times New Roman" w:cs="Times New Roman"/>
-                <w:b/>
-                <w:sz w:val="24"/>
-                <w:szCs w:val="24"/>
-                <w:lang w:eastAsia="zh-CN"/>
-              </w:rPr>
-              <w:t>：</w:t>
-            </w:r>
-          </w:p>
-        </w:tc>
-        <w:tc>
-          <w:tcPr>
-            <w:tcW w:w="2294" w:type="dxa"/>
-            <w:vAlign w:val="center"/>
-          </w:tcPr>
-          <w:p>
-            <w:pPr>
-              <w:pStyle w:val="22"/>
-              <w:spacing w:before="13"/>
-              <w:ind w:right="15"/>
-              <w:jc w:val="both"/>
-              <w:rPr>
-                <w:rFonts w:ascii="Times New Roman" w:hAnsi="Times New Roman" w:cs="Times New Roman"/>
-                <w:b/>
-                <w:sz w:val="24"/>
-                <w:szCs w:val="24"/>
-              </w:rPr>
-            </w:pPr>
-          </w:p>
-        </w:tc>
-      </w:tr>
-      <w:tr>
-        <w:tblPrEx>
-          <w:tblCellMar>
-            <w:top w:w="0" w:type="dxa"/>
-            <w:left w:w="0" w:type="dxa"/>
-            <w:bottom w:w="0" w:type="dxa"/>
-            <w:right w:w="0" w:type="dxa"/>
-          </w:tblCellMar>
-        </w:tblPrEx>
-        <w:trPr>
-          <w:trHeight w:val="457" w:hRule="exact"/>
-          <w:jc w:val="right"/>
-        </w:trPr>
-        <w:tc>
-          <w:tcPr>
-            <w:tcW w:w="1272" w:type="dxa"/>
-            <w:vAlign w:val="center"/>
-          </w:tcPr>
-          <w:p>
-            <w:pPr>
-              <w:pStyle w:val="22"/>
-              <w:spacing w:line="341" w:lineRule="exact"/>
-              <w:ind w:left="13" w:right="165"/>
-              <w:jc w:val="both"/>
-              <w:rPr>
-                <w:rFonts w:ascii="Times New Roman" w:hAnsi="Times New Roman" w:cs="Times New Roman"/>
-                <w:b/>
-                <w:sz w:val="24"/>
-                <w:szCs w:val="24"/>
-              </w:rPr>
-            </w:pPr>
-            <w:r>
-              <w:rPr>
-                <w:rFonts w:ascii="Times New Roman" w:hAnsi="Times New Roman" w:cs="Times New Roman"/>
-                <w:b/>
-                <w:sz w:val="24"/>
-                <w:szCs w:val="24"/>
-              </w:rPr>
-              <w:t>日</w:t>
-            </w:r>
-            <w:r>
-              <w:rPr>
-                <w:rFonts w:ascii="Times New Roman" w:hAnsi="Times New Roman" w:cs="Times New Roman"/>
-                <w:b/>
-                <w:sz w:val="24"/>
-                <w:szCs w:val="24"/>
-                <w:lang w:eastAsia="zh-CN"/>
-              </w:rPr>
-              <w:t xml:space="preserve">  </w:t>
-            </w:r>
-            <w:r>
-              <w:rPr>
-                <w:rFonts w:ascii="Times New Roman" w:hAnsi="Times New Roman" w:cs="Times New Roman"/>
-                <w:b/>
-                <w:sz w:val="24"/>
-                <w:szCs w:val="24"/>
-              </w:rPr>
-              <w:t>期：</w:t>
-            </w:r>
-          </w:p>
-        </w:tc>
-        <w:tc>
-          <w:tcPr>
-            <w:tcW w:w="2040" w:type="dxa"/>
-            <w:vAlign w:val="center"/>
-          </w:tcPr>
-          <w:p>
-            <w:pPr>
-              <w:pStyle w:val="22"/>
-              <w:spacing w:line="363" w:lineRule="exact"/>
-              <w:jc w:val="both"/>
-              <w:rPr>
-                <w:rFonts w:ascii="Times New Roman" w:hAnsi="Times New Roman" w:cs="Times New Roman"/>
-                <w:sz w:val="24"/>
-                <w:szCs w:val="24"/>
-              </w:rPr>
-            </w:pPr>
-            <w:r>
-              <w:rPr>
-                <w:rFonts w:ascii="Times New Roman" w:hAnsi="Times New Roman" w:cs="Times New Roman"/>
-                <w:kern w:val="2"/>
-                <w:sz w:val="24"/>
-                <w:szCs w:val="24"/>
-                <w:lang w:eastAsia="zh-CN"/>
-              </w:rPr>
-              <w:t>{{ reportdate }}</w:t>
-            </w:r>
-          </w:p>
-        </w:tc>
-        <w:tc>
-          <w:tcPr>
-            <w:tcW w:w="1166" w:type="dxa"/>
-            <w:vAlign w:val="center"/>
-          </w:tcPr>
-          <w:p>
-            <w:pPr>
-              <w:pStyle w:val="22"/>
-              <w:spacing w:line="341" w:lineRule="exact"/>
-              <w:jc w:val="both"/>
-              <w:rPr>
-                <w:rFonts w:ascii="Times New Roman" w:hAnsi="Times New Roman" w:cs="Times New Roman"/>
-                <w:b/>
-                <w:sz w:val="24"/>
-                <w:szCs w:val="24"/>
-              </w:rPr>
-            </w:pPr>
-            <w:r>
-              <w:rPr>
-                <w:rFonts w:ascii="Times New Roman" w:hAnsi="Times New Roman" w:cs="Times New Roman"/>
-                <w:b/>
-                <w:sz w:val="24"/>
-                <w:szCs w:val="24"/>
-              </w:rPr>
-              <w:t>日</w:t>
-            </w:r>
-            <w:r>
-              <w:rPr>
-                <w:rFonts w:ascii="Times New Roman" w:hAnsi="Times New Roman" w:cs="Times New Roman"/>
-                <w:b/>
-                <w:sz w:val="24"/>
-                <w:szCs w:val="24"/>
-                <w:lang w:eastAsia="zh-CN"/>
-              </w:rPr>
-              <w:t xml:space="preserve">  </w:t>
-            </w:r>
-            <w:r>
-              <w:rPr>
-                <w:rFonts w:ascii="Times New Roman" w:hAnsi="Times New Roman" w:cs="Times New Roman"/>
-                <w:b/>
-                <w:sz w:val="24"/>
-                <w:szCs w:val="24"/>
-              </w:rPr>
-              <w:t>期：</w:t>
-            </w:r>
-          </w:p>
-        </w:tc>
-        <w:tc>
-          <w:tcPr>
-            <w:tcW w:w="2294" w:type="dxa"/>
-            <w:vAlign w:val="center"/>
-          </w:tcPr>
-          <w:p>
-            <w:pPr>
-              <w:pStyle w:val="22"/>
-              <w:spacing w:line="363" w:lineRule="exact"/>
-              <w:ind w:right="15"/>
-              <w:jc w:val="both"/>
-              <w:rPr>
-                <w:rFonts w:ascii="Times New Roman" w:hAnsi="Times New Roman" w:cs="Times New Roman"/>
-                <w:sz w:val="24"/>
-                <w:szCs w:val="24"/>
-              </w:rPr>
-            </w:pPr>
-            <w:r>
-              <w:rPr>
-                <w:rFonts w:ascii="Times New Roman" w:hAnsi="Times New Roman" w:cs="Times New Roman"/>
-                <w:kern w:val="2"/>
-                <w:sz w:val="24"/>
-                <w:szCs w:val="24"/>
-                <w:lang w:eastAsia="zh-CN"/>
-              </w:rPr>
-              <w:t>{{ reportdate }}</w:t>
-            </w:r>
-          </w:p>
-        </w:tc>
-      </w:tr>
-    </w:tbl>
-    <w:p>
-      <w:pPr>
-        <w:rPr>
           <w:sz w:val="21"/>
           <w:szCs w:val="21"/>
           <w:lang w:eastAsia="zh-CN"/>
@@ -8781,24 +8356,24 @@
       </w:pPr>
       <w:bookmarkStart w:id="38" w:name="_Toc31425"/>
       <w:bookmarkStart w:id="39" w:name="_Toc149832729"/>
-      <w:bookmarkStart w:id="40" w:name="_Toc30347"/>
-      <w:bookmarkStart w:id="41" w:name="_Toc20487"/>
+      <w:bookmarkStart w:id="40" w:name="_Toc20487"/>
+      <w:bookmarkStart w:id="41" w:name="_Toc30347"/>
       <w:bookmarkStart w:id="42" w:name="_Toc24235"/>
-      <w:bookmarkStart w:id="43" w:name="_Toc6237"/>
-      <w:bookmarkStart w:id="44" w:name="_Toc107825550"/>
-      <w:bookmarkStart w:id="45" w:name="_Toc19898_WPSOffice_Level1"/>
-      <w:bookmarkStart w:id="46" w:name="_Toc20136_WPSOffice_Level1"/>
-      <w:bookmarkStart w:id="47" w:name="_Toc2866"/>
-      <w:bookmarkStart w:id="48" w:name="_Toc22132"/>
-      <w:bookmarkStart w:id="49" w:name="_Toc2781"/>
+      <w:bookmarkStart w:id="43" w:name="_Toc20136_WPSOffice_Level1"/>
+      <w:bookmarkStart w:id="44" w:name="_Toc19898_WPSOffice_Level1"/>
+      <w:bookmarkStart w:id="45" w:name="_Toc2781"/>
+      <w:bookmarkStart w:id="46" w:name="_Toc6237"/>
+      <w:bookmarkStart w:id="47" w:name="_Toc22132"/>
+      <w:bookmarkStart w:id="48" w:name="_Toc107825550"/>
+      <w:bookmarkStart w:id="49" w:name="_Toc2866"/>
       <w:bookmarkStart w:id="50" w:name="_Toc23375"/>
       <w:bookmarkStart w:id="51" w:name="_Toc5728"/>
-      <w:bookmarkStart w:id="52" w:name="_Toc107825552"/>
-      <w:bookmarkStart w:id="53" w:name="_Toc27379"/>
-      <w:bookmarkStart w:id="54" w:name="_Toc9088"/>
-      <w:bookmarkStart w:id="55" w:name="_Toc15063"/>
-      <w:bookmarkStart w:id="56" w:name="_Toc11015_WPSOffice_Level2"/>
-      <w:bookmarkStart w:id="57" w:name="_Toc18062_WPSOffice_Level2"/>
+      <w:bookmarkStart w:id="52" w:name="_Toc9088"/>
+      <w:bookmarkStart w:id="53" w:name="_Toc15063"/>
+      <w:bookmarkStart w:id="54" w:name="_Toc11015_WPSOffice_Level2"/>
+      <w:bookmarkStart w:id="55" w:name="_Toc18062_WPSOffice_Level2"/>
+      <w:bookmarkStart w:id="56" w:name="_Toc107825552"/>
+      <w:bookmarkStart w:id="57" w:name="_Toc27379"/>
       <w:r>
         <w:rPr>
           <w:rFonts w:hint="eastAsia"/>
@@ -15342,11 +14917,11 @@
           <w:lang w:eastAsia="zh-CN"/>
         </w:rPr>
       </w:pPr>
-      <w:bookmarkStart w:id="60" w:name="_Toc149832733"/>
-      <w:bookmarkStart w:id="61" w:name="_Toc149826009"/>
-      <w:bookmarkStart w:id="62" w:name="_Toc8588"/>
-      <w:bookmarkStart w:id="63" w:name="_Toc14420"/>
-      <w:bookmarkStart w:id="64" w:name="_Toc22117"/>
+      <w:bookmarkStart w:id="60" w:name="_Toc22117"/>
+      <w:bookmarkStart w:id="61" w:name="_Toc14420"/>
+      <w:bookmarkStart w:id="62" w:name="_Toc149832733"/>
+      <w:bookmarkStart w:id="63" w:name="_Toc149826009"/>
+      <w:bookmarkStart w:id="64" w:name="_Toc8588"/>
       <w:r>
         <w:rPr>
           <w:rFonts w:hint="eastAsia"/>
@@ -15867,14 +15442,14 @@
           <w:lang w:eastAsia="zh-CN"/>
         </w:rPr>
       </w:pPr>
-      <w:bookmarkStart w:id="65" w:name="_Toc23903"/>
-      <w:bookmarkStart w:id="66" w:name="_Toc23846_WPSOffice_Level1"/>
-      <w:bookmarkStart w:id="67" w:name="_Toc32443_WPSOffice_Level1"/>
-      <w:bookmarkStart w:id="68" w:name="_Toc4331_WPSOffice_Level1"/>
-      <w:bookmarkStart w:id="69" w:name="_Toc107825555"/>
-      <w:bookmarkStart w:id="70" w:name="_Toc25727"/>
-      <w:bookmarkStart w:id="71" w:name="_Toc180"/>
-      <w:bookmarkStart w:id="72" w:name="_Toc24960"/>
+      <w:bookmarkStart w:id="65" w:name="_Toc23846_WPSOffice_Level1"/>
+      <w:bookmarkStart w:id="66" w:name="_Toc32443_WPSOffice_Level1"/>
+      <w:bookmarkStart w:id="67" w:name="_Toc4331_WPSOffice_Level1"/>
+      <w:bookmarkStart w:id="68" w:name="_Toc107825555"/>
+      <w:bookmarkStart w:id="69" w:name="_Toc180"/>
+      <w:bookmarkStart w:id="70" w:name="_Toc23903"/>
+      <w:bookmarkStart w:id="71" w:name="_Toc24960"/>
+      <w:bookmarkStart w:id="72" w:name="_Toc25727"/>
       <w:bookmarkStart w:id="73" w:name="_Toc29372"/>
       <w:bookmarkStart w:id="74" w:name="_Toc2749"/>
       <w:r>
@@ -15937,9 +15512,9 @@
         </w:rPr>
       </w:pPr>
       <w:bookmarkStart w:id="75" w:name="_Toc20034"/>
-      <w:bookmarkStart w:id="76" w:name="_Toc10223"/>
-      <w:bookmarkStart w:id="77" w:name="_Toc378"/>
-      <w:bookmarkStart w:id="78" w:name="_Toc106719764"/>
+      <w:bookmarkStart w:id="76" w:name="_Toc106719764"/>
+      <w:bookmarkStart w:id="77" w:name="_Toc10223"/>
+      <w:bookmarkStart w:id="78" w:name="_Toc378"/>
       <w:r>
         <w:rPr>
           <w:rFonts w:hint="eastAsia"/>
@@ -19008,8 +18583,8 @@
           <w:lang w:eastAsia="zh-CN"/>
         </w:rPr>
       </w:pPr>
-      <w:bookmarkStart w:id="79" w:name="_Toc26760"/>
-      <w:bookmarkStart w:id="80" w:name="_Toc18466"/>
+      <w:bookmarkStart w:id="79" w:name="_Toc18466"/>
+      <w:bookmarkStart w:id="80" w:name="_Toc26760"/>
       <w:bookmarkStart w:id="81" w:name="_Toc1318"/>
       <w:r>
         <w:rPr>
@@ -19162,6 +18737,7 @@
             <w:insideH w:val="dotted" w:color="A5A5A5" w:sz="4" w:space="0"/>
             <w:insideV w:val="dotted" w:color="A5A5A5" w:sz="4" w:space="0"/>
           </w:tblBorders>
+          <w:shd w:val="clear" w:color="auto" w:fill="auto"/>
           <w:tblCellMar>
             <w:top w:w="0" w:type="dxa"/>
             <w:left w:w="108" w:type="dxa"/>
@@ -19713,6 +19289,7 @@
             <w:insideH w:val="dotted" w:color="A5A5A5" w:sz="4" w:space="0"/>
             <w:insideV w:val="dotted" w:color="A5A5A5" w:sz="4" w:space="0"/>
           </w:tblBorders>
+          <w:shd w:val="clear" w:color="auto" w:fill="auto"/>
           <w:tblCellMar>
             <w:top w:w="0" w:type="dxa"/>
             <w:left w:w="108" w:type="dxa"/>
@@ -19777,6 +19354,7 @@
             <w:insideH w:val="dotted" w:color="A5A5A5" w:sz="4" w:space="0"/>
             <w:insideV w:val="dotted" w:color="A5A5A5" w:sz="4" w:space="0"/>
           </w:tblBorders>
+          <w:shd w:val="clear" w:color="auto" w:fill="auto"/>
           <w:tblCellMar>
             <w:top w:w="0" w:type="dxa"/>
             <w:left w:w="108" w:type="dxa"/>
@@ -20365,6 +19943,7 @@
             <w:insideH w:val="dotted" w:color="A5A5A5" w:sz="4" w:space="0"/>
             <w:insideV w:val="dotted" w:color="A5A5A5" w:sz="4" w:space="0"/>
           </w:tblBorders>
+          <w:shd w:val="clear" w:color="auto" w:fill="auto"/>
           <w:tblCellMar>
             <w:top w:w="0" w:type="dxa"/>
             <w:left w:w="108" w:type="dxa"/>
@@ -20428,6 +20007,7 @@
             <w:insideH w:val="dotted" w:color="A5A5A5" w:sz="4" w:space="0"/>
             <w:insideV w:val="dotted" w:color="A5A5A5" w:sz="4" w:space="0"/>
           </w:tblBorders>
+          <w:shd w:val="clear" w:color="auto" w:fill="auto"/>
           <w:tblCellMar>
             <w:top w:w="0" w:type="dxa"/>
             <w:left w:w="108" w:type="dxa"/>
@@ -20611,8 +20191,8 @@
           <w:lang w:eastAsia="zh-CN"/>
         </w:rPr>
       </w:pPr>
-      <w:bookmarkStart w:id="83" w:name="_Toc32302"/>
-      <w:bookmarkStart w:id="84" w:name="_Toc23147"/>
+      <w:bookmarkStart w:id="83" w:name="_Toc23147"/>
+      <w:bookmarkStart w:id="84" w:name="_Toc32302"/>
       <w:bookmarkStart w:id="85" w:name="_Toc8516"/>
       <w:bookmarkStart w:id="86" w:name="_Toc149826013"/>
       <w:bookmarkStart w:id="87" w:name="_Toc8434"/>
@@ -29583,22 +29163,22 @@
         </w:numPr>
         <w:jc w:val="left"/>
       </w:pPr>
-      <w:bookmarkStart w:id="89" w:name="_Toc21764_WPSOffice_Level1"/>
-      <w:bookmarkStart w:id="90" w:name="_Toc13196_WPSOffice_Level1"/>
+      <w:bookmarkStart w:id="89" w:name="_Toc25215"/>
+      <w:bookmarkStart w:id="90" w:name="_Toc21764_WPSOffice_Level1"/>
       <w:bookmarkStart w:id="91" w:name="_Toc1707_WPSOffice_Level1"/>
       <w:bookmarkStart w:id="92" w:name="_Toc107825561"/>
-      <w:bookmarkStart w:id="93" w:name="_Toc27302"/>
-      <w:bookmarkStart w:id="94" w:name="_Toc25215"/>
-      <w:bookmarkStart w:id="95" w:name="_Toc13698"/>
-      <w:bookmarkStart w:id="96" w:name="_Toc28240"/>
-      <w:bookmarkStart w:id="97" w:name="_Toc11294"/>
+      <w:bookmarkStart w:id="93" w:name="_Toc28240"/>
+      <w:bookmarkStart w:id="94" w:name="_Toc13196_WPSOffice_Level1"/>
+      <w:bookmarkStart w:id="95" w:name="_Toc27302"/>
+      <w:bookmarkStart w:id="96" w:name="_Toc11294"/>
+      <w:bookmarkStart w:id="97" w:name="_Toc13698"/>
       <w:bookmarkStart w:id="98" w:name="_Toc16835"/>
-      <w:bookmarkStart w:id="99" w:name="_Toc28810_WPSOffice_Level1"/>
-      <w:bookmarkStart w:id="100" w:name="_Toc11896_WPSOffice_Level1"/>
-      <w:bookmarkStart w:id="101" w:name="_Toc20303"/>
-      <w:bookmarkStart w:id="102" w:name="_Toc11193_WPSOffice_Level1"/>
-      <w:bookmarkStart w:id="103" w:name="_Toc11812"/>
-      <w:bookmarkStart w:id="104" w:name="_Toc1779"/>
+      <w:bookmarkStart w:id="99" w:name="_Toc11193_WPSOffice_Level1"/>
+      <w:bookmarkStart w:id="100" w:name="_Toc11812"/>
+      <w:bookmarkStart w:id="101" w:name="_Toc1779"/>
+      <w:bookmarkStart w:id="102" w:name="_Toc28810_WPSOffice_Level1"/>
+      <w:bookmarkStart w:id="103" w:name="_Toc11896_WPSOffice_Level1"/>
+      <w:bookmarkStart w:id="104" w:name="_Toc20303"/>
       <w:r>
         <w:rPr>
           <w:rFonts w:hint="eastAsia"/>
@@ -29630,13 +29210,13 @@
         </w:rPr>
       </w:pPr>
       <w:bookmarkStart w:id="105" w:name="_Toc27230"/>
-      <w:bookmarkStart w:id="106" w:name="_Toc28605"/>
+      <w:bookmarkStart w:id="106" w:name="_Toc3674"/>
       <w:bookmarkStart w:id="107" w:name="_Toc32150"/>
-      <w:bookmarkStart w:id="108" w:name="_Toc9066"/>
-      <w:bookmarkStart w:id="109" w:name="_Toc3674"/>
-      <w:bookmarkStart w:id="110" w:name="_Toc14255_WPSOffice_Level1"/>
-      <w:bookmarkStart w:id="111" w:name="_Toc15840_WPSOffice_Level1"/>
-      <w:bookmarkStart w:id="112" w:name="_Toc23414"/>
+      <w:bookmarkStart w:id="108" w:name="_Toc14255_WPSOffice_Level1"/>
+      <w:bookmarkStart w:id="109" w:name="_Toc15840_WPSOffice_Level1"/>
+      <w:bookmarkStart w:id="110" w:name="_Toc28605"/>
+      <w:bookmarkStart w:id="111" w:name="_Toc23414"/>
+      <w:bookmarkStart w:id="112" w:name="_Toc9066"/>
       <w:bookmarkStart w:id="113" w:name="_Toc24085_WPSOffice_Level1"/>
       <w:r>
         <w:rPr>
@@ -32532,10 +32112,10 @@
           <w:lang w:val="en-US" w:eastAsia="zh-CN"/>
         </w:rPr>
       </w:pPr>
-      <w:bookmarkStart w:id="117" w:name="_Toc18355"/>
+      <w:bookmarkStart w:id="117" w:name="_Toc21917"/>
       <w:bookmarkStart w:id="118" w:name="_Toc13456"/>
-      <w:bookmarkStart w:id="119" w:name="_Toc21917"/>
-      <w:bookmarkStart w:id="120" w:name="_Toc19279"/>
+      <w:bookmarkStart w:id="119" w:name="_Toc19279"/>
+      <w:bookmarkStart w:id="120" w:name="_Toc18355"/>
       <w:r>
         <w:rPr>
           <w:rFonts w:hint="eastAsia"/>
@@ -32595,6 +32175,7 @@
             <w:insideH w:val="none" w:color="auto" w:sz="0" w:space="0"/>
             <w:insideV w:val="none" w:color="auto" w:sz="0" w:space="0"/>
           </w:tblBorders>
+          <w:shd w:val="clear" w:color="auto" w:fill="auto"/>
           <w:tblCellMar>
             <w:top w:w="0" w:type="dxa"/>
             <w:left w:w="108" w:type="dxa"/>
@@ -32710,123 +32291,6 @@
                 <w:lang w:val="en-US" w:eastAsia="zh-CN"/>
               </w:rPr>
               <w:t>检测位点</w:t>
-            </w:r>
-          </w:p>
-        </w:tc>
-      </w:tr>
-      <w:tr>
-        <w:tblPrEx>
-          <w:tblBorders>
-            <w:top w:val="none" w:color="auto" w:sz="0" w:space="0"/>
-            <w:left w:val="none" w:color="auto" w:sz="0" w:space="0"/>
-            <w:bottom w:val="none" w:color="auto" w:sz="0" w:space="0"/>
-            <w:right w:val="none" w:color="auto" w:sz="0" w:space="0"/>
-            <w:insideH w:val="none" w:color="auto" w:sz="0" w:space="0"/>
-            <w:insideV w:val="none" w:color="auto" w:sz="0" w:space="0"/>
-          </w:tblBorders>
-          <w:tblCellMar>
-            <w:top w:w="0" w:type="dxa"/>
-            <w:left w:w="108" w:type="dxa"/>
-            <w:bottom w:w="0" w:type="dxa"/>
-            <w:right w:w="108" w:type="dxa"/>
-          </w:tblCellMar>
-        </w:tblPrEx>
-        <w:trPr>
-          <w:trHeight w:val="325" w:hRule="atLeast"/>
-        </w:trPr>
-        <w:tc>
-          <w:tcPr>
-            <w:tcW w:w="1859" w:type="dxa"/>
-            <w:tcBorders>
-              <w:top w:val="single" w:color="000000" w:sz="8" w:space="0"/>
-              <w:left w:val="single" w:color="000000" w:sz="8" w:space="0"/>
-              <w:bottom w:val="nil"/>
-              <w:right w:val="nil"/>
-            </w:tcBorders>
-            <w:shd w:val="clear" w:color="auto" w:fill="FFFFFF"/>
-            <w:vAlign w:val="center"/>
-          </w:tcPr>
-          <w:p>
-            <w:pPr>
-              <w:jc w:val="center"/>
-              <w:rPr>
-                <w:rFonts w:hint="default" w:ascii="Times New Roman" w:hAnsi="Times New Roman" w:cs="Times New Roman"/>
-                <w:sz w:val="24"/>
-                <w:szCs w:val="24"/>
-              </w:rPr>
-            </w:pPr>
-            <w:r>
-              <w:rPr>
-                <w:rFonts w:hint="default" w:ascii="Times New Roman" w:hAnsi="Times New Roman" w:cs="Times New Roman"/>
-                <w:sz w:val="24"/>
-                <w:szCs w:val="24"/>
-                <w:lang w:val="en-US" w:eastAsia="zh-CN"/>
-              </w:rPr>
-              <w:t>1</w:t>
-            </w:r>
-          </w:p>
-        </w:tc>
-        <w:tc>
-          <w:tcPr>
-            <w:tcW w:w="2629" w:type="dxa"/>
-            <w:tcBorders>
-              <w:top w:val="single" w:color="000000" w:sz="8" w:space="0"/>
-              <w:left w:val="single" w:color="000000" w:sz="8" w:space="0"/>
-              <w:bottom w:val="nil"/>
-              <w:right w:val="nil"/>
-            </w:tcBorders>
-            <w:shd w:val="clear" w:color="auto" w:fill="FFFFFF"/>
-            <w:vAlign w:val="center"/>
-          </w:tcPr>
-          <w:p>
-            <w:pPr>
-              <w:jc w:val="center"/>
-              <w:rPr>
-                <w:rFonts w:hint="default" w:ascii="Times New Roman" w:hAnsi="Times New Roman" w:cs="Times New Roman"/>
-                <w:sz w:val="24"/>
-                <w:szCs w:val="24"/>
-              </w:rPr>
-            </w:pPr>
-            <w:r>
-              <w:rPr>
-                <w:rFonts w:hint="default" w:ascii="Times New Roman" w:hAnsi="Times New Roman" w:cs="Times New Roman"/>
-                <w:sz w:val="24"/>
-                <w:szCs w:val="24"/>
-                <w:lang w:val="en-US" w:eastAsia="zh-CN"/>
-              </w:rPr>
-              <w:t>BRAF</w:t>
-            </w:r>
-          </w:p>
-        </w:tc>
-        <w:tc>
-          <w:tcPr>
-            <w:tcW w:w="5357" w:type="dxa"/>
-            <w:tcBorders>
-              <w:top w:val="single" w:color="000000" w:sz="8" w:space="0"/>
-              <w:left w:val="single" w:color="000000" w:sz="8" w:space="0"/>
-              <w:bottom w:val="nil"/>
-              <w:right w:val="single" w:color="000000" w:sz="8" w:space="0"/>
-            </w:tcBorders>
-            <w:shd w:val="clear" w:color="auto" w:fill="FFFFFF"/>
-            <w:vAlign w:val="center"/>
-          </w:tcPr>
-          <w:p>
-            <w:pPr>
-              <w:jc w:val="center"/>
-              <w:rPr>
-                <w:rFonts w:hint="default" w:ascii="Times New Roman" w:hAnsi="Times New Roman" w:cs="Times New Roman"/>
-                <w:sz w:val="24"/>
-                <w:szCs w:val="24"/>
-              </w:rPr>
-            </w:pPr>
-            <w:r>
-              <w:rPr>
-                <w:rFonts w:hint="default" w:ascii="Times New Roman" w:hAnsi="Times New Roman" w:cs="Times New Roman"/>
-                <w:sz w:val="24"/>
-                <w:szCs w:val="24"/>
-                <w:lang w:val="en-US" w:eastAsia="zh-CN"/>
-              </w:rPr>
-              <w:t>p.V600E</w:t>
             </w:r>
           </w:p>
         </w:tc>
@@ -32880,7 +32344,7 @@
                 <w:szCs w:val="24"/>
                 <w:lang w:val="en-US" w:eastAsia="zh-CN"/>
               </w:rPr>
-              <w:t>2</w:t>
+              <w:t>1</w:t>
             </w:r>
           </w:p>
         </w:tc>
@@ -32944,7 +32408,7 @@
                 <w:szCs w:val="24"/>
                 <w:lang w:val="en-US" w:eastAsia="zh-CN"/>
               </w:rPr>
-              <w:t>p.V600K</w:t>
+              <w:t>p.V600E</w:t>
             </w:r>
           </w:p>
         </w:tc>
@@ -32998,7 +32462,7 @@
                 <w:szCs w:val="24"/>
                 <w:lang w:val="en-US" w:eastAsia="zh-CN"/>
               </w:rPr>
-              <w:t>3</w:t>
+              <w:t>2</w:t>
             </w:r>
           </w:p>
         </w:tc>
@@ -33062,7 +32526,241 @@
                 <w:szCs w:val="24"/>
                 <w:lang w:val="en-US" w:eastAsia="zh-CN"/>
               </w:rPr>
+              <w:t>p.V600K</w:t>
+            </w:r>
+          </w:p>
+        </w:tc>
+      </w:tr>
+      <w:tr>
+        <w:tblPrEx>
+          <w:tblBorders>
+            <w:top w:val="none" w:color="auto" w:sz="0" w:space="0"/>
+            <w:left w:val="none" w:color="auto" w:sz="0" w:space="0"/>
+            <w:bottom w:val="none" w:color="auto" w:sz="0" w:space="0"/>
+            <w:right w:val="none" w:color="auto" w:sz="0" w:space="0"/>
+            <w:insideH w:val="none" w:color="auto" w:sz="0" w:space="0"/>
+            <w:insideV w:val="none" w:color="auto" w:sz="0" w:space="0"/>
+          </w:tblBorders>
+          <w:tblCellMar>
+            <w:top w:w="0" w:type="dxa"/>
+            <w:left w:w="108" w:type="dxa"/>
+            <w:bottom w:w="0" w:type="dxa"/>
+            <w:right w:w="108" w:type="dxa"/>
+          </w:tblCellMar>
+        </w:tblPrEx>
+        <w:trPr>
+          <w:trHeight w:val="325" w:hRule="atLeast"/>
+        </w:trPr>
+        <w:tc>
+          <w:tcPr>
+            <w:tcW w:w="1859" w:type="dxa"/>
+            <w:tcBorders>
+              <w:top w:val="single" w:color="000000" w:sz="8" w:space="0"/>
+              <w:left w:val="single" w:color="000000" w:sz="8" w:space="0"/>
+              <w:bottom w:val="nil"/>
+              <w:right w:val="nil"/>
+            </w:tcBorders>
+            <w:shd w:val="clear" w:color="auto" w:fill="FFFFFF"/>
+            <w:vAlign w:val="center"/>
+          </w:tcPr>
+          <w:p>
+            <w:pPr>
+              <w:jc w:val="center"/>
+              <w:rPr>
+                <w:rFonts w:hint="default" w:ascii="Times New Roman" w:hAnsi="Times New Roman" w:cs="Times New Roman"/>
+                <w:sz w:val="24"/>
+                <w:szCs w:val="24"/>
+              </w:rPr>
+            </w:pPr>
+            <w:r>
+              <w:rPr>
+                <w:rFonts w:hint="default" w:ascii="Times New Roman" w:hAnsi="Times New Roman" w:cs="Times New Roman"/>
+                <w:sz w:val="24"/>
+                <w:szCs w:val="24"/>
+                <w:lang w:val="en-US" w:eastAsia="zh-CN"/>
+              </w:rPr>
+              <w:t>3</w:t>
+            </w:r>
+          </w:p>
+        </w:tc>
+        <w:tc>
+          <w:tcPr>
+            <w:tcW w:w="2629" w:type="dxa"/>
+            <w:tcBorders>
+              <w:top w:val="single" w:color="000000" w:sz="8" w:space="0"/>
+              <w:left w:val="single" w:color="000000" w:sz="8" w:space="0"/>
+              <w:bottom w:val="nil"/>
+              <w:right w:val="nil"/>
+            </w:tcBorders>
+            <w:shd w:val="clear" w:color="auto" w:fill="FFFFFF"/>
+            <w:vAlign w:val="center"/>
+          </w:tcPr>
+          <w:p>
+            <w:pPr>
+              <w:jc w:val="center"/>
+              <w:rPr>
+                <w:rFonts w:hint="default" w:ascii="Times New Roman" w:hAnsi="Times New Roman" w:cs="Times New Roman"/>
+                <w:sz w:val="24"/>
+                <w:szCs w:val="24"/>
+              </w:rPr>
+            </w:pPr>
+            <w:r>
+              <w:rPr>
+                <w:rFonts w:hint="default" w:ascii="Times New Roman" w:hAnsi="Times New Roman" w:cs="Times New Roman"/>
+                <w:sz w:val="24"/>
+                <w:szCs w:val="24"/>
+                <w:lang w:val="en-US" w:eastAsia="zh-CN"/>
+              </w:rPr>
+              <w:t>BRAF</w:t>
+            </w:r>
+          </w:p>
+        </w:tc>
+        <w:tc>
+          <w:tcPr>
+            <w:tcW w:w="5357" w:type="dxa"/>
+            <w:tcBorders>
+              <w:top w:val="single" w:color="000000" w:sz="8" w:space="0"/>
+              <w:left w:val="single" w:color="000000" w:sz="8" w:space="0"/>
+              <w:bottom w:val="nil"/>
+              <w:right w:val="single" w:color="000000" w:sz="8" w:space="0"/>
+            </w:tcBorders>
+            <w:shd w:val="clear" w:color="auto" w:fill="FFFFFF"/>
+            <w:vAlign w:val="center"/>
+          </w:tcPr>
+          <w:p>
+            <w:pPr>
+              <w:jc w:val="center"/>
+              <w:rPr>
+                <w:rFonts w:hint="default" w:ascii="Times New Roman" w:hAnsi="Times New Roman" w:cs="Times New Roman"/>
+                <w:sz w:val="24"/>
+                <w:szCs w:val="24"/>
+              </w:rPr>
+            </w:pPr>
+            <w:r>
+              <w:rPr>
+                <w:rFonts w:hint="default" w:ascii="Times New Roman" w:hAnsi="Times New Roman" w:cs="Times New Roman"/>
+                <w:sz w:val="24"/>
+                <w:szCs w:val="24"/>
+                <w:lang w:val="en-US" w:eastAsia="zh-CN"/>
+              </w:rPr>
               <w:t>p.S467L</w:t>
+            </w:r>
+          </w:p>
+        </w:tc>
+      </w:tr>
+      <w:tr>
+        <w:tblPrEx>
+          <w:tblBorders>
+            <w:top w:val="none" w:color="auto" w:sz="0" w:space="0"/>
+            <w:left w:val="none" w:color="auto" w:sz="0" w:space="0"/>
+            <w:bottom w:val="none" w:color="auto" w:sz="0" w:space="0"/>
+            <w:right w:val="none" w:color="auto" w:sz="0" w:space="0"/>
+            <w:insideH w:val="none" w:color="auto" w:sz="0" w:space="0"/>
+            <w:insideV w:val="none" w:color="auto" w:sz="0" w:space="0"/>
+          </w:tblBorders>
+          <w:tblCellMar>
+            <w:top w:w="0" w:type="dxa"/>
+            <w:left w:w="108" w:type="dxa"/>
+            <w:bottom w:w="0" w:type="dxa"/>
+            <w:right w:w="108" w:type="dxa"/>
+          </w:tblCellMar>
+        </w:tblPrEx>
+        <w:trPr>
+          <w:trHeight w:val="325" w:hRule="atLeast"/>
+        </w:trPr>
+        <w:tc>
+          <w:tcPr>
+            <w:tcW w:w="1859" w:type="dxa"/>
+            <w:tcBorders>
+              <w:top w:val="single" w:color="000000" w:sz="8" w:space="0"/>
+              <w:left w:val="single" w:color="000000" w:sz="8" w:space="0"/>
+              <w:bottom w:val="nil"/>
+              <w:right w:val="nil"/>
+            </w:tcBorders>
+            <w:shd w:val="clear" w:color="auto" w:fill="FFFFFF"/>
+            <w:vAlign w:val="center"/>
+          </w:tcPr>
+          <w:p>
+            <w:pPr>
+              <w:jc w:val="center"/>
+              <w:rPr>
+                <w:rFonts w:hint="default" w:ascii="Times New Roman" w:hAnsi="Times New Roman" w:cs="Times New Roman"/>
+                <w:sz w:val="24"/>
+                <w:szCs w:val="24"/>
+              </w:rPr>
+            </w:pPr>
+            <w:r>
+              <w:rPr>
+                <w:rFonts w:hint="default" w:ascii="Times New Roman" w:hAnsi="Times New Roman" w:cs="Times New Roman"/>
+                <w:sz w:val="24"/>
+                <w:szCs w:val="24"/>
+                <w:lang w:val="en-US" w:eastAsia="zh-CN"/>
+              </w:rPr>
+              <w:t>4</w:t>
+            </w:r>
+          </w:p>
+        </w:tc>
+        <w:tc>
+          <w:tcPr>
+            <w:tcW w:w="2629" w:type="dxa"/>
+            <w:tcBorders>
+              <w:top w:val="single" w:color="000000" w:sz="8" w:space="0"/>
+              <w:left w:val="single" w:color="000000" w:sz="8" w:space="0"/>
+              <w:bottom w:val="nil"/>
+              <w:right w:val="nil"/>
+            </w:tcBorders>
+            <w:shd w:val="clear" w:color="auto" w:fill="FFFFFF"/>
+            <w:vAlign w:val="center"/>
+          </w:tcPr>
+          <w:p>
+            <w:pPr>
+              <w:jc w:val="center"/>
+              <w:rPr>
+                <w:rFonts w:hint="default" w:ascii="Times New Roman" w:hAnsi="Times New Roman" w:cs="Times New Roman"/>
+                <w:sz w:val="24"/>
+                <w:szCs w:val="24"/>
+              </w:rPr>
+            </w:pPr>
+            <w:r>
+              <w:rPr>
+                <w:rFonts w:hint="default" w:ascii="Times New Roman" w:hAnsi="Times New Roman" w:cs="Times New Roman"/>
+                <w:sz w:val="24"/>
+                <w:szCs w:val="24"/>
+                <w:lang w:val="en-US" w:eastAsia="zh-CN"/>
+              </w:rPr>
+              <w:t>EGFR</w:t>
+            </w:r>
+          </w:p>
+        </w:tc>
+        <w:tc>
+          <w:tcPr>
+            <w:tcW w:w="5357" w:type="dxa"/>
+            <w:tcBorders>
+              <w:top w:val="single" w:color="000000" w:sz="8" w:space="0"/>
+              <w:left w:val="single" w:color="000000" w:sz="8" w:space="0"/>
+              <w:bottom w:val="nil"/>
+              <w:right w:val="single" w:color="000000" w:sz="8" w:space="0"/>
+            </w:tcBorders>
+            <w:shd w:val="clear" w:color="auto" w:fill="FFFFFF"/>
+            <w:vAlign w:val="center"/>
+          </w:tcPr>
+          <w:p>
+            <w:pPr>
+              <w:jc w:val="center"/>
+              <w:rPr>
+                <w:rFonts w:hint="default" w:ascii="Times New Roman" w:hAnsi="Times New Roman" w:cs="Times New Roman"/>
+                <w:sz w:val="24"/>
+                <w:szCs w:val="24"/>
+              </w:rPr>
+            </w:pPr>
+            <w:r>
+              <w:rPr>
+                <w:rFonts w:hint="default" w:ascii="Times New Roman" w:hAnsi="Times New Roman" w:cs="Times New Roman"/>
+                <w:sz w:val="24"/>
+                <w:szCs w:val="24"/>
+                <w:lang w:val="en-US" w:eastAsia="zh-CN"/>
+              </w:rPr>
+              <w:t>p.S492R</w:t>
             </w:r>
           </w:p>
         </w:tc>
@@ -33116,7 +32814,7 @@
                 <w:szCs w:val="24"/>
                 <w:lang w:val="en-US" w:eastAsia="zh-CN"/>
               </w:rPr>
-              <w:t>4</w:t>
+              <w:t>5</w:t>
             </w:r>
           </w:p>
         </w:tc>
@@ -33180,241 +32878,7 @@
                 <w:szCs w:val="24"/>
                 <w:lang w:val="en-US" w:eastAsia="zh-CN"/>
               </w:rPr>
-              <w:t>p.S492R</w:t>
-            </w:r>
-          </w:p>
-        </w:tc>
-      </w:tr>
-      <w:tr>
-        <w:tblPrEx>
-          <w:tblBorders>
-            <w:top w:val="none" w:color="auto" w:sz="0" w:space="0"/>
-            <w:left w:val="none" w:color="auto" w:sz="0" w:space="0"/>
-            <w:bottom w:val="none" w:color="auto" w:sz="0" w:space="0"/>
-            <w:right w:val="none" w:color="auto" w:sz="0" w:space="0"/>
-            <w:insideH w:val="none" w:color="auto" w:sz="0" w:space="0"/>
-            <w:insideV w:val="none" w:color="auto" w:sz="0" w:space="0"/>
-          </w:tblBorders>
-          <w:tblCellMar>
-            <w:top w:w="0" w:type="dxa"/>
-            <w:left w:w="108" w:type="dxa"/>
-            <w:bottom w:w="0" w:type="dxa"/>
-            <w:right w:w="108" w:type="dxa"/>
-          </w:tblCellMar>
-        </w:tblPrEx>
-        <w:trPr>
-          <w:trHeight w:val="325" w:hRule="atLeast"/>
-        </w:trPr>
-        <w:tc>
-          <w:tcPr>
-            <w:tcW w:w="1859" w:type="dxa"/>
-            <w:tcBorders>
-              <w:top w:val="single" w:color="000000" w:sz="8" w:space="0"/>
-              <w:left w:val="single" w:color="000000" w:sz="8" w:space="0"/>
-              <w:bottom w:val="nil"/>
-              <w:right w:val="nil"/>
-            </w:tcBorders>
-            <w:shd w:val="clear" w:color="auto" w:fill="FFFFFF"/>
-            <w:vAlign w:val="center"/>
-          </w:tcPr>
-          <w:p>
-            <w:pPr>
-              <w:jc w:val="center"/>
-              <w:rPr>
-                <w:rFonts w:hint="default" w:ascii="Times New Roman" w:hAnsi="Times New Roman" w:cs="Times New Roman"/>
-                <w:sz w:val="24"/>
-                <w:szCs w:val="24"/>
-              </w:rPr>
-            </w:pPr>
-            <w:r>
-              <w:rPr>
-                <w:rFonts w:hint="default" w:ascii="Times New Roman" w:hAnsi="Times New Roman" w:cs="Times New Roman"/>
-                <w:sz w:val="24"/>
-                <w:szCs w:val="24"/>
-                <w:lang w:val="en-US" w:eastAsia="zh-CN"/>
-              </w:rPr>
-              <w:t>5</w:t>
-            </w:r>
-          </w:p>
-        </w:tc>
-        <w:tc>
-          <w:tcPr>
-            <w:tcW w:w="2629" w:type="dxa"/>
-            <w:tcBorders>
-              <w:top w:val="single" w:color="000000" w:sz="8" w:space="0"/>
-              <w:left w:val="single" w:color="000000" w:sz="8" w:space="0"/>
-              <w:bottom w:val="nil"/>
-              <w:right w:val="nil"/>
-            </w:tcBorders>
-            <w:shd w:val="clear" w:color="auto" w:fill="FFFFFF"/>
-            <w:vAlign w:val="center"/>
-          </w:tcPr>
-          <w:p>
-            <w:pPr>
-              <w:jc w:val="center"/>
-              <w:rPr>
-                <w:rFonts w:hint="default" w:ascii="Times New Roman" w:hAnsi="Times New Roman" w:cs="Times New Roman"/>
-                <w:sz w:val="24"/>
-                <w:szCs w:val="24"/>
-              </w:rPr>
-            </w:pPr>
-            <w:r>
-              <w:rPr>
-                <w:rFonts w:hint="default" w:ascii="Times New Roman" w:hAnsi="Times New Roman" w:cs="Times New Roman"/>
-                <w:sz w:val="24"/>
-                <w:szCs w:val="24"/>
-                <w:lang w:val="en-US" w:eastAsia="zh-CN"/>
-              </w:rPr>
-              <w:t>EGFR</w:t>
-            </w:r>
-          </w:p>
-        </w:tc>
-        <w:tc>
-          <w:tcPr>
-            <w:tcW w:w="5357" w:type="dxa"/>
-            <w:tcBorders>
-              <w:top w:val="single" w:color="000000" w:sz="8" w:space="0"/>
-              <w:left w:val="single" w:color="000000" w:sz="8" w:space="0"/>
-              <w:bottom w:val="nil"/>
-              <w:right w:val="single" w:color="000000" w:sz="8" w:space="0"/>
-            </w:tcBorders>
-            <w:shd w:val="clear" w:color="auto" w:fill="FFFFFF"/>
-            <w:vAlign w:val="center"/>
-          </w:tcPr>
-          <w:p>
-            <w:pPr>
-              <w:jc w:val="center"/>
-              <w:rPr>
-                <w:rFonts w:hint="default" w:ascii="Times New Roman" w:hAnsi="Times New Roman" w:cs="Times New Roman"/>
-                <w:sz w:val="24"/>
-                <w:szCs w:val="24"/>
-              </w:rPr>
-            </w:pPr>
-            <w:r>
-              <w:rPr>
-                <w:rFonts w:hint="default" w:ascii="Times New Roman" w:hAnsi="Times New Roman" w:cs="Times New Roman"/>
-                <w:sz w:val="24"/>
-                <w:szCs w:val="24"/>
-                <w:lang w:val="en-US" w:eastAsia="zh-CN"/>
-              </w:rPr>
               <w:t>p.E711D</w:t>
-            </w:r>
-          </w:p>
-        </w:tc>
-      </w:tr>
-      <w:tr>
-        <w:tblPrEx>
-          <w:tblBorders>
-            <w:top w:val="none" w:color="auto" w:sz="0" w:space="0"/>
-            <w:left w:val="none" w:color="auto" w:sz="0" w:space="0"/>
-            <w:bottom w:val="none" w:color="auto" w:sz="0" w:space="0"/>
-            <w:right w:val="none" w:color="auto" w:sz="0" w:space="0"/>
-            <w:insideH w:val="none" w:color="auto" w:sz="0" w:space="0"/>
-            <w:insideV w:val="none" w:color="auto" w:sz="0" w:space="0"/>
-          </w:tblBorders>
-          <w:tblCellMar>
-            <w:top w:w="0" w:type="dxa"/>
-            <w:left w:w="108" w:type="dxa"/>
-            <w:bottom w:w="0" w:type="dxa"/>
-            <w:right w:w="108" w:type="dxa"/>
-          </w:tblCellMar>
-        </w:tblPrEx>
-        <w:trPr>
-          <w:trHeight w:val="325" w:hRule="atLeast"/>
-        </w:trPr>
-        <w:tc>
-          <w:tcPr>
-            <w:tcW w:w="1859" w:type="dxa"/>
-            <w:tcBorders>
-              <w:top w:val="single" w:color="000000" w:sz="8" w:space="0"/>
-              <w:left w:val="single" w:color="000000" w:sz="8" w:space="0"/>
-              <w:bottom w:val="nil"/>
-              <w:right w:val="nil"/>
-            </w:tcBorders>
-            <w:shd w:val="clear" w:color="auto" w:fill="FFFFFF"/>
-            <w:vAlign w:val="center"/>
-          </w:tcPr>
-          <w:p>
-            <w:pPr>
-              <w:jc w:val="center"/>
-              <w:rPr>
-                <w:rFonts w:hint="default" w:ascii="Times New Roman" w:hAnsi="Times New Roman" w:cs="Times New Roman"/>
-                <w:sz w:val="24"/>
-                <w:szCs w:val="24"/>
-              </w:rPr>
-            </w:pPr>
-            <w:r>
-              <w:rPr>
-                <w:rFonts w:hint="default" w:ascii="Times New Roman" w:hAnsi="Times New Roman" w:cs="Times New Roman"/>
-                <w:sz w:val="24"/>
-                <w:szCs w:val="24"/>
-                <w:lang w:val="en-US" w:eastAsia="zh-CN"/>
-              </w:rPr>
-              <w:t>6</w:t>
-            </w:r>
-          </w:p>
-        </w:tc>
-        <w:tc>
-          <w:tcPr>
-            <w:tcW w:w="2629" w:type="dxa"/>
-            <w:tcBorders>
-              <w:top w:val="single" w:color="000000" w:sz="8" w:space="0"/>
-              <w:left w:val="single" w:color="000000" w:sz="8" w:space="0"/>
-              <w:bottom w:val="nil"/>
-              <w:right w:val="nil"/>
-            </w:tcBorders>
-            <w:shd w:val="clear" w:color="auto" w:fill="FFFFFF"/>
-            <w:vAlign w:val="center"/>
-          </w:tcPr>
-          <w:p>
-            <w:pPr>
-              <w:jc w:val="center"/>
-              <w:rPr>
-                <w:rFonts w:hint="default" w:ascii="Times New Roman" w:hAnsi="Times New Roman" w:cs="Times New Roman"/>
-                <w:sz w:val="24"/>
-                <w:szCs w:val="24"/>
-              </w:rPr>
-            </w:pPr>
-            <w:r>
-              <w:rPr>
-                <w:rFonts w:hint="default" w:ascii="Times New Roman" w:hAnsi="Times New Roman" w:cs="Times New Roman"/>
-                <w:sz w:val="24"/>
-                <w:szCs w:val="24"/>
-                <w:lang w:val="en-US" w:eastAsia="zh-CN"/>
-              </w:rPr>
-              <w:t>ERBB2</w:t>
-            </w:r>
-          </w:p>
-        </w:tc>
-        <w:tc>
-          <w:tcPr>
-            <w:tcW w:w="5357" w:type="dxa"/>
-            <w:tcBorders>
-              <w:top w:val="single" w:color="000000" w:sz="8" w:space="0"/>
-              <w:left w:val="single" w:color="000000" w:sz="8" w:space="0"/>
-              <w:bottom w:val="nil"/>
-              <w:right w:val="single" w:color="000000" w:sz="8" w:space="0"/>
-            </w:tcBorders>
-            <w:shd w:val="clear" w:color="auto" w:fill="FFFFFF"/>
-            <w:vAlign w:val="center"/>
-          </w:tcPr>
-          <w:p>
-            <w:pPr>
-              <w:jc w:val="center"/>
-              <w:rPr>
-                <w:rFonts w:hint="default" w:ascii="Times New Roman" w:hAnsi="Times New Roman" w:cs="Times New Roman"/>
-                <w:sz w:val="24"/>
-                <w:szCs w:val="24"/>
-              </w:rPr>
-            </w:pPr>
-            <w:r>
-              <w:rPr>
-                <w:rFonts w:hint="default" w:ascii="Times New Roman" w:hAnsi="Times New Roman" w:cs="Times New Roman"/>
-                <w:sz w:val="24"/>
-                <w:szCs w:val="24"/>
-                <w:lang w:val="en-US" w:eastAsia="zh-CN"/>
-              </w:rPr>
-              <w:t>p.I767M</w:t>
             </w:r>
           </w:p>
         </w:tc>
@@ -33468,7 +32932,7 @@
                 <w:szCs w:val="24"/>
                 <w:lang w:val="en-US" w:eastAsia="zh-CN"/>
               </w:rPr>
-              <w:t>7</w:t>
+              <w:t>6</w:t>
             </w:r>
           </w:p>
         </w:tc>
@@ -33532,7 +32996,7 @@
                 <w:szCs w:val="24"/>
                 <w:lang w:val="en-US" w:eastAsia="zh-CN"/>
               </w:rPr>
-              <w:t>p.V777M</w:t>
+              <w:t>p.I767M</w:t>
             </w:r>
           </w:p>
         </w:tc>
@@ -33585,7 +33049,7 @@
                 <w:szCs w:val="24"/>
                 <w:lang w:val="en-US" w:eastAsia="zh-CN"/>
               </w:rPr>
-              <w:t>8</w:t>
+              <w:t>7</w:t>
             </w:r>
           </w:p>
         </w:tc>
@@ -33649,241 +33113,7 @@
                 <w:szCs w:val="24"/>
                 <w:lang w:val="en-US" w:eastAsia="zh-CN"/>
               </w:rPr>
-              <w:t>Amplification</w:t>
-            </w:r>
-          </w:p>
-        </w:tc>
-      </w:tr>
-      <w:tr>
-        <w:tblPrEx>
-          <w:tblBorders>
-            <w:top w:val="none" w:color="auto" w:sz="0" w:space="0"/>
-            <w:left w:val="none" w:color="auto" w:sz="0" w:space="0"/>
-            <w:bottom w:val="none" w:color="auto" w:sz="0" w:space="0"/>
-            <w:right w:val="none" w:color="auto" w:sz="0" w:space="0"/>
-            <w:insideH w:val="none" w:color="auto" w:sz="0" w:space="0"/>
-            <w:insideV w:val="none" w:color="auto" w:sz="0" w:space="0"/>
-          </w:tblBorders>
-          <w:tblCellMar>
-            <w:top w:w="0" w:type="dxa"/>
-            <w:left w:w="108" w:type="dxa"/>
-            <w:bottom w:w="0" w:type="dxa"/>
-            <w:right w:w="108" w:type="dxa"/>
-          </w:tblCellMar>
-        </w:tblPrEx>
-        <w:trPr>
-          <w:trHeight w:val="325" w:hRule="atLeast"/>
-        </w:trPr>
-        <w:tc>
-          <w:tcPr>
-            <w:tcW w:w="1859" w:type="dxa"/>
-            <w:tcBorders>
-              <w:top w:val="single" w:color="000000" w:sz="8" w:space="0"/>
-              <w:left w:val="single" w:color="000000" w:sz="8" w:space="0"/>
-              <w:bottom w:val="nil"/>
-              <w:right w:val="nil"/>
-            </w:tcBorders>
-            <w:shd w:val="clear" w:color="auto" w:fill="FFFFFF"/>
-            <w:vAlign w:val="center"/>
-          </w:tcPr>
-          <w:p>
-            <w:pPr>
-              <w:jc w:val="center"/>
-              <w:rPr>
-                <w:rFonts w:hint="default" w:ascii="Times New Roman" w:hAnsi="Times New Roman" w:cs="Times New Roman"/>
-                <w:sz w:val="24"/>
-                <w:szCs w:val="24"/>
-              </w:rPr>
-            </w:pPr>
-            <w:r>
-              <w:rPr>
-                <w:rFonts w:hint="default" w:ascii="Times New Roman" w:hAnsi="Times New Roman" w:cs="Times New Roman"/>
-                <w:sz w:val="24"/>
-                <w:szCs w:val="24"/>
-                <w:lang w:val="en-US" w:eastAsia="zh-CN"/>
-              </w:rPr>
-              <w:t>9</w:t>
-            </w:r>
-          </w:p>
-        </w:tc>
-        <w:tc>
-          <w:tcPr>
-            <w:tcW w:w="2629" w:type="dxa"/>
-            <w:tcBorders>
-              <w:top w:val="single" w:color="000000" w:sz="8" w:space="0"/>
-              <w:left w:val="single" w:color="000000" w:sz="8" w:space="0"/>
-              <w:bottom w:val="nil"/>
-              <w:right w:val="nil"/>
-            </w:tcBorders>
-            <w:shd w:val="clear" w:color="auto" w:fill="FFFFFF"/>
-            <w:vAlign w:val="center"/>
-          </w:tcPr>
-          <w:p>
-            <w:pPr>
-              <w:jc w:val="center"/>
-              <w:rPr>
-                <w:rFonts w:hint="default" w:ascii="Times New Roman" w:hAnsi="Times New Roman" w:cs="Times New Roman"/>
-                <w:sz w:val="24"/>
-                <w:szCs w:val="24"/>
-              </w:rPr>
-            </w:pPr>
-            <w:r>
-              <w:rPr>
-                <w:rFonts w:hint="default" w:ascii="Times New Roman" w:hAnsi="Times New Roman" w:cs="Times New Roman"/>
-                <w:sz w:val="24"/>
-                <w:szCs w:val="24"/>
-                <w:lang w:val="en-US" w:eastAsia="zh-CN"/>
-              </w:rPr>
-              <w:t>KRAS</w:t>
-            </w:r>
-          </w:p>
-        </w:tc>
-        <w:tc>
-          <w:tcPr>
-            <w:tcW w:w="5357" w:type="dxa"/>
-            <w:tcBorders>
-              <w:top w:val="single" w:color="000000" w:sz="8" w:space="0"/>
-              <w:left w:val="single" w:color="000000" w:sz="8" w:space="0"/>
-              <w:bottom w:val="nil"/>
-              <w:right w:val="single" w:color="000000" w:sz="8" w:space="0"/>
-            </w:tcBorders>
-            <w:shd w:val="clear" w:color="auto" w:fill="FFFFFF"/>
-            <w:vAlign w:val="center"/>
-          </w:tcPr>
-          <w:p>
-            <w:pPr>
-              <w:jc w:val="center"/>
-              <w:rPr>
-                <w:rFonts w:hint="default" w:ascii="Times New Roman" w:hAnsi="Times New Roman" w:cs="Times New Roman"/>
-                <w:sz w:val="24"/>
-                <w:szCs w:val="24"/>
-              </w:rPr>
-            </w:pPr>
-            <w:r>
-              <w:rPr>
-                <w:rFonts w:hint="default" w:ascii="Times New Roman" w:hAnsi="Times New Roman" w:cs="Times New Roman"/>
-                <w:sz w:val="24"/>
-                <w:szCs w:val="24"/>
-                <w:lang w:val="en-US" w:eastAsia="zh-CN"/>
-              </w:rPr>
-              <w:t>p.G12D</w:t>
-            </w:r>
-          </w:p>
-        </w:tc>
-      </w:tr>
-      <w:tr>
-        <w:tblPrEx>
-          <w:tblBorders>
-            <w:top w:val="none" w:color="auto" w:sz="0" w:space="0"/>
-            <w:left w:val="none" w:color="auto" w:sz="0" w:space="0"/>
-            <w:bottom w:val="none" w:color="auto" w:sz="0" w:space="0"/>
-            <w:right w:val="none" w:color="auto" w:sz="0" w:space="0"/>
-            <w:insideH w:val="none" w:color="auto" w:sz="0" w:space="0"/>
-            <w:insideV w:val="none" w:color="auto" w:sz="0" w:space="0"/>
-          </w:tblBorders>
-          <w:tblCellMar>
-            <w:top w:w="0" w:type="dxa"/>
-            <w:left w:w="108" w:type="dxa"/>
-            <w:bottom w:w="0" w:type="dxa"/>
-            <w:right w:w="108" w:type="dxa"/>
-          </w:tblCellMar>
-        </w:tblPrEx>
-        <w:trPr>
-          <w:trHeight w:val="325" w:hRule="atLeast"/>
-        </w:trPr>
-        <w:tc>
-          <w:tcPr>
-            <w:tcW w:w="1859" w:type="dxa"/>
-            <w:tcBorders>
-              <w:top w:val="single" w:color="000000" w:sz="8" w:space="0"/>
-              <w:left w:val="single" w:color="000000" w:sz="8" w:space="0"/>
-              <w:bottom w:val="nil"/>
-              <w:right w:val="nil"/>
-            </w:tcBorders>
-            <w:shd w:val="clear" w:color="auto" w:fill="FFFFFF"/>
-            <w:vAlign w:val="center"/>
-          </w:tcPr>
-          <w:p>
-            <w:pPr>
-              <w:jc w:val="center"/>
-              <w:rPr>
-                <w:rFonts w:hint="default" w:ascii="Times New Roman" w:hAnsi="Times New Roman" w:cs="Times New Roman"/>
-                <w:sz w:val="24"/>
-                <w:szCs w:val="24"/>
-              </w:rPr>
-            </w:pPr>
-            <w:r>
-              <w:rPr>
-                <w:rFonts w:hint="default" w:ascii="Times New Roman" w:hAnsi="Times New Roman" w:cs="Times New Roman"/>
-                <w:sz w:val="24"/>
-                <w:szCs w:val="24"/>
-                <w:lang w:val="en-US" w:eastAsia="zh-CN"/>
-              </w:rPr>
-              <w:t>10</w:t>
-            </w:r>
-          </w:p>
-        </w:tc>
-        <w:tc>
-          <w:tcPr>
-            <w:tcW w:w="2629" w:type="dxa"/>
-            <w:tcBorders>
-              <w:top w:val="single" w:color="000000" w:sz="8" w:space="0"/>
-              <w:left w:val="single" w:color="000000" w:sz="8" w:space="0"/>
-              <w:bottom w:val="nil"/>
-              <w:right w:val="nil"/>
-            </w:tcBorders>
-            <w:shd w:val="clear" w:color="auto" w:fill="FFFFFF"/>
-            <w:vAlign w:val="center"/>
-          </w:tcPr>
-          <w:p>
-            <w:pPr>
-              <w:jc w:val="center"/>
-              <w:rPr>
-                <w:rFonts w:hint="default" w:ascii="Times New Roman" w:hAnsi="Times New Roman" w:cs="Times New Roman"/>
-                <w:sz w:val="24"/>
-                <w:szCs w:val="24"/>
-              </w:rPr>
-            </w:pPr>
-            <w:r>
-              <w:rPr>
-                <w:rFonts w:hint="default" w:ascii="Times New Roman" w:hAnsi="Times New Roman" w:cs="Times New Roman"/>
-                <w:sz w:val="24"/>
-                <w:szCs w:val="24"/>
-                <w:lang w:val="en-US" w:eastAsia="zh-CN"/>
-              </w:rPr>
-              <w:t>KRAS</w:t>
-            </w:r>
-          </w:p>
-        </w:tc>
-        <w:tc>
-          <w:tcPr>
-            <w:tcW w:w="5357" w:type="dxa"/>
-            <w:tcBorders>
-              <w:top w:val="single" w:color="000000" w:sz="8" w:space="0"/>
-              <w:left w:val="single" w:color="000000" w:sz="8" w:space="0"/>
-              <w:bottom w:val="nil"/>
-              <w:right w:val="single" w:color="000000" w:sz="8" w:space="0"/>
-            </w:tcBorders>
-            <w:shd w:val="clear" w:color="auto" w:fill="FFFFFF"/>
-            <w:vAlign w:val="center"/>
-          </w:tcPr>
-          <w:p>
-            <w:pPr>
-              <w:jc w:val="center"/>
-              <w:rPr>
-                <w:rFonts w:hint="default" w:ascii="Times New Roman" w:hAnsi="Times New Roman" w:cs="Times New Roman"/>
-                <w:sz w:val="24"/>
-                <w:szCs w:val="24"/>
-              </w:rPr>
-            </w:pPr>
-            <w:r>
-              <w:rPr>
-                <w:rFonts w:hint="default" w:ascii="Times New Roman" w:hAnsi="Times New Roman" w:cs="Times New Roman"/>
-                <w:sz w:val="24"/>
-                <w:szCs w:val="24"/>
-                <w:lang w:val="en-US" w:eastAsia="zh-CN"/>
-              </w:rPr>
-              <w:t>p.G12V</w:t>
+              <w:t>p.V777M</w:t>
             </w:r>
           </w:p>
         </w:tc>
@@ -33937,6 +33167,357 @@
                 <w:szCs w:val="24"/>
                 <w:lang w:val="en-US" w:eastAsia="zh-CN"/>
               </w:rPr>
+              <w:t>8</w:t>
+            </w:r>
+          </w:p>
+        </w:tc>
+        <w:tc>
+          <w:tcPr>
+            <w:tcW w:w="2629" w:type="dxa"/>
+            <w:tcBorders>
+              <w:top w:val="single" w:color="000000" w:sz="8" w:space="0"/>
+              <w:left w:val="single" w:color="000000" w:sz="8" w:space="0"/>
+              <w:bottom w:val="nil"/>
+              <w:right w:val="nil"/>
+            </w:tcBorders>
+            <w:shd w:val="clear" w:color="auto" w:fill="FFFFFF"/>
+            <w:vAlign w:val="center"/>
+          </w:tcPr>
+          <w:p>
+            <w:pPr>
+              <w:jc w:val="center"/>
+              <w:rPr>
+                <w:rFonts w:hint="default" w:ascii="Times New Roman" w:hAnsi="Times New Roman" w:cs="Times New Roman"/>
+                <w:sz w:val="24"/>
+                <w:szCs w:val="24"/>
+              </w:rPr>
+            </w:pPr>
+            <w:r>
+              <w:rPr>
+                <w:rFonts w:hint="default" w:ascii="Times New Roman" w:hAnsi="Times New Roman" w:cs="Times New Roman"/>
+                <w:sz w:val="24"/>
+                <w:szCs w:val="24"/>
+                <w:lang w:val="en-US" w:eastAsia="zh-CN"/>
+              </w:rPr>
+              <w:t>ERBB2</w:t>
+            </w:r>
+          </w:p>
+        </w:tc>
+        <w:tc>
+          <w:tcPr>
+            <w:tcW w:w="5357" w:type="dxa"/>
+            <w:tcBorders>
+              <w:top w:val="single" w:color="000000" w:sz="8" w:space="0"/>
+              <w:left w:val="single" w:color="000000" w:sz="8" w:space="0"/>
+              <w:bottom w:val="nil"/>
+              <w:right w:val="single" w:color="000000" w:sz="8" w:space="0"/>
+            </w:tcBorders>
+            <w:shd w:val="clear" w:color="auto" w:fill="FFFFFF"/>
+            <w:vAlign w:val="center"/>
+          </w:tcPr>
+          <w:p>
+            <w:pPr>
+              <w:jc w:val="center"/>
+              <w:rPr>
+                <w:rFonts w:hint="default" w:ascii="Times New Roman" w:hAnsi="Times New Roman" w:cs="Times New Roman"/>
+                <w:sz w:val="24"/>
+                <w:szCs w:val="24"/>
+              </w:rPr>
+            </w:pPr>
+            <w:r>
+              <w:rPr>
+                <w:rFonts w:hint="default" w:ascii="Times New Roman" w:hAnsi="Times New Roman" w:cs="Times New Roman"/>
+                <w:sz w:val="24"/>
+                <w:szCs w:val="24"/>
+                <w:lang w:val="en-US" w:eastAsia="zh-CN"/>
+              </w:rPr>
+              <w:t>Amplification</w:t>
+            </w:r>
+          </w:p>
+        </w:tc>
+      </w:tr>
+      <w:tr>
+        <w:tblPrEx>
+          <w:tblBorders>
+            <w:top w:val="none" w:color="auto" w:sz="0" w:space="0"/>
+            <w:left w:val="none" w:color="auto" w:sz="0" w:space="0"/>
+            <w:bottom w:val="none" w:color="auto" w:sz="0" w:space="0"/>
+            <w:right w:val="none" w:color="auto" w:sz="0" w:space="0"/>
+            <w:insideH w:val="none" w:color="auto" w:sz="0" w:space="0"/>
+            <w:insideV w:val="none" w:color="auto" w:sz="0" w:space="0"/>
+          </w:tblBorders>
+          <w:tblCellMar>
+            <w:top w:w="0" w:type="dxa"/>
+            <w:left w:w="108" w:type="dxa"/>
+            <w:bottom w:w="0" w:type="dxa"/>
+            <w:right w:w="108" w:type="dxa"/>
+          </w:tblCellMar>
+        </w:tblPrEx>
+        <w:trPr>
+          <w:trHeight w:val="325" w:hRule="atLeast"/>
+        </w:trPr>
+        <w:tc>
+          <w:tcPr>
+            <w:tcW w:w="1859" w:type="dxa"/>
+            <w:tcBorders>
+              <w:top w:val="single" w:color="000000" w:sz="8" w:space="0"/>
+              <w:left w:val="single" w:color="000000" w:sz="8" w:space="0"/>
+              <w:bottom w:val="nil"/>
+              <w:right w:val="nil"/>
+            </w:tcBorders>
+            <w:shd w:val="clear" w:color="auto" w:fill="FFFFFF"/>
+            <w:vAlign w:val="center"/>
+          </w:tcPr>
+          <w:p>
+            <w:pPr>
+              <w:jc w:val="center"/>
+              <w:rPr>
+                <w:rFonts w:hint="default" w:ascii="Times New Roman" w:hAnsi="Times New Roman" w:cs="Times New Roman"/>
+                <w:sz w:val="24"/>
+                <w:szCs w:val="24"/>
+              </w:rPr>
+            </w:pPr>
+            <w:r>
+              <w:rPr>
+                <w:rFonts w:hint="default" w:ascii="Times New Roman" w:hAnsi="Times New Roman" w:cs="Times New Roman"/>
+                <w:sz w:val="24"/>
+                <w:szCs w:val="24"/>
+                <w:lang w:val="en-US" w:eastAsia="zh-CN"/>
+              </w:rPr>
+              <w:t>9</w:t>
+            </w:r>
+          </w:p>
+        </w:tc>
+        <w:tc>
+          <w:tcPr>
+            <w:tcW w:w="2629" w:type="dxa"/>
+            <w:tcBorders>
+              <w:top w:val="single" w:color="000000" w:sz="8" w:space="0"/>
+              <w:left w:val="single" w:color="000000" w:sz="8" w:space="0"/>
+              <w:bottom w:val="nil"/>
+              <w:right w:val="nil"/>
+            </w:tcBorders>
+            <w:shd w:val="clear" w:color="auto" w:fill="FFFFFF"/>
+            <w:vAlign w:val="center"/>
+          </w:tcPr>
+          <w:p>
+            <w:pPr>
+              <w:jc w:val="center"/>
+              <w:rPr>
+                <w:rFonts w:hint="default" w:ascii="Times New Roman" w:hAnsi="Times New Roman" w:cs="Times New Roman"/>
+                <w:sz w:val="24"/>
+                <w:szCs w:val="24"/>
+              </w:rPr>
+            </w:pPr>
+            <w:r>
+              <w:rPr>
+                <w:rFonts w:hint="default" w:ascii="Times New Roman" w:hAnsi="Times New Roman" w:cs="Times New Roman"/>
+                <w:sz w:val="24"/>
+                <w:szCs w:val="24"/>
+                <w:lang w:val="en-US" w:eastAsia="zh-CN"/>
+              </w:rPr>
+              <w:t>KRAS</w:t>
+            </w:r>
+          </w:p>
+        </w:tc>
+        <w:tc>
+          <w:tcPr>
+            <w:tcW w:w="5357" w:type="dxa"/>
+            <w:tcBorders>
+              <w:top w:val="single" w:color="000000" w:sz="8" w:space="0"/>
+              <w:left w:val="single" w:color="000000" w:sz="8" w:space="0"/>
+              <w:bottom w:val="nil"/>
+              <w:right w:val="single" w:color="000000" w:sz="8" w:space="0"/>
+            </w:tcBorders>
+            <w:shd w:val="clear" w:color="auto" w:fill="FFFFFF"/>
+            <w:vAlign w:val="center"/>
+          </w:tcPr>
+          <w:p>
+            <w:pPr>
+              <w:jc w:val="center"/>
+              <w:rPr>
+                <w:rFonts w:hint="default" w:ascii="Times New Roman" w:hAnsi="Times New Roman" w:cs="Times New Roman"/>
+                <w:sz w:val="24"/>
+                <w:szCs w:val="24"/>
+              </w:rPr>
+            </w:pPr>
+            <w:r>
+              <w:rPr>
+                <w:rFonts w:hint="default" w:ascii="Times New Roman" w:hAnsi="Times New Roman" w:cs="Times New Roman"/>
+                <w:sz w:val="24"/>
+                <w:szCs w:val="24"/>
+                <w:lang w:val="en-US" w:eastAsia="zh-CN"/>
+              </w:rPr>
+              <w:t>p.G12D</w:t>
+            </w:r>
+          </w:p>
+        </w:tc>
+      </w:tr>
+      <w:tr>
+        <w:tblPrEx>
+          <w:tblBorders>
+            <w:top w:val="none" w:color="auto" w:sz="0" w:space="0"/>
+            <w:left w:val="none" w:color="auto" w:sz="0" w:space="0"/>
+            <w:bottom w:val="none" w:color="auto" w:sz="0" w:space="0"/>
+            <w:right w:val="none" w:color="auto" w:sz="0" w:space="0"/>
+            <w:insideH w:val="none" w:color="auto" w:sz="0" w:space="0"/>
+            <w:insideV w:val="none" w:color="auto" w:sz="0" w:space="0"/>
+          </w:tblBorders>
+          <w:tblCellMar>
+            <w:top w:w="0" w:type="dxa"/>
+            <w:left w:w="108" w:type="dxa"/>
+            <w:bottom w:w="0" w:type="dxa"/>
+            <w:right w:w="108" w:type="dxa"/>
+          </w:tblCellMar>
+        </w:tblPrEx>
+        <w:trPr>
+          <w:trHeight w:val="325" w:hRule="atLeast"/>
+        </w:trPr>
+        <w:tc>
+          <w:tcPr>
+            <w:tcW w:w="1859" w:type="dxa"/>
+            <w:tcBorders>
+              <w:top w:val="single" w:color="000000" w:sz="8" w:space="0"/>
+              <w:left w:val="single" w:color="000000" w:sz="8" w:space="0"/>
+              <w:bottom w:val="nil"/>
+              <w:right w:val="nil"/>
+            </w:tcBorders>
+            <w:shd w:val="clear" w:color="auto" w:fill="FFFFFF"/>
+            <w:vAlign w:val="center"/>
+          </w:tcPr>
+          <w:p>
+            <w:pPr>
+              <w:jc w:val="center"/>
+              <w:rPr>
+                <w:rFonts w:hint="default" w:ascii="Times New Roman" w:hAnsi="Times New Roman" w:cs="Times New Roman"/>
+                <w:sz w:val="24"/>
+                <w:szCs w:val="24"/>
+              </w:rPr>
+            </w:pPr>
+            <w:r>
+              <w:rPr>
+                <w:rFonts w:hint="default" w:ascii="Times New Roman" w:hAnsi="Times New Roman" w:cs="Times New Roman"/>
+                <w:sz w:val="24"/>
+                <w:szCs w:val="24"/>
+                <w:lang w:val="en-US" w:eastAsia="zh-CN"/>
+              </w:rPr>
+              <w:t>10</w:t>
+            </w:r>
+          </w:p>
+        </w:tc>
+        <w:tc>
+          <w:tcPr>
+            <w:tcW w:w="2629" w:type="dxa"/>
+            <w:tcBorders>
+              <w:top w:val="single" w:color="000000" w:sz="8" w:space="0"/>
+              <w:left w:val="single" w:color="000000" w:sz="8" w:space="0"/>
+              <w:bottom w:val="nil"/>
+              <w:right w:val="nil"/>
+            </w:tcBorders>
+            <w:shd w:val="clear" w:color="auto" w:fill="FFFFFF"/>
+            <w:vAlign w:val="center"/>
+          </w:tcPr>
+          <w:p>
+            <w:pPr>
+              <w:jc w:val="center"/>
+              <w:rPr>
+                <w:rFonts w:hint="default" w:ascii="Times New Roman" w:hAnsi="Times New Roman" w:cs="Times New Roman"/>
+                <w:sz w:val="24"/>
+                <w:szCs w:val="24"/>
+              </w:rPr>
+            </w:pPr>
+            <w:r>
+              <w:rPr>
+                <w:rFonts w:hint="default" w:ascii="Times New Roman" w:hAnsi="Times New Roman" w:cs="Times New Roman"/>
+                <w:sz w:val="24"/>
+                <w:szCs w:val="24"/>
+                <w:lang w:val="en-US" w:eastAsia="zh-CN"/>
+              </w:rPr>
+              <w:t>KRAS</w:t>
+            </w:r>
+          </w:p>
+        </w:tc>
+        <w:tc>
+          <w:tcPr>
+            <w:tcW w:w="5357" w:type="dxa"/>
+            <w:tcBorders>
+              <w:top w:val="single" w:color="000000" w:sz="8" w:space="0"/>
+              <w:left w:val="single" w:color="000000" w:sz="8" w:space="0"/>
+              <w:bottom w:val="nil"/>
+              <w:right w:val="single" w:color="000000" w:sz="8" w:space="0"/>
+            </w:tcBorders>
+            <w:shd w:val="clear" w:color="auto" w:fill="FFFFFF"/>
+            <w:vAlign w:val="center"/>
+          </w:tcPr>
+          <w:p>
+            <w:pPr>
+              <w:jc w:val="center"/>
+              <w:rPr>
+                <w:rFonts w:hint="default" w:ascii="Times New Roman" w:hAnsi="Times New Roman" w:cs="Times New Roman"/>
+                <w:sz w:val="24"/>
+                <w:szCs w:val="24"/>
+              </w:rPr>
+            </w:pPr>
+            <w:r>
+              <w:rPr>
+                <w:rFonts w:hint="default" w:ascii="Times New Roman" w:hAnsi="Times New Roman" w:cs="Times New Roman"/>
+                <w:sz w:val="24"/>
+                <w:szCs w:val="24"/>
+                <w:lang w:val="en-US" w:eastAsia="zh-CN"/>
+              </w:rPr>
+              <w:t>p.G12V</w:t>
+            </w:r>
+          </w:p>
+        </w:tc>
+      </w:tr>
+      <w:tr>
+        <w:tblPrEx>
+          <w:tblBorders>
+            <w:top w:val="none" w:color="auto" w:sz="0" w:space="0"/>
+            <w:left w:val="none" w:color="auto" w:sz="0" w:space="0"/>
+            <w:bottom w:val="none" w:color="auto" w:sz="0" w:space="0"/>
+            <w:right w:val="none" w:color="auto" w:sz="0" w:space="0"/>
+            <w:insideH w:val="none" w:color="auto" w:sz="0" w:space="0"/>
+            <w:insideV w:val="none" w:color="auto" w:sz="0" w:space="0"/>
+          </w:tblBorders>
+          <w:tblCellMar>
+            <w:top w:w="0" w:type="dxa"/>
+            <w:left w:w="108" w:type="dxa"/>
+            <w:bottom w:w="0" w:type="dxa"/>
+            <w:right w:w="108" w:type="dxa"/>
+          </w:tblCellMar>
+        </w:tblPrEx>
+        <w:trPr>
+          <w:trHeight w:val="325" w:hRule="atLeast"/>
+        </w:trPr>
+        <w:tc>
+          <w:tcPr>
+            <w:tcW w:w="1859" w:type="dxa"/>
+            <w:tcBorders>
+              <w:top w:val="single" w:color="000000" w:sz="8" w:space="0"/>
+              <w:left w:val="single" w:color="000000" w:sz="8" w:space="0"/>
+              <w:bottom w:val="nil"/>
+              <w:right w:val="nil"/>
+            </w:tcBorders>
+            <w:shd w:val="clear" w:color="auto" w:fill="FFFFFF"/>
+            <w:vAlign w:val="center"/>
+          </w:tcPr>
+          <w:p>
+            <w:pPr>
+              <w:jc w:val="center"/>
+              <w:rPr>
+                <w:rFonts w:hint="default" w:ascii="Times New Roman" w:hAnsi="Times New Roman" w:cs="Times New Roman"/>
+                <w:sz w:val="24"/>
+                <w:szCs w:val="24"/>
+              </w:rPr>
+            </w:pPr>
+            <w:r>
+              <w:rPr>
+                <w:rFonts w:hint="default" w:ascii="Times New Roman" w:hAnsi="Times New Roman" w:cs="Times New Roman"/>
+                <w:sz w:val="24"/>
+                <w:szCs w:val="24"/>
+                <w:lang w:val="en-US" w:eastAsia="zh-CN"/>
+              </w:rPr>
               <w:t>11</w:t>
             </w:r>
           </w:p>
@@ -34252,6 +33833,7 @@
             <w:insideH w:val="none" w:color="auto" w:sz="0" w:space="0"/>
             <w:insideV w:val="none" w:color="auto" w:sz="0" w:space="0"/>
           </w:tblBorders>
+          <w:shd w:val="clear" w:color="auto" w:fill="auto"/>
           <w:tblCellMar>
             <w:top w:w="0" w:type="dxa"/>
             <w:left w:w="108" w:type="dxa"/>
@@ -34589,123 +34171,6 @@
                 <w:lang w:val="en-US" w:eastAsia="zh-CN"/>
               </w:rPr>
               <w:t>p.G12D</w:t>
-            </w:r>
-          </w:p>
-        </w:tc>
-      </w:tr>
-      <w:tr>
-        <w:tblPrEx>
-          <w:tblBorders>
-            <w:top w:val="none" w:color="auto" w:sz="0" w:space="0"/>
-            <w:left w:val="none" w:color="auto" w:sz="0" w:space="0"/>
-            <w:bottom w:val="none" w:color="auto" w:sz="0" w:space="0"/>
-            <w:right w:val="none" w:color="auto" w:sz="0" w:space="0"/>
-            <w:insideH w:val="none" w:color="auto" w:sz="0" w:space="0"/>
-            <w:insideV w:val="none" w:color="auto" w:sz="0" w:space="0"/>
-          </w:tblBorders>
-          <w:tblCellMar>
-            <w:top w:w="0" w:type="dxa"/>
-            <w:left w:w="108" w:type="dxa"/>
-            <w:bottom w:w="0" w:type="dxa"/>
-            <w:right w:w="108" w:type="dxa"/>
-          </w:tblCellMar>
-        </w:tblPrEx>
-        <w:trPr>
-          <w:trHeight w:val="325" w:hRule="atLeast"/>
-        </w:trPr>
-        <w:tc>
-          <w:tcPr>
-            <w:tcW w:w="1859" w:type="dxa"/>
-            <w:tcBorders>
-              <w:top w:val="single" w:color="000000" w:sz="8" w:space="0"/>
-              <w:left w:val="single" w:color="000000" w:sz="8" w:space="0"/>
-              <w:bottom w:val="nil"/>
-              <w:right w:val="nil"/>
-            </w:tcBorders>
-            <w:shd w:val="clear" w:color="auto" w:fill="FFFFFF"/>
-            <w:vAlign w:val="center"/>
-          </w:tcPr>
-          <w:p>
-            <w:pPr>
-              <w:jc w:val="center"/>
-              <w:rPr>
-                <w:rFonts w:hint="default" w:ascii="Times New Roman" w:hAnsi="Times New Roman" w:cs="Times New Roman"/>
-                <w:sz w:val="24"/>
-                <w:szCs w:val="24"/>
-              </w:rPr>
-            </w:pPr>
-            <w:r>
-              <w:rPr>
-                <w:rFonts w:hint="default" w:ascii="Times New Roman" w:hAnsi="Times New Roman" w:cs="Times New Roman"/>
-                <w:sz w:val="24"/>
-                <w:szCs w:val="24"/>
-                <w:lang w:val="en-US" w:eastAsia="zh-CN"/>
-              </w:rPr>
-              <w:t>17</w:t>
-            </w:r>
-          </w:p>
-        </w:tc>
-        <w:tc>
-          <w:tcPr>
-            <w:tcW w:w="2629" w:type="dxa"/>
-            <w:tcBorders>
-              <w:top w:val="single" w:color="000000" w:sz="8" w:space="0"/>
-              <w:left w:val="single" w:color="000000" w:sz="8" w:space="0"/>
-              <w:bottom w:val="nil"/>
-              <w:right w:val="nil"/>
-            </w:tcBorders>
-            <w:shd w:val="clear" w:color="auto" w:fill="FFFFFF"/>
-            <w:vAlign w:val="center"/>
-          </w:tcPr>
-          <w:p>
-            <w:pPr>
-              <w:jc w:val="center"/>
-              <w:rPr>
-                <w:rFonts w:hint="default" w:ascii="Times New Roman" w:hAnsi="Times New Roman" w:cs="Times New Roman"/>
-                <w:sz w:val="24"/>
-                <w:szCs w:val="24"/>
-              </w:rPr>
-            </w:pPr>
-            <w:r>
-              <w:rPr>
-                <w:rFonts w:hint="default" w:ascii="Times New Roman" w:hAnsi="Times New Roman" w:cs="Times New Roman"/>
-                <w:sz w:val="24"/>
-                <w:szCs w:val="24"/>
-                <w:lang w:val="en-US" w:eastAsia="zh-CN"/>
-              </w:rPr>
-              <w:t>NRAS</w:t>
-            </w:r>
-          </w:p>
-        </w:tc>
-        <w:tc>
-          <w:tcPr>
-            <w:tcW w:w="5357" w:type="dxa"/>
-            <w:tcBorders>
-              <w:top w:val="single" w:color="000000" w:sz="8" w:space="0"/>
-              <w:left w:val="single" w:color="000000" w:sz="8" w:space="0"/>
-              <w:bottom w:val="nil"/>
-              <w:right w:val="single" w:color="000000" w:sz="8" w:space="0"/>
-            </w:tcBorders>
-            <w:shd w:val="clear" w:color="auto" w:fill="FFFFFF"/>
-            <w:vAlign w:val="center"/>
-          </w:tcPr>
-          <w:p>
-            <w:pPr>
-              <w:jc w:val="center"/>
-              <w:rPr>
-                <w:rFonts w:hint="default" w:ascii="Times New Roman" w:hAnsi="Times New Roman" w:cs="Times New Roman"/>
-                <w:sz w:val="24"/>
-                <w:szCs w:val="24"/>
-              </w:rPr>
-            </w:pPr>
-            <w:r>
-              <w:rPr>
-                <w:rFonts w:hint="default" w:ascii="Times New Roman" w:hAnsi="Times New Roman" w:cs="Times New Roman"/>
-                <w:sz w:val="24"/>
-                <w:szCs w:val="24"/>
-                <w:lang w:val="en-US" w:eastAsia="zh-CN"/>
-              </w:rPr>
-              <w:t>p.G13R</w:t>
             </w:r>
           </w:p>
         </w:tc>
@@ -34759,7 +34224,7 @@
                 <w:szCs w:val="24"/>
                 <w:lang w:val="en-US" w:eastAsia="zh-CN"/>
               </w:rPr>
-              <w:t>18</w:t>
+              <w:t>17</w:t>
             </w:r>
           </w:p>
         </w:tc>
@@ -34823,7 +34288,7 @@
                 <w:szCs w:val="24"/>
                 <w:lang w:val="en-US" w:eastAsia="zh-CN"/>
               </w:rPr>
-              <w:t>p.G13D</w:t>
+              <w:t>p.G13R</w:t>
             </w:r>
           </w:p>
         </w:tc>
@@ -34877,7 +34342,7 @@
                 <w:szCs w:val="24"/>
                 <w:lang w:val="en-US" w:eastAsia="zh-CN"/>
               </w:rPr>
-              <w:t>19</w:t>
+              <w:t>18</w:t>
             </w:r>
           </w:p>
         </w:tc>
@@ -34941,7 +34406,7 @@
                 <w:szCs w:val="24"/>
                 <w:lang w:val="en-US" w:eastAsia="zh-CN"/>
               </w:rPr>
-              <w:t>p.G13V</w:t>
+              <w:t>p.G13D</w:t>
             </w:r>
           </w:p>
         </w:tc>
@@ -34994,7 +34459,7 @@
                 <w:szCs w:val="24"/>
                 <w:lang w:val="en-US" w:eastAsia="zh-CN"/>
               </w:rPr>
-              <w:t>20</w:t>
+              <w:t>19</w:t>
             </w:r>
           </w:p>
         </w:tc>
@@ -35058,241 +34523,7 @@
                 <w:szCs w:val="24"/>
                 <w:lang w:val="en-US" w:eastAsia="zh-CN"/>
               </w:rPr>
-              <w:t>p.Q61R</w:t>
-            </w:r>
-          </w:p>
-        </w:tc>
-      </w:tr>
-      <w:tr>
-        <w:tblPrEx>
-          <w:tblBorders>
-            <w:top w:val="none" w:color="auto" w:sz="0" w:space="0"/>
-            <w:left w:val="none" w:color="auto" w:sz="0" w:space="0"/>
-            <w:bottom w:val="none" w:color="auto" w:sz="0" w:space="0"/>
-            <w:right w:val="none" w:color="auto" w:sz="0" w:space="0"/>
-            <w:insideH w:val="none" w:color="auto" w:sz="0" w:space="0"/>
-            <w:insideV w:val="none" w:color="auto" w:sz="0" w:space="0"/>
-          </w:tblBorders>
-          <w:tblCellMar>
-            <w:top w:w="0" w:type="dxa"/>
-            <w:left w:w="108" w:type="dxa"/>
-            <w:bottom w:w="0" w:type="dxa"/>
-            <w:right w:w="108" w:type="dxa"/>
-          </w:tblCellMar>
-        </w:tblPrEx>
-        <w:trPr>
-          <w:trHeight w:val="325" w:hRule="atLeast"/>
-        </w:trPr>
-        <w:tc>
-          <w:tcPr>
-            <w:tcW w:w="1859" w:type="dxa"/>
-            <w:tcBorders>
-              <w:top w:val="single" w:color="000000" w:sz="8" w:space="0"/>
-              <w:left w:val="single" w:color="000000" w:sz="8" w:space="0"/>
-              <w:bottom w:val="nil"/>
-              <w:right w:val="nil"/>
-            </w:tcBorders>
-            <w:shd w:val="clear" w:color="auto" w:fill="FFFFFF"/>
-            <w:vAlign w:val="center"/>
-          </w:tcPr>
-          <w:p>
-            <w:pPr>
-              <w:jc w:val="center"/>
-              <w:rPr>
-                <w:rFonts w:hint="default" w:ascii="Times New Roman" w:hAnsi="Times New Roman" w:cs="Times New Roman"/>
-                <w:sz w:val="24"/>
-                <w:szCs w:val="24"/>
-              </w:rPr>
-            </w:pPr>
-            <w:r>
-              <w:rPr>
-                <w:rFonts w:hint="default" w:ascii="Times New Roman" w:hAnsi="Times New Roman" w:cs="Times New Roman"/>
-                <w:sz w:val="24"/>
-                <w:szCs w:val="24"/>
-                <w:lang w:val="en-US" w:eastAsia="zh-CN"/>
-              </w:rPr>
-              <w:t>21</w:t>
-            </w:r>
-          </w:p>
-        </w:tc>
-        <w:tc>
-          <w:tcPr>
-            <w:tcW w:w="2629" w:type="dxa"/>
-            <w:tcBorders>
-              <w:top w:val="single" w:color="000000" w:sz="8" w:space="0"/>
-              <w:left w:val="single" w:color="000000" w:sz="8" w:space="0"/>
-              <w:bottom w:val="nil"/>
-              <w:right w:val="nil"/>
-            </w:tcBorders>
-            <w:shd w:val="clear" w:color="auto" w:fill="FFFFFF"/>
-            <w:vAlign w:val="center"/>
-          </w:tcPr>
-          <w:p>
-            <w:pPr>
-              <w:jc w:val="center"/>
-              <w:rPr>
-                <w:rFonts w:hint="default" w:ascii="Times New Roman" w:hAnsi="Times New Roman" w:cs="Times New Roman"/>
-                <w:sz w:val="24"/>
-                <w:szCs w:val="24"/>
-              </w:rPr>
-            </w:pPr>
-            <w:r>
-              <w:rPr>
-                <w:rFonts w:hint="default" w:ascii="Times New Roman" w:hAnsi="Times New Roman" w:cs="Times New Roman"/>
-                <w:sz w:val="24"/>
-                <w:szCs w:val="24"/>
-                <w:lang w:val="en-US" w:eastAsia="zh-CN"/>
-              </w:rPr>
-              <w:t>NRAS</w:t>
-            </w:r>
-          </w:p>
-        </w:tc>
-        <w:tc>
-          <w:tcPr>
-            <w:tcW w:w="5357" w:type="dxa"/>
-            <w:tcBorders>
-              <w:top w:val="single" w:color="000000" w:sz="8" w:space="0"/>
-              <w:left w:val="single" w:color="000000" w:sz="8" w:space="0"/>
-              <w:bottom w:val="nil"/>
-              <w:right w:val="single" w:color="000000" w:sz="8" w:space="0"/>
-            </w:tcBorders>
-            <w:shd w:val="clear" w:color="auto" w:fill="FFFFFF"/>
-            <w:vAlign w:val="center"/>
-          </w:tcPr>
-          <w:p>
-            <w:pPr>
-              <w:jc w:val="center"/>
-              <w:rPr>
-                <w:rFonts w:hint="default" w:ascii="Times New Roman" w:hAnsi="Times New Roman" w:cs="Times New Roman"/>
-                <w:sz w:val="24"/>
-                <w:szCs w:val="24"/>
-              </w:rPr>
-            </w:pPr>
-            <w:r>
-              <w:rPr>
-                <w:rFonts w:hint="default" w:ascii="Times New Roman" w:hAnsi="Times New Roman" w:cs="Times New Roman"/>
-                <w:sz w:val="24"/>
-                <w:szCs w:val="24"/>
-                <w:lang w:val="en-US" w:eastAsia="zh-CN"/>
-              </w:rPr>
-              <w:t>p.A146T</w:t>
-            </w:r>
-          </w:p>
-        </w:tc>
-      </w:tr>
-      <w:tr>
-        <w:tblPrEx>
-          <w:tblBorders>
-            <w:top w:val="none" w:color="auto" w:sz="0" w:space="0"/>
-            <w:left w:val="none" w:color="auto" w:sz="0" w:space="0"/>
-            <w:bottom w:val="none" w:color="auto" w:sz="0" w:space="0"/>
-            <w:right w:val="none" w:color="auto" w:sz="0" w:space="0"/>
-            <w:insideH w:val="none" w:color="auto" w:sz="0" w:space="0"/>
-            <w:insideV w:val="none" w:color="auto" w:sz="0" w:space="0"/>
-          </w:tblBorders>
-          <w:tblCellMar>
-            <w:top w:w="0" w:type="dxa"/>
-            <w:left w:w="108" w:type="dxa"/>
-            <w:bottom w:w="0" w:type="dxa"/>
-            <w:right w:w="108" w:type="dxa"/>
-          </w:tblCellMar>
-        </w:tblPrEx>
-        <w:trPr>
-          <w:trHeight w:val="325" w:hRule="atLeast"/>
-        </w:trPr>
-        <w:tc>
-          <w:tcPr>
-            <w:tcW w:w="1859" w:type="dxa"/>
-            <w:tcBorders>
-              <w:top w:val="single" w:color="000000" w:sz="8" w:space="0"/>
-              <w:left w:val="single" w:color="000000" w:sz="8" w:space="0"/>
-              <w:bottom w:val="nil"/>
-              <w:right w:val="nil"/>
-            </w:tcBorders>
-            <w:shd w:val="clear" w:color="auto" w:fill="FFFFFF"/>
-            <w:vAlign w:val="center"/>
-          </w:tcPr>
-          <w:p>
-            <w:pPr>
-              <w:jc w:val="center"/>
-              <w:rPr>
-                <w:rFonts w:hint="default" w:ascii="Times New Roman" w:hAnsi="Times New Roman" w:cs="Times New Roman"/>
-                <w:sz w:val="24"/>
-                <w:szCs w:val="24"/>
-              </w:rPr>
-            </w:pPr>
-            <w:r>
-              <w:rPr>
-                <w:rFonts w:hint="default" w:ascii="Times New Roman" w:hAnsi="Times New Roman" w:cs="Times New Roman"/>
-                <w:sz w:val="24"/>
-                <w:szCs w:val="24"/>
-                <w:lang w:val="en-US" w:eastAsia="zh-CN"/>
-              </w:rPr>
-              <w:t>22</w:t>
-            </w:r>
-          </w:p>
-        </w:tc>
-        <w:tc>
-          <w:tcPr>
-            <w:tcW w:w="2629" w:type="dxa"/>
-            <w:tcBorders>
-              <w:top w:val="single" w:color="000000" w:sz="8" w:space="0"/>
-              <w:left w:val="single" w:color="000000" w:sz="8" w:space="0"/>
-              <w:bottom w:val="nil"/>
-              <w:right w:val="nil"/>
-            </w:tcBorders>
-            <w:shd w:val="clear" w:color="auto" w:fill="FFFFFF"/>
-            <w:vAlign w:val="center"/>
-          </w:tcPr>
-          <w:p>
-            <w:pPr>
-              <w:jc w:val="center"/>
-              <w:rPr>
-                <w:rFonts w:hint="default" w:ascii="Times New Roman" w:hAnsi="Times New Roman" w:cs="Times New Roman"/>
-                <w:sz w:val="24"/>
-                <w:szCs w:val="24"/>
-              </w:rPr>
-            </w:pPr>
-            <w:r>
-              <w:rPr>
-                <w:rFonts w:hint="default" w:ascii="Times New Roman" w:hAnsi="Times New Roman" w:cs="Times New Roman"/>
-                <w:sz w:val="24"/>
-                <w:szCs w:val="24"/>
-                <w:lang w:val="en-US" w:eastAsia="zh-CN"/>
-              </w:rPr>
-              <w:t>NRAS</w:t>
-            </w:r>
-          </w:p>
-        </w:tc>
-        <w:tc>
-          <w:tcPr>
-            <w:tcW w:w="5357" w:type="dxa"/>
-            <w:tcBorders>
-              <w:top w:val="single" w:color="000000" w:sz="8" w:space="0"/>
-              <w:left w:val="single" w:color="000000" w:sz="8" w:space="0"/>
-              <w:bottom w:val="nil"/>
-              <w:right w:val="single" w:color="000000" w:sz="8" w:space="0"/>
-            </w:tcBorders>
-            <w:shd w:val="clear" w:color="auto" w:fill="FFFFFF"/>
-            <w:vAlign w:val="center"/>
-          </w:tcPr>
-          <w:p>
-            <w:pPr>
-              <w:jc w:val="center"/>
-              <w:rPr>
-                <w:rFonts w:hint="default" w:ascii="Times New Roman" w:hAnsi="Times New Roman" w:cs="Times New Roman"/>
-                <w:sz w:val="24"/>
-                <w:szCs w:val="24"/>
-              </w:rPr>
-            </w:pPr>
-            <w:r>
-              <w:rPr>
-                <w:rFonts w:hint="default" w:ascii="Times New Roman" w:hAnsi="Times New Roman" w:cs="Times New Roman"/>
-                <w:sz w:val="24"/>
-                <w:szCs w:val="24"/>
-                <w:lang w:val="en-US" w:eastAsia="zh-CN"/>
-              </w:rPr>
-              <w:t>p.K117N</w:t>
+              <w:t>p.G13V</w:t>
             </w:r>
           </w:p>
         </w:tc>
@@ -35346,7 +34577,7 @@
                 <w:szCs w:val="24"/>
                 <w:lang w:val="en-US" w:eastAsia="zh-CN"/>
               </w:rPr>
-              <w:t>23</w:t>
+              <w:t>20</w:t>
             </w:r>
           </w:p>
         </w:tc>
@@ -35378,7 +34609,7 @@
                 <w:szCs w:val="24"/>
                 <w:lang w:val="en-US" w:eastAsia="zh-CN"/>
               </w:rPr>
-              <w:t>NTRK1</w:t>
+              <w:t>NRAS</w:t>
             </w:r>
           </w:p>
         </w:tc>
@@ -35410,7 +34641,124 @@
                 <w:szCs w:val="24"/>
                 <w:lang w:val="en-US" w:eastAsia="zh-CN"/>
               </w:rPr>
-              <w:t>TFG-NTRK1 Fusion</w:t>
+              <w:t>p.Q61R</w:t>
+            </w:r>
+          </w:p>
+        </w:tc>
+      </w:tr>
+      <w:tr>
+        <w:tblPrEx>
+          <w:tblBorders>
+            <w:top w:val="none" w:color="auto" w:sz="0" w:space="0"/>
+            <w:left w:val="none" w:color="auto" w:sz="0" w:space="0"/>
+            <w:bottom w:val="none" w:color="auto" w:sz="0" w:space="0"/>
+            <w:right w:val="none" w:color="auto" w:sz="0" w:space="0"/>
+            <w:insideH w:val="none" w:color="auto" w:sz="0" w:space="0"/>
+            <w:insideV w:val="none" w:color="auto" w:sz="0" w:space="0"/>
+          </w:tblBorders>
+          <w:tblCellMar>
+            <w:top w:w="0" w:type="dxa"/>
+            <w:left w:w="108" w:type="dxa"/>
+            <w:bottom w:w="0" w:type="dxa"/>
+            <w:right w:w="108" w:type="dxa"/>
+          </w:tblCellMar>
+        </w:tblPrEx>
+        <w:trPr>
+          <w:trHeight w:val="325" w:hRule="atLeast"/>
+        </w:trPr>
+        <w:tc>
+          <w:tcPr>
+            <w:tcW w:w="1859" w:type="dxa"/>
+            <w:tcBorders>
+              <w:top w:val="single" w:color="000000" w:sz="8" w:space="0"/>
+              <w:left w:val="single" w:color="000000" w:sz="8" w:space="0"/>
+              <w:bottom w:val="nil"/>
+              <w:right w:val="nil"/>
+            </w:tcBorders>
+            <w:shd w:val="clear" w:color="auto" w:fill="FFFFFF"/>
+            <w:vAlign w:val="center"/>
+          </w:tcPr>
+          <w:p>
+            <w:pPr>
+              <w:jc w:val="center"/>
+              <w:rPr>
+                <w:rFonts w:hint="default" w:ascii="Times New Roman" w:hAnsi="Times New Roman" w:cs="Times New Roman"/>
+                <w:sz w:val="24"/>
+                <w:szCs w:val="24"/>
+              </w:rPr>
+            </w:pPr>
+            <w:r>
+              <w:rPr>
+                <w:rFonts w:hint="default" w:ascii="Times New Roman" w:hAnsi="Times New Roman" w:cs="Times New Roman"/>
+                <w:sz w:val="24"/>
+                <w:szCs w:val="24"/>
+                <w:lang w:val="en-US" w:eastAsia="zh-CN"/>
+              </w:rPr>
+              <w:t>21</w:t>
+            </w:r>
+          </w:p>
+        </w:tc>
+        <w:tc>
+          <w:tcPr>
+            <w:tcW w:w="2629" w:type="dxa"/>
+            <w:tcBorders>
+              <w:top w:val="single" w:color="000000" w:sz="8" w:space="0"/>
+              <w:left w:val="single" w:color="000000" w:sz="8" w:space="0"/>
+              <w:bottom w:val="nil"/>
+              <w:right w:val="nil"/>
+            </w:tcBorders>
+            <w:shd w:val="clear" w:color="auto" w:fill="FFFFFF"/>
+            <w:vAlign w:val="center"/>
+          </w:tcPr>
+          <w:p>
+            <w:pPr>
+              <w:jc w:val="center"/>
+              <w:rPr>
+                <w:rFonts w:hint="default" w:ascii="Times New Roman" w:hAnsi="Times New Roman" w:cs="Times New Roman"/>
+                <w:sz w:val="24"/>
+                <w:szCs w:val="24"/>
+              </w:rPr>
+            </w:pPr>
+            <w:r>
+              <w:rPr>
+                <w:rFonts w:hint="default" w:ascii="Times New Roman" w:hAnsi="Times New Roman" w:cs="Times New Roman"/>
+                <w:sz w:val="24"/>
+                <w:szCs w:val="24"/>
+                <w:lang w:val="en-US" w:eastAsia="zh-CN"/>
+              </w:rPr>
+              <w:t>NRAS</w:t>
+            </w:r>
+          </w:p>
+        </w:tc>
+        <w:tc>
+          <w:tcPr>
+            <w:tcW w:w="5357" w:type="dxa"/>
+            <w:tcBorders>
+              <w:top w:val="single" w:color="000000" w:sz="8" w:space="0"/>
+              <w:left w:val="single" w:color="000000" w:sz="8" w:space="0"/>
+              <w:bottom w:val="nil"/>
+              <w:right w:val="single" w:color="000000" w:sz="8" w:space="0"/>
+            </w:tcBorders>
+            <w:shd w:val="clear" w:color="auto" w:fill="FFFFFF"/>
+            <w:vAlign w:val="center"/>
+          </w:tcPr>
+          <w:p>
+            <w:pPr>
+              <w:jc w:val="center"/>
+              <w:rPr>
+                <w:rFonts w:hint="default" w:ascii="Times New Roman" w:hAnsi="Times New Roman" w:cs="Times New Roman"/>
+                <w:sz w:val="24"/>
+                <w:szCs w:val="24"/>
+              </w:rPr>
+            </w:pPr>
+            <w:r>
+              <w:rPr>
+                <w:rFonts w:hint="default" w:ascii="Times New Roman" w:hAnsi="Times New Roman" w:cs="Times New Roman"/>
+                <w:sz w:val="24"/>
+                <w:szCs w:val="24"/>
+                <w:lang w:val="en-US" w:eastAsia="zh-CN"/>
+              </w:rPr>
+              <w:t>p.A146T</w:t>
             </w:r>
           </w:p>
         </w:tc>
@@ -35464,7 +34812,7 @@
                 <w:szCs w:val="24"/>
                 <w:lang w:val="en-US" w:eastAsia="zh-CN"/>
               </w:rPr>
-              <w:t>24</w:t>
+              <w:t>22</w:t>
             </w:r>
           </w:p>
         </w:tc>
@@ -35496,16 +34844,7 @@
                 <w:szCs w:val="24"/>
                 <w:lang w:val="en-US" w:eastAsia="zh-CN"/>
               </w:rPr>
-              <w:t>NTRK</w:t>
-            </w:r>
-            <w:r>
-              <w:rPr>
-                <w:rFonts w:hint="eastAsia" w:ascii="Times New Roman" w:hAnsi="Times New Roman" w:cs="Times New Roman"/>
-                <w:sz w:val="24"/>
-                <w:szCs w:val="24"/>
-                <w:lang w:val="en-US" w:eastAsia="zh-CN"/>
-              </w:rPr>
-              <w:t>1</w:t>
+              <w:t>NRAS</w:t>
             </w:r>
           </w:p>
         </w:tc>
@@ -35537,7 +34876,7 @@
                 <w:szCs w:val="24"/>
                 <w:lang w:val="en-US" w:eastAsia="zh-CN"/>
               </w:rPr>
-              <w:t>MPRIP-NTRK1 Fusion</w:t>
+              <w:t>p.K117N</w:t>
             </w:r>
           </w:p>
         </w:tc>
@@ -35590,7 +34929,7 @@
                 <w:szCs w:val="24"/>
                 <w:lang w:val="en-US" w:eastAsia="zh-CN"/>
               </w:rPr>
-              <w:t>25</w:t>
+              <w:t>23</w:t>
             </w:r>
           </w:p>
         </w:tc>
@@ -35622,16 +34961,7 @@
                 <w:szCs w:val="24"/>
                 <w:lang w:val="en-US" w:eastAsia="zh-CN"/>
               </w:rPr>
-              <w:t>NTRK</w:t>
-            </w:r>
-            <w:r>
-              <w:rPr>
-                <w:rFonts w:hint="eastAsia" w:ascii="Times New Roman" w:hAnsi="Times New Roman" w:cs="Times New Roman"/>
-                <w:sz w:val="24"/>
-                <w:szCs w:val="24"/>
-                <w:lang w:val="en-US" w:eastAsia="zh-CN"/>
-              </w:rPr>
-              <w:t>2</w:t>
+              <w:t>NTRK1</w:t>
             </w:r>
           </w:p>
         </w:tc>
@@ -35663,475 +34993,7 @@
                 <w:szCs w:val="24"/>
                 <w:lang w:val="en-US" w:eastAsia="zh-CN"/>
               </w:rPr>
-              <w:t>TRIM24-NTRK2 Fusion</w:t>
-            </w:r>
-          </w:p>
-        </w:tc>
-      </w:tr>
-      <w:tr>
-        <w:tblPrEx>
-          <w:tblBorders>
-            <w:top w:val="none" w:color="auto" w:sz="0" w:space="0"/>
-            <w:left w:val="none" w:color="auto" w:sz="0" w:space="0"/>
-            <w:bottom w:val="none" w:color="auto" w:sz="0" w:space="0"/>
-            <w:right w:val="none" w:color="auto" w:sz="0" w:space="0"/>
-            <w:insideH w:val="none" w:color="auto" w:sz="0" w:space="0"/>
-            <w:insideV w:val="none" w:color="auto" w:sz="0" w:space="0"/>
-          </w:tblBorders>
-          <w:tblCellMar>
-            <w:top w:w="0" w:type="dxa"/>
-            <w:left w:w="108" w:type="dxa"/>
-            <w:bottom w:w="0" w:type="dxa"/>
-            <w:right w:w="108" w:type="dxa"/>
-          </w:tblCellMar>
-        </w:tblPrEx>
-        <w:trPr>
-          <w:trHeight w:val="325" w:hRule="atLeast"/>
-        </w:trPr>
-        <w:tc>
-          <w:tcPr>
-            <w:tcW w:w="1859" w:type="dxa"/>
-            <w:tcBorders>
-              <w:top w:val="single" w:color="000000" w:sz="8" w:space="0"/>
-              <w:left w:val="single" w:color="000000" w:sz="8" w:space="0"/>
-              <w:bottom w:val="nil"/>
-              <w:right w:val="nil"/>
-            </w:tcBorders>
-            <w:shd w:val="clear" w:color="auto" w:fill="FFFFFF"/>
-            <w:vAlign w:val="center"/>
-          </w:tcPr>
-          <w:p>
-            <w:pPr>
-              <w:jc w:val="center"/>
-              <w:rPr>
-                <w:rFonts w:hint="default" w:ascii="Times New Roman" w:hAnsi="Times New Roman" w:cs="Times New Roman"/>
-                <w:sz w:val="24"/>
-                <w:szCs w:val="24"/>
-              </w:rPr>
-            </w:pPr>
-            <w:r>
-              <w:rPr>
-                <w:rFonts w:hint="default" w:ascii="Times New Roman" w:hAnsi="Times New Roman" w:cs="Times New Roman"/>
-                <w:sz w:val="24"/>
-                <w:szCs w:val="24"/>
-                <w:lang w:val="en-US" w:eastAsia="zh-CN"/>
-              </w:rPr>
-              <w:t>26</w:t>
-            </w:r>
-          </w:p>
-        </w:tc>
-        <w:tc>
-          <w:tcPr>
-            <w:tcW w:w="2629" w:type="dxa"/>
-            <w:tcBorders>
-              <w:top w:val="single" w:color="000000" w:sz="8" w:space="0"/>
-              <w:left w:val="single" w:color="000000" w:sz="8" w:space="0"/>
-              <w:bottom w:val="nil"/>
-              <w:right w:val="nil"/>
-            </w:tcBorders>
-            <w:shd w:val="clear" w:color="auto" w:fill="FFFFFF"/>
-            <w:vAlign w:val="center"/>
-          </w:tcPr>
-          <w:p>
-            <w:pPr>
-              <w:jc w:val="center"/>
-              <w:rPr>
-                <w:rFonts w:hint="default" w:ascii="Times New Roman" w:hAnsi="Times New Roman" w:cs="Times New Roman"/>
-                <w:sz w:val="24"/>
-                <w:szCs w:val="24"/>
-              </w:rPr>
-            </w:pPr>
-            <w:r>
-              <w:rPr>
-                <w:rFonts w:hint="default" w:ascii="Times New Roman" w:hAnsi="Times New Roman" w:cs="Times New Roman"/>
-                <w:sz w:val="24"/>
-                <w:szCs w:val="24"/>
-                <w:lang w:val="en-US" w:eastAsia="zh-CN"/>
-              </w:rPr>
-              <w:t>PIK3CA</w:t>
-            </w:r>
-          </w:p>
-        </w:tc>
-        <w:tc>
-          <w:tcPr>
-            <w:tcW w:w="5357" w:type="dxa"/>
-            <w:tcBorders>
-              <w:top w:val="single" w:color="000000" w:sz="8" w:space="0"/>
-              <w:left w:val="single" w:color="000000" w:sz="8" w:space="0"/>
-              <w:bottom w:val="nil"/>
-              <w:right w:val="single" w:color="000000" w:sz="8" w:space="0"/>
-            </w:tcBorders>
-            <w:shd w:val="clear" w:color="auto" w:fill="FFFFFF"/>
-            <w:vAlign w:val="center"/>
-          </w:tcPr>
-          <w:p>
-            <w:pPr>
-              <w:jc w:val="center"/>
-              <w:rPr>
-                <w:rFonts w:hint="default" w:ascii="Times New Roman" w:hAnsi="Times New Roman" w:cs="Times New Roman"/>
-                <w:sz w:val="24"/>
-                <w:szCs w:val="24"/>
-              </w:rPr>
-            </w:pPr>
-            <w:r>
-              <w:rPr>
-                <w:rFonts w:hint="default" w:ascii="Times New Roman" w:hAnsi="Times New Roman" w:cs="Times New Roman"/>
-                <w:sz w:val="24"/>
-                <w:szCs w:val="24"/>
-                <w:lang w:val="en-US" w:eastAsia="zh-CN"/>
-              </w:rPr>
-              <w:t>p.E542K</w:t>
-            </w:r>
-          </w:p>
-        </w:tc>
-      </w:tr>
-      <w:tr>
-        <w:tblPrEx>
-          <w:tblBorders>
-            <w:top w:val="none" w:color="auto" w:sz="0" w:space="0"/>
-            <w:left w:val="none" w:color="auto" w:sz="0" w:space="0"/>
-            <w:bottom w:val="none" w:color="auto" w:sz="0" w:space="0"/>
-            <w:right w:val="none" w:color="auto" w:sz="0" w:space="0"/>
-            <w:insideH w:val="none" w:color="auto" w:sz="0" w:space="0"/>
-            <w:insideV w:val="none" w:color="auto" w:sz="0" w:space="0"/>
-          </w:tblBorders>
-          <w:tblCellMar>
-            <w:top w:w="0" w:type="dxa"/>
-            <w:left w:w="108" w:type="dxa"/>
-            <w:bottom w:w="0" w:type="dxa"/>
-            <w:right w:w="108" w:type="dxa"/>
-          </w:tblCellMar>
-        </w:tblPrEx>
-        <w:trPr>
-          <w:trHeight w:val="325" w:hRule="atLeast"/>
-        </w:trPr>
-        <w:tc>
-          <w:tcPr>
-            <w:tcW w:w="1859" w:type="dxa"/>
-            <w:tcBorders>
-              <w:top w:val="single" w:color="000000" w:sz="8" w:space="0"/>
-              <w:left w:val="single" w:color="000000" w:sz="8" w:space="0"/>
-              <w:bottom w:val="nil"/>
-              <w:right w:val="nil"/>
-            </w:tcBorders>
-            <w:shd w:val="clear" w:color="auto" w:fill="FFFFFF"/>
-            <w:vAlign w:val="center"/>
-          </w:tcPr>
-          <w:p>
-            <w:pPr>
-              <w:jc w:val="center"/>
-              <w:rPr>
-                <w:rFonts w:hint="default" w:ascii="Times New Roman" w:hAnsi="Times New Roman" w:cs="Times New Roman"/>
-                <w:sz w:val="24"/>
-                <w:szCs w:val="24"/>
-              </w:rPr>
-            </w:pPr>
-            <w:r>
-              <w:rPr>
-                <w:rFonts w:hint="default" w:ascii="Times New Roman" w:hAnsi="Times New Roman" w:cs="Times New Roman"/>
-                <w:sz w:val="24"/>
-                <w:szCs w:val="24"/>
-                <w:lang w:val="en-US" w:eastAsia="zh-CN"/>
-              </w:rPr>
-              <w:t>27</w:t>
-            </w:r>
-          </w:p>
-        </w:tc>
-        <w:tc>
-          <w:tcPr>
-            <w:tcW w:w="2629" w:type="dxa"/>
-            <w:tcBorders>
-              <w:top w:val="single" w:color="000000" w:sz="8" w:space="0"/>
-              <w:left w:val="single" w:color="000000" w:sz="8" w:space="0"/>
-              <w:bottom w:val="nil"/>
-              <w:right w:val="nil"/>
-            </w:tcBorders>
-            <w:shd w:val="clear" w:color="auto" w:fill="FFFFFF"/>
-            <w:vAlign w:val="center"/>
-          </w:tcPr>
-          <w:p>
-            <w:pPr>
-              <w:jc w:val="center"/>
-              <w:rPr>
-                <w:rFonts w:hint="default" w:ascii="Times New Roman" w:hAnsi="Times New Roman" w:cs="Times New Roman"/>
-                <w:sz w:val="24"/>
-                <w:szCs w:val="24"/>
-              </w:rPr>
-            </w:pPr>
-            <w:r>
-              <w:rPr>
-                <w:rFonts w:hint="default" w:ascii="Times New Roman" w:hAnsi="Times New Roman" w:cs="Times New Roman"/>
-                <w:sz w:val="24"/>
-                <w:szCs w:val="24"/>
-                <w:lang w:val="en-US" w:eastAsia="zh-CN"/>
-              </w:rPr>
-              <w:t>PIK3CA</w:t>
-            </w:r>
-          </w:p>
-        </w:tc>
-        <w:tc>
-          <w:tcPr>
-            <w:tcW w:w="5357" w:type="dxa"/>
-            <w:tcBorders>
-              <w:top w:val="single" w:color="000000" w:sz="8" w:space="0"/>
-              <w:left w:val="single" w:color="000000" w:sz="8" w:space="0"/>
-              <w:bottom w:val="nil"/>
-              <w:right w:val="single" w:color="000000" w:sz="8" w:space="0"/>
-            </w:tcBorders>
-            <w:shd w:val="clear" w:color="auto" w:fill="FFFFFF"/>
-            <w:vAlign w:val="center"/>
-          </w:tcPr>
-          <w:p>
-            <w:pPr>
-              <w:jc w:val="center"/>
-              <w:rPr>
-                <w:rFonts w:hint="default" w:ascii="Times New Roman" w:hAnsi="Times New Roman" w:cs="Times New Roman"/>
-                <w:sz w:val="24"/>
-                <w:szCs w:val="24"/>
-              </w:rPr>
-            </w:pPr>
-            <w:r>
-              <w:rPr>
-                <w:rFonts w:hint="default" w:ascii="Times New Roman" w:hAnsi="Times New Roman" w:cs="Times New Roman"/>
-                <w:sz w:val="24"/>
-                <w:szCs w:val="24"/>
-                <w:lang w:val="en-US" w:eastAsia="zh-CN"/>
-              </w:rPr>
-              <w:t>p.E545K</w:t>
-            </w:r>
-          </w:p>
-        </w:tc>
-      </w:tr>
-      <w:tr>
-        <w:tblPrEx>
-          <w:tblBorders>
-            <w:top w:val="none" w:color="auto" w:sz="0" w:space="0"/>
-            <w:left w:val="none" w:color="auto" w:sz="0" w:space="0"/>
-            <w:bottom w:val="none" w:color="auto" w:sz="0" w:space="0"/>
-            <w:right w:val="none" w:color="auto" w:sz="0" w:space="0"/>
-            <w:insideH w:val="none" w:color="auto" w:sz="0" w:space="0"/>
-            <w:insideV w:val="none" w:color="auto" w:sz="0" w:space="0"/>
-          </w:tblBorders>
-          <w:tblCellMar>
-            <w:top w:w="0" w:type="dxa"/>
-            <w:left w:w="108" w:type="dxa"/>
-            <w:bottom w:w="0" w:type="dxa"/>
-            <w:right w:w="108" w:type="dxa"/>
-          </w:tblCellMar>
-        </w:tblPrEx>
-        <w:trPr>
-          <w:trHeight w:val="325" w:hRule="atLeast"/>
-        </w:trPr>
-        <w:tc>
-          <w:tcPr>
-            <w:tcW w:w="1859" w:type="dxa"/>
-            <w:tcBorders>
-              <w:top w:val="single" w:color="000000" w:sz="8" w:space="0"/>
-              <w:left w:val="single" w:color="000000" w:sz="8" w:space="0"/>
-              <w:bottom w:val="nil"/>
-              <w:right w:val="nil"/>
-            </w:tcBorders>
-            <w:shd w:val="clear" w:color="auto" w:fill="FFFFFF"/>
-            <w:vAlign w:val="center"/>
-          </w:tcPr>
-          <w:p>
-            <w:pPr>
-              <w:jc w:val="center"/>
-              <w:rPr>
-                <w:rFonts w:hint="default" w:ascii="Times New Roman" w:hAnsi="Times New Roman" w:cs="Times New Roman"/>
-                <w:sz w:val="24"/>
-                <w:szCs w:val="24"/>
-              </w:rPr>
-            </w:pPr>
-            <w:r>
-              <w:rPr>
-                <w:rFonts w:hint="default" w:ascii="Times New Roman" w:hAnsi="Times New Roman" w:cs="Times New Roman"/>
-                <w:sz w:val="24"/>
-                <w:szCs w:val="24"/>
-                <w:lang w:val="en-US" w:eastAsia="zh-CN"/>
-              </w:rPr>
-              <w:t>28</w:t>
-            </w:r>
-          </w:p>
-        </w:tc>
-        <w:tc>
-          <w:tcPr>
-            <w:tcW w:w="2629" w:type="dxa"/>
-            <w:tcBorders>
-              <w:top w:val="single" w:color="000000" w:sz="8" w:space="0"/>
-              <w:left w:val="single" w:color="000000" w:sz="8" w:space="0"/>
-              <w:bottom w:val="nil"/>
-              <w:right w:val="nil"/>
-            </w:tcBorders>
-            <w:shd w:val="clear" w:color="auto" w:fill="FFFFFF"/>
-            <w:vAlign w:val="center"/>
-          </w:tcPr>
-          <w:p>
-            <w:pPr>
-              <w:jc w:val="center"/>
-              <w:rPr>
-                <w:rFonts w:hint="default" w:ascii="Times New Roman" w:hAnsi="Times New Roman" w:cs="Times New Roman"/>
-                <w:sz w:val="24"/>
-                <w:szCs w:val="24"/>
-              </w:rPr>
-            </w:pPr>
-            <w:r>
-              <w:rPr>
-                <w:rFonts w:hint="default" w:ascii="Times New Roman" w:hAnsi="Times New Roman" w:cs="Times New Roman"/>
-                <w:sz w:val="24"/>
-                <w:szCs w:val="24"/>
-                <w:lang w:val="en-US" w:eastAsia="zh-CN"/>
-              </w:rPr>
-              <w:t>PIK3CA</w:t>
-            </w:r>
-          </w:p>
-        </w:tc>
-        <w:tc>
-          <w:tcPr>
-            <w:tcW w:w="5357" w:type="dxa"/>
-            <w:tcBorders>
-              <w:top w:val="single" w:color="000000" w:sz="8" w:space="0"/>
-              <w:left w:val="single" w:color="000000" w:sz="8" w:space="0"/>
-              <w:bottom w:val="nil"/>
-              <w:right w:val="single" w:color="000000" w:sz="8" w:space="0"/>
-            </w:tcBorders>
-            <w:shd w:val="clear" w:color="auto" w:fill="FFFFFF"/>
-            <w:vAlign w:val="center"/>
-          </w:tcPr>
-          <w:p>
-            <w:pPr>
-              <w:jc w:val="center"/>
-              <w:rPr>
-                <w:rFonts w:hint="default" w:ascii="Times New Roman" w:hAnsi="Times New Roman" w:cs="Times New Roman"/>
-                <w:sz w:val="24"/>
-                <w:szCs w:val="24"/>
-              </w:rPr>
-            </w:pPr>
-            <w:r>
-              <w:rPr>
-                <w:rFonts w:hint="default" w:ascii="Times New Roman" w:hAnsi="Times New Roman" w:cs="Times New Roman"/>
-                <w:sz w:val="24"/>
-                <w:szCs w:val="24"/>
-                <w:lang w:val="en-US" w:eastAsia="zh-CN"/>
-              </w:rPr>
-              <w:t>p.H1047L</w:t>
-            </w:r>
-          </w:p>
-        </w:tc>
-      </w:tr>
-      <w:tr>
-        <w:tblPrEx>
-          <w:tblBorders>
-            <w:top w:val="none" w:color="auto" w:sz="0" w:space="0"/>
-            <w:left w:val="none" w:color="auto" w:sz="0" w:space="0"/>
-            <w:bottom w:val="none" w:color="auto" w:sz="0" w:space="0"/>
-            <w:right w:val="none" w:color="auto" w:sz="0" w:space="0"/>
-            <w:insideH w:val="none" w:color="auto" w:sz="0" w:space="0"/>
-            <w:insideV w:val="none" w:color="auto" w:sz="0" w:space="0"/>
-          </w:tblBorders>
-          <w:tblCellMar>
-            <w:top w:w="0" w:type="dxa"/>
-            <w:left w:w="108" w:type="dxa"/>
-            <w:bottom w:w="0" w:type="dxa"/>
-            <w:right w:w="108" w:type="dxa"/>
-          </w:tblCellMar>
-        </w:tblPrEx>
-        <w:trPr>
-          <w:trHeight w:val="325" w:hRule="atLeast"/>
-        </w:trPr>
-        <w:tc>
-          <w:tcPr>
-            <w:tcW w:w="1859" w:type="dxa"/>
-            <w:tcBorders>
-              <w:top w:val="single" w:color="000000" w:sz="8" w:space="0"/>
-              <w:left w:val="single" w:color="000000" w:sz="8" w:space="0"/>
-              <w:bottom w:val="nil"/>
-              <w:right w:val="nil"/>
-            </w:tcBorders>
-            <w:shd w:val="clear" w:color="auto" w:fill="FFFFFF"/>
-            <w:vAlign w:val="center"/>
-          </w:tcPr>
-          <w:p>
-            <w:pPr>
-              <w:jc w:val="center"/>
-              <w:rPr>
-                <w:rFonts w:hint="default" w:ascii="Times New Roman" w:hAnsi="Times New Roman" w:cs="Times New Roman"/>
-                <w:sz w:val="24"/>
-                <w:szCs w:val="24"/>
-              </w:rPr>
-            </w:pPr>
-            <w:r>
-              <w:rPr>
-                <w:rFonts w:hint="default" w:ascii="Times New Roman" w:hAnsi="Times New Roman" w:cs="Times New Roman"/>
-                <w:sz w:val="24"/>
-                <w:szCs w:val="24"/>
-                <w:lang w:val="en-US" w:eastAsia="zh-CN"/>
-              </w:rPr>
-              <w:t>29</w:t>
-            </w:r>
-          </w:p>
-        </w:tc>
-        <w:tc>
-          <w:tcPr>
-            <w:tcW w:w="2629" w:type="dxa"/>
-            <w:tcBorders>
-              <w:top w:val="single" w:color="000000" w:sz="8" w:space="0"/>
-              <w:left w:val="single" w:color="000000" w:sz="8" w:space="0"/>
-              <w:bottom w:val="nil"/>
-              <w:right w:val="nil"/>
-            </w:tcBorders>
-            <w:shd w:val="clear" w:color="auto" w:fill="FFFFFF"/>
-            <w:vAlign w:val="center"/>
-          </w:tcPr>
-          <w:p>
-            <w:pPr>
-              <w:jc w:val="center"/>
-              <w:rPr>
-                <w:rFonts w:hint="default" w:ascii="Times New Roman" w:hAnsi="Times New Roman" w:cs="Times New Roman"/>
-                <w:sz w:val="24"/>
-                <w:szCs w:val="24"/>
-              </w:rPr>
-            </w:pPr>
-            <w:r>
-              <w:rPr>
-                <w:rFonts w:hint="default" w:ascii="Times New Roman" w:hAnsi="Times New Roman" w:cs="Times New Roman"/>
-                <w:sz w:val="24"/>
-                <w:szCs w:val="24"/>
-                <w:lang w:val="en-US" w:eastAsia="zh-CN"/>
-              </w:rPr>
-              <w:t>PIK3CA</w:t>
-            </w:r>
-          </w:p>
-        </w:tc>
-        <w:tc>
-          <w:tcPr>
-            <w:tcW w:w="5357" w:type="dxa"/>
-            <w:tcBorders>
-              <w:top w:val="single" w:color="000000" w:sz="8" w:space="0"/>
-              <w:left w:val="single" w:color="000000" w:sz="8" w:space="0"/>
-              <w:bottom w:val="nil"/>
-              <w:right w:val="single" w:color="000000" w:sz="8" w:space="0"/>
-            </w:tcBorders>
-            <w:shd w:val="clear" w:color="auto" w:fill="FFFFFF"/>
-            <w:vAlign w:val="center"/>
-          </w:tcPr>
-          <w:p>
-            <w:pPr>
-              <w:jc w:val="center"/>
-              <w:rPr>
-                <w:rFonts w:hint="default" w:ascii="Times New Roman" w:hAnsi="Times New Roman" w:cs="Times New Roman"/>
-                <w:sz w:val="24"/>
-                <w:szCs w:val="24"/>
-              </w:rPr>
-            </w:pPr>
-            <w:r>
-              <w:rPr>
-                <w:rFonts w:hint="default" w:ascii="Times New Roman" w:hAnsi="Times New Roman" w:cs="Times New Roman"/>
-                <w:sz w:val="24"/>
-                <w:szCs w:val="24"/>
-                <w:lang w:val="en-US" w:eastAsia="zh-CN"/>
-              </w:rPr>
-              <w:t>p.H1047R</w:t>
+              <w:t>TFG-NTRK1 Fusion</w:t>
             </w:r>
           </w:p>
         </w:tc>
@@ -36185,7 +35047,7 @@
                 <w:szCs w:val="24"/>
                 <w:lang w:val="en-US" w:eastAsia="zh-CN"/>
               </w:rPr>
-              <w:t>30</w:t>
+              <w:t>24</w:t>
             </w:r>
           </w:p>
         </w:tc>
@@ -36217,7 +35079,16 @@
                 <w:szCs w:val="24"/>
                 <w:lang w:val="en-US" w:eastAsia="zh-CN"/>
               </w:rPr>
-              <w:t>PTEN</w:t>
+              <w:t>NTRK</w:t>
+            </w:r>
+            <w:r>
+              <w:rPr>
+                <w:rFonts w:hint="eastAsia" w:ascii="Times New Roman" w:hAnsi="Times New Roman" w:cs="Times New Roman"/>
+                <w:sz w:val="24"/>
+                <w:szCs w:val="24"/>
+                <w:lang w:val="en-US" w:eastAsia="zh-CN"/>
+              </w:rPr>
+              <w:t>1</w:t>
             </w:r>
           </w:p>
         </w:tc>
@@ -36249,7 +35120,7 @@
                 <w:szCs w:val="24"/>
                 <w:lang w:val="en-US" w:eastAsia="zh-CN"/>
               </w:rPr>
-              <w:t>p.R130Q</w:t>
+              <w:t>MPRIP-NTRK1 Fusion</w:t>
             </w:r>
           </w:p>
         </w:tc>
@@ -36281,7 +35152,7 @@
             <w:tcBorders>
               <w:top w:val="single" w:color="000000" w:sz="8" w:space="0"/>
               <w:left w:val="single" w:color="000000" w:sz="8" w:space="0"/>
-              <w:bottom w:val="single" w:color="auto" w:sz="4" w:space="0"/>
+              <w:bottom w:val="nil"/>
               <w:right w:val="nil"/>
             </w:tcBorders>
             <w:shd w:val="clear" w:color="auto" w:fill="FFFFFF"/>
@@ -36303,7 +35174,7 @@
                 <w:szCs w:val="24"/>
                 <w:lang w:val="en-US" w:eastAsia="zh-CN"/>
               </w:rPr>
-              <w:t>31</w:t>
+              <w:t>25</w:t>
             </w:r>
           </w:p>
         </w:tc>
@@ -36313,7 +35184,7 @@
             <w:tcBorders>
               <w:top w:val="single" w:color="000000" w:sz="8" w:space="0"/>
               <w:left w:val="single" w:color="000000" w:sz="8" w:space="0"/>
-              <w:bottom w:val="single" w:color="auto" w:sz="4" w:space="0"/>
+              <w:bottom w:val="nil"/>
               <w:right w:val="nil"/>
             </w:tcBorders>
             <w:shd w:val="clear" w:color="auto" w:fill="FFFFFF"/>
@@ -36335,7 +35206,16 @@
                 <w:szCs w:val="24"/>
                 <w:lang w:val="en-US" w:eastAsia="zh-CN"/>
               </w:rPr>
-              <w:t>PTEN</w:t>
+              <w:t>NTRK</w:t>
+            </w:r>
+            <w:r>
+              <w:rPr>
+                <w:rFonts w:hint="eastAsia" w:ascii="Times New Roman" w:hAnsi="Times New Roman" w:cs="Times New Roman"/>
+                <w:sz w:val="24"/>
+                <w:szCs w:val="24"/>
+                <w:lang w:val="en-US" w:eastAsia="zh-CN"/>
+              </w:rPr>
+              <w:t>2</w:t>
             </w:r>
           </w:p>
         </w:tc>
@@ -36367,7 +35247,7 @@
                 <w:szCs w:val="24"/>
                 <w:lang w:val="en-US" w:eastAsia="zh-CN"/>
               </w:rPr>
-              <w:t>p.D326Y</w:t>
+              <w:t>TRIM24-NTRK2 Fusion</w:t>
             </w:r>
           </w:p>
         </w:tc>
@@ -36396,10 +35276,10 @@
           <w:tcPr>
             <w:tcW w:w="1859" w:type="dxa"/>
             <w:tcBorders>
-              <w:top w:val="single" w:color="auto" w:sz="4" w:space="0"/>
-              <w:left w:val="single" w:color="auto" w:sz="4" w:space="0"/>
-              <w:bottom w:val="single" w:color="auto" w:sz="4" w:space="0"/>
-              <w:right w:val="single" w:color="auto" w:sz="4" w:space="0"/>
+              <w:top w:val="single" w:color="000000" w:sz="8" w:space="0"/>
+              <w:left w:val="single" w:color="000000" w:sz="8" w:space="0"/>
+              <w:bottom w:val="nil"/>
+              <w:right w:val="nil"/>
             </w:tcBorders>
             <w:shd w:val="clear" w:color="auto" w:fill="FFFFFF"/>
             <w:vAlign w:val="center"/>
@@ -36420,7 +35300,7 @@
                 <w:szCs w:val="24"/>
                 <w:lang w:val="en-US" w:eastAsia="zh-CN"/>
               </w:rPr>
-              <w:t>32</w:t>
+              <w:t>26</w:t>
             </w:r>
           </w:p>
         </w:tc>
@@ -36428,10 +35308,10 @@
           <w:tcPr>
             <w:tcW w:w="2629" w:type="dxa"/>
             <w:tcBorders>
-              <w:top w:val="single" w:color="auto" w:sz="4" w:space="0"/>
-              <w:left w:val="single" w:color="auto" w:sz="4" w:space="0"/>
-              <w:bottom w:val="single" w:color="auto" w:sz="4" w:space="0"/>
-              <w:right w:val="single" w:color="auto" w:sz="4" w:space="0"/>
+              <w:top w:val="single" w:color="000000" w:sz="8" w:space="0"/>
+              <w:left w:val="single" w:color="000000" w:sz="8" w:space="0"/>
+              <w:bottom w:val="nil"/>
+              <w:right w:val="nil"/>
             </w:tcBorders>
             <w:shd w:val="clear" w:color="auto" w:fill="FFFFFF"/>
             <w:vAlign w:val="center"/>
@@ -36452,7 +35332,7 @@
                 <w:szCs w:val="24"/>
                 <w:lang w:val="en-US" w:eastAsia="zh-CN"/>
               </w:rPr>
-              <w:t>UGT1A1</w:t>
+              <w:t>PIK3CA</w:t>
             </w:r>
           </w:p>
         </w:tc>
@@ -36461,12 +35341,11 @@
             <w:tcW w:w="5357" w:type="dxa"/>
             <w:tcBorders>
               <w:top w:val="single" w:color="000000" w:sz="8" w:space="0"/>
-              <w:left w:val="single" w:color="auto" w:sz="4" w:space="0"/>
-              <w:bottom w:val="single" w:color="000000" w:sz="8" w:space="0"/>
+              <w:left w:val="single" w:color="000000" w:sz="8" w:space="0"/>
+              <w:bottom w:val="nil"/>
               <w:right w:val="single" w:color="000000" w:sz="8" w:space="0"/>
             </w:tcBorders>
             <w:shd w:val="clear" w:color="auto" w:fill="FFFFFF"/>
-            <w:noWrap/>
             <w:vAlign w:val="center"/>
           </w:tcPr>
           <w:p>
@@ -36485,7 +35364,7 @@
                 <w:szCs w:val="24"/>
                 <w:lang w:val="en-US" w:eastAsia="zh-CN"/>
               </w:rPr>
-              <w:t>rs3064744</w:t>
+              <w:t>p.E542K</w:t>
             </w:r>
           </w:p>
         </w:tc>
@@ -36514,6 +35393,596 @@
           <w:tcPr>
             <w:tcW w:w="1859" w:type="dxa"/>
             <w:tcBorders>
+              <w:top w:val="single" w:color="000000" w:sz="8" w:space="0"/>
+              <w:left w:val="single" w:color="000000" w:sz="8" w:space="0"/>
+              <w:bottom w:val="nil"/>
+              <w:right w:val="nil"/>
+            </w:tcBorders>
+            <w:shd w:val="clear" w:color="auto" w:fill="FFFFFF"/>
+            <w:vAlign w:val="center"/>
+          </w:tcPr>
+          <w:p>
+            <w:pPr>
+              <w:jc w:val="center"/>
+              <w:rPr>
+                <w:rFonts w:hint="default" w:ascii="Times New Roman" w:hAnsi="Times New Roman" w:cs="Times New Roman"/>
+                <w:sz w:val="24"/>
+                <w:szCs w:val="24"/>
+              </w:rPr>
+            </w:pPr>
+            <w:r>
+              <w:rPr>
+                <w:rFonts w:hint="default" w:ascii="Times New Roman" w:hAnsi="Times New Roman" w:cs="Times New Roman"/>
+                <w:sz w:val="24"/>
+                <w:szCs w:val="24"/>
+                <w:lang w:val="en-US" w:eastAsia="zh-CN"/>
+              </w:rPr>
+              <w:t>27</w:t>
+            </w:r>
+          </w:p>
+        </w:tc>
+        <w:tc>
+          <w:tcPr>
+            <w:tcW w:w="2629" w:type="dxa"/>
+            <w:tcBorders>
+              <w:top w:val="single" w:color="000000" w:sz="8" w:space="0"/>
+              <w:left w:val="single" w:color="000000" w:sz="8" w:space="0"/>
+              <w:bottom w:val="nil"/>
+              <w:right w:val="nil"/>
+            </w:tcBorders>
+            <w:shd w:val="clear" w:color="auto" w:fill="FFFFFF"/>
+            <w:vAlign w:val="center"/>
+          </w:tcPr>
+          <w:p>
+            <w:pPr>
+              <w:jc w:val="center"/>
+              <w:rPr>
+                <w:rFonts w:hint="default" w:ascii="Times New Roman" w:hAnsi="Times New Roman" w:cs="Times New Roman"/>
+                <w:sz w:val="24"/>
+                <w:szCs w:val="24"/>
+              </w:rPr>
+            </w:pPr>
+            <w:r>
+              <w:rPr>
+                <w:rFonts w:hint="default" w:ascii="Times New Roman" w:hAnsi="Times New Roman" w:cs="Times New Roman"/>
+                <w:sz w:val="24"/>
+                <w:szCs w:val="24"/>
+                <w:lang w:val="en-US" w:eastAsia="zh-CN"/>
+              </w:rPr>
+              <w:t>PIK3CA</w:t>
+            </w:r>
+          </w:p>
+        </w:tc>
+        <w:tc>
+          <w:tcPr>
+            <w:tcW w:w="5357" w:type="dxa"/>
+            <w:tcBorders>
+              <w:top w:val="single" w:color="000000" w:sz="8" w:space="0"/>
+              <w:left w:val="single" w:color="000000" w:sz="8" w:space="0"/>
+              <w:bottom w:val="nil"/>
+              <w:right w:val="single" w:color="000000" w:sz="8" w:space="0"/>
+            </w:tcBorders>
+            <w:shd w:val="clear" w:color="auto" w:fill="FFFFFF"/>
+            <w:vAlign w:val="center"/>
+          </w:tcPr>
+          <w:p>
+            <w:pPr>
+              <w:jc w:val="center"/>
+              <w:rPr>
+                <w:rFonts w:hint="default" w:ascii="Times New Roman" w:hAnsi="Times New Roman" w:cs="Times New Roman"/>
+                <w:sz w:val="24"/>
+                <w:szCs w:val="24"/>
+              </w:rPr>
+            </w:pPr>
+            <w:r>
+              <w:rPr>
+                <w:rFonts w:hint="default" w:ascii="Times New Roman" w:hAnsi="Times New Roman" w:cs="Times New Roman"/>
+                <w:sz w:val="24"/>
+                <w:szCs w:val="24"/>
+                <w:lang w:val="en-US" w:eastAsia="zh-CN"/>
+              </w:rPr>
+              <w:t>p.E545K</w:t>
+            </w:r>
+          </w:p>
+        </w:tc>
+      </w:tr>
+      <w:tr>
+        <w:tblPrEx>
+          <w:tblBorders>
+            <w:top w:val="none" w:color="auto" w:sz="0" w:space="0"/>
+            <w:left w:val="none" w:color="auto" w:sz="0" w:space="0"/>
+            <w:bottom w:val="none" w:color="auto" w:sz="0" w:space="0"/>
+            <w:right w:val="none" w:color="auto" w:sz="0" w:space="0"/>
+            <w:insideH w:val="none" w:color="auto" w:sz="0" w:space="0"/>
+            <w:insideV w:val="none" w:color="auto" w:sz="0" w:space="0"/>
+          </w:tblBorders>
+          <w:shd w:val="clear" w:color="auto" w:fill="auto"/>
+          <w:tblCellMar>
+            <w:top w:w="0" w:type="dxa"/>
+            <w:left w:w="108" w:type="dxa"/>
+            <w:bottom w:w="0" w:type="dxa"/>
+            <w:right w:w="108" w:type="dxa"/>
+          </w:tblCellMar>
+        </w:tblPrEx>
+        <w:trPr>
+          <w:trHeight w:val="325" w:hRule="atLeast"/>
+        </w:trPr>
+        <w:tc>
+          <w:tcPr>
+            <w:tcW w:w="1859" w:type="dxa"/>
+            <w:tcBorders>
+              <w:top w:val="single" w:color="000000" w:sz="8" w:space="0"/>
+              <w:left w:val="single" w:color="000000" w:sz="8" w:space="0"/>
+              <w:bottom w:val="nil"/>
+              <w:right w:val="nil"/>
+            </w:tcBorders>
+            <w:shd w:val="clear" w:color="auto" w:fill="FFFFFF"/>
+            <w:vAlign w:val="center"/>
+          </w:tcPr>
+          <w:p>
+            <w:pPr>
+              <w:jc w:val="center"/>
+              <w:rPr>
+                <w:rFonts w:hint="default" w:ascii="Times New Roman" w:hAnsi="Times New Roman" w:cs="Times New Roman"/>
+                <w:sz w:val="24"/>
+                <w:szCs w:val="24"/>
+              </w:rPr>
+            </w:pPr>
+            <w:r>
+              <w:rPr>
+                <w:rFonts w:hint="default" w:ascii="Times New Roman" w:hAnsi="Times New Roman" w:cs="Times New Roman"/>
+                <w:sz w:val="24"/>
+                <w:szCs w:val="24"/>
+                <w:lang w:val="en-US" w:eastAsia="zh-CN"/>
+              </w:rPr>
+              <w:t>28</w:t>
+            </w:r>
+          </w:p>
+        </w:tc>
+        <w:tc>
+          <w:tcPr>
+            <w:tcW w:w="2629" w:type="dxa"/>
+            <w:tcBorders>
+              <w:top w:val="single" w:color="000000" w:sz="8" w:space="0"/>
+              <w:left w:val="single" w:color="000000" w:sz="8" w:space="0"/>
+              <w:bottom w:val="nil"/>
+              <w:right w:val="nil"/>
+            </w:tcBorders>
+            <w:shd w:val="clear" w:color="auto" w:fill="FFFFFF"/>
+            <w:vAlign w:val="center"/>
+          </w:tcPr>
+          <w:p>
+            <w:pPr>
+              <w:jc w:val="center"/>
+              <w:rPr>
+                <w:rFonts w:hint="default" w:ascii="Times New Roman" w:hAnsi="Times New Roman" w:cs="Times New Roman"/>
+                <w:sz w:val="24"/>
+                <w:szCs w:val="24"/>
+              </w:rPr>
+            </w:pPr>
+            <w:r>
+              <w:rPr>
+                <w:rFonts w:hint="default" w:ascii="Times New Roman" w:hAnsi="Times New Roman" w:cs="Times New Roman"/>
+                <w:sz w:val="24"/>
+                <w:szCs w:val="24"/>
+                <w:lang w:val="en-US" w:eastAsia="zh-CN"/>
+              </w:rPr>
+              <w:t>PIK3CA</w:t>
+            </w:r>
+          </w:p>
+        </w:tc>
+        <w:tc>
+          <w:tcPr>
+            <w:tcW w:w="5357" w:type="dxa"/>
+            <w:tcBorders>
+              <w:top w:val="single" w:color="000000" w:sz="8" w:space="0"/>
+              <w:left w:val="single" w:color="000000" w:sz="8" w:space="0"/>
+              <w:bottom w:val="nil"/>
+              <w:right w:val="single" w:color="000000" w:sz="8" w:space="0"/>
+            </w:tcBorders>
+            <w:shd w:val="clear" w:color="auto" w:fill="FFFFFF"/>
+            <w:vAlign w:val="center"/>
+          </w:tcPr>
+          <w:p>
+            <w:pPr>
+              <w:jc w:val="center"/>
+              <w:rPr>
+                <w:rFonts w:hint="default" w:ascii="Times New Roman" w:hAnsi="Times New Roman" w:cs="Times New Roman"/>
+                <w:sz w:val="24"/>
+                <w:szCs w:val="24"/>
+              </w:rPr>
+            </w:pPr>
+            <w:r>
+              <w:rPr>
+                <w:rFonts w:hint="default" w:ascii="Times New Roman" w:hAnsi="Times New Roman" w:cs="Times New Roman"/>
+                <w:sz w:val="24"/>
+                <w:szCs w:val="24"/>
+                <w:lang w:val="en-US" w:eastAsia="zh-CN"/>
+              </w:rPr>
+              <w:t>p.H1047L</w:t>
+            </w:r>
+          </w:p>
+        </w:tc>
+      </w:tr>
+      <w:tr>
+        <w:tblPrEx>
+          <w:tblBorders>
+            <w:top w:val="none" w:color="auto" w:sz="0" w:space="0"/>
+            <w:left w:val="none" w:color="auto" w:sz="0" w:space="0"/>
+            <w:bottom w:val="none" w:color="auto" w:sz="0" w:space="0"/>
+            <w:right w:val="none" w:color="auto" w:sz="0" w:space="0"/>
+            <w:insideH w:val="none" w:color="auto" w:sz="0" w:space="0"/>
+            <w:insideV w:val="none" w:color="auto" w:sz="0" w:space="0"/>
+          </w:tblBorders>
+          <w:shd w:val="clear" w:color="auto" w:fill="auto"/>
+          <w:tblCellMar>
+            <w:top w:w="0" w:type="dxa"/>
+            <w:left w:w="108" w:type="dxa"/>
+            <w:bottom w:w="0" w:type="dxa"/>
+            <w:right w:w="108" w:type="dxa"/>
+          </w:tblCellMar>
+        </w:tblPrEx>
+        <w:trPr>
+          <w:trHeight w:val="325" w:hRule="atLeast"/>
+        </w:trPr>
+        <w:tc>
+          <w:tcPr>
+            <w:tcW w:w="1859" w:type="dxa"/>
+            <w:tcBorders>
+              <w:top w:val="single" w:color="000000" w:sz="8" w:space="0"/>
+              <w:left w:val="single" w:color="000000" w:sz="8" w:space="0"/>
+              <w:bottom w:val="nil"/>
+              <w:right w:val="nil"/>
+            </w:tcBorders>
+            <w:shd w:val="clear" w:color="auto" w:fill="FFFFFF"/>
+            <w:vAlign w:val="center"/>
+          </w:tcPr>
+          <w:p>
+            <w:pPr>
+              <w:jc w:val="center"/>
+              <w:rPr>
+                <w:rFonts w:hint="default" w:ascii="Times New Roman" w:hAnsi="Times New Roman" w:cs="Times New Roman"/>
+                <w:sz w:val="24"/>
+                <w:szCs w:val="24"/>
+              </w:rPr>
+            </w:pPr>
+            <w:r>
+              <w:rPr>
+                <w:rFonts w:hint="default" w:ascii="Times New Roman" w:hAnsi="Times New Roman" w:cs="Times New Roman"/>
+                <w:sz w:val="24"/>
+                <w:szCs w:val="24"/>
+                <w:lang w:val="en-US" w:eastAsia="zh-CN"/>
+              </w:rPr>
+              <w:t>29</w:t>
+            </w:r>
+          </w:p>
+        </w:tc>
+        <w:tc>
+          <w:tcPr>
+            <w:tcW w:w="2629" w:type="dxa"/>
+            <w:tcBorders>
+              <w:top w:val="single" w:color="000000" w:sz="8" w:space="0"/>
+              <w:left w:val="single" w:color="000000" w:sz="8" w:space="0"/>
+              <w:bottom w:val="nil"/>
+              <w:right w:val="nil"/>
+            </w:tcBorders>
+            <w:shd w:val="clear" w:color="auto" w:fill="FFFFFF"/>
+            <w:vAlign w:val="center"/>
+          </w:tcPr>
+          <w:p>
+            <w:pPr>
+              <w:jc w:val="center"/>
+              <w:rPr>
+                <w:rFonts w:hint="default" w:ascii="Times New Roman" w:hAnsi="Times New Roman" w:cs="Times New Roman"/>
+                <w:sz w:val="24"/>
+                <w:szCs w:val="24"/>
+              </w:rPr>
+            </w:pPr>
+            <w:r>
+              <w:rPr>
+                <w:rFonts w:hint="default" w:ascii="Times New Roman" w:hAnsi="Times New Roman" w:cs="Times New Roman"/>
+                <w:sz w:val="24"/>
+                <w:szCs w:val="24"/>
+                <w:lang w:val="en-US" w:eastAsia="zh-CN"/>
+              </w:rPr>
+              <w:t>PIK3CA</w:t>
+            </w:r>
+          </w:p>
+        </w:tc>
+        <w:tc>
+          <w:tcPr>
+            <w:tcW w:w="5357" w:type="dxa"/>
+            <w:tcBorders>
+              <w:top w:val="single" w:color="000000" w:sz="8" w:space="0"/>
+              <w:left w:val="single" w:color="000000" w:sz="8" w:space="0"/>
+              <w:bottom w:val="nil"/>
+              <w:right w:val="single" w:color="000000" w:sz="8" w:space="0"/>
+            </w:tcBorders>
+            <w:shd w:val="clear" w:color="auto" w:fill="FFFFFF"/>
+            <w:vAlign w:val="center"/>
+          </w:tcPr>
+          <w:p>
+            <w:pPr>
+              <w:jc w:val="center"/>
+              <w:rPr>
+                <w:rFonts w:hint="default" w:ascii="Times New Roman" w:hAnsi="Times New Roman" w:cs="Times New Roman"/>
+                <w:sz w:val="24"/>
+                <w:szCs w:val="24"/>
+              </w:rPr>
+            </w:pPr>
+            <w:r>
+              <w:rPr>
+                <w:rFonts w:hint="default" w:ascii="Times New Roman" w:hAnsi="Times New Roman" w:cs="Times New Roman"/>
+                <w:sz w:val="24"/>
+                <w:szCs w:val="24"/>
+                <w:lang w:val="en-US" w:eastAsia="zh-CN"/>
+              </w:rPr>
+              <w:t>p.H1047R</w:t>
+            </w:r>
+          </w:p>
+        </w:tc>
+      </w:tr>
+      <w:tr>
+        <w:tblPrEx>
+          <w:tblBorders>
+            <w:top w:val="none" w:color="auto" w:sz="0" w:space="0"/>
+            <w:left w:val="none" w:color="auto" w:sz="0" w:space="0"/>
+            <w:bottom w:val="none" w:color="auto" w:sz="0" w:space="0"/>
+            <w:right w:val="none" w:color="auto" w:sz="0" w:space="0"/>
+            <w:insideH w:val="none" w:color="auto" w:sz="0" w:space="0"/>
+            <w:insideV w:val="none" w:color="auto" w:sz="0" w:space="0"/>
+          </w:tblBorders>
+          <w:shd w:val="clear" w:color="auto" w:fill="auto"/>
+          <w:tblCellMar>
+            <w:top w:w="0" w:type="dxa"/>
+            <w:left w:w="108" w:type="dxa"/>
+            <w:bottom w:w="0" w:type="dxa"/>
+            <w:right w:w="108" w:type="dxa"/>
+          </w:tblCellMar>
+        </w:tblPrEx>
+        <w:trPr>
+          <w:trHeight w:val="325" w:hRule="atLeast"/>
+        </w:trPr>
+        <w:tc>
+          <w:tcPr>
+            <w:tcW w:w="1859" w:type="dxa"/>
+            <w:tcBorders>
+              <w:top w:val="single" w:color="000000" w:sz="8" w:space="0"/>
+              <w:left w:val="single" w:color="000000" w:sz="8" w:space="0"/>
+              <w:bottom w:val="nil"/>
+              <w:right w:val="nil"/>
+            </w:tcBorders>
+            <w:shd w:val="clear" w:color="auto" w:fill="FFFFFF"/>
+            <w:vAlign w:val="center"/>
+          </w:tcPr>
+          <w:p>
+            <w:pPr>
+              <w:jc w:val="center"/>
+              <w:rPr>
+                <w:rFonts w:hint="default" w:ascii="Times New Roman" w:hAnsi="Times New Roman" w:cs="Times New Roman"/>
+                <w:sz w:val="24"/>
+                <w:szCs w:val="24"/>
+              </w:rPr>
+            </w:pPr>
+            <w:r>
+              <w:rPr>
+                <w:rFonts w:hint="default" w:ascii="Times New Roman" w:hAnsi="Times New Roman" w:cs="Times New Roman"/>
+                <w:sz w:val="24"/>
+                <w:szCs w:val="24"/>
+                <w:lang w:val="en-US" w:eastAsia="zh-CN"/>
+              </w:rPr>
+              <w:t>30</w:t>
+            </w:r>
+          </w:p>
+        </w:tc>
+        <w:tc>
+          <w:tcPr>
+            <w:tcW w:w="2629" w:type="dxa"/>
+            <w:tcBorders>
+              <w:top w:val="single" w:color="000000" w:sz="8" w:space="0"/>
+              <w:left w:val="single" w:color="000000" w:sz="8" w:space="0"/>
+              <w:bottom w:val="nil"/>
+              <w:right w:val="nil"/>
+            </w:tcBorders>
+            <w:shd w:val="clear" w:color="auto" w:fill="FFFFFF"/>
+            <w:vAlign w:val="center"/>
+          </w:tcPr>
+          <w:p>
+            <w:pPr>
+              <w:jc w:val="center"/>
+              <w:rPr>
+                <w:rFonts w:hint="default" w:ascii="Times New Roman" w:hAnsi="Times New Roman" w:cs="Times New Roman"/>
+                <w:sz w:val="24"/>
+                <w:szCs w:val="24"/>
+              </w:rPr>
+            </w:pPr>
+            <w:r>
+              <w:rPr>
+                <w:rFonts w:hint="default" w:ascii="Times New Roman" w:hAnsi="Times New Roman" w:cs="Times New Roman"/>
+                <w:sz w:val="24"/>
+                <w:szCs w:val="24"/>
+                <w:lang w:val="en-US" w:eastAsia="zh-CN"/>
+              </w:rPr>
+              <w:t>PTEN</w:t>
+            </w:r>
+          </w:p>
+        </w:tc>
+        <w:tc>
+          <w:tcPr>
+            <w:tcW w:w="5357" w:type="dxa"/>
+            <w:tcBorders>
+              <w:top w:val="single" w:color="000000" w:sz="8" w:space="0"/>
+              <w:left w:val="single" w:color="000000" w:sz="8" w:space="0"/>
+              <w:bottom w:val="nil"/>
+              <w:right w:val="single" w:color="000000" w:sz="8" w:space="0"/>
+            </w:tcBorders>
+            <w:shd w:val="clear" w:color="auto" w:fill="FFFFFF"/>
+            <w:vAlign w:val="center"/>
+          </w:tcPr>
+          <w:p>
+            <w:pPr>
+              <w:jc w:val="center"/>
+              <w:rPr>
+                <w:rFonts w:hint="default" w:ascii="Times New Roman" w:hAnsi="Times New Roman" w:cs="Times New Roman"/>
+                <w:sz w:val="24"/>
+                <w:szCs w:val="24"/>
+              </w:rPr>
+            </w:pPr>
+            <w:r>
+              <w:rPr>
+                <w:rFonts w:hint="default" w:ascii="Times New Roman" w:hAnsi="Times New Roman" w:cs="Times New Roman"/>
+                <w:sz w:val="24"/>
+                <w:szCs w:val="24"/>
+                <w:lang w:val="en-US" w:eastAsia="zh-CN"/>
+              </w:rPr>
+              <w:t>p.R130Q</w:t>
+            </w:r>
+          </w:p>
+        </w:tc>
+      </w:tr>
+      <w:tr>
+        <w:tblPrEx>
+          <w:tblBorders>
+            <w:top w:val="none" w:color="auto" w:sz="0" w:space="0"/>
+            <w:left w:val="none" w:color="auto" w:sz="0" w:space="0"/>
+            <w:bottom w:val="none" w:color="auto" w:sz="0" w:space="0"/>
+            <w:right w:val="none" w:color="auto" w:sz="0" w:space="0"/>
+            <w:insideH w:val="none" w:color="auto" w:sz="0" w:space="0"/>
+            <w:insideV w:val="none" w:color="auto" w:sz="0" w:space="0"/>
+          </w:tblBorders>
+          <w:shd w:val="clear" w:color="auto" w:fill="auto"/>
+          <w:tblCellMar>
+            <w:top w:w="0" w:type="dxa"/>
+            <w:left w:w="108" w:type="dxa"/>
+            <w:bottom w:w="0" w:type="dxa"/>
+            <w:right w:w="108" w:type="dxa"/>
+          </w:tblCellMar>
+        </w:tblPrEx>
+        <w:trPr>
+          <w:trHeight w:val="325" w:hRule="atLeast"/>
+        </w:trPr>
+        <w:tc>
+          <w:tcPr>
+            <w:tcW w:w="1859" w:type="dxa"/>
+            <w:tcBorders>
+              <w:top w:val="single" w:color="000000" w:sz="8" w:space="0"/>
+              <w:left w:val="single" w:color="000000" w:sz="8" w:space="0"/>
+              <w:bottom w:val="single" w:color="auto" w:sz="4" w:space="0"/>
+              <w:right w:val="nil"/>
+            </w:tcBorders>
+            <w:shd w:val="clear" w:color="auto" w:fill="FFFFFF"/>
+            <w:vAlign w:val="center"/>
+          </w:tcPr>
+          <w:p>
+            <w:pPr>
+              <w:jc w:val="center"/>
+              <w:rPr>
+                <w:rFonts w:hint="default" w:ascii="Times New Roman" w:hAnsi="Times New Roman" w:cs="Times New Roman"/>
+                <w:sz w:val="24"/>
+                <w:szCs w:val="24"/>
+              </w:rPr>
+            </w:pPr>
+            <w:r>
+              <w:rPr>
+                <w:rFonts w:hint="default" w:ascii="Times New Roman" w:hAnsi="Times New Roman" w:cs="Times New Roman"/>
+                <w:sz w:val="24"/>
+                <w:szCs w:val="24"/>
+                <w:lang w:val="en-US" w:eastAsia="zh-CN"/>
+              </w:rPr>
+              <w:t>31</w:t>
+            </w:r>
+          </w:p>
+        </w:tc>
+        <w:tc>
+          <w:tcPr>
+            <w:tcW w:w="2629" w:type="dxa"/>
+            <w:tcBorders>
+              <w:top w:val="single" w:color="000000" w:sz="8" w:space="0"/>
+              <w:left w:val="single" w:color="000000" w:sz="8" w:space="0"/>
+              <w:bottom w:val="single" w:color="auto" w:sz="4" w:space="0"/>
+              <w:right w:val="nil"/>
+            </w:tcBorders>
+            <w:shd w:val="clear" w:color="auto" w:fill="FFFFFF"/>
+            <w:vAlign w:val="center"/>
+          </w:tcPr>
+          <w:p>
+            <w:pPr>
+              <w:jc w:val="center"/>
+              <w:rPr>
+                <w:rFonts w:hint="default" w:ascii="Times New Roman" w:hAnsi="Times New Roman" w:cs="Times New Roman"/>
+                <w:sz w:val="24"/>
+                <w:szCs w:val="24"/>
+              </w:rPr>
+            </w:pPr>
+            <w:r>
+              <w:rPr>
+                <w:rFonts w:hint="default" w:ascii="Times New Roman" w:hAnsi="Times New Roman" w:cs="Times New Roman"/>
+                <w:sz w:val="24"/>
+                <w:szCs w:val="24"/>
+                <w:lang w:val="en-US" w:eastAsia="zh-CN"/>
+              </w:rPr>
+              <w:t>PTEN</w:t>
+            </w:r>
+          </w:p>
+        </w:tc>
+        <w:tc>
+          <w:tcPr>
+            <w:tcW w:w="5357" w:type="dxa"/>
+            <w:tcBorders>
+              <w:top w:val="single" w:color="000000" w:sz="8" w:space="0"/>
+              <w:left w:val="single" w:color="000000" w:sz="8" w:space="0"/>
+              <w:bottom w:val="nil"/>
+              <w:right w:val="single" w:color="000000" w:sz="8" w:space="0"/>
+            </w:tcBorders>
+            <w:shd w:val="clear" w:color="auto" w:fill="FFFFFF"/>
+            <w:vAlign w:val="center"/>
+          </w:tcPr>
+          <w:p>
+            <w:pPr>
+              <w:jc w:val="center"/>
+              <w:rPr>
+                <w:rFonts w:hint="default" w:ascii="Times New Roman" w:hAnsi="Times New Roman" w:cs="Times New Roman"/>
+                <w:sz w:val="24"/>
+                <w:szCs w:val="24"/>
+              </w:rPr>
+            </w:pPr>
+            <w:r>
+              <w:rPr>
+                <w:rFonts w:hint="default" w:ascii="Times New Roman" w:hAnsi="Times New Roman" w:cs="Times New Roman"/>
+                <w:sz w:val="24"/>
+                <w:szCs w:val="24"/>
+                <w:lang w:val="en-US" w:eastAsia="zh-CN"/>
+              </w:rPr>
+              <w:t>p.D326Y</w:t>
+            </w:r>
+          </w:p>
+        </w:tc>
+      </w:tr>
+      <w:tr>
+        <w:tblPrEx>
+          <w:tblBorders>
+            <w:top w:val="none" w:color="auto" w:sz="0" w:space="0"/>
+            <w:left w:val="none" w:color="auto" w:sz="0" w:space="0"/>
+            <w:bottom w:val="none" w:color="auto" w:sz="0" w:space="0"/>
+            <w:right w:val="none" w:color="auto" w:sz="0" w:space="0"/>
+            <w:insideH w:val="none" w:color="auto" w:sz="0" w:space="0"/>
+            <w:insideV w:val="none" w:color="auto" w:sz="0" w:space="0"/>
+          </w:tblBorders>
+          <w:shd w:val="clear" w:color="auto" w:fill="auto"/>
+          <w:tblCellMar>
+            <w:top w:w="0" w:type="dxa"/>
+            <w:left w:w="108" w:type="dxa"/>
+            <w:bottom w:w="0" w:type="dxa"/>
+            <w:right w:w="108" w:type="dxa"/>
+          </w:tblCellMar>
+        </w:tblPrEx>
+        <w:trPr>
+          <w:trHeight w:val="325" w:hRule="atLeast"/>
+        </w:trPr>
+        <w:tc>
+          <w:tcPr>
+            <w:tcW w:w="1859" w:type="dxa"/>
+            <w:tcBorders>
               <w:top w:val="single" w:color="auto" w:sz="4" w:space="0"/>
               <w:left w:val="single" w:color="auto" w:sz="4" w:space="0"/>
               <w:bottom w:val="single" w:color="auto" w:sz="4" w:space="0"/>
@@ -36538,7 +36007,7 @@
                 <w:szCs w:val="24"/>
                 <w:lang w:val="en-US" w:eastAsia="zh-CN"/>
               </w:rPr>
-              <w:t>33</w:t>
+              <w:t>32</w:t>
             </w:r>
           </w:p>
         </w:tc>
@@ -36603,6 +36072,124 @@
                 <w:szCs w:val="24"/>
                 <w:lang w:val="en-US" w:eastAsia="zh-CN"/>
               </w:rPr>
+              <w:t>rs3064744</w:t>
+            </w:r>
+          </w:p>
+        </w:tc>
+      </w:tr>
+      <w:tr>
+        <w:tblPrEx>
+          <w:tblBorders>
+            <w:top w:val="none" w:color="auto" w:sz="0" w:space="0"/>
+            <w:left w:val="none" w:color="auto" w:sz="0" w:space="0"/>
+            <w:bottom w:val="none" w:color="auto" w:sz="0" w:space="0"/>
+            <w:right w:val="none" w:color="auto" w:sz="0" w:space="0"/>
+            <w:insideH w:val="none" w:color="auto" w:sz="0" w:space="0"/>
+            <w:insideV w:val="none" w:color="auto" w:sz="0" w:space="0"/>
+          </w:tblBorders>
+          <w:tblCellMar>
+            <w:top w:w="0" w:type="dxa"/>
+            <w:left w:w="108" w:type="dxa"/>
+            <w:bottom w:w="0" w:type="dxa"/>
+            <w:right w:w="108" w:type="dxa"/>
+          </w:tblCellMar>
+        </w:tblPrEx>
+        <w:trPr>
+          <w:trHeight w:val="325" w:hRule="atLeast"/>
+        </w:trPr>
+        <w:tc>
+          <w:tcPr>
+            <w:tcW w:w="1859" w:type="dxa"/>
+            <w:tcBorders>
+              <w:top w:val="single" w:color="auto" w:sz="4" w:space="0"/>
+              <w:left w:val="single" w:color="auto" w:sz="4" w:space="0"/>
+              <w:bottom w:val="single" w:color="auto" w:sz="4" w:space="0"/>
+              <w:right w:val="single" w:color="auto" w:sz="4" w:space="0"/>
+            </w:tcBorders>
+            <w:shd w:val="clear" w:color="auto" w:fill="FFFFFF"/>
+            <w:vAlign w:val="center"/>
+          </w:tcPr>
+          <w:p>
+            <w:pPr>
+              <w:jc w:val="center"/>
+              <w:rPr>
+                <w:rFonts w:hint="default" w:ascii="Times New Roman" w:hAnsi="Times New Roman" w:cs="Times New Roman"/>
+                <w:sz w:val="24"/>
+                <w:szCs w:val="24"/>
+              </w:rPr>
+            </w:pPr>
+            <w:r>
+              <w:rPr>
+                <w:rFonts w:hint="default" w:ascii="Times New Roman" w:hAnsi="Times New Roman" w:cs="Times New Roman"/>
+                <w:sz w:val="24"/>
+                <w:szCs w:val="24"/>
+                <w:lang w:val="en-US" w:eastAsia="zh-CN"/>
+              </w:rPr>
+              <w:t>33</w:t>
+            </w:r>
+          </w:p>
+        </w:tc>
+        <w:tc>
+          <w:tcPr>
+            <w:tcW w:w="2629" w:type="dxa"/>
+            <w:tcBorders>
+              <w:top w:val="single" w:color="auto" w:sz="4" w:space="0"/>
+              <w:left w:val="single" w:color="auto" w:sz="4" w:space="0"/>
+              <w:bottom w:val="single" w:color="auto" w:sz="4" w:space="0"/>
+              <w:right w:val="single" w:color="auto" w:sz="4" w:space="0"/>
+            </w:tcBorders>
+            <w:shd w:val="clear" w:color="auto" w:fill="FFFFFF"/>
+            <w:vAlign w:val="center"/>
+          </w:tcPr>
+          <w:p>
+            <w:pPr>
+              <w:jc w:val="center"/>
+              <w:rPr>
+                <w:rFonts w:hint="default" w:ascii="Times New Roman" w:hAnsi="Times New Roman" w:cs="Times New Roman"/>
+                <w:sz w:val="24"/>
+                <w:szCs w:val="24"/>
+              </w:rPr>
+            </w:pPr>
+            <w:r>
+              <w:rPr>
+                <w:rFonts w:hint="default" w:ascii="Times New Roman" w:hAnsi="Times New Roman" w:cs="Times New Roman"/>
+                <w:sz w:val="24"/>
+                <w:szCs w:val="24"/>
+                <w:lang w:val="en-US" w:eastAsia="zh-CN"/>
+              </w:rPr>
+              <w:t>UGT1A1</w:t>
+            </w:r>
+          </w:p>
+        </w:tc>
+        <w:tc>
+          <w:tcPr>
+            <w:tcW w:w="5357" w:type="dxa"/>
+            <w:tcBorders>
+              <w:top w:val="single" w:color="000000" w:sz="8" w:space="0"/>
+              <w:left w:val="single" w:color="auto" w:sz="4" w:space="0"/>
+              <w:bottom w:val="single" w:color="000000" w:sz="8" w:space="0"/>
+              <w:right w:val="single" w:color="000000" w:sz="8" w:space="0"/>
+            </w:tcBorders>
+            <w:shd w:val="clear" w:color="auto" w:fill="FFFFFF"/>
+            <w:noWrap/>
+            <w:vAlign w:val="center"/>
+          </w:tcPr>
+          <w:p>
+            <w:pPr>
+              <w:jc w:val="center"/>
+              <w:rPr>
+                <w:rFonts w:hint="default" w:ascii="Times New Roman" w:hAnsi="Times New Roman" w:cs="Times New Roman"/>
+                <w:sz w:val="24"/>
+                <w:szCs w:val="24"/>
+              </w:rPr>
+            </w:pPr>
+            <w:r>
+              <w:rPr>
+                <w:rFonts w:hint="default" w:ascii="Times New Roman" w:hAnsi="Times New Roman" w:cs="Times New Roman"/>
+                <w:sz w:val="24"/>
+                <w:szCs w:val="24"/>
+                <w:lang w:val="en-US" w:eastAsia="zh-CN"/>
+              </w:rPr>
               <w:t>rs4148323</w:t>
             </w:r>
           </w:p>
@@ -36631,22 +36218,22 @@
       <w:bookmarkStart w:id="122" w:name="_Toc15114"/>
       <w:bookmarkStart w:id="123" w:name="_Toc3409"/>
       <w:bookmarkStart w:id="124" w:name="_Toc32447"/>
-      <w:bookmarkStart w:id="125" w:name="_Toc18198"/>
-      <w:bookmarkStart w:id="126" w:name="_Toc10759"/>
-      <w:bookmarkStart w:id="127" w:name="_Toc16663"/>
-      <w:bookmarkStart w:id="128" w:name="_Toc28557"/>
-      <w:bookmarkStart w:id="129" w:name="_Toc2699"/>
+      <w:bookmarkStart w:id="125" w:name="_Toc16663"/>
+      <w:bookmarkStart w:id="126" w:name="_Toc28557"/>
+      <w:bookmarkStart w:id="127" w:name="_Toc2699"/>
+      <w:bookmarkStart w:id="128" w:name="_Toc11925"/>
+      <w:bookmarkStart w:id="129" w:name="_Toc13498"/>
       <w:bookmarkStart w:id="130" w:name="_Toc5457"/>
-      <w:bookmarkStart w:id="131" w:name="_Toc11925"/>
-      <w:bookmarkStart w:id="132" w:name="_Toc13498"/>
-      <w:bookmarkStart w:id="133" w:name="_Toc18811"/>
+      <w:bookmarkStart w:id="131" w:name="_Toc18198"/>
+      <w:bookmarkStart w:id="132" w:name="_Toc10759"/>
+      <w:bookmarkStart w:id="133" w:name="_Toc30512"/>
       <w:bookmarkStart w:id="134" w:name="_Toc29105"/>
       <w:bookmarkStart w:id="135" w:name="_Toc8550"/>
-      <w:bookmarkStart w:id="136" w:name="_Toc11535"/>
-      <w:bookmarkStart w:id="137" w:name="_Toc24462"/>
-      <w:bookmarkStart w:id="138" w:name="_Toc2482"/>
-      <w:bookmarkStart w:id="139" w:name="_Toc30512"/>
-      <w:bookmarkStart w:id="140" w:name="_Toc699"/>
+      <w:bookmarkStart w:id="136" w:name="_Toc18811"/>
+      <w:bookmarkStart w:id="137" w:name="_Toc2482"/>
+      <w:bookmarkStart w:id="138" w:name="_Toc11535"/>
+      <w:bookmarkStart w:id="139" w:name="_Toc699"/>
+      <w:bookmarkStart w:id="140" w:name="_Toc24462"/>
       <w:r>
         <w:rPr>
           <w:rFonts w:hint="eastAsia"/>
@@ -36876,15 +36463,15 @@
         </w:rPr>
       </w:pPr>
       <w:bookmarkStart w:id="141" w:name="_Toc11901"/>
-      <w:bookmarkStart w:id="142" w:name="_Toc27809"/>
-      <w:bookmarkStart w:id="143" w:name="_Toc2101"/>
+      <w:bookmarkStart w:id="142" w:name="_Toc2101"/>
+      <w:bookmarkStart w:id="143" w:name="_Toc27809"/>
       <w:bookmarkStart w:id="144" w:name="_Toc4503"/>
-      <w:bookmarkStart w:id="145" w:name="_Toc17792_WPSOffice_Level2"/>
+      <w:bookmarkStart w:id="145" w:name="_Toc13275"/>
       <w:bookmarkStart w:id="146" w:name="_Toc22623"/>
-      <w:bookmarkStart w:id="147" w:name="_Toc13275"/>
-      <w:bookmarkStart w:id="148" w:name="_Toc19584_WPSOffice_Level1"/>
+      <w:bookmarkStart w:id="147" w:name="_Toc19584_WPSOffice_Level1"/>
+      <w:bookmarkStart w:id="148" w:name="_Toc14611_WPSOffice_Level1"/>
       <w:bookmarkStart w:id="149" w:name="_Toc22162_WPSOffice_Level1"/>
-      <w:bookmarkStart w:id="150" w:name="_Toc14611_WPSOffice_Level1"/>
+      <w:bookmarkStart w:id="150" w:name="_Toc17792_WPSOffice_Level2"/>
       <w:r>
         <w:rPr>
           <w:rFonts w:hint="eastAsia"/>
@@ -38228,7 +37815,23 @@
           <w:rFonts w:hint="eastAsia" w:ascii="Times New Roman" w:hAnsi="Times New Roman" w:eastAsia="微软雅黑" w:cs="Times New Roman"/>
           <w:lang w:eastAsia="zh-CN"/>
         </w:rPr>
-        <w:t>广州市黄浦区开源大道11号C6栋702室</w:t>
+        <w:t>广州市黄</w:t>
+      </w:r>
+      <w:r>
+        <w:rPr>
+          <w:rFonts w:hint="eastAsia" w:ascii="Times New Roman" w:hAnsi="Times New Roman" w:eastAsia="微软雅黑" w:cs="Times New Roman"/>
+          <w:lang w:val="en-US" w:eastAsia="zh-CN"/>
+        </w:rPr>
+        <w:t>埔</w:t>
+      </w:r>
+      <w:bookmarkStart w:id="151" w:name="_GoBack"/>
+      <w:bookmarkEnd w:id="151"/>
+      <w:r>
+        <w:rPr>
+          <w:rFonts w:hint="eastAsia" w:ascii="Times New Roman" w:hAnsi="Times New Roman" w:eastAsia="微软雅黑" w:cs="Times New Roman"/>
+          <w:lang w:eastAsia="zh-CN"/>
+        </w:rPr>
+        <w:t>区开源大道11号C6栋702室</w:t>
       </w:r>
     </w:p>
     <w:p>
@@ -38540,7 +38143,7 @@
           <w:szCs w:val="24"/>
         </w:rPr>
         <w:drawing>
-          <wp:anchor distT="0" distB="0" distL="114935" distR="114935" simplePos="0" relativeHeight="251671552" behindDoc="0" locked="0" layoutInCell="1" allowOverlap="1">
+          <wp:anchor distT="0" distB="0" distL="114935" distR="114935" simplePos="0" relativeHeight="251665408" behindDoc="0" locked="0" layoutInCell="1" allowOverlap="1">
             <wp:simplePos x="0" y="0"/>
             <wp:positionH relativeFrom="column">
               <wp:posOffset>723900</wp:posOffset>
@@ -38565,7 +38168,7 @@
                     </pic:cNvPicPr>
                   </pic:nvPicPr>
                   <pic:blipFill>
-                    <a:blip r:embed="rId18"/>
+                    <a:blip r:embed="rId16"/>
                     <a:stretch>
                       <a:fillRect/>
                     </a:stretch>
@@ -38594,7 +38197,7 @@
           <w:szCs w:val="24"/>
         </w:rPr>
         <w:drawing>
-          <wp:anchor distT="0" distB="0" distL="114935" distR="114935" simplePos="0" relativeHeight="251670528" behindDoc="0" locked="0" layoutInCell="1" allowOverlap="1">
+          <wp:anchor distT="0" distB="0" distL="114935" distR="114935" simplePos="0" relativeHeight="251664384" behindDoc="0" locked="0" layoutInCell="1" allowOverlap="1">
             <wp:simplePos x="0" y="0"/>
             <wp:positionH relativeFrom="column">
               <wp:posOffset>30480</wp:posOffset>
@@ -38619,7 +38222,7 @@
                     </pic:cNvPicPr>
                   </pic:nvPicPr>
                   <pic:blipFill>
-                    <a:blip r:embed="rId19"/>
+                    <a:blip r:embed="rId17"/>
                     <a:stretch>
                       <a:fillRect/>
                     </a:stretch>
@@ -38790,7 +38393,7 @@
           <w:lang w:eastAsia="zh-CN"/>
         </w:rPr>
         <w:drawing>
-          <wp:anchor distT="0" distB="0" distL="0" distR="0" simplePos="0" relativeHeight="251669504" behindDoc="1" locked="0" layoutInCell="1" allowOverlap="1">
+          <wp:anchor distT="0" distB="0" distL="0" distR="0" simplePos="0" relativeHeight="251663360" behindDoc="1" locked="0" layoutInCell="1" allowOverlap="1">
             <wp:simplePos x="0" y="0"/>
             <wp:positionH relativeFrom="column">
               <wp:posOffset>4900295</wp:posOffset>
@@ -38815,7 +38418,7 @@
                     </pic:cNvPicPr>
                   </pic:nvPicPr>
                   <pic:blipFill>
-                    <a:blip r:embed="rId20"/>
+                    <a:blip r:embed="rId18"/>
                     <a:srcRect/>
                     <a:stretch>
                       <a:fillRect/>
@@ -41754,20 +41357,10 @@
 </s:customData>
 </file>
 
-<file path=customXml/item2.xml><?xml version="1.0" encoding="utf-8"?>
-<b:Sources xmlns:b="http://schemas.openxmlformats.org/officeDocument/2006/bibliography" xmlns="http://schemas.openxmlformats.org/officeDocument/2006/bibliography" SelectedStyle="\APASixthEditionOfficeOnline.xsl" StyleName="APA" Version="6"/>
-</file>
-
 <file path=customXml/itemProps1.xml><?xml version="1.0" encoding="utf-8"?>
 <ds:datastoreItem xmlns:ds="http://schemas.openxmlformats.org/officeDocument/2006/customXml" ds:itemID="{B1977F7D-205B-4081-913C-38D41E755F92}">
   <ds:schemaRefs>
     <ds:schemaRef ds:uri="http://www.wps.cn/officeDocument/2013/wpsCustomData"/>
   </ds:schemaRefs>
 </ds:datastoreItem>
-</file>
-
-<file path=customXml/itemProps2.xml><?xml version="1.0" encoding="utf-8"?>
-<ds:datastoreItem xmlns:ds="http://schemas.openxmlformats.org/officeDocument/2006/customXml" ds:itemID="{1EC78445-FC31-4F99-BEE0-6D06AB542208}">
-  <ds:schemaRefs/>
-</ds:datastoreItem>
 </file>
--- a/WebContent/docx/肺癌11基因检测报告-常德市第一人民医院.docx
+++ b/WebContent/docx/肺癌11基因检测报告-常德市第一人民医院.docx
@@ -432,26 +432,7 @@
           </w14:shadow>
           <w14:props3d w14:extrusionH="0" w14:contourW="0" w14:prstMaterial="clear"/>
         </w:rPr>
-        <w:t>目</w:t>
-      </w:r>
-      <w:bookmarkStart w:id="151" w:name="_GoBack"/>
-      <w:bookmarkEnd w:id="151"/>
-      <w:r>
-        <w:rPr>
-          <w:rFonts w:hint="eastAsia" w:ascii="Times New Roman" w:hAnsi="Times New Roman" w:eastAsia="微软雅黑" w:cs="Times New Roman"/>
-          <w:b/>
-          <w:color w:val="62B541"/>
-          <w:sz w:val="56"/>
-          <w:szCs w:val="56"/>
-          <w:lang w:eastAsia="zh-CN"/>
-          <w14:shadow w14:blurRad="38100" w14:dist="19050" w14:dir="2700000" w14:sx="100000" w14:sy="100000" w14:kx="0" w14:ky="0" w14:algn="tl">
-            <w14:schemeClr w14:val="dk1">
-              <w14:alpha w14:val="60000"/>
-            </w14:schemeClr>
-          </w14:shadow>
-          <w14:props3d w14:extrusionH="0" w14:contourW="0" w14:prstMaterial="clear"/>
-        </w:rPr>
-        <w:t>录</w:t>
+        <w:t>目录</w:t>
       </w:r>
     </w:p>
     <w:p>
@@ -2928,18 +2909,18 @@
         </w:numPr>
         <w:jc w:val="left"/>
       </w:pPr>
-      <w:bookmarkStart w:id="0" w:name="_Toc13044"/>
-      <w:bookmarkStart w:id="1" w:name="_Toc21253"/>
-      <w:bookmarkStart w:id="2" w:name="_Toc8662"/>
-      <w:bookmarkStart w:id="3" w:name="_Toc15567"/>
-      <w:bookmarkStart w:id="4" w:name="_Toc15112"/>
-      <w:bookmarkStart w:id="5" w:name="_Toc23010"/>
-      <w:bookmarkStart w:id="6" w:name="_Toc10575"/>
-      <w:bookmarkStart w:id="7" w:name="_Toc30629"/>
-      <w:bookmarkStart w:id="8" w:name="_Toc24686"/>
-      <w:bookmarkStart w:id="9" w:name="_Toc28946"/>
-      <w:bookmarkStart w:id="10" w:name="_Toc20532"/>
-      <w:bookmarkStart w:id="11" w:name="_Toc6195"/>
+      <w:bookmarkStart w:id="0" w:name="_Toc30629"/>
+      <w:bookmarkStart w:id="1" w:name="_Toc13044"/>
+      <w:bookmarkStart w:id="2" w:name="_Toc24686"/>
+      <w:bookmarkStart w:id="3" w:name="_Toc23010"/>
+      <w:bookmarkStart w:id="4" w:name="_Toc28946"/>
+      <w:bookmarkStart w:id="5" w:name="_Toc20532"/>
+      <w:bookmarkStart w:id="6" w:name="_Toc15112"/>
+      <w:bookmarkStart w:id="7" w:name="_Toc6195"/>
+      <w:bookmarkStart w:id="8" w:name="_Toc10575"/>
+      <w:bookmarkStart w:id="9" w:name="_Toc8662"/>
+      <w:bookmarkStart w:id="10" w:name="_Toc21253"/>
+      <w:bookmarkStart w:id="11" w:name="_Toc15567"/>
       <w:r>
         <w:t>样本信息</w:t>
       </w:r>
@@ -3152,6 +3133,7 @@
             <w:insideH w:val="single" w:color="BEBEBE" w:themeColor="background1" w:themeShade="BF" w:sz="4" w:space="0"/>
             <w:insideV w:val="single" w:color="BEBEBE" w:themeColor="background1" w:themeShade="BF" w:sz="4" w:space="0"/>
           </w:tblBorders>
+          <w:shd w:val="clear" w:color="auto" w:fill="FFFFFF" w:themeFill="background1"/>
           <w:tblCellMar>
             <w:top w:w="0" w:type="dxa"/>
             <w:left w:w="108" w:type="dxa"/>
@@ -3467,6 +3449,7 @@
             <w:insideH w:val="single" w:color="BEBEBE" w:themeColor="background1" w:themeShade="BF" w:sz="4" w:space="0"/>
             <w:insideV w:val="single" w:color="BEBEBE" w:themeColor="background1" w:themeShade="BF" w:sz="4" w:space="0"/>
           </w:tblBorders>
+          <w:shd w:val="clear" w:color="auto" w:fill="FFFFFF" w:themeFill="background1"/>
           <w:tblCellMar>
             <w:top w:w="0" w:type="dxa"/>
             <w:left w:w="108" w:type="dxa"/>
@@ -3624,6 +3607,7 @@
             <w:insideH w:val="single" w:color="BEBEBE" w:themeColor="background1" w:themeShade="BF" w:sz="4" w:space="0"/>
             <w:insideV w:val="single" w:color="BEBEBE" w:themeColor="background1" w:themeShade="BF" w:sz="4" w:space="0"/>
           </w:tblBorders>
+          <w:shd w:val="clear" w:color="auto" w:fill="FFFFFF" w:themeFill="background1"/>
           <w:tblCellMar>
             <w:top w:w="0" w:type="dxa"/>
             <w:left w:w="108" w:type="dxa"/>
@@ -3807,14 +3791,14 @@
         </w:numPr>
         <w:jc w:val="left"/>
       </w:pPr>
-      <w:bookmarkStart w:id="12" w:name="_Toc11015_WPSOffice_Level1"/>
+      <w:bookmarkStart w:id="12" w:name="_Toc18062_WPSOffice_Level1"/>
       <w:bookmarkStart w:id="13" w:name="_Toc11465"/>
-      <w:bookmarkStart w:id="14" w:name="_Toc17451"/>
-      <w:bookmarkStart w:id="15" w:name="_Toc18062_WPSOffice_Level1"/>
-      <w:bookmarkStart w:id="16" w:name="_Toc10518"/>
-      <w:bookmarkStart w:id="17" w:name="_Toc19594"/>
+      <w:bookmarkStart w:id="14" w:name="_Toc19594"/>
+      <w:bookmarkStart w:id="15" w:name="_Toc17451"/>
+      <w:bookmarkStart w:id="16" w:name="_Toc7021_WPSOffice_Level1"/>
+      <w:bookmarkStart w:id="17" w:name="_Toc10518"/>
       <w:bookmarkStart w:id="18" w:name="_Toc835"/>
-      <w:bookmarkStart w:id="19" w:name="_Toc7021_WPSOffice_Level1"/>
+      <w:bookmarkStart w:id="19" w:name="_Toc11015_WPSOffice_Level1"/>
       <w:r>
         <w:t>检测项目</w:t>
       </w:r>
@@ -4381,11 +4365,11 @@
         <w:jc w:val="center"/>
       </w:pPr>
       <w:bookmarkStart w:id="21" w:name="_Toc18058"/>
-      <w:bookmarkStart w:id="22" w:name="_Toc1410"/>
-      <w:bookmarkStart w:id="23" w:name="_Toc23369_WPSOffice_Level1"/>
-      <w:bookmarkStart w:id="24" w:name="_Toc4088"/>
-      <w:bookmarkStart w:id="25" w:name="_Toc3871"/>
-      <w:bookmarkStart w:id="26" w:name="_Toc25920"/>
+      <w:bookmarkStart w:id="22" w:name="_Toc4088"/>
+      <w:bookmarkStart w:id="23" w:name="_Toc3871"/>
+      <w:bookmarkStart w:id="24" w:name="_Toc25920"/>
+      <w:bookmarkStart w:id="25" w:name="_Toc1410"/>
+      <w:bookmarkStart w:id="26" w:name="_Toc23369_WPSOffice_Level1"/>
       <w:bookmarkStart w:id="27" w:name="_Toc6221_WPSOffice_Level1"/>
     </w:p>
     <w:bookmarkEnd w:id="21"/>
@@ -4409,11 +4393,11 @@
         </w:rPr>
       </w:pPr>
       <w:bookmarkStart w:id="28" w:name="_Toc16576"/>
-      <w:bookmarkStart w:id="29" w:name="_Toc149826002"/>
-      <w:bookmarkStart w:id="30" w:name="_Toc149832727"/>
-      <w:bookmarkStart w:id="31" w:name="_Toc26624"/>
-      <w:bookmarkStart w:id="32" w:name="_Toc11859"/>
-      <w:bookmarkStart w:id="33" w:name="_Toc14139"/>
+      <w:bookmarkStart w:id="29" w:name="_Toc149832727"/>
+      <w:bookmarkStart w:id="30" w:name="_Toc149826002"/>
+      <w:bookmarkStart w:id="31" w:name="_Toc11859"/>
+      <w:bookmarkStart w:id="32" w:name="_Toc14139"/>
+      <w:bookmarkStart w:id="33" w:name="_Toc26624"/>
       <w:r>
         <w:rPr>
           <w:rStyle w:val="45"/>
@@ -4466,10 +4450,10 @@
           <w:lang w:eastAsia="zh-CN"/>
         </w:rPr>
       </w:pPr>
-      <w:bookmarkStart w:id="34" w:name="_Toc11674"/>
-      <w:bookmarkStart w:id="35" w:name="_Toc3260"/>
-      <w:bookmarkStart w:id="36" w:name="_Toc149826003"/>
-      <w:bookmarkStart w:id="37" w:name="_Toc149832728"/>
+      <w:bookmarkStart w:id="34" w:name="_Toc149832728"/>
+      <w:bookmarkStart w:id="35" w:name="_Toc11674"/>
+      <w:bookmarkStart w:id="36" w:name="_Toc3260"/>
+      <w:bookmarkStart w:id="37" w:name="_Toc149826003"/>
       <w:r>
         <w:rPr>
           <w:rFonts w:hint="eastAsia"/>
@@ -8781,24 +8765,24 @@
       </w:pPr>
       <w:bookmarkStart w:id="38" w:name="_Toc31425"/>
       <w:bookmarkStart w:id="39" w:name="_Toc149832729"/>
-      <w:bookmarkStart w:id="40" w:name="_Toc30347"/>
-      <w:bookmarkStart w:id="41" w:name="_Toc20487"/>
-      <w:bookmarkStart w:id="42" w:name="_Toc24235"/>
-      <w:bookmarkStart w:id="43" w:name="_Toc6237"/>
-      <w:bookmarkStart w:id="44" w:name="_Toc107825550"/>
-      <w:bookmarkStart w:id="45" w:name="_Toc19898_WPSOffice_Level1"/>
-      <w:bookmarkStart w:id="46" w:name="_Toc20136_WPSOffice_Level1"/>
-      <w:bookmarkStart w:id="47" w:name="_Toc2866"/>
-      <w:bookmarkStart w:id="48" w:name="_Toc22132"/>
-      <w:bookmarkStart w:id="49" w:name="_Toc2781"/>
-      <w:bookmarkStart w:id="50" w:name="_Toc23375"/>
-      <w:bookmarkStart w:id="51" w:name="_Toc5728"/>
-      <w:bookmarkStart w:id="52" w:name="_Toc107825552"/>
-      <w:bookmarkStart w:id="53" w:name="_Toc27379"/>
+      <w:bookmarkStart w:id="40" w:name="_Toc20487"/>
+      <w:bookmarkStart w:id="41" w:name="_Toc30347"/>
+      <w:bookmarkStart w:id="42" w:name="_Toc6237"/>
+      <w:bookmarkStart w:id="43" w:name="_Toc107825550"/>
+      <w:bookmarkStart w:id="44" w:name="_Toc19898_WPSOffice_Level1"/>
+      <w:bookmarkStart w:id="45" w:name="_Toc2866"/>
+      <w:bookmarkStart w:id="46" w:name="_Toc24235"/>
+      <w:bookmarkStart w:id="47" w:name="_Toc22132"/>
+      <w:bookmarkStart w:id="48" w:name="_Toc2781"/>
+      <w:bookmarkStart w:id="49" w:name="_Toc20136_WPSOffice_Level1"/>
+      <w:bookmarkStart w:id="50" w:name="_Toc27379"/>
+      <w:bookmarkStart w:id="51" w:name="_Toc15063"/>
+      <w:bookmarkStart w:id="52" w:name="_Toc18062_WPSOffice_Level2"/>
+      <w:bookmarkStart w:id="53" w:name="_Toc5728"/>
       <w:bookmarkStart w:id="54" w:name="_Toc9088"/>
-      <w:bookmarkStart w:id="55" w:name="_Toc15063"/>
-      <w:bookmarkStart w:id="56" w:name="_Toc11015_WPSOffice_Level2"/>
-      <w:bookmarkStart w:id="57" w:name="_Toc18062_WPSOffice_Level2"/>
+      <w:bookmarkStart w:id="55" w:name="_Toc11015_WPSOffice_Level2"/>
+      <w:bookmarkStart w:id="56" w:name="_Toc107825552"/>
+      <w:bookmarkStart w:id="57" w:name="_Toc23375"/>
       <w:r>
         <w:rPr>
           <w:rFonts w:hint="eastAsia"/>
@@ -10721,12 +10705,6 @@
             <w:insideH w:val="single" w:color="A4A4A4" w:sz="4" w:space="0"/>
             <w:insideV w:val="single" w:color="A4A4A4" w:sz="4" w:space="0"/>
           </w:tblBorders>
-          <w:tblCellMar>
-            <w:top w:w="0" w:type="dxa"/>
-            <w:left w:w="0" w:type="dxa"/>
-            <w:bottom w:w="0" w:type="dxa"/>
-            <w:right w:w="0" w:type="dxa"/>
-          </w:tblCellMar>
         </w:tblPrEx>
         <w:trPr>
           <w:trHeight w:val="510" w:hRule="atLeast"/>
@@ -15342,11 +15320,11 @@
           <w:lang w:eastAsia="zh-CN"/>
         </w:rPr>
       </w:pPr>
-      <w:bookmarkStart w:id="60" w:name="_Toc149832733"/>
-      <w:bookmarkStart w:id="61" w:name="_Toc149826009"/>
-      <w:bookmarkStart w:id="62" w:name="_Toc8588"/>
-      <w:bookmarkStart w:id="63" w:name="_Toc14420"/>
-      <w:bookmarkStart w:id="64" w:name="_Toc22117"/>
+      <w:bookmarkStart w:id="60" w:name="_Toc8588"/>
+      <w:bookmarkStart w:id="61" w:name="_Toc22117"/>
+      <w:bookmarkStart w:id="62" w:name="_Toc149832733"/>
+      <w:bookmarkStart w:id="63" w:name="_Toc149826009"/>
+      <w:bookmarkStart w:id="64" w:name="_Toc14420"/>
       <w:r>
         <w:rPr>
           <w:rFonts w:hint="eastAsia"/>
@@ -15867,15 +15845,15 @@
           <w:lang w:eastAsia="zh-CN"/>
         </w:rPr>
       </w:pPr>
-      <w:bookmarkStart w:id="65" w:name="_Toc23903"/>
-      <w:bookmarkStart w:id="66" w:name="_Toc23846_WPSOffice_Level1"/>
-      <w:bookmarkStart w:id="67" w:name="_Toc32443_WPSOffice_Level1"/>
-      <w:bookmarkStart w:id="68" w:name="_Toc4331_WPSOffice_Level1"/>
-      <w:bookmarkStart w:id="69" w:name="_Toc107825555"/>
-      <w:bookmarkStart w:id="70" w:name="_Toc25727"/>
-      <w:bookmarkStart w:id="71" w:name="_Toc180"/>
-      <w:bookmarkStart w:id="72" w:name="_Toc24960"/>
-      <w:bookmarkStart w:id="73" w:name="_Toc29372"/>
+      <w:bookmarkStart w:id="65" w:name="_Toc24960"/>
+      <w:bookmarkStart w:id="66" w:name="_Toc29372"/>
+      <w:bookmarkStart w:id="67" w:name="_Toc25727"/>
+      <w:bookmarkStart w:id="68" w:name="_Toc23846_WPSOffice_Level1"/>
+      <w:bookmarkStart w:id="69" w:name="_Toc23903"/>
+      <w:bookmarkStart w:id="70" w:name="_Toc32443_WPSOffice_Level1"/>
+      <w:bookmarkStart w:id="71" w:name="_Toc4331_WPSOffice_Level1"/>
+      <w:bookmarkStart w:id="72" w:name="_Toc107825555"/>
+      <w:bookmarkStart w:id="73" w:name="_Toc180"/>
       <w:bookmarkStart w:id="74" w:name="_Toc2749"/>
       <w:r>
         <w:rPr>
@@ -15938,8 +15916,8 @@
       </w:pPr>
       <w:bookmarkStart w:id="75" w:name="_Toc20034"/>
       <w:bookmarkStart w:id="76" w:name="_Toc10223"/>
-      <w:bookmarkStart w:id="77" w:name="_Toc378"/>
-      <w:bookmarkStart w:id="78" w:name="_Toc106719764"/>
+      <w:bookmarkStart w:id="77" w:name="_Toc106719764"/>
+      <w:bookmarkStart w:id="78" w:name="_Toc378"/>
       <w:r>
         <w:rPr>
           <w:rFonts w:hint="eastAsia"/>
@@ -19009,8 +18987,8 @@
         </w:rPr>
       </w:pPr>
       <w:bookmarkStart w:id="79" w:name="_Toc26760"/>
-      <w:bookmarkStart w:id="80" w:name="_Toc18466"/>
-      <w:bookmarkStart w:id="81" w:name="_Toc1318"/>
+      <w:bookmarkStart w:id="80" w:name="_Toc1318"/>
+      <w:bookmarkStart w:id="81" w:name="_Toc18466"/>
       <w:r>
         <w:rPr>
           <w:rFonts w:hint="eastAsia"/>
@@ -19162,6 +19140,7 @@
             <w:insideH w:val="dotted" w:color="A5A5A5" w:sz="4" w:space="0"/>
             <w:insideV w:val="dotted" w:color="A5A5A5" w:sz="4" w:space="0"/>
           </w:tblBorders>
+          <w:shd w:val="clear" w:color="auto" w:fill="auto"/>
           <w:tblCellMar>
             <w:top w:w="0" w:type="dxa"/>
             <w:left w:w="108" w:type="dxa"/>
@@ -19208,6 +19187,496 @@
                 <w:lang w:eastAsia="zh-CN"/>
               </w:rPr>
               <w:t>{%tr if loop.first %}</w:t>
+            </w:r>
+          </w:p>
+        </w:tc>
+      </w:tr>
+      <w:tr>
+        <w:tblPrEx>
+          <w:tblBorders>
+            <w:top w:val="dotted" w:color="A5A5A5" w:sz="4" w:space="0"/>
+            <w:left w:val="dotted" w:color="A5A5A5" w:sz="4" w:space="0"/>
+            <w:bottom w:val="dotted" w:color="A5A5A5" w:sz="4" w:space="0"/>
+            <w:right w:val="dotted" w:color="A5A5A5" w:sz="4" w:space="0"/>
+            <w:insideH w:val="dotted" w:color="A5A5A5" w:sz="4" w:space="0"/>
+            <w:insideV w:val="dotted" w:color="A5A5A5" w:sz="4" w:space="0"/>
+          </w:tblBorders>
+          <w:tblCellMar>
+            <w:top w:w="0" w:type="dxa"/>
+            <w:left w:w="108" w:type="dxa"/>
+            <w:bottom w:w="0" w:type="dxa"/>
+            <w:right w:w="108" w:type="dxa"/>
+          </w:tblCellMar>
+        </w:tblPrEx>
+        <w:trPr>
+          <w:trHeight w:val="465" w:hRule="atLeast"/>
+        </w:trPr>
+        <w:tc>
+          <w:tcPr>
+            <w:tcW w:w="906" w:type="dxa"/>
+            <w:tcBorders>
+              <w:top w:val="nil"/>
+              <w:left w:val="nil"/>
+              <w:bottom w:val="nil"/>
+              <w:right w:val="single" w:color="FFFFFF" w:themeColor="background1" w:sz="18" w:space="0"/>
+            </w:tcBorders>
+            <w:shd w:val="clear" w:color="auto" w:fill="62BC41"/>
+            <w:vAlign w:val="center"/>
+          </w:tcPr>
+          <w:p>
+            <w:pPr>
+              <w:keepNext w:val="0"/>
+              <w:keepLines w:val="0"/>
+              <w:widowControl/>
+              <w:suppressLineNumbers w:val="0"/>
+              <w:jc w:val="center"/>
+              <w:textAlignment w:val="center"/>
+              <w:rPr>
+                <w:rStyle w:val="46"/>
+                <w:rFonts w:hint="eastAsia"/>
+                <w:sz w:val="21"/>
+                <w:szCs w:val="21"/>
+                <w:lang w:val="en-US" w:eastAsia="zh-CN" w:bidi="ar"/>
+              </w:rPr>
+            </w:pPr>
+            <w:r>
+              <w:rPr>
+                <w:rStyle w:val="46"/>
+                <w:rFonts w:hint="eastAsia"/>
+                <w:sz w:val="21"/>
+                <w:szCs w:val="21"/>
+                <w:lang w:val="en-US" w:eastAsia="zh-CN" w:bidi="ar"/>
+              </w:rPr>
+              <w:t>{% for i in il.desc1 | nl() %}{%if loop.last%}{{ i }}{%else%}{{ i }}</w:t>
+            </w:r>
+          </w:p>
+          <w:p>
+            <w:pPr>
+              <w:keepNext w:val="0"/>
+              <w:keepLines w:val="0"/>
+              <w:widowControl/>
+              <w:suppressLineNumbers w:val="0"/>
+              <w:jc w:val="center"/>
+              <w:textAlignment w:val="center"/>
+              <w:rPr>
+                <w:rStyle w:val="46"/>
+                <w:rFonts w:hint="default"/>
+                <w:sz w:val="21"/>
+                <w:szCs w:val="21"/>
+                <w:lang w:val="en-US" w:eastAsia="zh-CN" w:bidi="ar"/>
+              </w:rPr>
+            </w:pPr>
+            <w:r>
+              <w:rPr>
+                <w:rStyle w:val="46"/>
+                <w:rFonts w:hint="eastAsia"/>
+                <w:sz w:val="21"/>
+                <w:szCs w:val="21"/>
+                <w:lang w:val="en-US" w:eastAsia="zh-CN" w:bidi="ar"/>
+              </w:rPr>
+              <w:t>{%endif%}{% endfor%}</w:t>
+            </w:r>
+          </w:p>
+        </w:tc>
+        <w:tc>
+          <w:tcPr>
+            <w:tcW w:w="1486" w:type="dxa"/>
+            <w:tcBorders>
+              <w:top w:val="nil"/>
+              <w:left w:val="single" w:color="FFFFFF" w:themeColor="background1" w:sz="18" w:space="0"/>
+              <w:bottom w:val="nil"/>
+              <w:right w:val="single" w:color="FFFFFF" w:themeColor="background1" w:sz="18" w:space="0"/>
+            </w:tcBorders>
+            <w:shd w:val="clear" w:color="auto" w:fill="62BC41"/>
+            <w:vAlign w:val="center"/>
+          </w:tcPr>
+          <w:p>
+            <w:pPr>
+              <w:keepNext w:val="0"/>
+              <w:keepLines w:val="0"/>
+              <w:widowControl/>
+              <w:suppressLineNumbers w:val="0"/>
+              <w:jc w:val="center"/>
+              <w:textAlignment w:val="center"/>
+              <w:rPr>
+                <w:rStyle w:val="46"/>
+                <w:rFonts w:hint="eastAsia"/>
+                <w:sz w:val="21"/>
+                <w:szCs w:val="21"/>
+                <w:lang w:val="en-US" w:eastAsia="zh-CN" w:bidi="ar"/>
+              </w:rPr>
+            </w:pPr>
+            <w:r>
+              <w:rPr>
+                <w:rStyle w:val="46"/>
+                <w:rFonts w:hint="eastAsia"/>
+                <w:sz w:val="21"/>
+                <w:szCs w:val="21"/>
+                <w:lang w:val="en-US" w:eastAsia="zh-CN" w:bidi="ar"/>
+              </w:rPr>
+              <w:t>{% for i in il.desc2 | nl() %}{%if loop.last%}{{ i }}{%else%}{{ i }}</w:t>
+            </w:r>
+          </w:p>
+          <w:p>
+            <w:pPr>
+              <w:keepNext w:val="0"/>
+              <w:keepLines w:val="0"/>
+              <w:widowControl/>
+              <w:suppressLineNumbers w:val="0"/>
+              <w:jc w:val="center"/>
+              <w:textAlignment w:val="center"/>
+              <w:rPr>
+                <w:rStyle w:val="46"/>
+                <w:rFonts w:hint="eastAsia"/>
+                <w:sz w:val="21"/>
+                <w:szCs w:val="21"/>
+                <w:lang w:val="en-US" w:eastAsia="zh-CN" w:bidi="ar"/>
+              </w:rPr>
+            </w:pPr>
+            <w:r>
+              <w:rPr>
+                <w:rStyle w:val="46"/>
+                <w:rFonts w:hint="eastAsia"/>
+                <w:sz w:val="21"/>
+                <w:szCs w:val="21"/>
+                <w:lang w:val="en-US" w:eastAsia="zh-CN" w:bidi="ar"/>
+              </w:rPr>
+              <w:t>{%endif%}{% endfor%}</w:t>
+            </w:r>
+          </w:p>
+        </w:tc>
+        <w:tc>
+          <w:tcPr>
+            <w:tcW w:w="1630" w:type="dxa"/>
+            <w:tcBorders>
+              <w:top w:val="nil"/>
+              <w:left w:val="single" w:color="FFFFFF" w:themeColor="background1" w:sz="18" w:space="0"/>
+              <w:bottom w:val="nil"/>
+              <w:right w:val="single" w:color="FFFFFF" w:themeColor="background1" w:sz="18" w:space="0"/>
+            </w:tcBorders>
+            <w:shd w:val="clear" w:color="auto" w:fill="62BC41"/>
+            <w:vAlign w:val="center"/>
+          </w:tcPr>
+          <w:p>
+            <w:pPr>
+              <w:keepNext w:val="0"/>
+              <w:keepLines w:val="0"/>
+              <w:widowControl/>
+              <w:suppressLineNumbers w:val="0"/>
+              <w:jc w:val="center"/>
+              <w:textAlignment w:val="center"/>
+              <w:rPr>
+                <w:rStyle w:val="46"/>
+                <w:rFonts w:hint="eastAsia"/>
+                <w:sz w:val="21"/>
+                <w:szCs w:val="21"/>
+                <w:lang w:val="en-US" w:eastAsia="zh-CN" w:bidi="ar"/>
+              </w:rPr>
+            </w:pPr>
+            <w:r>
+              <w:rPr>
+                <w:rStyle w:val="46"/>
+                <w:rFonts w:hint="eastAsia"/>
+                <w:sz w:val="21"/>
+                <w:szCs w:val="21"/>
+                <w:lang w:val="en-US" w:eastAsia="zh-CN" w:bidi="ar"/>
+              </w:rPr>
+              <w:t>{% for i in il.desc3 | nl() %}{%if loop.last%}{{ i }}{%else%}{{ i }}</w:t>
+            </w:r>
+          </w:p>
+          <w:p>
+            <w:pPr>
+              <w:keepNext w:val="0"/>
+              <w:keepLines w:val="0"/>
+              <w:widowControl/>
+              <w:suppressLineNumbers w:val="0"/>
+              <w:jc w:val="center"/>
+              <w:textAlignment w:val="center"/>
+              <w:rPr>
+                <w:rStyle w:val="46"/>
+                <w:rFonts w:hint="eastAsia"/>
+                <w:sz w:val="21"/>
+                <w:szCs w:val="21"/>
+                <w:lang w:val="en-US" w:eastAsia="zh-CN" w:bidi="ar"/>
+              </w:rPr>
+            </w:pPr>
+            <w:r>
+              <w:rPr>
+                <w:rStyle w:val="46"/>
+                <w:rFonts w:hint="eastAsia"/>
+                <w:sz w:val="21"/>
+                <w:szCs w:val="21"/>
+                <w:lang w:val="en-US" w:eastAsia="zh-CN" w:bidi="ar"/>
+              </w:rPr>
+              <w:t>{%endif%}{% endfor%}</w:t>
+            </w:r>
+          </w:p>
+        </w:tc>
+        <w:tc>
+          <w:tcPr>
+            <w:tcW w:w="903" w:type="dxa"/>
+            <w:tcBorders>
+              <w:top w:val="nil"/>
+              <w:left w:val="single" w:color="FFFFFF" w:themeColor="background1" w:sz="18" w:space="0"/>
+              <w:bottom w:val="nil"/>
+              <w:right w:val="single" w:color="FFFFFF" w:themeColor="background1" w:sz="18" w:space="0"/>
+            </w:tcBorders>
+            <w:shd w:val="clear" w:color="auto" w:fill="62BC41"/>
+            <w:vAlign w:val="center"/>
+          </w:tcPr>
+          <w:p>
+            <w:pPr>
+              <w:keepNext w:val="0"/>
+              <w:keepLines w:val="0"/>
+              <w:widowControl/>
+              <w:suppressLineNumbers w:val="0"/>
+              <w:jc w:val="center"/>
+              <w:textAlignment w:val="center"/>
+              <w:rPr>
+                <w:rStyle w:val="46"/>
+                <w:rFonts w:hint="eastAsia"/>
+                <w:sz w:val="21"/>
+                <w:szCs w:val="21"/>
+                <w:lang w:val="en-US" w:eastAsia="zh-CN" w:bidi="ar"/>
+              </w:rPr>
+            </w:pPr>
+            <w:r>
+              <w:rPr>
+                <w:rStyle w:val="46"/>
+                <w:rFonts w:hint="eastAsia"/>
+                <w:sz w:val="21"/>
+                <w:szCs w:val="21"/>
+                <w:lang w:val="en-US" w:eastAsia="zh-CN" w:bidi="ar"/>
+              </w:rPr>
+              <w:t>{% for i in il.desc4 | nl() %}{%if loop.last%}{{ i }}{%else%}{{ i }}</w:t>
+            </w:r>
+          </w:p>
+          <w:p>
+            <w:pPr>
+              <w:keepNext w:val="0"/>
+              <w:keepLines w:val="0"/>
+              <w:widowControl/>
+              <w:suppressLineNumbers w:val="0"/>
+              <w:jc w:val="center"/>
+              <w:textAlignment w:val="center"/>
+              <w:rPr>
+                <w:rStyle w:val="46"/>
+                <w:rFonts w:hint="eastAsia"/>
+                <w:sz w:val="21"/>
+                <w:szCs w:val="21"/>
+                <w:lang w:val="en-US" w:eastAsia="zh-CN" w:bidi="ar"/>
+              </w:rPr>
+            </w:pPr>
+            <w:r>
+              <w:rPr>
+                <w:rStyle w:val="46"/>
+                <w:rFonts w:hint="eastAsia"/>
+                <w:sz w:val="21"/>
+                <w:szCs w:val="21"/>
+                <w:lang w:val="en-US" w:eastAsia="zh-CN" w:bidi="ar"/>
+              </w:rPr>
+              <w:t>{%endif%}{% endfor%}</w:t>
+            </w:r>
+          </w:p>
+        </w:tc>
+        <w:tc>
+          <w:tcPr>
+            <w:tcW w:w="1658" w:type="dxa"/>
+            <w:tcBorders>
+              <w:top w:val="nil"/>
+              <w:left w:val="single" w:color="FFFFFF" w:themeColor="background1" w:sz="18" w:space="0"/>
+              <w:bottom w:val="nil"/>
+              <w:right w:val="single" w:color="FFFFFF" w:themeColor="background1" w:sz="18" w:space="0"/>
+            </w:tcBorders>
+            <w:shd w:val="clear" w:color="auto" w:fill="62BC41"/>
+            <w:vAlign w:val="center"/>
+          </w:tcPr>
+          <w:p>
+            <w:pPr>
+              <w:keepNext w:val="0"/>
+              <w:keepLines w:val="0"/>
+              <w:widowControl/>
+              <w:suppressLineNumbers w:val="0"/>
+              <w:jc w:val="center"/>
+              <w:textAlignment w:val="center"/>
+              <w:rPr>
+                <w:rStyle w:val="46"/>
+                <w:rFonts w:hint="eastAsia"/>
+                <w:sz w:val="21"/>
+                <w:szCs w:val="21"/>
+                <w:lang w:val="en-US" w:eastAsia="zh-CN" w:bidi="ar"/>
+              </w:rPr>
+            </w:pPr>
+            <w:r>
+              <w:rPr>
+                <w:rStyle w:val="46"/>
+                <w:rFonts w:hint="eastAsia"/>
+                <w:sz w:val="21"/>
+                <w:szCs w:val="21"/>
+                <w:lang w:val="en-US" w:eastAsia="zh-CN" w:bidi="ar"/>
+              </w:rPr>
+              <w:t>{% for i in il.desc7 | nl() %}{%if loop.last%}{{ i }}{%else%}{{ i }}</w:t>
+            </w:r>
+          </w:p>
+          <w:p>
+            <w:pPr>
+              <w:keepNext w:val="0"/>
+              <w:keepLines w:val="0"/>
+              <w:widowControl/>
+              <w:suppressLineNumbers w:val="0"/>
+              <w:jc w:val="center"/>
+              <w:textAlignment w:val="center"/>
+              <w:rPr>
+                <w:rStyle w:val="46"/>
+                <w:rFonts w:hint="eastAsia"/>
+                <w:sz w:val="21"/>
+                <w:szCs w:val="21"/>
+                <w:lang w:val="en-US" w:eastAsia="zh-CN" w:bidi="ar"/>
+              </w:rPr>
+            </w:pPr>
+            <w:r>
+              <w:rPr>
+                <w:rStyle w:val="46"/>
+                <w:rFonts w:hint="eastAsia"/>
+                <w:sz w:val="21"/>
+                <w:szCs w:val="21"/>
+                <w:lang w:val="en-US" w:eastAsia="zh-CN" w:bidi="ar"/>
+              </w:rPr>
+              <w:t>{%endif%}{% endfor%}</w:t>
+            </w:r>
+          </w:p>
+        </w:tc>
+        <w:tc>
+          <w:tcPr>
+            <w:tcW w:w="1658" w:type="dxa"/>
+            <w:tcBorders>
+              <w:top w:val="nil"/>
+              <w:left w:val="single" w:color="FFFFFF" w:themeColor="background1" w:sz="18" w:space="0"/>
+              <w:bottom w:val="nil"/>
+              <w:right w:val="single" w:color="FFFFFF" w:themeColor="background1" w:sz="18" w:space="0"/>
+            </w:tcBorders>
+            <w:shd w:val="clear" w:color="auto" w:fill="62BC41"/>
+            <w:vAlign w:val="center"/>
+          </w:tcPr>
+          <w:p>
+            <w:pPr>
+              <w:keepNext w:val="0"/>
+              <w:keepLines w:val="0"/>
+              <w:widowControl/>
+              <w:suppressLineNumbers w:val="0"/>
+              <w:jc w:val="center"/>
+              <w:textAlignment w:val="center"/>
+              <w:rPr>
+                <w:rStyle w:val="46"/>
+                <w:rFonts w:hint="eastAsia"/>
+                <w:sz w:val="21"/>
+                <w:szCs w:val="21"/>
+                <w:lang w:val="en-US" w:eastAsia="zh-CN" w:bidi="ar"/>
+              </w:rPr>
+            </w:pPr>
+            <w:r>
+              <w:rPr>
+                <w:rStyle w:val="46"/>
+                <w:rFonts w:hint="eastAsia"/>
+                <w:sz w:val="21"/>
+                <w:szCs w:val="21"/>
+                <w:lang w:val="en-US" w:eastAsia="zh-CN" w:bidi="ar"/>
+              </w:rPr>
+              <w:t>{% for i in il.desc8 | nl() %}{%if loop.last%}{{ i }}{%else%}{{ i }}</w:t>
+            </w:r>
+          </w:p>
+          <w:p>
+            <w:pPr>
+              <w:keepNext w:val="0"/>
+              <w:keepLines w:val="0"/>
+              <w:widowControl/>
+              <w:suppressLineNumbers w:val="0"/>
+              <w:jc w:val="center"/>
+              <w:textAlignment w:val="center"/>
+              <w:rPr>
+                <w:rStyle w:val="46"/>
+                <w:rFonts w:hint="eastAsia"/>
+                <w:sz w:val="21"/>
+                <w:szCs w:val="21"/>
+                <w:lang w:val="en-US" w:eastAsia="zh-CN" w:bidi="ar"/>
+              </w:rPr>
+            </w:pPr>
+            <w:r>
+              <w:rPr>
+                <w:rStyle w:val="46"/>
+                <w:rFonts w:hint="eastAsia"/>
+                <w:sz w:val="21"/>
+                <w:szCs w:val="21"/>
+                <w:lang w:val="en-US" w:eastAsia="zh-CN" w:bidi="ar"/>
+              </w:rPr>
+              <w:t>{%endif%}{% endfor%}</w:t>
+            </w:r>
+          </w:p>
+        </w:tc>
+        <w:tc>
+          <w:tcPr>
+            <w:tcW w:w="1658" w:type="dxa"/>
+            <w:tcBorders>
+              <w:top w:val="nil"/>
+              <w:left w:val="single" w:color="FFFFFF" w:themeColor="background1" w:sz="18" w:space="0"/>
+              <w:bottom w:val="nil"/>
+              <w:right w:val="nil"/>
+            </w:tcBorders>
+            <w:shd w:val="clear" w:color="auto" w:fill="62BC41"/>
+            <w:vAlign w:val="center"/>
+          </w:tcPr>
+          <w:p>
+            <w:pPr>
+              <w:keepNext w:val="0"/>
+              <w:keepLines w:val="0"/>
+              <w:widowControl/>
+              <w:suppressLineNumbers w:val="0"/>
+              <w:jc w:val="center"/>
+              <w:textAlignment w:val="center"/>
+              <w:rPr>
+                <w:rStyle w:val="46"/>
+                <w:rFonts w:hint="eastAsia"/>
+                <w:sz w:val="21"/>
+                <w:szCs w:val="21"/>
+                <w:lang w:val="en-US" w:eastAsia="zh-CN" w:bidi="ar"/>
+              </w:rPr>
+            </w:pPr>
+            <w:r>
+              <w:rPr>
+                <w:rStyle w:val="46"/>
+                <w:rFonts w:hint="eastAsia"/>
+                <w:sz w:val="21"/>
+                <w:szCs w:val="21"/>
+                <w:lang w:val="en-US" w:eastAsia="zh-CN" w:bidi="ar"/>
+              </w:rPr>
+              <w:t>{% for i in il.desc24 | nl() %}{%if loop.last%}{{ i }}{%else%}{{ i }}</w:t>
+            </w:r>
+          </w:p>
+          <w:p>
+            <w:pPr>
+              <w:keepNext w:val="0"/>
+              <w:keepLines w:val="0"/>
+              <w:widowControl/>
+              <w:suppressLineNumbers w:val="0"/>
+              <w:jc w:val="center"/>
+              <w:textAlignment w:val="center"/>
+              <w:rPr>
+                <w:rStyle w:val="46"/>
+                <w:rFonts w:hint="eastAsia"/>
+                <w:sz w:val="21"/>
+                <w:szCs w:val="21"/>
+                <w:lang w:val="en-US" w:eastAsia="zh-CN" w:bidi="ar"/>
+              </w:rPr>
+            </w:pPr>
+            <w:r>
+              <w:rPr>
+                <w:rStyle w:val="46"/>
+                <w:rFonts w:hint="eastAsia"/>
+                <w:sz w:val="21"/>
+                <w:szCs w:val="21"/>
+                <w:lang w:val="en-US" w:eastAsia="zh-CN" w:bidi="ar"/>
+              </w:rPr>
+              <w:t>{%endif%}{% endfor%}</w:t>
             </w:r>
           </w:p>
         </w:tc>
@@ -19231,18 +19700,18 @@
           </w:tblCellMar>
         </w:tblPrEx>
         <w:trPr>
-          <w:trHeight w:val="465" w:hRule="atLeast"/>
+          <w:trHeight w:val="510" w:hRule="atLeast"/>
         </w:trPr>
         <w:tc>
           <w:tcPr>
-            <w:tcW w:w="906" w:type="dxa"/>
+            <w:tcW w:w="9899" w:type="dxa"/>
+            <w:gridSpan w:val="7"/>
             <w:tcBorders>
               <w:top w:val="nil"/>
-              <w:left w:val="nil"/>
-              <w:bottom w:val="nil"/>
-              <w:right w:val="single" w:color="FFFFFF" w:themeColor="background1" w:sz="18" w:space="0"/>
+              <w:tl2br w:val="nil"/>
+              <w:tr2bl w:val="nil"/>
             </w:tcBorders>
-            <w:shd w:val="clear" w:color="auto" w:fill="62BC41"/>
+            <w:shd w:val="clear" w:color="auto" w:fill="auto"/>
             <w:vAlign w:val="center"/>
           </w:tcPr>
           <w:p>
@@ -19254,451 +19723,25 @@
               <w:jc w:val="center"/>
               <w:textAlignment w:val="center"/>
               <w:rPr>
-                <w:rStyle w:val="46"/>
-                <w:rFonts w:hint="eastAsia"/>
-                <w:sz w:val="21"/>
-                <w:szCs w:val="21"/>
+                <w:rFonts w:hint="default" w:ascii="Times New Roman" w:hAnsi="Times New Roman" w:eastAsia="宋体" w:cs="Times New Roman"/>
+                <w:i w:val="0"/>
+                <w:iCs w:val="0"/>
+                <w:color w:val="000000"/>
+                <w:kern w:val="0"/>
+                <w:sz w:val="18"/>
+                <w:szCs w:val="18"/>
+                <w:u w:val="none"/>
                 <w:lang w:val="en-US" w:eastAsia="zh-CN" w:bidi="ar"/>
               </w:rPr>
             </w:pPr>
             <w:r>
               <w:rPr>
-                <w:rStyle w:val="46"/>
-                <w:rFonts w:hint="eastAsia"/>
-                <w:sz w:val="21"/>
-                <w:szCs w:val="21"/>
-                <w:lang w:val="en-US" w:eastAsia="zh-CN" w:bidi="ar"/>
-              </w:rPr>
-              <w:t>{% for i in il.desc1 | nl() %}{%if loop.last%}{{ i }}{%else%}{{ i }}</w:t>
-            </w:r>
-          </w:p>
-          <w:p>
-            <w:pPr>
-              <w:keepNext w:val="0"/>
-              <w:keepLines w:val="0"/>
-              <w:widowControl/>
-              <w:suppressLineNumbers w:val="0"/>
-              <w:jc w:val="center"/>
-              <w:textAlignment w:val="center"/>
-              <w:rPr>
-                <w:rStyle w:val="46"/>
-                <w:rFonts w:hint="default"/>
-                <w:sz w:val="21"/>
-                <w:szCs w:val="21"/>
-                <w:lang w:val="en-US" w:eastAsia="zh-CN" w:bidi="ar"/>
-              </w:rPr>
-            </w:pPr>
-            <w:r>
-              <w:rPr>
-                <w:rStyle w:val="46"/>
-                <w:rFonts w:hint="eastAsia"/>
-                <w:sz w:val="21"/>
-                <w:szCs w:val="21"/>
-                <w:lang w:val="en-US" w:eastAsia="zh-CN" w:bidi="ar"/>
-              </w:rPr>
-              <w:t>{%endif%}{% endfor%}</w:t>
-            </w:r>
-          </w:p>
-        </w:tc>
-        <w:tc>
-          <w:tcPr>
-            <w:tcW w:w="1486" w:type="dxa"/>
-            <w:tcBorders>
-              <w:top w:val="nil"/>
-              <w:left w:val="single" w:color="FFFFFF" w:themeColor="background1" w:sz="18" w:space="0"/>
-              <w:bottom w:val="nil"/>
-              <w:right w:val="single" w:color="FFFFFF" w:themeColor="background1" w:sz="18" w:space="0"/>
-            </w:tcBorders>
-            <w:shd w:val="clear" w:color="auto" w:fill="62BC41"/>
-            <w:vAlign w:val="center"/>
-          </w:tcPr>
-          <w:p>
-            <w:pPr>
-              <w:keepNext w:val="0"/>
-              <w:keepLines w:val="0"/>
-              <w:widowControl/>
-              <w:suppressLineNumbers w:val="0"/>
-              <w:jc w:val="center"/>
-              <w:textAlignment w:val="center"/>
-              <w:rPr>
-                <w:rStyle w:val="46"/>
-                <w:rFonts w:hint="eastAsia"/>
-                <w:sz w:val="21"/>
-                <w:szCs w:val="21"/>
-                <w:lang w:val="en-US" w:eastAsia="zh-CN" w:bidi="ar"/>
-              </w:rPr>
-            </w:pPr>
-            <w:r>
-              <w:rPr>
-                <w:rStyle w:val="46"/>
-                <w:rFonts w:hint="eastAsia"/>
-                <w:sz w:val="21"/>
-                <w:szCs w:val="21"/>
-                <w:lang w:val="en-US" w:eastAsia="zh-CN" w:bidi="ar"/>
-              </w:rPr>
-              <w:t>{% for i in il.desc2 | nl() %}{%if loop.last%}{{ i }}{%else%}{{ i }}</w:t>
-            </w:r>
-          </w:p>
-          <w:p>
-            <w:pPr>
-              <w:keepNext w:val="0"/>
-              <w:keepLines w:val="0"/>
-              <w:widowControl/>
-              <w:suppressLineNumbers w:val="0"/>
-              <w:jc w:val="center"/>
-              <w:textAlignment w:val="center"/>
-              <w:rPr>
-                <w:rStyle w:val="46"/>
-                <w:rFonts w:hint="eastAsia"/>
-                <w:sz w:val="21"/>
-                <w:szCs w:val="21"/>
-                <w:lang w:val="en-US" w:eastAsia="zh-CN" w:bidi="ar"/>
-              </w:rPr>
-            </w:pPr>
-            <w:r>
-              <w:rPr>
-                <w:rStyle w:val="46"/>
-                <w:rFonts w:hint="eastAsia"/>
-                <w:sz w:val="21"/>
-                <w:szCs w:val="21"/>
-                <w:lang w:val="en-US" w:eastAsia="zh-CN" w:bidi="ar"/>
-              </w:rPr>
-              <w:t>{%endif%}{% endfor%}</w:t>
-            </w:r>
-          </w:p>
-        </w:tc>
-        <w:tc>
-          <w:tcPr>
-            <w:tcW w:w="1630" w:type="dxa"/>
-            <w:tcBorders>
-              <w:top w:val="nil"/>
-              <w:left w:val="single" w:color="FFFFFF" w:themeColor="background1" w:sz="18" w:space="0"/>
-              <w:bottom w:val="nil"/>
-              <w:right w:val="single" w:color="FFFFFF" w:themeColor="background1" w:sz="18" w:space="0"/>
-            </w:tcBorders>
-            <w:shd w:val="clear" w:color="auto" w:fill="62BC41"/>
-            <w:vAlign w:val="center"/>
-          </w:tcPr>
-          <w:p>
-            <w:pPr>
-              <w:keepNext w:val="0"/>
-              <w:keepLines w:val="0"/>
-              <w:widowControl/>
-              <w:suppressLineNumbers w:val="0"/>
-              <w:jc w:val="center"/>
-              <w:textAlignment w:val="center"/>
-              <w:rPr>
-                <w:rStyle w:val="46"/>
-                <w:rFonts w:hint="eastAsia"/>
-                <w:sz w:val="21"/>
-                <w:szCs w:val="21"/>
-                <w:lang w:val="en-US" w:eastAsia="zh-CN" w:bidi="ar"/>
-              </w:rPr>
-            </w:pPr>
-            <w:r>
-              <w:rPr>
-                <w:rStyle w:val="46"/>
-                <w:rFonts w:hint="eastAsia"/>
-                <w:sz w:val="21"/>
-                <w:szCs w:val="21"/>
-                <w:lang w:val="en-US" w:eastAsia="zh-CN" w:bidi="ar"/>
-              </w:rPr>
-              <w:t>{% for i in il.desc3 | nl() %}{%if loop.last%}{{ i }}{%else%}{{ i }}</w:t>
-            </w:r>
-          </w:p>
-          <w:p>
-            <w:pPr>
-              <w:keepNext w:val="0"/>
-              <w:keepLines w:val="0"/>
-              <w:widowControl/>
-              <w:suppressLineNumbers w:val="0"/>
-              <w:jc w:val="center"/>
-              <w:textAlignment w:val="center"/>
-              <w:rPr>
-                <w:rStyle w:val="46"/>
-                <w:rFonts w:hint="eastAsia"/>
-                <w:sz w:val="21"/>
-                <w:szCs w:val="21"/>
-                <w:lang w:val="en-US" w:eastAsia="zh-CN" w:bidi="ar"/>
-              </w:rPr>
-            </w:pPr>
-            <w:r>
-              <w:rPr>
-                <w:rStyle w:val="46"/>
-                <w:rFonts w:hint="eastAsia"/>
-                <w:sz w:val="21"/>
-                <w:szCs w:val="21"/>
-                <w:lang w:val="en-US" w:eastAsia="zh-CN" w:bidi="ar"/>
-              </w:rPr>
-              <w:t>{%endif%}{% endfor%}</w:t>
-            </w:r>
-          </w:p>
-        </w:tc>
-        <w:tc>
-          <w:tcPr>
-            <w:tcW w:w="903" w:type="dxa"/>
-            <w:tcBorders>
-              <w:top w:val="nil"/>
-              <w:left w:val="single" w:color="FFFFFF" w:themeColor="background1" w:sz="18" w:space="0"/>
-              <w:bottom w:val="nil"/>
-              <w:right w:val="single" w:color="FFFFFF" w:themeColor="background1" w:sz="18" w:space="0"/>
-            </w:tcBorders>
-            <w:shd w:val="clear" w:color="auto" w:fill="62BC41"/>
-            <w:vAlign w:val="center"/>
-          </w:tcPr>
-          <w:p>
-            <w:pPr>
-              <w:keepNext w:val="0"/>
-              <w:keepLines w:val="0"/>
-              <w:widowControl/>
-              <w:suppressLineNumbers w:val="0"/>
-              <w:jc w:val="center"/>
-              <w:textAlignment w:val="center"/>
-              <w:rPr>
-                <w:rStyle w:val="46"/>
-                <w:rFonts w:hint="eastAsia"/>
-                <w:sz w:val="21"/>
-                <w:szCs w:val="21"/>
-                <w:lang w:val="en-US" w:eastAsia="zh-CN" w:bidi="ar"/>
-              </w:rPr>
-            </w:pPr>
-            <w:r>
-              <w:rPr>
-                <w:rStyle w:val="46"/>
-                <w:rFonts w:hint="eastAsia"/>
-                <w:sz w:val="21"/>
-                <w:szCs w:val="21"/>
-                <w:lang w:val="en-US" w:eastAsia="zh-CN" w:bidi="ar"/>
-              </w:rPr>
-              <w:t>{% for i in il.desc4 | nl() %}{%if loop.last%}{{ i }}{%else%}{{ i }}</w:t>
-            </w:r>
-          </w:p>
-          <w:p>
-            <w:pPr>
-              <w:keepNext w:val="0"/>
-              <w:keepLines w:val="0"/>
-              <w:widowControl/>
-              <w:suppressLineNumbers w:val="0"/>
-              <w:jc w:val="center"/>
-              <w:textAlignment w:val="center"/>
-              <w:rPr>
-                <w:rStyle w:val="46"/>
-                <w:rFonts w:hint="eastAsia"/>
-                <w:sz w:val="21"/>
-                <w:szCs w:val="21"/>
-                <w:lang w:val="en-US" w:eastAsia="zh-CN" w:bidi="ar"/>
-              </w:rPr>
-            </w:pPr>
-            <w:r>
-              <w:rPr>
-                <w:rStyle w:val="46"/>
-                <w:rFonts w:hint="eastAsia"/>
-                <w:sz w:val="21"/>
-                <w:szCs w:val="21"/>
-                <w:lang w:val="en-US" w:eastAsia="zh-CN" w:bidi="ar"/>
-              </w:rPr>
-              <w:t>{%endif%}{% endfor%}</w:t>
-            </w:r>
-          </w:p>
-        </w:tc>
-        <w:tc>
-          <w:tcPr>
-            <w:tcW w:w="1658" w:type="dxa"/>
-            <w:tcBorders>
-              <w:top w:val="nil"/>
-              <w:left w:val="single" w:color="FFFFFF" w:themeColor="background1" w:sz="18" w:space="0"/>
-              <w:bottom w:val="nil"/>
-              <w:right w:val="single" w:color="FFFFFF" w:themeColor="background1" w:sz="18" w:space="0"/>
-            </w:tcBorders>
-            <w:shd w:val="clear" w:color="auto" w:fill="62BC41"/>
-            <w:vAlign w:val="center"/>
-          </w:tcPr>
-          <w:p>
-            <w:pPr>
-              <w:keepNext w:val="0"/>
-              <w:keepLines w:val="0"/>
-              <w:widowControl/>
-              <w:suppressLineNumbers w:val="0"/>
-              <w:jc w:val="center"/>
-              <w:textAlignment w:val="center"/>
-              <w:rPr>
-                <w:rStyle w:val="46"/>
-                <w:rFonts w:hint="eastAsia"/>
-                <w:sz w:val="21"/>
-                <w:szCs w:val="21"/>
-                <w:lang w:val="en-US" w:eastAsia="zh-CN" w:bidi="ar"/>
-              </w:rPr>
-            </w:pPr>
-            <w:r>
-              <w:rPr>
-                <w:rStyle w:val="46"/>
-                <w:rFonts w:hint="eastAsia"/>
-                <w:sz w:val="21"/>
-                <w:szCs w:val="21"/>
-                <w:lang w:val="en-US" w:eastAsia="zh-CN" w:bidi="ar"/>
-              </w:rPr>
-              <w:t>{% for i in il.desc7 | nl() %}{%if loop.last%}{{ i }}{%else%}{{ i }}</w:t>
-            </w:r>
-          </w:p>
-          <w:p>
-            <w:pPr>
-              <w:keepNext w:val="0"/>
-              <w:keepLines w:val="0"/>
-              <w:widowControl/>
-              <w:suppressLineNumbers w:val="0"/>
-              <w:jc w:val="center"/>
-              <w:textAlignment w:val="center"/>
-              <w:rPr>
-                <w:rStyle w:val="46"/>
-                <w:rFonts w:hint="eastAsia"/>
-                <w:sz w:val="21"/>
-                <w:szCs w:val="21"/>
-                <w:lang w:val="en-US" w:eastAsia="zh-CN" w:bidi="ar"/>
-              </w:rPr>
-            </w:pPr>
-            <w:r>
-              <w:rPr>
-                <w:rStyle w:val="46"/>
-                <w:rFonts w:hint="eastAsia"/>
-                <w:sz w:val="21"/>
-                <w:szCs w:val="21"/>
-                <w:lang w:val="en-US" w:eastAsia="zh-CN" w:bidi="ar"/>
-              </w:rPr>
-              <w:t>{%endif%}{% endfor%}</w:t>
-            </w:r>
-          </w:p>
-        </w:tc>
-        <w:tc>
-          <w:tcPr>
-            <w:tcW w:w="1658" w:type="dxa"/>
-            <w:tcBorders>
-              <w:top w:val="nil"/>
-              <w:left w:val="single" w:color="FFFFFF" w:themeColor="background1" w:sz="18" w:space="0"/>
-              <w:bottom w:val="nil"/>
-              <w:right w:val="single" w:color="FFFFFF" w:themeColor="background1" w:sz="18" w:space="0"/>
-            </w:tcBorders>
-            <w:shd w:val="clear" w:color="auto" w:fill="62BC41"/>
-            <w:vAlign w:val="center"/>
-          </w:tcPr>
-          <w:p>
-            <w:pPr>
-              <w:keepNext w:val="0"/>
-              <w:keepLines w:val="0"/>
-              <w:widowControl/>
-              <w:suppressLineNumbers w:val="0"/>
-              <w:jc w:val="center"/>
-              <w:textAlignment w:val="center"/>
-              <w:rPr>
-                <w:rStyle w:val="46"/>
-                <w:rFonts w:hint="eastAsia"/>
-                <w:sz w:val="21"/>
-                <w:szCs w:val="21"/>
-                <w:lang w:val="en-US" w:eastAsia="zh-CN" w:bidi="ar"/>
-              </w:rPr>
-            </w:pPr>
-            <w:r>
-              <w:rPr>
-                <w:rStyle w:val="46"/>
-                <w:rFonts w:hint="eastAsia"/>
-                <w:sz w:val="21"/>
-                <w:szCs w:val="21"/>
-                <w:lang w:val="en-US" w:eastAsia="zh-CN" w:bidi="ar"/>
-              </w:rPr>
-              <w:t>{% for i in il.desc8 | nl() %}{%if loop.last%}{{ i }}{%else%}{{ i }}</w:t>
-            </w:r>
-          </w:p>
-          <w:p>
-            <w:pPr>
-              <w:keepNext w:val="0"/>
-              <w:keepLines w:val="0"/>
-              <w:widowControl/>
-              <w:suppressLineNumbers w:val="0"/>
-              <w:jc w:val="center"/>
-              <w:textAlignment w:val="center"/>
-              <w:rPr>
-                <w:rStyle w:val="46"/>
-                <w:rFonts w:hint="eastAsia"/>
-                <w:sz w:val="21"/>
-                <w:szCs w:val="21"/>
-                <w:lang w:val="en-US" w:eastAsia="zh-CN" w:bidi="ar"/>
-              </w:rPr>
-            </w:pPr>
-            <w:r>
-              <w:rPr>
-                <w:rStyle w:val="46"/>
-                <w:rFonts w:hint="eastAsia"/>
-                <w:sz w:val="21"/>
-                <w:szCs w:val="21"/>
-                <w:lang w:val="en-US" w:eastAsia="zh-CN" w:bidi="ar"/>
-              </w:rPr>
-              <w:t>{%endif%}{% endfor%}</w:t>
-            </w:r>
-          </w:p>
-        </w:tc>
-        <w:tc>
-          <w:tcPr>
-            <w:tcW w:w="1658" w:type="dxa"/>
-            <w:tcBorders>
-              <w:top w:val="nil"/>
-              <w:left w:val="single" w:color="FFFFFF" w:themeColor="background1" w:sz="18" w:space="0"/>
-              <w:bottom w:val="nil"/>
-              <w:right w:val="nil"/>
-            </w:tcBorders>
-            <w:shd w:val="clear" w:color="auto" w:fill="62BC41"/>
-            <w:vAlign w:val="center"/>
-          </w:tcPr>
-          <w:p>
-            <w:pPr>
-              <w:keepNext w:val="0"/>
-              <w:keepLines w:val="0"/>
-              <w:widowControl/>
-              <w:suppressLineNumbers w:val="0"/>
-              <w:jc w:val="center"/>
-              <w:textAlignment w:val="center"/>
-              <w:rPr>
-                <w:rStyle w:val="46"/>
-                <w:rFonts w:hint="eastAsia"/>
-                <w:sz w:val="21"/>
-                <w:szCs w:val="21"/>
-                <w:lang w:val="en-US" w:eastAsia="zh-CN" w:bidi="ar"/>
-              </w:rPr>
-            </w:pPr>
-            <w:r>
-              <w:rPr>
-                <w:rStyle w:val="46"/>
-                <w:rFonts w:hint="eastAsia"/>
-                <w:sz w:val="21"/>
-                <w:szCs w:val="21"/>
-                <w:lang w:val="en-US" w:eastAsia="zh-CN" w:bidi="ar"/>
-              </w:rPr>
-              <w:t>{% for i in il.desc24 | nl() %}{%if loop.last%}{{ i }}{%else%}{{ i }}</w:t>
-            </w:r>
-          </w:p>
-          <w:p>
-            <w:pPr>
-              <w:keepNext w:val="0"/>
-              <w:keepLines w:val="0"/>
-              <w:widowControl/>
-              <w:suppressLineNumbers w:val="0"/>
-              <w:jc w:val="center"/>
-              <w:textAlignment w:val="center"/>
-              <w:rPr>
-                <w:rStyle w:val="46"/>
-                <w:rFonts w:hint="eastAsia"/>
-                <w:sz w:val="21"/>
-                <w:szCs w:val="21"/>
-                <w:lang w:val="en-US" w:eastAsia="zh-CN" w:bidi="ar"/>
-              </w:rPr>
-            </w:pPr>
-            <w:r>
-              <w:rPr>
-                <w:rStyle w:val="46"/>
-                <w:rFonts w:hint="eastAsia"/>
-                <w:sz w:val="21"/>
-                <w:szCs w:val="21"/>
-                <w:lang w:val="en-US" w:eastAsia="zh-CN" w:bidi="ar"/>
-              </w:rPr>
-              <w:t>{%endif%}{% endfor%}</w:t>
+                <w:rFonts w:hint="eastAsia" w:ascii="Times New Roman" w:hAnsi="Times New Roman" w:eastAsia="微软雅黑" w:cs="Times New Roman"/>
+                <w:sz w:val="18"/>
+                <w:szCs w:val="18"/>
+                <w:lang w:eastAsia="zh-CN"/>
+              </w:rPr>
+              <w:t>{%tr else %}</w:t>
             </w:r>
           </w:p>
         </w:tc>
@@ -19725,10 +19768,8 @@
         </w:trPr>
         <w:tc>
           <w:tcPr>
-            <w:tcW w:w="9899" w:type="dxa"/>
-            <w:gridSpan w:val="7"/>
+            <w:tcW w:w="906" w:type="dxa"/>
             <w:tcBorders>
-              <w:top w:val="nil"/>
               <w:tl2br w:val="nil"/>
               <w:tr2bl w:val="nil"/>
             </w:tcBorders>
@@ -19744,7 +19785,7 @@
               <w:jc w:val="center"/>
               <w:textAlignment w:val="center"/>
               <w:rPr>
-                <w:rFonts w:hint="default" w:ascii="Times New Roman" w:hAnsi="Times New Roman" w:eastAsia="宋体" w:cs="Times New Roman"/>
+                <w:rFonts w:hint="eastAsia" w:ascii="Times New Roman" w:hAnsi="Times New Roman" w:eastAsia="微软雅黑" w:cs="Times New Roman"/>
                 <w:i w:val="0"/>
                 <w:iCs w:val="0"/>
                 <w:color w:val="000000"/>
@@ -19758,11 +19799,537 @@
             <w:r>
               <w:rPr>
                 <w:rFonts w:hint="eastAsia" w:ascii="Times New Roman" w:hAnsi="Times New Roman" w:eastAsia="微软雅黑" w:cs="Times New Roman"/>
-                <w:sz w:val="18"/>
-                <w:szCs w:val="18"/>
-                <w:lang w:eastAsia="zh-CN"/>
-              </w:rPr>
-              <w:t>{%tr else %}</w:t>
+                <w:i w:val="0"/>
+                <w:iCs w:val="0"/>
+                <w:color w:val="000000"/>
+                <w:kern w:val="0"/>
+                <w:sz w:val="18"/>
+                <w:szCs w:val="18"/>
+                <w:u w:val="none"/>
+                <w:lang w:val="en-US" w:eastAsia="zh-CN" w:bidi="ar"/>
+              </w:rPr>
+              <w:t>{% for i in il.desc1 | nl() %}{%if loop.last%}{{ i }}{%else%}{{ i }}</w:t>
+            </w:r>
+          </w:p>
+          <w:p>
+            <w:pPr>
+              <w:keepNext w:val="0"/>
+              <w:keepLines w:val="0"/>
+              <w:widowControl/>
+              <w:suppressLineNumbers w:val="0"/>
+              <w:jc w:val="center"/>
+              <w:textAlignment w:val="center"/>
+              <w:rPr>
+                <w:rFonts w:hint="default" w:ascii="Times New Roman" w:hAnsi="Times New Roman" w:eastAsia="微软雅黑" w:cs="Times New Roman"/>
+                <w:i w:val="0"/>
+                <w:iCs w:val="0"/>
+                <w:color w:val="000000"/>
+                <w:kern w:val="0"/>
+                <w:sz w:val="18"/>
+                <w:szCs w:val="18"/>
+                <w:u w:val="none"/>
+                <w:lang w:val="en-US" w:eastAsia="zh-CN" w:bidi="ar"/>
+              </w:rPr>
+            </w:pPr>
+            <w:r>
+              <w:rPr>
+                <w:rFonts w:hint="eastAsia" w:ascii="Times New Roman" w:hAnsi="Times New Roman" w:eastAsia="微软雅黑" w:cs="Times New Roman"/>
+                <w:i w:val="0"/>
+                <w:iCs w:val="0"/>
+                <w:color w:val="000000"/>
+                <w:kern w:val="0"/>
+                <w:sz w:val="18"/>
+                <w:szCs w:val="18"/>
+                <w:u w:val="none"/>
+                <w:lang w:val="en-US" w:eastAsia="zh-CN" w:bidi="ar"/>
+              </w:rPr>
+              <w:t>{%endif%}{% endfor%}</w:t>
+            </w:r>
+          </w:p>
+        </w:tc>
+        <w:tc>
+          <w:tcPr>
+            <w:tcW w:w="1486" w:type="dxa"/>
+            <w:tcBorders>
+              <w:tl2br w:val="nil"/>
+              <w:tr2bl w:val="nil"/>
+            </w:tcBorders>
+            <w:shd w:val="clear" w:color="auto" w:fill="auto"/>
+            <w:vAlign w:val="center"/>
+          </w:tcPr>
+          <w:p>
+            <w:pPr>
+              <w:keepNext w:val="0"/>
+              <w:keepLines w:val="0"/>
+              <w:widowControl/>
+              <w:suppressLineNumbers w:val="0"/>
+              <w:jc w:val="center"/>
+              <w:textAlignment w:val="center"/>
+              <w:rPr>
+                <w:rFonts w:hint="eastAsia" w:ascii="Times New Roman" w:hAnsi="Times New Roman" w:eastAsia="微软雅黑" w:cs="Times New Roman"/>
+                <w:i w:val="0"/>
+                <w:iCs w:val="0"/>
+                <w:color w:val="000000"/>
+                <w:kern w:val="0"/>
+                <w:sz w:val="18"/>
+                <w:szCs w:val="18"/>
+                <w:u w:val="none"/>
+                <w:lang w:val="en-US" w:eastAsia="zh-CN" w:bidi="ar"/>
+              </w:rPr>
+            </w:pPr>
+            <w:r>
+              <w:rPr>
+                <w:rFonts w:hint="eastAsia" w:ascii="Times New Roman" w:hAnsi="Times New Roman" w:eastAsia="微软雅黑" w:cs="Times New Roman"/>
+                <w:i w:val="0"/>
+                <w:iCs w:val="0"/>
+                <w:color w:val="000000"/>
+                <w:kern w:val="0"/>
+                <w:sz w:val="18"/>
+                <w:szCs w:val="18"/>
+                <w:u w:val="none"/>
+                <w:lang w:val="en-US" w:eastAsia="zh-CN" w:bidi="ar"/>
+              </w:rPr>
+              <w:t>{% for i in il.desc2 | nl() %}{%if loop.last%}{{ i }}{%else%}{{ i }}</w:t>
+            </w:r>
+          </w:p>
+          <w:p>
+            <w:pPr>
+              <w:keepNext w:val="0"/>
+              <w:keepLines w:val="0"/>
+              <w:widowControl/>
+              <w:suppressLineNumbers w:val="0"/>
+              <w:jc w:val="center"/>
+              <w:textAlignment w:val="center"/>
+              <w:rPr>
+                <w:rFonts w:hint="default" w:ascii="Times New Roman" w:hAnsi="Times New Roman" w:eastAsia="微软雅黑" w:cs="Times New Roman"/>
+                <w:i w:val="0"/>
+                <w:iCs w:val="0"/>
+                <w:color w:val="000000"/>
+                <w:kern w:val="0"/>
+                <w:sz w:val="18"/>
+                <w:szCs w:val="18"/>
+                <w:u w:val="none"/>
+                <w:lang w:val="en-US" w:eastAsia="zh-CN" w:bidi="ar"/>
+              </w:rPr>
+            </w:pPr>
+            <w:r>
+              <w:rPr>
+                <w:rFonts w:hint="eastAsia" w:ascii="Times New Roman" w:hAnsi="Times New Roman" w:eastAsia="微软雅黑" w:cs="Times New Roman"/>
+                <w:i w:val="0"/>
+                <w:iCs w:val="0"/>
+                <w:color w:val="000000"/>
+                <w:kern w:val="0"/>
+                <w:sz w:val="18"/>
+                <w:szCs w:val="18"/>
+                <w:u w:val="none"/>
+                <w:lang w:val="en-US" w:eastAsia="zh-CN" w:bidi="ar"/>
+              </w:rPr>
+              <w:t>{%endif%}{% endfor%}</w:t>
+            </w:r>
+          </w:p>
+        </w:tc>
+        <w:tc>
+          <w:tcPr>
+            <w:tcW w:w="1630" w:type="dxa"/>
+            <w:tcBorders>
+              <w:tl2br w:val="nil"/>
+              <w:tr2bl w:val="nil"/>
+            </w:tcBorders>
+            <w:shd w:val="clear" w:color="auto" w:fill="auto"/>
+            <w:vAlign w:val="center"/>
+          </w:tcPr>
+          <w:p>
+            <w:pPr>
+              <w:keepNext w:val="0"/>
+              <w:keepLines w:val="0"/>
+              <w:widowControl/>
+              <w:suppressLineNumbers w:val="0"/>
+              <w:jc w:val="center"/>
+              <w:textAlignment w:val="center"/>
+              <w:rPr>
+                <w:rFonts w:hint="eastAsia" w:ascii="Times New Roman" w:hAnsi="Times New Roman" w:eastAsia="微软雅黑" w:cs="Times New Roman"/>
+                <w:i w:val="0"/>
+                <w:iCs w:val="0"/>
+                <w:color w:val="000000"/>
+                <w:kern w:val="0"/>
+                <w:sz w:val="18"/>
+                <w:szCs w:val="18"/>
+                <w:u w:val="none"/>
+                <w:lang w:val="en-US" w:eastAsia="zh-CN" w:bidi="ar"/>
+              </w:rPr>
+            </w:pPr>
+            <w:r>
+              <w:rPr>
+                <w:rFonts w:hint="eastAsia" w:ascii="Times New Roman" w:hAnsi="Times New Roman" w:eastAsia="微软雅黑" w:cs="Times New Roman"/>
+                <w:i w:val="0"/>
+                <w:iCs w:val="0"/>
+                <w:color w:val="000000"/>
+                <w:kern w:val="0"/>
+                <w:sz w:val="18"/>
+                <w:szCs w:val="18"/>
+                <w:u w:val="none"/>
+                <w:lang w:val="en-US" w:eastAsia="zh-CN" w:bidi="ar"/>
+              </w:rPr>
+              <w:t>{% for i in il.desc3 | nl() %}{%if loop.last%}{{ i }}{%else%}{{ i }}</w:t>
+            </w:r>
+          </w:p>
+          <w:p>
+            <w:pPr>
+              <w:keepNext w:val="0"/>
+              <w:keepLines w:val="0"/>
+              <w:widowControl/>
+              <w:suppressLineNumbers w:val="0"/>
+              <w:jc w:val="center"/>
+              <w:textAlignment w:val="center"/>
+              <w:rPr>
+                <w:rFonts w:hint="eastAsia" w:ascii="Times New Roman" w:hAnsi="Times New Roman" w:eastAsia="微软雅黑" w:cs="Times New Roman"/>
+                <w:i w:val="0"/>
+                <w:iCs w:val="0"/>
+                <w:color w:val="000000"/>
+                <w:kern w:val="0"/>
+                <w:sz w:val="18"/>
+                <w:szCs w:val="18"/>
+                <w:u w:val="none"/>
+                <w:lang w:val="en-US" w:eastAsia="zh-CN" w:bidi="ar"/>
+              </w:rPr>
+            </w:pPr>
+            <w:r>
+              <w:rPr>
+                <w:rFonts w:hint="eastAsia" w:ascii="Times New Roman" w:hAnsi="Times New Roman" w:eastAsia="微软雅黑" w:cs="Times New Roman"/>
+                <w:i w:val="0"/>
+                <w:iCs w:val="0"/>
+                <w:color w:val="000000"/>
+                <w:kern w:val="0"/>
+                <w:sz w:val="18"/>
+                <w:szCs w:val="18"/>
+                <w:u w:val="none"/>
+                <w:lang w:val="en-US" w:eastAsia="zh-CN" w:bidi="ar"/>
+              </w:rPr>
+              <w:t>{%endif%}{% endfor%}</w:t>
+            </w:r>
+          </w:p>
+        </w:tc>
+        <w:tc>
+          <w:tcPr>
+            <w:tcW w:w="903" w:type="dxa"/>
+            <w:tcBorders>
+              <w:tl2br w:val="nil"/>
+              <w:tr2bl w:val="nil"/>
+            </w:tcBorders>
+            <w:shd w:val="clear" w:color="auto" w:fill="auto"/>
+            <w:vAlign w:val="center"/>
+          </w:tcPr>
+          <w:p>
+            <w:pPr>
+              <w:keepNext w:val="0"/>
+              <w:keepLines w:val="0"/>
+              <w:widowControl/>
+              <w:suppressLineNumbers w:val="0"/>
+              <w:jc w:val="center"/>
+              <w:textAlignment w:val="center"/>
+              <w:rPr>
+                <w:rFonts w:hint="eastAsia" w:ascii="Times New Roman" w:hAnsi="Times New Roman" w:eastAsia="微软雅黑" w:cs="Times New Roman"/>
+                <w:i w:val="0"/>
+                <w:iCs w:val="0"/>
+                <w:color w:val="000000"/>
+                <w:kern w:val="0"/>
+                <w:sz w:val="18"/>
+                <w:szCs w:val="18"/>
+                <w:u w:val="none"/>
+                <w:lang w:val="en-US" w:eastAsia="zh-CN" w:bidi="ar"/>
+              </w:rPr>
+            </w:pPr>
+            <w:r>
+              <w:rPr>
+                <w:rFonts w:hint="eastAsia" w:ascii="Times New Roman" w:hAnsi="Times New Roman" w:eastAsia="微软雅黑" w:cs="Times New Roman"/>
+                <w:i w:val="0"/>
+                <w:iCs w:val="0"/>
+                <w:color w:val="000000"/>
+                <w:kern w:val="0"/>
+                <w:sz w:val="18"/>
+                <w:szCs w:val="18"/>
+                <w:u w:val="none"/>
+                <w:lang w:val="en-US" w:eastAsia="zh-CN" w:bidi="ar"/>
+              </w:rPr>
+              <w:t>{% for i in il.desc4 | nl() %}{%if loop.last%}{{ i }}{%else%}{{ i }}</w:t>
+            </w:r>
+          </w:p>
+          <w:p>
+            <w:pPr>
+              <w:keepNext w:val="0"/>
+              <w:keepLines w:val="0"/>
+              <w:widowControl/>
+              <w:suppressLineNumbers w:val="0"/>
+              <w:jc w:val="center"/>
+              <w:textAlignment w:val="center"/>
+              <w:rPr>
+                <w:rFonts w:hint="default" w:ascii="Times New Roman" w:hAnsi="Times New Roman" w:eastAsia="微软雅黑" w:cs="Times New Roman"/>
+                <w:i w:val="0"/>
+                <w:iCs w:val="0"/>
+                <w:color w:val="000000"/>
+                <w:kern w:val="0"/>
+                <w:sz w:val="18"/>
+                <w:szCs w:val="18"/>
+                <w:u w:val="none"/>
+                <w:lang w:val="en-US" w:eastAsia="zh-CN" w:bidi="ar"/>
+              </w:rPr>
+            </w:pPr>
+            <w:r>
+              <w:rPr>
+                <w:rFonts w:hint="eastAsia" w:ascii="Times New Roman" w:hAnsi="Times New Roman" w:eastAsia="微软雅黑" w:cs="Times New Roman"/>
+                <w:i w:val="0"/>
+                <w:iCs w:val="0"/>
+                <w:color w:val="000000"/>
+                <w:kern w:val="0"/>
+                <w:sz w:val="18"/>
+                <w:szCs w:val="18"/>
+                <w:u w:val="none"/>
+                <w:lang w:val="en-US" w:eastAsia="zh-CN" w:bidi="ar"/>
+              </w:rPr>
+              <w:t>{%endif%}{% endfor%}</w:t>
+            </w:r>
+          </w:p>
+        </w:tc>
+        <w:tc>
+          <w:tcPr>
+            <w:tcW w:w="1658" w:type="dxa"/>
+            <w:tcBorders>
+              <w:tl2br w:val="nil"/>
+              <w:tr2bl w:val="nil"/>
+            </w:tcBorders>
+            <w:shd w:val="clear" w:color="auto" w:fill="auto"/>
+            <w:vAlign w:val="center"/>
+          </w:tcPr>
+          <w:p>
+            <w:pPr>
+              <w:keepNext w:val="0"/>
+              <w:keepLines w:val="0"/>
+              <w:widowControl/>
+              <w:suppressLineNumbers w:val="0"/>
+              <w:jc w:val="center"/>
+              <w:textAlignment w:val="center"/>
+              <w:rPr>
+                <w:rFonts w:hint="eastAsia" w:ascii="Times New Roman" w:hAnsi="Times New Roman" w:eastAsia="微软雅黑" w:cs="Times New Roman"/>
+                <w:i w:val="0"/>
+                <w:iCs w:val="0"/>
+                <w:color w:val="000000"/>
+                <w:kern w:val="0"/>
+                <w:sz w:val="18"/>
+                <w:szCs w:val="18"/>
+                <w:u w:val="none"/>
+                <w:lang w:val="en-US" w:eastAsia="zh-CN" w:bidi="ar"/>
+              </w:rPr>
+            </w:pPr>
+            <w:r>
+              <w:rPr>
+                <w:rFonts w:hint="eastAsia" w:ascii="Times New Roman" w:hAnsi="Times New Roman" w:eastAsia="微软雅黑" w:cs="Times New Roman"/>
+                <w:i w:val="0"/>
+                <w:iCs w:val="0"/>
+                <w:color w:val="000000"/>
+                <w:kern w:val="0"/>
+                <w:sz w:val="18"/>
+                <w:szCs w:val="18"/>
+                <w:u w:val="none"/>
+                <w:lang w:val="en-US" w:eastAsia="zh-CN" w:bidi="ar"/>
+              </w:rPr>
+              <w:t>{% for i in il.desc7 | nl() %}{%if loop.last%}{{ i }}{%else%}{{ i }}</w:t>
+            </w:r>
+          </w:p>
+          <w:p>
+            <w:pPr>
+              <w:keepNext w:val="0"/>
+              <w:keepLines w:val="0"/>
+              <w:widowControl/>
+              <w:suppressLineNumbers w:val="0"/>
+              <w:jc w:val="center"/>
+              <w:textAlignment w:val="center"/>
+              <w:rPr>
+                <w:rFonts w:hint="default" w:ascii="Times New Roman" w:hAnsi="Times New Roman" w:eastAsia="微软雅黑" w:cs="Times New Roman"/>
+                <w:i w:val="0"/>
+                <w:iCs w:val="0"/>
+                <w:color w:val="000000"/>
+                <w:kern w:val="0"/>
+                <w:sz w:val="18"/>
+                <w:szCs w:val="18"/>
+                <w:u w:val="none"/>
+                <w:lang w:val="en-US" w:eastAsia="zh-CN" w:bidi="ar"/>
+              </w:rPr>
+            </w:pPr>
+            <w:r>
+              <w:rPr>
+                <w:rFonts w:hint="eastAsia" w:ascii="Times New Roman" w:hAnsi="Times New Roman" w:eastAsia="微软雅黑" w:cs="Times New Roman"/>
+                <w:i w:val="0"/>
+                <w:iCs w:val="0"/>
+                <w:color w:val="000000"/>
+                <w:kern w:val="0"/>
+                <w:sz w:val="18"/>
+                <w:szCs w:val="18"/>
+                <w:u w:val="none"/>
+                <w:lang w:val="en-US" w:eastAsia="zh-CN" w:bidi="ar"/>
+              </w:rPr>
+              <w:t>{%endif%}{% endfor%}</w:t>
+            </w:r>
+          </w:p>
+        </w:tc>
+        <w:tc>
+          <w:tcPr>
+            <w:tcW w:w="1658" w:type="dxa"/>
+            <w:tcBorders>
+              <w:tl2br w:val="nil"/>
+              <w:tr2bl w:val="nil"/>
+            </w:tcBorders>
+            <w:shd w:val="clear" w:color="auto" w:fill="auto"/>
+            <w:vAlign w:val="center"/>
+          </w:tcPr>
+          <w:p>
+            <w:pPr>
+              <w:keepNext w:val="0"/>
+              <w:keepLines w:val="0"/>
+              <w:widowControl/>
+              <w:suppressLineNumbers w:val="0"/>
+              <w:jc w:val="center"/>
+              <w:textAlignment w:val="center"/>
+              <w:rPr>
+                <w:rFonts w:hint="eastAsia" w:ascii="Times New Roman" w:hAnsi="Times New Roman" w:eastAsia="微软雅黑" w:cs="Times New Roman"/>
+                <w:i w:val="0"/>
+                <w:iCs w:val="0"/>
+                <w:color w:val="000000"/>
+                <w:kern w:val="0"/>
+                <w:sz w:val="18"/>
+                <w:szCs w:val="18"/>
+                <w:u w:val="none"/>
+                <w:lang w:val="en-US" w:eastAsia="zh-CN" w:bidi="ar"/>
+              </w:rPr>
+            </w:pPr>
+            <w:r>
+              <w:rPr>
+                <w:rFonts w:hint="eastAsia" w:ascii="Times New Roman" w:hAnsi="Times New Roman" w:eastAsia="微软雅黑" w:cs="Times New Roman"/>
+                <w:i w:val="0"/>
+                <w:iCs w:val="0"/>
+                <w:color w:val="000000"/>
+                <w:kern w:val="0"/>
+                <w:sz w:val="18"/>
+                <w:szCs w:val="18"/>
+                <w:u w:val="none"/>
+                <w:lang w:val="en-US" w:eastAsia="zh-CN" w:bidi="ar"/>
+              </w:rPr>
+              <w:t>{% for i in il.desc8 | nl() %}{%if loop.last%}{{ i }}{%else%}{{ i }}</w:t>
+            </w:r>
+          </w:p>
+          <w:p>
+            <w:pPr>
+              <w:keepNext w:val="0"/>
+              <w:keepLines w:val="0"/>
+              <w:widowControl/>
+              <w:suppressLineNumbers w:val="0"/>
+              <w:jc w:val="center"/>
+              <w:textAlignment w:val="center"/>
+              <w:rPr>
+                <w:rFonts w:hint="default" w:ascii="Times New Roman" w:hAnsi="Times New Roman" w:eastAsia="微软雅黑" w:cs="Times New Roman"/>
+                <w:i w:val="0"/>
+                <w:iCs w:val="0"/>
+                <w:color w:val="000000"/>
+                <w:kern w:val="0"/>
+                <w:sz w:val="18"/>
+                <w:szCs w:val="18"/>
+                <w:u w:val="none"/>
+                <w:lang w:val="en-US" w:eastAsia="zh-CN" w:bidi="ar"/>
+              </w:rPr>
+            </w:pPr>
+            <w:r>
+              <w:rPr>
+                <w:rFonts w:hint="eastAsia" w:ascii="Times New Roman" w:hAnsi="Times New Roman" w:eastAsia="微软雅黑" w:cs="Times New Roman"/>
+                <w:i w:val="0"/>
+                <w:iCs w:val="0"/>
+                <w:color w:val="000000"/>
+                <w:kern w:val="0"/>
+                <w:sz w:val="18"/>
+                <w:szCs w:val="18"/>
+                <w:u w:val="none"/>
+                <w:lang w:val="en-US" w:eastAsia="zh-CN" w:bidi="ar"/>
+              </w:rPr>
+              <w:t>{%endif%}{% endfor%}</w:t>
+            </w:r>
+          </w:p>
+        </w:tc>
+        <w:tc>
+          <w:tcPr>
+            <w:tcW w:w="1658" w:type="dxa"/>
+            <w:tcBorders>
+              <w:tl2br w:val="nil"/>
+              <w:tr2bl w:val="nil"/>
+            </w:tcBorders>
+            <w:shd w:val="clear" w:color="auto" w:fill="auto"/>
+            <w:vAlign w:val="center"/>
+          </w:tcPr>
+          <w:p>
+            <w:pPr>
+              <w:keepNext w:val="0"/>
+              <w:keepLines w:val="0"/>
+              <w:widowControl/>
+              <w:suppressLineNumbers w:val="0"/>
+              <w:jc w:val="center"/>
+              <w:textAlignment w:val="center"/>
+              <w:rPr>
+                <w:rFonts w:hint="eastAsia" w:ascii="Times New Roman" w:hAnsi="Times New Roman" w:eastAsia="微软雅黑" w:cs="Times New Roman"/>
+                <w:i w:val="0"/>
+                <w:iCs w:val="0"/>
+                <w:color w:val="000000"/>
+                <w:kern w:val="0"/>
+                <w:sz w:val="18"/>
+                <w:szCs w:val="18"/>
+                <w:u w:val="none"/>
+                <w:lang w:val="en-US" w:eastAsia="zh-CN" w:bidi="ar"/>
+              </w:rPr>
+            </w:pPr>
+            <w:r>
+              <w:rPr>
+                <w:rFonts w:hint="eastAsia" w:ascii="Times New Roman" w:hAnsi="Times New Roman" w:eastAsia="微软雅黑" w:cs="Times New Roman"/>
+                <w:i w:val="0"/>
+                <w:iCs w:val="0"/>
+                <w:color w:val="000000"/>
+                <w:kern w:val="0"/>
+                <w:sz w:val="18"/>
+                <w:szCs w:val="18"/>
+                <w:u w:val="none"/>
+                <w:lang w:val="en-US" w:eastAsia="zh-CN" w:bidi="ar"/>
+              </w:rPr>
+              <w:t>{% for i in il.desc24 | nl() %}{%if loop.last%}{{ i }}{%else%}{{ i }}</w:t>
+            </w:r>
+          </w:p>
+          <w:p>
+            <w:pPr>
+              <w:keepNext w:val="0"/>
+              <w:keepLines w:val="0"/>
+              <w:widowControl/>
+              <w:suppressLineNumbers w:val="0"/>
+              <w:jc w:val="center"/>
+              <w:textAlignment w:val="center"/>
+              <w:rPr>
+                <w:rFonts w:hint="default" w:ascii="Times New Roman" w:hAnsi="Times New Roman" w:eastAsia="微软雅黑" w:cs="Times New Roman"/>
+                <w:i w:val="0"/>
+                <w:iCs w:val="0"/>
+                <w:color w:val="000000"/>
+                <w:kern w:val="0"/>
+                <w:sz w:val="18"/>
+                <w:szCs w:val="18"/>
+                <w:u w:val="none"/>
+                <w:lang w:val="en-US" w:eastAsia="zh-CN" w:bidi="ar"/>
+              </w:rPr>
+            </w:pPr>
+            <w:r>
+              <w:rPr>
+                <w:rFonts w:hint="eastAsia" w:ascii="Times New Roman" w:hAnsi="Times New Roman" w:eastAsia="微软雅黑" w:cs="Times New Roman"/>
+                <w:i w:val="0"/>
+                <w:iCs w:val="0"/>
+                <w:color w:val="000000"/>
+                <w:kern w:val="0"/>
+                <w:sz w:val="18"/>
+                <w:szCs w:val="18"/>
+                <w:u w:val="none"/>
+                <w:lang w:val="en-US" w:eastAsia="zh-CN" w:bidi="ar"/>
+              </w:rPr>
+              <w:t>{%endif%}{% endfor%}</w:t>
             </w:r>
           </w:p>
         </w:tc>
@@ -19777,6 +20344,7 @@
             <w:insideH w:val="dotted" w:color="A5A5A5" w:sz="4" w:space="0"/>
             <w:insideV w:val="dotted" w:color="A5A5A5" w:sz="4" w:space="0"/>
           </w:tblBorders>
+          <w:shd w:val="clear" w:color="auto" w:fill="auto"/>
           <w:tblCellMar>
             <w:top w:w="0" w:type="dxa"/>
             <w:left w:w="108" w:type="dxa"/>
@@ -19789,7 +20357,8 @@
         </w:trPr>
         <w:tc>
           <w:tcPr>
-            <w:tcW w:w="906" w:type="dxa"/>
+            <w:tcW w:w="9899" w:type="dxa"/>
+            <w:gridSpan w:val="7"/>
             <w:tcBorders>
               <w:tl2br w:val="nil"/>
               <w:tr2bl w:val="nil"/>
@@ -19806,10 +20375,10 @@
               <w:jc w:val="center"/>
               <w:textAlignment w:val="center"/>
               <w:rPr>
-                <w:rFonts w:hint="eastAsia" w:ascii="Times New Roman" w:hAnsi="Times New Roman" w:eastAsia="微软雅黑" w:cs="Times New Roman"/>
+                <w:rFonts w:hint="default" w:ascii="Times New Roman" w:hAnsi="Times New Roman" w:eastAsia="宋体" w:cs="Times New Roman"/>
                 <w:i w:val="0"/>
                 <w:iCs w:val="0"/>
-                <w:color w:val="000000"/>
+                <w:color w:val="auto"/>
                 <w:kern w:val="0"/>
                 <w:sz w:val="18"/>
                 <w:szCs w:val="18"/>
@@ -19820,537 +20389,11 @@
             <w:r>
               <w:rPr>
                 <w:rFonts w:hint="eastAsia" w:ascii="Times New Roman" w:hAnsi="Times New Roman" w:eastAsia="微软雅黑" w:cs="Times New Roman"/>
-                <w:i w:val="0"/>
-                <w:iCs w:val="0"/>
-                <w:color w:val="000000"/>
-                <w:kern w:val="0"/>
-                <w:sz w:val="18"/>
-                <w:szCs w:val="18"/>
-                <w:u w:val="none"/>
-                <w:lang w:val="en-US" w:eastAsia="zh-CN" w:bidi="ar"/>
-              </w:rPr>
-              <w:t>{% for i in il.desc1 | nl() %}{%if loop.last%}{{ i }}{%else%}{{ i }}</w:t>
-            </w:r>
-          </w:p>
-          <w:p>
-            <w:pPr>
-              <w:keepNext w:val="0"/>
-              <w:keepLines w:val="0"/>
-              <w:widowControl/>
-              <w:suppressLineNumbers w:val="0"/>
-              <w:jc w:val="center"/>
-              <w:textAlignment w:val="center"/>
-              <w:rPr>
-                <w:rFonts w:hint="default" w:ascii="Times New Roman" w:hAnsi="Times New Roman" w:eastAsia="微软雅黑" w:cs="Times New Roman"/>
-                <w:i w:val="0"/>
-                <w:iCs w:val="0"/>
-                <w:color w:val="000000"/>
-                <w:kern w:val="0"/>
-                <w:sz w:val="18"/>
-                <w:szCs w:val="18"/>
-                <w:u w:val="none"/>
-                <w:lang w:val="en-US" w:eastAsia="zh-CN" w:bidi="ar"/>
-              </w:rPr>
-            </w:pPr>
-            <w:r>
-              <w:rPr>
-                <w:rFonts w:hint="eastAsia" w:ascii="Times New Roman" w:hAnsi="Times New Roman" w:eastAsia="微软雅黑" w:cs="Times New Roman"/>
-                <w:i w:val="0"/>
-                <w:iCs w:val="0"/>
-                <w:color w:val="000000"/>
-                <w:kern w:val="0"/>
-                <w:sz w:val="18"/>
-                <w:szCs w:val="18"/>
-                <w:u w:val="none"/>
-                <w:lang w:val="en-US" w:eastAsia="zh-CN" w:bidi="ar"/>
-              </w:rPr>
-              <w:t>{%endif%}{% endfor%}</w:t>
-            </w:r>
-          </w:p>
-        </w:tc>
-        <w:tc>
-          <w:tcPr>
-            <w:tcW w:w="1486" w:type="dxa"/>
-            <w:tcBorders>
-              <w:tl2br w:val="nil"/>
-              <w:tr2bl w:val="nil"/>
-            </w:tcBorders>
-            <w:shd w:val="clear" w:color="auto" w:fill="auto"/>
-            <w:vAlign w:val="center"/>
-          </w:tcPr>
-          <w:p>
-            <w:pPr>
-              <w:keepNext w:val="0"/>
-              <w:keepLines w:val="0"/>
-              <w:widowControl/>
-              <w:suppressLineNumbers w:val="0"/>
-              <w:jc w:val="center"/>
-              <w:textAlignment w:val="center"/>
-              <w:rPr>
-                <w:rFonts w:hint="eastAsia" w:ascii="Times New Roman" w:hAnsi="Times New Roman" w:eastAsia="微软雅黑" w:cs="Times New Roman"/>
-                <w:i w:val="0"/>
-                <w:iCs w:val="0"/>
-                <w:color w:val="000000"/>
-                <w:kern w:val="0"/>
-                <w:sz w:val="18"/>
-                <w:szCs w:val="18"/>
-                <w:u w:val="none"/>
-                <w:lang w:val="en-US" w:eastAsia="zh-CN" w:bidi="ar"/>
-              </w:rPr>
-            </w:pPr>
-            <w:r>
-              <w:rPr>
-                <w:rFonts w:hint="eastAsia" w:ascii="Times New Roman" w:hAnsi="Times New Roman" w:eastAsia="微软雅黑" w:cs="Times New Roman"/>
-                <w:i w:val="0"/>
-                <w:iCs w:val="0"/>
-                <w:color w:val="000000"/>
-                <w:kern w:val="0"/>
-                <w:sz w:val="18"/>
-                <w:szCs w:val="18"/>
-                <w:u w:val="none"/>
-                <w:lang w:val="en-US" w:eastAsia="zh-CN" w:bidi="ar"/>
-              </w:rPr>
-              <w:t>{% for i in il.desc2 | nl() %}{%if loop.last%}{{ i }}{%else%}{{ i }}</w:t>
-            </w:r>
-          </w:p>
-          <w:p>
-            <w:pPr>
-              <w:keepNext w:val="0"/>
-              <w:keepLines w:val="0"/>
-              <w:widowControl/>
-              <w:suppressLineNumbers w:val="0"/>
-              <w:jc w:val="center"/>
-              <w:textAlignment w:val="center"/>
-              <w:rPr>
-                <w:rFonts w:hint="default" w:ascii="Times New Roman" w:hAnsi="Times New Roman" w:eastAsia="微软雅黑" w:cs="Times New Roman"/>
-                <w:i w:val="0"/>
-                <w:iCs w:val="0"/>
-                <w:color w:val="000000"/>
-                <w:kern w:val="0"/>
-                <w:sz w:val="18"/>
-                <w:szCs w:val="18"/>
-                <w:u w:val="none"/>
-                <w:lang w:val="en-US" w:eastAsia="zh-CN" w:bidi="ar"/>
-              </w:rPr>
-            </w:pPr>
-            <w:r>
-              <w:rPr>
-                <w:rFonts w:hint="eastAsia" w:ascii="Times New Roman" w:hAnsi="Times New Roman" w:eastAsia="微软雅黑" w:cs="Times New Roman"/>
-                <w:i w:val="0"/>
-                <w:iCs w:val="0"/>
-                <w:color w:val="000000"/>
-                <w:kern w:val="0"/>
-                <w:sz w:val="18"/>
-                <w:szCs w:val="18"/>
-                <w:u w:val="none"/>
-                <w:lang w:val="en-US" w:eastAsia="zh-CN" w:bidi="ar"/>
-              </w:rPr>
-              <w:t>{%endif%}{% endfor%}</w:t>
-            </w:r>
-          </w:p>
-        </w:tc>
-        <w:tc>
-          <w:tcPr>
-            <w:tcW w:w="1630" w:type="dxa"/>
-            <w:tcBorders>
-              <w:tl2br w:val="nil"/>
-              <w:tr2bl w:val="nil"/>
-            </w:tcBorders>
-            <w:shd w:val="clear" w:color="auto" w:fill="auto"/>
-            <w:vAlign w:val="center"/>
-          </w:tcPr>
-          <w:p>
-            <w:pPr>
-              <w:keepNext w:val="0"/>
-              <w:keepLines w:val="0"/>
-              <w:widowControl/>
-              <w:suppressLineNumbers w:val="0"/>
-              <w:jc w:val="center"/>
-              <w:textAlignment w:val="center"/>
-              <w:rPr>
-                <w:rFonts w:hint="eastAsia" w:ascii="Times New Roman" w:hAnsi="Times New Roman" w:eastAsia="微软雅黑" w:cs="Times New Roman"/>
-                <w:i w:val="0"/>
-                <w:iCs w:val="0"/>
-                <w:color w:val="000000"/>
-                <w:kern w:val="0"/>
-                <w:sz w:val="18"/>
-                <w:szCs w:val="18"/>
-                <w:u w:val="none"/>
-                <w:lang w:val="en-US" w:eastAsia="zh-CN" w:bidi="ar"/>
-              </w:rPr>
-            </w:pPr>
-            <w:r>
-              <w:rPr>
-                <w:rFonts w:hint="eastAsia" w:ascii="Times New Roman" w:hAnsi="Times New Roman" w:eastAsia="微软雅黑" w:cs="Times New Roman"/>
-                <w:i w:val="0"/>
-                <w:iCs w:val="0"/>
-                <w:color w:val="000000"/>
-                <w:kern w:val="0"/>
-                <w:sz w:val="18"/>
-                <w:szCs w:val="18"/>
-                <w:u w:val="none"/>
-                <w:lang w:val="en-US" w:eastAsia="zh-CN" w:bidi="ar"/>
-              </w:rPr>
-              <w:t>{% for i in il.desc3 | nl() %}{%if loop.last%}{{ i }}{%else%}{{ i }}</w:t>
-            </w:r>
-          </w:p>
-          <w:p>
-            <w:pPr>
-              <w:keepNext w:val="0"/>
-              <w:keepLines w:val="0"/>
-              <w:widowControl/>
-              <w:suppressLineNumbers w:val="0"/>
-              <w:jc w:val="center"/>
-              <w:textAlignment w:val="center"/>
-              <w:rPr>
-                <w:rFonts w:hint="eastAsia" w:ascii="Times New Roman" w:hAnsi="Times New Roman" w:eastAsia="微软雅黑" w:cs="Times New Roman"/>
-                <w:i w:val="0"/>
-                <w:iCs w:val="0"/>
-                <w:color w:val="000000"/>
-                <w:kern w:val="0"/>
-                <w:sz w:val="18"/>
-                <w:szCs w:val="18"/>
-                <w:u w:val="none"/>
-                <w:lang w:val="en-US" w:eastAsia="zh-CN" w:bidi="ar"/>
-              </w:rPr>
-            </w:pPr>
-            <w:r>
-              <w:rPr>
-                <w:rFonts w:hint="eastAsia" w:ascii="Times New Roman" w:hAnsi="Times New Roman" w:eastAsia="微软雅黑" w:cs="Times New Roman"/>
-                <w:i w:val="0"/>
-                <w:iCs w:val="0"/>
-                <w:color w:val="000000"/>
-                <w:kern w:val="0"/>
-                <w:sz w:val="18"/>
-                <w:szCs w:val="18"/>
-                <w:u w:val="none"/>
-                <w:lang w:val="en-US" w:eastAsia="zh-CN" w:bidi="ar"/>
-              </w:rPr>
-              <w:t>{%endif%}{% endfor%}</w:t>
-            </w:r>
-          </w:p>
-        </w:tc>
-        <w:tc>
-          <w:tcPr>
-            <w:tcW w:w="903" w:type="dxa"/>
-            <w:tcBorders>
-              <w:tl2br w:val="nil"/>
-              <w:tr2bl w:val="nil"/>
-            </w:tcBorders>
-            <w:shd w:val="clear" w:color="auto" w:fill="auto"/>
-            <w:vAlign w:val="center"/>
-          </w:tcPr>
-          <w:p>
-            <w:pPr>
-              <w:keepNext w:val="0"/>
-              <w:keepLines w:val="0"/>
-              <w:widowControl/>
-              <w:suppressLineNumbers w:val="0"/>
-              <w:jc w:val="center"/>
-              <w:textAlignment w:val="center"/>
-              <w:rPr>
-                <w:rFonts w:hint="eastAsia" w:ascii="Times New Roman" w:hAnsi="Times New Roman" w:eastAsia="微软雅黑" w:cs="Times New Roman"/>
-                <w:i w:val="0"/>
-                <w:iCs w:val="0"/>
-                <w:color w:val="000000"/>
-                <w:kern w:val="0"/>
-                <w:sz w:val="18"/>
-                <w:szCs w:val="18"/>
-                <w:u w:val="none"/>
-                <w:lang w:val="en-US" w:eastAsia="zh-CN" w:bidi="ar"/>
-              </w:rPr>
-            </w:pPr>
-            <w:r>
-              <w:rPr>
-                <w:rFonts w:hint="eastAsia" w:ascii="Times New Roman" w:hAnsi="Times New Roman" w:eastAsia="微软雅黑" w:cs="Times New Roman"/>
-                <w:i w:val="0"/>
-                <w:iCs w:val="0"/>
-                <w:color w:val="000000"/>
-                <w:kern w:val="0"/>
-                <w:sz w:val="18"/>
-                <w:szCs w:val="18"/>
-                <w:u w:val="none"/>
-                <w:lang w:val="en-US" w:eastAsia="zh-CN" w:bidi="ar"/>
-              </w:rPr>
-              <w:t>{% for i in il.desc4 | nl() %}{%if loop.last%}{{ i }}{%else%}{{ i }}</w:t>
-            </w:r>
-          </w:p>
-          <w:p>
-            <w:pPr>
-              <w:keepNext w:val="0"/>
-              <w:keepLines w:val="0"/>
-              <w:widowControl/>
-              <w:suppressLineNumbers w:val="0"/>
-              <w:jc w:val="center"/>
-              <w:textAlignment w:val="center"/>
-              <w:rPr>
-                <w:rFonts w:hint="default" w:ascii="Times New Roman" w:hAnsi="Times New Roman" w:eastAsia="微软雅黑" w:cs="Times New Roman"/>
-                <w:i w:val="0"/>
-                <w:iCs w:val="0"/>
-                <w:color w:val="000000"/>
-                <w:kern w:val="0"/>
-                <w:sz w:val="18"/>
-                <w:szCs w:val="18"/>
-                <w:u w:val="none"/>
-                <w:lang w:val="en-US" w:eastAsia="zh-CN" w:bidi="ar"/>
-              </w:rPr>
-            </w:pPr>
-            <w:r>
-              <w:rPr>
-                <w:rFonts w:hint="eastAsia" w:ascii="Times New Roman" w:hAnsi="Times New Roman" w:eastAsia="微软雅黑" w:cs="Times New Roman"/>
-                <w:i w:val="0"/>
-                <w:iCs w:val="0"/>
-                <w:color w:val="000000"/>
-                <w:kern w:val="0"/>
-                <w:sz w:val="18"/>
-                <w:szCs w:val="18"/>
-                <w:u w:val="none"/>
-                <w:lang w:val="en-US" w:eastAsia="zh-CN" w:bidi="ar"/>
-              </w:rPr>
-              <w:t>{%endif%}{% endfor%}</w:t>
-            </w:r>
-          </w:p>
-        </w:tc>
-        <w:tc>
-          <w:tcPr>
-            <w:tcW w:w="1658" w:type="dxa"/>
-            <w:tcBorders>
-              <w:tl2br w:val="nil"/>
-              <w:tr2bl w:val="nil"/>
-            </w:tcBorders>
-            <w:shd w:val="clear" w:color="auto" w:fill="auto"/>
-            <w:vAlign w:val="center"/>
-          </w:tcPr>
-          <w:p>
-            <w:pPr>
-              <w:keepNext w:val="0"/>
-              <w:keepLines w:val="0"/>
-              <w:widowControl/>
-              <w:suppressLineNumbers w:val="0"/>
-              <w:jc w:val="center"/>
-              <w:textAlignment w:val="center"/>
-              <w:rPr>
-                <w:rFonts w:hint="eastAsia" w:ascii="Times New Roman" w:hAnsi="Times New Roman" w:eastAsia="微软雅黑" w:cs="Times New Roman"/>
-                <w:i w:val="0"/>
-                <w:iCs w:val="0"/>
-                <w:color w:val="000000"/>
-                <w:kern w:val="0"/>
-                <w:sz w:val="18"/>
-                <w:szCs w:val="18"/>
-                <w:u w:val="none"/>
-                <w:lang w:val="en-US" w:eastAsia="zh-CN" w:bidi="ar"/>
-              </w:rPr>
-            </w:pPr>
-            <w:r>
-              <w:rPr>
-                <w:rFonts w:hint="eastAsia" w:ascii="Times New Roman" w:hAnsi="Times New Roman" w:eastAsia="微软雅黑" w:cs="Times New Roman"/>
-                <w:i w:val="0"/>
-                <w:iCs w:val="0"/>
-                <w:color w:val="000000"/>
-                <w:kern w:val="0"/>
-                <w:sz w:val="18"/>
-                <w:szCs w:val="18"/>
-                <w:u w:val="none"/>
-                <w:lang w:val="en-US" w:eastAsia="zh-CN" w:bidi="ar"/>
-              </w:rPr>
-              <w:t>{% for i in il.desc7 | nl() %}{%if loop.last%}{{ i }}{%else%}{{ i }}</w:t>
-            </w:r>
-          </w:p>
-          <w:p>
-            <w:pPr>
-              <w:keepNext w:val="0"/>
-              <w:keepLines w:val="0"/>
-              <w:widowControl/>
-              <w:suppressLineNumbers w:val="0"/>
-              <w:jc w:val="center"/>
-              <w:textAlignment w:val="center"/>
-              <w:rPr>
-                <w:rFonts w:hint="default" w:ascii="Times New Roman" w:hAnsi="Times New Roman" w:eastAsia="微软雅黑" w:cs="Times New Roman"/>
-                <w:i w:val="0"/>
-                <w:iCs w:val="0"/>
-                <w:color w:val="000000"/>
-                <w:kern w:val="0"/>
-                <w:sz w:val="18"/>
-                <w:szCs w:val="18"/>
-                <w:u w:val="none"/>
-                <w:lang w:val="en-US" w:eastAsia="zh-CN" w:bidi="ar"/>
-              </w:rPr>
-            </w:pPr>
-            <w:r>
-              <w:rPr>
-                <w:rFonts w:hint="eastAsia" w:ascii="Times New Roman" w:hAnsi="Times New Roman" w:eastAsia="微软雅黑" w:cs="Times New Roman"/>
-                <w:i w:val="0"/>
-                <w:iCs w:val="0"/>
-                <w:color w:val="000000"/>
-                <w:kern w:val="0"/>
-                <w:sz w:val="18"/>
-                <w:szCs w:val="18"/>
-                <w:u w:val="none"/>
-                <w:lang w:val="en-US" w:eastAsia="zh-CN" w:bidi="ar"/>
-              </w:rPr>
-              <w:t>{%endif%}{% endfor%}</w:t>
-            </w:r>
-          </w:p>
-        </w:tc>
-        <w:tc>
-          <w:tcPr>
-            <w:tcW w:w="1658" w:type="dxa"/>
-            <w:tcBorders>
-              <w:tl2br w:val="nil"/>
-              <w:tr2bl w:val="nil"/>
-            </w:tcBorders>
-            <w:shd w:val="clear" w:color="auto" w:fill="auto"/>
-            <w:vAlign w:val="center"/>
-          </w:tcPr>
-          <w:p>
-            <w:pPr>
-              <w:keepNext w:val="0"/>
-              <w:keepLines w:val="0"/>
-              <w:widowControl/>
-              <w:suppressLineNumbers w:val="0"/>
-              <w:jc w:val="center"/>
-              <w:textAlignment w:val="center"/>
-              <w:rPr>
-                <w:rFonts w:hint="eastAsia" w:ascii="Times New Roman" w:hAnsi="Times New Roman" w:eastAsia="微软雅黑" w:cs="Times New Roman"/>
-                <w:i w:val="0"/>
-                <w:iCs w:val="0"/>
-                <w:color w:val="000000"/>
-                <w:kern w:val="0"/>
-                <w:sz w:val="18"/>
-                <w:szCs w:val="18"/>
-                <w:u w:val="none"/>
-                <w:lang w:val="en-US" w:eastAsia="zh-CN" w:bidi="ar"/>
-              </w:rPr>
-            </w:pPr>
-            <w:r>
-              <w:rPr>
-                <w:rFonts w:hint="eastAsia" w:ascii="Times New Roman" w:hAnsi="Times New Roman" w:eastAsia="微软雅黑" w:cs="Times New Roman"/>
-                <w:i w:val="0"/>
-                <w:iCs w:val="0"/>
-                <w:color w:val="000000"/>
-                <w:kern w:val="0"/>
-                <w:sz w:val="18"/>
-                <w:szCs w:val="18"/>
-                <w:u w:val="none"/>
-                <w:lang w:val="en-US" w:eastAsia="zh-CN" w:bidi="ar"/>
-              </w:rPr>
-              <w:t>{% for i in il.desc8 | nl() %}{%if loop.last%}{{ i }}{%else%}{{ i }}</w:t>
-            </w:r>
-          </w:p>
-          <w:p>
-            <w:pPr>
-              <w:keepNext w:val="0"/>
-              <w:keepLines w:val="0"/>
-              <w:widowControl/>
-              <w:suppressLineNumbers w:val="0"/>
-              <w:jc w:val="center"/>
-              <w:textAlignment w:val="center"/>
-              <w:rPr>
-                <w:rFonts w:hint="default" w:ascii="Times New Roman" w:hAnsi="Times New Roman" w:eastAsia="微软雅黑" w:cs="Times New Roman"/>
-                <w:i w:val="0"/>
-                <w:iCs w:val="0"/>
-                <w:color w:val="000000"/>
-                <w:kern w:val="0"/>
-                <w:sz w:val="18"/>
-                <w:szCs w:val="18"/>
-                <w:u w:val="none"/>
-                <w:lang w:val="en-US" w:eastAsia="zh-CN" w:bidi="ar"/>
-              </w:rPr>
-            </w:pPr>
-            <w:r>
-              <w:rPr>
-                <w:rFonts w:hint="eastAsia" w:ascii="Times New Roman" w:hAnsi="Times New Roman" w:eastAsia="微软雅黑" w:cs="Times New Roman"/>
-                <w:i w:val="0"/>
-                <w:iCs w:val="0"/>
-                <w:color w:val="000000"/>
-                <w:kern w:val="0"/>
-                <w:sz w:val="18"/>
-                <w:szCs w:val="18"/>
-                <w:u w:val="none"/>
-                <w:lang w:val="en-US" w:eastAsia="zh-CN" w:bidi="ar"/>
-              </w:rPr>
-              <w:t>{%endif%}{% endfor%}</w:t>
-            </w:r>
-          </w:p>
-        </w:tc>
-        <w:tc>
-          <w:tcPr>
-            <w:tcW w:w="1658" w:type="dxa"/>
-            <w:tcBorders>
-              <w:tl2br w:val="nil"/>
-              <w:tr2bl w:val="nil"/>
-            </w:tcBorders>
-            <w:shd w:val="clear" w:color="auto" w:fill="auto"/>
-            <w:vAlign w:val="center"/>
-          </w:tcPr>
-          <w:p>
-            <w:pPr>
-              <w:keepNext w:val="0"/>
-              <w:keepLines w:val="0"/>
-              <w:widowControl/>
-              <w:suppressLineNumbers w:val="0"/>
-              <w:jc w:val="center"/>
-              <w:textAlignment w:val="center"/>
-              <w:rPr>
-                <w:rFonts w:hint="eastAsia" w:ascii="Times New Roman" w:hAnsi="Times New Roman" w:eastAsia="微软雅黑" w:cs="Times New Roman"/>
-                <w:i w:val="0"/>
-                <w:iCs w:val="0"/>
-                <w:color w:val="000000"/>
-                <w:kern w:val="0"/>
-                <w:sz w:val="18"/>
-                <w:szCs w:val="18"/>
-                <w:u w:val="none"/>
-                <w:lang w:val="en-US" w:eastAsia="zh-CN" w:bidi="ar"/>
-              </w:rPr>
-            </w:pPr>
-            <w:r>
-              <w:rPr>
-                <w:rFonts w:hint="eastAsia" w:ascii="Times New Roman" w:hAnsi="Times New Roman" w:eastAsia="微软雅黑" w:cs="Times New Roman"/>
-                <w:i w:val="0"/>
-                <w:iCs w:val="0"/>
-                <w:color w:val="000000"/>
-                <w:kern w:val="0"/>
-                <w:sz w:val="18"/>
-                <w:szCs w:val="18"/>
-                <w:u w:val="none"/>
-                <w:lang w:val="en-US" w:eastAsia="zh-CN" w:bidi="ar"/>
-              </w:rPr>
-              <w:t>{% for i in il.desc24 | nl() %}{%if loop.last%}{{ i }}{%else%}{{ i }}</w:t>
-            </w:r>
-          </w:p>
-          <w:p>
-            <w:pPr>
-              <w:keepNext w:val="0"/>
-              <w:keepLines w:val="0"/>
-              <w:widowControl/>
-              <w:suppressLineNumbers w:val="0"/>
-              <w:jc w:val="center"/>
-              <w:textAlignment w:val="center"/>
-              <w:rPr>
-                <w:rFonts w:hint="default" w:ascii="Times New Roman" w:hAnsi="Times New Roman" w:eastAsia="微软雅黑" w:cs="Times New Roman"/>
-                <w:i w:val="0"/>
-                <w:iCs w:val="0"/>
-                <w:color w:val="000000"/>
-                <w:kern w:val="0"/>
-                <w:sz w:val="18"/>
-                <w:szCs w:val="18"/>
-                <w:u w:val="none"/>
-                <w:lang w:val="en-US" w:eastAsia="zh-CN" w:bidi="ar"/>
-              </w:rPr>
-            </w:pPr>
-            <w:r>
-              <w:rPr>
-                <w:rFonts w:hint="eastAsia" w:ascii="Times New Roman" w:hAnsi="Times New Roman" w:eastAsia="微软雅黑" w:cs="Times New Roman"/>
-                <w:i w:val="0"/>
-                <w:iCs w:val="0"/>
-                <w:color w:val="000000"/>
-                <w:kern w:val="0"/>
-                <w:sz w:val="18"/>
-                <w:szCs w:val="18"/>
-                <w:u w:val="none"/>
-                <w:lang w:val="en-US" w:eastAsia="zh-CN" w:bidi="ar"/>
-              </w:rPr>
-              <w:t>{%endif%}{% endfor%}</w:t>
+                <w:sz w:val="18"/>
+                <w:szCs w:val="18"/>
+                <w:lang w:eastAsia="zh-CN"/>
+              </w:rPr>
+              <w:t>{%tr endif %}</w:t>
             </w:r>
           </w:p>
         </w:tc>
@@ -20365,69 +20408,7 @@
             <w:insideH w:val="dotted" w:color="A5A5A5" w:sz="4" w:space="0"/>
             <w:insideV w:val="dotted" w:color="A5A5A5" w:sz="4" w:space="0"/>
           </w:tblBorders>
-          <w:tblCellMar>
-            <w:top w:w="0" w:type="dxa"/>
-            <w:left w:w="108" w:type="dxa"/>
-            <w:bottom w:w="0" w:type="dxa"/>
-            <w:right w:w="108" w:type="dxa"/>
-          </w:tblCellMar>
-        </w:tblPrEx>
-        <w:trPr>
-          <w:trHeight w:val="510" w:hRule="atLeast"/>
-        </w:trPr>
-        <w:tc>
-          <w:tcPr>
-            <w:tcW w:w="9899" w:type="dxa"/>
-            <w:gridSpan w:val="7"/>
-            <w:tcBorders>
-              <w:tl2br w:val="nil"/>
-              <w:tr2bl w:val="nil"/>
-            </w:tcBorders>
-            <w:shd w:val="clear" w:color="auto" w:fill="auto"/>
-            <w:vAlign w:val="center"/>
-          </w:tcPr>
-          <w:p>
-            <w:pPr>
-              <w:keepNext w:val="0"/>
-              <w:keepLines w:val="0"/>
-              <w:widowControl/>
-              <w:suppressLineNumbers w:val="0"/>
-              <w:jc w:val="center"/>
-              <w:textAlignment w:val="center"/>
-              <w:rPr>
-                <w:rFonts w:hint="default" w:ascii="Times New Roman" w:hAnsi="Times New Roman" w:eastAsia="宋体" w:cs="Times New Roman"/>
-                <w:i w:val="0"/>
-                <w:iCs w:val="0"/>
-                <w:color w:val="auto"/>
-                <w:kern w:val="0"/>
-                <w:sz w:val="18"/>
-                <w:szCs w:val="18"/>
-                <w:u w:val="none"/>
-                <w:lang w:val="en-US" w:eastAsia="zh-CN" w:bidi="ar"/>
-              </w:rPr>
-            </w:pPr>
-            <w:r>
-              <w:rPr>
-                <w:rFonts w:hint="eastAsia" w:ascii="Times New Roman" w:hAnsi="Times New Roman" w:eastAsia="微软雅黑" w:cs="Times New Roman"/>
-                <w:sz w:val="18"/>
-                <w:szCs w:val="18"/>
-                <w:lang w:eastAsia="zh-CN"/>
-              </w:rPr>
-              <w:t>{%tr endif %}</w:t>
-            </w:r>
-          </w:p>
-        </w:tc>
-      </w:tr>
-      <w:tr>
-        <w:tblPrEx>
-          <w:tblBorders>
-            <w:top w:val="dotted" w:color="A5A5A5" w:sz="4" w:space="0"/>
-            <w:left w:val="dotted" w:color="A5A5A5" w:sz="4" w:space="0"/>
-            <w:bottom w:val="dotted" w:color="A5A5A5" w:sz="4" w:space="0"/>
-            <w:right w:val="dotted" w:color="A5A5A5" w:sz="4" w:space="0"/>
-            <w:insideH w:val="dotted" w:color="A5A5A5" w:sz="4" w:space="0"/>
-            <w:insideV w:val="dotted" w:color="A5A5A5" w:sz="4" w:space="0"/>
-          </w:tblBorders>
+          <w:shd w:val="clear" w:color="auto" w:fill="auto"/>
           <w:tblCellMar>
             <w:top w:w="0" w:type="dxa"/>
             <w:left w:w="108" w:type="dxa"/>
@@ -20613,8 +20594,8 @@
       </w:pPr>
       <w:bookmarkStart w:id="83" w:name="_Toc32302"/>
       <w:bookmarkStart w:id="84" w:name="_Toc23147"/>
-      <w:bookmarkStart w:id="85" w:name="_Toc8516"/>
-      <w:bookmarkStart w:id="86" w:name="_Toc149826013"/>
+      <w:bookmarkStart w:id="85" w:name="_Toc149826013"/>
+      <w:bookmarkStart w:id="86" w:name="_Toc8516"/>
       <w:bookmarkStart w:id="87" w:name="_Toc8434"/>
       <w:bookmarkStart w:id="88" w:name="_Toc149832737"/>
       <w:r>
@@ -29583,20 +29564,20 @@
         </w:numPr>
         <w:jc w:val="left"/>
       </w:pPr>
-      <w:bookmarkStart w:id="89" w:name="_Toc21764_WPSOffice_Level1"/>
-      <w:bookmarkStart w:id="90" w:name="_Toc13196_WPSOffice_Level1"/>
+      <w:bookmarkStart w:id="89" w:name="_Toc28240"/>
+      <w:bookmarkStart w:id="90" w:name="_Toc25215"/>
       <w:bookmarkStart w:id="91" w:name="_Toc1707_WPSOffice_Level1"/>
-      <w:bookmarkStart w:id="92" w:name="_Toc107825561"/>
-      <w:bookmarkStart w:id="93" w:name="_Toc27302"/>
-      <w:bookmarkStart w:id="94" w:name="_Toc25215"/>
-      <w:bookmarkStart w:id="95" w:name="_Toc13698"/>
-      <w:bookmarkStart w:id="96" w:name="_Toc28240"/>
+      <w:bookmarkStart w:id="92" w:name="_Toc13698"/>
+      <w:bookmarkStart w:id="93" w:name="_Toc21764_WPSOffice_Level1"/>
+      <w:bookmarkStart w:id="94" w:name="_Toc13196_WPSOffice_Level1"/>
+      <w:bookmarkStart w:id="95" w:name="_Toc107825561"/>
+      <w:bookmarkStart w:id="96" w:name="_Toc27302"/>
       <w:bookmarkStart w:id="97" w:name="_Toc11294"/>
       <w:bookmarkStart w:id="98" w:name="_Toc16835"/>
-      <w:bookmarkStart w:id="99" w:name="_Toc28810_WPSOffice_Level1"/>
-      <w:bookmarkStart w:id="100" w:name="_Toc11896_WPSOffice_Level1"/>
-      <w:bookmarkStart w:id="101" w:name="_Toc20303"/>
-      <w:bookmarkStart w:id="102" w:name="_Toc11193_WPSOffice_Level1"/>
+      <w:bookmarkStart w:id="99" w:name="_Toc11896_WPSOffice_Level1"/>
+      <w:bookmarkStart w:id="100" w:name="_Toc20303"/>
+      <w:bookmarkStart w:id="101" w:name="_Toc11193_WPSOffice_Level1"/>
+      <w:bookmarkStart w:id="102" w:name="_Toc28810_WPSOffice_Level1"/>
       <w:bookmarkStart w:id="103" w:name="_Toc11812"/>
       <w:bookmarkStart w:id="104" w:name="_Toc1779"/>
       <w:r>
@@ -29629,15 +29610,15 @@
           <w:lang w:eastAsia="zh-CN"/>
         </w:rPr>
       </w:pPr>
-      <w:bookmarkStart w:id="105" w:name="_Toc27230"/>
+      <w:bookmarkStart w:id="105" w:name="_Toc3674"/>
       <w:bookmarkStart w:id="106" w:name="_Toc28605"/>
-      <w:bookmarkStart w:id="107" w:name="_Toc32150"/>
-      <w:bookmarkStart w:id="108" w:name="_Toc9066"/>
-      <w:bookmarkStart w:id="109" w:name="_Toc3674"/>
-      <w:bookmarkStart w:id="110" w:name="_Toc14255_WPSOffice_Level1"/>
-      <w:bookmarkStart w:id="111" w:name="_Toc15840_WPSOffice_Level1"/>
-      <w:bookmarkStart w:id="112" w:name="_Toc23414"/>
-      <w:bookmarkStart w:id="113" w:name="_Toc24085_WPSOffice_Level1"/>
+      <w:bookmarkStart w:id="107" w:name="_Toc23414"/>
+      <w:bookmarkStart w:id="108" w:name="_Toc32150"/>
+      <w:bookmarkStart w:id="109" w:name="_Toc27230"/>
+      <w:bookmarkStart w:id="110" w:name="_Toc9066"/>
+      <w:bookmarkStart w:id="111" w:name="_Toc14255_WPSOffice_Level1"/>
+      <w:bookmarkStart w:id="112" w:name="_Toc24085_WPSOffice_Level1"/>
+      <w:bookmarkStart w:id="113" w:name="_Toc15840_WPSOffice_Level1"/>
       <w:r>
         <w:rPr>
           <w:rFonts w:hint="eastAsia"/>
@@ -31903,7 +31884,19 @@
           <w:szCs w:val="18"/>
           <w:lang w:eastAsia="zh-CN"/>
         </w:rPr>
-        <w:t>总体质量评估：总体质量评估：根据DNA平均测序深度进行评估，分为“合格”、“警戒“、”不合格”三个等级。总体质量评估为“警戒“或者“不合格”时，均会影响检测的准确性和敏感性。</w:t>
+        <w:t>总体质量评估：</w:t>
+      </w:r>
+      <w:bookmarkStart w:id="151" w:name="_GoBack"/>
+      <w:bookmarkEnd w:id="151"/>
+      <w:r>
+        <w:rPr>
+          <w:rFonts w:hint="eastAsia" w:ascii="Times New Roman" w:hAnsi="Times New Roman" w:eastAsia="微软雅黑" w:cs="Times New Roman"/>
+          <w:bCs/>
+          <w:sz w:val="18"/>
+          <w:szCs w:val="18"/>
+          <w:lang w:eastAsia="zh-CN"/>
+        </w:rPr>
+        <w:t>根据DNA平均测序深度进行评估，分为“合格”、“警戒“、”不合格”三个等级。总体质量评估为“警戒“或者“不合格”时，均会影响检测的准确性和敏感性。</w:t>
       </w:r>
     </w:p>
     <w:p>
@@ -31959,8 +31952,8 @@
         </w:rPr>
       </w:pPr>
       <w:bookmarkStart w:id="114" w:name="_Toc30346"/>
-      <w:bookmarkStart w:id="115" w:name="_Toc11406"/>
-      <w:bookmarkStart w:id="116" w:name="_Toc619"/>
+      <w:bookmarkStart w:id="115" w:name="_Toc619"/>
+      <w:bookmarkStart w:id="116" w:name="_Toc11406"/>
       <w:r>
         <w:rPr>
           <w:rFonts w:hint="eastAsia"/>
@@ -32532,10 +32525,10 @@
           <w:lang w:val="en-US" w:eastAsia="zh-CN"/>
         </w:rPr>
       </w:pPr>
-      <w:bookmarkStart w:id="117" w:name="_Toc18355"/>
-      <w:bookmarkStart w:id="118" w:name="_Toc13456"/>
+      <w:bookmarkStart w:id="117" w:name="_Toc19279"/>
+      <w:bookmarkStart w:id="118" w:name="_Toc18355"/>
       <w:bookmarkStart w:id="119" w:name="_Toc21917"/>
-      <w:bookmarkStart w:id="120" w:name="_Toc19279"/>
+      <w:bookmarkStart w:id="120" w:name="_Toc13456"/>
       <w:r>
         <w:rPr>
           <w:rFonts w:hint="eastAsia"/>
@@ -32724,6 +32717,7 @@
             <w:insideH w:val="none" w:color="auto" w:sz="0" w:space="0"/>
             <w:insideV w:val="none" w:color="auto" w:sz="0" w:space="0"/>
           </w:tblBorders>
+          <w:shd w:val="clear" w:color="auto" w:fill="auto"/>
           <w:tblCellMar>
             <w:top w:w="0" w:type="dxa"/>
             <w:left w:w="108" w:type="dxa"/>
@@ -32827,6 +32821,123 @@
                 <w:lang w:val="en-US" w:eastAsia="zh-CN"/>
               </w:rPr>
               <w:t>p.V600E</w:t>
+            </w:r>
+          </w:p>
+        </w:tc>
+      </w:tr>
+      <w:tr>
+        <w:tblPrEx>
+          <w:tblBorders>
+            <w:top w:val="none" w:color="auto" w:sz="0" w:space="0"/>
+            <w:left w:val="none" w:color="auto" w:sz="0" w:space="0"/>
+            <w:bottom w:val="none" w:color="auto" w:sz="0" w:space="0"/>
+            <w:right w:val="none" w:color="auto" w:sz="0" w:space="0"/>
+            <w:insideH w:val="none" w:color="auto" w:sz="0" w:space="0"/>
+            <w:insideV w:val="none" w:color="auto" w:sz="0" w:space="0"/>
+          </w:tblBorders>
+          <w:tblCellMar>
+            <w:top w:w="0" w:type="dxa"/>
+            <w:left w:w="108" w:type="dxa"/>
+            <w:bottom w:w="0" w:type="dxa"/>
+            <w:right w:w="108" w:type="dxa"/>
+          </w:tblCellMar>
+        </w:tblPrEx>
+        <w:trPr>
+          <w:trHeight w:val="325" w:hRule="atLeast"/>
+        </w:trPr>
+        <w:tc>
+          <w:tcPr>
+            <w:tcW w:w="1859" w:type="dxa"/>
+            <w:tcBorders>
+              <w:top w:val="single" w:color="000000" w:sz="8" w:space="0"/>
+              <w:left w:val="single" w:color="000000" w:sz="8" w:space="0"/>
+              <w:bottom w:val="nil"/>
+              <w:right w:val="nil"/>
+            </w:tcBorders>
+            <w:shd w:val="clear" w:color="auto" w:fill="FFFFFF"/>
+            <w:vAlign w:val="center"/>
+          </w:tcPr>
+          <w:p>
+            <w:pPr>
+              <w:jc w:val="center"/>
+              <w:rPr>
+                <w:rFonts w:hint="default" w:ascii="Times New Roman" w:hAnsi="Times New Roman" w:cs="Times New Roman"/>
+                <w:sz w:val="24"/>
+                <w:szCs w:val="24"/>
+              </w:rPr>
+            </w:pPr>
+            <w:r>
+              <w:rPr>
+                <w:rFonts w:hint="default" w:ascii="Times New Roman" w:hAnsi="Times New Roman" w:cs="Times New Roman"/>
+                <w:sz w:val="24"/>
+                <w:szCs w:val="24"/>
+                <w:lang w:val="en-US" w:eastAsia="zh-CN"/>
+              </w:rPr>
+              <w:t>2</w:t>
+            </w:r>
+          </w:p>
+        </w:tc>
+        <w:tc>
+          <w:tcPr>
+            <w:tcW w:w="2629" w:type="dxa"/>
+            <w:tcBorders>
+              <w:top w:val="single" w:color="000000" w:sz="8" w:space="0"/>
+              <w:left w:val="single" w:color="000000" w:sz="8" w:space="0"/>
+              <w:bottom w:val="nil"/>
+              <w:right w:val="nil"/>
+            </w:tcBorders>
+            <w:shd w:val="clear" w:color="auto" w:fill="FFFFFF"/>
+            <w:vAlign w:val="center"/>
+          </w:tcPr>
+          <w:p>
+            <w:pPr>
+              <w:jc w:val="center"/>
+              <w:rPr>
+                <w:rFonts w:hint="default" w:ascii="Times New Roman" w:hAnsi="Times New Roman" w:cs="Times New Roman"/>
+                <w:sz w:val="24"/>
+                <w:szCs w:val="24"/>
+              </w:rPr>
+            </w:pPr>
+            <w:r>
+              <w:rPr>
+                <w:rFonts w:hint="default" w:ascii="Times New Roman" w:hAnsi="Times New Roman" w:cs="Times New Roman"/>
+                <w:sz w:val="24"/>
+                <w:szCs w:val="24"/>
+                <w:lang w:val="en-US" w:eastAsia="zh-CN"/>
+              </w:rPr>
+              <w:t>BRAF</w:t>
+            </w:r>
+          </w:p>
+        </w:tc>
+        <w:tc>
+          <w:tcPr>
+            <w:tcW w:w="5357" w:type="dxa"/>
+            <w:tcBorders>
+              <w:top w:val="single" w:color="000000" w:sz="8" w:space="0"/>
+              <w:left w:val="single" w:color="000000" w:sz="8" w:space="0"/>
+              <w:bottom w:val="nil"/>
+              <w:right w:val="single" w:color="000000" w:sz="8" w:space="0"/>
+            </w:tcBorders>
+            <w:shd w:val="clear" w:color="auto" w:fill="FFFFFF"/>
+            <w:vAlign w:val="center"/>
+          </w:tcPr>
+          <w:p>
+            <w:pPr>
+              <w:jc w:val="center"/>
+              <w:rPr>
+                <w:rFonts w:hint="default" w:ascii="Times New Roman" w:hAnsi="Times New Roman" w:cs="Times New Roman"/>
+                <w:sz w:val="24"/>
+                <w:szCs w:val="24"/>
+              </w:rPr>
+            </w:pPr>
+            <w:r>
+              <w:rPr>
+                <w:rFonts w:hint="default" w:ascii="Times New Roman" w:hAnsi="Times New Roman" w:cs="Times New Roman"/>
+                <w:sz w:val="24"/>
+                <w:szCs w:val="24"/>
+                <w:lang w:val="en-US" w:eastAsia="zh-CN"/>
+              </w:rPr>
+              <w:t>p.V600K</w:t>
             </w:r>
           </w:p>
         </w:tc>
@@ -32880,7 +32991,7 @@
                 <w:szCs w:val="24"/>
                 <w:lang w:val="en-US" w:eastAsia="zh-CN"/>
               </w:rPr>
-              <w:t>2</w:t>
+              <w:t>3</w:t>
             </w:r>
           </w:p>
         </w:tc>
@@ -32944,7 +33055,7 @@
                 <w:szCs w:val="24"/>
                 <w:lang w:val="en-US" w:eastAsia="zh-CN"/>
               </w:rPr>
-              <w:t>p.V600K</w:t>
+              <w:t>p.S467L</w:t>
             </w:r>
           </w:p>
         </w:tc>
@@ -32998,7 +33109,7 @@
                 <w:szCs w:val="24"/>
                 <w:lang w:val="en-US" w:eastAsia="zh-CN"/>
               </w:rPr>
-              <w:t>3</w:t>
+              <w:t>4</w:t>
             </w:r>
           </w:p>
         </w:tc>
@@ -33030,7 +33141,7 @@
                 <w:szCs w:val="24"/>
                 <w:lang w:val="en-US" w:eastAsia="zh-CN"/>
               </w:rPr>
-              <w:t>BRAF</w:t>
+              <w:t>EGFR</w:t>
             </w:r>
           </w:p>
         </w:tc>
@@ -33062,7 +33173,7 @@
                 <w:szCs w:val="24"/>
                 <w:lang w:val="en-US" w:eastAsia="zh-CN"/>
               </w:rPr>
-              <w:t>p.S467L</w:t>
+              <w:t>p.S492R</w:t>
             </w:r>
           </w:p>
         </w:tc>
@@ -33116,7 +33227,7 @@
                 <w:szCs w:val="24"/>
                 <w:lang w:val="en-US" w:eastAsia="zh-CN"/>
               </w:rPr>
-              <w:t>4</w:t>
+              <w:t>5</w:t>
             </w:r>
           </w:p>
         </w:tc>
@@ -33180,241 +33291,7 @@
                 <w:szCs w:val="24"/>
                 <w:lang w:val="en-US" w:eastAsia="zh-CN"/>
               </w:rPr>
-              <w:t>p.S492R</w:t>
-            </w:r>
-          </w:p>
-        </w:tc>
-      </w:tr>
-      <w:tr>
-        <w:tblPrEx>
-          <w:tblBorders>
-            <w:top w:val="none" w:color="auto" w:sz="0" w:space="0"/>
-            <w:left w:val="none" w:color="auto" w:sz="0" w:space="0"/>
-            <w:bottom w:val="none" w:color="auto" w:sz="0" w:space="0"/>
-            <w:right w:val="none" w:color="auto" w:sz="0" w:space="0"/>
-            <w:insideH w:val="none" w:color="auto" w:sz="0" w:space="0"/>
-            <w:insideV w:val="none" w:color="auto" w:sz="0" w:space="0"/>
-          </w:tblBorders>
-          <w:tblCellMar>
-            <w:top w:w="0" w:type="dxa"/>
-            <w:left w:w="108" w:type="dxa"/>
-            <w:bottom w:w="0" w:type="dxa"/>
-            <w:right w:w="108" w:type="dxa"/>
-          </w:tblCellMar>
-        </w:tblPrEx>
-        <w:trPr>
-          <w:trHeight w:val="325" w:hRule="atLeast"/>
-        </w:trPr>
-        <w:tc>
-          <w:tcPr>
-            <w:tcW w:w="1859" w:type="dxa"/>
-            <w:tcBorders>
-              <w:top w:val="single" w:color="000000" w:sz="8" w:space="0"/>
-              <w:left w:val="single" w:color="000000" w:sz="8" w:space="0"/>
-              <w:bottom w:val="nil"/>
-              <w:right w:val="nil"/>
-            </w:tcBorders>
-            <w:shd w:val="clear" w:color="auto" w:fill="FFFFFF"/>
-            <w:vAlign w:val="center"/>
-          </w:tcPr>
-          <w:p>
-            <w:pPr>
-              <w:jc w:val="center"/>
-              <w:rPr>
-                <w:rFonts w:hint="default" w:ascii="Times New Roman" w:hAnsi="Times New Roman" w:cs="Times New Roman"/>
-                <w:sz w:val="24"/>
-                <w:szCs w:val="24"/>
-              </w:rPr>
-            </w:pPr>
-            <w:r>
-              <w:rPr>
-                <w:rFonts w:hint="default" w:ascii="Times New Roman" w:hAnsi="Times New Roman" w:cs="Times New Roman"/>
-                <w:sz w:val="24"/>
-                <w:szCs w:val="24"/>
-                <w:lang w:val="en-US" w:eastAsia="zh-CN"/>
-              </w:rPr>
-              <w:t>5</w:t>
-            </w:r>
-          </w:p>
-        </w:tc>
-        <w:tc>
-          <w:tcPr>
-            <w:tcW w:w="2629" w:type="dxa"/>
-            <w:tcBorders>
-              <w:top w:val="single" w:color="000000" w:sz="8" w:space="0"/>
-              <w:left w:val="single" w:color="000000" w:sz="8" w:space="0"/>
-              <w:bottom w:val="nil"/>
-              <w:right w:val="nil"/>
-            </w:tcBorders>
-            <w:shd w:val="clear" w:color="auto" w:fill="FFFFFF"/>
-            <w:vAlign w:val="center"/>
-          </w:tcPr>
-          <w:p>
-            <w:pPr>
-              <w:jc w:val="center"/>
-              <w:rPr>
-                <w:rFonts w:hint="default" w:ascii="Times New Roman" w:hAnsi="Times New Roman" w:cs="Times New Roman"/>
-                <w:sz w:val="24"/>
-                <w:szCs w:val="24"/>
-              </w:rPr>
-            </w:pPr>
-            <w:r>
-              <w:rPr>
-                <w:rFonts w:hint="default" w:ascii="Times New Roman" w:hAnsi="Times New Roman" w:cs="Times New Roman"/>
-                <w:sz w:val="24"/>
-                <w:szCs w:val="24"/>
-                <w:lang w:val="en-US" w:eastAsia="zh-CN"/>
-              </w:rPr>
-              <w:t>EGFR</w:t>
-            </w:r>
-          </w:p>
-        </w:tc>
-        <w:tc>
-          <w:tcPr>
-            <w:tcW w:w="5357" w:type="dxa"/>
-            <w:tcBorders>
-              <w:top w:val="single" w:color="000000" w:sz="8" w:space="0"/>
-              <w:left w:val="single" w:color="000000" w:sz="8" w:space="0"/>
-              <w:bottom w:val="nil"/>
-              <w:right w:val="single" w:color="000000" w:sz="8" w:space="0"/>
-            </w:tcBorders>
-            <w:shd w:val="clear" w:color="auto" w:fill="FFFFFF"/>
-            <w:vAlign w:val="center"/>
-          </w:tcPr>
-          <w:p>
-            <w:pPr>
-              <w:jc w:val="center"/>
-              <w:rPr>
-                <w:rFonts w:hint="default" w:ascii="Times New Roman" w:hAnsi="Times New Roman" w:cs="Times New Roman"/>
-                <w:sz w:val="24"/>
-                <w:szCs w:val="24"/>
-              </w:rPr>
-            </w:pPr>
-            <w:r>
-              <w:rPr>
-                <w:rFonts w:hint="default" w:ascii="Times New Roman" w:hAnsi="Times New Roman" w:cs="Times New Roman"/>
-                <w:sz w:val="24"/>
-                <w:szCs w:val="24"/>
-                <w:lang w:val="en-US" w:eastAsia="zh-CN"/>
-              </w:rPr>
               <w:t>p.E711D</w:t>
-            </w:r>
-          </w:p>
-        </w:tc>
-      </w:tr>
-      <w:tr>
-        <w:tblPrEx>
-          <w:tblBorders>
-            <w:top w:val="none" w:color="auto" w:sz="0" w:space="0"/>
-            <w:left w:val="none" w:color="auto" w:sz="0" w:space="0"/>
-            <w:bottom w:val="none" w:color="auto" w:sz="0" w:space="0"/>
-            <w:right w:val="none" w:color="auto" w:sz="0" w:space="0"/>
-            <w:insideH w:val="none" w:color="auto" w:sz="0" w:space="0"/>
-            <w:insideV w:val="none" w:color="auto" w:sz="0" w:space="0"/>
-          </w:tblBorders>
-          <w:tblCellMar>
-            <w:top w:w="0" w:type="dxa"/>
-            <w:left w:w="108" w:type="dxa"/>
-            <w:bottom w:w="0" w:type="dxa"/>
-            <w:right w:w="108" w:type="dxa"/>
-          </w:tblCellMar>
-        </w:tblPrEx>
-        <w:trPr>
-          <w:trHeight w:val="325" w:hRule="atLeast"/>
-        </w:trPr>
-        <w:tc>
-          <w:tcPr>
-            <w:tcW w:w="1859" w:type="dxa"/>
-            <w:tcBorders>
-              <w:top w:val="single" w:color="000000" w:sz="8" w:space="0"/>
-              <w:left w:val="single" w:color="000000" w:sz="8" w:space="0"/>
-              <w:bottom w:val="nil"/>
-              <w:right w:val="nil"/>
-            </w:tcBorders>
-            <w:shd w:val="clear" w:color="auto" w:fill="FFFFFF"/>
-            <w:vAlign w:val="center"/>
-          </w:tcPr>
-          <w:p>
-            <w:pPr>
-              <w:jc w:val="center"/>
-              <w:rPr>
-                <w:rFonts w:hint="default" w:ascii="Times New Roman" w:hAnsi="Times New Roman" w:cs="Times New Roman"/>
-                <w:sz w:val="24"/>
-                <w:szCs w:val="24"/>
-              </w:rPr>
-            </w:pPr>
-            <w:r>
-              <w:rPr>
-                <w:rFonts w:hint="default" w:ascii="Times New Roman" w:hAnsi="Times New Roman" w:cs="Times New Roman"/>
-                <w:sz w:val="24"/>
-                <w:szCs w:val="24"/>
-                <w:lang w:val="en-US" w:eastAsia="zh-CN"/>
-              </w:rPr>
-              <w:t>6</w:t>
-            </w:r>
-          </w:p>
-        </w:tc>
-        <w:tc>
-          <w:tcPr>
-            <w:tcW w:w="2629" w:type="dxa"/>
-            <w:tcBorders>
-              <w:top w:val="single" w:color="000000" w:sz="8" w:space="0"/>
-              <w:left w:val="single" w:color="000000" w:sz="8" w:space="0"/>
-              <w:bottom w:val="nil"/>
-              <w:right w:val="nil"/>
-            </w:tcBorders>
-            <w:shd w:val="clear" w:color="auto" w:fill="FFFFFF"/>
-            <w:vAlign w:val="center"/>
-          </w:tcPr>
-          <w:p>
-            <w:pPr>
-              <w:jc w:val="center"/>
-              <w:rPr>
-                <w:rFonts w:hint="default" w:ascii="Times New Roman" w:hAnsi="Times New Roman" w:cs="Times New Roman"/>
-                <w:sz w:val="24"/>
-                <w:szCs w:val="24"/>
-              </w:rPr>
-            </w:pPr>
-            <w:r>
-              <w:rPr>
-                <w:rFonts w:hint="default" w:ascii="Times New Roman" w:hAnsi="Times New Roman" w:cs="Times New Roman"/>
-                <w:sz w:val="24"/>
-                <w:szCs w:val="24"/>
-                <w:lang w:val="en-US" w:eastAsia="zh-CN"/>
-              </w:rPr>
-              <w:t>ERBB2</w:t>
-            </w:r>
-          </w:p>
-        </w:tc>
-        <w:tc>
-          <w:tcPr>
-            <w:tcW w:w="5357" w:type="dxa"/>
-            <w:tcBorders>
-              <w:top w:val="single" w:color="000000" w:sz="8" w:space="0"/>
-              <w:left w:val="single" w:color="000000" w:sz="8" w:space="0"/>
-              <w:bottom w:val="nil"/>
-              <w:right w:val="single" w:color="000000" w:sz="8" w:space="0"/>
-            </w:tcBorders>
-            <w:shd w:val="clear" w:color="auto" w:fill="FFFFFF"/>
-            <w:vAlign w:val="center"/>
-          </w:tcPr>
-          <w:p>
-            <w:pPr>
-              <w:jc w:val="center"/>
-              <w:rPr>
-                <w:rFonts w:hint="default" w:ascii="Times New Roman" w:hAnsi="Times New Roman" w:cs="Times New Roman"/>
-                <w:sz w:val="24"/>
-                <w:szCs w:val="24"/>
-              </w:rPr>
-            </w:pPr>
-            <w:r>
-              <w:rPr>
-                <w:rFonts w:hint="default" w:ascii="Times New Roman" w:hAnsi="Times New Roman" w:cs="Times New Roman"/>
-                <w:sz w:val="24"/>
-                <w:szCs w:val="24"/>
-                <w:lang w:val="en-US" w:eastAsia="zh-CN"/>
-              </w:rPr>
-              <w:t>p.I767M</w:t>
             </w:r>
           </w:p>
         </w:tc>
@@ -33468,7 +33345,7 @@
                 <w:szCs w:val="24"/>
                 <w:lang w:val="en-US" w:eastAsia="zh-CN"/>
               </w:rPr>
-              <w:t>7</w:t>
+              <w:t>6</w:t>
             </w:r>
           </w:p>
         </w:tc>
@@ -33532,7 +33409,7 @@
                 <w:szCs w:val="24"/>
                 <w:lang w:val="en-US" w:eastAsia="zh-CN"/>
               </w:rPr>
-              <w:t>p.V777M</w:t>
+              <w:t>p.I767M</w:t>
             </w:r>
           </w:p>
         </w:tc>
@@ -33585,7 +33462,7 @@
                 <w:szCs w:val="24"/>
                 <w:lang w:val="en-US" w:eastAsia="zh-CN"/>
               </w:rPr>
-              <w:t>8</w:t>
+              <w:t>7</w:t>
             </w:r>
           </w:p>
         </w:tc>
@@ -33649,241 +33526,7 @@
                 <w:szCs w:val="24"/>
                 <w:lang w:val="en-US" w:eastAsia="zh-CN"/>
               </w:rPr>
-              <w:t>Amplification</w:t>
-            </w:r>
-          </w:p>
-        </w:tc>
-      </w:tr>
-      <w:tr>
-        <w:tblPrEx>
-          <w:tblBorders>
-            <w:top w:val="none" w:color="auto" w:sz="0" w:space="0"/>
-            <w:left w:val="none" w:color="auto" w:sz="0" w:space="0"/>
-            <w:bottom w:val="none" w:color="auto" w:sz="0" w:space="0"/>
-            <w:right w:val="none" w:color="auto" w:sz="0" w:space="0"/>
-            <w:insideH w:val="none" w:color="auto" w:sz="0" w:space="0"/>
-            <w:insideV w:val="none" w:color="auto" w:sz="0" w:space="0"/>
-          </w:tblBorders>
-          <w:tblCellMar>
-            <w:top w:w="0" w:type="dxa"/>
-            <w:left w:w="108" w:type="dxa"/>
-            <w:bottom w:w="0" w:type="dxa"/>
-            <w:right w:w="108" w:type="dxa"/>
-          </w:tblCellMar>
-        </w:tblPrEx>
-        <w:trPr>
-          <w:trHeight w:val="325" w:hRule="atLeast"/>
-        </w:trPr>
-        <w:tc>
-          <w:tcPr>
-            <w:tcW w:w="1859" w:type="dxa"/>
-            <w:tcBorders>
-              <w:top w:val="single" w:color="000000" w:sz="8" w:space="0"/>
-              <w:left w:val="single" w:color="000000" w:sz="8" w:space="0"/>
-              <w:bottom w:val="nil"/>
-              <w:right w:val="nil"/>
-            </w:tcBorders>
-            <w:shd w:val="clear" w:color="auto" w:fill="FFFFFF"/>
-            <w:vAlign w:val="center"/>
-          </w:tcPr>
-          <w:p>
-            <w:pPr>
-              <w:jc w:val="center"/>
-              <w:rPr>
-                <w:rFonts w:hint="default" w:ascii="Times New Roman" w:hAnsi="Times New Roman" w:cs="Times New Roman"/>
-                <w:sz w:val="24"/>
-                <w:szCs w:val="24"/>
-              </w:rPr>
-            </w:pPr>
-            <w:r>
-              <w:rPr>
-                <w:rFonts w:hint="default" w:ascii="Times New Roman" w:hAnsi="Times New Roman" w:cs="Times New Roman"/>
-                <w:sz w:val="24"/>
-                <w:szCs w:val="24"/>
-                <w:lang w:val="en-US" w:eastAsia="zh-CN"/>
-              </w:rPr>
-              <w:t>9</w:t>
-            </w:r>
-          </w:p>
-        </w:tc>
-        <w:tc>
-          <w:tcPr>
-            <w:tcW w:w="2629" w:type="dxa"/>
-            <w:tcBorders>
-              <w:top w:val="single" w:color="000000" w:sz="8" w:space="0"/>
-              <w:left w:val="single" w:color="000000" w:sz="8" w:space="0"/>
-              <w:bottom w:val="nil"/>
-              <w:right w:val="nil"/>
-            </w:tcBorders>
-            <w:shd w:val="clear" w:color="auto" w:fill="FFFFFF"/>
-            <w:vAlign w:val="center"/>
-          </w:tcPr>
-          <w:p>
-            <w:pPr>
-              <w:jc w:val="center"/>
-              <w:rPr>
-                <w:rFonts w:hint="default" w:ascii="Times New Roman" w:hAnsi="Times New Roman" w:cs="Times New Roman"/>
-                <w:sz w:val="24"/>
-                <w:szCs w:val="24"/>
-              </w:rPr>
-            </w:pPr>
-            <w:r>
-              <w:rPr>
-                <w:rFonts w:hint="default" w:ascii="Times New Roman" w:hAnsi="Times New Roman" w:cs="Times New Roman"/>
-                <w:sz w:val="24"/>
-                <w:szCs w:val="24"/>
-                <w:lang w:val="en-US" w:eastAsia="zh-CN"/>
-              </w:rPr>
-              <w:t>KRAS</w:t>
-            </w:r>
-          </w:p>
-        </w:tc>
-        <w:tc>
-          <w:tcPr>
-            <w:tcW w:w="5357" w:type="dxa"/>
-            <w:tcBorders>
-              <w:top w:val="single" w:color="000000" w:sz="8" w:space="0"/>
-              <w:left w:val="single" w:color="000000" w:sz="8" w:space="0"/>
-              <w:bottom w:val="nil"/>
-              <w:right w:val="single" w:color="000000" w:sz="8" w:space="0"/>
-            </w:tcBorders>
-            <w:shd w:val="clear" w:color="auto" w:fill="FFFFFF"/>
-            <w:vAlign w:val="center"/>
-          </w:tcPr>
-          <w:p>
-            <w:pPr>
-              <w:jc w:val="center"/>
-              <w:rPr>
-                <w:rFonts w:hint="default" w:ascii="Times New Roman" w:hAnsi="Times New Roman" w:cs="Times New Roman"/>
-                <w:sz w:val="24"/>
-                <w:szCs w:val="24"/>
-              </w:rPr>
-            </w:pPr>
-            <w:r>
-              <w:rPr>
-                <w:rFonts w:hint="default" w:ascii="Times New Roman" w:hAnsi="Times New Roman" w:cs="Times New Roman"/>
-                <w:sz w:val="24"/>
-                <w:szCs w:val="24"/>
-                <w:lang w:val="en-US" w:eastAsia="zh-CN"/>
-              </w:rPr>
-              <w:t>p.G12D</w:t>
-            </w:r>
-          </w:p>
-        </w:tc>
-      </w:tr>
-      <w:tr>
-        <w:tblPrEx>
-          <w:tblBorders>
-            <w:top w:val="none" w:color="auto" w:sz="0" w:space="0"/>
-            <w:left w:val="none" w:color="auto" w:sz="0" w:space="0"/>
-            <w:bottom w:val="none" w:color="auto" w:sz="0" w:space="0"/>
-            <w:right w:val="none" w:color="auto" w:sz="0" w:space="0"/>
-            <w:insideH w:val="none" w:color="auto" w:sz="0" w:space="0"/>
-            <w:insideV w:val="none" w:color="auto" w:sz="0" w:space="0"/>
-          </w:tblBorders>
-          <w:tblCellMar>
-            <w:top w:w="0" w:type="dxa"/>
-            <w:left w:w="108" w:type="dxa"/>
-            <w:bottom w:w="0" w:type="dxa"/>
-            <w:right w:w="108" w:type="dxa"/>
-          </w:tblCellMar>
-        </w:tblPrEx>
-        <w:trPr>
-          <w:trHeight w:val="325" w:hRule="atLeast"/>
-        </w:trPr>
-        <w:tc>
-          <w:tcPr>
-            <w:tcW w:w="1859" w:type="dxa"/>
-            <w:tcBorders>
-              <w:top w:val="single" w:color="000000" w:sz="8" w:space="0"/>
-              <w:left w:val="single" w:color="000000" w:sz="8" w:space="0"/>
-              <w:bottom w:val="nil"/>
-              <w:right w:val="nil"/>
-            </w:tcBorders>
-            <w:shd w:val="clear" w:color="auto" w:fill="FFFFFF"/>
-            <w:vAlign w:val="center"/>
-          </w:tcPr>
-          <w:p>
-            <w:pPr>
-              <w:jc w:val="center"/>
-              <w:rPr>
-                <w:rFonts w:hint="default" w:ascii="Times New Roman" w:hAnsi="Times New Roman" w:cs="Times New Roman"/>
-                <w:sz w:val="24"/>
-                <w:szCs w:val="24"/>
-              </w:rPr>
-            </w:pPr>
-            <w:r>
-              <w:rPr>
-                <w:rFonts w:hint="default" w:ascii="Times New Roman" w:hAnsi="Times New Roman" w:cs="Times New Roman"/>
-                <w:sz w:val="24"/>
-                <w:szCs w:val="24"/>
-                <w:lang w:val="en-US" w:eastAsia="zh-CN"/>
-              </w:rPr>
-              <w:t>10</w:t>
-            </w:r>
-          </w:p>
-        </w:tc>
-        <w:tc>
-          <w:tcPr>
-            <w:tcW w:w="2629" w:type="dxa"/>
-            <w:tcBorders>
-              <w:top w:val="single" w:color="000000" w:sz="8" w:space="0"/>
-              <w:left w:val="single" w:color="000000" w:sz="8" w:space="0"/>
-              <w:bottom w:val="nil"/>
-              <w:right w:val="nil"/>
-            </w:tcBorders>
-            <w:shd w:val="clear" w:color="auto" w:fill="FFFFFF"/>
-            <w:vAlign w:val="center"/>
-          </w:tcPr>
-          <w:p>
-            <w:pPr>
-              <w:jc w:val="center"/>
-              <w:rPr>
-                <w:rFonts w:hint="default" w:ascii="Times New Roman" w:hAnsi="Times New Roman" w:cs="Times New Roman"/>
-                <w:sz w:val="24"/>
-                <w:szCs w:val="24"/>
-              </w:rPr>
-            </w:pPr>
-            <w:r>
-              <w:rPr>
-                <w:rFonts w:hint="default" w:ascii="Times New Roman" w:hAnsi="Times New Roman" w:cs="Times New Roman"/>
-                <w:sz w:val="24"/>
-                <w:szCs w:val="24"/>
-                <w:lang w:val="en-US" w:eastAsia="zh-CN"/>
-              </w:rPr>
-              <w:t>KRAS</w:t>
-            </w:r>
-          </w:p>
-        </w:tc>
-        <w:tc>
-          <w:tcPr>
-            <w:tcW w:w="5357" w:type="dxa"/>
-            <w:tcBorders>
-              <w:top w:val="single" w:color="000000" w:sz="8" w:space="0"/>
-              <w:left w:val="single" w:color="000000" w:sz="8" w:space="0"/>
-              <w:bottom w:val="nil"/>
-              <w:right w:val="single" w:color="000000" w:sz="8" w:space="0"/>
-            </w:tcBorders>
-            <w:shd w:val="clear" w:color="auto" w:fill="FFFFFF"/>
-            <w:vAlign w:val="center"/>
-          </w:tcPr>
-          <w:p>
-            <w:pPr>
-              <w:jc w:val="center"/>
-              <w:rPr>
-                <w:rFonts w:hint="default" w:ascii="Times New Roman" w:hAnsi="Times New Roman" w:cs="Times New Roman"/>
-                <w:sz w:val="24"/>
-                <w:szCs w:val="24"/>
-              </w:rPr>
-            </w:pPr>
-            <w:r>
-              <w:rPr>
-                <w:rFonts w:hint="default" w:ascii="Times New Roman" w:hAnsi="Times New Roman" w:cs="Times New Roman"/>
-                <w:sz w:val="24"/>
-                <w:szCs w:val="24"/>
-                <w:lang w:val="en-US" w:eastAsia="zh-CN"/>
-              </w:rPr>
-              <w:t>p.G12V</w:t>
+              <w:t>p.V777M</w:t>
             </w:r>
           </w:p>
         </w:tc>
@@ -33937,7 +33580,7 @@
                 <w:szCs w:val="24"/>
                 <w:lang w:val="en-US" w:eastAsia="zh-CN"/>
               </w:rPr>
-              <w:t>11</w:t>
+              <w:t>8</w:t>
             </w:r>
           </w:p>
         </w:tc>
@@ -33969,7 +33612,7 @@
                 <w:szCs w:val="24"/>
                 <w:lang w:val="en-US" w:eastAsia="zh-CN"/>
               </w:rPr>
-              <w:t>KRAS</w:t>
+              <w:t>ERBB2</w:t>
             </w:r>
           </w:p>
         </w:tc>
@@ -34001,7 +33644,7 @@
                 <w:szCs w:val="24"/>
                 <w:lang w:val="en-US" w:eastAsia="zh-CN"/>
               </w:rPr>
-              <w:t>p.G12C</w:t>
+              <w:t>Amplification</w:t>
             </w:r>
           </w:p>
         </w:tc>
@@ -34055,7 +33698,7 @@
                 <w:szCs w:val="24"/>
                 <w:lang w:val="en-US" w:eastAsia="zh-CN"/>
               </w:rPr>
-              <w:t>12</w:t>
+              <w:t>9</w:t>
             </w:r>
           </w:p>
         </w:tc>
@@ -34119,7 +33762,7 @@
                 <w:szCs w:val="24"/>
                 <w:lang w:val="en-US" w:eastAsia="zh-CN"/>
               </w:rPr>
-              <w:t>p.G12S</w:t>
+              <w:t>p.G12D</w:t>
             </w:r>
           </w:p>
         </w:tc>
@@ -34173,7 +33816,7 @@
                 <w:szCs w:val="24"/>
                 <w:lang w:val="en-US" w:eastAsia="zh-CN"/>
               </w:rPr>
-              <w:t>13</w:t>
+              <w:t>10</w:t>
             </w:r>
           </w:p>
         </w:tc>
@@ -34237,475 +33880,7 @@
                 <w:szCs w:val="24"/>
                 <w:lang w:val="en-US" w:eastAsia="zh-CN"/>
               </w:rPr>
-              <w:t>p.G13D</w:t>
-            </w:r>
-          </w:p>
-        </w:tc>
-      </w:tr>
-      <w:tr>
-        <w:tblPrEx>
-          <w:tblBorders>
-            <w:top w:val="none" w:color="auto" w:sz="0" w:space="0"/>
-            <w:left w:val="none" w:color="auto" w:sz="0" w:space="0"/>
-            <w:bottom w:val="none" w:color="auto" w:sz="0" w:space="0"/>
-            <w:right w:val="none" w:color="auto" w:sz="0" w:space="0"/>
-            <w:insideH w:val="none" w:color="auto" w:sz="0" w:space="0"/>
-            <w:insideV w:val="none" w:color="auto" w:sz="0" w:space="0"/>
-          </w:tblBorders>
-          <w:tblCellMar>
-            <w:top w:w="0" w:type="dxa"/>
-            <w:left w:w="108" w:type="dxa"/>
-            <w:bottom w:w="0" w:type="dxa"/>
-            <w:right w:w="108" w:type="dxa"/>
-          </w:tblCellMar>
-        </w:tblPrEx>
-        <w:trPr>
-          <w:trHeight w:val="325" w:hRule="atLeast"/>
-        </w:trPr>
-        <w:tc>
-          <w:tcPr>
-            <w:tcW w:w="1859" w:type="dxa"/>
-            <w:tcBorders>
-              <w:top w:val="single" w:color="000000" w:sz="8" w:space="0"/>
-              <w:left w:val="single" w:color="000000" w:sz="8" w:space="0"/>
-              <w:bottom w:val="nil"/>
-              <w:right w:val="nil"/>
-            </w:tcBorders>
-            <w:shd w:val="clear" w:color="auto" w:fill="FFFFFF"/>
-            <w:vAlign w:val="center"/>
-          </w:tcPr>
-          <w:p>
-            <w:pPr>
-              <w:jc w:val="center"/>
-              <w:rPr>
-                <w:rFonts w:hint="default" w:ascii="Times New Roman" w:hAnsi="Times New Roman" w:cs="Times New Roman"/>
-                <w:sz w:val="24"/>
-                <w:szCs w:val="24"/>
-              </w:rPr>
-            </w:pPr>
-            <w:r>
-              <w:rPr>
-                <w:rFonts w:hint="default" w:ascii="Times New Roman" w:hAnsi="Times New Roman" w:cs="Times New Roman"/>
-                <w:sz w:val="24"/>
-                <w:szCs w:val="24"/>
-                <w:lang w:val="en-US" w:eastAsia="zh-CN"/>
-              </w:rPr>
-              <w:t>14</w:t>
-            </w:r>
-          </w:p>
-        </w:tc>
-        <w:tc>
-          <w:tcPr>
-            <w:tcW w:w="2629" w:type="dxa"/>
-            <w:tcBorders>
-              <w:top w:val="single" w:color="000000" w:sz="8" w:space="0"/>
-              <w:left w:val="single" w:color="000000" w:sz="8" w:space="0"/>
-              <w:bottom w:val="nil"/>
-              <w:right w:val="nil"/>
-            </w:tcBorders>
-            <w:shd w:val="clear" w:color="auto" w:fill="FFFFFF"/>
-            <w:vAlign w:val="center"/>
-          </w:tcPr>
-          <w:p>
-            <w:pPr>
-              <w:jc w:val="center"/>
-              <w:rPr>
-                <w:rFonts w:hint="default" w:ascii="Times New Roman" w:hAnsi="Times New Roman" w:cs="Times New Roman"/>
-                <w:sz w:val="24"/>
-                <w:szCs w:val="24"/>
-              </w:rPr>
-            </w:pPr>
-            <w:r>
-              <w:rPr>
-                <w:rFonts w:hint="default" w:ascii="Times New Roman" w:hAnsi="Times New Roman" w:cs="Times New Roman"/>
-                <w:sz w:val="24"/>
-                <w:szCs w:val="24"/>
-                <w:lang w:val="en-US" w:eastAsia="zh-CN"/>
-              </w:rPr>
-              <w:t>KRAS</w:t>
-            </w:r>
-          </w:p>
-        </w:tc>
-        <w:tc>
-          <w:tcPr>
-            <w:tcW w:w="5357" w:type="dxa"/>
-            <w:tcBorders>
-              <w:top w:val="single" w:color="000000" w:sz="8" w:space="0"/>
-              <w:left w:val="single" w:color="000000" w:sz="8" w:space="0"/>
-              <w:bottom w:val="nil"/>
-              <w:right w:val="single" w:color="000000" w:sz="8" w:space="0"/>
-            </w:tcBorders>
-            <w:shd w:val="clear" w:color="auto" w:fill="FFFFFF"/>
-            <w:vAlign w:val="center"/>
-          </w:tcPr>
-          <w:p>
-            <w:pPr>
-              <w:jc w:val="center"/>
-              <w:rPr>
-                <w:rFonts w:hint="default" w:ascii="Times New Roman" w:hAnsi="Times New Roman" w:cs="Times New Roman"/>
-                <w:sz w:val="24"/>
-                <w:szCs w:val="24"/>
-              </w:rPr>
-            </w:pPr>
-            <w:r>
-              <w:rPr>
-                <w:rFonts w:hint="default" w:ascii="Times New Roman" w:hAnsi="Times New Roman" w:cs="Times New Roman"/>
-                <w:sz w:val="24"/>
-                <w:szCs w:val="24"/>
-                <w:lang w:val="en-US" w:eastAsia="zh-CN"/>
-              </w:rPr>
-              <w:t>p.G12R</w:t>
-            </w:r>
-          </w:p>
-        </w:tc>
-      </w:tr>
-      <w:tr>
-        <w:tblPrEx>
-          <w:tblBorders>
-            <w:top w:val="none" w:color="auto" w:sz="0" w:space="0"/>
-            <w:left w:val="none" w:color="auto" w:sz="0" w:space="0"/>
-            <w:bottom w:val="none" w:color="auto" w:sz="0" w:space="0"/>
-            <w:right w:val="none" w:color="auto" w:sz="0" w:space="0"/>
-            <w:insideH w:val="none" w:color="auto" w:sz="0" w:space="0"/>
-            <w:insideV w:val="none" w:color="auto" w:sz="0" w:space="0"/>
-          </w:tblBorders>
-          <w:tblCellMar>
-            <w:top w:w="0" w:type="dxa"/>
-            <w:left w:w="108" w:type="dxa"/>
-            <w:bottom w:w="0" w:type="dxa"/>
-            <w:right w:w="108" w:type="dxa"/>
-          </w:tblCellMar>
-        </w:tblPrEx>
-        <w:trPr>
-          <w:trHeight w:val="325" w:hRule="atLeast"/>
-        </w:trPr>
-        <w:tc>
-          <w:tcPr>
-            <w:tcW w:w="1859" w:type="dxa"/>
-            <w:tcBorders>
-              <w:top w:val="single" w:color="000000" w:sz="8" w:space="0"/>
-              <w:left w:val="single" w:color="000000" w:sz="8" w:space="0"/>
-              <w:bottom w:val="nil"/>
-              <w:right w:val="nil"/>
-            </w:tcBorders>
-            <w:shd w:val="clear" w:color="auto" w:fill="FFFFFF"/>
-            <w:vAlign w:val="center"/>
-          </w:tcPr>
-          <w:p>
-            <w:pPr>
-              <w:jc w:val="center"/>
-              <w:rPr>
-                <w:rFonts w:hint="default" w:ascii="Times New Roman" w:hAnsi="Times New Roman" w:cs="Times New Roman"/>
-                <w:sz w:val="24"/>
-                <w:szCs w:val="24"/>
-              </w:rPr>
-            </w:pPr>
-            <w:r>
-              <w:rPr>
-                <w:rFonts w:hint="default" w:ascii="Times New Roman" w:hAnsi="Times New Roman" w:cs="Times New Roman"/>
-                <w:sz w:val="24"/>
-                <w:szCs w:val="24"/>
-                <w:lang w:val="en-US" w:eastAsia="zh-CN"/>
-              </w:rPr>
-              <w:t>15</w:t>
-            </w:r>
-          </w:p>
-        </w:tc>
-        <w:tc>
-          <w:tcPr>
-            <w:tcW w:w="2629" w:type="dxa"/>
-            <w:tcBorders>
-              <w:top w:val="single" w:color="000000" w:sz="8" w:space="0"/>
-              <w:left w:val="single" w:color="000000" w:sz="8" w:space="0"/>
-              <w:bottom w:val="nil"/>
-              <w:right w:val="nil"/>
-            </w:tcBorders>
-            <w:shd w:val="clear" w:color="auto" w:fill="FFFFFF"/>
-            <w:vAlign w:val="center"/>
-          </w:tcPr>
-          <w:p>
-            <w:pPr>
-              <w:jc w:val="center"/>
-              <w:rPr>
-                <w:rFonts w:hint="default" w:ascii="Times New Roman" w:hAnsi="Times New Roman" w:cs="Times New Roman"/>
-                <w:sz w:val="24"/>
-                <w:szCs w:val="24"/>
-              </w:rPr>
-            </w:pPr>
-            <w:r>
-              <w:rPr>
-                <w:rFonts w:hint="default" w:ascii="Times New Roman" w:hAnsi="Times New Roman" w:cs="Times New Roman"/>
-                <w:sz w:val="24"/>
-                <w:szCs w:val="24"/>
-                <w:lang w:val="en-US" w:eastAsia="zh-CN"/>
-              </w:rPr>
-              <w:t>KRAS</w:t>
-            </w:r>
-          </w:p>
-        </w:tc>
-        <w:tc>
-          <w:tcPr>
-            <w:tcW w:w="5357" w:type="dxa"/>
-            <w:tcBorders>
-              <w:top w:val="single" w:color="000000" w:sz="8" w:space="0"/>
-              <w:left w:val="single" w:color="000000" w:sz="8" w:space="0"/>
-              <w:bottom w:val="nil"/>
-              <w:right w:val="single" w:color="000000" w:sz="8" w:space="0"/>
-            </w:tcBorders>
-            <w:shd w:val="clear" w:color="auto" w:fill="FFFFFF"/>
-            <w:vAlign w:val="center"/>
-          </w:tcPr>
-          <w:p>
-            <w:pPr>
-              <w:jc w:val="center"/>
-              <w:rPr>
-                <w:rFonts w:hint="default" w:ascii="Times New Roman" w:hAnsi="Times New Roman" w:cs="Times New Roman"/>
-                <w:sz w:val="24"/>
-                <w:szCs w:val="24"/>
-              </w:rPr>
-            </w:pPr>
-            <w:r>
-              <w:rPr>
-                <w:rFonts w:hint="default" w:ascii="Times New Roman" w:hAnsi="Times New Roman" w:cs="Times New Roman"/>
-                <w:sz w:val="24"/>
-                <w:szCs w:val="24"/>
-                <w:lang w:val="en-US" w:eastAsia="zh-CN"/>
-              </w:rPr>
-              <w:t>p.G12A</w:t>
-            </w:r>
-          </w:p>
-        </w:tc>
-      </w:tr>
-      <w:tr>
-        <w:tblPrEx>
-          <w:tblBorders>
-            <w:top w:val="none" w:color="auto" w:sz="0" w:space="0"/>
-            <w:left w:val="none" w:color="auto" w:sz="0" w:space="0"/>
-            <w:bottom w:val="none" w:color="auto" w:sz="0" w:space="0"/>
-            <w:right w:val="none" w:color="auto" w:sz="0" w:space="0"/>
-            <w:insideH w:val="none" w:color="auto" w:sz="0" w:space="0"/>
-            <w:insideV w:val="none" w:color="auto" w:sz="0" w:space="0"/>
-          </w:tblBorders>
-          <w:tblCellMar>
-            <w:top w:w="0" w:type="dxa"/>
-            <w:left w:w="108" w:type="dxa"/>
-            <w:bottom w:w="0" w:type="dxa"/>
-            <w:right w:w="108" w:type="dxa"/>
-          </w:tblCellMar>
-        </w:tblPrEx>
-        <w:trPr>
-          <w:trHeight w:val="325" w:hRule="atLeast"/>
-        </w:trPr>
-        <w:tc>
-          <w:tcPr>
-            <w:tcW w:w="1859" w:type="dxa"/>
-            <w:tcBorders>
-              <w:top w:val="single" w:color="000000" w:sz="8" w:space="0"/>
-              <w:left w:val="single" w:color="000000" w:sz="8" w:space="0"/>
-              <w:bottom w:val="nil"/>
-              <w:right w:val="nil"/>
-            </w:tcBorders>
-            <w:shd w:val="clear" w:color="auto" w:fill="FFFFFF"/>
-            <w:vAlign w:val="center"/>
-          </w:tcPr>
-          <w:p>
-            <w:pPr>
-              <w:jc w:val="center"/>
-              <w:rPr>
-                <w:rFonts w:hint="default" w:ascii="Times New Roman" w:hAnsi="Times New Roman" w:cs="Times New Roman"/>
-                <w:sz w:val="24"/>
-                <w:szCs w:val="24"/>
-              </w:rPr>
-            </w:pPr>
-            <w:r>
-              <w:rPr>
-                <w:rFonts w:hint="default" w:ascii="Times New Roman" w:hAnsi="Times New Roman" w:cs="Times New Roman"/>
-                <w:sz w:val="24"/>
-                <w:szCs w:val="24"/>
-                <w:lang w:val="en-US" w:eastAsia="zh-CN"/>
-              </w:rPr>
-              <w:t>16</w:t>
-            </w:r>
-          </w:p>
-        </w:tc>
-        <w:tc>
-          <w:tcPr>
-            <w:tcW w:w="2629" w:type="dxa"/>
-            <w:tcBorders>
-              <w:top w:val="single" w:color="000000" w:sz="8" w:space="0"/>
-              <w:left w:val="single" w:color="000000" w:sz="8" w:space="0"/>
-              <w:bottom w:val="nil"/>
-              <w:right w:val="nil"/>
-            </w:tcBorders>
-            <w:shd w:val="clear" w:color="auto" w:fill="FFFFFF"/>
-            <w:vAlign w:val="center"/>
-          </w:tcPr>
-          <w:p>
-            <w:pPr>
-              <w:jc w:val="center"/>
-              <w:rPr>
-                <w:rFonts w:hint="default" w:ascii="Times New Roman" w:hAnsi="Times New Roman" w:cs="Times New Roman"/>
-                <w:sz w:val="24"/>
-                <w:szCs w:val="24"/>
-              </w:rPr>
-            </w:pPr>
-            <w:r>
-              <w:rPr>
-                <w:rFonts w:hint="default" w:ascii="Times New Roman" w:hAnsi="Times New Roman" w:cs="Times New Roman"/>
-                <w:sz w:val="24"/>
-                <w:szCs w:val="24"/>
-                <w:lang w:val="en-US" w:eastAsia="zh-CN"/>
-              </w:rPr>
-              <w:t>NRAS</w:t>
-            </w:r>
-          </w:p>
-        </w:tc>
-        <w:tc>
-          <w:tcPr>
-            <w:tcW w:w="5357" w:type="dxa"/>
-            <w:tcBorders>
-              <w:top w:val="single" w:color="000000" w:sz="8" w:space="0"/>
-              <w:left w:val="single" w:color="000000" w:sz="8" w:space="0"/>
-              <w:bottom w:val="nil"/>
-              <w:right w:val="single" w:color="000000" w:sz="8" w:space="0"/>
-            </w:tcBorders>
-            <w:shd w:val="clear" w:color="auto" w:fill="FFFFFF"/>
-            <w:vAlign w:val="center"/>
-          </w:tcPr>
-          <w:p>
-            <w:pPr>
-              <w:jc w:val="center"/>
-              <w:rPr>
-                <w:rFonts w:hint="default" w:ascii="Times New Roman" w:hAnsi="Times New Roman" w:cs="Times New Roman"/>
-                <w:sz w:val="24"/>
-                <w:szCs w:val="24"/>
-              </w:rPr>
-            </w:pPr>
-            <w:r>
-              <w:rPr>
-                <w:rFonts w:hint="default" w:ascii="Times New Roman" w:hAnsi="Times New Roman" w:cs="Times New Roman"/>
-                <w:sz w:val="24"/>
-                <w:szCs w:val="24"/>
-                <w:lang w:val="en-US" w:eastAsia="zh-CN"/>
-              </w:rPr>
-              <w:t>p.G12D</w:t>
-            </w:r>
-          </w:p>
-        </w:tc>
-      </w:tr>
-      <w:tr>
-        <w:tblPrEx>
-          <w:tblBorders>
-            <w:top w:val="none" w:color="auto" w:sz="0" w:space="0"/>
-            <w:left w:val="none" w:color="auto" w:sz="0" w:space="0"/>
-            <w:bottom w:val="none" w:color="auto" w:sz="0" w:space="0"/>
-            <w:right w:val="none" w:color="auto" w:sz="0" w:space="0"/>
-            <w:insideH w:val="none" w:color="auto" w:sz="0" w:space="0"/>
-            <w:insideV w:val="none" w:color="auto" w:sz="0" w:space="0"/>
-          </w:tblBorders>
-          <w:tblCellMar>
-            <w:top w:w="0" w:type="dxa"/>
-            <w:left w:w="108" w:type="dxa"/>
-            <w:bottom w:w="0" w:type="dxa"/>
-            <w:right w:w="108" w:type="dxa"/>
-          </w:tblCellMar>
-        </w:tblPrEx>
-        <w:trPr>
-          <w:trHeight w:val="325" w:hRule="atLeast"/>
-        </w:trPr>
-        <w:tc>
-          <w:tcPr>
-            <w:tcW w:w="1859" w:type="dxa"/>
-            <w:tcBorders>
-              <w:top w:val="single" w:color="000000" w:sz="8" w:space="0"/>
-              <w:left w:val="single" w:color="000000" w:sz="8" w:space="0"/>
-              <w:bottom w:val="nil"/>
-              <w:right w:val="nil"/>
-            </w:tcBorders>
-            <w:shd w:val="clear" w:color="auto" w:fill="FFFFFF"/>
-            <w:vAlign w:val="center"/>
-          </w:tcPr>
-          <w:p>
-            <w:pPr>
-              <w:jc w:val="center"/>
-              <w:rPr>
-                <w:rFonts w:hint="default" w:ascii="Times New Roman" w:hAnsi="Times New Roman" w:cs="Times New Roman"/>
-                <w:sz w:val="24"/>
-                <w:szCs w:val="24"/>
-              </w:rPr>
-            </w:pPr>
-            <w:r>
-              <w:rPr>
-                <w:rFonts w:hint="default" w:ascii="Times New Roman" w:hAnsi="Times New Roman" w:cs="Times New Roman"/>
-                <w:sz w:val="24"/>
-                <w:szCs w:val="24"/>
-                <w:lang w:val="en-US" w:eastAsia="zh-CN"/>
-              </w:rPr>
-              <w:t>17</w:t>
-            </w:r>
-          </w:p>
-        </w:tc>
-        <w:tc>
-          <w:tcPr>
-            <w:tcW w:w="2629" w:type="dxa"/>
-            <w:tcBorders>
-              <w:top w:val="single" w:color="000000" w:sz="8" w:space="0"/>
-              <w:left w:val="single" w:color="000000" w:sz="8" w:space="0"/>
-              <w:bottom w:val="nil"/>
-              <w:right w:val="nil"/>
-            </w:tcBorders>
-            <w:shd w:val="clear" w:color="auto" w:fill="FFFFFF"/>
-            <w:vAlign w:val="center"/>
-          </w:tcPr>
-          <w:p>
-            <w:pPr>
-              <w:jc w:val="center"/>
-              <w:rPr>
-                <w:rFonts w:hint="default" w:ascii="Times New Roman" w:hAnsi="Times New Roman" w:cs="Times New Roman"/>
-                <w:sz w:val="24"/>
-                <w:szCs w:val="24"/>
-              </w:rPr>
-            </w:pPr>
-            <w:r>
-              <w:rPr>
-                <w:rFonts w:hint="default" w:ascii="Times New Roman" w:hAnsi="Times New Roman" w:cs="Times New Roman"/>
-                <w:sz w:val="24"/>
-                <w:szCs w:val="24"/>
-                <w:lang w:val="en-US" w:eastAsia="zh-CN"/>
-              </w:rPr>
-              <w:t>NRAS</w:t>
-            </w:r>
-          </w:p>
-        </w:tc>
-        <w:tc>
-          <w:tcPr>
-            <w:tcW w:w="5357" w:type="dxa"/>
-            <w:tcBorders>
-              <w:top w:val="single" w:color="000000" w:sz="8" w:space="0"/>
-              <w:left w:val="single" w:color="000000" w:sz="8" w:space="0"/>
-              <w:bottom w:val="nil"/>
-              <w:right w:val="single" w:color="000000" w:sz="8" w:space="0"/>
-            </w:tcBorders>
-            <w:shd w:val="clear" w:color="auto" w:fill="FFFFFF"/>
-            <w:vAlign w:val="center"/>
-          </w:tcPr>
-          <w:p>
-            <w:pPr>
-              <w:jc w:val="center"/>
-              <w:rPr>
-                <w:rFonts w:hint="default" w:ascii="Times New Roman" w:hAnsi="Times New Roman" w:cs="Times New Roman"/>
-                <w:sz w:val="24"/>
-                <w:szCs w:val="24"/>
-              </w:rPr>
-            </w:pPr>
-            <w:r>
-              <w:rPr>
-                <w:rFonts w:hint="default" w:ascii="Times New Roman" w:hAnsi="Times New Roman" w:cs="Times New Roman"/>
-                <w:sz w:val="24"/>
-                <w:szCs w:val="24"/>
-                <w:lang w:val="en-US" w:eastAsia="zh-CN"/>
-              </w:rPr>
-              <w:t>p.G13R</w:t>
+              <w:t>p.G12V</w:t>
             </w:r>
           </w:p>
         </w:tc>
@@ -34759,7 +33934,7 @@
                 <w:szCs w:val="24"/>
                 <w:lang w:val="en-US" w:eastAsia="zh-CN"/>
               </w:rPr>
-              <w:t>18</w:t>
+              <w:t>11</w:t>
             </w:r>
           </w:p>
         </w:tc>
@@ -34791,7 +33966,7 @@
                 <w:szCs w:val="24"/>
                 <w:lang w:val="en-US" w:eastAsia="zh-CN"/>
               </w:rPr>
-              <w:t>NRAS</w:t>
+              <w:t>KRAS</w:t>
             </w:r>
           </w:p>
         </w:tc>
@@ -34823,7 +33998,7 @@
                 <w:szCs w:val="24"/>
                 <w:lang w:val="en-US" w:eastAsia="zh-CN"/>
               </w:rPr>
-              <w:t>p.G13D</w:t>
+              <w:t>p.G12C</w:t>
             </w:r>
           </w:p>
         </w:tc>
@@ -34877,7 +34052,7 @@
                 <w:szCs w:val="24"/>
                 <w:lang w:val="en-US" w:eastAsia="zh-CN"/>
               </w:rPr>
-              <w:t>19</w:t>
+              <w:t>12</w:t>
             </w:r>
           </w:p>
         </w:tc>
@@ -34909,7 +34084,7 @@
                 <w:szCs w:val="24"/>
                 <w:lang w:val="en-US" w:eastAsia="zh-CN"/>
               </w:rPr>
-              <w:t>NRAS</w:t>
+              <w:t>KRAS</w:t>
             </w:r>
           </w:p>
         </w:tc>
@@ -34941,358 +34116,7 @@
                 <w:szCs w:val="24"/>
                 <w:lang w:val="en-US" w:eastAsia="zh-CN"/>
               </w:rPr>
-              <w:t>p.G13V</w:t>
-            </w:r>
-          </w:p>
-        </w:tc>
-      </w:tr>
-      <w:tr>
-        <w:tblPrEx>
-          <w:tblBorders>
-            <w:top w:val="none" w:color="auto" w:sz="0" w:space="0"/>
-            <w:left w:val="none" w:color="auto" w:sz="0" w:space="0"/>
-            <w:bottom w:val="none" w:color="auto" w:sz="0" w:space="0"/>
-            <w:right w:val="none" w:color="auto" w:sz="0" w:space="0"/>
-            <w:insideH w:val="none" w:color="auto" w:sz="0" w:space="0"/>
-            <w:insideV w:val="none" w:color="auto" w:sz="0" w:space="0"/>
-          </w:tblBorders>
-          <w:tblCellMar>
-            <w:top w:w="0" w:type="dxa"/>
-            <w:left w:w="108" w:type="dxa"/>
-            <w:bottom w:w="0" w:type="dxa"/>
-            <w:right w:w="108" w:type="dxa"/>
-          </w:tblCellMar>
-        </w:tblPrEx>
-        <w:trPr>
-          <w:trHeight w:val="325" w:hRule="atLeast"/>
-        </w:trPr>
-        <w:tc>
-          <w:tcPr>
-            <w:tcW w:w="1859" w:type="dxa"/>
-            <w:tcBorders>
-              <w:top w:val="single" w:color="000000" w:sz="8" w:space="0"/>
-              <w:left w:val="single" w:color="000000" w:sz="8" w:space="0"/>
-              <w:bottom w:val="nil"/>
-              <w:right w:val="nil"/>
-            </w:tcBorders>
-            <w:shd w:val="clear" w:color="auto" w:fill="FFFFFF"/>
-            <w:vAlign w:val="center"/>
-          </w:tcPr>
-          <w:p>
-            <w:pPr>
-              <w:jc w:val="center"/>
-              <w:rPr>
-                <w:rFonts w:hint="default" w:ascii="Times New Roman" w:hAnsi="Times New Roman" w:cs="Times New Roman"/>
-                <w:sz w:val="24"/>
-                <w:szCs w:val="24"/>
-              </w:rPr>
-            </w:pPr>
-            <w:r>
-              <w:rPr>
-                <w:rFonts w:hint="default" w:ascii="Times New Roman" w:hAnsi="Times New Roman" w:cs="Times New Roman"/>
-                <w:sz w:val="24"/>
-                <w:szCs w:val="24"/>
-                <w:lang w:val="en-US" w:eastAsia="zh-CN"/>
-              </w:rPr>
-              <w:t>20</w:t>
-            </w:r>
-          </w:p>
-        </w:tc>
-        <w:tc>
-          <w:tcPr>
-            <w:tcW w:w="2629" w:type="dxa"/>
-            <w:tcBorders>
-              <w:top w:val="single" w:color="000000" w:sz="8" w:space="0"/>
-              <w:left w:val="single" w:color="000000" w:sz="8" w:space="0"/>
-              <w:bottom w:val="nil"/>
-              <w:right w:val="nil"/>
-            </w:tcBorders>
-            <w:shd w:val="clear" w:color="auto" w:fill="FFFFFF"/>
-            <w:vAlign w:val="center"/>
-          </w:tcPr>
-          <w:p>
-            <w:pPr>
-              <w:jc w:val="center"/>
-              <w:rPr>
-                <w:rFonts w:hint="default" w:ascii="Times New Roman" w:hAnsi="Times New Roman" w:cs="Times New Roman"/>
-                <w:sz w:val="24"/>
-                <w:szCs w:val="24"/>
-              </w:rPr>
-            </w:pPr>
-            <w:r>
-              <w:rPr>
-                <w:rFonts w:hint="default" w:ascii="Times New Roman" w:hAnsi="Times New Roman" w:cs="Times New Roman"/>
-                <w:sz w:val="24"/>
-                <w:szCs w:val="24"/>
-                <w:lang w:val="en-US" w:eastAsia="zh-CN"/>
-              </w:rPr>
-              <w:t>NRAS</w:t>
-            </w:r>
-          </w:p>
-        </w:tc>
-        <w:tc>
-          <w:tcPr>
-            <w:tcW w:w="5357" w:type="dxa"/>
-            <w:tcBorders>
-              <w:top w:val="single" w:color="000000" w:sz="8" w:space="0"/>
-              <w:left w:val="single" w:color="000000" w:sz="8" w:space="0"/>
-              <w:bottom w:val="nil"/>
-              <w:right w:val="single" w:color="000000" w:sz="8" w:space="0"/>
-            </w:tcBorders>
-            <w:shd w:val="clear" w:color="auto" w:fill="FFFFFF"/>
-            <w:vAlign w:val="center"/>
-          </w:tcPr>
-          <w:p>
-            <w:pPr>
-              <w:jc w:val="center"/>
-              <w:rPr>
-                <w:rFonts w:hint="default" w:ascii="Times New Roman" w:hAnsi="Times New Roman" w:cs="Times New Roman"/>
-                <w:sz w:val="24"/>
-                <w:szCs w:val="24"/>
-              </w:rPr>
-            </w:pPr>
-            <w:r>
-              <w:rPr>
-                <w:rFonts w:hint="default" w:ascii="Times New Roman" w:hAnsi="Times New Roman" w:cs="Times New Roman"/>
-                <w:sz w:val="24"/>
-                <w:szCs w:val="24"/>
-                <w:lang w:val="en-US" w:eastAsia="zh-CN"/>
-              </w:rPr>
-              <w:t>p.Q61R</w:t>
-            </w:r>
-          </w:p>
-        </w:tc>
-      </w:tr>
-      <w:tr>
-        <w:tblPrEx>
-          <w:tblBorders>
-            <w:top w:val="none" w:color="auto" w:sz="0" w:space="0"/>
-            <w:left w:val="none" w:color="auto" w:sz="0" w:space="0"/>
-            <w:bottom w:val="none" w:color="auto" w:sz="0" w:space="0"/>
-            <w:right w:val="none" w:color="auto" w:sz="0" w:space="0"/>
-            <w:insideH w:val="none" w:color="auto" w:sz="0" w:space="0"/>
-            <w:insideV w:val="none" w:color="auto" w:sz="0" w:space="0"/>
-          </w:tblBorders>
-          <w:tblCellMar>
-            <w:top w:w="0" w:type="dxa"/>
-            <w:left w:w="108" w:type="dxa"/>
-            <w:bottom w:w="0" w:type="dxa"/>
-            <w:right w:w="108" w:type="dxa"/>
-          </w:tblCellMar>
-        </w:tblPrEx>
-        <w:trPr>
-          <w:trHeight w:val="325" w:hRule="atLeast"/>
-        </w:trPr>
-        <w:tc>
-          <w:tcPr>
-            <w:tcW w:w="1859" w:type="dxa"/>
-            <w:tcBorders>
-              <w:top w:val="single" w:color="000000" w:sz="8" w:space="0"/>
-              <w:left w:val="single" w:color="000000" w:sz="8" w:space="0"/>
-              <w:bottom w:val="nil"/>
-              <w:right w:val="nil"/>
-            </w:tcBorders>
-            <w:shd w:val="clear" w:color="auto" w:fill="FFFFFF"/>
-            <w:vAlign w:val="center"/>
-          </w:tcPr>
-          <w:p>
-            <w:pPr>
-              <w:jc w:val="center"/>
-              <w:rPr>
-                <w:rFonts w:hint="default" w:ascii="Times New Roman" w:hAnsi="Times New Roman" w:cs="Times New Roman"/>
-                <w:sz w:val="24"/>
-                <w:szCs w:val="24"/>
-              </w:rPr>
-            </w:pPr>
-            <w:r>
-              <w:rPr>
-                <w:rFonts w:hint="default" w:ascii="Times New Roman" w:hAnsi="Times New Roman" w:cs="Times New Roman"/>
-                <w:sz w:val="24"/>
-                <w:szCs w:val="24"/>
-                <w:lang w:val="en-US" w:eastAsia="zh-CN"/>
-              </w:rPr>
-              <w:t>21</w:t>
-            </w:r>
-          </w:p>
-        </w:tc>
-        <w:tc>
-          <w:tcPr>
-            <w:tcW w:w="2629" w:type="dxa"/>
-            <w:tcBorders>
-              <w:top w:val="single" w:color="000000" w:sz="8" w:space="0"/>
-              <w:left w:val="single" w:color="000000" w:sz="8" w:space="0"/>
-              <w:bottom w:val="nil"/>
-              <w:right w:val="nil"/>
-            </w:tcBorders>
-            <w:shd w:val="clear" w:color="auto" w:fill="FFFFFF"/>
-            <w:vAlign w:val="center"/>
-          </w:tcPr>
-          <w:p>
-            <w:pPr>
-              <w:jc w:val="center"/>
-              <w:rPr>
-                <w:rFonts w:hint="default" w:ascii="Times New Roman" w:hAnsi="Times New Roman" w:cs="Times New Roman"/>
-                <w:sz w:val="24"/>
-                <w:szCs w:val="24"/>
-              </w:rPr>
-            </w:pPr>
-            <w:r>
-              <w:rPr>
-                <w:rFonts w:hint="default" w:ascii="Times New Roman" w:hAnsi="Times New Roman" w:cs="Times New Roman"/>
-                <w:sz w:val="24"/>
-                <w:szCs w:val="24"/>
-                <w:lang w:val="en-US" w:eastAsia="zh-CN"/>
-              </w:rPr>
-              <w:t>NRAS</w:t>
-            </w:r>
-          </w:p>
-        </w:tc>
-        <w:tc>
-          <w:tcPr>
-            <w:tcW w:w="5357" w:type="dxa"/>
-            <w:tcBorders>
-              <w:top w:val="single" w:color="000000" w:sz="8" w:space="0"/>
-              <w:left w:val="single" w:color="000000" w:sz="8" w:space="0"/>
-              <w:bottom w:val="nil"/>
-              <w:right w:val="single" w:color="000000" w:sz="8" w:space="0"/>
-            </w:tcBorders>
-            <w:shd w:val="clear" w:color="auto" w:fill="FFFFFF"/>
-            <w:vAlign w:val="center"/>
-          </w:tcPr>
-          <w:p>
-            <w:pPr>
-              <w:jc w:val="center"/>
-              <w:rPr>
-                <w:rFonts w:hint="default" w:ascii="Times New Roman" w:hAnsi="Times New Roman" w:cs="Times New Roman"/>
-                <w:sz w:val="24"/>
-                <w:szCs w:val="24"/>
-              </w:rPr>
-            </w:pPr>
-            <w:r>
-              <w:rPr>
-                <w:rFonts w:hint="default" w:ascii="Times New Roman" w:hAnsi="Times New Roman" w:cs="Times New Roman"/>
-                <w:sz w:val="24"/>
-                <w:szCs w:val="24"/>
-                <w:lang w:val="en-US" w:eastAsia="zh-CN"/>
-              </w:rPr>
-              <w:t>p.A146T</w:t>
-            </w:r>
-          </w:p>
-        </w:tc>
-      </w:tr>
-      <w:tr>
-        <w:tblPrEx>
-          <w:tblBorders>
-            <w:top w:val="none" w:color="auto" w:sz="0" w:space="0"/>
-            <w:left w:val="none" w:color="auto" w:sz="0" w:space="0"/>
-            <w:bottom w:val="none" w:color="auto" w:sz="0" w:space="0"/>
-            <w:right w:val="none" w:color="auto" w:sz="0" w:space="0"/>
-            <w:insideH w:val="none" w:color="auto" w:sz="0" w:space="0"/>
-            <w:insideV w:val="none" w:color="auto" w:sz="0" w:space="0"/>
-          </w:tblBorders>
-          <w:tblCellMar>
-            <w:top w:w="0" w:type="dxa"/>
-            <w:left w:w="108" w:type="dxa"/>
-            <w:bottom w:w="0" w:type="dxa"/>
-            <w:right w:w="108" w:type="dxa"/>
-          </w:tblCellMar>
-        </w:tblPrEx>
-        <w:trPr>
-          <w:trHeight w:val="325" w:hRule="atLeast"/>
-        </w:trPr>
-        <w:tc>
-          <w:tcPr>
-            <w:tcW w:w="1859" w:type="dxa"/>
-            <w:tcBorders>
-              <w:top w:val="single" w:color="000000" w:sz="8" w:space="0"/>
-              <w:left w:val="single" w:color="000000" w:sz="8" w:space="0"/>
-              <w:bottom w:val="nil"/>
-              <w:right w:val="nil"/>
-            </w:tcBorders>
-            <w:shd w:val="clear" w:color="auto" w:fill="FFFFFF"/>
-            <w:vAlign w:val="center"/>
-          </w:tcPr>
-          <w:p>
-            <w:pPr>
-              <w:jc w:val="center"/>
-              <w:rPr>
-                <w:rFonts w:hint="default" w:ascii="Times New Roman" w:hAnsi="Times New Roman" w:cs="Times New Roman"/>
-                <w:sz w:val="24"/>
-                <w:szCs w:val="24"/>
-              </w:rPr>
-            </w:pPr>
-            <w:r>
-              <w:rPr>
-                <w:rFonts w:hint="default" w:ascii="Times New Roman" w:hAnsi="Times New Roman" w:cs="Times New Roman"/>
-                <w:sz w:val="24"/>
-                <w:szCs w:val="24"/>
-                <w:lang w:val="en-US" w:eastAsia="zh-CN"/>
-              </w:rPr>
-              <w:t>22</w:t>
-            </w:r>
-          </w:p>
-        </w:tc>
-        <w:tc>
-          <w:tcPr>
-            <w:tcW w:w="2629" w:type="dxa"/>
-            <w:tcBorders>
-              <w:top w:val="single" w:color="000000" w:sz="8" w:space="0"/>
-              <w:left w:val="single" w:color="000000" w:sz="8" w:space="0"/>
-              <w:bottom w:val="nil"/>
-              <w:right w:val="nil"/>
-            </w:tcBorders>
-            <w:shd w:val="clear" w:color="auto" w:fill="FFFFFF"/>
-            <w:vAlign w:val="center"/>
-          </w:tcPr>
-          <w:p>
-            <w:pPr>
-              <w:jc w:val="center"/>
-              <w:rPr>
-                <w:rFonts w:hint="default" w:ascii="Times New Roman" w:hAnsi="Times New Roman" w:cs="Times New Roman"/>
-                <w:sz w:val="24"/>
-                <w:szCs w:val="24"/>
-              </w:rPr>
-            </w:pPr>
-            <w:r>
-              <w:rPr>
-                <w:rFonts w:hint="default" w:ascii="Times New Roman" w:hAnsi="Times New Roman" w:cs="Times New Roman"/>
-                <w:sz w:val="24"/>
-                <w:szCs w:val="24"/>
-                <w:lang w:val="en-US" w:eastAsia="zh-CN"/>
-              </w:rPr>
-              <w:t>NRAS</w:t>
-            </w:r>
-          </w:p>
-        </w:tc>
-        <w:tc>
-          <w:tcPr>
-            <w:tcW w:w="5357" w:type="dxa"/>
-            <w:tcBorders>
-              <w:top w:val="single" w:color="000000" w:sz="8" w:space="0"/>
-              <w:left w:val="single" w:color="000000" w:sz="8" w:space="0"/>
-              <w:bottom w:val="nil"/>
-              <w:right w:val="single" w:color="000000" w:sz="8" w:space="0"/>
-            </w:tcBorders>
-            <w:shd w:val="clear" w:color="auto" w:fill="FFFFFF"/>
-            <w:vAlign w:val="center"/>
-          </w:tcPr>
-          <w:p>
-            <w:pPr>
-              <w:jc w:val="center"/>
-              <w:rPr>
-                <w:rFonts w:hint="default" w:ascii="Times New Roman" w:hAnsi="Times New Roman" w:cs="Times New Roman"/>
-                <w:sz w:val="24"/>
-                <w:szCs w:val="24"/>
-              </w:rPr>
-            </w:pPr>
-            <w:r>
-              <w:rPr>
-                <w:rFonts w:hint="default" w:ascii="Times New Roman" w:hAnsi="Times New Roman" w:cs="Times New Roman"/>
-                <w:sz w:val="24"/>
-                <w:szCs w:val="24"/>
-                <w:lang w:val="en-US" w:eastAsia="zh-CN"/>
-              </w:rPr>
-              <w:t>p.K117N</w:t>
+              <w:t>p.G12S</w:t>
             </w:r>
           </w:p>
         </w:tc>
@@ -35346,7 +34170,7 @@
                 <w:szCs w:val="24"/>
                 <w:lang w:val="en-US" w:eastAsia="zh-CN"/>
               </w:rPr>
-              <w:t>23</w:t>
+              <w:t>13</w:t>
             </w:r>
           </w:p>
         </w:tc>
@@ -35378,7 +34202,7 @@
                 <w:szCs w:val="24"/>
                 <w:lang w:val="en-US" w:eastAsia="zh-CN"/>
               </w:rPr>
-              <w:t>NTRK1</w:t>
+              <w:t>KRAS</w:t>
             </w:r>
           </w:p>
         </w:tc>
@@ -35410,7 +34234,7 @@
                 <w:szCs w:val="24"/>
                 <w:lang w:val="en-US" w:eastAsia="zh-CN"/>
               </w:rPr>
-              <w:t>TFG-NTRK1 Fusion</w:t>
+              <w:t>p.G13D</w:t>
             </w:r>
           </w:p>
         </w:tc>
@@ -35464,7 +34288,7 @@
                 <w:szCs w:val="24"/>
                 <w:lang w:val="en-US" w:eastAsia="zh-CN"/>
               </w:rPr>
-              <w:t>24</w:t>
+              <w:t>14</w:t>
             </w:r>
           </w:p>
         </w:tc>
@@ -35496,16 +34320,7 @@
                 <w:szCs w:val="24"/>
                 <w:lang w:val="en-US" w:eastAsia="zh-CN"/>
               </w:rPr>
-              <w:t>NTRK</w:t>
-            </w:r>
-            <w:r>
-              <w:rPr>
-                <w:rFonts w:hint="eastAsia" w:ascii="Times New Roman" w:hAnsi="Times New Roman" w:cs="Times New Roman"/>
-                <w:sz w:val="24"/>
-                <w:szCs w:val="24"/>
-                <w:lang w:val="en-US" w:eastAsia="zh-CN"/>
-              </w:rPr>
-              <w:t>1</w:t>
+              <w:t>KRAS</w:t>
             </w:r>
           </w:p>
         </w:tc>
@@ -35537,7 +34352,7 @@
                 <w:szCs w:val="24"/>
                 <w:lang w:val="en-US" w:eastAsia="zh-CN"/>
               </w:rPr>
-              <w:t>MPRIP-NTRK1 Fusion</w:t>
+              <w:t>p.G12R</w:t>
             </w:r>
           </w:p>
         </w:tc>
@@ -35590,7 +34405,7 @@
                 <w:szCs w:val="24"/>
                 <w:lang w:val="en-US" w:eastAsia="zh-CN"/>
               </w:rPr>
-              <w:t>25</w:t>
+              <w:t>15</w:t>
             </w:r>
           </w:p>
         </w:tc>
@@ -35622,16 +34437,7 @@
                 <w:szCs w:val="24"/>
                 <w:lang w:val="en-US" w:eastAsia="zh-CN"/>
               </w:rPr>
-              <w:t>NTRK</w:t>
-            </w:r>
-            <w:r>
-              <w:rPr>
-                <w:rFonts w:hint="eastAsia" w:ascii="Times New Roman" w:hAnsi="Times New Roman" w:cs="Times New Roman"/>
-                <w:sz w:val="24"/>
-                <w:szCs w:val="24"/>
-                <w:lang w:val="en-US" w:eastAsia="zh-CN"/>
-              </w:rPr>
-              <w:t>2</w:t>
+              <w:t>KRAS</w:t>
             </w:r>
           </w:p>
         </w:tc>
@@ -35663,7 +34469,7 @@
                 <w:szCs w:val="24"/>
                 <w:lang w:val="en-US" w:eastAsia="zh-CN"/>
               </w:rPr>
-              <w:t>TRIM24-NTRK2 Fusion</w:t>
+              <w:t>p.G12A</w:t>
             </w:r>
           </w:p>
         </w:tc>
@@ -35716,7 +34522,7 @@
                 <w:szCs w:val="24"/>
                 <w:lang w:val="en-US" w:eastAsia="zh-CN"/>
               </w:rPr>
-              <w:t>26</w:t>
+              <w:t>16</w:t>
             </w:r>
           </w:p>
         </w:tc>
@@ -35748,7 +34554,7 @@
                 <w:szCs w:val="24"/>
                 <w:lang w:val="en-US" w:eastAsia="zh-CN"/>
               </w:rPr>
-              <w:t>PIK3CA</w:t>
+              <w:t>NRAS</w:t>
             </w:r>
           </w:p>
         </w:tc>
@@ -35780,358 +34586,7 @@
                 <w:szCs w:val="24"/>
                 <w:lang w:val="en-US" w:eastAsia="zh-CN"/>
               </w:rPr>
-              <w:t>p.E542K</w:t>
-            </w:r>
-          </w:p>
-        </w:tc>
-      </w:tr>
-      <w:tr>
-        <w:tblPrEx>
-          <w:tblBorders>
-            <w:top w:val="none" w:color="auto" w:sz="0" w:space="0"/>
-            <w:left w:val="none" w:color="auto" w:sz="0" w:space="0"/>
-            <w:bottom w:val="none" w:color="auto" w:sz="0" w:space="0"/>
-            <w:right w:val="none" w:color="auto" w:sz="0" w:space="0"/>
-            <w:insideH w:val="none" w:color="auto" w:sz="0" w:space="0"/>
-            <w:insideV w:val="none" w:color="auto" w:sz="0" w:space="0"/>
-          </w:tblBorders>
-          <w:tblCellMar>
-            <w:top w:w="0" w:type="dxa"/>
-            <w:left w:w="108" w:type="dxa"/>
-            <w:bottom w:w="0" w:type="dxa"/>
-            <w:right w:w="108" w:type="dxa"/>
-          </w:tblCellMar>
-        </w:tblPrEx>
-        <w:trPr>
-          <w:trHeight w:val="325" w:hRule="atLeast"/>
-        </w:trPr>
-        <w:tc>
-          <w:tcPr>
-            <w:tcW w:w="1859" w:type="dxa"/>
-            <w:tcBorders>
-              <w:top w:val="single" w:color="000000" w:sz="8" w:space="0"/>
-              <w:left w:val="single" w:color="000000" w:sz="8" w:space="0"/>
-              <w:bottom w:val="nil"/>
-              <w:right w:val="nil"/>
-            </w:tcBorders>
-            <w:shd w:val="clear" w:color="auto" w:fill="FFFFFF"/>
-            <w:vAlign w:val="center"/>
-          </w:tcPr>
-          <w:p>
-            <w:pPr>
-              <w:jc w:val="center"/>
-              <w:rPr>
-                <w:rFonts w:hint="default" w:ascii="Times New Roman" w:hAnsi="Times New Roman" w:cs="Times New Roman"/>
-                <w:sz w:val="24"/>
-                <w:szCs w:val="24"/>
-              </w:rPr>
-            </w:pPr>
-            <w:r>
-              <w:rPr>
-                <w:rFonts w:hint="default" w:ascii="Times New Roman" w:hAnsi="Times New Roman" w:cs="Times New Roman"/>
-                <w:sz w:val="24"/>
-                <w:szCs w:val="24"/>
-                <w:lang w:val="en-US" w:eastAsia="zh-CN"/>
-              </w:rPr>
-              <w:t>27</w:t>
-            </w:r>
-          </w:p>
-        </w:tc>
-        <w:tc>
-          <w:tcPr>
-            <w:tcW w:w="2629" w:type="dxa"/>
-            <w:tcBorders>
-              <w:top w:val="single" w:color="000000" w:sz="8" w:space="0"/>
-              <w:left w:val="single" w:color="000000" w:sz="8" w:space="0"/>
-              <w:bottom w:val="nil"/>
-              <w:right w:val="nil"/>
-            </w:tcBorders>
-            <w:shd w:val="clear" w:color="auto" w:fill="FFFFFF"/>
-            <w:vAlign w:val="center"/>
-          </w:tcPr>
-          <w:p>
-            <w:pPr>
-              <w:jc w:val="center"/>
-              <w:rPr>
-                <w:rFonts w:hint="default" w:ascii="Times New Roman" w:hAnsi="Times New Roman" w:cs="Times New Roman"/>
-                <w:sz w:val="24"/>
-                <w:szCs w:val="24"/>
-              </w:rPr>
-            </w:pPr>
-            <w:r>
-              <w:rPr>
-                <w:rFonts w:hint="default" w:ascii="Times New Roman" w:hAnsi="Times New Roman" w:cs="Times New Roman"/>
-                <w:sz w:val="24"/>
-                <w:szCs w:val="24"/>
-                <w:lang w:val="en-US" w:eastAsia="zh-CN"/>
-              </w:rPr>
-              <w:t>PIK3CA</w:t>
-            </w:r>
-          </w:p>
-        </w:tc>
-        <w:tc>
-          <w:tcPr>
-            <w:tcW w:w="5357" w:type="dxa"/>
-            <w:tcBorders>
-              <w:top w:val="single" w:color="000000" w:sz="8" w:space="0"/>
-              <w:left w:val="single" w:color="000000" w:sz="8" w:space="0"/>
-              <w:bottom w:val="nil"/>
-              <w:right w:val="single" w:color="000000" w:sz="8" w:space="0"/>
-            </w:tcBorders>
-            <w:shd w:val="clear" w:color="auto" w:fill="FFFFFF"/>
-            <w:vAlign w:val="center"/>
-          </w:tcPr>
-          <w:p>
-            <w:pPr>
-              <w:jc w:val="center"/>
-              <w:rPr>
-                <w:rFonts w:hint="default" w:ascii="Times New Roman" w:hAnsi="Times New Roman" w:cs="Times New Roman"/>
-                <w:sz w:val="24"/>
-                <w:szCs w:val="24"/>
-              </w:rPr>
-            </w:pPr>
-            <w:r>
-              <w:rPr>
-                <w:rFonts w:hint="default" w:ascii="Times New Roman" w:hAnsi="Times New Roman" w:cs="Times New Roman"/>
-                <w:sz w:val="24"/>
-                <w:szCs w:val="24"/>
-                <w:lang w:val="en-US" w:eastAsia="zh-CN"/>
-              </w:rPr>
-              <w:t>p.E545K</w:t>
-            </w:r>
-          </w:p>
-        </w:tc>
-      </w:tr>
-      <w:tr>
-        <w:tblPrEx>
-          <w:tblBorders>
-            <w:top w:val="none" w:color="auto" w:sz="0" w:space="0"/>
-            <w:left w:val="none" w:color="auto" w:sz="0" w:space="0"/>
-            <w:bottom w:val="none" w:color="auto" w:sz="0" w:space="0"/>
-            <w:right w:val="none" w:color="auto" w:sz="0" w:space="0"/>
-            <w:insideH w:val="none" w:color="auto" w:sz="0" w:space="0"/>
-            <w:insideV w:val="none" w:color="auto" w:sz="0" w:space="0"/>
-          </w:tblBorders>
-          <w:tblCellMar>
-            <w:top w:w="0" w:type="dxa"/>
-            <w:left w:w="108" w:type="dxa"/>
-            <w:bottom w:w="0" w:type="dxa"/>
-            <w:right w:w="108" w:type="dxa"/>
-          </w:tblCellMar>
-        </w:tblPrEx>
-        <w:trPr>
-          <w:trHeight w:val="325" w:hRule="atLeast"/>
-        </w:trPr>
-        <w:tc>
-          <w:tcPr>
-            <w:tcW w:w="1859" w:type="dxa"/>
-            <w:tcBorders>
-              <w:top w:val="single" w:color="000000" w:sz="8" w:space="0"/>
-              <w:left w:val="single" w:color="000000" w:sz="8" w:space="0"/>
-              <w:bottom w:val="nil"/>
-              <w:right w:val="nil"/>
-            </w:tcBorders>
-            <w:shd w:val="clear" w:color="auto" w:fill="FFFFFF"/>
-            <w:vAlign w:val="center"/>
-          </w:tcPr>
-          <w:p>
-            <w:pPr>
-              <w:jc w:val="center"/>
-              <w:rPr>
-                <w:rFonts w:hint="default" w:ascii="Times New Roman" w:hAnsi="Times New Roman" w:cs="Times New Roman"/>
-                <w:sz w:val="24"/>
-                <w:szCs w:val="24"/>
-              </w:rPr>
-            </w:pPr>
-            <w:r>
-              <w:rPr>
-                <w:rFonts w:hint="default" w:ascii="Times New Roman" w:hAnsi="Times New Roman" w:cs="Times New Roman"/>
-                <w:sz w:val="24"/>
-                <w:szCs w:val="24"/>
-                <w:lang w:val="en-US" w:eastAsia="zh-CN"/>
-              </w:rPr>
-              <w:t>28</w:t>
-            </w:r>
-          </w:p>
-        </w:tc>
-        <w:tc>
-          <w:tcPr>
-            <w:tcW w:w="2629" w:type="dxa"/>
-            <w:tcBorders>
-              <w:top w:val="single" w:color="000000" w:sz="8" w:space="0"/>
-              <w:left w:val="single" w:color="000000" w:sz="8" w:space="0"/>
-              <w:bottom w:val="nil"/>
-              <w:right w:val="nil"/>
-            </w:tcBorders>
-            <w:shd w:val="clear" w:color="auto" w:fill="FFFFFF"/>
-            <w:vAlign w:val="center"/>
-          </w:tcPr>
-          <w:p>
-            <w:pPr>
-              <w:jc w:val="center"/>
-              <w:rPr>
-                <w:rFonts w:hint="default" w:ascii="Times New Roman" w:hAnsi="Times New Roman" w:cs="Times New Roman"/>
-                <w:sz w:val="24"/>
-                <w:szCs w:val="24"/>
-              </w:rPr>
-            </w:pPr>
-            <w:r>
-              <w:rPr>
-                <w:rFonts w:hint="default" w:ascii="Times New Roman" w:hAnsi="Times New Roman" w:cs="Times New Roman"/>
-                <w:sz w:val="24"/>
-                <w:szCs w:val="24"/>
-                <w:lang w:val="en-US" w:eastAsia="zh-CN"/>
-              </w:rPr>
-              <w:t>PIK3CA</w:t>
-            </w:r>
-          </w:p>
-        </w:tc>
-        <w:tc>
-          <w:tcPr>
-            <w:tcW w:w="5357" w:type="dxa"/>
-            <w:tcBorders>
-              <w:top w:val="single" w:color="000000" w:sz="8" w:space="0"/>
-              <w:left w:val="single" w:color="000000" w:sz="8" w:space="0"/>
-              <w:bottom w:val="nil"/>
-              <w:right w:val="single" w:color="000000" w:sz="8" w:space="0"/>
-            </w:tcBorders>
-            <w:shd w:val="clear" w:color="auto" w:fill="FFFFFF"/>
-            <w:vAlign w:val="center"/>
-          </w:tcPr>
-          <w:p>
-            <w:pPr>
-              <w:jc w:val="center"/>
-              <w:rPr>
-                <w:rFonts w:hint="default" w:ascii="Times New Roman" w:hAnsi="Times New Roman" w:cs="Times New Roman"/>
-                <w:sz w:val="24"/>
-                <w:szCs w:val="24"/>
-              </w:rPr>
-            </w:pPr>
-            <w:r>
-              <w:rPr>
-                <w:rFonts w:hint="default" w:ascii="Times New Roman" w:hAnsi="Times New Roman" w:cs="Times New Roman"/>
-                <w:sz w:val="24"/>
-                <w:szCs w:val="24"/>
-                <w:lang w:val="en-US" w:eastAsia="zh-CN"/>
-              </w:rPr>
-              <w:t>p.H1047L</w:t>
-            </w:r>
-          </w:p>
-        </w:tc>
-      </w:tr>
-      <w:tr>
-        <w:tblPrEx>
-          <w:tblBorders>
-            <w:top w:val="none" w:color="auto" w:sz="0" w:space="0"/>
-            <w:left w:val="none" w:color="auto" w:sz="0" w:space="0"/>
-            <w:bottom w:val="none" w:color="auto" w:sz="0" w:space="0"/>
-            <w:right w:val="none" w:color="auto" w:sz="0" w:space="0"/>
-            <w:insideH w:val="none" w:color="auto" w:sz="0" w:space="0"/>
-            <w:insideV w:val="none" w:color="auto" w:sz="0" w:space="0"/>
-          </w:tblBorders>
-          <w:tblCellMar>
-            <w:top w:w="0" w:type="dxa"/>
-            <w:left w:w="108" w:type="dxa"/>
-            <w:bottom w:w="0" w:type="dxa"/>
-            <w:right w:w="108" w:type="dxa"/>
-          </w:tblCellMar>
-        </w:tblPrEx>
-        <w:trPr>
-          <w:trHeight w:val="325" w:hRule="atLeast"/>
-        </w:trPr>
-        <w:tc>
-          <w:tcPr>
-            <w:tcW w:w="1859" w:type="dxa"/>
-            <w:tcBorders>
-              <w:top w:val="single" w:color="000000" w:sz="8" w:space="0"/>
-              <w:left w:val="single" w:color="000000" w:sz="8" w:space="0"/>
-              <w:bottom w:val="nil"/>
-              <w:right w:val="nil"/>
-            </w:tcBorders>
-            <w:shd w:val="clear" w:color="auto" w:fill="FFFFFF"/>
-            <w:vAlign w:val="center"/>
-          </w:tcPr>
-          <w:p>
-            <w:pPr>
-              <w:jc w:val="center"/>
-              <w:rPr>
-                <w:rFonts w:hint="default" w:ascii="Times New Roman" w:hAnsi="Times New Roman" w:cs="Times New Roman"/>
-                <w:sz w:val="24"/>
-                <w:szCs w:val="24"/>
-              </w:rPr>
-            </w:pPr>
-            <w:r>
-              <w:rPr>
-                <w:rFonts w:hint="default" w:ascii="Times New Roman" w:hAnsi="Times New Roman" w:cs="Times New Roman"/>
-                <w:sz w:val="24"/>
-                <w:szCs w:val="24"/>
-                <w:lang w:val="en-US" w:eastAsia="zh-CN"/>
-              </w:rPr>
-              <w:t>29</w:t>
-            </w:r>
-          </w:p>
-        </w:tc>
-        <w:tc>
-          <w:tcPr>
-            <w:tcW w:w="2629" w:type="dxa"/>
-            <w:tcBorders>
-              <w:top w:val="single" w:color="000000" w:sz="8" w:space="0"/>
-              <w:left w:val="single" w:color="000000" w:sz="8" w:space="0"/>
-              <w:bottom w:val="nil"/>
-              <w:right w:val="nil"/>
-            </w:tcBorders>
-            <w:shd w:val="clear" w:color="auto" w:fill="FFFFFF"/>
-            <w:vAlign w:val="center"/>
-          </w:tcPr>
-          <w:p>
-            <w:pPr>
-              <w:jc w:val="center"/>
-              <w:rPr>
-                <w:rFonts w:hint="default" w:ascii="Times New Roman" w:hAnsi="Times New Roman" w:cs="Times New Roman"/>
-                <w:sz w:val="24"/>
-                <w:szCs w:val="24"/>
-              </w:rPr>
-            </w:pPr>
-            <w:r>
-              <w:rPr>
-                <w:rFonts w:hint="default" w:ascii="Times New Roman" w:hAnsi="Times New Roman" w:cs="Times New Roman"/>
-                <w:sz w:val="24"/>
-                <w:szCs w:val="24"/>
-                <w:lang w:val="en-US" w:eastAsia="zh-CN"/>
-              </w:rPr>
-              <w:t>PIK3CA</w:t>
-            </w:r>
-          </w:p>
-        </w:tc>
-        <w:tc>
-          <w:tcPr>
-            <w:tcW w:w="5357" w:type="dxa"/>
-            <w:tcBorders>
-              <w:top w:val="single" w:color="000000" w:sz="8" w:space="0"/>
-              <w:left w:val="single" w:color="000000" w:sz="8" w:space="0"/>
-              <w:bottom w:val="nil"/>
-              <w:right w:val="single" w:color="000000" w:sz="8" w:space="0"/>
-            </w:tcBorders>
-            <w:shd w:val="clear" w:color="auto" w:fill="FFFFFF"/>
-            <w:vAlign w:val="center"/>
-          </w:tcPr>
-          <w:p>
-            <w:pPr>
-              <w:jc w:val="center"/>
-              <w:rPr>
-                <w:rFonts w:hint="default" w:ascii="Times New Roman" w:hAnsi="Times New Roman" w:cs="Times New Roman"/>
-                <w:sz w:val="24"/>
-                <w:szCs w:val="24"/>
-              </w:rPr>
-            </w:pPr>
-            <w:r>
-              <w:rPr>
-                <w:rFonts w:hint="default" w:ascii="Times New Roman" w:hAnsi="Times New Roman" w:cs="Times New Roman"/>
-                <w:sz w:val="24"/>
-                <w:szCs w:val="24"/>
-                <w:lang w:val="en-US" w:eastAsia="zh-CN"/>
-              </w:rPr>
-              <w:t>p.H1047R</w:t>
+              <w:t>p.G12D</w:t>
             </w:r>
           </w:p>
         </w:tc>
@@ -36185,7 +34640,7 @@
                 <w:szCs w:val="24"/>
                 <w:lang w:val="en-US" w:eastAsia="zh-CN"/>
               </w:rPr>
-              <w:t>30</w:t>
+              <w:t>17</w:t>
             </w:r>
           </w:p>
         </w:tc>
@@ -36217,7 +34672,7 @@
                 <w:szCs w:val="24"/>
                 <w:lang w:val="en-US" w:eastAsia="zh-CN"/>
               </w:rPr>
-              <w:t>PTEN</w:t>
+              <w:t>NRAS</w:t>
             </w:r>
           </w:p>
         </w:tc>
@@ -36249,7 +34704,124 @@
                 <w:szCs w:val="24"/>
                 <w:lang w:val="en-US" w:eastAsia="zh-CN"/>
               </w:rPr>
-              <w:t>p.R130Q</w:t>
+              <w:t>p.G13R</w:t>
+            </w:r>
+          </w:p>
+        </w:tc>
+      </w:tr>
+      <w:tr>
+        <w:tblPrEx>
+          <w:tblBorders>
+            <w:top w:val="none" w:color="auto" w:sz="0" w:space="0"/>
+            <w:left w:val="none" w:color="auto" w:sz="0" w:space="0"/>
+            <w:bottom w:val="none" w:color="auto" w:sz="0" w:space="0"/>
+            <w:right w:val="none" w:color="auto" w:sz="0" w:space="0"/>
+            <w:insideH w:val="none" w:color="auto" w:sz="0" w:space="0"/>
+            <w:insideV w:val="none" w:color="auto" w:sz="0" w:space="0"/>
+          </w:tblBorders>
+          <w:tblCellMar>
+            <w:top w:w="0" w:type="dxa"/>
+            <w:left w:w="108" w:type="dxa"/>
+            <w:bottom w:w="0" w:type="dxa"/>
+            <w:right w:w="108" w:type="dxa"/>
+          </w:tblCellMar>
+        </w:tblPrEx>
+        <w:trPr>
+          <w:trHeight w:val="325" w:hRule="atLeast"/>
+        </w:trPr>
+        <w:tc>
+          <w:tcPr>
+            <w:tcW w:w="1859" w:type="dxa"/>
+            <w:tcBorders>
+              <w:top w:val="single" w:color="000000" w:sz="8" w:space="0"/>
+              <w:left w:val="single" w:color="000000" w:sz="8" w:space="0"/>
+              <w:bottom w:val="nil"/>
+              <w:right w:val="nil"/>
+            </w:tcBorders>
+            <w:shd w:val="clear" w:color="auto" w:fill="FFFFFF"/>
+            <w:vAlign w:val="center"/>
+          </w:tcPr>
+          <w:p>
+            <w:pPr>
+              <w:jc w:val="center"/>
+              <w:rPr>
+                <w:rFonts w:hint="default" w:ascii="Times New Roman" w:hAnsi="Times New Roman" w:cs="Times New Roman"/>
+                <w:sz w:val="24"/>
+                <w:szCs w:val="24"/>
+              </w:rPr>
+            </w:pPr>
+            <w:r>
+              <w:rPr>
+                <w:rFonts w:hint="default" w:ascii="Times New Roman" w:hAnsi="Times New Roman" w:cs="Times New Roman"/>
+                <w:sz w:val="24"/>
+                <w:szCs w:val="24"/>
+                <w:lang w:val="en-US" w:eastAsia="zh-CN"/>
+              </w:rPr>
+              <w:t>18</w:t>
+            </w:r>
+          </w:p>
+        </w:tc>
+        <w:tc>
+          <w:tcPr>
+            <w:tcW w:w="2629" w:type="dxa"/>
+            <w:tcBorders>
+              <w:top w:val="single" w:color="000000" w:sz="8" w:space="0"/>
+              <w:left w:val="single" w:color="000000" w:sz="8" w:space="0"/>
+              <w:bottom w:val="nil"/>
+              <w:right w:val="nil"/>
+            </w:tcBorders>
+            <w:shd w:val="clear" w:color="auto" w:fill="FFFFFF"/>
+            <w:vAlign w:val="center"/>
+          </w:tcPr>
+          <w:p>
+            <w:pPr>
+              <w:jc w:val="center"/>
+              <w:rPr>
+                <w:rFonts w:hint="default" w:ascii="Times New Roman" w:hAnsi="Times New Roman" w:cs="Times New Roman"/>
+                <w:sz w:val="24"/>
+                <w:szCs w:val="24"/>
+              </w:rPr>
+            </w:pPr>
+            <w:r>
+              <w:rPr>
+                <w:rFonts w:hint="default" w:ascii="Times New Roman" w:hAnsi="Times New Roman" w:cs="Times New Roman"/>
+                <w:sz w:val="24"/>
+                <w:szCs w:val="24"/>
+                <w:lang w:val="en-US" w:eastAsia="zh-CN"/>
+              </w:rPr>
+              <w:t>NRAS</w:t>
+            </w:r>
+          </w:p>
+        </w:tc>
+        <w:tc>
+          <w:tcPr>
+            <w:tcW w:w="5357" w:type="dxa"/>
+            <w:tcBorders>
+              <w:top w:val="single" w:color="000000" w:sz="8" w:space="0"/>
+              <w:left w:val="single" w:color="000000" w:sz="8" w:space="0"/>
+              <w:bottom w:val="nil"/>
+              <w:right w:val="single" w:color="000000" w:sz="8" w:space="0"/>
+            </w:tcBorders>
+            <w:shd w:val="clear" w:color="auto" w:fill="FFFFFF"/>
+            <w:vAlign w:val="center"/>
+          </w:tcPr>
+          <w:p>
+            <w:pPr>
+              <w:jc w:val="center"/>
+              <w:rPr>
+                <w:rFonts w:hint="default" w:ascii="Times New Roman" w:hAnsi="Times New Roman" w:cs="Times New Roman"/>
+                <w:sz w:val="24"/>
+                <w:szCs w:val="24"/>
+              </w:rPr>
+            </w:pPr>
+            <w:r>
+              <w:rPr>
+                <w:rFonts w:hint="default" w:ascii="Times New Roman" w:hAnsi="Times New Roman" w:cs="Times New Roman"/>
+                <w:sz w:val="24"/>
+                <w:szCs w:val="24"/>
+                <w:lang w:val="en-US" w:eastAsia="zh-CN"/>
+              </w:rPr>
+              <w:t>p.G13D</w:t>
             </w:r>
           </w:p>
         </w:tc>
@@ -36281,7 +34853,7 @@
             <w:tcBorders>
               <w:top w:val="single" w:color="000000" w:sz="8" w:space="0"/>
               <w:left w:val="single" w:color="000000" w:sz="8" w:space="0"/>
-              <w:bottom w:val="single" w:color="auto" w:sz="4" w:space="0"/>
+              <w:bottom w:val="nil"/>
               <w:right w:val="nil"/>
             </w:tcBorders>
             <w:shd w:val="clear" w:color="auto" w:fill="FFFFFF"/>
@@ -36303,7 +34875,7 @@
                 <w:szCs w:val="24"/>
                 <w:lang w:val="en-US" w:eastAsia="zh-CN"/>
               </w:rPr>
-              <w:t>31</w:t>
+              <w:t>19</w:t>
             </w:r>
           </w:p>
         </w:tc>
@@ -36313,7 +34885,7 @@
             <w:tcBorders>
               <w:top w:val="single" w:color="000000" w:sz="8" w:space="0"/>
               <w:left w:val="single" w:color="000000" w:sz="8" w:space="0"/>
-              <w:bottom w:val="single" w:color="auto" w:sz="4" w:space="0"/>
+              <w:bottom w:val="nil"/>
               <w:right w:val="nil"/>
             </w:tcBorders>
             <w:shd w:val="clear" w:color="auto" w:fill="FFFFFF"/>
@@ -36335,7 +34907,7 @@
                 <w:szCs w:val="24"/>
                 <w:lang w:val="en-US" w:eastAsia="zh-CN"/>
               </w:rPr>
-              <w:t>PTEN</w:t>
+              <w:t>NRAS</w:t>
             </w:r>
           </w:p>
         </w:tc>
@@ -36367,7 +34939,969 @@
                 <w:szCs w:val="24"/>
                 <w:lang w:val="en-US" w:eastAsia="zh-CN"/>
               </w:rPr>
-              <w:t>p.D326Y</w:t>
+              <w:t>p.G13V</w:t>
+            </w:r>
+          </w:p>
+        </w:tc>
+      </w:tr>
+      <w:tr>
+        <w:tblPrEx>
+          <w:tblBorders>
+            <w:top w:val="none" w:color="auto" w:sz="0" w:space="0"/>
+            <w:left w:val="none" w:color="auto" w:sz="0" w:space="0"/>
+            <w:bottom w:val="none" w:color="auto" w:sz="0" w:space="0"/>
+            <w:right w:val="none" w:color="auto" w:sz="0" w:space="0"/>
+            <w:insideH w:val="none" w:color="auto" w:sz="0" w:space="0"/>
+            <w:insideV w:val="none" w:color="auto" w:sz="0" w:space="0"/>
+          </w:tblBorders>
+          <w:shd w:val="clear" w:color="auto" w:fill="auto"/>
+          <w:tblCellMar>
+            <w:top w:w="0" w:type="dxa"/>
+            <w:left w:w="108" w:type="dxa"/>
+            <w:bottom w:w="0" w:type="dxa"/>
+            <w:right w:w="108" w:type="dxa"/>
+          </w:tblCellMar>
+        </w:tblPrEx>
+        <w:trPr>
+          <w:trHeight w:val="325" w:hRule="atLeast"/>
+        </w:trPr>
+        <w:tc>
+          <w:tcPr>
+            <w:tcW w:w="1859" w:type="dxa"/>
+            <w:tcBorders>
+              <w:top w:val="single" w:color="000000" w:sz="8" w:space="0"/>
+              <w:left w:val="single" w:color="000000" w:sz="8" w:space="0"/>
+              <w:bottom w:val="nil"/>
+              <w:right w:val="nil"/>
+            </w:tcBorders>
+            <w:shd w:val="clear" w:color="auto" w:fill="FFFFFF"/>
+            <w:vAlign w:val="center"/>
+          </w:tcPr>
+          <w:p>
+            <w:pPr>
+              <w:jc w:val="center"/>
+              <w:rPr>
+                <w:rFonts w:hint="default" w:ascii="Times New Roman" w:hAnsi="Times New Roman" w:cs="Times New Roman"/>
+                <w:sz w:val="24"/>
+                <w:szCs w:val="24"/>
+              </w:rPr>
+            </w:pPr>
+            <w:r>
+              <w:rPr>
+                <w:rFonts w:hint="default" w:ascii="Times New Roman" w:hAnsi="Times New Roman" w:cs="Times New Roman"/>
+                <w:sz w:val="24"/>
+                <w:szCs w:val="24"/>
+                <w:lang w:val="en-US" w:eastAsia="zh-CN"/>
+              </w:rPr>
+              <w:t>20</w:t>
+            </w:r>
+          </w:p>
+        </w:tc>
+        <w:tc>
+          <w:tcPr>
+            <w:tcW w:w="2629" w:type="dxa"/>
+            <w:tcBorders>
+              <w:top w:val="single" w:color="000000" w:sz="8" w:space="0"/>
+              <w:left w:val="single" w:color="000000" w:sz="8" w:space="0"/>
+              <w:bottom w:val="nil"/>
+              <w:right w:val="nil"/>
+            </w:tcBorders>
+            <w:shd w:val="clear" w:color="auto" w:fill="FFFFFF"/>
+            <w:vAlign w:val="center"/>
+          </w:tcPr>
+          <w:p>
+            <w:pPr>
+              <w:jc w:val="center"/>
+              <w:rPr>
+                <w:rFonts w:hint="default" w:ascii="Times New Roman" w:hAnsi="Times New Roman" w:cs="Times New Roman"/>
+                <w:sz w:val="24"/>
+                <w:szCs w:val="24"/>
+              </w:rPr>
+            </w:pPr>
+            <w:r>
+              <w:rPr>
+                <w:rFonts w:hint="default" w:ascii="Times New Roman" w:hAnsi="Times New Roman" w:cs="Times New Roman"/>
+                <w:sz w:val="24"/>
+                <w:szCs w:val="24"/>
+                <w:lang w:val="en-US" w:eastAsia="zh-CN"/>
+              </w:rPr>
+              <w:t>NRAS</w:t>
+            </w:r>
+          </w:p>
+        </w:tc>
+        <w:tc>
+          <w:tcPr>
+            <w:tcW w:w="5357" w:type="dxa"/>
+            <w:tcBorders>
+              <w:top w:val="single" w:color="000000" w:sz="8" w:space="0"/>
+              <w:left w:val="single" w:color="000000" w:sz="8" w:space="0"/>
+              <w:bottom w:val="nil"/>
+              <w:right w:val="single" w:color="000000" w:sz="8" w:space="0"/>
+            </w:tcBorders>
+            <w:shd w:val="clear" w:color="auto" w:fill="FFFFFF"/>
+            <w:vAlign w:val="center"/>
+          </w:tcPr>
+          <w:p>
+            <w:pPr>
+              <w:jc w:val="center"/>
+              <w:rPr>
+                <w:rFonts w:hint="default" w:ascii="Times New Roman" w:hAnsi="Times New Roman" w:cs="Times New Roman"/>
+                <w:sz w:val="24"/>
+                <w:szCs w:val="24"/>
+              </w:rPr>
+            </w:pPr>
+            <w:r>
+              <w:rPr>
+                <w:rFonts w:hint="default" w:ascii="Times New Roman" w:hAnsi="Times New Roman" w:cs="Times New Roman"/>
+                <w:sz w:val="24"/>
+                <w:szCs w:val="24"/>
+                <w:lang w:val="en-US" w:eastAsia="zh-CN"/>
+              </w:rPr>
+              <w:t>p.Q61R</w:t>
+            </w:r>
+          </w:p>
+        </w:tc>
+      </w:tr>
+      <w:tr>
+        <w:tblPrEx>
+          <w:tblBorders>
+            <w:top w:val="none" w:color="auto" w:sz="0" w:space="0"/>
+            <w:left w:val="none" w:color="auto" w:sz="0" w:space="0"/>
+            <w:bottom w:val="none" w:color="auto" w:sz="0" w:space="0"/>
+            <w:right w:val="none" w:color="auto" w:sz="0" w:space="0"/>
+            <w:insideH w:val="none" w:color="auto" w:sz="0" w:space="0"/>
+            <w:insideV w:val="none" w:color="auto" w:sz="0" w:space="0"/>
+          </w:tblBorders>
+          <w:shd w:val="clear" w:color="auto" w:fill="auto"/>
+          <w:tblCellMar>
+            <w:top w:w="0" w:type="dxa"/>
+            <w:left w:w="108" w:type="dxa"/>
+            <w:bottom w:w="0" w:type="dxa"/>
+            <w:right w:w="108" w:type="dxa"/>
+          </w:tblCellMar>
+        </w:tblPrEx>
+        <w:trPr>
+          <w:trHeight w:val="325" w:hRule="atLeast"/>
+        </w:trPr>
+        <w:tc>
+          <w:tcPr>
+            <w:tcW w:w="1859" w:type="dxa"/>
+            <w:tcBorders>
+              <w:top w:val="single" w:color="000000" w:sz="8" w:space="0"/>
+              <w:left w:val="single" w:color="000000" w:sz="8" w:space="0"/>
+              <w:bottom w:val="nil"/>
+              <w:right w:val="nil"/>
+            </w:tcBorders>
+            <w:shd w:val="clear" w:color="auto" w:fill="FFFFFF"/>
+            <w:vAlign w:val="center"/>
+          </w:tcPr>
+          <w:p>
+            <w:pPr>
+              <w:jc w:val="center"/>
+              <w:rPr>
+                <w:rFonts w:hint="default" w:ascii="Times New Roman" w:hAnsi="Times New Roman" w:cs="Times New Roman"/>
+                <w:sz w:val="24"/>
+                <w:szCs w:val="24"/>
+              </w:rPr>
+            </w:pPr>
+            <w:r>
+              <w:rPr>
+                <w:rFonts w:hint="default" w:ascii="Times New Roman" w:hAnsi="Times New Roman" w:cs="Times New Roman"/>
+                <w:sz w:val="24"/>
+                <w:szCs w:val="24"/>
+                <w:lang w:val="en-US" w:eastAsia="zh-CN"/>
+              </w:rPr>
+              <w:t>21</w:t>
+            </w:r>
+          </w:p>
+        </w:tc>
+        <w:tc>
+          <w:tcPr>
+            <w:tcW w:w="2629" w:type="dxa"/>
+            <w:tcBorders>
+              <w:top w:val="single" w:color="000000" w:sz="8" w:space="0"/>
+              <w:left w:val="single" w:color="000000" w:sz="8" w:space="0"/>
+              <w:bottom w:val="nil"/>
+              <w:right w:val="nil"/>
+            </w:tcBorders>
+            <w:shd w:val="clear" w:color="auto" w:fill="FFFFFF"/>
+            <w:vAlign w:val="center"/>
+          </w:tcPr>
+          <w:p>
+            <w:pPr>
+              <w:jc w:val="center"/>
+              <w:rPr>
+                <w:rFonts w:hint="default" w:ascii="Times New Roman" w:hAnsi="Times New Roman" w:cs="Times New Roman"/>
+                <w:sz w:val="24"/>
+                <w:szCs w:val="24"/>
+              </w:rPr>
+            </w:pPr>
+            <w:r>
+              <w:rPr>
+                <w:rFonts w:hint="default" w:ascii="Times New Roman" w:hAnsi="Times New Roman" w:cs="Times New Roman"/>
+                <w:sz w:val="24"/>
+                <w:szCs w:val="24"/>
+                <w:lang w:val="en-US" w:eastAsia="zh-CN"/>
+              </w:rPr>
+              <w:t>NRAS</w:t>
+            </w:r>
+          </w:p>
+        </w:tc>
+        <w:tc>
+          <w:tcPr>
+            <w:tcW w:w="5357" w:type="dxa"/>
+            <w:tcBorders>
+              <w:top w:val="single" w:color="000000" w:sz="8" w:space="0"/>
+              <w:left w:val="single" w:color="000000" w:sz="8" w:space="0"/>
+              <w:bottom w:val="nil"/>
+              <w:right w:val="single" w:color="000000" w:sz="8" w:space="0"/>
+            </w:tcBorders>
+            <w:shd w:val="clear" w:color="auto" w:fill="FFFFFF"/>
+            <w:vAlign w:val="center"/>
+          </w:tcPr>
+          <w:p>
+            <w:pPr>
+              <w:jc w:val="center"/>
+              <w:rPr>
+                <w:rFonts w:hint="default" w:ascii="Times New Roman" w:hAnsi="Times New Roman" w:cs="Times New Roman"/>
+                <w:sz w:val="24"/>
+                <w:szCs w:val="24"/>
+              </w:rPr>
+            </w:pPr>
+            <w:r>
+              <w:rPr>
+                <w:rFonts w:hint="default" w:ascii="Times New Roman" w:hAnsi="Times New Roman" w:cs="Times New Roman"/>
+                <w:sz w:val="24"/>
+                <w:szCs w:val="24"/>
+                <w:lang w:val="en-US" w:eastAsia="zh-CN"/>
+              </w:rPr>
+              <w:t>p.A146T</w:t>
+            </w:r>
+          </w:p>
+        </w:tc>
+      </w:tr>
+      <w:tr>
+        <w:tblPrEx>
+          <w:tblBorders>
+            <w:top w:val="none" w:color="auto" w:sz="0" w:space="0"/>
+            <w:left w:val="none" w:color="auto" w:sz="0" w:space="0"/>
+            <w:bottom w:val="none" w:color="auto" w:sz="0" w:space="0"/>
+            <w:right w:val="none" w:color="auto" w:sz="0" w:space="0"/>
+            <w:insideH w:val="none" w:color="auto" w:sz="0" w:space="0"/>
+            <w:insideV w:val="none" w:color="auto" w:sz="0" w:space="0"/>
+          </w:tblBorders>
+          <w:shd w:val="clear" w:color="auto" w:fill="auto"/>
+          <w:tblCellMar>
+            <w:top w:w="0" w:type="dxa"/>
+            <w:left w:w="108" w:type="dxa"/>
+            <w:bottom w:w="0" w:type="dxa"/>
+            <w:right w:w="108" w:type="dxa"/>
+          </w:tblCellMar>
+        </w:tblPrEx>
+        <w:trPr>
+          <w:trHeight w:val="325" w:hRule="atLeast"/>
+        </w:trPr>
+        <w:tc>
+          <w:tcPr>
+            <w:tcW w:w="1859" w:type="dxa"/>
+            <w:tcBorders>
+              <w:top w:val="single" w:color="000000" w:sz="8" w:space="0"/>
+              <w:left w:val="single" w:color="000000" w:sz="8" w:space="0"/>
+              <w:bottom w:val="nil"/>
+              <w:right w:val="nil"/>
+            </w:tcBorders>
+            <w:shd w:val="clear" w:color="auto" w:fill="FFFFFF"/>
+            <w:vAlign w:val="center"/>
+          </w:tcPr>
+          <w:p>
+            <w:pPr>
+              <w:jc w:val="center"/>
+              <w:rPr>
+                <w:rFonts w:hint="default" w:ascii="Times New Roman" w:hAnsi="Times New Roman" w:cs="Times New Roman"/>
+                <w:sz w:val="24"/>
+                <w:szCs w:val="24"/>
+              </w:rPr>
+            </w:pPr>
+            <w:r>
+              <w:rPr>
+                <w:rFonts w:hint="default" w:ascii="Times New Roman" w:hAnsi="Times New Roman" w:cs="Times New Roman"/>
+                <w:sz w:val="24"/>
+                <w:szCs w:val="24"/>
+                <w:lang w:val="en-US" w:eastAsia="zh-CN"/>
+              </w:rPr>
+              <w:t>22</w:t>
+            </w:r>
+          </w:p>
+        </w:tc>
+        <w:tc>
+          <w:tcPr>
+            <w:tcW w:w="2629" w:type="dxa"/>
+            <w:tcBorders>
+              <w:top w:val="single" w:color="000000" w:sz="8" w:space="0"/>
+              <w:left w:val="single" w:color="000000" w:sz="8" w:space="0"/>
+              <w:bottom w:val="nil"/>
+              <w:right w:val="nil"/>
+            </w:tcBorders>
+            <w:shd w:val="clear" w:color="auto" w:fill="FFFFFF"/>
+            <w:vAlign w:val="center"/>
+          </w:tcPr>
+          <w:p>
+            <w:pPr>
+              <w:jc w:val="center"/>
+              <w:rPr>
+                <w:rFonts w:hint="default" w:ascii="Times New Roman" w:hAnsi="Times New Roman" w:cs="Times New Roman"/>
+                <w:sz w:val="24"/>
+                <w:szCs w:val="24"/>
+              </w:rPr>
+            </w:pPr>
+            <w:r>
+              <w:rPr>
+                <w:rFonts w:hint="default" w:ascii="Times New Roman" w:hAnsi="Times New Roman" w:cs="Times New Roman"/>
+                <w:sz w:val="24"/>
+                <w:szCs w:val="24"/>
+                <w:lang w:val="en-US" w:eastAsia="zh-CN"/>
+              </w:rPr>
+              <w:t>NRAS</w:t>
+            </w:r>
+          </w:p>
+        </w:tc>
+        <w:tc>
+          <w:tcPr>
+            <w:tcW w:w="5357" w:type="dxa"/>
+            <w:tcBorders>
+              <w:top w:val="single" w:color="000000" w:sz="8" w:space="0"/>
+              <w:left w:val="single" w:color="000000" w:sz="8" w:space="0"/>
+              <w:bottom w:val="nil"/>
+              <w:right w:val="single" w:color="000000" w:sz="8" w:space="0"/>
+            </w:tcBorders>
+            <w:shd w:val="clear" w:color="auto" w:fill="FFFFFF"/>
+            <w:vAlign w:val="center"/>
+          </w:tcPr>
+          <w:p>
+            <w:pPr>
+              <w:jc w:val="center"/>
+              <w:rPr>
+                <w:rFonts w:hint="default" w:ascii="Times New Roman" w:hAnsi="Times New Roman" w:cs="Times New Roman"/>
+                <w:sz w:val="24"/>
+                <w:szCs w:val="24"/>
+              </w:rPr>
+            </w:pPr>
+            <w:r>
+              <w:rPr>
+                <w:rFonts w:hint="default" w:ascii="Times New Roman" w:hAnsi="Times New Roman" w:cs="Times New Roman"/>
+                <w:sz w:val="24"/>
+                <w:szCs w:val="24"/>
+                <w:lang w:val="en-US" w:eastAsia="zh-CN"/>
+              </w:rPr>
+              <w:t>p.K117N</w:t>
+            </w:r>
+          </w:p>
+        </w:tc>
+      </w:tr>
+      <w:tr>
+        <w:tblPrEx>
+          <w:tblBorders>
+            <w:top w:val="none" w:color="auto" w:sz="0" w:space="0"/>
+            <w:left w:val="none" w:color="auto" w:sz="0" w:space="0"/>
+            <w:bottom w:val="none" w:color="auto" w:sz="0" w:space="0"/>
+            <w:right w:val="none" w:color="auto" w:sz="0" w:space="0"/>
+            <w:insideH w:val="none" w:color="auto" w:sz="0" w:space="0"/>
+            <w:insideV w:val="none" w:color="auto" w:sz="0" w:space="0"/>
+          </w:tblBorders>
+          <w:shd w:val="clear" w:color="auto" w:fill="auto"/>
+          <w:tblCellMar>
+            <w:top w:w="0" w:type="dxa"/>
+            <w:left w:w="108" w:type="dxa"/>
+            <w:bottom w:w="0" w:type="dxa"/>
+            <w:right w:w="108" w:type="dxa"/>
+          </w:tblCellMar>
+        </w:tblPrEx>
+        <w:trPr>
+          <w:trHeight w:val="325" w:hRule="atLeast"/>
+        </w:trPr>
+        <w:tc>
+          <w:tcPr>
+            <w:tcW w:w="1859" w:type="dxa"/>
+            <w:tcBorders>
+              <w:top w:val="single" w:color="000000" w:sz="8" w:space="0"/>
+              <w:left w:val="single" w:color="000000" w:sz="8" w:space="0"/>
+              <w:bottom w:val="nil"/>
+              <w:right w:val="nil"/>
+            </w:tcBorders>
+            <w:shd w:val="clear" w:color="auto" w:fill="FFFFFF"/>
+            <w:vAlign w:val="center"/>
+          </w:tcPr>
+          <w:p>
+            <w:pPr>
+              <w:jc w:val="center"/>
+              <w:rPr>
+                <w:rFonts w:hint="default" w:ascii="Times New Roman" w:hAnsi="Times New Roman" w:cs="Times New Roman"/>
+                <w:sz w:val="24"/>
+                <w:szCs w:val="24"/>
+              </w:rPr>
+            </w:pPr>
+            <w:r>
+              <w:rPr>
+                <w:rFonts w:hint="default" w:ascii="Times New Roman" w:hAnsi="Times New Roman" w:cs="Times New Roman"/>
+                <w:sz w:val="24"/>
+                <w:szCs w:val="24"/>
+                <w:lang w:val="en-US" w:eastAsia="zh-CN"/>
+              </w:rPr>
+              <w:t>23</w:t>
+            </w:r>
+          </w:p>
+        </w:tc>
+        <w:tc>
+          <w:tcPr>
+            <w:tcW w:w="2629" w:type="dxa"/>
+            <w:tcBorders>
+              <w:top w:val="single" w:color="000000" w:sz="8" w:space="0"/>
+              <w:left w:val="single" w:color="000000" w:sz="8" w:space="0"/>
+              <w:bottom w:val="nil"/>
+              <w:right w:val="nil"/>
+            </w:tcBorders>
+            <w:shd w:val="clear" w:color="auto" w:fill="FFFFFF"/>
+            <w:vAlign w:val="center"/>
+          </w:tcPr>
+          <w:p>
+            <w:pPr>
+              <w:jc w:val="center"/>
+              <w:rPr>
+                <w:rFonts w:hint="default" w:ascii="Times New Roman" w:hAnsi="Times New Roman" w:cs="Times New Roman"/>
+                <w:sz w:val="24"/>
+                <w:szCs w:val="24"/>
+              </w:rPr>
+            </w:pPr>
+            <w:r>
+              <w:rPr>
+                <w:rFonts w:hint="default" w:ascii="Times New Roman" w:hAnsi="Times New Roman" w:cs="Times New Roman"/>
+                <w:sz w:val="24"/>
+                <w:szCs w:val="24"/>
+                <w:lang w:val="en-US" w:eastAsia="zh-CN"/>
+              </w:rPr>
+              <w:t>NTRK1</w:t>
+            </w:r>
+          </w:p>
+        </w:tc>
+        <w:tc>
+          <w:tcPr>
+            <w:tcW w:w="5357" w:type="dxa"/>
+            <w:tcBorders>
+              <w:top w:val="single" w:color="000000" w:sz="8" w:space="0"/>
+              <w:left w:val="single" w:color="000000" w:sz="8" w:space="0"/>
+              <w:bottom w:val="nil"/>
+              <w:right w:val="single" w:color="000000" w:sz="8" w:space="0"/>
+            </w:tcBorders>
+            <w:shd w:val="clear" w:color="auto" w:fill="FFFFFF"/>
+            <w:vAlign w:val="center"/>
+          </w:tcPr>
+          <w:p>
+            <w:pPr>
+              <w:jc w:val="center"/>
+              <w:rPr>
+                <w:rFonts w:hint="default" w:ascii="Times New Roman" w:hAnsi="Times New Roman" w:cs="Times New Roman"/>
+                <w:sz w:val="24"/>
+                <w:szCs w:val="24"/>
+              </w:rPr>
+            </w:pPr>
+            <w:r>
+              <w:rPr>
+                <w:rFonts w:hint="default" w:ascii="Times New Roman" w:hAnsi="Times New Roman" w:cs="Times New Roman"/>
+                <w:sz w:val="24"/>
+                <w:szCs w:val="24"/>
+                <w:lang w:val="en-US" w:eastAsia="zh-CN"/>
+              </w:rPr>
+              <w:t>TFG-NTRK1 Fusion</w:t>
+            </w:r>
+          </w:p>
+        </w:tc>
+      </w:tr>
+      <w:tr>
+        <w:tblPrEx>
+          <w:tblBorders>
+            <w:top w:val="none" w:color="auto" w:sz="0" w:space="0"/>
+            <w:left w:val="none" w:color="auto" w:sz="0" w:space="0"/>
+            <w:bottom w:val="none" w:color="auto" w:sz="0" w:space="0"/>
+            <w:right w:val="none" w:color="auto" w:sz="0" w:space="0"/>
+            <w:insideH w:val="none" w:color="auto" w:sz="0" w:space="0"/>
+            <w:insideV w:val="none" w:color="auto" w:sz="0" w:space="0"/>
+          </w:tblBorders>
+          <w:shd w:val="clear" w:color="auto" w:fill="auto"/>
+          <w:tblCellMar>
+            <w:top w:w="0" w:type="dxa"/>
+            <w:left w:w="108" w:type="dxa"/>
+            <w:bottom w:w="0" w:type="dxa"/>
+            <w:right w:w="108" w:type="dxa"/>
+          </w:tblCellMar>
+        </w:tblPrEx>
+        <w:trPr>
+          <w:trHeight w:val="325" w:hRule="atLeast"/>
+        </w:trPr>
+        <w:tc>
+          <w:tcPr>
+            <w:tcW w:w="1859" w:type="dxa"/>
+            <w:tcBorders>
+              <w:top w:val="single" w:color="000000" w:sz="8" w:space="0"/>
+              <w:left w:val="single" w:color="000000" w:sz="8" w:space="0"/>
+              <w:bottom w:val="nil"/>
+              <w:right w:val="nil"/>
+            </w:tcBorders>
+            <w:shd w:val="clear" w:color="auto" w:fill="FFFFFF"/>
+            <w:vAlign w:val="center"/>
+          </w:tcPr>
+          <w:p>
+            <w:pPr>
+              <w:jc w:val="center"/>
+              <w:rPr>
+                <w:rFonts w:hint="default" w:ascii="Times New Roman" w:hAnsi="Times New Roman" w:cs="Times New Roman"/>
+                <w:sz w:val="24"/>
+                <w:szCs w:val="24"/>
+              </w:rPr>
+            </w:pPr>
+            <w:r>
+              <w:rPr>
+                <w:rFonts w:hint="default" w:ascii="Times New Roman" w:hAnsi="Times New Roman" w:cs="Times New Roman"/>
+                <w:sz w:val="24"/>
+                <w:szCs w:val="24"/>
+                <w:lang w:val="en-US" w:eastAsia="zh-CN"/>
+              </w:rPr>
+              <w:t>24</w:t>
+            </w:r>
+          </w:p>
+        </w:tc>
+        <w:tc>
+          <w:tcPr>
+            <w:tcW w:w="2629" w:type="dxa"/>
+            <w:tcBorders>
+              <w:top w:val="single" w:color="000000" w:sz="8" w:space="0"/>
+              <w:left w:val="single" w:color="000000" w:sz="8" w:space="0"/>
+              <w:bottom w:val="nil"/>
+              <w:right w:val="nil"/>
+            </w:tcBorders>
+            <w:shd w:val="clear" w:color="auto" w:fill="FFFFFF"/>
+            <w:vAlign w:val="center"/>
+          </w:tcPr>
+          <w:p>
+            <w:pPr>
+              <w:jc w:val="center"/>
+              <w:rPr>
+                <w:rFonts w:hint="default" w:ascii="Times New Roman" w:hAnsi="Times New Roman" w:cs="Times New Roman"/>
+                <w:sz w:val="24"/>
+                <w:szCs w:val="24"/>
+              </w:rPr>
+            </w:pPr>
+            <w:r>
+              <w:rPr>
+                <w:rFonts w:hint="default" w:ascii="Times New Roman" w:hAnsi="Times New Roman" w:cs="Times New Roman"/>
+                <w:sz w:val="24"/>
+                <w:szCs w:val="24"/>
+                <w:lang w:val="en-US" w:eastAsia="zh-CN"/>
+              </w:rPr>
+              <w:t>NTRK</w:t>
+            </w:r>
+            <w:r>
+              <w:rPr>
+                <w:rFonts w:hint="eastAsia" w:ascii="Times New Roman" w:hAnsi="Times New Roman" w:cs="Times New Roman"/>
+                <w:sz w:val="24"/>
+                <w:szCs w:val="24"/>
+                <w:lang w:val="en-US" w:eastAsia="zh-CN"/>
+              </w:rPr>
+              <w:t>1</w:t>
+            </w:r>
+          </w:p>
+        </w:tc>
+        <w:tc>
+          <w:tcPr>
+            <w:tcW w:w="5357" w:type="dxa"/>
+            <w:tcBorders>
+              <w:top w:val="single" w:color="000000" w:sz="8" w:space="0"/>
+              <w:left w:val="single" w:color="000000" w:sz="8" w:space="0"/>
+              <w:bottom w:val="nil"/>
+              <w:right w:val="single" w:color="000000" w:sz="8" w:space="0"/>
+            </w:tcBorders>
+            <w:shd w:val="clear" w:color="auto" w:fill="FFFFFF"/>
+            <w:vAlign w:val="center"/>
+          </w:tcPr>
+          <w:p>
+            <w:pPr>
+              <w:jc w:val="center"/>
+              <w:rPr>
+                <w:rFonts w:hint="default" w:ascii="Times New Roman" w:hAnsi="Times New Roman" w:cs="Times New Roman"/>
+                <w:sz w:val="24"/>
+                <w:szCs w:val="24"/>
+              </w:rPr>
+            </w:pPr>
+            <w:r>
+              <w:rPr>
+                <w:rFonts w:hint="default" w:ascii="Times New Roman" w:hAnsi="Times New Roman" w:cs="Times New Roman"/>
+                <w:sz w:val="24"/>
+                <w:szCs w:val="24"/>
+                <w:lang w:val="en-US" w:eastAsia="zh-CN"/>
+              </w:rPr>
+              <w:t>MPRIP-NTRK1 Fusion</w:t>
+            </w:r>
+          </w:p>
+        </w:tc>
+      </w:tr>
+      <w:tr>
+        <w:tblPrEx>
+          <w:tblBorders>
+            <w:top w:val="none" w:color="auto" w:sz="0" w:space="0"/>
+            <w:left w:val="none" w:color="auto" w:sz="0" w:space="0"/>
+            <w:bottom w:val="none" w:color="auto" w:sz="0" w:space="0"/>
+            <w:right w:val="none" w:color="auto" w:sz="0" w:space="0"/>
+            <w:insideH w:val="none" w:color="auto" w:sz="0" w:space="0"/>
+            <w:insideV w:val="none" w:color="auto" w:sz="0" w:space="0"/>
+          </w:tblBorders>
+          <w:shd w:val="clear" w:color="auto" w:fill="auto"/>
+          <w:tblCellMar>
+            <w:top w:w="0" w:type="dxa"/>
+            <w:left w:w="108" w:type="dxa"/>
+            <w:bottom w:w="0" w:type="dxa"/>
+            <w:right w:w="108" w:type="dxa"/>
+          </w:tblCellMar>
+        </w:tblPrEx>
+        <w:trPr>
+          <w:trHeight w:val="325" w:hRule="atLeast"/>
+        </w:trPr>
+        <w:tc>
+          <w:tcPr>
+            <w:tcW w:w="1859" w:type="dxa"/>
+            <w:tcBorders>
+              <w:top w:val="single" w:color="000000" w:sz="8" w:space="0"/>
+              <w:left w:val="single" w:color="000000" w:sz="8" w:space="0"/>
+              <w:bottom w:val="nil"/>
+              <w:right w:val="nil"/>
+            </w:tcBorders>
+            <w:shd w:val="clear" w:color="auto" w:fill="FFFFFF"/>
+            <w:vAlign w:val="center"/>
+          </w:tcPr>
+          <w:p>
+            <w:pPr>
+              <w:jc w:val="center"/>
+              <w:rPr>
+                <w:rFonts w:hint="default" w:ascii="Times New Roman" w:hAnsi="Times New Roman" w:cs="Times New Roman"/>
+                <w:sz w:val="24"/>
+                <w:szCs w:val="24"/>
+              </w:rPr>
+            </w:pPr>
+            <w:r>
+              <w:rPr>
+                <w:rFonts w:hint="default" w:ascii="Times New Roman" w:hAnsi="Times New Roman" w:cs="Times New Roman"/>
+                <w:sz w:val="24"/>
+                <w:szCs w:val="24"/>
+                <w:lang w:val="en-US" w:eastAsia="zh-CN"/>
+              </w:rPr>
+              <w:t>25</w:t>
+            </w:r>
+          </w:p>
+        </w:tc>
+        <w:tc>
+          <w:tcPr>
+            <w:tcW w:w="2629" w:type="dxa"/>
+            <w:tcBorders>
+              <w:top w:val="single" w:color="000000" w:sz="8" w:space="0"/>
+              <w:left w:val="single" w:color="000000" w:sz="8" w:space="0"/>
+              <w:bottom w:val="nil"/>
+              <w:right w:val="nil"/>
+            </w:tcBorders>
+            <w:shd w:val="clear" w:color="auto" w:fill="FFFFFF"/>
+            <w:vAlign w:val="center"/>
+          </w:tcPr>
+          <w:p>
+            <w:pPr>
+              <w:jc w:val="center"/>
+              <w:rPr>
+                <w:rFonts w:hint="default" w:ascii="Times New Roman" w:hAnsi="Times New Roman" w:cs="Times New Roman"/>
+                <w:sz w:val="24"/>
+                <w:szCs w:val="24"/>
+              </w:rPr>
+            </w:pPr>
+            <w:r>
+              <w:rPr>
+                <w:rFonts w:hint="default" w:ascii="Times New Roman" w:hAnsi="Times New Roman" w:cs="Times New Roman"/>
+                <w:sz w:val="24"/>
+                <w:szCs w:val="24"/>
+                <w:lang w:val="en-US" w:eastAsia="zh-CN"/>
+              </w:rPr>
+              <w:t>NTRK</w:t>
+            </w:r>
+            <w:r>
+              <w:rPr>
+                <w:rFonts w:hint="eastAsia" w:ascii="Times New Roman" w:hAnsi="Times New Roman" w:cs="Times New Roman"/>
+                <w:sz w:val="24"/>
+                <w:szCs w:val="24"/>
+                <w:lang w:val="en-US" w:eastAsia="zh-CN"/>
+              </w:rPr>
+              <w:t>2</w:t>
+            </w:r>
+          </w:p>
+        </w:tc>
+        <w:tc>
+          <w:tcPr>
+            <w:tcW w:w="5357" w:type="dxa"/>
+            <w:tcBorders>
+              <w:top w:val="single" w:color="000000" w:sz="8" w:space="0"/>
+              <w:left w:val="single" w:color="000000" w:sz="8" w:space="0"/>
+              <w:bottom w:val="nil"/>
+              <w:right w:val="single" w:color="000000" w:sz="8" w:space="0"/>
+            </w:tcBorders>
+            <w:shd w:val="clear" w:color="auto" w:fill="FFFFFF"/>
+            <w:vAlign w:val="center"/>
+          </w:tcPr>
+          <w:p>
+            <w:pPr>
+              <w:jc w:val="center"/>
+              <w:rPr>
+                <w:rFonts w:hint="default" w:ascii="Times New Roman" w:hAnsi="Times New Roman" w:cs="Times New Roman"/>
+                <w:sz w:val="24"/>
+                <w:szCs w:val="24"/>
+              </w:rPr>
+            </w:pPr>
+            <w:r>
+              <w:rPr>
+                <w:rFonts w:hint="default" w:ascii="Times New Roman" w:hAnsi="Times New Roman" w:cs="Times New Roman"/>
+                <w:sz w:val="24"/>
+                <w:szCs w:val="24"/>
+                <w:lang w:val="en-US" w:eastAsia="zh-CN"/>
+              </w:rPr>
+              <w:t>TRIM24-NTRK2 Fusion</w:t>
+            </w:r>
+          </w:p>
+        </w:tc>
+      </w:tr>
+      <w:tr>
+        <w:tblPrEx>
+          <w:tblBorders>
+            <w:top w:val="none" w:color="auto" w:sz="0" w:space="0"/>
+            <w:left w:val="none" w:color="auto" w:sz="0" w:space="0"/>
+            <w:bottom w:val="none" w:color="auto" w:sz="0" w:space="0"/>
+            <w:right w:val="none" w:color="auto" w:sz="0" w:space="0"/>
+            <w:insideH w:val="none" w:color="auto" w:sz="0" w:space="0"/>
+            <w:insideV w:val="none" w:color="auto" w:sz="0" w:space="0"/>
+          </w:tblBorders>
+          <w:shd w:val="clear" w:color="auto" w:fill="auto"/>
+          <w:tblCellMar>
+            <w:top w:w="0" w:type="dxa"/>
+            <w:left w:w="108" w:type="dxa"/>
+            <w:bottom w:w="0" w:type="dxa"/>
+            <w:right w:w="108" w:type="dxa"/>
+          </w:tblCellMar>
+        </w:tblPrEx>
+        <w:trPr>
+          <w:trHeight w:val="325" w:hRule="atLeast"/>
+        </w:trPr>
+        <w:tc>
+          <w:tcPr>
+            <w:tcW w:w="1859" w:type="dxa"/>
+            <w:tcBorders>
+              <w:top w:val="single" w:color="000000" w:sz="8" w:space="0"/>
+              <w:left w:val="single" w:color="000000" w:sz="8" w:space="0"/>
+              <w:bottom w:val="nil"/>
+              <w:right w:val="nil"/>
+            </w:tcBorders>
+            <w:shd w:val="clear" w:color="auto" w:fill="FFFFFF"/>
+            <w:vAlign w:val="center"/>
+          </w:tcPr>
+          <w:p>
+            <w:pPr>
+              <w:jc w:val="center"/>
+              <w:rPr>
+                <w:rFonts w:hint="default" w:ascii="Times New Roman" w:hAnsi="Times New Roman" w:cs="Times New Roman"/>
+                <w:sz w:val="24"/>
+                <w:szCs w:val="24"/>
+              </w:rPr>
+            </w:pPr>
+            <w:r>
+              <w:rPr>
+                <w:rFonts w:hint="default" w:ascii="Times New Roman" w:hAnsi="Times New Roman" w:cs="Times New Roman"/>
+                <w:sz w:val="24"/>
+                <w:szCs w:val="24"/>
+                <w:lang w:val="en-US" w:eastAsia="zh-CN"/>
+              </w:rPr>
+              <w:t>26</w:t>
+            </w:r>
+          </w:p>
+        </w:tc>
+        <w:tc>
+          <w:tcPr>
+            <w:tcW w:w="2629" w:type="dxa"/>
+            <w:tcBorders>
+              <w:top w:val="single" w:color="000000" w:sz="8" w:space="0"/>
+              <w:left w:val="single" w:color="000000" w:sz="8" w:space="0"/>
+              <w:bottom w:val="nil"/>
+              <w:right w:val="nil"/>
+            </w:tcBorders>
+            <w:shd w:val="clear" w:color="auto" w:fill="FFFFFF"/>
+            <w:vAlign w:val="center"/>
+          </w:tcPr>
+          <w:p>
+            <w:pPr>
+              <w:jc w:val="center"/>
+              <w:rPr>
+                <w:rFonts w:hint="default" w:ascii="Times New Roman" w:hAnsi="Times New Roman" w:cs="Times New Roman"/>
+                <w:sz w:val="24"/>
+                <w:szCs w:val="24"/>
+              </w:rPr>
+            </w:pPr>
+            <w:r>
+              <w:rPr>
+                <w:rFonts w:hint="default" w:ascii="Times New Roman" w:hAnsi="Times New Roman" w:cs="Times New Roman"/>
+                <w:sz w:val="24"/>
+                <w:szCs w:val="24"/>
+                <w:lang w:val="en-US" w:eastAsia="zh-CN"/>
+              </w:rPr>
+              <w:t>PIK3CA</w:t>
+            </w:r>
+          </w:p>
+        </w:tc>
+        <w:tc>
+          <w:tcPr>
+            <w:tcW w:w="5357" w:type="dxa"/>
+            <w:tcBorders>
+              <w:top w:val="single" w:color="000000" w:sz="8" w:space="0"/>
+              <w:left w:val="single" w:color="000000" w:sz="8" w:space="0"/>
+              <w:bottom w:val="nil"/>
+              <w:right w:val="single" w:color="000000" w:sz="8" w:space="0"/>
+            </w:tcBorders>
+            <w:shd w:val="clear" w:color="auto" w:fill="FFFFFF"/>
+            <w:vAlign w:val="center"/>
+          </w:tcPr>
+          <w:p>
+            <w:pPr>
+              <w:jc w:val="center"/>
+              <w:rPr>
+                <w:rFonts w:hint="default" w:ascii="Times New Roman" w:hAnsi="Times New Roman" w:cs="Times New Roman"/>
+                <w:sz w:val="24"/>
+                <w:szCs w:val="24"/>
+              </w:rPr>
+            </w:pPr>
+            <w:r>
+              <w:rPr>
+                <w:rFonts w:hint="default" w:ascii="Times New Roman" w:hAnsi="Times New Roman" w:cs="Times New Roman"/>
+                <w:sz w:val="24"/>
+                <w:szCs w:val="24"/>
+                <w:lang w:val="en-US" w:eastAsia="zh-CN"/>
+              </w:rPr>
+              <w:t>p.E542K</w:t>
+            </w:r>
+          </w:p>
+        </w:tc>
+      </w:tr>
+      <w:tr>
+        <w:tblPrEx>
+          <w:tblBorders>
+            <w:top w:val="none" w:color="auto" w:sz="0" w:space="0"/>
+            <w:left w:val="none" w:color="auto" w:sz="0" w:space="0"/>
+            <w:bottom w:val="none" w:color="auto" w:sz="0" w:space="0"/>
+            <w:right w:val="none" w:color="auto" w:sz="0" w:space="0"/>
+            <w:insideH w:val="none" w:color="auto" w:sz="0" w:space="0"/>
+            <w:insideV w:val="none" w:color="auto" w:sz="0" w:space="0"/>
+          </w:tblBorders>
+          <w:shd w:val="clear" w:color="auto" w:fill="auto"/>
+          <w:tblCellMar>
+            <w:top w:w="0" w:type="dxa"/>
+            <w:left w:w="108" w:type="dxa"/>
+            <w:bottom w:w="0" w:type="dxa"/>
+            <w:right w:w="108" w:type="dxa"/>
+          </w:tblCellMar>
+        </w:tblPrEx>
+        <w:trPr>
+          <w:trHeight w:val="325" w:hRule="atLeast"/>
+        </w:trPr>
+        <w:tc>
+          <w:tcPr>
+            <w:tcW w:w="1859" w:type="dxa"/>
+            <w:tcBorders>
+              <w:top w:val="single" w:color="000000" w:sz="8" w:space="0"/>
+              <w:left w:val="single" w:color="000000" w:sz="8" w:space="0"/>
+              <w:bottom w:val="nil"/>
+              <w:right w:val="nil"/>
+            </w:tcBorders>
+            <w:shd w:val="clear" w:color="auto" w:fill="FFFFFF"/>
+            <w:vAlign w:val="center"/>
+          </w:tcPr>
+          <w:p>
+            <w:pPr>
+              <w:jc w:val="center"/>
+              <w:rPr>
+                <w:rFonts w:hint="default" w:ascii="Times New Roman" w:hAnsi="Times New Roman" w:cs="Times New Roman"/>
+                <w:sz w:val="24"/>
+                <w:szCs w:val="24"/>
+              </w:rPr>
+            </w:pPr>
+            <w:r>
+              <w:rPr>
+                <w:rFonts w:hint="default" w:ascii="Times New Roman" w:hAnsi="Times New Roman" w:cs="Times New Roman"/>
+                <w:sz w:val="24"/>
+                <w:szCs w:val="24"/>
+                <w:lang w:val="en-US" w:eastAsia="zh-CN"/>
+              </w:rPr>
+              <w:t>27</w:t>
+            </w:r>
+          </w:p>
+        </w:tc>
+        <w:tc>
+          <w:tcPr>
+            <w:tcW w:w="2629" w:type="dxa"/>
+            <w:tcBorders>
+              <w:top w:val="single" w:color="000000" w:sz="8" w:space="0"/>
+              <w:left w:val="single" w:color="000000" w:sz="8" w:space="0"/>
+              <w:bottom w:val="nil"/>
+              <w:right w:val="nil"/>
+            </w:tcBorders>
+            <w:shd w:val="clear" w:color="auto" w:fill="FFFFFF"/>
+            <w:vAlign w:val="center"/>
+          </w:tcPr>
+          <w:p>
+            <w:pPr>
+              <w:jc w:val="center"/>
+              <w:rPr>
+                <w:rFonts w:hint="default" w:ascii="Times New Roman" w:hAnsi="Times New Roman" w:cs="Times New Roman"/>
+                <w:sz w:val="24"/>
+                <w:szCs w:val="24"/>
+              </w:rPr>
+            </w:pPr>
+            <w:r>
+              <w:rPr>
+                <w:rFonts w:hint="default" w:ascii="Times New Roman" w:hAnsi="Times New Roman" w:cs="Times New Roman"/>
+                <w:sz w:val="24"/>
+                <w:szCs w:val="24"/>
+                <w:lang w:val="en-US" w:eastAsia="zh-CN"/>
+              </w:rPr>
+              <w:t>PIK3CA</w:t>
+            </w:r>
+          </w:p>
+        </w:tc>
+        <w:tc>
+          <w:tcPr>
+            <w:tcW w:w="5357" w:type="dxa"/>
+            <w:tcBorders>
+              <w:top w:val="single" w:color="000000" w:sz="8" w:space="0"/>
+              <w:left w:val="single" w:color="000000" w:sz="8" w:space="0"/>
+              <w:bottom w:val="nil"/>
+              <w:right w:val="single" w:color="000000" w:sz="8" w:space="0"/>
+            </w:tcBorders>
+            <w:shd w:val="clear" w:color="auto" w:fill="FFFFFF"/>
+            <w:vAlign w:val="center"/>
+          </w:tcPr>
+          <w:p>
+            <w:pPr>
+              <w:jc w:val="center"/>
+              <w:rPr>
+                <w:rFonts w:hint="default" w:ascii="Times New Roman" w:hAnsi="Times New Roman" w:cs="Times New Roman"/>
+                <w:sz w:val="24"/>
+                <w:szCs w:val="24"/>
+              </w:rPr>
+            </w:pPr>
+            <w:r>
+              <w:rPr>
+                <w:rFonts w:hint="default" w:ascii="Times New Roman" w:hAnsi="Times New Roman" w:cs="Times New Roman"/>
+                <w:sz w:val="24"/>
+                <w:szCs w:val="24"/>
+                <w:lang w:val="en-US" w:eastAsia="zh-CN"/>
+              </w:rPr>
+              <w:t>p.E545K</w:t>
             </w:r>
           </w:p>
         </w:tc>
@@ -36396,10 +35930,10 @@
           <w:tcPr>
             <w:tcW w:w="1859" w:type="dxa"/>
             <w:tcBorders>
-              <w:top w:val="single" w:color="auto" w:sz="4" w:space="0"/>
-              <w:left w:val="single" w:color="auto" w:sz="4" w:space="0"/>
-              <w:bottom w:val="single" w:color="auto" w:sz="4" w:space="0"/>
-              <w:right w:val="single" w:color="auto" w:sz="4" w:space="0"/>
+              <w:top w:val="single" w:color="000000" w:sz="8" w:space="0"/>
+              <w:left w:val="single" w:color="000000" w:sz="8" w:space="0"/>
+              <w:bottom w:val="nil"/>
+              <w:right w:val="nil"/>
             </w:tcBorders>
             <w:shd w:val="clear" w:color="auto" w:fill="FFFFFF"/>
             <w:vAlign w:val="center"/>
@@ -36420,7 +35954,7 @@
                 <w:szCs w:val="24"/>
                 <w:lang w:val="en-US" w:eastAsia="zh-CN"/>
               </w:rPr>
-              <w:t>32</w:t>
+              <w:t>28</w:t>
             </w:r>
           </w:p>
         </w:tc>
@@ -36428,10 +35962,10 @@
           <w:tcPr>
             <w:tcW w:w="2629" w:type="dxa"/>
             <w:tcBorders>
-              <w:top w:val="single" w:color="auto" w:sz="4" w:space="0"/>
-              <w:left w:val="single" w:color="auto" w:sz="4" w:space="0"/>
-              <w:bottom w:val="single" w:color="auto" w:sz="4" w:space="0"/>
-              <w:right w:val="single" w:color="auto" w:sz="4" w:space="0"/>
+              <w:top w:val="single" w:color="000000" w:sz="8" w:space="0"/>
+              <w:left w:val="single" w:color="000000" w:sz="8" w:space="0"/>
+              <w:bottom w:val="nil"/>
+              <w:right w:val="nil"/>
             </w:tcBorders>
             <w:shd w:val="clear" w:color="auto" w:fill="FFFFFF"/>
             <w:vAlign w:val="center"/>
@@ -36452,7 +35986,7 @@
                 <w:szCs w:val="24"/>
                 <w:lang w:val="en-US" w:eastAsia="zh-CN"/>
               </w:rPr>
-              <w:t>UGT1A1</w:t>
+              <w:t>PIK3CA</w:t>
             </w:r>
           </w:p>
         </w:tc>
@@ -36461,12 +35995,11 @@
             <w:tcW w:w="5357" w:type="dxa"/>
             <w:tcBorders>
               <w:top w:val="single" w:color="000000" w:sz="8" w:space="0"/>
-              <w:left w:val="single" w:color="auto" w:sz="4" w:space="0"/>
-              <w:bottom w:val="single" w:color="000000" w:sz="8" w:space="0"/>
+              <w:left w:val="single" w:color="000000" w:sz="8" w:space="0"/>
+              <w:bottom w:val="nil"/>
               <w:right w:val="single" w:color="000000" w:sz="8" w:space="0"/>
             </w:tcBorders>
             <w:shd w:val="clear" w:color="auto" w:fill="FFFFFF"/>
-            <w:noWrap/>
             <w:vAlign w:val="center"/>
           </w:tcPr>
           <w:p>
@@ -36485,7 +36018,7 @@
                 <w:szCs w:val="24"/>
                 <w:lang w:val="en-US" w:eastAsia="zh-CN"/>
               </w:rPr>
-              <w:t>rs3064744</w:t>
+              <w:t>p.H1047L</w:t>
             </w:r>
           </w:p>
         </w:tc>
@@ -36500,6 +36033,7 @@
             <w:insideH w:val="none" w:color="auto" w:sz="0" w:space="0"/>
             <w:insideV w:val="none" w:color="auto" w:sz="0" w:space="0"/>
           </w:tblBorders>
+          <w:shd w:val="clear" w:color="auto" w:fill="auto"/>
           <w:tblCellMar>
             <w:top w:w="0" w:type="dxa"/>
             <w:left w:w="108" w:type="dxa"/>
@@ -36514,6 +36048,360 @@
           <w:tcPr>
             <w:tcW w:w="1859" w:type="dxa"/>
             <w:tcBorders>
+              <w:top w:val="single" w:color="000000" w:sz="8" w:space="0"/>
+              <w:left w:val="single" w:color="000000" w:sz="8" w:space="0"/>
+              <w:bottom w:val="nil"/>
+              <w:right w:val="nil"/>
+            </w:tcBorders>
+            <w:shd w:val="clear" w:color="auto" w:fill="FFFFFF"/>
+            <w:vAlign w:val="center"/>
+          </w:tcPr>
+          <w:p>
+            <w:pPr>
+              <w:jc w:val="center"/>
+              <w:rPr>
+                <w:rFonts w:hint="default" w:ascii="Times New Roman" w:hAnsi="Times New Roman" w:cs="Times New Roman"/>
+                <w:sz w:val="24"/>
+                <w:szCs w:val="24"/>
+              </w:rPr>
+            </w:pPr>
+            <w:r>
+              <w:rPr>
+                <w:rFonts w:hint="default" w:ascii="Times New Roman" w:hAnsi="Times New Roman" w:cs="Times New Roman"/>
+                <w:sz w:val="24"/>
+                <w:szCs w:val="24"/>
+                <w:lang w:val="en-US" w:eastAsia="zh-CN"/>
+              </w:rPr>
+              <w:t>29</w:t>
+            </w:r>
+          </w:p>
+        </w:tc>
+        <w:tc>
+          <w:tcPr>
+            <w:tcW w:w="2629" w:type="dxa"/>
+            <w:tcBorders>
+              <w:top w:val="single" w:color="000000" w:sz="8" w:space="0"/>
+              <w:left w:val="single" w:color="000000" w:sz="8" w:space="0"/>
+              <w:bottom w:val="nil"/>
+              <w:right w:val="nil"/>
+            </w:tcBorders>
+            <w:shd w:val="clear" w:color="auto" w:fill="FFFFFF"/>
+            <w:vAlign w:val="center"/>
+          </w:tcPr>
+          <w:p>
+            <w:pPr>
+              <w:jc w:val="center"/>
+              <w:rPr>
+                <w:rFonts w:hint="default" w:ascii="Times New Roman" w:hAnsi="Times New Roman" w:cs="Times New Roman"/>
+                <w:sz w:val="24"/>
+                <w:szCs w:val="24"/>
+              </w:rPr>
+            </w:pPr>
+            <w:r>
+              <w:rPr>
+                <w:rFonts w:hint="default" w:ascii="Times New Roman" w:hAnsi="Times New Roman" w:cs="Times New Roman"/>
+                <w:sz w:val="24"/>
+                <w:szCs w:val="24"/>
+                <w:lang w:val="en-US" w:eastAsia="zh-CN"/>
+              </w:rPr>
+              <w:t>PIK3CA</w:t>
+            </w:r>
+          </w:p>
+        </w:tc>
+        <w:tc>
+          <w:tcPr>
+            <w:tcW w:w="5357" w:type="dxa"/>
+            <w:tcBorders>
+              <w:top w:val="single" w:color="000000" w:sz="8" w:space="0"/>
+              <w:left w:val="single" w:color="000000" w:sz="8" w:space="0"/>
+              <w:bottom w:val="nil"/>
+              <w:right w:val="single" w:color="000000" w:sz="8" w:space="0"/>
+            </w:tcBorders>
+            <w:shd w:val="clear" w:color="auto" w:fill="FFFFFF"/>
+            <w:vAlign w:val="center"/>
+          </w:tcPr>
+          <w:p>
+            <w:pPr>
+              <w:jc w:val="center"/>
+              <w:rPr>
+                <w:rFonts w:hint="default" w:ascii="Times New Roman" w:hAnsi="Times New Roman" w:cs="Times New Roman"/>
+                <w:sz w:val="24"/>
+                <w:szCs w:val="24"/>
+              </w:rPr>
+            </w:pPr>
+            <w:r>
+              <w:rPr>
+                <w:rFonts w:hint="default" w:ascii="Times New Roman" w:hAnsi="Times New Roman" w:cs="Times New Roman"/>
+                <w:sz w:val="24"/>
+                <w:szCs w:val="24"/>
+                <w:lang w:val="en-US" w:eastAsia="zh-CN"/>
+              </w:rPr>
+              <w:t>p.H1047R</w:t>
+            </w:r>
+          </w:p>
+        </w:tc>
+      </w:tr>
+      <w:tr>
+        <w:tblPrEx>
+          <w:tblBorders>
+            <w:top w:val="none" w:color="auto" w:sz="0" w:space="0"/>
+            <w:left w:val="none" w:color="auto" w:sz="0" w:space="0"/>
+            <w:bottom w:val="none" w:color="auto" w:sz="0" w:space="0"/>
+            <w:right w:val="none" w:color="auto" w:sz="0" w:space="0"/>
+            <w:insideH w:val="none" w:color="auto" w:sz="0" w:space="0"/>
+            <w:insideV w:val="none" w:color="auto" w:sz="0" w:space="0"/>
+          </w:tblBorders>
+          <w:shd w:val="clear" w:color="auto" w:fill="auto"/>
+          <w:tblCellMar>
+            <w:top w:w="0" w:type="dxa"/>
+            <w:left w:w="108" w:type="dxa"/>
+            <w:bottom w:w="0" w:type="dxa"/>
+            <w:right w:w="108" w:type="dxa"/>
+          </w:tblCellMar>
+        </w:tblPrEx>
+        <w:trPr>
+          <w:trHeight w:val="325" w:hRule="atLeast"/>
+        </w:trPr>
+        <w:tc>
+          <w:tcPr>
+            <w:tcW w:w="1859" w:type="dxa"/>
+            <w:tcBorders>
+              <w:top w:val="single" w:color="000000" w:sz="8" w:space="0"/>
+              <w:left w:val="single" w:color="000000" w:sz="8" w:space="0"/>
+              <w:bottom w:val="nil"/>
+              <w:right w:val="nil"/>
+            </w:tcBorders>
+            <w:shd w:val="clear" w:color="auto" w:fill="FFFFFF"/>
+            <w:vAlign w:val="center"/>
+          </w:tcPr>
+          <w:p>
+            <w:pPr>
+              <w:jc w:val="center"/>
+              <w:rPr>
+                <w:rFonts w:hint="default" w:ascii="Times New Roman" w:hAnsi="Times New Roman" w:cs="Times New Roman"/>
+                <w:sz w:val="24"/>
+                <w:szCs w:val="24"/>
+              </w:rPr>
+            </w:pPr>
+            <w:r>
+              <w:rPr>
+                <w:rFonts w:hint="default" w:ascii="Times New Roman" w:hAnsi="Times New Roman" w:cs="Times New Roman"/>
+                <w:sz w:val="24"/>
+                <w:szCs w:val="24"/>
+                <w:lang w:val="en-US" w:eastAsia="zh-CN"/>
+              </w:rPr>
+              <w:t>30</w:t>
+            </w:r>
+          </w:p>
+        </w:tc>
+        <w:tc>
+          <w:tcPr>
+            <w:tcW w:w="2629" w:type="dxa"/>
+            <w:tcBorders>
+              <w:top w:val="single" w:color="000000" w:sz="8" w:space="0"/>
+              <w:left w:val="single" w:color="000000" w:sz="8" w:space="0"/>
+              <w:bottom w:val="nil"/>
+              <w:right w:val="nil"/>
+            </w:tcBorders>
+            <w:shd w:val="clear" w:color="auto" w:fill="FFFFFF"/>
+            <w:vAlign w:val="center"/>
+          </w:tcPr>
+          <w:p>
+            <w:pPr>
+              <w:jc w:val="center"/>
+              <w:rPr>
+                <w:rFonts w:hint="default" w:ascii="Times New Roman" w:hAnsi="Times New Roman" w:cs="Times New Roman"/>
+                <w:sz w:val="24"/>
+                <w:szCs w:val="24"/>
+              </w:rPr>
+            </w:pPr>
+            <w:r>
+              <w:rPr>
+                <w:rFonts w:hint="default" w:ascii="Times New Roman" w:hAnsi="Times New Roman" w:cs="Times New Roman"/>
+                <w:sz w:val="24"/>
+                <w:szCs w:val="24"/>
+                <w:lang w:val="en-US" w:eastAsia="zh-CN"/>
+              </w:rPr>
+              <w:t>PTEN</w:t>
+            </w:r>
+          </w:p>
+        </w:tc>
+        <w:tc>
+          <w:tcPr>
+            <w:tcW w:w="5357" w:type="dxa"/>
+            <w:tcBorders>
+              <w:top w:val="single" w:color="000000" w:sz="8" w:space="0"/>
+              <w:left w:val="single" w:color="000000" w:sz="8" w:space="0"/>
+              <w:bottom w:val="nil"/>
+              <w:right w:val="single" w:color="000000" w:sz="8" w:space="0"/>
+            </w:tcBorders>
+            <w:shd w:val="clear" w:color="auto" w:fill="FFFFFF"/>
+            <w:vAlign w:val="center"/>
+          </w:tcPr>
+          <w:p>
+            <w:pPr>
+              <w:jc w:val="center"/>
+              <w:rPr>
+                <w:rFonts w:hint="default" w:ascii="Times New Roman" w:hAnsi="Times New Roman" w:cs="Times New Roman"/>
+                <w:sz w:val="24"/>
+                <w:szCs w:val="24"/>
+              </w:rPr>
+            </w:pPr>
+            <w:r>
+              <w:rPr>
+                <w:rFonts w:hint="default" w:ascii="Times New Roman" w:hAnsi="Times New Roman" w:cs="Times New Roman"/>
+                <w:sz w:val="24"/>
+                <w:szCs w:val="24"/>
+                <w:lang w:val="en-US" w:eastAsia="zh-CN"/>
+              </w:rPr>
+              <w:t>p.R130Q</w:t>
+            </w:r>
+          </w:p>
+        </w:tc>
+      </w:tr>
+      <w:tr>
+        <w:tblPrEx>
+          <w:tblBorders>
+            <w:top w:val="none" w:color="auto" w:sz="0" w:space="0"/>
+            <w:left w:val="none" w:color="auto" w:sz="0" w:space="0"/>
+            <w:bottom w:val="none" w:color="auto" w:sz="0" w:space="0"/>
+            <w:right w:val="none" w:color="auto" w:sz="0" w:space="0"/>
+            <w:insideH w:val="none" w:color="auto" w:sz="0" w:space="0"/>
+            <w:insideV w:val="none" w:color="auto" w:sz="0" w:space="0"/>
+          </w:tblBorders>
+          <w:shd w:val="clear" w:color="auto" w:fill="auto"/>
+          <w:tblCellMar>
+            <w:top w:w="0" w:type="dxa"/>
+            <w:left w:w="108" w:type="dxa"/>
+            <w:bottom w:w="0" w:type="dxa"/>
+            <w:right w:w="108" w:type="dxa"/>
+          </w:tblCellMar>
+        </w:tblPrEx>
+        <w:trPr>
+          <w:trHeight w:val="325" w:hRule="atLeast"/>
+        </w:trPr>
+        <w:tc>
+          <w:tcPr>
+            <w:tcW w:w="1859" w:type="dxa"/>
+            <w:tcBorders>
+              <w:top w:val="single" w:color="000000" w:sz="8" w:space="0"/>
+              <w:left w:val="single" w:color="000000" w:sz="8" w:space="0"/>
+              <w:bottom w:val="single" w:color="auto" w:sz="4" w:space="0"/>
+              <w:right w:val="nil"/>
+            </w:tcBorders>
+            <w:shd w:val="clear" w:color="auto" w:fill="FFFFFF"/>
+            <w:vAlign w:val="center"/>
+          </w:tcPr>
+          <w:p>
+            <w:pPr>
+              <w:jc w:val="center"/>
+              <w:rPr>
+                <w:rFonts w:hint="default" w:ascii="Times New Roman" w:hAnsi="Times New Roman" w:cs="Times New Roman"/>
+                <w:sz w:val="24"/>
+                <w:szCs w:val="24"/>
+              </w:rPr>
+            </w:pPr>
+            <w:r>
+              <w:rPr>
+                <w:rFonts w:hint="default" w:ascii="Times New Roman" w:hAnsi="Times New Roman" w:cs="Times New Roman"/>
+                <w:sz w:val="24"/>
+                <w:szCs w:val="24"/>
+                <w:lang w:val="en-US" w:eastAsia="zh-CN"/>
+              </w:rPr>
+              <w:t>31</w:t>
+            </w:r>
+          </w:p>
+        </w:tc>
+        <w:tc>
+          <w:tcPr>
+            <w:tcW w:w="2629" w:type="dxa"/>
+            <w:tcBorders>
+              <w:top w:val="single" w:color="000000" w:sz="8" w:space="0"/>
+              <w:left w:val="single" w:color="000000" w:sz="8" w:space="0"/>
+              <w:bottom w:val="single" w:color="auto" w:sz="4" w:space="0"/>
+              <w:right w:val="nil"/>
+            </w:tcBorders>
+            <w:shd w:val="clear" w:color="auto" w:fill="FFFFFF"/>
+            <w:vAlign w:val="center"/>
+          </w:tcPr>
+          <w:p>
+            <w:pPr>
+              <w:jc w:val="center"/>
+              <w:rPr>
+                <w:rFonts w:hint="default" w:ascii="Times New Roman" w:hAnsi="Times New Roman" w:cs="Times New Roman"/>
+                <w:sz w:val="24"/>
+                <w:szCs w:val="24"/>
+              </w:rPr>
+            </w:pPr>
+            <w:r>
+              <w:rPr>
+                <w:rFonts w:hint="default" w:ascii="Times New Roman" w:hAnsi="Times New Roman" w:cs="Times New Roman"/>
+                <w:sz w:val="24"/>
+                <w:szCs w:val="24"/>
+                <w:lang w:val="en-US" w:eastAsia="zh-CN"/>
+              </w:rPr>
+              <w:t>PTEN</w:t>
+            </w:r>
+          </w:p>
+        </w:tc>
+        <w:tc>
+          <w:tcPr>
+            <w:tcW w:w="5357" w:type="dxa"/>
+            <w:tcBorders>
+              <w:top w:val="single" w:color="000000" w:sz="8" w:space="0"/>
+              <w:left w:val="single" w:color="000000" w:sz="8" w:space="0"/>
+              <w:bottom w:val="nil"/>
+              <w:right w:val="single" w:color="000000" w:sz="8" w:space="0"/>
+            </w:tcBorders>
+            <w:shd w:val="clear" w:color="auto" w:fill="FFFFFF"/>
+            <w:vAlign w:val="center"/>
+          </w:tcPr>
+          <w:p>
+            <w:pPr>
+              <w:jc w:val="center"/>
+              <w:rPr>
+                <w:rFonts w:hint="default" w:ascii="Times New Roman" w:hAnsi="Times New Roman" w:cs="Times New Roman"/>
+                <w:sz w:val="24"/>
+                <w:szCs w:val="24"/>
+              </w:rPr>
+            </w:pPr>
+            <w:r>
+              <w:rPr>
+                <w:rFonts w:hint="default" w:ascii="Times New Roman" w:hAnsi="Times New Roman" w:cs="Times New Roman"/>
+                <w:sz w:val="24"/>
+                <w:szCs w:val="24"/>
+                <w:lang w:val="en-US" w:eastAsia="zh-CN"/>
+              </w:rPr>
+              <w:t>p.D326Y</w:t>
+            </w:r>
+          </w:p>
+        </w:tc>
+      </w:tr>
+      <w:tr>
+        <w:tblPrEx>
+          <w:tblBorders>
+            <w:top w:val="none" w:color="auto" w:sz="0" w:space="0"/>
+            <w:left w:val="none" w:color="auto" w:sz="0" w:space="0"/>
+            <w:bottom w:val="none" w:color="auto" w:sz="0" w:space="0"/>
+            <w:right w:val="none" w:color="auto" w:sz="0" w:space="0"/>
+            <w:insideH w:val="none" w:color="auto" w:sz="0" w:space="0"/>
+            <w:insideV w:val="none" w:color="auto" w:sz="0" w:space="0"/>
+          </w:tblBorders>
+          <w:shd w:val="clear" w:color="auto" w:fill="auto"/>
+          <w:tblCellMar>
+            <w:top w:w="0" w:type="dxa"/>
+            <w:left w:w="108" w:type="dxa"/>
+            <w:bottom w:w="0" w:type="dxa"/>
+            <w:right w:w="108" w:type="dxa"/>
+          </w:tblCellMar>
+        </w:tblPrEx>
+        <w:trPr>
+          <w:trHeight w:val="325" w:hRule="atLeast"/>
+        </w:trPr>
+        <w:tc>
+          <w:tcPr>
+            <w:tcW w:w="1859" w:type="dxa"/>
+            <w:tcBorders>
               <w:top w:val="single" w:color="auto" w:sz="4" w:space="0"/>
               <w:left w:val="single" w:color="auto" w:sz="4" w:space="0"/>
               <w:bottom w:val="single" w:color="auto" w:sz="4" w:space="0"/>
@@ -36538,7 +36426,7 @@
                 <w:szCs w:val="24"/>
                 <w:lang w:val="en-US" w:eastAsia="zh-CN"/>
               </w:rPr>
-              <w:t>33</w:t>
+              <w:t>32</w:t>
             </w:r>
           </w:p>
         </w:tc>
@@ -36603,6 +36491,125 @@
                 <w:szCs w:val="24"/>
                 <w:lang w:val="en-US" w:eastAsia="zh-CN"/>
               </w:rPr>
+              <w:t>rs3064744</w:t>
+            </w:r>
+          </w:p>
+        </w:tc>
+      </w:tr>
+      <w:tr>
+        <w:tblPrEx>
+          <w:tblBorders>
+            <w:top w:val="none" w:color="auto" w:sz="0" w:space="0"/>
+            <w:left w:val="none" w:color="auto" w:sz="0" w:space="0"/>
+            <w:bottom w:val="none" w:color="auto" w:sz="0" w:space="0"/>
+            <w:right w:val="none" w:color="auto" w:sz="0" w:space="0"/>
+            <w:insideH w:val="none" w:color="auto" w:sz="0" w:space="0"/>
+            <w:insideV w:val="none" w:color="auto" w:sz="0" w:space="0"/>
+          </w:tblBorders>
+          <w:shd w:val="clear" w:color="auto" w:fill="auto"/>
+          <w:tblCellMar>
+            <w:top w:w="0" w:type="dxa"/>
+            <w:left w:w="108" w:type="dxa"/>
+            <w:bottom w:w="0" w:type="dxa"/>
+            <w:right w:w="108" w:type="dxa"/>
+          </w:tblCellMar>
+        </w:tblPrEx>
+        <w:trPr>
+          <w:trHeight w:val="325" w:hRule="atLeast"/>
+        </w:trPr>
+        <w:tc>
+          <w:tcPr>
+            <w:tcW w:w="1859" w:type="dxa"/>
+            <w:tcBorders>
+              <w:top w:val="single" w:color="auto" w:sz="4" w:space="0"/>
+              <w:left w:val="single" w:color="auto" w:sz="4" w:space="0"/>
+              <w:bottom w:val="single" w:color="auto" w:sz="4" w:space="0"/>
+              <w:right w:val="single" w:color="auto" w:sz="4" w:space="0"/>
+            </w:tcBorders>
+            <w:shd w:val="clear" w:color="auto" w:fill="FFFFFF"/>
+            <w:vAlign w:val="center"/>
+          </w:tcPr>
+          <w:p>
+            <w:pPr>
+              <w:jc w:val="center"/>
+              <w:rPr>
+                <w:rFonts w:hint="default" w:ascii="Times New Roman" w:hAnsi="Times New Roman" w:cs="Times New Roman"/>
+                <w:sz w:val="24"/>
+                <w:szCs w:val="24"/>
+              </w:rPr>
+            </w:pPr>
+            <w:r>
+              <w:rPr>
+                <w:rFonts w:hint="default" w:ascii="Times New Roman" w:hAnsi="Times New Roman" w:cs="Times New Roman"/>
+                <w:sz w:val="24"/>
+                <w:szCs w:val="24"/>
+                <w:lang w:val="en-US" w:eastAsia="zh-CN"/>
+              </w:rPr>
+              <w:t>33</w:t>
+            </w:r>
+          </w:p>
+        </w:tc>
+        <w:tc>
+          <w:tcPr>
+            <w:tcW w:w="2629" w:type="dxa"/>
+            <w:tcBorders>
+              <w:top w:val="single" w:color="auto" w:sz="4" w:space="0"/>
+              <w:left w:val="single" w:color="auto" w:sz="4" w:space="0"/>
+              <w:bottom w:val="single" w:color="auto" w:sz="4" w:space="0"/>
+              <w:right w:val="single" w:color="auto" w:sz="4" w:space="0"/>
+            </w:tcBorders>
+            <w:shd w:val="clear" w:color="auto" w:fill="FFFFFF"/>
+            <w:vAlign w:val="center"/>
+          </w:tcPr>
+          <w:p>
+            <w:pPr>
+              <w:jc w:val="center"/>
+              <w:rPr>
+                <w:rFonts w:hint="default" w:ascii="Times New Roman" w:hAnsi="Times New Roman" w:cs="Times New Roman"/>
+                <w:sz w:val="24"/>
+                <w:szCs w:val="24"/>
+              </w:rPr>
+            </w:pPr>
+            <w:r>
+              <w:rPr>
+                <w:rFonts w:hint="default" w:ascii="Times New Roman" w:hAnsi="Times New Roman" w:cs="Times New Roman"/>
+                <w:sz w:val="24"/>
+                <w:szCs w:val="24"/>
+                <w:lang w:val="en-US" w:eastAsia="zh-CN"/>
+              </w:rPr>
+              <w:t>UGT1A1</w:t>
+            </w:r>
+          </w:p>
+        </w:tc>
+        <w:tc>
+          <w:tcPr>
+            <w:tcW w:w="5357" w:type="dxa"/>
+            <w:tcBorders>
+              <w:top w:val="single" w:color="000000" w:sz="8" w:space="0"/>
+              <w:left w:val="single" w:color="auto" w:sz="4" w:space="0"/>
+              <w:bottom w:val="single" w:color="000000" w:sz="8" w:space="0"/>
+              <w:right w:val="single" w:color="000000" w:sz="8" w:space="0"/>
+            </w:tcBorders>
+            <w:shd w:val="clear" w:color="auto" w:fill="FFFFFF"/>
+            <w:noWrap/>
+            <w:vAlign w:val="center"/>
+          </w:tcPr>
+          <w:p>
+            <w:pPr>
+              <w:jc w:val="center"/>
+              <w:rPr>
+                <w:rFonts w:hint="default" w:ascii="Times New Roman" w:hAnsi="Times New Roman" w:cs="Times New Roman"/>
+                <w:sz w:val="24"/>
+                <w:szCs w:val="24"/>
+              </w:rPr>
+            </w:pPr>
+            <w:r>
+              <w:rPr>
+                <w:rFonts w:hint="default" w:ascii="Times New Roman" w:hAnsi="Times New Roman" w:cs="Times New Roman"/>
+                <w:sz w:val="24"/>
+                <w:szCs w:val="24"/>
+                <w:lang w:val="en-US" w:eastAsia="zh-CN"/>
+              </w:rPr>
               <w:t>rs4148323</w:t>
             </w:r>
           </w:p>
@@ -36627,26 +36634,26 @@
           <w:lang w:eastAsia="zh-CN"/>
         </w:rPr>
       </w:pPr>
-      <w:bookmarkStart w:id="121" w:name="_Toc14932"/>
+      <w:bookmarkStart w:id="121" w:name="_Toc3409"/>
       <w:bookmarkStart w:id="122" w:name="_Toc15114"/>
-      <w:bookmarkStart w:id="123" w:name="_Toc3409"/>
-      <w:bookmarkStart w:id="124" w:name="_Toc32447"/>
-      <w:bookmarkStart w:id="125" w:name="_Toc18198"/>
-      <w:bookmarkStart w:id="126" w:name="_Toc10759"/>
+      <w:bookmarkStart w:id="123" w:name="_Toc14932"/>
+      <w:bookmarkStart w:id="124" w:name="_Toc10759"/>
+      <w:bookmarkStart w:id="125" w:name="_Toc28557"/>
+      <w:bookmarkStart w:id="126" w:name="_Toc2699"/>
       <w:bookmarkStart w:id="127" w:name="_Toc16663"/>
-      <w:bookmarkStart w:id="128" w:name="_Toc28557"/>
-      <w:bookmarkStart w:id="129" w:name="_Toc2699"/>
-      <w:bookmarkStart w:id="130" w:name="_Toc5457"/>
-      <w:bookmarkStart w:id="131" w:name="_Toc11925"/>
-      <w:bookmarkStart w:id="132" w:name="_Toc13498"/>
-      <w:bookmarkStart w:id="133" w:name="_Toc18811"/>
-      <w:bookmarkStart w:id="134" w:name="_Toc29105"/>
-      <w:bookmarkStart w:id="135" w:name="_Toc8550"/>
+      <w:bookmarkStart w:id="128" w:name="_Toc11925"/>
+      <w:bookmarkStart w:id="129" w:name="_Toc13498"/>
+      <w:bookmarkStart w:id="130" w:name="_Toc32447"/>
+      <w:bookmarkStart w:id="131" w:name="_Toc18198"/>
+      <w:bookmarkStart w:id="132" w:name="_Toc5457"/>
+      <w:bookmarkStart w:id="133" w:name="_Toc2482"/>
+      <w:bookmarkStart w:id="134" w:name="_Toc30512"/>
+      <w:bookmarkStart w:id="135" w:name="_Toc699"/>
       <w:bookmarkStart w:id="136" w:name="_Toc11535"/>
-      <w:bookmarkStart w:id="137" w:name="_Toc24462"/>
-      <w:bookmarkStart w:id="138" w:name="_Toc2482"/>
-      <w:bookmarkStart w:id="139" w:name="_Toc30512"/>
-      <w:bookmarkStart w:id="140" w:name="_Toc699"/>
+      <w:bookmarkStart w:id="137" w:name="_Toc8550"/>
+      <w:bookmarkStart w:id="138" w:name="_Toc18811"/>
+      <w:bookmarkStart w:id="139" w:name="_Toc24462"/>
+      <w:bookmarkStart w:id="140" w:name="_Toc29105"/>
       <w:r>
         <w:rPr>
           <w:rFonts w:hint="eastAsia"/>
@@ -36875,16 +36882,16 @@
           <w:lang w:eastAsia="zh-CN"/>
         </w:rPr>
       </w:pPr>
-      <w:bookmarkStart w:id="141" w:name="_Toc11901"/>
-      <w:bookmarkStart w:id="142" w:name="_Toc27809"/>
-      <w:bookmarkStart w:id="143" w:name="_Toc2101"/>
-      <w:bookmarkStart w:id="144" w:name="_Toc4503"/>
-      <w:bookmarkStart w:id="145" w:name="_Toc17792_WPSOffice_Level2"/>
+      <w:bookmarkStart w:id="141" w:name="_Toc27809"/>
+      <w:bookmarkStart w:id="142" w:name="_Toc2101"/>
+      <w:bookmarkStart w:id="143" w:name="_Toc4503"/>
+      <w:bookmarkStart w:id="144" w:name="_Toc11901"/>
+      <w:bookmarkStart w:id="145" w:name="_Toc13275"/>
       <w:bookmarkStart w:id="146" w:name="_Toc22623"/>
-      <w:bookmarkStart w:id="147" w:name="_Toc13275"/>
-      <w:bookmarkStart w:id="148" w:name="_Toc19584_WPSOffice_Level1"/>
+      <w:bookmarkStart w:id="147" w:name="_Toc14611_WPSOffice_Level1"/>
+      <w:bookmarkStart w:id="148" w:name="_Toc17792_WPSOffice_Level2"/>
       <w:bookmarkStart w:id="149" w:name="_Toc22162_WPSOffice_Level1"/>
-      <w:bookmarkStart w:id="150" w:name="_Toc14611_WPSOffice_Level1"/>
+      <w:bookmarkStart w:id="150" w:name="_Toc19584_WPSOffice_Level1"/>
       <w:r>
         <w:rPr>
           <w:rFonts w:hint="eastAsia"/>
@@ -41754,20 +41761,10 @@
 </s:customData>
 </file>
 
-<file path=customXml/item2.xml><?xml version="1.0" encoding="utf-8"?>
-<b:Sources xmlns:b="http://schemas.openxmlformats.org/officeDocument/2006/bibliography" xmlns="http://schemas.openxmlformats.org/officeDocument/2006/bibliography" SelectedStyle="\APASixthEditionOfficeOnline.xsl" StyleName="APA" Version="6"/>
-</file>
-
 <file path=customXml/itemProps1.xml><?xml version="1.0" encoding="utf-8"?>
 <ds:datastoreItem xmlns:ds="http://schemas.openxmlformats.org/officeDocument/2006/customXml" ds:itemID="{B1977F7D-205B-4081-913C-38D41E755F92}">
   <ds:schemaRefs>
     <ds:schemaRef ds:uri="http://www.wps.cn/officeDocument/2013/wpsCustomData"/>
   </ds:schemaRefs>
 </ds:datastoreItem>
-</file>
-
-<file path=customXml/itemProps2.xml><?xml version="1.0" encoding="utf-8"?>
-<ds:datastoreItem xmlns:ds="http://schemas.openxmlformats.org/officeDocument/2006/customXml" ds:itemID="{1EC78445-FC31-4F99-BEE0-6D06AB542208}">
-  <ds:schemaRefs/>
-</ds:datastoreItem>
 </file>
--- a/WebContent/docx/肺癌11基因检测报告-常德市第一人民医院.docx
+++ b/WebContent/docx/肺癌11基因检测报告-常德市第一人民医院.docx
@@ -18,7 +18,7 @@
       </w:pPr>
       <w:r>
         <w:drawing>
-          <wp:anchor distT="0" distB="0" distL="0" distR="0" simplePos="0" relativeHeight="251666432" behindDoc="0" locked="0" layoutInCell="1" allowOverlap="1">
+          <wp:anchor distT="0" distB="0" distL="0" distR="0" simplePos="0" relativeHeight="251672576" behindDoc="0" locked="0" layoutInCell="1" allowOverlap="1">
             <wp:simplePos x="0" y="0"/>
             <wp:positionH relativeFrom="column">
               <wp:posOffset>2259330</wp:posOffset>
@@ -2909,17 +2909,17 @@
         </w:numPr>
         <w:jc w:val="left"/>
       </w:pPr>
-      <w:bookmarkStart w:id="0" w:name="_Toc24686"/>
-      <w:bookmarkStart w:id="1" w:name="_Toc20532"/>
-      <w:bookmarkStart w:id="2" w:name="_Toc13044"/>
-      <w:bookmarkStart w:id="3" w:name="_Toc30629"/>
-      <w:bookmarkStart w:id="4" w:name="_Toc6195"/>
-      <w:bookmarkStart w:id="5" w:name="_Toc23010"/>
-      <w:bookmarkStart w:id="6" w:name="_Toc21253"/>
-      <w:bookmarkStart w:id="7" w:name="_Toc8662"/>
+      <w:bookmarkStart w:id="0" w:name="_Toc30629"/>
+      <w:bookmarkStart w:id="1" w:name="_Toc13044"/>
+      <w:bookmarkStart w:id="2" w:name="_Toc24686"/>
+      <w:bookmarkStart w:id="3" w:name="_Toc23010"/>
+      <w:bookmarkStart w:id="4" w:name="_Toc28946"/>
+      <w:bookmarkStart w:id="5" w:name="_Toc20532"/>
+      <w:bookmarkStart w:id="6" w:name="_Toc15112"/>
+      <w:bookmarkStart w:id="7" w:name="_Toc6195"/>
       <w:bookmarkStart w:id="8" w:name="_Toc10575"/>
-      <w:bookmarkStart w:id="9" w:name="_Toc15112"/>
-      <w:bookmarkStart w:id="10" w:name="_Toc28946"/>
+      <w:bookmarkStart w:id="9" w:name="_Toc8662"/>
+      <w:bookmarkStart w:id="10" w:name="_Toc21253"/>
       <w:bookmarkStart w:id="11" w:name="_Toc15567"/>
       <w:r>
         <w:t>样本信息</w:t>
@@ -3133,6 +3133,7 @@
             <w:insideH w:val="single" w:color="BEBEBE" w:themeColor="background1" w:themeShade="BF" w:sz="4" w:space="0"/>
             <w:insideV w:val="single" w:color="BEBEBE" w:themeColor="background1" w:themeShade="BF" w:sz="4" w:space="0"/>
           </w:tblBorders>
+          <w:shd w:val="clear" w:color="auto" w:fill="FFFFFF" w:themeFill="background1"/>
           <w:tblCellMar>
             <w:top w:w="0" w:type="dxa"/>
             <w:left w:w="108" w:type="dxa"/>
@@ -3290,6 +3291,7 @@
             <w:insideH w:val="single" w:color="BEBEBE" w:themeColor="background1" w:themeShade="BF" w:sz="4" w:space="0"/>
             <w:insideV w:val="single" w:color="BEBEBE" w:themeColor="background1" w:themeShade="BF" w:sz="4" w:space="0"/>
           </w:tblBorders>
+          <w:shd w:val="clear" w:color="auto" w:fill="FFFFFF" w:themeFill="background1"/>
           <w:tblCellMar>
             <w:top w:w="0" w:type="dxa"/>
             <w:left w:w="108" w:type="dxa"/>
@@ -3447,6 +3449,7 @@
             <w:insideH w:val="single" w:color="BEBEBE" w:themeColor="background1" w:themeShade="BF" w:sz="4" w:space="0"/>
             <w:insideV w:val="single" w:color="BEBEBE" w:themeColor="background1" w:themeShade="BF" w:sz="4" w:space="0"/>
           </w:tblBorders>
+          <w:shd w:val="clear" w:color="auto" w:fill="FFFFFF" w:themeFill="background1"/>
           <w:tblCellMar>
             <w:top w:w="0" w:type="dxa"/>
             <w:left w:w="108" w:type="dxa"/>
@@ -3604,6 +3607,7 @@
             <w:insideH w:val="single" w:color="BEBEBE" w:themeColor="background1" w:themeShade="BF" w:sz="4" w:space="0"/>
             <w:insideV w:val="single" w:color="BEBEBE" w:themeColor="background1" w:themeShade="BF" w:sz="4" w:space="0"/>
           </w:tblBorders>
+          <w:shd w:val="clear" w:color="auto" w:fill="FFFFFF" w:themeFill="background1"/>
           <w:tblCellMar>
             <w:top w:w="0" w:type="dxa"/>
             <w:left w:w="108" w:type="dxa"/>
@@ -3787,14 +3791,14 @@
         </w:numPr>
         <w:jc w:val="left"/>
       </w:pPr>
-      <w:bookmarkStart w:id="12" w:name="_Toc11465"/>
-      <w:bookmarkStart w:id="13" w:name="_Toc11015_WPSOffice_Level1"/>
-      <w:bookmarkStart w:id="14" w:name="_Toc18062_WPSOffice_Level1"/>
-      <w:bookmarkStart w:id="15" w:name="_Toc7021_WPSOffice_Level1"/>
-      <w:bookmarkStart w:id="16" w:name="_Toc835"/>
-      <w:bookmarkStart w:id="17" w:name="_Toc19594"/>
-      <w:bookmarkStart w:id="18" w:name="_Toc17451"/>
-      <w:bookmarkStart w:id="19" w:name="_Toc10518"/>
+      <w:bookmarkStart w:id="12" w:name="_Toc18062_WPSOffice_Level1"/>
+      <w:bookmarkStart w:id="13" w:name="_Toc11465"/>
+      <w:bookmarkStart w:id="14" w:name="_Toc19594"/>
+      <w:bookmarkStart w:id="15" w:name="_Toc17451"/>
+      <w:bookmarkStart w:id="16" w:name="_Toc7021_WPSOffice_Level1"/>
+      <w:bookmarkStart w:id="17" w:name="_Toc10518"/>
+      <w:bookmarkStart w:id="18" w:name="_Toc835"/>
+      <w:bookmarkStart w:id="19" w:name="_Toc11015_WPSOffice_Level1"/>
       <w:r>
         <w:t>检测项目</w:t>
       </w:r>
@@ -4361,12 +4365,12 @@
         <w:jc w:val="center"/>
       </w:pPr>
       <w:bookmarkStart w:id="21" w:name="_Toc18058"/>
-      <w:bookmarkStart w:id="22" w:name="_Toc6221_WPSOffice_Level1"/>
-      <w:bookmarkStart w:id="23" w:name="_Toc1410"/>
-      <w:bookmarkStart w:id="24" w:name="_Toc3871"/>
-      <w:bookmarkStart w:id="25" w:name="_Toc4088"/>
+      <w:bookmarkStart w:id="22" w:name="_Toc4088"/>
+      <w:bookmarkStart w:id="23" w:name="_Toc3871"/>
+      <w:bookmarkStart w:id="24" w:name="_Toc25920"/>
+      <w:bookmarkStart w:id="25" w:name="_Toc1410"/>
       <w:bookmarkStart w:id="26" w:name="_Toc23369_WPSOffice_Level1"/>
-      <w:bookmarkStart w:id="27" w:name="_Toc25920"/>
+      <w:bookmarkStart w:id="27" w:name="_Toc6221_WPSOffice_Level1"/>
     </w:p>
     <w:bookmarkEnd w:id="21"/>
     <w:bookmarkEnd w:id="22"/>
@@ -4389,11 +4393,11 @@
         </w:rPr>
       </w:pPr>
       <w:bookmarkStart w:id="28" w:name="_Toc16576"/>
-      <w:bookmarkStart w:id="29" w:name="_Toc149826002"/>
-      <w:bookmarkStart w:id="30" w:name="_Toc149832727"/>
-      <w:bookmarkStart w:id="31" w:name="_Toc26624"/>
+      <w:bookmarkStart w:id="29" w:name="_Toc149832727"/>
+      <w:bookmarkStart w:id="30" w:name="_Toc149826002"/>
+      <w:bookmarkStart w:id="31" w:name="_Toc11859"/>
       <w:bookmarkStart w:id="32" w:name="_Toc14139"/>
-      <w:bookmarkStart w:id="33" w:name="_Toc11859"/>
+      <w:bookmarkStart w:id="33" w:name="_Toc26624"/>
       <w:r>
         <w:rPr>
           <w:rStyle w:val="45"/>
@@ -4446,10 +4450,10 @@
           <w:lang w:eastAsia="zh-CN"/>
         </w:rPr>
       </w:pPr>
-      <w:bookmarkStart w:id="34" w:name="_Toc11674"/>
-      <w:bookmarkStart w:id="35" w:name="_Toc3260"/>
-      <w:bookmarkStart w:id="36" w:name="_Toc149826003"/>
-      <w:bookmarkStart w:id="37" w:name="_Toc149832728"/>
+      <w:bookmarkStart w:id="34" w:name="_Toc149832728"/>
+      <w:bookmarkStart w:id="35" w:name="_Toc11674"/>
+      <w:bookmarkStart w:id="36" w:name="_Toc3260"/>
+      <w:bookmarkStart w:id="37" w:name="_Toc149826003"/>
       <w:r>
         <w:rPr>
           <w:rFonts w:hint="eastAsia"/>
@@ -5335,10 +5339,10 @@
     <w:p>
       <w:pPr>
         <w:rPr>
-          <w:rFonts w:hint="default" w:ascii="Times New Roman" w:hAnsi="Times New Roman" w:eastAsia="微软雅黑" w:cs="Times New Roman"/>
+          <w:rFonts w:ascii="Times New Roman" w:hAnsi="Times New Roman" w:eastAsia="微软雅黑" w:cs="Times New Roman"/>
           <w:sz w:val="24"/>
           <w:szCs w:val="24"/>
-          <w:lang w:val="en-US" w:eastAsia="zh-CN"/>
+          <w:lang w:eastAsia="zh-CN"/>
         </w:rPr>
       </w:pPr>
       <w:r>
@@ -5480,24 +5484,21 @@
               </w:rPr>
             </w:pPr>
             <w:r>
-              <w:rPr>
-                <w:sz w:val="22"/>
-              </w:rPr>
               <mc:AlternateContent>
                 <mc:Choice Requires="wpg">
                   <w:drawing>
-                    <wp:anchor distT="0" distB="0" distL="114300" distR="114300" simplePos="0" relativeHeight="251667456" behindDoc="0" locked="0" layoutInCell="1" allowOverlap="1">
+                    <wp:anchor distT="0" distB="0" distL="114300" distR="114300" simplePos="0" relativeHeight="251663360" behindDoc="0" locked="0" layoutInCell="1" allowOverlap="1">
                       <wp:simplePos x="0" y="0"/>
                       <wp:positionH relativeFrom="column">
-                        <wp:posOffset>0</wp:posOffset>
+                        <wp:posOffset>31115</wp:posOffset>
                       </wp:positionH>
                       <wp:positionV relativeFrom="paragraph">
-                        <wp:posOffset>-460375</wp:posOffset>
+                        <wp:posOffset>-547370</wp:posOffset>
                       </wp:positionV>
-                      <wp:extent cx="3080385" cy="1442720"/>
-                      <wp:effectExtent l="0" t="0" r="13335" b="5080"/>
+                      <wp:extent cx="3160395" cy="1441450"/>
+                      <wp:effectExtent l="0" t="0" r="9525" b="6350"/>
                       <wp:wrapNone/>
-                      <wp:docPr id="34" name="组合 34"/>
+                      <wp:docPr id="52" name="组合 52"/>
                       <wp:cNvGraphicFramePr/>
                       <a:graphic xmlns:a="http://schemas.openxmlformats.org/drawingml/2006/main">
                         <a:graphicData uri="http://schemas.microsoft.com/office/word/2010/wordprocessingGroup">
@@ -5506,25 +5507,25 @@
                             <wpg:grpSpPr>
                               <a:xfrm>
                                 <a:off x="0" y="0"/>
-                                <a:ext cx="3080385" cy="1442720"/>
-                                <a:chOff x="17956" y="37747"/>
-                                <a:chExt cx="4851" cy="2272"/>
+                                <a:ext cx="3160395" cy="1441450"/>
+                                <a:chOff x="10964" y="3809"/>
+                                <a:chExt cx="4977" cy="2270"/>
                               </a:xfrm>
                             </wpg:grpSpPr>
                             <wpg:grpSp>
-                              <wpg:cNvPr id="35" name="组合 16"/>
+                              <wpg:cNvPr id="53" name="组合 6"/>
                               <wpg:cNvGrpSpPr/>
                               <wpg:grpSpPr>
                                 <a:xfrm>
-                                  <a:off x="17956" y="38313"/>
-                                  <a:ext cx="4049" cy="646"/>
-                                  <a:chOff x="17956" y="38313"/>
-                                  <a:chExt cx="4049" cy="646"/>
+                                  <a:off x="10964" y="4438"/>
+                                  <a:ext cx="4577" cy="734"/>
+                                  <a:chOff x="10964" y="4438"/>
+                                  <a:chExt cx="4577" cy="734"/>
                                 </a:xfrm>
                               </wpg:grpSpPr>
                               <pic:pic xmlns:pic="http://schemas.openxmlformats.org/drawingml/2006/picture">
                                 <pic:nvPicPr>
-                                  <pic:cNvPr id="12" name="图片 29" descr="IMG_256"/>
+                                  <pic:cNvPr id="30" name="图片 30" descr="微信图片_20220215110121"/>
                                   <pic:cNvPicPr>
                                     <a:picLocks noChangeAspect="1"/>
                                   </pic:cNvPicPr>
@@ -5533,17 +5534,18 @@
                                   <a:blip r:embed="rId11">
                                     <a:clrChange>
                                       <a:clrFrom>
-                                        <a:srgbClr val="FFFFFF">
+                                        <a:srgbClr val="A09D98">
                                           <a:alpha val="100000"/>
                                         </a:srgbClr>
                                       </a:clrFrom>
                                       <a:clrTo>
-                                        <a:srgbClr val="FFFFFF">
+                                        <a:srgbClr val="A09D98">
                                           <a:alpha val="100000"/>
                                           <a:alpha val="0"/>
                                         </a:srgbClr>
                                       </a:clrTo>
                                     </a:clrChange>
+                                    <a:biLevel thresh="50000"/>
                                   </a:blip>
                                   <a:stretch>
                                     <a:fillRect/>
@@ -5551,46 +5553,57 @@
                                 </pic:blipFill>
                                 <pic:spPr>
                                   <a:xfrm>
-                                    <a:off x="21031" y="38313"/>
-                                    <a:ext cx="975" cy="570"/>
-                                  </a:xfrm>
-                                  <a:prstGeom prst="rect">
-                                    <a:avLst/>
-                                  </a:prstGeom>
-                                  <a:noFill/>
-                                  <a:ln w="9525">
-                                    <a:noFill/>
-                                  </a:ln>
-                                </pic:spPr>
-                              </pic:pic>
-                              <pic:pic xmlns:pic="http://schemas.openxmlformats.org/drawingml/2006/picture">
-                                <pic:nvPicPr>
-                                  <pic:cNvPr id="15" name="图片 15" descr="c9514d16fd70679bf0495aeebb03c72d_compress"/>
-                                  <pic:cNvPicPr>
-                                    <a:picLocks noChangeAspect="1"/>
-                                  </pic:cNvPicPr>
-                                </pic:nvPicPr>
-                                <pic:blipFill>
-                                  <a:blip r:embed="rId12"/>
-                                  <a:srcRect l="21003" t="56913" r="27176" b="26386"/>
-                                  <a:stretch>
-                                    <a:fillRect/>
-                                  </a:stretch>
-                                </pic:blipFill>
-                                <pic:spPr>
-                                  <a:xfrm>
-                                    <a:off x="17956" y="38485"/>
-                                    <a:ext cx="1550" cy="475"/>
+                                    <a:off x="10964" y="4458"/>
+                                    <a:ext cx="1234" cy="715"/>
                                   </a:xfrm>
                                   <a:prstGeom prst="rect">
                                     <a:avLst/>
                                   </a:prstGeom>
                                 </pic:spPr>
                               </pic:pic>
+                              <pic:pic xmlns:pic="http://schemas.openxmlformats.org/drawingml/2006/picture">
+                                <pic:nvPicPr>
+                                  <pic:cNvPr id="21" name="图片 34" descr="晓敏"/>
+                                  <pic:cNvPicPr>
+                                    <a:picLocks noChangeAspect="1"/>
+                                  </pic:cNvPicPr>
+                                </pic:nvPicPr>
+                                <pic:blipFill>
+                                  <a:blip r:embed="rId12">
+                                    <a:clrChange>
+                                      <a:clrFrom>
+                                        <a:srgbClr val="949FA1"/>
+                                      </a:clrFrom>
+                                      <a:clrTo>
+                                        <a:srgbClr val="949FA1">
+                                          <a:alpha val="0"/>
+                                        </a:srgbClr>
+                                      </a:clrTo>
+                                    </a:clrChange>
+                                  </a:blip>
+                                  <a:srcRect l="34062" t="26445" r="34097" b="9325"/>
+                                  <a:stretch>
+                                    <a:fillRect/>
+                                  </a:stretch>
+                                </pic:blipFill>
+                                <pic:spPr>
+                                  <a:xfrm rot="16200000">
+                                    <a:off x="14524" y="3981"/>
+                                    <a:ext cx="560" cy="1475"/>
+                                  </a:xfrm>
+                                  <a:prstGeom prst="rect">
+                                    <a:avLst/>
+                                  </a:prstGeom>
+                                  <a:noFill/>
+                                  <a:ln>
+                                    <a:noFill/>
+                                  </a:ln>
+                                </pic:spPr>
+                              </pic:pic>
                             </wpg:grpSp>
                             <pic:pic xmlns:pic="http://schemas.openxmlformats.org/drawingml/2006/picture">
                               <pic:nvPicPr>
-                                <pic:cNvPr id="18" name="图片 25"/>
+                                <pic:cNvPr id="5" name="图片 8"/>
                                 <pic:cNvPicPr>
                                   <a:picLocks noChangeAspect="1" noChangeArrowheads="1"/>
                                 </pic:cNvPicPr>
@@ -5610,8 +5623,8 @@
                               </pic:blipFill>
                               <pic:spPr>
                                 <a:xfrm>
-                                  <a:off x="20535" y="37747"/>
-                                  <a:ext cx="2273" cy="2273"/>
+                                  <a:off x="13671" y="3809"/>
+                                  <a:ext cx="2271" cy="2271"/>
                                 </a:xfrm>
                                 <a:prstGeom prst="rect">
                                   <a:avLst/>
@@ -5630,24 +5643,24 @@
                 </mc:Choice>
                 <mc:Fallback>
                   <w:pict>
-                    <v:group id="_x0000_s1026" o:spid="_x0000_s1026" o:spt="203" style="position:absolute;left:0pt;margin-left:0pt;margin-top:-36.25pt;height:113.6pt;width:242.55pt;z-index:251667456;mso-width-relative:page;mso-height-relative:page;" coordorigin="17956,37747" coordsize="4851,2272" o:gfxdata="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">
+                    <v:group id="_x0000_s1026" o:spid="_x0000_s1026" o:spt="203" style="position:absolute;left:0pt;margin-left:2.45pt;margin-top:-43.1pt;height:113.5pt;width:248.85pt;z-index:251663360;mso-width-relative:page;mso-height-relative:page;" coordorigin="10964,3809" coordsize="4977,2270" o:gfxdata="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">
                       <o:lock v:ext="edit" aspectratio="f"/>
-                      <v:group id="组合 16" o:spid="_x0000_s1026" o:spt="203" style="position:absolute;left:17956;top:38313;height:646;width:4049;" coordorigin="17956,38313" coordsize="4049,646" o:gfxdata="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">
+                      <v:group id="组合 6" o:spid="_x0000_s1026" o:spt="203" style="position:absolute;left:10964;top:4438;height:734;width:4577;" coordorigin="10964,4438" coordsize="4577,734" o:gfxdata="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">
                         <o:lock v:ext="edit" aspectratio="f"/>
-                        <v:shape id="图片 29" o:spid="_x0000_s1026" o:spt="75" alt="IMG_256" type="#_x0000_t75" style="position:absolute;left:21031;top:38313;height:570;width:975;" filled="f" o:preferrelative="t" stroked="f" coordsize="21600,21600" o:gfxdata="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">
+                        <v:shape id="_x0000_s1026" o:spid="_x0000_s1026" o:spt="75" alt="微信图片_20220215110121" type="#_x0000_t75" style="position:absolute;left:10964;top:4458;height:715;width:1234;" filled="f" o:preferrelative="t" stroked="f" coordsize="21600,21600" o:gfxdata="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">
                           <v:fill on="f" focussize="0,0"/>
                           <v:stroke on="f"/>
-                          <v:imagedata r:id="rId11" chromakey="#FFFFFF" o:title=""/>
+                          <v:imagedata r:id="rId11" grayscale="t" bilevel="t" chromakey="#A09D98" o:title=""/>
                           <o:lock v:ext="edit" aspectratio="t"/>
                         </v:shape>
-                        <v:shape id="_x0000_s1026" o:spid="_x0000_s1026" o:spt="75" alt="c9514d16fd70679bf0495aeebb03c72d_compress" type="#_x0000_t75" style="position:absolute;left:17956;top:38485;height:475;width:1550;" filled="f" o:preferrelative="t" stroked="f" coordsize="21600,21600" o:gfxdata="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">
+                        <v:shape id="图片 34" o:spid="_x0000_s1026" o:spt="75" alt="晓敏" type="#_x0000_t75" style="position:absolute;left:14524;top:3981;height:1475;width:560;rotation:-5898240f;" filled="f" o:preferrelative="t" stroked="f" coordsize="21600,21600" o:gfxdata="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">
                           <v:fill on="f" focussize="0,0"/>
                           <v:stroke on="f"/>
-                          <v:imagedata r:id="rId12" cropleft="13765f" croptop="37299f" cropright="17810f" cropbottom="17292f" o:title=""/>
+                          <v:imagedata r:id="rId12" cropleft="22323f" croptop="17331f" cropright="22346f" cropbottom="6111f" chromakey="#949FA1" o:title=""/>
                           <o:lock v:ext="edit" aspectratio="t"/>
                         </v:shape>
                       </v:group>
-                      <v:shape id="图片 25" o:spid="_x0000_s1026" o:spt="75" type="#_x0000_t75" style="position:absolute;left:20535;top:37747;height:2273;width:2273;" filled="f" o:preferrelative="t" stroked="f" coordsize="21600,21600" o:gfxdata="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">
+                      <v:shape id="图片 8" o:spid="_x0000_s1026" o:spt="75" type="#_x0000_t75" style="position:absolute;left:13671;top:3809;height:2271;width:2271;" filled="f" o:preferrelative="t" stroked="f" coordsize="21600,21600" o:gfxdata="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">
                         <v:fill on="f" focussize="0,0"/>
                         <v:stroke on="f"/>
                         <v:imagedata r:id="rId13" o:title=""/>
@@ -5944,558 +5957,7 @@
     <w:p>
       <w:pPr>
         <w:rPr>
-          <w:rFonts w:hint="default"/>
           <w:sz w:val="24"/>
-          <w:lang w:val="en-US" w:eastAsia="zh-CN"/>
-        </w:rPr>
-      </w:pPr>
-    </w:p>
-    <w:p>
-      <w:pPr>
-        <w:rPr>
-          <w:sz w:val="24"/>
-          <w:lang w:eastAsia="zh-CN"/>
-        </w:rPr>
-      </w:pPr>
-    </w:p>
-    <w:tbl>
-      <w:tblPr>
-        <w:tblStyle w:val="33"/>
-        <w:tblW w:w="6772" w:type="dxa"/>
-        <w:jc w:val="right"/>
-        <w:tblLayout w:type="fixed"/>
-        <w:tblCellMar>
-          <w:top w:w="0" w:type="dxa"/>
-          <w:left w:w="0" w:type="dxa"/>
-          <w:bottom w:w="0" w:type="dxa"/>
-          <w:right w:w="0" w:type="dxa"/>
-        </w:tblCellMar>
-      </w:tblPr>
-      <w:tblGrid>
-        <w:gridCol w:w="1272"/>
-        <w:gridCol w:w="2040"/>
-        <w:gridCol w:w="1166"/>
-        <w:gridCol w:w="2294"/>
-      </w:tblGrid>
-      <w:tr>
-        <w:trPr>
-          <w:trHeight w:val="441" w:hRule="exact"/>
-          <w:jc w:val="right"/>
-        </w:trPr>
-        <w:tc>
-          <w:tcPr>
-            <w:tcW w:w="1272" w:type="dxa"/>
-            <w:vAlign w:val="center"/>
-          </w:tcPr>
-          <w:p>
-            <w:pPr>
-              <w:pStyle w:val="22"/>
-              <w:spacing w:before="13"/>
-              <w:ind w:left="13" w:right="95"/>
-              <w:jc w:val="both"/>
-              <w:rPr>
-                <w:rFonts w:ascii="Times New Roman" w:hAnsi="Times New Roman" w:cs="Times New Roman"/>
-                <w:b/>
-                <w:sz w:val="24"/>
-                <w:szCs w:val="24"/>
-              </w:rPr>
-            </w:pPr>
-            <w:r>
-              <w:rPr>
-                <w:rFonts w:ascii="Times New Roman" w:hAnsi="Times New Roman" w:cs="Times New Roman"/>
-                <w:b/>
-                <w:sz w:val="24"/>
-                <w:szCs w:val="24"/>
-              </w:rPr>
-              <w:t>检测人：</w:t>
-            </w:r>
-          </w:p>
-        </w:tc>
-        <w:tc>
-          <w:tcPr>
-            <w:tcW w:w="2040" w:type="dxa"/>
-            <w:vAlign w:val="center"/>
-          </w:tcPr>
-          <w:p>
-            <w:pPr>
-              <w:pStyle w:val="22"/>
-              <w:spacing w:before="13"/>
-              <w:jc w:val="both"/>
-              <w:rPr>
-                <w:rFonts w:ascii="Times New Roman" w:hAnsi="Times New Roman" w:cs="Times New Roman"/>
-                <w:b/>
-                <w:sz w:val="24"/>
-                <w:szCs w:val="24"/>
-              </w:rPr>
-            </w:pPr>
-            <w:r>
-              <w:rPr>
-                <w:sz w:val="22"/>
-              </w:rPr>
-              <mc:AlternateContent>
-                <mc:Choice Requires="wpg">
-                  <w:drawing>
-                    <wp:anchor distT="0" distB="0" distL="114300" distR="114300" simplePos="0" relativeHeight="251668480" behindDoc="0" locked="0" layoutInCell="1" allowOverlap="1">
-                      <wp:simplePos x="0" y="0"/>
-                      <wp:positionH relativeFrom="column">
-                        <wp:posOffset>0</wp:posOffset>
-                      </wp:positionH>
-                      <wp:positionV relativeFrom="paragraph">
-                        <wp:posOffset>-490855</wp:posOffset>
-                      </wp:positionV>
-                      <wp:extent cx="3135630" cy="1442720"/>
-                      <wp:effectExtent l="0" t="0" r="3810" b="5080"/>
-                      <wp:wrapNone/>
-                      <wp:docPr id="36" name="组合 36"/>
-                      <wp:cNvGraphicFramePr/>
-                      <a:graphic xmlns:a="http://schemas.openxmlformats.org/drawingml/2006/main">
-                        <a:graphicData uri="http://schemas.microsoft.com/office/word/2010/wordprocessingGroup">
-                          <wpg:wgp>
-                            <wpg:cNvGrpSpPr/>
-                            <wpg:grpSpPr>
-                              <a:xfrm>
-                                <a:off x="0" y="0"/>
-                                <a:ext cx="3135630" cy="1442720"/>
-                                <a:chOff x="17956" y="39496"/>
-                                <a:chExt cx="4938" cy="2272"/>
-                              </a:xfrm>
-                            </wpg:grpSpPr>
-                            <wpg:grpSp>
-                              <wpg:cNvPr id="37" name="组合 30"/>
-                              <wpg:cNvGrpSpPr/>
-                              <wpg:grpSpPr>
-                                <a:xfrm>
-                                  <a:off x="17956" y="40098"/>
-                                  <a:ext cx="4213" cy="570"/>
-                                  <a:chOff x="17956" y="40098"/>
-                                  <a:chExt cx="4213" cy="570"/>
-                                </a:xfrm>
-                              </wpg:grpSpPr>
-                              <pic:pic xmlns:pic="http://schemas.openxmlformats.org/drawingml/2006/picture">
-                                <pic:nvPicPr>
-                                  <pic:cNvPr id="4" name="图片 1" descr="24f613a0-66be-430b-9e80-270d3393fac5"/>
-                                  <pic:cNvPicPr>
-                                    <a:picLocks noChangeAspect="1"/>
-                                  </pic:cNvPicPr>
-                                </pic:nvPicPr>
-                                <pic:blipFill>
-                                  <a:blip r:embed="rId14"/>
-                                  <a:srcRect l="43292" t="26660" r="21693" b="24394"/>
-                                  <a:stretch>
-                                    <a:fillRect/>
-                                  </a:stretch>
-                                </pic:blipFill>
-                                <pic:spPr>
-                                  <a:xfrm rot="16200000">
-                                    <a:off x="18366" y="39740"/>
-                                    <a:ext cx="506" cy="1327"/>
-                                  </a:xfrm>
-                                  <a:prstGeom prst="rect">
-                                    <a:avLst/>
-                                  </a:prstGeom>
-                                </pic:spPr>
-                              </pic:pic>
-                              <pic:pic xmlns:pic="http://schemas.openxmlformats.org/drawingml/2006/picture">
-                                <pic:nvPicPr>
-                                  <pic:cNvPr id="29" name="图片 29" descr="IMG_256"/>
-                                  <pic:cNvPicPr>
-                                    <a:picLocks noChangeAspect="1"/>
-                                  </pic:cNvPicPr>
-                                </pic:nvPicPr>
-                                <pic:blipFill>
-                                  <a:blip r:embed="rId11">
-                                    <a:clrChange>
-                                      <a:clrFrom>
-                                        <a:srgbClr val="FFFFFF">
-                                          <a:alpha val="100000"/>
-                                        </a:srgbClr>
-                                      </a:clrFrom>
-                                      <a:clrTo>
-                                        <a:srgbClr val="FFFFFF">
-                                          <a:alpha val="100000"/>
-                                          <a:alpha val="0"/>
-                                        </a:srgbClr>
-                                      </a:clrTo>
-                                    </a:clrChange>
-                                  </a:blip>
-                                  <a:stretch>
-                                    <a:fillRect/>
-                                  </a:stretch>
-                                </pic:blipFill>
-                                <pic:spPr>
-                                  <a:xfrm>
-                                    <a:off x="21195" y="40098"/>
-                                    <a:ext cx="975" cy="570"/>
-                                  </a:xfrm>
-                                  <a:prstGeom prst="rect">
-                                    <a:avLst/>
-                                  </a:prstGeom>
-                                  <a:noFill/>
-                                  <a:ln w="9525">
-                                    <a:noFill/>
-                                  </a:ln>
-                                </pic:spPr>
-                              </pic:pic>
-                            </wpg:grpSp>
-                            <pic:pic xmlns:pic="http://schemas.openxmlformats.org/drawingml/2006/picture">
-                              <pic:nvPicPr>
-                                <pic:cNvPr id="31" name="图片 25"/>
-                                <pic:cNvPicPr>
-                                  <a:picLocks noChangeAspect="1" noChangeArrowheads="1"/>
-                                </pic:cNvPicPr>
-                              </pic:nvPicPr>
-                              <pic:blipFill>
-                                <a:blip r:embed="rId13">
-                                  <a:extLst>
-                                    <a:ext uri="{28A0092B-C50C-407E-A947-70E740481C1C}">
-                                      <a14:useLocalDpi xmlns:a14="http://schemas.microsoft.com/office/drawing/2010/main" val="0"/>
-                                    </a:ext>
-                                  </a:extLst>
-                                </a:blip>
-                                <a:srcRect/>
-                                <a:stretch>
-                                  <a:fillRect/>
-                                </a:stretch>
-                              </pic:blipFill>
-                              <pic:spPr>
-                                <a:xfrm>
-                                  <a:off x="20622" y="39496"/>
-                                  <a:ext cx="2273" cy="2273"/>
-                                </a:xfrm>
-                                <a:prstGeom prst="rect">
-                                  <a:avLst/>
-                                </a:prstGeom>
-                                <a:noFill/>
-                                <a:ln>
-                                  <a:noFill/>
-                                </a:ln>
-                              </pic:spPr>
-                            </pic:pic>
-                          </wpg:wgp>
-                        </a:graphicData>
-                      </a:graphic>
-                    </wp:anchor>
-                  </w:drawing>
-                </mc:Choice>
-                <mc:Fallback>
-                  <w:pict>
-                    <v:group id="_x0000_s1026" o:spid="_x0000_s1026" o:spt="203" style="position:absolute;left:0pt;margin-left:0pt;margin-top:-38.65pt;height:113.6pt;width:246.9pt;z-index:251668480;mso-width-relative:page;mso-height-relative:page;" coordorigin="17956,39496" coordsize="4938,2272" o:gfxdata="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">
-                      <o:lock v:ext="edit" aspectratio="f"/>
-                      <v:group id="组合 30" o:spid="_x0000_s1026" o:spt="203" style="position:absolute;left:17956;top:40098;height:570;width:4213;" coordorigin="17956,40098" coordsize="4213,570" o:gfxdata="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">
-                        <o:lock v:ext="edit" aspectratio="f"/>
-                        <v:shape id="图片 1" o:spid="_x0000_s1026" o:spt="75" alt="24f613a0-66be-430b-9e80-270d3393fac5" type="#_x0000_t75" style="position:absolute;left:18366;top:39740;height:1327;width:506;rotation:-5898240f;" filled="f" o:preferrelative="t" stroked="f" coordsize="21600,21600" o:gfxdata="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">
-                          <v:fill on="f" focussize="0,0"/>
-                          <v:stroke on="f"/>
-                          <v:imagedata r:id="rId14" cropleft="28372f" croptop="17472f" cropright="14217f" cropbottom="15987f" o:title=""/>
-                          <o:lock v:ext="edit" aspectratio="t"/>
-                        </v:shape>
-                        <v:shape id="_x0000_s1026" o:spid="_x0000_s1026" o:spt="75" alt="IMG_256" type="#_x0000_t75" style="position:absolute;left:21195;top:40098;height:570;width:975;" filled="f" o:preferrelative="t" stroked="f" coordsize="21600,21600" o:gfxdata="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">
-                          <v:fill on="f" focussize="0,0"/>
-                          <v:stroke on="f"/>
-                          <v:imagedata r:id="rId11" chromakey="#FFFFFF" o:title=""/>
-                          <o:lock v:ext="edit" aspectratio="t"/>
-                        </v:shape>
-                      </v:group>
-                      <v:shape id="图片 25" o:spid="_x0000_s1026" o:spt="75" type="#_x0000_t75" style="position:absolute;left:20622;top:39496;height:2273;width:2273;" filled="f" o:preferrelative="t" stroked="f" coordsize="21600,21600" o:gfxdata="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">
-                        <v:fill on="f" focussize="0,0"/>
-                        <v:stroke on="f"/>
-                        <v:imagedata r:id="rId13" o:title=""/>
-                        <o:lock v:ext="edit" aspectratio="t"/>
-                      </v:shape>
-                    </v:group>
-                  </w:pict>
-                </mc:Fallback>
-              </mc:AlternateContent>
-            </w:r>
-          </w:p>
-        </w:tc>
-        <w:tc>
-          <w:tcPr>
-            <w:tcW w:w="1166" w:type="dxa"/>
-            <w:vAlign w:val="center"/>
-          </w:tcPr>
-          <w:p>
-            <w:pPr>
-              <w:pStyle w:val="22"/>
-              <w:spacing w:before="13"/>
-              <w:jc w:val="both"/>
-              <w:rPr>
-                <w:rFonts w:ascii="Times New Roman" w:hAnsi="Times New Roman" w:cs="Times New Roman"/>
-                <w:b/>
-                <w:sz w:val="24"/>
-                <w:szCs w:val="24"/>
-              </w:rPr>
-            </w:pPr>
-            <w:r>
-              <w:rPr>
-                <w:rFonts w:ascii="Times New Roman" w:hAnsi="Times New Roman" w:cs="Times New Roman"/>
-                <w:b/>
-                <w:sz w:val="24"/>
-                <w:szCs w:val="24"/>
-              </w:rPr>
-              <w:t>复核人</w:t>
-            </w:r>
-            <w:r>
-              <w:rPr>
-                <w:rFonts w:ascii="Times New Roman" w:hAnsi="Times New Roman" w:cs="Times New Roman"/>
-                <w:b/>
-                <w:sz w:val="24"/>
-                <w:szCs w:val="24"/>
-                <w:lang w:eastAsia="zh-CN"/>
-              </w:rPr>
-              <w:t>：</w:t>
-            </w:r>
-          </w:p>
-        </w:tc>
-        <w:tc>
-          <w:tcPr>
-            <w:tcW w:w="2294" w:type="dxa"/>
-            <w:vAlign w:val="center"/>
-          </w:tcPr>
-          <w:p>
-            <w:pPr>
-              <w:pStyle w:val="22"/>
-              <w:spacing w:before="13"/>
-              <w:ind w:right="15"/>
-              <w:jc w:val="both"/>
-              <w:rPr>
-                <w:rFonts w:ascii="Times New Roman" w:hAnsi="Times New Roman" w:cs="Times New Roman"/>
-                <w:b/>
-                <w:sz w:val="24"/>
-                <w:szCs w:val="24"/>
-              </w:rPr>
-            </w:pPr>
-          </w:p>
-        </w:tc>
-      </w:tr>
-      <w:tr>
-        <w:tblPrEx>
-          <w:tblCellMar>
-            <w:top w:w="0" w:type="dxa"/>
-            <w:left w:w="0" w:type="dxa"/>
-            <w:bottom w:w="0" w:type="dxa"/>
-            <w:right w:w="0" w:type="dxa"/>
-          </w:tblCellMar>
-        </w:tblPrEx>
-        <w:trPr>
-          <w:trHeight w:val="457" w:hRule="exact"/>
-          <w:jc w:val="right"/>
-        </w:trPr>
-        <w:tc>
-          <w:tcPr>
-            <w:tcW w:w="1272" w:type="dxa"/>
-            <w:vAlign w:val="center"/>
-          </w:tcPr>
-          <w:p>
-            <w:pPr>
-              <w:pStyle w:val="22"/>
-              <w:spacing w:line="341" w:lineRule="exact"/>
-              <w:ind w:left="13" w:right="165"/>
-              <w:jc w:val="both"/>
-              <w:rPr>
-                <w:rFonts w:ascii="Times New Roman" w:hAnsi="Times New Roman" w:cs="Times New Roman"/>
-                <w:b/>
-                <w:sz w:val="24"/>
-                <w:szCs w:val="24"/>
-              </w:rPr>
-            </w:pPr>
-            <w:r>
-              <w:rPr>
-                <w:rFonts w:ascii="Times New Roman" w:hAnsi="Times New Roman" w:cs="Times New Roman"/>
-                <w:b/>
-                <w:sz w:val="24"/>
-                <w:szCs w:val="24"/>
-              </w:rPr>
-              <w:t>日</w:t>
-            </w:r>
-            <w:r>
-              <w:rPr>
-                <w:rFonts w:ascii="Times New Roman" w:hAnsi="Times New Roman" w:cs="Times New Roman"/>
-                <w:b/>
-                <w:sz w:val="24"/>
-                <w:szCs w:val="24"/>
-                <w:lang w:eastAsia="zh-CN"/>
-              </w:rPr>
-              <w:t xml:space="preserve">  </w:t>
-            </w:r>
-            <w:r>
-              <w:rPr>
-                <w:rFonts w:ascii="Times New Roman" w:hAnsi="Times New Roman" w:cs="Times New Roman"/>
-                <w:b/>
-                <w:sz w:val="24"/>
-                <w:szCs w:val="24"/>
-              </w:rPr>
-              <w:t>期：</w:t>
-            </w:r>
-          </w:p>
-        </w:tc>
-        <w:tc>
-          <w:tcPr>
-            <w:tcW w:w="2040" w:type="dxa"/>
-            <w:vAlign w:val="center"/>
-          </w:tcPr>
-          <w:p>
-            <w:pPr>
-              <w:pStyle w:val="22"/>
-              <w:spacing w:line="363" w:lineRule="exact"/>
-              <w:jc w:val="both"/>
-              <w:rPr>
-                <w:rFonts w:ascii="Times New Roman" w:hAnsi="Times New Roman" w:cs="Times New Roman"/>
-                <w:sz w:val="24"/>
-                <w:szCs w:val="24"/>
-              </w:rPr>
-            </w:pPr>
-            <w:r>
-              <w:rPr>
-                <w:rFonts w:ascii="Times New Roman" w:hAnsi="Times New Roman" w:cs="Times New Roman"/>
-                <w:kern w:val="2"/>
-                <w:sz w:val="24"/>
-                <w:szCs w:val="24"/>
-                <w:lang w:eastAsia="zh-CN"/>
-              </w:rPr>
-              <w:t>{{ reportdate }}</w:t>
-            </w:r>
-          </w:p>
-        </w:tc>
-        <w:tc>
-          <w:tcPr>
-            <w:tcW w:w="1166" w:type="dxa"/>
-            <w:vAlign w:val="center"/>
-          </w:tcPr>
-          <w:p>
-            <w:pPr>
-              <w:pStyle w:val="22"/>
-              <w:spacing w:line="341" w:lineRule="exact"/>
-              <w:jc w:val="both"/>
-              <w:rPr>
-                <w:rFonts w:ascii="Times New Roman" w:hAnsi="Times New Roman" w:cs="Times New Roman"/>
-                <w:b/>
-                <w:sz w:val="24"/>
-                <w:szCs w:val="24"/>
-              </w:rPr>
-            </w:pPr>
-            <w:r>
-              <w:rPr>
-                <w:rFonts w:ascii="Times New Roman" w:hAnsi="Times New Roman" w:cs="Times New Roman"/>
-                <w:b/>
-                <w:sz w:val="24"/>
-                <w:szCs w:val="24"/>
-              </w:rPr>
-              <w:t>日</w:t>
-            </w:r>
-            <w:r>
-              <w:rPr>
-                <w:rFonts w:ascii="Times New Roman" w:hAnsi="Times New Roman" w:cs="Times New Roman"/>
-                <w:b/>
-                <w:sz w:val="24"/>
-                <w:szCs w:val="24"/>
-                <w:lang w:eastAsia="zh-CN"/>
-              </w:rPr>
-              <w:t xml:space="preserve">  </w:t>
-            </w:r>
-            <w:r>
-              <w:rPr>
-                <w:rFonts w:ascii="Times New Roman" w:hAnsi="Times New Roman" w:cs="Times New Roman"/>
-                <w:b/>
-                <w:sz w:val="24"/>
-                <w:szCs w:val="24"/>
-              </w:rPr>
-              <w:t>期：</w:t>
-            </w:r>
-          </w:p>
-        </w:tc>
-        <w:tc>
-          <w:tcPr>
-            <w:tcW w:w="2294" w:type="dxa"/>
-            <w:vAlign w:val="center"/>
-          </w:tcPr>
-          <w:p>
-            <w:pPr>
-              <w:pStyle w:val="22"/>
-              <w:spacing w:line="363" w:lineRule="exact"/>
-              <w:ind w:right="15"/>
-              <w:jc w:val="both"/>
-              <w:rPr>
-                <w:rFonts w:ascii="Times New Roman" w:hAnsi="Times New Roman" w:cs="Times New Roman"/>
-                <w:sz w:val="24"/>
-                <w:szCs w:val="24"/>
-              </w:rPr>
-            </w:pPr>
-            <w:r>
-              <w:rPr>
-                <w:rFonts w:ascii="Times New Roman" w:hAnsi="Times New Roman" w:cs="Times New Roman"/>
-                <w:kern w:val="2"/>
-                <w:sz w:val="24"/>
-                <w:szCs w:val="24"/>
-                <w:lang w:eastAsia="zh-CN"/>
-              </w:rPr>
-              <w:t>{{ reportdate }}</w:t>
-            </w:r>
-          </w:p>
-        </w:tc>
-      </w:tr>
-    </w:tbl>
-    <w:p>
-      <w:pPr>
-        <w:rPr>
-          <w:rFonts w:ascii="Times New Roman" w:hAnsi="Times New Roman" w:eastAsia="微软雅黑" w:cs="Times New Roman"/>
-          <w:sz w:val="24"/>
-          <w:szCs w:val="24"/>
-          <w:lang w:eastAsia="zh-CN"/>
-        </w:rPr>
-      </w:pPr>
-      <w:r>
-        <w:rPr>
-          <w:rFonts w:hint="eastAsia" w:ascii="Times New Roman" w:hAnsi="Times New Roman" w:eastAsia="微软雅黑" w:cs="Times New Roman"/>
-          <w:sz w:val="24"/>
-          <w:szCs w:val="24"/>
-          <w:lang w:eastAsia="zh-CN"/>
-        </w:rPr>
-        <w:t xml:space="preserve">{% endif %}{% if testedby == </w:t>
-      </w:r>
-      <w:r>
-        <w:rPr>
-          <w:rFonts w:ascii="Times New Roman" w:hAnsi="Times New Roman" w:eastAsia="微软雅黑" w:cs="Times New Roman"/>
-          <w:sz w:val="24"/>
-          <w:szCs w:val="24"/>
-          <w:lang w:eastAsia="zh-CN"/>
-        </w:rPr>
-        <w:t>“</w:t>
-      </w:r>
-      <w:r>
-        <w:rPr>
-          <w:rFonts w:hint="eastAsia" w:ascii="Times New Roman" w:hAnsi="Times New Roman" w:eastAsia="微软雅黑" w:cs="Times New Roman"/>
-          <w:sz w:val="24"/>
-          <w:szCs w:val="24"/>
-          <w:lang w:eastAsia="zh-CN"/>
-        </w:rPr>
-        <w:t>3</w:t>
-      </w:r>
-      <w:r>
-        <w:rPr>
-          <w:rFonts w:ascii="Times New Roman" w:hAnsi="Times New Roman" w:eastAsia="微软雅黑" w:cs="Times New Roman"/>
-          <w:sz w:val="24"/>
-          <w:szCs w:val="24"/>
-          <w:lang w:eastAsia="zh-CN"/>
-        </w:rPr>
-        <w:t>”</w:t>
-      </w:r>
-      <w:r>
-        <w:rPr>
-          <w:rFonts w:hint="eastAsia" w:ascii="Times New Roman" w:hAnsi="Times New Roman" w:eastAsia="微软雅黑" w:cs="Times New Roman"/>
-          <w:sz w:val="24"/>
-          <w:szCs w:val="24"/>
-          <w:lang w:eastAsia="zh-CN"/>
-        </w:rPr>
-        <w:t xml:space="preserve"> %}</w:t>
-      </w:r>
-    </w:p>
-    <w:p>
-      <w:pPr>
-        <w:rPr>
-          <w:rFonts w:ascii="Times New Roman" w:hAnsi="Times New Roman" w:eastAsia="微软雅黑" w:cs="Times New Roman"/>
-          <w:sz w:val="24"/>
-          <w:szCs w:val="24"/>
           <w:lang w:eastAsia="zh-CN"/>
         </w:rPr>
       </w:pPr>
@@ -6587,24 +6049,21 @@
               </w:rPr>
             </w:pPr>
             <w:r>
-              <w:rPr>
-                <w:sz w:val="24"/>
-              </w:rPr>
               <mc:AlternateContent>
                 <mc:Choice Requires="wpg">
                   <w:drawing>
-                    <wp:anchor distT="0" distB="0" distL="114300" distR="114300" simplePos="0" relativeHeight="251669504" behindDoc="0" locked="0" layoutInCell="1" allowOverlap="1">
+                    <wp:anchor distT="0" distB="0" distL="114300" distR="114300" simplePos="0" relativeHeight="251664384" behindDoc="0" locked="0" layoutInCell="1" allowOverlap="1">
                       <wp:simplePos x="0" y="0"/>
                       <wp:positionH relativeFrom="column">
-                        <wp:posOffset>-59690</wp:posOffset>
+                        <wp:posOffset>-8255</wp:posOffset>
                       </wp:positionH>
                       <wp:positionV relativeFrom="paragraph">
-                        <wp:posOffset>-527685</wp:posOffset>
+                        <wp:posOffset>-472440</wp:posOffset>
                       </wp:positionV>
-                      <wp:extent cx="3114040" cy="1442720"/>
-                      <wp:effectExtent l="0" t="0" r="10160" b="5080"/>
+                      <wp:extent cx="3210560" cy="1443355"/>
+                      <wp:effectExtent l="0" t="0" r="5080" b="4445"/>
                       <wp:wrapNone/>
-                      <wp:docPr id="38" name="组合 38"/>
+                      <wp:docPr id="55" name="组合 55"/>
                       <wp:cNvGraphicFramePr/>
                       <a:graphic xmlns:a="http://schemas.openxmlformats.org/drawingml/2006/main">
                         <a:graphicData uri="http://schemas.microsoft.com/office/word/2010/wordprocessingGroup">
@@ -6613,14 +6072,103 @@
                             <wpg:grpSpPr>
                               <a:xfrm>
                                 <a:off x="0" y="0"/>
-                                <a:ext cx="3114040" cy="1442720"/>
-                                <a:chOff x="17862" y="41199"/>
-                                <a:chExt cx="4904" cy="2272"/>
+                                <a:ext cx="3210560" cy="1443355"/>
+                                <a:chOff x="7101" y="5724"/>
+                                <a:chExt cx="5056" cy="2273"/>
                               </a:xfrm>
                             </wpg:grpSpPr>
+                            <wpg:grpSp>
+                              <wpg:cNvPr id="56" name="组合 1"/>
+                              <wpg:cNvGrpSpPr/>
+                              <wpg:grpSpPr>
+                                <a:xfrm>
+                                  <a:off x="7101" y="6197"/>
+                                  <a:ext cx="4377" cy="714"/>
+                                  <a:chOff x="7101" y="6197"/>
+                                  <a:chExt cx="4377" cy="714"/>
+                                </a:xfrm>
+                              </wpg:grpSpPr>
+                              <pic:pic xmlns:pic="http://schemas.openxmlformats.org/drawingml/2006/picture">
+                                <pic:nvPicPr>
+                                  <pic:cNvPr id="59" name="图片 34" descr="晓敏"/>
+                                  <pic:cNvPicPr>
+                                    <a:picLocks noChangeAspect="1"/>
+                                  </pic:cNvPicPr>
+                                </pic:nvPicPr>
+                                <pic:blipFill>
+                                  <a:blip r:embed="rId12">
+                                    <a:clrChange>
+                                      <a:clrFrom>
+                                        <a:srgbClr val="949FA1"/>
+                                      </a:clrFrom>
+                                      <a:clrTo>
+                                        <a:srgbClr val="949FA1">
+                                          <a:alpha val="0"/>
+                                        </a:srgbClr>
+                                      </a:clrTo>
+                                    </a:clrChange>
+                                  </a:blip>
+                                  <a:srcRect l="34062" t="26445" r="34097" b="9325"/>
+                                  <a:stretch>
+                                    <a:fillRect/>
+                                  </a:stretch>
+                                </pic:blipFill>
+                                <pic:spPr>
+                                  <a:xfrm rot="16200000">
+                                    <a:off x="7558" y="5850"/>
+                                    <a:ext cx="560" cy="1475"/>
+                                  </a:xfrm>
+                                  <a:prstGeom prst="rect">
+                                    <a:avLst/>
+                                  </a:prstGeom>
+                                  <a:noFill/>
+                                  <a:ln>
+                                    <a:noFill/>
+                                  </a:ln>
+                                </pic:spPr>
+                              </pic:pic>
+                              <pic:pic xmlns:pic="http://schemas.openxmlformats.org/drawingml/2006/picture">
+                                <pic:nvPicPr>
+                                  <pic:cNvPr id="45" name="图片 45" descr="微信图片_20220215110121"/>
+                                  <pic:cNvPicPr>
+                                    <a:picLocks noChangeAspect="1"/>
+                                  </pic:cNvPicPr>
+                                </pic:nvPicPr>
+                                <pic:blipFill>
+                                  <a:blip r:embed="rId11">
+                                    <a:clrChange>
+                                      <a:clrFrom>
+                                        <a:srgbClr val="A09D98">
+                                          <a:alpha val="100000"/>
+                                        </a:srgbClr>
+                                      </a:clrFrom>
+                                      <a:clrTo>
+                                        <a:srgbClr val="A09D98">
+                                          <a:alpha val="100000"/>
+                                          <a:alpha val="0"/>
+                                        </a:srgbClr>
+                                      </a:clrTo>
+                                    </a:clrChange>
+                                    <a:biLevel thresh="50000"/>
+                                  </a:blip>
+                                  <a:stretch>
+                                    <a:fillRect/>
+                                  </a:stretch>
+                                </pic:blipFill>
+                                <pic:spPr>
+                                  <a:xfrm>
+                                    <a:off x="10244" y="6197"/>
+                                    <a:ext cx="1234" cy="715"/>
+                                  </a:xfrm>
+                                  <a:prstGeom prst="rect">
+                                    <a:avLst/>
+                                  </a:prstGeom>
+                                </pic:spPr>
+                              </pic:pic>
+                            </wpg:grpSp>
                             <pic:pic xmlns:pic="http://schemas.openxmlformats.org/drawingml/2006/picture">
                               <pic:nvPicPr>
-                                <pic:cNvPr id="5" name="图片 23"/>
+                                <pic:cNvPr id="32" name="图片 4"/>
                                 <pic:cNvPicPr>
                                   <a:picLocks noChangeAspect="1" noChangeArrowheads="1"/>
                                 </pic:cNvPicPr>
@@ -6640,7 +6188,7 @@
                               </pic:blipFill>
                               <pic:spPr>
                                 <a:xfrm>
-                                  <a:off x="20494" y="41199"/>
+                                  <a:off x="9884" y="5724"/>
                                   <a:ext cx="2273" cy="2273"/>
                                 </a:xfrm>
                                 <a:prstGeom prst="rect">
@@ -6652,86 +6200,6 @@
                                 </a:ln>
                               </pic:spPr>
                             </pic:pic>
-                            <wpg:grpSp>
-                              <wpg:cNvPr id="39" name="组合 23"/>
-                              <wpg:cNvGrpSpPr/>
-                              <wpg:grpSpPr>
-                                <a:xfrm>
-                                  <a:off x="17862" y="41843"/>
-                                  <a:ext cx="4208" cy="652"/>
-                                  <a:chOff x="17862" y="41843"/>
-                                  <a:chExt cx="4208" cy="652"/>
-                                </a:xfrm>
-                              </wpg:grpSpPr>
-                              <pic:pic xmlns:pic="http://schemas.openxmlformats.org/drawingml/2006/picture">
-                                <pic:nvPicPr>
-                                  <pic:cNvPr id="22" name="图片 59" descr="图片1"/>
-                                  <pic:cNvPicPr>
-                                    <a:picLocks noChangeAspect="1"/>
-                                  </pic:cNvPicPr>
-                                </pic:nvPicPr>
-                                <pic:blipFill>
-                                  <a:blip r:embed="rId15">
-                                    <a:biLevel thresh="50000"/>
-                                  </a:blip>
-                                  <a:srcRect l="7865" t="11797" r="5322" b="19074"/>
-                                  <a:stretch>
-                                    <a:fillRect/>
-                                  </a:stretch>
-                                </pic:blipFill>
-                                <pic:spPr>
-                                  <a:xfrm>
-                                    <a:off x="17862" y="41869"/>
-                                    <a:ext cx="1468" cy="627"/>
-                                  </a:xfrm>
-                                  <a:prstGeom prst="rect">
-                                    <a:avLst/>
-                                  </a:prstGeom>
-                                  <a:noFill/>
-                                </pic:spPr>
-                              </pic:pic>
-                              <pic:pic xmlns:pic="http://schemas.openxmlformats.org/drawingml/2006/picture">
-                                <pic:nvPicPr>
-                                  <pic:cNvPr id="21" name="图片 29" descr="IMG_256"/>
-                                  <pic:cNvPicPr>
-                                    <a:picLocks noChangeAspect="1"/>
-                                  </pic:cNvPicPr>
-                                </pic:nvPicPr>
-                                <pic:blipFill>
-                                  <a:blip r:embed="rId11">
-                                    <a:clrChange>
-                                      <a:clrFrom>
-                                        <a:srgbClr val="FFFFFF">
-                                          <a:alpha val="100000"/>
-                                        </a:srgbClr>
-                                      </a:clrFrom>
-                                      <a:clrTo>
-                                        <a:srgbClr val="FFFFFF">
-                                          <a:alpha val="100000"/>
-                                          <a:alpha val="0"/>
-                                        </a:srgbClr>
-                                      </a:clrTo>
-                                    </a:clrChange>
-                                  </a:blip>
-                                  <a:stretch>
-                                    <a:fillRect/>
-                                  </a:stretch>
-                                </pic:blipFill>
-                                <pic:spPr>
-                                  <a:xfrm>
-                                    <a:off x="21096" y="41843"/>
-                                    <a:ext cx="975" cy="570"/>
-                                  </a:xfrm>
-                                  <a:prstGeom prst="rect">
-                                    <a:avLst/>
-                                  </a:prstGeom>
-                                  <a:noFill/>
-                                  <a:ln w="9525">
-                                    <a:noFill/>
-                                  </a:ln>
-                                </pic:spPr>
-                              </pic:pic>
-                            </wpg:grpSp>
                           </wpg:wgp>
                         </a:graphicData>
                       </a:graphic>
@@ -6740,29 +6208,29 @@
                 </mc:Choice>
                 <mc:Fallback>
                   <w:pict>
-                    <v:group id="_x0000_s1026" o:spid="_x0000_s1026" o:spt="203" style="position:absolute;left:0pt;margin-left:-4.7pt;margin-top:-41.55pt;height:113.6pt;width:245.2pt;z-index:251669504;mso-width-relative:page;mso-height-relative:page;" coordorigin="17862,41199" coordsize="4904,2272" o:gfxdata="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">
+                    <v:group id="_x0000_s1026" o:spid="_x0000_s1026" o:spt="203" style="position:absolute;left:0pt;margin-left:-0.65pt;margin-top:-37.2pt;height:113.65pt;width:252.8pt;z-index:251664384;mso-width-relative:page;mso-height-relative:page;" coordorigin="7101,5724" coordsize="5056,2273" o:gfxdata="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">
                       <o:lock v:ext="edit" aspectratio="f"/>
-                      <v:shape id="图片 23" o:spid="_x0000_s1026" o:spt="75" type="#_x0000_t75" style="position:absolute;left:20494;top:41199;height:2273;width:2273;" filled="f" o:preferrelative="t" stroked="f" coordsize="21600,21600" o:gfxdata="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">
+                      <v:group id="组合 1" o:spid="_x0000_s1026" o:spt="203" style="position:absolute;left:7101;top:6197;height:714;width:4377;" coordorigin="7101,6197" coordsize="4377,714" o:gfxdata="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">
+                        <o:lock v:ext="edit" aspectratio="f"/>
+                        <v:shape id="图片 34" o:spid="_x0000_s1026" o:spt="75" alt="晓敏" type="#_x0000_t75" style="position:absolute;left:7558;top:5850;height:1475;width:560;rotation:-5898240f;" filled="f" o:preferrelative="t" stroked="f" coordsize="21600,21600" o:gfxdata="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">
+                          <v:fill on="f" focussize="0,0"/>
+                          <v:stroke on="f"/>
+                          <v:imagedata r:id="rId12" cropleft="22323f" croptop="17331f" cropright="22346f" cropbottom="6111f" chromakey="#949FA1" o:title=""/>
+                          <o:lock v:ext="edit" aspectratio="t"/>
+                        </v:shape>
+                        <v:shape id="_x0000_s1026" o:spid="_x0000_s1026" o:spt="75" alt="微信图片_20220215110121" type="#_x0000_t75" style="position:absolute;left:10244;top:6197;height:715;width:1234;" filled="f" o:preferrelative="t" stroked="f" coordsize="21600,21600" o:gfxdata="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">
+                          <v:fill on="f" focussize="0,0"/>
+                          <v:stroke on="f"/>
+                          <v:imagedata r:id="rId11" grayscale="t" bilevel="t" chromakey="#A09D98" o:title=""/>
+                          <o:lock v:ext="edit" aspectratio="t"/>
+                        </v:shape>
+                      </v:group>
+                      <v:shape id="图片 4" o:spid="_x0000_s1026" o:spt="75" type="#_x0000_t75" style="position:absolute;left:9884;top:5724;height:2273;width:2273;" filled="f" o:preferrelative="t" stroked="f" coordsize="21600,21600" o:gfxdata="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">
                         <v:fill on="f" focussize="0,0"/>
                         <v:stroke on="f"/>
                         <v:imagedata r:id="rId13" o:title=""/>
                         <o:lock v:ext="edit" aspectratio="t"/>
                       </v:shape>
-                      <v:group id="组合 23" o:spid="_x0000_s1026" o:spt="203" style="position:absolute;left:17862;top:41843;height:652;width:4208;" coordorigin="17862,41843" coordsize="4208,652" o:gfxdata="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">
-                        <o:lock v:ext="edit" aspectratio="f"/>
-                        <v:shape id="图片 59" o:spid="_x0000_s1026" o:spt="75" alt="图片1" type="#_x0000_t75" style="position:absolute;left:17862;top:41869;height:627;width:1468;" filled="f" o:preferrelative="t" stroked="f" coordsize="21600,21600" o:gfxdata="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">
-                          <v:fill on="f" focussize="0,0"/>
-                          <v:stroke on="f"/>
-                          <v:imagedata r:id="rId15" cropleft="5154f" croptop="7731f" cropright="3488f" cropbottom="12500f" grayscale="t" bilevel="t" o:title=""/>
-                          <o:lock v:ext="edit" aspectratio="t"/>
-                        </v:shape>
-                        <v:shape id="图片 29" o:spid="_x0000_s1026" o:spt="75" alt="IMG_256" type="#_x0000_t75" style="position:absolute;left:21096;top:41843;height:570;width:975;" filled="f" o:preferrelative="t" stroked="f" coordsize="21600,21600" o:gfxdata="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">
-                          <v:fill on="f" focussize="0,0"/>
-                          <v:stroke on="f"/>
-                          <v:imagedata r:id="rId11" chromakey="#FFFFFF" o:title=""/>
-                          <o:lock v:ext="edit" aspectratio="t"/>
-                        </v:shape>
-                      </v:group>
                     </v:group>
                   </w:pict>
                 </mc:Fallback>
@@ -7030,7 +6498,7 @@
           <w:szCs w:val="24"/>
           <w:lang w:eastAsia="zh-CN"/>
         </w:rPr>
-        <w:t>4</w:t>
+        <w:t>3</w:t>
       </w:r>
       <w:r>
         <w:rPr>
@@ -7064,9 +6532,7 @@
     <w:p>
       <w:pPr>
         <w:rPr>
-          <w:rFonts w:ascii="Times New Roman" w:hAnsi="Times New Roman" w:eastAsia="微软雅黑" w:cs="Times New Roman"/>
           <w:sz w:val="24"/>
-          <w:szCs w:val="24"/>
           <w:lang w:eastAsia="zh-CN"/>
         </w:rPr>
       </w:pPr>
@@ -7150,24 +6616,21 @@
               </w:rPr>
             </w:pPr>
             <w:r>
-              <w:rPr>
-                <w:sz w:val="24"/>
-              </w:rPr>
               <mc:AlternateContent>
                 <mc:Choice Requires="wpg">
                   <w:drawing>
-                    <wp:anchor distT="0" distB="0" distL="114300" distR="114300" simplePos="0" relativeHeight="251670528" behindDoc="0" locked="0" layoutInCell="1" allowOverlap="1">
+                    <wp:anchor distT="0" distB="0" distL="114300" distR="114300" simplePos="0" relativeHeight="251665408" behindDoc="0" locked="0" layoutInCell="1" allowOverlap="1">
                       <wp:simplePos x="0" y="0"/>
                       <wp:positionH relativeFrom="column">
-                        <wp:posOffset>12700</wp:posOffset>
+                        <wp:posOffset>-17780</wp:posOffset>
                       </wp:positionH>
                       <wp:positionV relativeFrom="paragraph">
-                        <wp:posOffset>-514985</wp:posOffset>
+                        <wp:posOffset>-485775</wp:posOffset>
                       </wp:positionV>
-                      <wp:extent cx="3150235" cy="1442720"/>
-                      <wp:effectExtent l="0" t="0" r="4445" b="5080"/>
+                      <wp:extent cx="3196590" cy="1442720"/>
+                      <wp:effectExtent l="0" t="0" r="3810" b="5080"/>
                       <wp:wrapNone/>
-                      <wp:docPr id="40" name="组合 40"/>
+                      <wp:docPr id="6" name="组合 6"/>
                       <wp:cNvGraphicFramePr/>
                       <a:graphic xmlns:a="http://schemas.openxmlformats.org/drawingml/2006/main">
                         <a:graphicData uri="http://schemas.microsoft.com/office/word/2010/wordprocessingGroup">
@@ -7176,14 +6639,91 @@
                             <wpg:grpSpPr>
                               <a:xfrm>
                                 <a:off x="0" y="0"/>
-                                <a:ext cx="3150235" cy="1442720"/>
-                                <a:chOff x="17976" y="42945"/>
-                                <a:chExt cx="4961" cy="2272"/>
+                                <a:ext cx="3196590" cy="1442720"/>
+                                <a:chOff x="19087" y="960"/>
+                                <a:chExt cx="5034" cy="2272"/>
                               </a:xfrm>
                             </wpg:grpSpPr>
+                            <wpg:grpSp>
+                              <wpg:cNvPr id="7" name="组合 15"/>
+                              <wpg:cNvGrpSpPr/>
+                              <wpg:grpSpPr>
+                                <a:xfrm>
+                                  <a:off x="19087" y="1459"/>
+                                  <a:ext cx="4523" cy="714"/>
+                                  <a:chOff x="12357" y="7666"/>
+                                  <a:chExt cx="4523" cy="714"/>
+                                </a:xfrm>
+                              </wpg:grpSpPr>
+                              <pic:pic xmlns:pic="http://schemas.openxmlformats.org/drawingml/2006/picture">
+                                <pic:nvPicPr>
+                                  <pic:cNvPr id="22" name="图片 59" descr="图片1"/>
+                                  <pic:cNvPicPr>
+                                    <a:picLocks noChangeAspect="1"/>
+                                  </pic:cNvPicPr>
+                                </pic:nvPicPr>
+                                <pic:blipFill>
+                                  <a:blip r:embed="rId14">
+                                    <a:biLevel thresh="50000"/>
+                                  </a:blip>
+                                  <a:srcRect l="7865" t="11797" r="5322" b="19074"/>
+                                  <a:stretch>
+                                    <a:fillRect/>
+                                  </a:stretch>
+                                </pic:blipFill>
+                                <pic:spPr>
+                                  <a:xfrm>
+                                    <a:off x="12357" y="7738"/>
+                                    <a:ext cx="1468" cy="627"/>
+                                  </a:xfrm>
+                                  <a:prstGeom prst="rect">
+                                    <a:avLst/>
+                                  </a:prstGeom>
+                                  <a:noFill/>
+                                </pic:spPr>
+                              </pic:pic>
+                              <pic:pic xmlns:pic="http://schemas.openxmlformats.org/drawingml/2006/picture">
+                                <pic:nvPicPr>
+                                  <pic:cNvPr id="8" name="图片 14" descr="微信图片_20220215110121"/>
+                                  <pic:cNvPicPr>
+                                    <a:picLocks noChangeAspect="1"/>
+                                  </pic:cNvPicPr>
+                                </pic:nvPicPr>
+                                <pic:blipFill>
+                                  <a:blip r:embed="rId11">
+                                    <a:clrChange>
+                                      <a:clrFrom>
+                                        <a:srgbClr val="A09D98">
+                                          <a:alpha val="100000"/>
+                                        </a:srgbClr>
+                                      </a:clrFrom>
+                                      <a:clrTo>
+                                        <a:srgbClr val="A09D98">
+                                          <a:alpha val="100000"/>
+                                          <a:alpha val="0"/>
+                                        </a:srgbClr>
+                                      </a:clrTo>
+                                    </a:clrChange>
+                                    <a:biLevel thresh="50000"/>
+                                  </a:blip>
+                                  <a:stretch>
+                                    <a:fillRect/>
+                                  </a:stretch>
+                                </pic:blipFill>
+                                <pic:spPr>
+                                  <a:xfrm>
+                                    <a:off x="15646" y="7666"/>
+                                    <a:ext cx="1234" cy="715"/>
+                                  </a:xfrm>
+                                  <a:prstGeom prst="rect">
+                                    <a:avLst/>
+                                  </a:prstGeom>
+                                </pic:spPr>
+                              </pic:pic>
+                            </wpg:grpSp>
                             <pic:pic xmlns:pic="http://schemas.openxmlformats.org/drawingml/2006/picture">
                               <pic:nvPicPr>
-                                <pic:cNvPr id="9" name="图片 25"/>
+                                <pic:cNvPr id="18" name="图片 23"/>
                                 <pic:cNvPicPr>
                                   <a:picLocks noChangeAspect="1" noChangeArrowheads="1"/>
                                 </pic:cNvPicPr>
@@ -7203,7 +6743,7 @@
                               </pic:blipFill>
                               <pic:spPr>
                                 <a:xfrm>
-                                  <a:off x="20665" y="42945"/>
+                                  <a:off x="21849" y="960"/>
                                   <a:ext cx="2273" cy="2273"/>
                                 </a:xfrm>
                                 <a:prstGeom prst="rect">
@@ -7215,86 +6755,6 @@
                                 </a:ln>
                               </pic:spPr>
                             </pic:pic>
-                            <wpg:grpSp>
-                              <wpg:cNvPr id="41" name="组合 27"/>
-                              <wpg:cNvGrpSpPr/>
-                              <wpg:grpSpPr>
-                                <a:xfrm>
-                                  <a:off x="17976" y="43614"/>
-                                  <a:ext cx="4551" cy="626"/>
-                                  <a:chOff x="17976" y="43614"/>
-                                  <a:chExt cx="4551" cy="626"/>
-                                </a:xfrm>
-                              </wpg:grpSpPr>
-                              <pic:pic xmlns:pic="http://schemas.openxmlformats.org/drawingml/2006/picture">
-                                <pic:nvPicPr>
-                                  <pic:cNvPr id="8" name="图片 29" descr="IMG_256"/>
-                                  <pic:cNvPicPr>
-                                    <a:picLocks noChangeAspect="1"/>
-                                  </pic:cNvPicPr>
-                                </pic:nvPicPr>
-                                <pic:blipFill>
-                                  <a:blip r:embed="rId11">
-                                    <a:clrChange>
-                                      <a:clrFrom>
-                                        <a:srgbClr val="FFFFFF">
-                                          <a:alpha val="100000"/>
-                                        </a:srgbClr>
-                                      </a:clrFrom>
-                                      <a:clrTo>
-                                        <a:srgbClr val="FFFFFF">
-                                          <a:alpha val="100000"/>
-                                          <a:alpha val="0"/>
-                                        </a:srgbClr>
-                                      </a:clrTo>
-                                    </a:clrChange>
-                                  </a:blip>
-                                  <a:stretch>
-                                    <a:fillRect/>
-                                  </a:stretch>
-                                </pic:blipFill>
-                                <pic:spPr>
-                                  <a:xfrm>
-                                    <a:off x="17976" y="43615"/>
-                                    <a:ext cx="975" cy="570"/>
-                                  </a:xfrm>
-                                  <a:prstGeom prst="rect">
-                                    <a:avLst/>
-                                  </a:prstGeom>
-                                  <a:noFill/>
-                                  <a:ln w="9525">
-                                    <a:noFill/>
-                                  </a:ln>
-                                </pic:spPr>
-                              </pic:pic>
-                              <pic:pic xmlns:pic="http://schemas.openxmlformats.org/drawingml/2006/picture">
-                                <pic:nvPicPr>
-                                  <pic:cNvPr id="26" name="图片 59" descr="图片1"/>
-                                  <pic:cNvPicPr>
-                                    <a:picLocks noChangeAspect="1"/>
-                                  </pic:cNvPicPr>
-                                </pic:nvPicPr>
-                                <pic:blipFill>
-                                  <a:blip r:embed="rId15">
-                                    <a:biLevel thresh="50000"/>
-                                  </a:blip>
-                                  <a:srcRect l="7865" t="11797" r="5322" b="19074"/>
-                                  <a:stretch>
-                                    <a:fillRect/>
-                                  </a:stretch>
-                                </pic:blipFill>
-                                <pic:spPr>
-                                  <a:xfrm>
-                                    <a:off x="21059" y="43614"/>
-                                    <a:ext cx="1468" cy="627"/>
-                                  </a:xfrm>
-                                  <a:prstGeom prst="rect">
-                                    <a:avLst/>
-                                  </a:prstGeom>
-                                  <a:noFill/>
-                                </pic:spPr>
-                              </pic:pic>
-                            </wpg:grpSp>
                           </wpg:wgp>
                         </a:graphicData>
                       </a:graphic>
@@ -7303,29 +6763,29 @@
                 </mc:Choice>
                 <mc:Fallback>
                   <w:pict>
-                    <v:group id="_x0000_s1026" o:spid="_x0000_s1026" o:spt="203" style="position:absolute;left:0pt;margin-left:1pt;margin-top:-40.55pt;height:113.6pt;width:248.05pt;z-index:251670528;mso-width-relative:page;mso-height-relative:page;" coordorigin="17976,42945" coordsize="4961,2272" o:gfxdata="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">
+                    <v:group id="_x0000_s1026" o:spid="_x0000_s1026" o:spt="203" style="position:absolute;left:0pt;margin-left:-1.4pt;margin-top:-38.25pt;height:113.6pt;width:251.7pt;z-index:251665408;mso-width-relative:page;mso-height-relative:page;" coordorigin="19087,960" coordsize="5034,2272" o:gfxdata="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">
                       <o:lock v:ext="edit" aspectratio="f"/>
-                      <v:shape id="图片 25" o:spid="_x0000_s1026" o:spt="75" type="#_x0000_t75" style="position:absolute;left:20665;top:42945;height:2273;width:2273;" filled="f" o:preferrelative="t" stroked="f" coordsize="21600,21600" o:gfxdata="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">
+                      <v:group id="组合 15" o:spid="_x0000_s1026" o:spt="203" style="position:absolute;left:19087;top:1459;height:714;width:4523;" coordorigin="12357,7666" coordsize="4523,714" o:gfxdata="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">
+                        <o:lock v:ext="edit" aspectratio="f"/>
+                        <v:shape id="图片 59" o:spid="_x0000_s1026" o:spt="75" alt="图片1" type="#_x0000_t75" style="position:absolute;left:12357;top:7738;height:627;width:1468;" filled="f" o:preferrelative="t" stroked="f" coordsize="21600,21600" o:gfxdata="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">
+                          <v:fill on="f" focussize="0,0"/>
+                          <v:stroke on="f"/>
+                          <v:imagedata r:id="rId14" cropleft="5154f" croptop="7731f" cropright="3488f" cropbottom="12500f" grayscale="t" bilevel="t" o:title=""/>
+                          <o:lock v:ext="edit" aspectratio="t"/>
+                        </v:shape>
+                        <v:shape id="图片 14" o:spid="_x0000_s1026" o:spt="75" alt="微信图片_20220215110121" type="#_x0000_t75" style="position:absolute;left:15646;top:7666;height:715;width:1234;" filled="f" o:preferrelative="t" stroked="f" coordsize="21600,21600" o:gfxdata="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">
+                          <v:fill on="f" focussize="0,0"/>
+                          <v:stroke on="f"/>
+                          <v:imagedata r:id="rId11" grayscale="t" bilevel="t" chromakey="#A09D98" o:title=""/>
+                          <o:lock v:ext="edit" aspectratio="t"/>
+                        </v:shape>
+                      </v:group>
+                      <v:shape id="图片 23" o:spid="_x0000_s1026" o:spt="75" type="#_x0000_t75" style="position:absolute;left:21849;top:960;height:2273;width:2273;" filled="f" o:preferrelative="t" stroked="f" coordsize="21600,21600" o:gfxdata="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">
                         <v:fill on="f" focussize="0,0"/>
                         <v:stroke on="f"/>
                         <v:imagedata r:id="rId13" o:title=""/>
                         <o:lock v:ext="edit" aspectratio="t"/>
                       </v:shape>
-                      <v:group id="组合 27" o:spid="_x0000_s1026" o:spt="203" style="position:absolute;left:17976;top:43614;height:626;width:4551;" coordorigin="17976,43614" coordsize="4551,626" o:gfxdata="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">
-                        <o:lock v:ext="edit" aspectratio="f"/>
-                        <v:shape id="图片 29" o:spid="_x0000_s1026" o:spt="75" alt="IMG_256" type="#_x0000_t75" style="position:absolute;left:17976;top:43615;height:570;width:975;" filled="f" o:preferrelative="t" stroked="f" coordsize="21600,21600" o:gfxdata="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">
-                          <v:fill on="f" focussize="0,0"/>
-                          <v:stroke on="f"/>
-                          <v:imagedata r:id="rId11" chromakey="#FFFFFF" o:title=""/>
-                          <o:lock v:ext="edit" aspectratio="t"/>
-                        </v:shape>
-                        <v:shape id="图片 59" o:spid="_x0000_s1026" o:spt="75" alt="图片1" type="#_x0000_t75" style="position:absolute;left:21059;top:43614;height:627;width:1468;" filled="f" o:preferrelative="t" stroked="f" coordsize="21600,21600" o:gfxdata="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">
-                          <v:fill on="f" focussize="0,0"/>
-                          <v:stroke on="f"/>
-                          <v:imagedata r:id="rId15" cropleft="5154f" croptop="7731f" cropright="3488f" cropbottom="12500f" grayscale="t" bilevel="t" o:title=""/>
-                          <o:lock v:ext="edit" aspectratio="t"/>
-                        </v:shape>
-                      </v:group>
                     </v:group>
                   </w:pict>
                 </mc:Fallback>
@@ -7593,7 +7053,7 @@
           <w:szCs w:val="24"/>
           <w:lang w:eastAsia="zh-CN"/>
         </w:rPr>
-        <w:t>5</w:t>
+        <w:t>4</w:t>
       </w:r>
       <w:r>
         <w:rPr>
@@ -7617,6 +7077,9 @@
     <w:p>
       <w:pPr>
         <w:rPr>
+          <w:rFonts w:ascii="Times New Roman" w:hAnsi="Times New Roman" w:eastAsia="微软雅黑" w:cs="Times New Roman"/>
+          <w:sz w:val="24"/>
+          <w:szCs w:val="24"/>
           <w:lang w:eastAsia="zh-CN"/>
         </w:rPr>
       </w:pPr>
@@ -7624,6 +7087,9 @@
     <w:p>
       <w:pPr>
         <w:rPr>
+          <w:rFonts w:ascii="Times New Roman" w:hAnsi="Times New Roman" w:eastAsia="微软雅黑" w:cs="Times New Roman"/>
+          <w:sz w:val="24"/>
+          <w:szCs w:val="24"/>
           <w:lang w:eastAsia="zh-CN"/>
         </w:rPr>
       </w:pPr>
@@ -7706,6 +7172,196 @@
                 <w:szCs w:val="24"/>
               </w:rPr>
             </w:pPr>
+            <w:r>
+              <mc:AlternateContent>
+                <mc:Choice Requires="wpg">
+                  <w:drawing>
+                    <wp:anchor distT="0" distB="0" distL="114300" distR="114300" simplePos="0" relativeHeight="251666432" behindDoc="0" locked="0" layoutInCell="1" allowOverlap="1">
+                      <wp:simplePos x="0" y="0"/>
+                      <wp:positionH relativeFrom="column">
+                        <wp:posOffset>12700</wp:posOffset>
+                      </wp:positionH>
+                      <wp:positionV relativeFrom="paragraph">
+                        <wp:posOffset>-514985</wp:posOffset>
+                      </wp:positionV>
+                      <wp:extent cx="3143250" cy="1442720"/>
+                      <wp:effectExtent l="0" t="0" r="11430" b="5080"/>
+                      <wp:wrapNone/>
+                      <wp:docPr id="19" name="组合 19"/>
+                      <wp:cNvGraphicFramePr/>
+                      <a:graphic xmlns:a="http://schemas.openxmlformats.org/drawingml/2006/main">
+                        <a:graphicData uri="http://schemas.microsoft.com/office/word/2010/wordprocessingGroup">
+                          <wpg:wgp>
+                            <wpg:cNvGrpSpPr/>
+                            <wpg:grpSpPr>
+                              <a:xfrm>
+                                <a:off x="0" y="0"/>
+                                <a:ext cx="3143250" cy="1442720"/>
+                                <a:chOff x="19315" y="2640"/>
+                                <a:chExt cx="4950" cy="2272"/>
+                              </a:xfrm>
+                            </wpg:grpSpPr>
+                            <wpg:grpSp>
+                              <wpg:cNvPr id="73" name="组合 22"/>
+                              <wpg:cNvGrpSpPr/>
+                              <wpg:grpSpPr>
+                                <a:xfrm>
+                                  <a:off x="19315" y="3174"/>
+                                  <a:ext cx="4415" cy="714"/>
+                                  <a:chOff x="12525" y="9562"/>
+                                  <a:chExt cx="4415" cy="714"/>
+                                </a:xfrm>
+                              </wpg:grpSpPr>
+                              <pic:pic xmlns:pic="http://schemas.openxmlformats.org/drawingml/2006/picture">
+                                <pic:nvPicPr>
+                                  <pic:cNvPr id="26" name="图片 29" descr="IMG_256"/>
+                                  <pic:cNvPicPr>
+                                    <a:picLocks noChangeAspect="1"/>
+                                  </pic:cNvPicPr>
+                                </pic:nvPicPr>
+                                <pic:blipFill>
+                                  <a:blip r:embed="rId15">
+                                    <a:clrChange>
+                                      <a:clrFrom>
+                                        <a:srgbClr val="FFFFFF">
+                                          <a:alpha val="100000"/>
+                                        </a:srgbClr>
+                                      </a:clrFrom>
+                                      <a:clrTo>
+                                        <a:srgbClr val="FFFFFF">
+                                          <a:alpha val="100000"/>
+                                          <a:alpha val="0"/>
+                                        </a:srgbClr>
+                                      </a:clrTo>
+                                    </a:clrChange>
+                                  </a:blip>
+                                  <a:stretch>
+                                    <a:fillRect/>
+                                  </a:stretch>
+                                </pic:blipFill>
+                                <pic:spPr>
+                                  <a:xfrm>
+                                    <a:off x="12525" y="9698"/>
+                                    <a:ext cx="975" cy="570"/>
+                                  </a:xfrm>
+                                  <a:prstGeom prst="rect">
+                                    <a:avLst/>
+                                  </a:prstGeom>
+                                  <a:noFill/>
+                                  <a:ln w="9525">
+                                    <a:noFill/>
+                                  </a:ln>
+                                </pic:spPr>
+                              </pic:pic>
+                              <pic:pic xmlns:pic="http://schemas.openxmlformats.org/drawingml/2006/picture">
+                                <pic:nvPicPr>
+                                  <pic:cNvPr id="29" name="图片 20" descr="微信图片_20220215110121"/>
+                                  <pic:cNvPicPr>
+                                    <a:picLocks noChangeAspect="1"/>
+                                  </pic:cNvPicPr>
+                                </pic:nvPicPr>
+                                <pic:blipFill>
+                                  <a:blip r:embed="rId11">
+                                    <a:clrChange>
+                                      <a:clrFrom>
+                                        <a:srgbClr val="A09D98">
+                                          <a:alpha val="100000"/>
+                                        </a:srgbClr>
+                                      </a:clrFrom>
+                                      <a:clrTo>
+                                        <a:srgbClr val="A09D98">
+                                          <a:alpha val="100000"/>
+                                          <a:alpha val="0"/>
+                                        </a:srgbClr>
+                                      </a:clrTo>
+                                    </a:clrChange>
+                                    <a:biLevel thresh="50000"/>
+                                  </a:blip>
+                                  <a:stretch>
+                                    <a:fillRect/>
+                                  </a:stretch>
+                                </pic:blipFill>
+                                <pic:spPr>
+                                  <a:xfrm>
+                                    <a:off x="15706" y="9562"/>
+                                    <a:ext cx="1234" cy="715"/>
+                                  </a:xfrm>
+                                  <a:prstGeom prst="rect">
+                                    <a:avLst/>
+                                  </a:prstGeom>
+                                </pic:spPr>
+                              </pic:pic>
+                            </wpg:grpSp>
+                            <pic:pic xmlns:pic="http://schemas.openxmlformats.org/drawingml/2006/picture">
+                              <pic:nvPicPr>
+                                <pic:cNvPr id="27" name="图片 25"/>
+                                <pic:cNvPicPr>
+                                  <a:picLocks noChangeAspect="1" noChangeArrowheads="1"/>
+                                </pic:cNvPicPr>
+                              </pic:nvPicPr>
+                              <pic:blipFill>
+                                <a:blip r:embed="rId13">
+                                  <a:extLst>
+                                    <a:ext uri="{28A0092B-C50C-407E-A947-70E740481C1C}">
+                                      <a14:useLocalDpi xmlns:a14="http://schemas.microsoft.com/office/drawing/2010/main" val="0"/>
+                                    </a:ext>
+                                  </a:extLst>
+                                </a:blip>
+                                <a:srcRect/>
+                                <a:stretch>
+                                  <a:fillRect/>
+                                </a:stretch>
+                              </pic:blipFill>
+                              <pic:spPr>
+                                <a:xfrm>
+                                  <a:off x="21993" y="2640"/>
+                                  <a:ext cx="2273" cy="2273"/>
+                                </a:xfrm>
+                                <a:prstGeom prst="rect">
+                                  <a:avLst/>
+                                </a:prstGeom>
+                                <a:noFill/>
+                                <a:ln>
+                                  <a:noFill/>
+                                </a:ln>
+                              </pic:spPr>
+                            </pic:pic>
+                          </wpg:wgp>
+                        </a:graphicData>
+                      </a:graphic>
+                    </wp:anchor>
+                  </w:drawing>
+                </mc:Choice>
+                <mc:Fallback>
+                  <w:pict>
+                    <v:group id="_x0000_s1026" o:spid="_x0000_s1026" o:spt="203" style="position:absolute;left:0pt;margin-left:1pt;margin-top:-40.55pt;height:113.6pt;width:247.5pt;z-index:251666432;mso-width-relative:page;mso-height-relative:page;" coordorigin="19315,2640" coordsize="4950,2272" o:gfxdata="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">
+                      <o:lock v:ext="edit" aspectratio="f"/>
+                      <v:group id="组合 22" o:spid="_x0000_s1026" o:spt="203" style="position:absolute;left:19315;top:3174;height:714;width:4415;" coordorigin="12525,9562" coordsize="4415,714" o:gfxdata="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">
+                        <o:lock v:ext="edit" aspectratio="f"/>
+                        <v:shape id="图片 29" o:spid="_x0000_s1026" o:spt="75" alt="IMG_256" type="#_x0000_t75" style="position:absolute;left:12525;top:9698;height:570;width:975;" filled="f" o:preferrelative="t" stroked="f" coordsize="21600,21600" o:gfxdata="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">
+                          <v:fill on="f" focussize="0,0"/>
+                          <v:stroke on="f"/>
+                          <v:imagedata r:id="rId15" chromakey="#FFFFFF" o:title=""/>
+                          <o:lock v:ext="edit" aspectratio="t"/>
+                        </v:shape>
+                        <v:shape id="图片 20" o:spid="_x0000_s1026" o:spt="75" alt="微信图片_20220215110121" type="#_x0000_t75" style="position:absolute;left:15706;top:9562;height:715;width:1234;" filled="f" o:preferrelative="t" stroked="f" coordsize="21600,21600" o:gfxdata="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">
+                          <v:fill on="f" focussize="0,0"/>
+                          <v:stroke on="f"/>
+                          <v:imagedata r:id="rId11" grayscale="t" bilevel="t" chromakey="#A09D98" o:title=""/>
+                          <o:lock v:ext="edit" aspectratio="t"/>
+                        </v:shape>
+                      </v:group>
+                      <v:shape id="图片 25" o:spid="_x0000_s1026" o:spt="75" type="#_x0000_t75" style="position:absolute;left:21993;top:2640;height:2273;width:2273;" filled="f" o:preferrelative="t" stroked="f" coordsize="21600,21600" o:gfxdata="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">
+                        <v:fill on="f" focussize="0,0"/>
+                        <v:stroke on="f"/>
+                        <v:imagedata r:id="rId13" o:title=""/>
+                        <o:lock v:ext="edit" aspectratio="t"/>
+                      </v:shape>
+                    </v:group>
+                  </w:pict>
+                </mc:Fallback>
+              </mc:AlternateContent>
+            </w:r>
           </w:p>
         </w:tc>
         <w:tc>
@@ -7968,7 +7624,7 @@
           <w:szCs w:val="24"/>
           <w:lang w:eastAsia="zh-CN"/>
         </w:rPr>
-        <w:t>6</w:t>
+        <w:t>5</w:t>
       </w:r>
       <w:r>
         <w:rPr>
@@ -7992,9 +7648,6 @@
     <w:p>
       <w:pPr>
         <w:rPr>
-          <w:rFonts w:ascii="Times New Roman" w:hAnsi="Times New Roman" w:eastAsia="微软雅黑" w:cs="Times New Roman"/>
-          <w:sz w:val="24"/>
-          <w:szCs w:val="24"/>
           <w:lang w:eastAsia="zh-CN"/>
         </w:rPr>
       </w:pPr>
@@ -8002,9 +7655,6 @@
     <w:p>
       <w:pPr>
         <w:rPr>
-          <w:rFonts w:ascii="Times New Roman" w:hAnsi="Times New Roman" w:eastAsia="微软雅黑" w:cs="Times New Roman"/>
-          <w:sz w:val="24"/>
-          <w:szCs w:val="24"/>
           <w:lang w:eastAsia="zh-CN"/>
         </w:rPr>
       </w:pPr>
@@ -8087,6 +7737,193 @@
                 <w:szCs w:val="24"/>
               </w:rPr>
             </w:pPr>
+            <w:r>
+              <mc:AlternateContent>
+                <mc:Choice Requires="wpg">
+                  <w:drawing>
+                    <wp:anchor distT="0" distB="0" distL="114300" distR="114300" simplePos="0" relativeHeight="251667456" behindDoc="0" locked="0" layoutInCell="1" allowOverlap="1">
+                      <wp:simplePos x="0" y="0"/>
+                      <wp:positionH relativeFrom="column">
+                        <wp:posOffset>-66675</wp:posOffset>
+                      </wp:positionH>
+                      <wp:positionV relativeFrom="paragraph">
+                        <wp:posOffset>-510540</wp:posOffset>
+                      </wp:positionV>
+                      <wp:extent cx="3268345" cy="1442720"/>
+                      <wp:effectExtent l="0" t="0" r="8255" b="5080"/>
+                      <wp:wrapNone/>
+                      <wp:docPr id="74" name="组合 74"/>
+                      <wp:cNvGraphicFramePr/>
+                      <a:graphic xmlns:a="http://schemas.openxmlformats.org/drawingml/2006/main">
+                        <a:graphicData uri="http://schemas.microsoft.com/office/word/2010/wordprocessingGroup">
+                          <wpg:wgp>
+                            <wpg:cNvGrpSpPr/>
+                            <wpg:grpSpPr>
+                              <a:xfrm>
+                                <a:off x="0" y="0"/>
+                                <a:ext cx="3268345" cy="1442720"/>
+                                <a:chOff x="18998" y="4392"/>
+                                <a:chExt cx="5147" cy="2272"/>
+                              </a:xfrm>
+                            </wpg:grpSpPr>
+                            <wpg:grpSp>
+                              <wpg:cNvPr id="75" name="组合 42"/>
+                              <wpg:cNvGrpSpPr/>
+                              <wpg:grpSpPr>
+                                <a:xfrm>
+                                  <a:off x="18998" y="4887"/>
+                                  <a:ext cx="4576" cy="797"/>
+                                  <a:chOff x="12268" y="11374"/>
+                                  <a:chExt cx="4576" cy="797"/>
+                                </a:xfrm>
+                              </wpg:grpSpPr>
+                              <pic:pic xmlns:pic="http://schemas.openxmlformats.org/drawingml/2006/picture">
+                                <pic:nvPicPr>
+                                  <pic:cNvPr id="34" name="图片 48" descr="d6eaf1bc4e33dd49c55ac9b185f6f5b"/>
+                                  <pic:cNvPicPr>
+                                    <a:picLocks noChangeAspect="1"/>
+                                  </pic:cNvPicPr>
+                                </pic:nvPicPr>
+                                <pic:blipFill>
+                                  <a:blip r:embed="rId16">
+                                    <a:clrChange>
+                                      <a:clrFrom>
+                                        <a:srgbClr val="FFFDFF">
+                                          <a:alpha val="100000"/>
+                                        </a:srgbClr>
+                                      </a:clrFrom>
+                                      <a:clrTo>
+                                        <a:srgbClr val="FFFDFF">
+                                          <a:alpha val="100000"/>
+                                          <a:alpha val="0"/>
+                                        </a:srgbClr>
+                                      </a:clrTo>
+                                    </a:clrChange>
+                                  </a:blip>
+                                  <a:srcRect l="5435" t="13377" r="6271" b="18114"/>
+                                  <a:stretch>
+                                    <a:fillRect/>
+                                  </a:stretch>
+                                </pic:blipFill>
+                                <pic:spPr>
+                                  <a:xfrm>
+                                    <a:off x="12268" y="11459"/>
+                                    <a:ext cx="1630" cy="712"/>
+                                  </a:xfrm>
+                                  <a:prstGeom prst="rect">
+                                    <a:avLst/>
+                                  </a:prstGeom>
+                                </pic:spPr>
+                              </pic:pic>
+                              <pic:pic xmlns:pic="http://schemas.openxmlformats.org/drawingml/2006/picture">
+                                <pic:nvPicPr>
+                                  <pic:cNvPr id="49" name="图片 41" descr="微信图片_20220215110121"/>
+                                  <pic:cNvPicPr>
+                                    <a:picLocks noChangeAspect="1"/>
+                                  </pic:cNvPicPr>
+                                </pic:nvPicPr>
+                                <pic:blipFill>
+                                  <a:blip r:embed="rId11">
+                                    <a:clrChange>
+                                      <a:clrFrom>
+                                        <a:srgbClr val="A09D98">
+                                          <a:alpha val="100000"/>
+                                        </a:srgbClr>
+                                      </a:clrFrom>
+                                      <a:clrTo>
+                                        <a:srgbClr val="A09D98">
+                                          <a:alpha val="100000"/>
+                                          <a:alpha val="0"/>
+                                        </a:srgbClr>
+                                      </a:clrTo>
+                                    </a:clrChange>
+                                    <a:biLevel thresh="50000"/>
+                                  </a:blip>
+                                  <a:stretch>
+                                    <a:fillRect/>
+                                  </a:stretch>
+                                </pic:blipFill>
+                                <pic:spPr>
+                                  <a:xfrm>
+                                    <a:off x="15610" y="11374"/>
+                                    <a:ext cx="1234" cy="715"/>
+                                  </a:xfrm>
+                                  <a:prstGeom prst="rect">
+                                    <a:avLst/>
+                                  </a:prstGeom>
+                                </pic:spPr>
+                              </pic:pic>
+                            </wpg:grpSp>
+                            <pic:pic xmlns:pic="http://schemas.openxmlformats.org/drawingml/2006/picture">
+                              <pic:nvPicPr>
+                                <pic:cNvPr id="48" name="图片 27"/>
+                                <pic:cNvPicPr>
+                                  <a:picLocks noChangeAspect="1" noChangeArrowheads="1"/>
+                                </pic:cNvPicPr>
+                              </pic:nvPicPr>
+                              <pic:blipFill>
+                                <a:blip r:embed="rId13">
+                                  <a:extLst>
+                                    <a:ext uri="{28A0092B-C50C-407E-A947-70E740481C1C}">
+                                      <a14:useLocalDpi xmlns:a14="http://schemas.microsoft.com/office/drawing/2010/main" val="0"/>
+                                    </a:ext>
+                                  </a:extLst>
+                                </a:blip>
+                                <a:srcRect/>
+                                <a:stretch>
+                                  <a:fillRect/>
+                                </a:stretch>
+                              </pic:blipFill>
+                              <pic:spPr>
+                                <a:xfrm>
+                                  <a:off x="21873" y="4392"/>
+                                  <a:ext cx="2273" cy="2273"/>
+                                </a:xfrm>
+                                <a:prstGeom prst="rect">
+                                  <a:avLst/>
+                                </a:prstGeom>
+                                <a:noFill/>
+                                <a:ln>
+                                  <a:noFill/>
+                                </a:ln>
+                              </pic:spPr>
+                            </pic:pic>
+                          </wpg:wgp>
+                        </a:graphicData>
+                      </a:graphic>
+                    </wp:anchor>
+                  </w:drawing>
+                </mc:Choice>
+                <mc:Fallback>
+                  <w:pict>
+                    <v:group id="_x0000_s1026" o:spid="_x0000_s1026" o:spt="203" style="position:absolute;left:0pt;margin-left:-5.25pt;margin-top:-40.2pt;height:113.6pt;width:257.35pt;z-index:251667456;mso-width-relative:page;mso-height-relative:page;" coordorigin="18998,4392" coordsize="5147,2272" o:gfxdata="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">
+                      <o:lock v:ext="edit" aspectratio="f"/>
+                      <v:group id="组合 42" o:spid="_x0000_s1026" o:spt="203" style="position:absolute;left:18998;top:4887;height:797;width:4576;" coordorigin="12268,11374" coordsize="4576,797" o:gfxdata="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">
+                        <o:lock v:ext="edit" aspectratio="f"/>
+                        <v:shape id="图片 48" o:spid="_x0000_s1026" o:spt="75" alt="d6eaf1bc4e33dd49c55ac9b185f6f5b" type="#_x0000_t75" style="position:absolute;left:12268;top:11459;height:712;width:1630;" filled="f" o:preferrelative="t" stroked="f" coordsize="21600,21600" o:gfxdata="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">
+                          <v:fill on="f" focussize="0,0"/>
+                          <v:stroke on="f"/>
+                          <v:imagedata r:id="rId16" cropleft="3562f" croptop="8767f" cropright="4110f" cropbottom="11871f" chromakey="#FFFDFF" o:title=""/>
+                          <o:lock v:ext="edit" aspectratio="t"/>
+                        </v:shape>
+                        <v:shape id="图片 41" o:spid="_x0000_s1026" o:spt="75" alt="微信图片_20220215110121" type="#_x0000_t75" style="position:absolute;left:15610;top:11374;height:715;width:1234;" filled="f" o:preferrelative="t" stroked="f" coordsize="21600,21600" o:gfxdata="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">
+                          <v:fill on="f" focussize="0,0"/>
+                          <v:stroke on="f"/>
+                          <v:imagedata r:id="rId11" grayscale="t" bilevel="t" chromakey="#A09D98" o:title=""/>
+                          <o:lock v:ext="edit" aspectratio="t"/>
+                        </v:shape>
+                      </v:group>
+                      <v:shape id="图片 27" o:spid="_x0000_s1026" o:spt="75" type="#_x0000_t75" style="position:absolute;left:21873;top:4392;height:2273;width:2273;" filled="f" o:preferrelative="t" stroked="f" coordsize="21600,21600" o:gfxdata="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">
+                        <v:fill on="f" focussize="0,0"/>
+                        <v:stroke on="f"/>
+                        <v:imagedata r:id="rId13" o:title=""/>
+                        <o:lock v:ext="edit" aspectratio="t"/>
+                      </v:shape>
+                    </v:group>
+                  </w:pict>
+                </mc:Fallback>
+              </mc:AlternateContent>
+            </w:r>
           </w:p>
         </w:tc>
         <w:tc>
@@ -8318,6 +8155,578 @@
     <w:p>
       <w:pPr>
         <w:rPr>
+          <w:rFonts w:ascii="Times New Roman" w:hAnsi="Times New Roman" w:eastAsia="微软雅黑" w:cs="Times New Roman"/>
+          <w:sz w:val="24"/>
+          <w:szCs w:val="24"/>
+          <w:lang w:eastAsia="zh-CN"/>
+        </w:rPr>
+      </w:pPr>
+      <w:r>
+        <w:rPr>
+          <w:rFonts w:hint="eastAsia" w:ascii="Times New Roman" w:hAnsi="Times New Roman" w:eastAsia="微软雅黑" w:cs="Times New Roman"/>
+          <w:sz w:val="24"/>
+          <w:szCs w:val="24"/>
+          <w:lang w:eastAsia="zh-CN"/>
+        </w:rPr>
+        <w:t xml:space="preserve">{% endif %}{% if testedby == </w:t>
+      </w:r>
+      <w:r>
+        <w:rPr>
+          <w:rFonts w:ascii="Times New Roman" w:hAnsi="Times New Roman" w:eastAsia="微软雅黑" w:cs="Times New Roman"/>
+          <w:sz w:val="24"/>
+          <w:szCs w:val="24"/>
+          <w:lang w:eastAsia="zh-CN"/>
+        </w:rPr>
+        <w:t>“</w:t>
+      </w:r>
+      <w:r>
+        <w:rPr>
+          <w:rFonts w:hint="eastAsia" w:ascii="Times New Roman" w:hAnsi="Times New Roman" w:eastAsia="微软雅黑" w:cs="Times New Roman"/>
+          <w:sz w:val="24"/>
+          <w:szCs w:val="24"/>
+          <w:lang w:eastAsia="zh-CN"/>
+        </w:rPr>
+        <w:t>6</w:t>
+      </w:r>
+      <w:r>
+        <w:rPr>
+          <w:rFonts w:ascii="Times New Roman" w:hAnsi="Times New Roman" w:eastAsia="微软雅黑" w:cs="Times New Roman"/>
+          <w:sz w:val="24"/>
+          <w:szCs w:val="24"/>
+          <w:lang w:eastAsia="zh-CN"/>
+        </w:rPr>
+        <w:t>”</w:t>
+      </w:r>
+      <w:r>
+        <w:rPr>
+          <w:rFonts w:hint="eastAsia" w:ascii="Times New Roman" w:hAnsi="Times New Roman" w:eastAsia="微软雅黑" w:cs="Times New Roman"/>
+          <w:sz w:val="24"/>
+          <w:szCs w:val="24"/>
+          <w:lang w:eastAsia="zh-CN"/>
+        </w:rPr>
+        <w:t xml:space="preserve"> %}</w:t>
+      </w:r>
+    </w:p>
+    <w:p>
+      <w:pPr>
+        <w:rPr>
+          <w:rFonts w:ascii="Times New Roman" w:hAnsi="Times New Roman" w:eastAsia="微软雅黑" w:cs="Times New Roman"/>
+          <w:sz w:val="24"/>
+          <w:szCs w:val="24"/>
+          <w:lang w:eastAsia="zh-CN"/>
+        </w:rPr>
+      </w:pPr>
+    </w:p>
+    <w:p>
+      <w:pPr>
+        <w:rPr>
+          <w:rFonts w:ascii="Times New Roman" w:hAnsi="Times New Roman" w:eastAsia="微软雅黑" w:cs="Times New Roman"/>
+          <w:sz w:val="24"/>
+          <w:szCs w:val="24"/>
+          <w:lang w:eastAsia="zh-CN"/>
+        </w:rPr>
+      </w:pPr>
+    </w:p>
+    <w:tbl>
+      <w:tblPr>
+        <w:tblStyle w:val="33"/>
+        <w:tblW w:w="6772" w:type="dxa"/>
+        <w:jc w:val="right"/>
+        <w:tblLayout w:type="fixed"/>
+        <w:tblCellMar>
+          <w:top w:w="0" w:type="dxa"/>
+          <w:left w:w="0" w:type="dxa"/>
+          <w:bottom w:w="0" w:type="dxa"/>
+          <w:right w:w="0" w:type="dxa"/>
+        </w:tblCellMar>
+      </w:tblPr>
+      <w:tblGrid>
+        <w:gridCol w:w="1272"/>
+        <w:gridCol w:w="2040"/>
+        <w:gridCol w:w="1166"/>
+        <w:gridCol w:w="2294"/>
+      </w:tblGrid>
+      <w:tr>
+        <w:tblPrEx>
+          <w:tblCellMar>
+            <w:top w:w="0" w:type="dxa"/>
+            <w:left w:w="0" w:type="dxa"/>
+            <w:bottom w:w="0" w:type="dxa"/>
+            <w:right w:w="0" w:type="dxa"/>
+          </w:tblCellMar>
+        </w:tblPrEx>
+        <w:trPr>
+          <w:trHeight w:val="441" w:hRule="exact"/>
+          <w:jc w:val="right"/>
+        </w:trPr>
+        <w:tc>
+          <w:tcPr>
+            <w:tcW w:w="1272" w:type="dxa"/>
+            <w:vAlign w:val="center"/>
+          </w:tcPr>
+          <w:p>
+            <w:pPr>
+              <w:pStyle w:val="22"/>
+              <w:spacing w:before="13"/>
+              <w:ind w:left="13" w:right="95"/>
+              <w:jc w:val="both"/>
+              <w:rPr>
+                <w:rFonts w:ascii="Times New Roman" w:hAnsi="Times New Roman" w:cs="Times New Roman"/>
+                <w:b/>
+                <w:sz w:val="24"/>
+                <w:szCs w:val="24"/>
+              </w:rPr>
+            </w:pPr>
+            <w:r>
+              <w:rPr>
+                <w:rFonts w:ascii="Times New Roman" w:hAnsi="Times New Roman" w:cs="Times New Roman"/>
+                <w:b/>
+                <w:sz w:val="24"/>
+                <w:szCs w:val="24"/>
+              </w:rPr>
+              <w:t>检测人：</w:t>
+            </w:r>
+          </w:p>
+        </w:tc>
+        <w:tc>
+          <w:tcPr>
+            <w:tcW w:w="2040" w:type="dxa"/>
+            <w:vAlign w:val="center"/>
+          </w:tcPr>
+          <w:p>
+            <w:pPr>
+              <w:pStyle w:val="22"/>
+              <w:spacing w:before="13"/>
+              <w:jc w:val="both"/>
+              <w:rPr>
+                <w:rFonts w:ascii="Times New Roman" w:hAnsi="Times New Roman" w:cs="Times New Roman"/>
+                <w:b/>
+                <w:sz w:val="24"/>
+                <w:szCs w:val="24"/>
+              </w:rPr>
+            </w:pPr>
+            <w:r>
+              <mc:AlternateContent>
+                <mc:Choice Requires="wpg">
+                  <w:drawing>
+                    <wp:anchor distT="0" distB="0" distL="114300" distR="114300" simplePos="0" relativeHeight="251668480" behindDoc="0" locked="0" layoutInCell="1" allowOverlap="1">
+                      <wp:simplePos x="0" y="0"/>
+                      <wp:positionH relativeFrom="column">
+                        <wp:posOffset>111760</wp:posOffset>
+                      </wp:positionH>
+                      <wp:positionV relativeFrom="paragraph">
+                        <wp:posOffset>-577215</wp:posOffset>
+                      </wp:positionV>
+                      <wp:extent cx="3059430" cy="1442720"/>
+                      <wp:effectExtent l="0" t="0" r="3810" b="5080"/>
+                      <wp:wrapNone/>
+                      <wp:docPr id="76" name="组合 76"/>
+                      <wp:cNvGraphicFramePr/>
+                      <a:graphic xmlns:a="http://schemas.openxmlformats.org/drawingml/2006/main">
+                        <a:graphicData uri="http://schemas.microsoft.com/office/word/2010/wordprocessingGroup">
+                          <wpg:wgp>
+                            <wpg:cNvGrpSpPr/>
+                            <wpg:grpSpPr>
+                              <a:xfrm>
+                                <a:off x="0" y="0"/>
+                                <a:ext cx="3059430" cy="1442720"/>
+                                <a:chOff x="19399" y="6180"/>
+                                <a:chExt cx="4818" cy="2272"/>
+                              </a:xfrm>
+                            </wpg:grpSpPr>
+                            <wpg:grpSp>
+                              <wpg:cNvPr id="77" name="组合 34"/>
+                              <wpg:cNvGrpSpPr/>
+                              <wpg:grpSpPr>
+                                <a:xfrm>
+                                  <a:off x="19399" y="6701"/>
+                                  <a:ext cx="4343" cy="988"/>
+                                  <a:chOff x="12609" y="13215"/>
+                                  <a:chExt cx="4343" cy="988"/>
+                                </a:xfrm>
+                              </wpg:grpSpPr>
+                              <pic:pic xmlns:pic="http://schemas.openxmlformats.org/drawingml/2006/picture">
+                                <pic:nvPicPr>
+                                  <pic:cNvPr id="50" name="图片 1" descr="IMG_256"/>
+                                  <pic:cNvPicPr>
+                                    <a:picLocks noChangeAspect="1"/>
+                                  </pic:cNvPicPr>
+                                </pic:nvPicPr>
+                                <pic:blipFill>
+                                  <a:blip r:embed="rId17">
+                                    <a:clrChange>
+                                      <a:clrFrom>
+                                        <a:srgbClr val="AAA9A5">
+                                          <a:alpha val="100000"/>
+                                        </a:srgbClr>
+                                      </a:clrFrom>
+                                      <a:clrTo>
+                                        <a:srgbClr val="AAA9A5">
+                                          <a:alpha val="100000"/>
+                                          <a:alpha val="0"/>
+                                        </a:srgbClr>
+                                      </a:clrTo>
+                                    </a:clrChange>
+                                  </a:blip>
+                                  <a:srcRect l="27431" t="30452" r="31962" b="18126"/>
+                                  <a:stretch>
+                                    <a:fillRect/>
+                                  </a:stretch>
+                                </pic:blipFill>
+                                <pic:spPr>
+                                  <a:xfrm>
+                                    <a:off x="12609" y="13215"/>
+                                    <a:ext cx="781" cy="989"/>
+                                  </a:xfrm>
+                                  <a:prstGeom prst="rect">
+                                    <a:avLst/>
+                                  </a:prstGeom>
+                                  <a:noFill/>
+                                  <a:ln w="9525">
+                                    <a:noFill/>
+                                  </a:ln>
+                                </pic:spPr>
+                              </pic:pic>
+                              <pic:pic xmlns:pic="http://schemas.openxmlformats.org/drawingml/2006/picture">
+                                <pic:nvPicPr>
+                                  <pic:cNvPr id="54" name="图片 31" descr="微信图片_20220215110121"/>
+                                  <pic:cNvPicPr>
+                                    <a:picLocks noChangeAspect="1"/>
+                                  </pic:cNvPicPr>
+                                </pic:nvPicPr>
+                                <pic:blipFill>
+                                  <a:blip r:embed="rId11">
+                                    <a:clrChange>
+                                      <a:clrFrom>
+                                        <a:srgbClr val="A09D98">
+                                          <a:alpha val="100000"/>
+                                        </a:srgbClr>
+                                      </a:clrFrom>
+                                      <a:clrTo>
+                                        <a:srgbClr val="A09D98">
+                                          <a:alpha val="100000"/>
+                                          <a:alpha val="0"/>
+                                        </a:srgbClr>
+                                      </a:clrTo>
+                                    </a:clrChange>
+                                    <a:biLevel thresh="50000"/>
+                                  </a:blip>
+                                  <a:stretch>
+                                    <a:fillRect/>
+                                  </a:stretch>
+                                </pic:blipFill>
+                                <pic:spPr>
+                                  <a:xfrm>
+                                    <a:off x="15718" y="13246"/>
+                                    <a:ext cx="1234" cy="715"/>
+                                  </a:xfrm>
+                                  <a:prstGeom prst="rect">
+                                    <a:avLst/>
+                                  </a:prstGeom>
+                                </pic:spPr>
+                              </pic:pic>
+                            </wpg:grpSp>
+                            <pic:pic xmlns:pic="http://schemas.openxmlformats.org/drawingml/2006/picture">
+                              <pic:nvPicPr>
+                                <pic:cNvPr id="51" name="图片 32"/>
+                                <pic:cNvPicPr>
+                                  <a:picLocks noChangeAspect="1" noChangeArrowheads="1"/>
+                                </pic:cNvPicPr>
+                              </pic:nvPicPr>
+                              <pic:blipFill>
+                                <a:blip r:embed="rId13">
+                                  <a:extLst>
+                                    <a:ext uri="{28A0092B-C50C-407E-A947-70E740481C1C}">
+                                      <a14:useLocalDpi xmlns:a14="http://schemas.microsoft.com/office/drawing/2010/main" val="0"/>
+                                    </a:ext>
+                                  </a:extLst>
+                                </a:blip>
+                                <a:srcRect/>
+                                <a:stretch>
+                                  <a:fillRect/>
+                                </a:stretch>
+                              </pic:blipFill>
+                              <pic:spPr>
+                                <a:xfrm>
+                                  <a:off x="21945" y="6180"/>
+                                  <a:ext cx="2273" cy="2273"/>
+                                </a:xfrm>
+                                <a:prstGeom prst="rect">
+                                  <a:avLst/>
+                                </a:prstGeom>
+                                <a:noFill/>
+                                <a:ln>
+                                  <a:noFill/>
+                                </a:ln>
+                              </pic:spPr>
+                            </pic:pic>
+                          </wpg:wgp>
+                        </a:graphicData>
+                      </a:graphic>
+                    </wp:anchor>
+                  </w:drawing>
+                </mc:Choice>
+                <mc:Fallback>
+                  <w:pict>
+                    <v:group id="_x0000_s1026" o:spid="_x0000_s1026" o:spt="203" style="position:absolute;left:0pt;margin-left:8.8pt;margin-top:-45.45pt;height:113.6pt;width:240.9pt;z-index:251668480;mso-width-relative:page;mso-height-relative:page;" coordorigin="19399,6180" coordsize="4818,2272" o:gfxdata="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">
+                      <o:lock v:ext="edit" aspectratio="f"/>
+                      <v:group id="组合 34" o:spid="_x0000_s1026" o:spt="203" style="position:absolute;left:19399;top:6701;height:988;width:4343;" coordorigin="12609,13215" coordsize="4343,988" o:gfxdata="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">
+                        <o:lock v:ext="edit" aspectratio="f"/>
+                        <v:shape id="图片 1" o:spid="_x0000_s1026" o:spt="75" alt="IMG_256" type="#_x0000_t75" style="position:absolute;left:12609;top:13215;height:989;width:781;" filled="f" o:preferrelative="t" stroked="f" coordsize="21600,21600" o:gfxdata="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">
+                          <v:fill on="f" focussize="0,0"/>
+                          <v:stroke on="f"/>
+                          <v:imagedata r:id="rId17" cropleft="17977f" croptop="19957f" cropright="20947f" cropbottom="11879f" chromakey="#AAA9A5" o:title=""/>
+                          <o:lock v:ext="edit" aspectratio="t"/>
+                        </v:shape>
+                        <v:shape id="图片 31" o:spid="_x0000_s1026" o:spt="75" alt="微信图片_20220215110121" type="#_x0000_t75" style="position:absolute;left:15718;top:13246;height:715;width:1234;" filled="f" o:preferrelative="t" stroked="f" coordsize="21600,21600" o:gfxdata="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">
+                          <v:fill on="f" focussize="0,0"/>
+                          <v:stroke on="f"/>
+                          <v:imagedata r:id="rId11" grayscale="t" bilevel="t" chromakey="#A09D98" o:title=""/>
+                          <o:lock v:ext="edit" aspectratio="t"/>
+                        </v:shape>
+                      </v:group>
+                      <v:shape id="图片 32" o:spid="_x0000_s1026" o:spt="75" type="#_x0000_t75" style="position:absolute;left:21945;top:6180;height:2273;width:2273;" filled="f" o:preferrelative="t" stroked="f" coordsize="21600,21600" o:gfxdata="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">
+                        <v:fill on="f" focussize="0,0"/>
+                        <v:stroke on="f"/>
+                        <v:imagedata r:id="rId13" o:title=""/>
+                        <o:lock v:ext="edit" aspectratio="t"/>
+                      </v:shape>
+                    </v:group>
+                  </w:pict>
+                </mc:Fallback>
+              </mc:AlternateContent>
+            </w:r>
+          </w:p>
+        </w:tc>
+        <w:tc>
+          <w:tcPr>
+            <w:tcW w:w="1166" w:type="dxa"/>
+            <w:vAlign w:val="center"/>
+          </w:tcPr>
+          <w:p>
+            <w:pPr>
+              <w:pStyle w:val="22"/>
+              <w:spacing w:before="13"/>
+              <w:jc w:val="both"/>
+              <w:rPr>
+                <w:rFonts w:ascii="Times New Roman" w:hAnsi="Times New Roman" w:cs="Times New Roman"/>
+                <w:b/>
+                <w:sz w:val="24"/>
+                <w:szCs w:val="24"/>
+              </w:rPr>
+            </w:pPr>
+            <w:r>
+              <w:rPr>
+                <w:rFonts w:ascii="Times New Roman" w:hAnsi="Times New Roman" w:cs="Times New Roman"/>
+                <w:b/>
+                <w:sz w:val="24"/>
+                <w:szCs w:val="24"/>
+              </w:rPr>
+              <w:t>复核人</w:t>
+            </w:r>
+            <w:r>
+              <w:rPr>
+                <w:rFonts w:ascii="Times New Roman" w:hAnsi="Times New Roman" w:cs="Times New Roman"/>
+                <w:b/>
+                <w:sz w:val="24"/>
+                <w:szCs w:val="24"/>
+                <w:lang w:eastAsia="zh-CN"/>
+              </w:rPr>
+              <w:t>：</w:t>
+            </w:r>
+          </w:p>
+        </w:tc>
+        <w:tc>
+          <w:tcPr>
+            <w:tcW w:w="2294" w:type="dxa"/>
+            <w:vAlign w:val="center"/>
+          </w:tcPr>
+          <w:p>
+            <w:pPr>
+              <w:pStyle w:val="22"/>
+              <w:spacing w:before="13"/>
+              <w:ind w:right="15"/>
+              <w:jc w:val="both"/>
+              <w:rPr>
+                <w:rFonts w:ascii="Times New Roman" w:hAnsi="Times New Roman" w:cs="Times New Roman"/>
+                <w:b/>
+                <w:sz w:val="24"/>
+                <w:szCs w:val="24"/>
+              </w:rPr>
+            </w:pPr>
+          </w:p>
+        </w:tc>
+      </w:tr>
+      <w:tr>
+        <w:tblPrEx>
+          <w:tblCellMar>
+            <w:top w:w="0" w:type="dxa"/>
+            <w:left w:w="0" w:type="dxa"/>
+            <w:bottom w:w="0" w:type="dxa"/>
+            <w:right w:w="0" w:type="dxa"/>
+          </w:tblCellMar>
+        </w:tblPrEx>
+        <w:trPr>
+          <w:trHeight w:val="457" w:hRule="exact"/>
+          <w:jc w:val="right"/>
+        </w:trPr>
+        <w:tc>
+          <w:tcPr>
+            <w:tcW w:w="1272" w:type="dxa"/>
+            <w:vAlign w:val="center"/>
+          </w:tcPr>
+          <w:p>
+            <w:pPr>
+              <w:pStyle w:val="22"/>
+              <w:spacing w:line="341" w:lineRule="exact"/>
+              <w:ind w:left="13" w:right="165"/>
+              <w:jc w:val="both"/>
+              <w:rPr>
+                <w:rFonts w:ascii="Times New Roman" w:hAnsi="Times New Roman" w:cs="Times New Roman"/>
+                <w:b/>
+                <w:sz w:val="24"/>
+                <w:szCs w:val="24"/>
+              </w:rPr>
+            </w:pPr>
+            <w:r>
+              <w:rPr>
+                <w:rFonts w:ascii="Times New Roman" w:hAnsi="Times New Roman" w:cs="Times New Roman"/>
+                <w:b/>
+                <w:sz w:val="24"/>
+                <w:szCs w:val="24"/>
+              </w:rPr>
+              <w:t>日</w:t>
+            </w:r>
+            <w:r>
+              <w:rPr>
+                <w:rFonts w:ascii="Times New Roman" w:hAnsi="Times New Roman" w:cs="Times New Roman"/>
+                <w:b/>
+                <w:sz w:val="24"/>
+                <w:szCs w:val="24"/>
+                <w:lang w:eastAsia="zh-CN"/>
+              </w:rPr>
+              <w:t xml:space="preserve">  </w:t>
+            </w:r>
+            <w:r>
+              <w:rPr>
+                <w:rFonts w:ascii="Times New Roman" w:hAnsi="Times New Roman" w:cs="Times New Roman"/>
+                <w:b/>
+                <w:sz w:val="24"/>
+                <w:szCs w:val="24"/>
+              </w:rPr>
+              <w:t>期：</w:t>
+            </w:r>
+          </w:p>
+        </w:tc>
+        <w:tc>
+          <w:tcPr>
+            <w:tcW w:w="2040" w:type="dxa"/>
+            <w:vAlign w:val="center"/>
+          </w:tcPr>
+          <w:p>
+            <w:pPr>
+              <w:pStyle w:val="22"/>
+              <w:spacing w:line="363" w:lineRule="exact"/>
+              <w:jc w:val="both"/>
+              <w:rPr>
+                <w:rFonts w:ascii="Times New Roman" w:hAnsi="Times New Roman" w:cs="Times New Roman"/>
+                <w:sz w:val="24"/>
+                <w:szCs w:val="24"/>
+              </w:rPr>
+            </w:pPr>
+            <w:r>
+              <w:rPr>
+                <w:rFonts w:ascii="Times New Roman" w:hAnsi="Times New Roman" w:cs="Times New Roman"/>
+                <w:kern w:val="2"/>
+                <w:sz w:val="24"/>
+                <w:szCs w:val="24"/>
+                <w:lang w:eastAsia="zh-CN"/>
+              </w:rPr>
+              <w:t>{{ reportdate }}</w:t>
+            </w:r>
+          </w:p>
+        </w:tc>
+        <w:tc>
+          <w:tcPr>
+            <w:tcW w:w="1166" w:type="dxa"/>
+            <w:vAlign w:val="center"/>
+          </w:tcPr>
+          <w:p>
+            <w:pPr>
+              <w:pStyle w:val="22"/>
+              <w:spacing w:line="341" w:lineRule="exact"/>
+              <w:jc w:val="both"/>
+              <w:rPr>
+                <w:rFonts w:ascii="Times New Roman" w:hAnsi="Times New Roman" w:cs="Times New Roman"/>
+                <w:b/>
+                <w:sz w:val="24"/>
+                <w:szCs w:val="24"/>
+              </w:rPr>
+            </w:pPr>
+            <w:r>
+              <w:rPr>
+                <w:rFonts w:ascii="Times New Roman" w:hAnsi="Times New Roman" w:cs="Times New Roman"/>
+                <w:b/>
+                <w:sz w:val="24"/>
+                <w:szCs w:val="24"/>
+              </w:rPr>
+              <w:t>日</w:t>
+            </w:r>
+            <w:r>
+              <w:rPr>
+                <w:rFonts w:ascii="Times New Roman" w:hAnsi="Times New Roman" w:cs="Times New Roman"/>
+                <w:b/>
+                <w:sz w:val="24"/>
+                <w:szCs w:val="24"/>
+                <w:lang w:eastAsia="zh-CN"/>
+              </w:rPr>
+              <w:t xml:space="preserve">  </w:t>
+            </w:r>
+            <w:r>
+              <w:rPr>
+                <w:rFonts w:ascii="Times New Roman" w:hAnsi="Times New Roman" w:cs="Times New Roman"/>
+                <w:b/>
+                <w:sz w:val="24"/>
+                <w:szCs w:val="24"/>
+              </w:rPr>
+              <w:t>期：</w:t>
+            </w:r>
+          </w:p>
+        </w:tc>
+        <w:tc>
+          <w:tcPr>
+            <w:tcW w:w="2294" w:type="dxa"/>
+            <w:vAlign w:val="center"/>
+          </w:tcPr>
+          <w:p>
+            <w:pPr>
+              <w:pStyle w:val="22"/>
+              <w:spacing w:line="363" w:lineRule="exact"/>
+              <w:ind w:right="15"/>
+              <w:jc w:val="both"/>
+              <w:rPr>
+                <w:rFonts w:ascii="Times New Roman" w:hAnsi="Times New Roman" w:cs="Times New Roman"/>
+                <w:sz w:val="24"/>
+                <w:szCs w:val="24"/>
+              </w:rPr>
+            </w:pPr>
+            <w:r>
+              <w:rPr>
+                <w:rFonts w:ascii="Times New Roman" w:hAnsi="Times New Roman" w:cs="Times New Roman"/>
+                <w:kern w:val="2"/>
+                <w:sz w:val="24"/>
+                <w:szCs w:val="24"/>
+                <w:lang w:eastAsia="zh-CN"/>
+              </w:rPr>
+              <w:t>{{ reportdate }}</w:t>
+            </w:r>
+          </w:p>
+        </w:tc>
+      </w:tr>
+    </w:tbl>
+    <w:p>
+      <w:pPr>
+        <w:rPr>
           <w:sz w:val="21"/>
           <w:szCs w:val="21"/>
           <w:lang w:eastAsia="zh-CN"/>
@@ -8358,22 +8767,22 @@
       <w:bookmarkStart w:id="39" w:name="_Toc149832729"/>
       <w:bookmarkStart w:id="40" w:name="_Toc20487"/>
       <w:bookmarkStart w:id="41" w:name="_Toc30347"/>
-      <w:bookmarkStart w:id="42" w:name="_Toc24235"/>
-      <w:bookmarkStart w:id="43" w:name="_Toc20136_WPSOffice_Level1"/>
+      <w:bookmarkStart w:id="42" w:name="_Toc6237"/>
+      <w:bookmarkStart w:id="43" w:name="_Toc107825550"/>
       <w:bookmarkStart w:id="44" w:name="_Toc19898_WPSOffice_Level1"/>
-      <w:bookmarkStart w:id="45" w:name="_Toc2781"/>
-      <w:bookmarkStart w:id="46" w:name="_Toc6237"/>
+      <w:bookmarkStart w:id="45" w:name="_Toc2866"/>
+      <w:bookmarkStart w:id="46" w:name="_Toc24235"/>
       <w:bookmarkStart w:id="47" w:name="_Toc22132"/>
-      <w:bookmarkStart w:id="48" w:name="_Toc107825550"/>
-      <w:bookmarkStart w:id="49" w:name="_Toc2866"/>
-      <w:bookmarkStart w:id="50" w:name="_Toc23375"/>
-      <w:bookmarkStart w:id="51" w:name="_Toc5728"/>
-      <w:bookmarkStart w:id="52" w:name="_Toc9088"/>
-      <w:bookmarkStart w:id="53" w:name="_Toc15063"/>
-      <w:bookmarkStart w:id="54" w:name="_Toc11015_WPSOffice_Level2"/>
-      <w:bookmarkStart w:id="55" w:name="_Toc18062_WPSOffice_Level2"/>
+      <w:bookmarkStart w:id="48" w:name="_Toc2781"/>
+      <w:bookmarkStart w:id="49" w:name="_Toc20136_WPSOffice_Level1"/>
+      <w:bookmarkStart w:id="50" w:name="_Toc27379"/>
+      <w:bookmarkStart w:id="51" w:name="_Toc15063"/>
+      <w:bookmarkStart w:id="52" w:name="_Toc18062_WPSOffice_Level2"/>
+      <w:bookmarkStart w:id="53" w:name="_Toc5728"/>
+      <w:bookmarkStart w:id="54" w:name="_Toc9088"/>
+      <w:bookmarkStart w:id="55" w:name="_Toc11015_WPSOffice_Level2"/>
       <w:bookmarkStart w:id="56" w:name="_Toc107825552"/>
-      <w:bookmarkStart w:id="57" w:name="_Toc27379"/>
+      <w:bookmarkStart w:id="57" w:name="_Toc23375"/>
       <w:r>
         <w:rPr>
           <w:rFonts w:hint="eastAsia"/>
@@ -10296,12 +10705,6 @@
             <w:insideH w:val="single" w:color="A4A4A4" w:sz="4" w:space="0"/>
             <w:insideV w:val="single" w:color="A4A4A4" w:sz="4" w:space="0"/>
           </w:tblBorders>
-          <w:tblCellMar>
-            <w:top w:w="0" w:type="dxa"/>
-            <w:left w:w="0" w:type="dxa"/>
-            <w:bottom w:w="0" w:type="dxa"/>
-            <w:right w:w="0" w:type="dxa"/>
-          </w:tblCellMar>
         </w:tblPrEx>
         <w:trPr>
           <w:trHeight w:val="510" w:hRule="atLeast"/>
@@ -14917,11 +15320,11 @@
           <w:lang w:eastAsia="zh-CN"/>
         </w:rPr>
       </w:pPr>
-      <w:bookmarkStart w:id="60" w:name="_Toc22117"/>
-      <w:bookmarkStart w:id="61" w:name="_Toc14420"/>
+      <w:bookmarkStart w:id="60" w:name="_Toc8588"/>
+      <w:bookmarkStart w:id="61" w:name="_Toc22117"/>
       <w:bookmarkStart w:id="62" w:name="_Toc149832733"/>
       <w:bookmarkStart w:id="63" w:name="_Toc149826009"/>
-      <w:bookmarkStart w:id="64" w:name="_Toc8588"/>
+      <w:bookmarkStart w:id="64" w:name="_Toc14420"/>
       <w:r>
         <w:rPr>
           <w:rFonts w:hint="eastAsia"/>
@@ -15442,15 +15845,15 @@
           <w:lang w:eastAsia="zh-CN"/>
         </w:rPr>
       </w:pPr>
-      <w:bookmarkStart w:id="65" w:name="_Toc23846_WPSOffice_Level1"/>
-      <w:bookmarkStart w:id="66" w:name="_Toc32443_WPSOffice_Level1"/>
-      <w:bookmarkStart w:id="67" w:name="_Toc4331_WPSOffice_Level1"/>
-      <w:bookmarkStart w:id="68" w:name="_Toc107825555"/>
-      <w:bookmarkStart w:id="69" w:name="_Toc180"/>
-      <w:bookmarkStart w:id="70" w:name="_Toc23903"/>
-      <w:bookmarkStart w:id="71" w:name="_Toc24960"/>
-      <w:bookmarkStart w:id="72" w:name="_Toc25727"/>
-      <w:bookmarkStart w:id="73" w:name="_Toc29372"/>
+      <w:bookmarkStart w:id="65" w:name="_Toc24960"/>
+      <w:bookmarkStart w:id="66" w:name="_Toc29372"/>
+      <w:bookmarkStart w:id="67" w:name="_Toc25727"/>
+      <w:bookmarkStart w:id="68" w:name="_Toc23846_WPSOffice_Level1"/>
+      <w:bookmarkStart w:id="69" w:name="_Toc23903"/>
+      <w:bookmarkStart w:id="70" w:name="_Toc32443_WPSOffice_Level1"/>
+      <w:bookmarkStart w:id="71" w:name="_Toc4331_WPSOffice_Level1"/>
+      <w:bookmarkStart w:id="72" w:name="_Toc107825555"/>
+      <w:bookmarkStart w:id="73" w:name="_Toc180"/>
       <w:bookmarkStart w:id="74" w:name="_Toc2749"/>
       <w:r>
         <w:rPr>
@@ -15512,8 +15915,8 @@
         </w:rPr>
       </w:pPr>
       <w:bookmarkStart w:id="75" w:name="_Toc20034"/>
-      <w:bookmarkStart w:id="76" w:name="_Toc106719764"/>
-      <w:bookmarkStart w:id="77" w:name="_Toc10223"/>
+      <w:bookmarkStart w:id="76" w:name="_Toc10223"/>
+      <w:bookmarkStart w:id="77" w:name="_Toc106719764"/>
       <w:bookmarkStart w:id="78" w:name="_Toc378"/>
       <w:r>
         <w:rPr>
@@ -18583,9 +18986,9 @@
           <w:lang w:eastAsia="zh-CN"/>
         </w:rPr>
       </w:pPr>
-      <w:bookmarkStart w:id="79" w:name="_Toc18466"/>
-      <w:bookmarkStart w:id="80" w:name="_Toc26760"/>
-      <w:bookmarkStart w:id="81" w:name="_Toc1318"/>
+      <w:bookmarkStart w:id="79" w:name="_Toc26760"/>
+      <w:bookmarkStart w:id="80" w:name="_Toc1318"/>
+      <w:bookmarkStart w:id="81" w:name="_Toc18466"/>
       <w:r>
         <w:rPr>
           <w:rFonts w:hint="eastAsia"/>
@@ -18798,7 +19201,6 @@
             <w:insideH w:val="dotted" w:color="A5A5A5" w:sz="4" w:space="0"/>
             <w:insideV w:val="dotted" w:color="A5A5A5" w:sz="4" w:space="0"/>
           </w:tblBorders>
-          <w:shd w:val="clear" w:color="auto" w:fill="auto"/>
           <w:tblCellMar>
             <w:top w:w="0" w:type="dxa"/>
             <w:left w:w="108" w:type="dxa"/>
@@ -19354,7 +19756,6 @@
             <w:insideH w:val="dotted" w:color="A5A5A5" w:sz="4" w:space="0"/>
             <w:insideV w:val="dotted" w:color="A5A5A5" w:sz="4" w:space="0"/>
           </w:tblBorders>
-          <w:shd w:val="clear" w:color="auto" w:fill="auto"/>
           <w:tblCellMar>
             <w:top w:w="0" w:type="dxa"/>
             <w:left w:w="108" w:type="dxa"/>
@@ -20191,10 +20592,10 @@
           <w:lang w:eastAsia="zh-CN"/>
         </w:rPr>
       </w:pPr>
-      <w:bookmarkStart w:id="83" w:name="_Toc23147"/>
-      <w:bookmarkStart w:id="84" w:name="_Toc32302"/>
-      <w:bookmarkStart w:id="85" w:name="_Toc8516"/>
-      <w:bookmarkStart w:id="86" w:name="_Toc149826013"/>
+      <w:bookmarkStart w:id="83" w:name="_Toc32302"/>
+      <w:bookmarkStart w:id="84" w:name="_Toc23147"/>
+      <w:bookmarkStart w:id="85" w:name="_Toc149826013"/>
+      <w:bookmarkStart w:id="86" w:name="_Toc8516"/>
       <w:bookmarkStart w:id="87" w:name="_Toc8434"/>
       <w:bookmarkStart w:id="88" w:name="_Toc149832737"/>
       <w:r>
@@ -29163,22 +29564,22 @@
         </w:numPr>
         <w:jc w:val="left"/>
       </w:pPr>
-      <w:bookmarkStart w:id="89" w:name="_Toc25215"/>
-      <w:bookmarkStart w:id="90" w:name="_Toc21764_WPSOffice_Level1"/>
+      <w:bookmarkStart w:id="89" w:name="_Toc28240"/>
+      <w:bookmarkStart w:id="90" w:name="_Toc25215"/>
       <w:bookmarkStart w:id="91" w:name="_Toc1707_WPSOffice_Level1"/>
-      <w:bookmarkStart w:id="92" w:name="_Toc107825561"/>
-      <w:bookmarkStart w:id="93" w:name="_Toc28240"/>
+      <w:bookmarkStart w:id="92" w:name="_Toc13698"/>
+      <w:bookmarkStart w:id="93" w:name="_Toc21764_WPSOffice_Level1"/>
       <w:bookmarkStart w:id="94" w:name="_Toc13196_WPSOffice_Level1"/>
-      <w:bookmarkStart w:id="95" w:name="_Toc27302"/>
-      <w:bookmarkStart w:id="96" w:name="_Toc11294"/>
-      <w:bookmarkStart w:id="97" w:name="_Toc13698"/>
+      <w:bookmarkStart w:id="95" w:name="_Toc107825561"/>
+      <w:bookmarkStart w:id="96" w:name="_Toc27302"/>
+      <w:bookmarkStart w:id="97" w:name="_Toc11294"/>
       <w:bookmarkStart w:id="98" w:name="_Toc16835"/>
-      <w:bookmarkStart w:id="99" w:name="_Toc11193_WPSOffice_Level1"/>
-      <w:bookmarkStart w:id="100" w:name="_Toc11812"/>
-      <w:bookmarkStart w:id="101" w:name="_Toc1779"/>
+      <w:bookmarkStart w:id="99" w:name="_Toc11896_WPSOffice_Level1"/>
+      <w:bookmarkStart w:id="100" w:name="_Toc20303"/>
+      <w:bookmarkStart w:id="101" w:name="_Toc11193_WPSOffice_Level1"/>
       <w:bookmarkStart w:id="102" w:name="_Toc28810_WPSOffice_Level1"/>
-      <w:bookmarkStart w:id="103" w:name="_Toc11896_WPSOffice_Level1"/>
-      <w:bookmarkStart w:id="104" w:name="_Toc20303"/>
+      <w:bookmarkStart w:id="103" w:name="_Toc11812"/>
+      <w:bookmarkStart w:id="104" w:name="_Toc1779"/>
       <w:r>
         <w:rPr>
           <w:rFonts w:hint="eastAsia"/>
@@ -29209,15 +29610,15 @@
           <w:lang w:eastAsia="zh-CN"/>
         </w:rPr>
       </w:pPr>
-      <w:bookmarkStart w:id="105" w:name="_Toc27230"/>
-      <w:bookmarkStart w:id="106" w:name="_Toc3674"/>
-      <w:bookmarkStart w:id="107" w:name="_Toc32150"/>
-      <w:bookmarkStart w:id="108" w:name="_Toc14255_WPSOffice_Level1"/>
-      <w:bookmarkStart w:id="109" w:name="_Toc15840_WPSOffice_Level1"/>
-      <w:bookmarkStart w:id="110" w:name="_Toc28605"/>
-      <w:bookmarkStart w:id="111" w:name="_Toc23414"/>
-      <w:bookmarkStart w:id="112" w:name="_Toc9066"/>
-      <w:bookmarkStart w:id="113" w:name="_Toc24085_WPSOffice_Level1"/>
+      <w:bookmarkStart w:id="105" w:name="_Toc3674"/>
+      <w:bookmarkStart w:id="106" w:name="_Toc28605"/>
+      <w:bookmarkStart w:id="107" w:name="_Toc23414"/>
+      <w:bookmarkStart w:id="108" w:name="_Toc32150"/>
+      <w:bookmarkStart w:id="109" w:name="_Toc27230"/>
+      <w:bookmarkStart w:id="110" w:name="_Toc9066"/>
+      <w:bookmarkStart w:id="111" w:name="_Toc14255_WPSOffice_Level1"/>
+      <w:bookmarkStart w:id="112" w:name="_Toc24085_WPSOffice_Level1"/>
+      <w:bookmarkStart w:id="113" w:name="_Toc15840_WPSOffice_Level1"/>
       <w:r>
         <w:rPr>
           <w:rFonts w:hint="eastAsia"/>
@@ -31483,7 +31884,19 @@
           <w:szCs w:val="18"/>
           <w:lang w:eastAsia="zh-CN"/>
         </w:rPr>
-        <w:t>总体质量评估：总体质量评估：根据DNA平均测序深度进行评估，分为“合格”、“警戒“、”不合格”三个等级。总体质量评估为“警戒“或者“不合格”时，均会影响检测的准确性和敏感性。</w:t>
+        <w:t>总体质量评估：</w:t>
+      </w:r>
+      <w:bookmarkStart w:id="151" w:name="_GoBack"/>
+      <w:bookmarkEnd w:id="151"/>
+      <w:r>
+        <w:rPr>
+          <w:rFonts w:hint="eastAsia" w:ascii="Times New Roman" w:hAnsi="Times New Roman" w:eastAsia="微软雅黑" w:cs="Times New Roman"/>
+          <w:bCs/>
+          <w:sz w:val="18"/>
+          <w:szCs w:val="18"/>
+          <w:lang w:eastAsia="zh-CN"/>
+        </w:rPr>
+        <w:t>根据DNA平均测序深度进行评估，分为“合格”、“警戒“、”不合格”三个等级。总体质量评估为“警戒“或者“不合格”时，均会影响检测的准确性和敏感性。</w:t>
       </w:r>
     </w:p>
     <w:p>
@@ -31539,8 +31952,8 @@
         </w:rPr>
       </w:pPr>
       <w:bookmarkStart w:id="114" w:name="_Toc30346"/>
-      <w:bookmarkStart w:id="115" w:name="_Toc11406"/>
-      <w:bookmarkStart w:id="116" w:name="_Toc619"/>
+      <w:bookmarkStart w:id="115" w:name="_Toc619"/>
+      <w:bookmarkStart w:id="116" w:name="_Toc11406"/>
       <w:r>
         <w:rPr>
           <w:rFonts w:hint="eastAsia"/>
@@ -32112,10 +32525,10 @@
           <w:lang w:val="en-US" w:eastAsia="zh-CN"/>
         </w:rPr>
       </w:pPr>
-      <w:bookmarkStart w:id="117" w:name="_Toc21917"/>
-      <w:bookmarkStart w:id="118" w:name="_Toc13456"/>
-      <w:bookmarkStart w:id="119" w:name="_Toc19279"/>
-      <w:bookmarkStart w:id="120" w:name="_Toc18355"/>
+      <w:bookmarkStart w:id="117" w:name="_Toc19279"/>
+      <w:bookmarkStart w:id="118" w:name="_Toc18355"/>
+      <w:bookmarkStart w:id="119" w:name="_Toc21917"/>
+      <w:bookmarkStart w:id="120" w:name="_Toc13456"/>
       <w:r>
         <w:rPr>
           <w:rFonts w:hint="eastAsia"/>
@@ -32175,7 +32588,6 @@
             <w:insideH w:val="none" w:color="auto" w:sz="0" w:space="0"/>
             <w:insideV w:val="none" w:color="auto" w:sz="0" w:space="0"/>
           </w:tblBorders>
-          <w:shd w:val="clear" w:color="auto" w:fill="auto"/>
           <w:tblCellMar>
             <w:top w:w="0" w:type="dxa"/>
             <w:left w:w="108" w:type="dxa"/>
@@ -32423,7 +32835,6 @@
             <w:insideH w:val="none" w:color="auto" w:sz="0" w:space="0"/>
             <w:insideV w:val="none" w:color="auto" w:sz="0" w:space="0"/>
           </w:tblBorders>
-          <w:shd w:val="clear" w:color="auto" w:fill="auto"/>
           <w:tblCellMar>
             <w:top w:w="0" w:type="dxa"/>
             <w:left w:w="108" w:type="dxa"/>
@@ -32527,240 +32938,6 @@
                 <w:lang w:val="en-US" w:eastAsia="zh-CN"/>
               </w:rPr>
               <w:t>p.V600K</w:t>
-            </w:r>
-          </w:p>
-        </w:tc>
-      </w:tr>
-      <w:tr>
-        <w:tblPrEx>
-          <w:tblBorders>
-            <w:top w:val="none" w:color="auto" w:sz="0" w:space="0"/>
-            <w:left w:val="none" w:color="auto" w:sz="0" w:space="0"/>
-            <w:bottom w:val="none" w:color="auto" w:sz="0" w:space="0"/>
-            <w:right w:val="none" w:color="auto" w:sz="0" w:space="0"/>
-            <w:insideH w:val="none" w:color="auto" w:sz="0" w:space="0"/>
-            <w:insideV w:val="none" w:color="auto" w:sz="0" w:space="0"/>
-          </w:tblBorders>
-          <w:tblCellMar>
-            <w:top w:w="0" w:type="dxa"/>
-            <w:left w:w="108" w:type="dxa"/>
-            <w:bottom w:w="0" w:type="dxa"/>
-            <w:right w:w="108" w:type="dxa"/>
-          </w:tblCellMar>
-        </w:tblPrEx>
-        <w:trPr>
-          <w:trHeight w:val="325" w:hRule="atLeast"/>
-        </w:trPr>
-        <w:tc>
-          <w:tcPr>
-            <w:tcW w:w="1859" w:type="dxa"/>
-            <w:tcBorders>
-              <w:top w:val="single" w:color="000000" w:sz="8" w:space="0"/>
-              <w:left w:val="single" w:color="000000" w:sz="8" w:space="0"/>
-              <w:bottom w:val="nil"/>
-              <w:right w:val="nil"/>
-            </w:tcBorders>
-            <w:shd w:val="clear" w:color="auto" w:fill="FFFFFF"/>
-            <w:vAlign w:val="center"/>
-          </w:tcPr>
-          <w:p>
-            <w:pPr>
-              <w:jc w:val="center"/>
-              <w:rPr>
-                <w:rFonts w:hint="default" w:ascii="Times New Roman" w:hAnsi="Times New Roman" w:cs="Times New Roman"/>
-                <w:sz w:val="24"/>
-                <w:szCs w:val="24"/>
-              </w:rPr>
-            </w:pPr>
-            <w:r>
-              <w:rPr>
-                <w:rFonts w:hint="default" w:ascii="Times New Roman" w:hAnsi="Times New Roman" w:cs="Times New Roman"/>
-                <w:sz w:val="24"/>
-                <w:szCs w:val="24"/>
-                <w:lang w:val="en-US" w:eastAsia="zh-CN"/>
-              </w:rPr>
-              <w:t>3</w:t>
-            </w:r>
-          </w:p>
-        </w:tc>
-        <w:tc>
-          <w:tcPr>
-            <w:tcW w:w="2629" w:type="dxa"/>
-            <w:tcBorders>
-              <w:top w:val="single" w:color="000000" w:sz="8" w:space="0"/>
-              <w:left w:val="single" w:color="000000" w:sz="8" w:space="0"/>
-              <w:bottom w:val="nil"/>
-              <w:right w:val="nil"/>
-            </w:tcBorders>
-            <w:shd w:val="clear" w:color="auto" w:fill="FFFFFF"/>
-            <w:vAlign w:val="center"/>
-          </w:tcPr>
-          <w:p>
-            <w:pPr>
-              <w:jc w:val="center"/>
-              <w:rPr>
-                <w:rFonts w:hint="default" w:ascii="Times New Roman" w:hAnsi="Times New Roman" w:cs="Times New Roman"/>
-                <w:sz w:val="24"/>
-                <w:szCs w:val="24"/>
-              </w:rPr>
-            </w:pPr>
-            <w:r>
-              <w:rPr>
-                <w:rFonts w:hint="default" w:ascii="Times New Roman" w:hAnsi="Times New Roman" w:cs="Times New Roman"/>
-                <w:sz w:val="24"/>
-                <w:szCs w:val="24"/>
-                <w:lang w:val="en-US" w:eastAsia="zh-CN"/>
-              </w:rPr>
-              <w:t>BRAF</w:t>
-            </w:r>
-          </w:p>
-        </w:tc>
-        <w:tc>
-          <w:tcPr>
-            <w:tcW w:w="5357" w:type="dxa"/>
-            <w:tcBorders>
-              <w:top w:val="single" w:color="000000" w:sz="8" w:space="0"/>
-              <w:left w:val="single" w:color="000000" w:sz="8" w:space="0"/>
-              <w:bottom w:val="nil"/>
-              <w:right w:val="single" w:color="000000" w:sz="8" w:space="0"/>
-            </w:tcBorders>
-            <w:shd w:val="clear" w:color="auto" w:fill="FFFFFF"/>
-            <w:vAlign w:val="center"/>
-          </w:tcPr>
-          <w:p>
-            <w:pPr>
-              <w:jc w:val="center"/>
-              <w:rPr>
-                <w:rFonts w:hint="default" w:ascii="Times New Roman" w:hAnsi="Times New Roman" w:cs="Times New Roman"/>
-                <w:sz w:val="24"/>
-                <w:szCs w:val="24"/>
-              </w:rPr>
-            </w:pPr>
-            <w:r>
-              <w:rPr>
-                <w:rFonts w:hint="default" w:ascii="Times New Roman" w:hAnsi="Times New Roman" w:cs="Times New Roman"/>
-                <w:sz w:val="24"/>
-                <w:szCs w:val="24"/>
-                <w:lang w:val="en-US" w:eastAsia="zh-CN"/>
-              </w:rPr>
-              <w:t>p.S467L</w:t>
-            </w:r>
-          </w:p>
-        </w:tc>
-      </w:tr>
-      <w:tr>
-        <w:tblPrEx>
-          <w:tblBorders>
-            <w:top w:val="none" w:color="auto" w:sz="0" w:space="0"/>
-            <w:left w:val="none" w:color="auto" w:sz="0" w:space="0"/>
-            <w:bottom w:val="none" w:color="auto" w:sz="0" w:space="0"/>
-            <w:right w:val="none" w:color="auto" w:sz="0" w:space="0"/>
-            <w:insideH w:val="none" w:color="auto" w:sz="0" w:space="0"/>
-            <w:insideV w:val="none" w:color="auto" w:sz="0" w:space="0"/>
-          </w:tblBorders>
-          <w:tblCellMar>
-            <w:top w:w="0" w:type="dxa"/>
-            <w:left w:w="108" w:type="dxa"/>
-            <w:bottom w:w="0" w:type="dxa"/>
-            <w:right w:w="108" w:type="dxa"/>
-          </w:tblCellMar>
-        </w:tblPrEx>
-        <w:trPr>
-          <w:trHeight w:val="325" w:hRule="atLeast"/>
-        </w:trPr>
-        <w:tc>
-          <w:tcPr>
-            <w:tcW w:w="1859" w:type="dxa"/>
-            <w:tcBorders>
-              <w:top w:val="single" w:color="000000" w:sz="8" w:space="0"/>
-              <w:left w:val="single" w:color="000000" w:sz="8" w:space="0"/>
-              <w:bottom w:val="nil"/>
-              <w:right w:val="nil"/>
-            </w:tcBorders>
-            <w:shd w:val="clear" w:color="auto" w:fill="FFFFFF"/>
-            <w:vAlign w:val="center"/>
-          </w:tcPr>
-          <w:p>
-            <w:pPr>
-              <w:jc w:val="center"/>
-              <w:rPr>
-                <w:rFonts w:hint="default" w:ascii="Times New Roman" w:hAnsi="Times New Roman" w:cs="Times New Roman"/>
-                <w:sz w:val="24"/>
-                <w:szCs w:val="24"/>
-              </w:rPr>
-            </w:pPr>
-            <w:r>
-              <w:rPr>
-                <w:rFonts w:hint="default" w:ascii="Times New Roman" w:hAnsi="Times New Roman" w:cs="Times New Roman"/>
-                <w:sz w:val="24"/>
-                <w:szCs w:val="24"/>
-                <w:lang w:val="en-US" w:eastAsia="zh-CN"/>
-              </w:rPr>
-              <w:t>4</w:t>
-            </w:r>
-          </w:p>
-        </w:tc>
-        <w:tc>
-          <w:tcPr>
-            <w:tcW w:w="2629" w:type="dxa"/>
-            <w:tcBorders>
-              <w:top w:val="single" w:color="000000" w:sz="8" w:space="0"/>
-              <w:left w:val="single" w:color="000000" w:sz="8" w:space="0"/>
-              <w:bottom w:val="nil"/>
-              <w:right w:val="nil"/>
-            </w:tcBorders>
-            <w:shd w:val="clear" w:color="auto" w:fill="FFFFFF"/>
-            <w:vAlign w:val="center"/>
-          </w:tcPr>
-          <w:p>
-            <w:pPr>
-              <w:jc w:val="center"/>
-              <w:rPr>
-                <w:rFonts w:hint="default" w:ascii="Times New Roman" w:hAnsi="Times New Roman" w:cs="Times New Roman"/>
-                <w:sz w:val="24"/>
-                <w:szCs w:val="24"/>
-              </w:rPr>
-            </w:pPr>
-            <w:r>
-              <w:rPr>
-                <w:rFonts w:hint="default" w:ascii="Times New Roman" w:hAnsi="Times New Roman" w:cs="Times New Roman"/>
-                <w:sz w:val="24"/>
-                <w:szCs w:val="24"/>
-                <w:lang w:val="en-US" w:eastAsia="zh-CN"/>
-              </w:rPr>
-              <w:t>EGFR</w:t>
-            </w:r>
-          </w:p>
-        </w:tc>
-        <w:tc>
-          <w:tcPr>
-            <w:tcW w:w="5357" w:type="dxa"/>
-            <w:tcBorders>
-              <w:top w:val="single" w:color="000000" w:sz="8" w:space="0"/>
-              <w:left w:val="single" w:color="000000" w:sz="8" w:space="0"/>
-              <w:bottom w:val="nil"/>
-              <w:right w:val="single" w:color="000000" w:sz="8" w:space="0"/>
-            </w:tcBorders>
-            <w:shd w:val="clear" w:color="auto" w:fill="FFFFFF"/>
-            <w:vAlign w:val="center"/>
-          </w:tcPr>
-          <w:p>
-            <w:pPr>
-              <w:jc w:val="center"/>
-              <w:rPr>
-                <w:rFonts w:hint="default" w:ascii="Times New Roman" w:hAnsi="Times New Roman" w:cs="Times New Roman"/>
-                <w:sz w:val="24"/>
-                <w:szCs w:val="24"/>
-              </w:rPr>
-            </w:pPr>
-            <w:r>
-              <w:rPr>
-                <w:rFonts w:hint="default" w:ascii="Times New Roman" w:hAnsi="Times New Roman" w:cs="Times New Roman"/>
-                <w:sz w:val="24"/>
-                <w:szCs w:val="24"/>
-                <w:lang w:val="en-US" w:eastAsia="zh-CN"/>
-              </w:rPr>
-              <w:t>p.S492R</w:t>
             </w:r>
           </w:p>
         </w:tc>
@@ -32814,7 +32991,7 @@
                 <w:szCs w:val="24"/>
                 <w:lang w:val="en-US" w:eastAsia="zh-CN"/>
               </w:rPr>
-              <w:t>5</w:t>
+              <w:t>3</w:t>
             </w:r>
           </w:p>
         </w:tc>
@@ -32846,7 +33023,7 @@
                 <w:szCs w:val="24"/>
                 <w:lang w:val="en-US" w:eastAsia="zh-CN"/>
               </w:rPr>
-              <w:t>EGFR</w:t>
+              <w:t>BRAF</w:t>
             </w:r>
           </w:p>
         </w:tc>
@@ -32878,7 +33055,7 @@
                 <w:szCs w:val="24"/>
                 <w:lang w:val="en-US" w:eastAsia="zh-CN"/>
               </w:rPr>
-              <w:t>p.E711D</w:t>
+              <w:t>p.S467L</w:t>
             </w:r>
           </w:p>
         </w:tc>
@@ -32932,7 +33109,7 @@
                 <w:szCs w:val="24"/>
                 <w:lang w:val="en-US" w:eastAsia="zh-CN"/>
               </w:rPr>
-              <w:t>6</w:t>
+              <w:t>4</w:t>
             </w:r>
           </w:p>
         </w:tc>
@@ -32964,7 +33141,7 @@
                 <w:szCs w:val="24"/>
                 <w:lang w:val="en-US" w:eastAsia="zh-CN"/>
               </w:rPr>
-              <w:t>ERBB2</w:t>
+              <w:t>EGFR</w:t>
             </w:r>
           </w:p>
         </w:tc>
@@ -32996,124 +33173,7 @@
                 <w:szCs w:val="24"/>
                 <w:lang w:val="en-US" w:eastAsia="zh-CN"/>
               </w:rPr>
-              <w:t>p.I767M</w:t>
-            </w:r>
-          </w:p>
-        </w:tc>
-      </w:tr>
-      <w:tr>
-        <w:tblPrEx>
-          <w:tblBorders>
-            <w:top w:val="none" w:color="auto" w:sz="0" w:space="0"/>
-            <w:left w:val="none" w:color="auto" w:sz="0" w:space="0"/>
-            <w:bottom w:val="none" w:color="auto" w:sz="0" w:space="0"/>
-            <w:right w:val="none" w:color="auto" w:sz="0" w:space="0"/>
-            <w:insideH w:val="none" w:color="auto" w:sz="0" w:space="0"/>
-            <w:insideV w:val="none" w:color="auto" w:sz="0" w:space="0"/>
-          </w:tblBorders>
-          <w:tblCellMar>
-            <w:top w:w="0" w:type="dxa"/>
-            <w:left w:w="108" w:type="dxa"/>
-            <w:bottom w:w="0" w:type="dxa"/>
-            <w:right w:w="108" w:type="dxa"/>
-          </w:tblCellMar>
-        </w:tblPrEx>
-        <w:trPr>
-          <w:trHeight w:val="325" w:hRule="atLeast"/>
-        </w:trPr>
-        <w:tc>
-          <w:tcPr>
-            <w:tcW w:w="1859" w:type="dxa"/>
-            <w:tcBorders>
-              <w:top w:val="single" w:color="000000" w:sz="8" w:space="0"/>
-              <w:left w:val="single" w:color="000000" w:sz="8" w:space="0"/>
-              <w:bottom w:val="nil"/>
-              <w:right w:val="nil"/>
-            </w:tcBorders>
-            <w:shd w:val="clear" w:color="auto" w:fill="FFFFFF"/>
-            <w:vAlign w:val="center"/>
-          </w:tcPr>
-          <w:p>
-            <w:pPr>
-              <w:jc w:val="center"/>
-              <w:rPr>
-                <w:rFonts w:hint="default" w:ascii="Times New Roman" w:hAnsi="Times New Roman" w:cs="Times New Roman"/>
-                <w:sz w:val="24"/>
-                <w:szCs w:val="24"/>
-              </w:rPr>
-            </w:pPr>
-            <w:r>
-              <w:rPr>
-                <w:rFonts w:hint="default" w:ascii="Times New Roman" w:hAnsi="Times New Roman" w:cs="Times New Roman"/>
-                <w:sz w:val="24"/>
-                <w:szCs w:val="24"/>
-                <w:lang w:val="en-US" w:eastAsia="zh-CN"/>
-              </w:rPr>
-              <w:t>7</w:t>
-            </w:r>
-          </w:p>
-        </w:tc>
-        <w:tc>
-          <w:tcPr>
-            <w:tcW w:w="2629" w:type="dxa"/>
-            <w:tcBorders>
-              <w:top w:val="single" w:color="000000" w:sz="8" w:space="0"/>
-              <w:left w:val="single" w:color="000000" w:sz="8" w:space="0"/>
-              <w:bottom w:val="nil"/>
-              <w:right w:val="nil"/>
-            </w:tcBorders>
-            <w:shd w:val="clear" w:color="auto" w:fill="FFFFFF"/>
-            <w:vAlign w:val="center"/>
-          </w:tcPr>
-          <w:p>
-            <w:pPr>
-              <w:jc w:val="center"/>
-              <w:rPr>
-                <w:rFonts w:hint="default" w:ascii="Times New Roman" w:hAnsi="Times New Roman" w:cs="Times New Roman"/>
-                <w:sz w:val="24"/>
-                <w:szCs w:val="24"/>
-              </w:rPr>
-            </w:pPr>
-            <w:r>
-              <w:rPr>
-                <w:rFonts w:hint="default" w:ascii="Times New Roman" w:hAnsi="Times New Roman" w:cs="Times New Roman"/>
-                <w:sz w:val="24"/>
-                <w:szCs w:val="24"/>
-                <w:lang w:val="en-US" w:eastAsia="zh-CN"/>
-              </w:rPr>
-              <w:t>ERBB2</w:t>
-            </w:r>
-          </w:p>
-        </w:tc>
-        <w:tc>
-          <w:tcPr>
-            <w:tcW w:w="5357" w:type="dxa"/>
-            <w:tcBorders>
-              <w:top w:val="single" w:color="000000" w:sz="8" w:space="0"/>
-              <w:left w:val="single" w:color="000000" w:sz="8" w:space="0"/>
-              <w:bottom w:val="nil"/>
-              <w:right w:val="single" w:color="000000" w:sz="8" w:space="0"/>
-            </w:tcBorders>
-            <w:shd w:val="clear" w:color="auto" w:fill="FFFFFF"/>
-            <w:vAlign w:val="center"/>
-          </w:tcPr>
-          <w:p>
-            <w:pPr>
-              <w:jc w:val="center"/>
-              <w:rPr>
-                <w:rFonts w:hint="default" w:ascii="Times New Roman" w:hAnsi="Times New Roman" w:cs="Times New Roman"/>
-                <w:sz w:val="24"/>
-                <w:szCs w:val="24"/>
-              </w:rPr>
-            </w:pPr>
-            <w:r>
-              <w:rPr>
-                <w:rFonts w:hint="default" w:ascii="Times New Roman" w:hAnsi="Times New Roman" w:cs="Times New Roman"/>
-                <w:sz w:val="24"/>
-                <w:szCs w:val="24"/>
-                <w:lang w:val="en-US" w:eastAsia="zh-CN"/>
-              </w:rPr>
-              <w:t>p.V777M</w:t>
+              <w:t>p.S492R</w:t>
             </w:r>
           </w:p>
         </w:tc>
@@ -33167,7 +33227,7 @@
                 <w:szCs w:val="24"/>
                 <w:lang w:val="en-US" w:eastAsia="zh-CN"/>
               </w:rPr>
-              <w:t>8</w:t>
+              <w:t>5</w:t>
             </w:r>
           </w:p>
         </w:tc>
@@ -33199,7 +33259,7 @@
                 <w:szCs w:val="24"/>
                 <w:lang w:val="en-US" w:eastAsia="zh-CN"/>
               </w:rPr>
-              <w:t>ERBB2</w:t>
+              <w:t>EGFR</w:t>
             </w:r>
           </w:p>
         </w:tc>
@@ -33231,358 +33291,7 @@
                 <w:szCs w:val="24"/>
                 <w:lang w:val="en-US" w:eastAsia="zh-CN"/>
               </w:rPr>
-              <w:t>Amplification</w:t>
-            </w:r>
-          </w:p>
-        </w:tc>
-      </w:tr>
-      <w:tr>
-        <w:tblPrEx>
-          <w:tblBorders>
-            <w:top w:val="none" w:color="auto" w:sz="0" w:space="0"/>
-            <w:left w:val="none" w:color="auto" w:sz="0" w:space="0"/>
-            <w:bottom w:val="none" w:color="auto" w:sz="0" w:space="0"/>
-            <w:right w:val="none" w:color="auto" w:sz="0" w:space="0"/>
-            <w:insideH w:val="none" w:color="auto" w:sz="0" w:space="0"/>
-            <w:insideV w:val="none" w:color="auto" w:sz="0" w:space="0"/>
-          </w:tblBorders>
-          <w:tblCellMar>
-            <w:top w:w="0" w:type="dxa"/>
-            <w:left w:w="108" w:type="dxa"/>
-            <w:bottom w:w="0" w:type="dxa"/>
-            <w:right w:w="108" w:type="dxa"/>
-          </w:tblCellMar>
-        </w:tblPrEx>
-        <w:trPr>
-          <w:trHeight w:val="325" w:hRule="atLeast"/>
-        </w:trPr>
-        <w:tc>
-          <w:tcPr>
-            <w:tcW w:w="1859" w:type="dxa"/>
-            <w:tcBorders>
-              <w:top w:val="single" w:color="000000" w:sz="8" w:space="0"/>
-              <w:left w:val="single" w:color="000000" w:sz="8" w:space="0"/>
-              <w:bottom w:val="nil"/>
-              <w:right w:val="nil"/>
-            </w:tcBorders>
-            <w:shd w:val="clear" w:color="auto" w:fill="FFFFFF"/>
-            <w:vAlign w:val="center"/>
-          </w:tcPr>
-          <w:p>
-            <w:pPr>
-              <w:jc w:val="center"/>
-              <w:rPr>
-                <w:rFonts w:hint="default" w:ascii="Times New Roman" w:hAnsi="Times New Roman" w:cs="Times New Roman"/>
-                <w:sz w:val="24"/>
-                <w:szCs w:val="24"/>
-              </w:rPr>
-            </w:pPr>
-            <w:r>
-              <w:rPr>
-                <w:rFonts w:hint="default" w:ascii="Times New Roman" w:hAnsi="Times New Roman" w:cs="Times New Roman"/>
-                <w:sz w:val="24"/>
-                <w:szCs w:val="24"/>
-                <w:lang w:val="en-US" w:eastAsia="zh-CN"/>
-              </w:rPr>
-              <w:t>9</w:t>
-            </w:r>
-          </w:p>
-        </w:tc>
-        <w:tc>
-          <w:tcPr>
-            <w:tcW w:w="2629" w:type="dxa"/>
-            <w:tcBorders>
-              <w:top w:val="single" w:color="000000" w:sz="8" w:space="0"/>
-              <w:left w:val="single" w:color="000000" w:sz="8" w:space="0"/>
-              <w:bottom w:val="nil"/>
-              <w:right w:val="nil"/>
-            </w:tcBorders>
-            <w:shd w:val="clear" w:color="auto" w:fill="FFFFFF"/>
-            <w:vAlign w:val="center"/>
-          </w:tcPr>
-          <w:p>
-            <w:pPr>
-              <w:jc w:val="center"/>
-              <w:rPr>
-                <w:rFonts w:hint="default" w:ascii="Times New Roman" w:hAnsi="Times New Roman" w:cs="Times New Roman"/>
-                <w:sz w:val="24"/>
-                <w:szCs w:val="24"/>
-              </w:rPr>
-            </w:pPr>
-            <w:r>
-              <w:rPr>
-                <w:rFonts w:hint="default" w:ascii="Times New Roman" w:hAnsi="Times New Roman" w:cs="Times New Roman"/>
-                <w:sz w:val="24"/>
-                <w:szCs w:val="24"/>
-                <w:lang w:val="en-US" w:eastAsia="zh-CN"/>
-              </w:rPr>
-              <w:t>KRAS</w:t>
-            </w:r>
-          </w:p>
-        </w:tc>
-        <w:tc>
-          <w:tcPr>
-            <w:tcW w:w="5357" w:type="dxa"/>
-            <w:tcBorders>
-              <w:top w:val="single" w:color="000000" w:sz="8" w:space="0"/>
-              <w:left w:val="single" w:color="000000" w:sz="8" w:space="0"/>
-              <w:bottom w:val="nil"/>
-              <w:right w:val="single" w:color="000000" w:sz="8" w:space="0"/>
-            </w:tcBorders>
-            <w:shd w:val="clear" w:color="auto" w:fill="FFFFFF"/>
-            <w:vAlign w:val="center"/>
-          </w:tcPr>
-          <w:p>
-            <w:pPr>
-              <w:jc w:val="center"/>
-              <w:rPr>
-                <w:rFonts w:hint="default" w:ascii="Times New Roman" w:hAnsi="Times New Roman" w:cs="Times New Roman"/>
-                <w:sz w:val="24"/>
-                <w:szCs w:val="24"/>
-              </w:rPr>
-            </w:pPr>
-            <w:r>
-              <w:rPr>
-                <w:rFonts w:hint="default" w:ascii="Times New Roman" w:hAnsi="Times New Roman" w:cs="Times New Roman"/>
-                <w:sz w:val="24"/>
-                <w:szCs w:val="24"/>
-                <w:lang w:val="en-US" w:eastAsia="zh-CN"/>
-              </w:rPr>
-              <w:t>p.G12D</w:t>
-            </w:r>
-          </w:p>
-        </w:tc>
-      </w:tr>
-      <w:tr>
-        <w:tblPrEx>
-          <w:tblBorders>
-            <w:top w:val="none" w:color="auto" w:sz="0" w:space="0"/>
-            <w:left w:val="none" w:color="auto" w:sz="0" w:space="0"/>
-            <w:bottom w:val="none" w:color="auto" w:sz="0" w:space="0"/>
-            <w:right w:val="none" w:color="auto" w:sz="0" w:space="0"/>
-            <w:insideH w:val="none" w:color="auto" w:sz="0" w:space="0"/>
-            <w:insideV w:val="none" w:color="auto" w:sz="0" w:space="0"/>
-          </w:tblBorders>
-          <w:tblCellMar>
-            <w:top w:w="0" w:type="dxa"/>
-            <w:left w:w="108" w:type="dxa"/>
-            <w:bottom w:w="0" w:type="dxa"/>
-            <w:right w:w="108" w:type="dxa"/>
-          </w:tblCellMar>
-        </w:tblPrEx>
-        <w:trPr>
-          <w:trHeight w:val="325" w:hRule="atLeast"/>
-        </w:trPr>
-        <w:tc>
-          <w:tcPr>
-            <w:tcW w:w="1859" w:type="dxa"/>
-            <w:tcBorders>
-              <w:top w:val="single" w:color="000000" w:sz="8" w:space="0"/>
-              <w:left w:val="single" w:color="000000" w:sz="8" w:space="0"/>
-              <w:bottom w:val="nil"/>
-              <w:right w:val="nil"/>
-            </w:tcBorders>
-            <w:shd w:val="clear" w:color="auto" w:fill="FFFFFF"/>
-            <w:vAlign w:val="center"/>
-          </w:tcPr>
-          <w:p>
-            <w:pPr>
-              <w:jc w:val="center"/>
-              <w:rPr>
-                <w:rFonts w:hint="default" w:ascii="Times New Roman" w:hAnsi="Times New Roman" w:cs="Times New Roman"/>
-                <w:sz w:val="24"/>
-                <w:szCs w:val="24"/>
-              </w:rPr>
-            </w:pPr>
-            <w:r>
-              <w:rPr>
-                <w:rFonts w:hint="default" w:ascii="Times New Roman" w:hAnsi="Times New Roman" w:cs="Times New Roman"/>
-                <w:sz w:val="24"/>
-                <w:szCs w:val="24"/>
-                <w:lang w:val="en-US" w:eastAsia="zh-CN"/>
-              </w:rPr>
-              <w:t>10</w:t>
-            </w:r>
-          </w:p>
-        </w:tc>
-        <w:tc>
-          <w:tcPr>
-            <w:tcW w:w="2629" w:type="dxa"/>
-            <w:tcBorders>
-              <w:top w:val="single" w:color="000000" w:sz="8" w:space="0"/>
-              <w:left w:val="single" w:color="000000" w:sz="8" w:space="0"/>
-              <w:bottom w:val="nil"/>
-              <w:right w:val="nil"/>
-            </w:tcBorders>
-            <w:shd w:val="clear" w:color="auto" w:fill="FFFFFF"/>
-            <w:vAlign w:val="center"/>
-          </w:tcPr>
-          <w:p>
-            <w:pPr>
-              <w:jc w:val="center"/>
-              <w:rPr>
-                <w:rFonts w:hint="default" w:ascii="Times New Roman" w:hAnsi="Times New Roman" w:cs="Times New Roman"/>
-                <w:sz w:val="24"/>
-                <w:szCs w:val="24"/>
-              </w:rPr>
-            </w:pPr>
-            <w:r>
-              <w:rPr>
-                <w:rFonts w:hint="default" w:ascii="Times New Roman" w:hAnsi="Times New Roman" w:cs="Times New Roman"/>
-                <w:sz w:val="24"/>
-                <w:szCs w:val="24"/>
-                <w:lang w:val="en-US" w:eastAsia="zh-CN"/>
-              </w:rPr>
-              <w:t>KRAS</w:t>
-            </w:r>
-          </w:p>
-        </w:tc>
-        <w:tc>
-          <w:tcPr>
-            <w:tcW w:w="5357" w:type="dxa"/>
-            <w:tcBorders>
-              <w:top w:val="single" w:color="000000" w:sz="8" w:space="0"/>
-              <w:left w:val="single" w:color="000000" w:sz="8" w:space="0"/>
-              <w:bottom w:val="nil"/>
-              <w:right w:val="single" w:color="000000" w:sz="8" w:space="0"/>
-            </w:tcBorders>
-            <w:shd w:val="clear" w:color="auto" w:fill="FFFFFF"/>
-            <w:vAlign w:val="center"/>
-          </w:tcPr>
-          <w:p>
-            <w:pPr>
-              <w:jc w:val="center"/>
-              <w:rPr>
-                <w:rFonts w:hint="default" w:ascii="Times New Roman" w:hAnsi="Times New Roman" w:cs="Times New Roman"/>
-                <w:sz w:val="24"/>
-                <w:szCs w:val="24"/>
-              </w:rPr>
-            </w:pPr>
-            <w:r>
-              <w:rPr>
-                <w:rFonts w:hint="default" w:ascii="Times New Roman" w:hAnsi="Times New Roman" w:cs="Times New Roman"/>
-                <w:sz w:val="24"/>
-                <w:szCs w:val="24"/>
-                <w:lang w:val="en-US" w:eastAsia="zh-CN"/>
-              </w:rPr>
-              <w:t>p.G12V</w:t>
-            </w:r>
-          </w:p>
-        </w:tc>
-      </w:tr>
-      <w:tr>
-        <w:tblPrEx>
-          <w:tblBorders>
-            <w:top w:val="none" w:color="auto" w:sz="0" w:space="0"/>
-            <w:left w:val="none" w:color="auto" w:sz="0" w:space="0"/>
-            <w:bottom w:val="none" w:color="auto" w:sz="0" w:space="0"/>
-            <w:right w:val="none" w:color="auto" w:sz="0" w:space="0"/>
-            <w:insideH w:val="none" w:color="auto" w:sz="0" w:space="0"/>
-            <w:insideV w:val="none" w:color="auto" w:sz="0" w:space="0"/>
-          </w:tblBorders>
-          <w:tblCellMar>
-            <w:top w:w="0" w:type="dxa"/>
-            <w:left w:w="108" w:type="dxa"/>
-            <w:bottom w:w="0" w:type="dxa"/>
-            <w:right w:w="108" w:type="dxa"/>
-          </w:tblCellMar>
-        </w:tblPrEx>
-        <w:trPr>
-          <w:trHeight w:val="325" w:hRule="atLeast"/>
-        </w:trPr>
-        <w:tc>
-          <w:tcPr>
-            <w:tcW w:w="1859" w:type="dxa"/>
-            <w:tcBorders>
-              <w:top w:val="single" w:color="000000" w:sz="8" w:space="0"/>
-              <w:left w:val="single" w:color="000000" w:sz="8" w:space="0"/>
-              <w:bottom w:val="nil"/>
-              <w:right w:val="nil"/>
-            </w:tcBorders>
-            <w:shd w:val="clear" w:color="auto" w:fill="FFFFFF"/>
-            <w:vAlign w:val="center"/>
-          </w:tcPr>
-          <w:p>
-            <w:pPr>
-              <w:jc w:val="center"/>
-              <w:rPr>
-                <w:rFonts w:hint="default" w:ascii="Times New Roman" w:hAnsi="Times New Roman" w:cs="Times New Roman"/>
-                <w:sz w:val="24"/>
-                <w:szCs w:val="24"/>
-              </w:rPr>
-            </w:pPr>
-            <w:r>
-              <w:rPr>
-                <w:rFonts w:hint="default" w:ascii="Times New Roman" w:hAnsi="Times New Roman" w:cs="Times New Roman"/>
-                <w:sz w:val="24"/>
-                <w:szCs w:val="24"/>
-                <w:lang w:val="en-US" w:eastAsia="zh-CN"/>
-              </w:rPr>
-              <w:t>11</w:t>
-            </w:r>
-          </w:p>
-        </w:tc>
-        <w:tc>
-          <w:tcPr>
-            <w:tcW w:w="2629" w:type="dxa"/>
-            <w:tcBorders>
-              <w:top w:val="single" w:color="000000" w:sz="8" w:space="0"/>
-              <w:left w:val="single" w:color="000000" w:sz="8" w:space="0"/>
-              <w:bottom w:val="nil"/>
-              <w:right w:val="nil"/>
-            </w:tcBorders>
-            <w:shd w:val="clear" w:color="auto" w:fill="FFFFFF"/>
-            <w:vAlign w:val="center"/>
-          </w:tcPr>
-          <w:p>
-            <w:pPr>
-              <w:jc w:val="center"/>
-              <w:rPr>
-                <w:rFonts w:hint="default" w:ascii="Times New Roman" w:hAnsi="Times New Roman" w:cs="Times New Roman"/>
-                <w:sz w:val="24"/>
-                <w:szCs w:val="24"/>
-              </w:rPr>
-            </w:pPr>
-            <w:r>
-              <w:rPr>
-                <w:rFonts w:hint="default" w:ascii="Times New Roman" w:hAnsi="Times New Roman" w:cs="Times New Roman"/>
-                <w:sz w:val="24"/>
-                <w:szCs w:val="24"/>
-                <w:lang w:val="en-US" w:eastAsia="zh-CN"/>
-              </w:rPr>
-              <w:t>KRAS</w:t>
-            </w:r>
-          </w:p>
-        </w:tc>
-        <w:tc>
-          <w:tcPr>
-            <w:tcW w:w="5357" w:type="dxa"/>
-            <w:tcBorders>
-              <w:top w:val="single" w:color="000000" w:sz="8" w:space="0"/>
-              <w:left w:val="single" w:color="000000" w:sz="8" w:space="0"/>
-              <w:bottom w:val="nil"/>
-              <w:right w:val="single" w:color="000000" w:sz="8" w:space="0"/>
-            </w:tcBorders>
-            <w:shd w:val="clear" w:color="auto" w:fill="FFFFFF"/>
-            <w:vAlign w:val="center"/>
-          </w:tcPr>
-          <w:p>
-            <w:pPr>
-              <w:jc w:val="center"/>
-              <w:rPr>
-                <w:rFonts w:hint="default" w:ascii="Times New Roman" w:hAnsi="Times New Roman" w:cs="Times New Roman"/>
-                <w:sz w:val="24"/>
-                <w:szCs w:val="24"/>
-              </w:rPr>
-            </w:pPr>
-            <w:r>
-              <w:rPr>
-                <w:rFonts w:hint="default" w:ascii="Times New Roman" w:hAnsi="Times New Roman" w:cs="Times New Roman"/>
-                <w:sz w:val="24"/>
-                <w:szCs w:val="24"/>
-                <w:lang w:val="en-US" w:eastAsia="zh-CN"/>
-              </w:rPr>
-              <w:t>p.G12C</w:t>
+              <w:t>p.E711D</w:t>
             </w:r>
           </w:p>
         </w:tc>
@@ -33636,7 +33345,7 @@
                 <w:szCs w:val="24"/>
                 <w:lang w:val="en-US" w:eastAsia="zh-CN"/>
               </w:rPr>
-              <w:t>12</w:t>
+              <w:t>6</w:t>
             </w:r>
           </w:p>
         </w:tc>
@@ -33668,7 +33377,7 @@
                 <w:szCs w:val="24"/>
                 <w:lang w:val="en-US" w:eastAsia="zh-CN"/>
               </w:rPr>
-              <w:t>KRAS</w:t>
+              <w:t>ERBB2</w:t>
             </w:r>
           </w:p>
         </w:tc>
@@ -33700,7 +33409,124 @@
                 <w:szCs w:val="24"/>
                 <w:lang w:val="en-US" w:eastAsia="zh-CN"/>
               </w:rPr>
-              <w:t>p.G12S</w:t>
+              <w:t>p.I767M</w:t>
+            </w:r>
+          </w:p>
+        </w:tc>
+      </w:tr>
+      <w:tr>
+        <w:tblPrEx>
+          <w:tblBorders>
+            <w:top w:val="none" w:color="auto" w:sz="0" w:space="0"/>
+            <w:left w:val="none" w:color="auto" w:sz="0" w:space="0"/>
+            <w:bottom w:val="none" w:color="auto" w:sz="0" w:space="0"/>
+            <w:right w:val="none" w:color="auto" w:sz="0" w:space="0"/>
+            <w:insideH w:val="none" w:color="auto" w:sz="0" w:space="0"/>
+            <w:insideV w:val="none" w:color="auto" w:sz="0" w:space="0"/>
+          </w:tblBorders>
+          <w:tblCellMar>
+            <w:top w:w="0" w:type="dxa"/>
+            <w:left w:w="108" w:type="dxa"/>
+            <w:bottom w:w="0" w:type="dxa"/>
+            <w:right w:w="108" w:type="dxa"/>
+          </w:tblCellMar>
+        </w:tblPrEx>
+        <w:trPr>
+          <w:trHeight w:val="325" w:hRule="atLeast"/>
+        </w:trPr>
+        <w:tc>
+          <w:tcPr>
+            <w:tcW w:w="1859" w:type="dxa"/>
+            <w:tcBorders>
+              <w:top w:val="single" w:color="000000" w:sz="8" w:space="0"/>
+              <w:left w:val="single" w:color="000000" w:sz="8" w:space="0"/>
+              <w:bottom w:val="nil"/>
+              <w:right w:val="nil"/>
+            </w:tcBorders>
+            <w:shd w:val="clear" w:color="auto" w:fill="FFFFFF"/>
+            <w:vAlign w:val="center"/>
+          </w:tcPr>
+          <w:p>
+            <w:pPr>
+              <w:jc w:val="center"/>
+              <w:rPr>
+                <w:rFonts w:hint="default" w:ascii="Times New Roman" w:hAnsi="Times New Roman" w:cs="Times New Roman"/>
+                <w:sz w:val="24"/>
+                <w:szCs w:val="24"/>
+              </w:rPr>
+            </w:pPr>
+            <w:r>
+              <w:rPr>
+                <w:rFonts w:hint="default" w:ascii="Times New Roman" w:hAnsi="Times New Roman" w:cs="Times New Roman"/>
+                <w:sz w:val="24"/>
+                <w:szCs w:val="24"/>
+                <w:lang w:val="en-US" w:eastAsia="zh-CN"/>
+              </w:rPr>
+              <w:t>7</w:t>
+            </w:r>
+          </w:p>
+        </w:tc>
+        <w:tc>
+          <w:tcPr>
+            <w:tcW w:w="2629" w:type="dxa"/>
+            <w:tcBorders>
+              <w:top w:val="single" w:color="000000" w:sz="8" w:space="0"/>
+              <w:left w:val="single" w:color="000000" w:sz="8" w:space="0"/>
+              <w:bottom w:val="nil"/>
+              <w:right w:val="nil"/>
+            </w:tcBorders>
+            <w:shd w:val="clear" w:color="auto" w:fill="FFFFFF"/>
+            <w:vAlign w:val="center"/>
+          </w:tcPr>
+          <w:p>
+            <w:pPr>
+              <w:jc w:val="center"/>
+              <w:rPr>
+                <w:rFonts w:hint="default" w:ascii="Times New Roman" w:hAnsi="Times New Roman" w:cs="Times New Roman"/>
+                <w:sz w:val="24"/>
+                <w:szCs w:val="24"/>
+              </w:rPr>
+            </w:pPr>
+            <w:r>
+              <w:rPr>
+                <w:rFonts w:hint="default" w:ascii="Times New Roman" w:hAnsi="Times New Roman" w:cs="Times New Roman"/>
+                <w:sz w:val="24"/>
+                <w:szCs w:val="24"/>
+                <w:lang w:val="en-US" w:eastAsia="zh-CN"/>
+              </w:rPr>
+              <w:t>ERBB2</w:t>
+            </w:r>
+          </w:p>
+        </w:tc>
+        <w:tc>
+          <w:tcPr>
+            <w:tcW w:w="5357" w:type="dxa"/>
+            <w:tcBorders>
+              <w:top w:val="single" w:color="000000" w:sz="8" w:space="0"/>
+              <w:left w:val="single" w:color="000000" w:sz="8" w:space="0"/>
+              <w:bottom w:val="nil"/>
+              <w:right w:val="single" w:color="000000" w:sz="8" w:space="0"/>
+            </w:tcBorders>
+            <w:shd w:val="clear" w:color="auto" w:fill="FFFFFF"/>
+            <w:vAlign w:val="center"/>
+          </w:tcPr>
+          <w:p>
+            <w:pPr>
+              <w:jc w:val="center"/>
+              <w:rPr>
+                <w:rFonts w:hint="default" w:ascii="Times New Roman" w:hAnsi="Times New Roman" w:cs="Times New Roman"/>
+                <w:sz w:val="24"/>
+                <w:szCs w:val="24"/>
+              </w:rPr>
+            </w:pPr>
+            <w:r>
+              <w:rPr>
+                <w:rFonts w:hint="default" w:ascii="Times New Roman" w:hAnsi="Times New Roman" w:cs="Times New Roman"/>
+                <w:sz w:val="24"/>
+                <w:szCs w:val="24"/>
+                <w:lang w:val="en-US" w:eastAsia="zh-CN"/>
+              </w:rPr>
+              <w:t>p.V777M</w:t>
             </w:r>
           </w:p>
         </w:tc>
@@ -33754,7 +33580,7 @@
                 <w:szCs w:val="24"/>
                 <w:lang w:val="en-US" w:eastAsia="zh-CN"/>
               </w:rPr>
-              <w:t>13</w:t>
+              <w:t>8</w:t>
             </w:r>
           </w:p>
         </w:tc>
@@ -33786,7 +33612,7 @@
                 <w:szCs w:val="24"/>
                 <w:lang w:val="en-US" w:eastAsia="zh-CN"/>
               </w:rPr>
-              <w:t>KRAS</w:t>
+              <w:t>ERBB2</w:t>
             </w:r>
           </w:p>
         </w:tc>
@@ -33818,7 +33644,7 @@
                 <w:szCs w:val="24"/>
                 <w:lang w:val="en-US" w:eastAsia="zh-CN"/>
               </w:rPr>
-              <w:t>p.G13D</w:t>
+              <w:t>Amplification</w:t>
             </w:r>
           </w:p>
         </w:tc>
@@ -33872,7 +33698,7 @@
                 <w:szCs w:val="24"/>
                 <w:lang w:val="en-US" w:eastAsia="zh-CN"/>
               </w:rPr>
-              <w:t>14</w:t>
+              <w:t>9</w:t>
             </w:r>
           </w:p>
         </w:tc>
@@ -33905,240 +33731,6 @@
                 <w:lang w:val="en-US" w:eastAsia="zh-CN"/>
               </w:rPr>
               <w:t>KRAS</w:t>
-            </w:r>
-          </w:p>
-        </w:tc>
-        <w:tc>
-          <w:tcPr>
-            <w:tcW w:w="5357" w:type="dxa"/>
-            <w:tcBorders>
-              <w:top w:val="single" w:color="000000" w:sz="8" w:space="0"/>
-              <w:left w:val="single" w:color="000000" w:sz="8" w:space="0"/>
-              <w:bottom w:val="nil"/>
-              <w:right w:val="single" w:color="000000" w:sz="8" w:space="0"/>
-            </w:tcBorders>
-            <w:shd w:val="clear" w:color="auto" w:fill="FFFFFF"/>
-            <w:vAlign w:val="center"/>
-          </w:tcPr>
-          <w:p>
-            <w:pPr>
-              <w:jc w:val="center"/>
-              <w:rPr>
-                <w:rFonts w:hint="default" w:ascii="Times New Roman" w:hAnsi="Times New Roman" w:cs="Times New Roman"/>
-                <w:sz w:val="24"/>
-                <w:szCs w:val="24"/>
-              </w:rPr>
-            </w:pPr>
-            <w:r>
-              <w:rPr>
-                <w:rFonts w:hint="default" w:ascii="Times New Roman" w:hAnsi="Times New Roman" w:cs="Times New Roman"/>
-                <w:sz w:val="24"/>
-                <w:szCs w:val="24"/>
-                <w:lang w:val="en-US" w:eastAsia="zh-CN"/>
-              </w:rPr>
-              <w:t>p.G12R</w:t>
-            </w:r>
-          </w:p>
-        </w:tc>
-      </w:tr>
-      <w:tr>
-        <w:tblPrEx>
-          <w:tblBorders>
-            <w:top w:val="none" w:color="auto" w:sz="0" w:space="0"/>
-            <w:left w:val="none" w:color="auto" w:sz="0" w:space="0"/>
-            <w:bottom w:val="none" w:color="auto" w:sz="0" w:space="0"/>
-            <w:right w:val="none" w:color="auto" w:sz="0" w:space="0"/>
-            <w:insideH w:val="none" w:color="auto" w:sz="0" w:space="0"/>
-            <w:insideV w:val="none" w:color="auto" w:sz="0" w:space="0"/>
-          </w:tblBorders>
-          <w:tblCellMar>
-            <w:top w:w="0" w:type="dxa"/>
-            <w:left w:w="108" w:type="dxa"/>
-            <w:bottom w:w="0" w:type="dxa"/>
-            <w:right w:w="108" w:type="dxa"/>
-          </w:tblCellMar>
-        </w:tblPrEx>
-        <w:trPr>
-          <w:trHeight w:val="325" w:hRule="atLeast"/>
-        </w:trPr>
-        <w:tc>
-          <w:tcPr>
-            <w:tcW w:w="1859" w:type="dxa"/>
-            <w:tcBorders>
-              <w:top w:val="single" w:color="000000" w:sz="8" w:space="0"/>
-              <w:left w:val="single" w:color="000000" w:sz="8" w:space="0"/>
-              <w:bottom w:val="nil"/>
-              <w:right w:val="nil"/>
-            </w:tcBorders>
-            <w:shd w:val="clear" w:color="auto" w:fill="FFFFFF"/>
-            <w:vAlign w:val="center"/>
-          </w:tcPr>
-          <w:p>
-            <w:pPr>
-              <w:jc w:val="center"/>
-              <w:rPr>
-                <w:rFonts w:hint="default" w:ascii="Times New Roman" w:hAnsi="Times New Roman" w:cs="Times New Roman"/>
-                <w:sz w:val="24"/>
-                <w:szCs w:val="24"/>
-              </w:rPr>
-            </w:pPr>
-            <w:r>
-              <w:rPr>
-                <w:rFonts w:hint="default" w:ascii="Times New Roman" w:hAnsi="Times New Roman" w:cs="Times New Roman"/>
-                <w:sz w:val="24"/>
-                <w:szCs w:val="24"/>
-                <w:lang w:val="en-US" w:eastAsia="zh-CN"/>
-              </w:rPr>
-              <w:t>15</w:t>
-            </w:r>
-          </w:p>
-        </w:tc>
-        <w:tc>
-          <w:tcPr>
-            <w:tcW w:w="2629" w:type="dxa"/>
-            <w:tcBorders>
-              <w:top w:val="single" w:color="000000" w:sz="8" w:space="0"/>
-              <w:left w:val="single" w:color="000000" w:sz="8" w:space="0"/>
-              <w:bottom w:val="nil"/>
-              <w:right w:val="nil"/>
-            </w:tcBorders>
-            <w:shd w:val="clear" w:color="auto" w:fill="FFFFFF"/>
-            <w:vAlign w:val="center"/>
-          </w:tcPr>
-          <w:p>
-            <w:pPr>
-              <w:jc w:val="center"/>
-              <w:rPr>
-                <w:rFonts w:hint="default" w:ascii="Times New Roman" w:hAnsi="Times New Roman" w:cs="Times New Roman"/>
-                <w:sz w:val="24"/>
-                <w:szCs w:val="24"/>
-              </w:rPr>
-            </w:pPr>
-            <w:r>
-              <w:rPr>
-                <w:rFonts w:hint="default" w:ascii="Times New Roman" w:hAnsi="Times New Roman" w:cs="Times New Roman"/>
-                <w:sz w:val="24"/>
-                <w:szCs w:val="24"/>
-                <w:lang w:val="en-US" w:eastAsia="zh-CN"/>
-              </w:rPr>
-              <w:t>KRAS</w:t>
-            </w:r>
-          </w:p>
-        </w:tc>
-        <w:tc>
-          <w:tcPr>
-            <w:tcW w:w="5357" w:type="dxa"/>
-            <w:tcBorders>
-              <w:top w:val="single" w:color="000000" w:sz="8" w:space="0"/>
-              <w:left w:val="single" w:color="000000" w:sz="8" w:space="0"/>
-              <w:bottom w:val="nil"/>
-              <w:right w:val="single" w:color="000000" w:sz="8" w:space="0"/>
-            </w:tcBorders>
-            <w:shd w:val="clear" w:color="auto" w:fill="FFFFFF"/>
-            <w:vAlign w:val="center"/>
-          </w:tcPr>
-          <w:p>
-            <w:pPr>
-              <w:jc w:val="center"/>
-              <w:rPr>
-                <w:rFonts w:hint="default" w:ascii="Times New Roman" w:hAnsi="Times New Roman" w:cs="Times New Roman"/>
-                <w:sz w:val="24"/>
-                <w:szCs w:val="24"/>
-              </w:rPr>
-            </w:pPr>
-            <w:r>
-              <w:rPr>
-                <w:rFonts w:hint="default" w:ascii="Times New Roman" w:hAnsi="Times New Roman" w:cs="Times New Roman"/>
-                <w:sz w:val="24"/>
-                <w:szCs w:val="24"/>
-                <w:lang w:val="en-US" w:eastAsia="zh-CN"/>
-              </w:rPr>
-              <w:t>p.G12A</w:t>
-            </w:r>
-          </w:p>
-        </w:tc>
-      </w:tr>
-      <w:tr>
-        <w:tblPrEx>
-          <w:tblBorders>
-            <w:top w:val="none" w:color="auto" w:sz="0" w:space="0"/>
-            <w:left w:val="none" w:color="auto" w:sz="0" w:space="0"/>
-            <w:bottom w:val="none" w:color="auto" w:sz="0" w:space="0"/>
-            <w:right w:val="none" w:color="auto" w:sz="0" w:space="0"/>
-            <w:insideH w:val="none" w:color="auto" w:sz="0" w:space="0"/>
-            <w:insideV w:val="none" w:color="auto" w:sz="0" w:space="0"/>
-          </w:tblBorders>
-          <w:tblCellMar>
-            <w:top w:w="0" w:type="dxa"/>
-            <w:left w:w="108" w:type="dxa"/>
-            <w:bottom w:w="0" w:type="dxa"/>
-            <w:right w:w="108" w:type="dxa"/>
-          </w:tblCellMar>
-        </w:tblPrEx>
-        <w:trPr>
-          <w:trHeight w:val="325" w:hRule="atLeast"/>
-        </w:trPr>
-        <w:tc>
-          <w:tcPr>
-            <w:tcW w:w="1859" w:type="dxa"/>
-            <w:tcBorders>
-              <w:top w:val="single" w:color="000000" w:sz="8" w:space="0"/>
-              <w:left w:val="single" w:color="000000" w:sz="8" w:space="0"/>
-              <w:bottom w:val="nil"/>
-              <w:right w:val="nil"/>
-            </w:tcBorders>
-            <w:shd w:val="clear" w:color="auto" w:fill="FFFFFF"/>
-            <w:vAlign w:val="center"/>
-          </w:tcPr>
-          <w:p>
-            <w:pPr>
-              <w:jc w:val="center"/>
-              <w:rPr>
-                <w:rFonts w:hint="default" w:ascii="Times New Roman" w:hAnsi="Times New Roman" w:cs="Times New Roman"/>
-                <w:sz w:val="24"/>
-                <w:szCs w:val="24"/>
-              </w:rPr>
-            </w:pPr>
-            <w:r>
-              <w:rPr>
-                <w:rFonts w:hint="default" w:ascii="Times New Roman" w:hAnsi="Times New Roman" w:cs="Times New Roman"/>
-                <w:sz w:val="24"/>
-                <w:szCs w:val="24"/>
-                <w:lang w:val="en-US" w:eastAsia="zh-CN"/>
-              </w:rPr>
-              <w:t>16</w:t>
-            </w:r>
-          </w:p>
-        </w:tc>
-        <w:tc>
-          <w:tcPr>
-            <w:tcW w:w="2629" w:type="dxa"/>
-            <w:tcBorders>
-              <w:top w:val="single" w:color="000000" w:sz="8" w:space="0"/>
-              <w:left w:val="single" w:color="000000" w:sz="8" w:space="0"/>
-              <w:bottom w:val="nil"/>
-              <w:right w:val="nil"/>
-            </w:tcBorders>
-            <w:shd w:val="clear" w:color="auto" w:fill="FFFFFF"/>
-            <w:vAlign w:val="center"/>
-          </w:tcPr>
-          <w:p>
-            <w:pPr>
-              <w:jc w:val="center"/>
-              <w:rPr>
-                <w:rFonts w:hint="default" w:ascii="Times New Roman" w:hAnsi="Times New Roman" w:cs="Times New Roman"/>
-                <w:sz w:val="24"/>
-                <w:szCs w:val="24"/>
-              </w:rPr>
-            </w:pPr>
-            <w:r>
-              <w:rPr>
-                <w:rFonts w:hint="default" w:ascii="Times New Roman" w:hAnsi="Times New Roman" w:cs="Times New Roman"/>
-                <w:sz w:val="24"/>
-                <w:szCs w:val="24"/>
-                <w:lang w:val="en-US" w:eastAsia="zh-CN"/>
-              </w:rPr>
-              <w:t>NRAS</w:t>
             </w:r>
           </w:p>
         </w:tc>
@@ -34224,7 +33816,7 @@
                 <w:szCs w:val="24"/>
                 <w:lang w:val="en-US" w:eastAsia="zh-CN"/>
               </w:rPr>
-              <w:t>17</w:t>
+              <w:t>10</w:t>
             </w:r>
           </w:p>
         </w:tc>
@@ -34256,7 +33848,7 @@
                 <w:szCs w:val="24"/>
                 <w:lang w:val="en-US" w:eastAsia="zh-CN"/>
               </w:rPr>
-              <w:t>NRAS</w:t>
+              <w:t>KRAS</w:t>
             </w:r>
           </w:p>
         </w:tc>
@@ -34288,7 +33880,7 @@
                 <w:szCs w:val="24"/>
                 <w:lang w:val="en-US" w:eastAsia="zh-CN"/>
               </w:rPr>
-              <w:t>p.G13R</w:t>
+              <w:t>p.G12V</w:t>
             </w:r>
           </w:p>
         </w:tc>
@@ -34342,7 +33934,7 @@
                 <w:szCs w:val="24"/>
                 <w:lang w:val="en-US" w:eastAsia="zh-CN"/>
               </w:rPr>
-              <w:t>18</w:t>
+              <w:t>11</w:t>
             </w:r>
           </w:p>
         </w:tc>
@@ -34374,7 +33966,7 @@
                 <w:szCs w:val="24"/>
                 <w:lang w:val="en-US" w:eastAsia="zh-CN"/>
               </w:rPr>
-              <w:t>NRAS</w:t>
+              <w:t>KRAS</w:t>
             </w:r>
           </w:p>
         </w:tc>
@@ -34406,124 +33998,7 @@
                 <w:szCs w:val="24"/>
                 <w:lang w:val="en-US" w:eastAsia="zh-CN"/>
               </w:rPr>
-              <w:t>p.G13D</w:t>
-            </w:r>
-          </w:p>
-        </w:tc>
-      </w:tr>
-      <w:tr>
-        <w:tblPrEx>
-          <w:tblBorders>
-            <w:top w:val="none" w:color="auto" w:sz="0" w:space="0"/>
-            <w:left w:val="none" w:color="auto" w:sz="0" w:space="0"/>
-            <w:bottom w:val="none" w:color="auto" w:sz="0" w:space="0"/>
-            <w:right w:val="none" w:color="auto" w:sz="0" w:space="0"/>
-            <w:insideH w:val="none" w:color="auto" w:sz="0" w:space="0"/>
-            <w:insideV w:val="none" w:color="auto" w:sz="0" w:space="0"/>
-          </w:tblBorders>
-          <w:tblCellMar>
-            <w:top w:w="0" w:type="dxa"/>
-            <w:left w:w="108" w:type="dxa"/>
-            <w:bottom w:w="0" w:type="dxa"/>
-            <w:right w:w="108" w:type="dxa"/>
-          </w:tblCellMar>
-        </w:tblPrEx>
-        <w:trPr>
-          <w:trHeight w:val="325" w:hRule="atLeast"/>
-        </w:trPr>
-        <w:tc>
-          <w:tcPr>
-            <w:tcW w:w="1859" w:type="dxa"/>
-            <w:tcBorders>
-              <w:top w:val="single" w:color="000000" w:sz="8" w:space="0"/>
-              <w:left w:val="single" w:color="000000" w:sz="8" w:space="0"/>
-              <w:bottom w:val="nil"/>
-              <w:right w:val="nil"/>
-            </w:tcBorders>
-            <w:shd w:val="clear" w:color="auto" w:fill="FFFFFF"/>
-            <w:vAlign w:val="center"/>
-          </w:tcPr>
-          <w:p>
-            <w:pPr>
-              <w:jc w:val="center"/>
-              <w:rPr>
-                <w:rFonts w:hint="default" w:ascii="Times New Roman" w:hAnsi="Times New Roman" w:cs="Times New Roman"/>
-                <w:sz w:val="24"/>
-                <w:szCs w:val="24"/>
-              </w:rPr>
-            </w:pPr>
-            <w:r>
-              <w:rPr>
-                <w:rFonts w:hint="default" w:ascii="Times New Roman" w:hAnsi="Times New Roman" w:cs="Times New Roman"/>
-                <w:sz w:val="24"/>
-                <w:szCs w:val="24"/>
-                <w:lang w:val="en-US" w:eastAsia="zh-CN"/>
-              </w:rPr>
-              <w:t>19</w:t>
-            </w:r>
-          </w:p>
-        </w:tc>
-        <w:tc>
-          <w:tcPr>
-            <w:tcW w:w="2629" w:type="dxa"/>
-            <w:tcBorders>
-              <w:top w:val="single" w:color="000000" w:sz="8" w:space="0"/>
-              <w:left w:val="single" w:color="000000" w:sz="8" w:space="0"/>
-              <w:bottom w:val="nil"/>
-              <w:right w:val="nil"/>
-            </w:tcBorders>
-            <w:shd w:val="clear" w:color="auto" w:fill="FFFFFF"/>
-            <w:vAlign w:val="center"/>
-          </w:tcPr>
-          <w:p>
-            <w:pPr>
-              <w:jc w:val="center"/>
-              <w:rPr>
-                <w:rFonts w:hint="default" w:ascii="Times New Roman" w:hAnsi="Times New Roman" w:cs="Times New Roman"/>
-                <w:sz w:val="24"/>
-                <w:szCs w:val="24"/>
-              </w:rPr>
-            </w:pPr>
-            <w:r>
-              <w:rPr>
-                <w:rFonts w:hint="default" w:ascii="Times New Roman" w:hAnsi="Times New Roman" w:cs="Times New Roman"/>
-                <w:sz w:val="24"/>
-                <w:szCs w:val="24"/>
-                <w:lang w:val="en-US" w:eastAsia="zh-CN"/>
-              </w:rPr>
-              <w:t>NRAS</w:t>
-            </w:r>
-          </w:p>
-        </w:tc>
-        <w:tc>
-          <w:tcPr>
-            <w:tcW w:w="5357" w:type="dxa"/>
-            <w:tcBorders>
-              <w:top w:val="single" w:color="000000" w:sz="8" w:space="0"/>
-              <w:left w:val="single" w:color="000000" w:sz="8" w:space="0"/>
-              <w:bottom w:val="nil"/>
-              <w:right w:val="single" w:color="000000" w:sz="8" w:space="0"/>
-            </w:tcBorders>
-            <w:shd w:val="clear" w:color="auto" w:fill="FFFFFF"/>
-            <w:vAlign w:val="center"/>
-          </w:tcPr>
-          <w:p>
-            <w:pPr>
-              <w:jc w:val="center"/>
-              <w:rPr>
-                <w:rFonts w:hint="default" w:ascii="Times New Roman" w:hAnsi="Times New Roman" w:cs="Times New Roman"/>
-                <w:sz w:val="24"/>
-                <w:szCs w:val="24"/>
-              </w:rPr>
-            </w:pPr>
-            <w:r>
-              <w:rPr>
-                <w:rFonts w:hint="default" w:ascii="Times New Roman" w:hAnsi="Times New Roman" w:cs="Times New Roman"/>
-                <w:sz w:val="24"/>
-                <w:szCs w:val="24"/>
-                <w:lang w:val="en-US" w:eastAsia="zh-CN"/>
-              </w:rPr>
-              <w:t>p.G13V</w:t>
+              <w:t>p.G12C</w:t>
             </w:r>
           </w:p>
         </w:tc>
@@ -34577,7 +34052,7 @@
                 <w:szCs w:val="24"/>
                 <w:lang w:val="en-US" w:eastAsia="zh-CN"/>
               </w:rPr>
-              <w:t>20</w:t>
+              <w:t>12</w:t>
             </w:r>
           </w:p>
         </w:tc>
@@ -34609,7 +34084,7 @@
                 <w:szCs w:val="24"/>
                 <w:lang w:val="en-US" w:eastAsia="zh-CN"/>
               </w:rPr>
-              <w:t>NRAS</w:t>
+              <w:t>KRAS</w:t>
             </w:r>
           </w:p>
         </w:tc>
@@ -34641,124 +34116,7 @@
                 <w:szCs w:val="24"/>
                 <w:lang w:val="en-US" w:eastAsia="zh-CN"/>
               </w:rPr>
-              <w:t>p.Q61R</w:t>
-            </w:r>
-          </w:p>
-        </w:tc>
-      </w:tr>
-      <w:tr>
-        <w:tblPrEx>
-          <w:tblBorders>
-            <w:top w:val="none" w:color="auto" w:sz="0" w:space="0"/>
-            <w:left w:val="none" w:color="auto" w:sz="0" w:space="0"/>
-            <w:bottom w:val="none" w:color="auto" w:sz="0" w:space="0"/>
-            <w:right w:val="none" w:color="auto" w:sz="0" w:space="0"/>
-            <w:insideH w:val="none" w:color="auto" w:sz="0" w:space="0"/>
-            <w:insideV w:val="none" w:color="auto" w:sz="0" w:space="0"/>
-          </w:tblBorders>
-          <w:tblCellMar>
-            <w:top w:w="0" w:type="dxa"/>
-            <w:left w:w="108" w:type="dxa"/>
-            <w:bottom w:w="0" w:type="dxa"/>
-            <w:right w:w="108" w:type="dxa"/>
-          </w:tblCellMar>
-        </w:tblPrEx>
-        <w:trPr>
-          <w:trHeight w:val="325" w:hRule="atLeast"/>
-        </w:trPr>
-        <w:tc>
-          <w:tcPr>
-            <w:tcW w:w="1859" w:type="dxa"/>
-            <w:tcBorders>
-              <w:top w:val="single" w:color="000000" w:sz="8" w:space="0"/>
-              <w:left w:val="single" w:color="000000" w:sz="8" w:space="0"/>
-              <w:bottom w:val="nil"/>
-              <w:right w:val="nil"/>
-            </w:tcBorders>
-            <w:shd w:val="clear" w:color="auto" w:fill="FFFFFF"/>
-            <w:vAlign w:val="center"/>
-          </w:tcPr>
-          <w:p>
-            <w:pPr>
-              <w:jc w:val="center"/>
-              <w:rPr>
-                <w:rFonts w:hint="default" w:ascii="Times New Roman" w:hAnsi="Times New Roman" w:cs="Times New Roman"/>
-                <w:sz w:val="24"/>
-                <w:szCs w:val="24"/>
-              </w:rPr>
-            </w:pPr>
-            <w:r>
-              <w:rPr>
-                <w:rFonts w:hint="default" w:ascii="Times New Roman" w:hAnsi="Times New Roman" w:cs="Times New Roman"/>
-                <w:sz w:val="24"/>
-                <w:szCs w:val="24"/>
-                <w:lang w:val="en-US" w:eastAsia="zh-CN"/>
-              </w:rPr>
-              <w:t>21</w:t>
-            </w:r>
-          </w:p>
-        </w:tc>
-        <w:tc>
-          <w:tcPr>
-            <w:tcW w:w="2629" w:type="dxa"/>
-            <w:tcBorders>
-              <w:top w:val="single" w:color="000000" w:sz="8" w:space="0"/>
-              <w:left w:val="single" w:color="000000" w:sz="8" w:space="0"/>
-              <w:bottom w:val="nil"/>
-              <w:right w:val="nil"/>
-            </w:tcBorders>
-            <w:shd w:val="clear" w:color="auto" w:fill="FFFFFF"/>
-            <w:vAlign w:val="center"/>
-          </w:tcPr>
-          <w:p>
-            <w:pPr>
-              <w:jc w:val="center"/>
-              <w:rPr>
-                <w:rFonts w:hint="default" w:ascii="Times New Roman" w:hAnsi="Times New Roman" w:cs="Times New Roman"/>
-                <w:sz w:val="24"/>
-                <w:szCs w:val="24"/>
-              </w:rPr>
-            </w:pPr>
-            <w:r>
-              <w:rPr>
-                <w:rFonts w:hint="default" w:ascii="Times New Roman" w:hAnsi="Times New Roman" w:cs="Times New Roman"/>
-                <w:sz w:val="24"/>
-                <w:szCs w:val="24"/>
-                <w:lang w:val="en-US" w:eastAsia="zh-CN"/>
-              </w:rPr>
-              <w:t>NRAS</w:t>
-            </w:r>
-          </w:p>
-        </w:tc>
-        <w:tc>
-          <w:tcPr>
-            <w:tcW w:w="5357" w:type="dxa"/>
-            <w:tcBorders>
-              <w:top w:val="single" w:color="000000" w:sz="8" w:space="0"/>
-              <w:left w:val="single" w:color="000000" w:sz="8" w:space="0"/>
-              <w:bottom w:val="nil"/>
-              <w:right w:val="single" w:color="000000" w:sz="8" w:space="0"/>
-            </w:tcBorders>
-            <w:shd w:val="clear" w:color="auto" w:fill="FFFFFF"/>
-            <w:vAlign w:val="center"/>
-          </w:tcPr>
-          <w:p>
-            <w:pPr>
-              <w:jc w:val="center"/>
-              <w:rPr>
-                <w:rFonts w:hint="default" w:ascii="Times New Roman" w:hAnsi="Times New Roman" w:cs="Times New Roman"/>
-                <w:sz w:val="24"/>
-                <w:szCs w:val="24"/>
-              </w:rPr>
-            </w:pPr>
-            <w:r>
-              <w:rPr>
-                <w:rFonts w:hint="default" w:ascii="Times New Roman" w:hAnsi="Times New Roman" w:cs="Times New Roman"/>
-                <w:sz w:val="24"/>
-                <w:szCs w:val="24"/>
-                <w:lang w:val="en-US" w:eastAsia="zh-CN"/>
-              </w:rPr>
-              <w:t>p.A146T</w:t>
+              <w:t>p.G12S</w:t>
             </w:r>
           </w:p>
         </w:tc>
@@ -34812,7 +34170,7 @@
                 <w:szCs w:val="24"/>
                 <w:lang w:val="en-US" w:eastAsia="zh-CN"/>
               </w:rPr>
-              <w:t>22</w:t>
+              <w:t>13</w:t>
             </w:r>
           </w:p>
         </w:tc>
@@ -34844,7 +34202,7 @@
                 <w:szCs w:val="24"/>
                 <w:lang w:val="en-US" w:eastAsia="zh-CN"/>
               </w:rPr>
-              <w:t>NRAS</w:t>
+              <w:t>KRAS</w:t>
             </w:r>
           </w:p>
         </w:tc>
@@ -34876,124 +34234,7 @@
                 <w:szCs w:val="24"/>
                 <w:lang w:val="en-US" w:eastAsia="zh-CN"/>
               </w:rPr>
-              <w:t>p.K117N</w:t>
-            </w:r>
-          </w:p>
-        </w:tc>
-      </w:tr>
-      <w:tr>
-        <w:tblPrEx>
-          <w:tblBorders>
-            <w:top w:val="none" w:color="auto" w:sz="0" w:space="0"/>
-            <w:left w:val="none" w:color="auto" w:sz="0" w:space="0"/>
-            <w:bottom w:val="none" w:color="auto" w:sz="0" w:space="0"/>
-            <w:right w:val="none" w:color="auto" w:sz="0" w:space="0"/>
-            <w:insideH w:val="none" w:color="auto" w:sz="0" w:space="0"/>
-            <w:insideV w:val="none" w:color="auto" w:sz="0" w:space="0"/>
-          </w:tblBorders>
-          <w:tblCellMar>
-            <w:top w:w="0" w:type="dxa"/>
-            <w:left w:w="108" w:type="dxa"/>
-            <w:bottom w:w="0" w:type="dxa"/>
-            <w:right w:w="108" w:type="dxa"/>
-          </w:tblCellMar>
-        </w:tblPrEx>
-        <w:trPr>
-          <w:trHeight w:val="325" w:hRule="atLeast"/>
-        </w:trPr>
-        <w:tc>
-          <w:tcPr>
-            <w:tcW w:w="1859" w:type="dxa"/>
-            <w:tcBorders>
-              <w:top w:val="single" w:color="000000" w:sz="8" w:space="0"/>
-              <w:left w:val="single" w:color="000000" w:sz="8" w:space="0"/>
-              <w:bottom w:val="nil"/>
-              <w:right w:val="nil"/>
-            </w:tcBorders>
-            <w:shd w:val="clear" w:color="auto" w:fill="FFFFFF"/>
-            <w:vAlign w:val="center"/>
-          </w:tcPr>
-          <w:p>
-            <w:pPr>
-              <w:jc w:val="center"/>
-              <w:rPr>
-                <w:rFonts w:hint="default" w:ascii="Times New Roman" w:hAnsi="Times New Roman" w:cs="Times New Roman"/>
-                <w:sz w:val="24"/>
-                <w:szCs w:val="24"/>
-              </w:rPr>
-            </w:pPr>
-            <w:r>
-              <w:rPr>
-                <w:rFonts w:hint="default" w:ascii="Times New Roman" w:hAnsi="Times New Roman" w:cs="Times New Roman"/>
-                <w:sz w:val="24"/>
-                <w:szCs w:val="24"/>
-                <w:lang w:val="en-US" w:eastAsia="zh-CN"/>
-              </w:rPr>
-              <w:t>23</w:t>
-            </w:r>
-          </w:p>
-        </w:tc>
-        <w:tc>
-          <w:tcPr>
-            <w:tcW w:w="2629" w:type="dxa"/>
-            <w:tcBorders>
-              <w:top w:val="single" w:color="000000" w:sz="8" w:space="0"/>
-              <w:left w:val="single" w:color="000000" w:sz="8" w:space="0"/>
-              <w:bottom w:val="nil"/>
-              <w:right w:val="nil"/>
-            </w:tcBorders>
-            <w:shd w:val="clear" w:color="auto" w:fill="FFFFFF"/>
-            <w:vAlign w:val="center"/>
-          </w:tcPr>
-          <w:p>
-            <w:pPr>
-              <w:jc w:val="center"/>
-              <w:rPr>
-                <w:rFonts w:hint="default" w:ascii="Times New Roman" w:hAnsi="Times New Roman" w:cs="Times New Roman"/>
-                <w:sz w:val="24"/>
-                <w:szCs w:val="24"/>
-              </w:rPr>
-            </w:pPr>
-            <w:r>
-              <w:rPr>
-                <w:rFonts w:hint="default" w:ascii="Times New Roman" w:hAnsi="Times New Roman" w:cs="Times New Roman"/>
-                <w:sz w:val="24"/>
-                <w:szCs w:val="24"/>
-                <w:lang w:val="en-US" w:eastAsia="zh-CN"/>
-              </w:rPr>
-              <w:t>NTRK1</w:t>
-            </w:r>
-          </w:p>
-        </w:tc>
-        <w:tc>
-          <w:tcPr>
-            <w:tcW w:w="5357" w:type="dxa"/>
-            <w:tcBorders>
-              <w:top w:val="single" w:color="000000" w:sz="8" w:space="0"/>
-              <w:left w:val="single" w:color="000000" w:sz="8" w:space="0"/>
-              <w:bottom w:val="nil"/>
-              <w:right w:val="single" w:color="000000" w:sz="8" w:space="0"/>
-            </w:tcBorders>
-            <w:shd w:val="clear" w:color="auto" w:fill="FFFFFF"/>
-            <w:vAlign w:val="center"/>
-          </w:tcPr>
-          <w:p>
-            <w:pPr>
-              <w:jc w:val="center"/>
-              <w:rPr>
-                <w:rFonts w:hint="default" w:ascii="Times New Roman" w:hAnsi="Times New Roman" w:cs="Times New Roman"/>
-                <w:sz w:val="24"/>
-                <w:szCs w:val="24"/>
-              </w:rPr>
-            </w:pPr>
-            <w:r>
-              <w:rPr>
-                <w:rFonts w:hint="default" w:ascii="Times New Roman" w:hAnsi="Times New Roman" w:cs="Times New Roman"/>
-                <w:sz w:val="24"/>
-                <w:szCs w:val="24"/>
-                <w:lang w:val="en-US" w:eastAsia="zh-CN"/>
-              </w:rPr>
-              <w:t>TFG-NTRK1 Fusion</w:t>
+              <w:t>p.G13D</w:t>
             </w:r>
           </w:p>
         </w:tc>
@@ -35047,7 +34288,7 @@
                 <w:szCs w:val="24"/>
                 <w:lang w:val="en-US" w:eastAsia="zh-CN"/>
               </w:rPr>
-              <w:t>24</w:t>
+              <w:t>14</w:t>
             </w:r>
           </w:p>
         </w:tc>
@@ -35079,16 +34320,7 @@
                 <w:szCs w:val="24"/>
                 <w:lang w:val="en-US" w:eastAsia="zh-CN"/>
               </w:rPr>
-              <w:t>NTRK</w:t>
-            </w:r>
-            <w:r>
-              <w:rPr>
-                <w:rFonts w:hint="eastAsia" w:ascii="Times New Roman" w:hAnsi="Times New Roman" w:cs="Times New Roman"/>
-                <w:sz w:val="24"/>
-                <w:szCs w:val="24"/>
-                <w:lang w:val="en-US" w:eastAsia="zh-CN"/>
-              </w:rPr>
-              <w:t>1</w:t>
+              <w:t>KRAS</w:t>
             </w:r>
           </w:p>
         </w:tc>
@@ -35120,7 +34352,241 @@
                 <w:szCs w:val="24"/>
                 <w:lang w:val="en-US" w:eastAsia="zh-CN"/>
               </w:rPr>
-              <w:t>MPRIP-NTRK1 Fusion</w:t>
+              <w:t>p.G12R</w:t>
+            </w:r>
+          </w:p>
+        </w:tc>
+      </w:tr>
+      <w:tr>
+        <w:tblPrEx>
+          <w:tblBorders>
+            <w:top w:val="none" w:color="auto" w:sz="0" w:space="0"/>
+            <w:left w:val="none" w:color="auto" w:sz="0" w:space="0"/>
+            <w:bottom w:val="none" w:color="auto" w:sz="0" w:space="0"/>
+            <w:right w:val="none" w:color="auto" w:sz="0" w:space="0"/>
+            <w:insideH w:val="none" w:color="auto" w:sz="0" w:space="0"/>
+            <w:insideV w:val="none" w:color="auto" w:sz="0" w:space="0"/>
+          </w:tblBorders>
+          <w:tblCellMar>
+            <w:top w:w="0" w:type="dxa"/>
+            <w:left w:w="108" w:type="dxa"/>
+            <w:bottom w:w="0" w:type="dxa"/>
+            <w:right w:w="108" w:type="dxa"/>
+          </w:tblCellMar>
+        </w:tblPrEx>
+        <w:trPr>
+          <w:trHeight w:val="325" w:hRule="atLeast"/>
+        </w:trPr>
+        <w:tc>
+          <w:tcPr>
+            <w:tcW w:w="1859" w:type="dxa"/>
+            <w:tcBorders>
+              <w:top w:val="single" w:color="000000" w:sz="8" w:space="0"/>
+              <w:left w:val="single" w:color="000000" w:sz="8" w:space="0"/>
+              <w:bottom w:val="nil"/>
+              <w:right w:val="nil"/>
+            </w:tcBorders>
+            <w:shd w:val="clear" w:color="auto" w:fill="FFFFFF"/>
+            <w:vAlign w:val="center"/>
+          </w:tcPr>
+          <w:p>
+            <w:pPr>
+              <w:jc w:val="center"/>
+              <w:rPr>
+                <w:rFonts w:hint="default" w:ascii="Times New Roman" w:hAnsi="Times New Roman" w:cs="Times New Roman"/>
+                <w:sz w:val="24"/>
+                <w:szCs w:val="24"/>
+              </w:rPr>
+            </w:pPr>
+            <w:r>
+              <w:rPr>
+                <w:rFonts w:hint="default" w:ascii="Times New Roman" w:hAnsi="Times New Roman" w:cs="Times New Roman"/>
+                <w:sz w:val="24"/>
+                <w:szCs w:val="24"/>
+                <w:lang w:val="en-US" w:eastAsia="zh-CN"/>
+              </w:rPr>
+              <w:t>15</w:t>
+            </w:r>
+          </w:p>
+        </w:tc>
+        <w:tc>
+          <w:tcPr>
+            <w:tcW w:w="2629" w:type="dxa"/>
+            <w:tcBorders>
+              <w:top w:val="single" w:color="000000" w:sz="8" w:space="0"/>
+              <w:left w:val="single" w:color="000000" w:sz="8" w:space="0"/>
+              <w:bottom w:val="nil"/>
+              <w:right w:val="nil"/>
+            </w:tcBorders>
+            <w:shd w:val="clear" w:color="auto" w:fill="FFFFFF"/>
+            <w:vAlign w:val="center"/>
+          </w:tcPr>
+          <w:p>
+            <w:pPr>
+              <w:jc w:val="center"/>
+              <w:rPr>
+                <w:rFonts w:hint="default" w:ascii="Times New Roman" w:hAnsi="Times New Roman" w:cs="Times New Roman"/>
+                <w:sz w:val="24"/>
+                <w:szCs w:val="24"/>
+              </w:rPr>
+            </w:pPr>
+            <w:r>
+              <w:rPr>
+                <w:rFonts w:hint="default" w:ascii="Times New Roman" w:hAnsi="Times New Roman" w:cs="Times New Roman"/>
+                <w:sz w:val="24"/>
+                <w:szCs w:val="24"/>
+                <w:lang w:val="en-US" w:eastAsia="zh-CN"/>
+              </w:rPr>
+              <w:t>KRAS</w:t>
+            </w:r>
+          </w:p>
+        </w:tc>
+        <w:tc>
+          <w:tcPr>
+            <w:tcW w:w="5357" w:type="dxa"/>
+            <w:tcBorders>
+              <w:top w:val="single" w:color="000000" w:sz="8" w:space="0"/>
+              <w:left w:val="single" w:color="000000" w:sz="8" w:space="0"/>
+              <w:bottom w:val="nil"/>
+              <w:right w:val="single" w:color="000000" w:sz="8" w:space="0"/>
+            </w:tcBorders>
+            <w:shd w:val="clear" w:color="auto" w:fill="FFFFFF"/>
+            <w:vAlign w:val="center"/>
+          </w:tcPr>
+          <w:p>
+            <w:pPr>
+              <w:jc w:val="center"/>
+              <w:rPr>
+                <w:rFonts w:hint="default" w:ascii="Times New Roman" w:hAnsi="Times New Roman" w:cs="Times New Roman"/>
+                <w:sz w:val="24"/>
+                <w:szCs w:val="24"/>
+              </w:rPr>
+            </w:pPr>
+            <w:r>
+              <w:rPr>
+                <w:rFonts w:hint="default" w:ascii="Times New Roman" w:hAnsi="Times New Roman" w:cs="Times New Roman"/>
+                <w:sz w:val="24"/>
+                <w:szCs w:val="24"/>
+                <w:lang w:val="en-US" w:eastAsia="zh-CN"/>
+              </w:rPr>
+              <w:t>p.G12A</w:t>
+            </w:r>
+          </w:p>
+        </w:tc>
+      </w:tr>
+      <w:tr>
+        <w:tblPrEx>
+          <w:tblBorders>
+            <w:top w:val="none" w:color="auto" w:sz="0" w:space="0"/>
+            <w:left w:val="none" w:color="auto" w:sz="0" w:space="0"/>
+            <w:bottom w:val="none" w:color="auto" w:sz="0" w:space="0"/>
+            <w:right w:val="none" w:color="auto" w:sz="0" w:space="0"/>
+            <w:insideH w:val="none" w:color="auto" w:sz="0" w:space="0"/>
+            <w:insideV w:val="none" w:color="auto" w:sz="0" w:space="0"/>
+          </w:tblBorders>
+          <w:tblCellMar>
+            <w:top w:w="0" w:type="dxa"/>
+            <w:left w:w="108" w:type="dxa"/>
+            <w:bottom w:w="0" w:type="dxa"/>
+            <w:right w:w="108" w:type="dxa"/>
+          </w:tblCellMar>
+        </w:tblPrEx>
+        <w:trPr>
+          <w:trHeight w:val="325" w:hRule="atLeast"/>
+        </w:trPr>
+        <w:tc>
+          <w:tcPr>
+            <w:tcW w:w="1859" w:type="dxa"/>
+            <w:tcBorders>
+              <w:top w:val="single" w:color="000000" w:sz="8" w:space="0"/>
+              <w:left w:val="single" w:color="000000" w:sz="8" w:space="0"/>
+              <w:bottom w:val="nil"/>
+              <w:right w:val="nil"/>
+            </w:tcBorders>
+            <w:shd w:val="clear" w:color="auto" w:fill="FFFFFF"/>
+            <w:vAlign w:val="center"/>
+          </w:tcPr>
+          <w:p>
+            <w:pPr>
+              <w:jc w:val="center"/>
+              <w:rPr>
+                <w:rFonts w:hint="default" w:ascii="Times New Roman" w:hAnsi="Times New Roman" w:cs="Times New Roman"/>
+                <w:sz w:val="24"/>
+                <w:szCs w:val="24"/>
+              </w:rPr>
+            </w:pPr>
+            <w:r>
+              <w:rPr>
+                <w:rFonts w:hint="default" w:ascii="Times New Roman" w:hAnsi="Times New Roman" w:cs="Times New Roman"/>
+                <w:sz w:val="24"/>
+                <w:szCs w:val="24"/>
+                <w:lang w:val="en-US" w:eastAsia="zh-CN"/>
+              </w:rPr>
+              <w:t>16</w:t>
+            </w:r>
+          </w:p>
+        </w:tc>
+        <w:tc>
+          <w:tcPr>
+            <w:tcW w:w="2629" w:type="dxa"/>
+            <w:tcBorders>
+              <w:top w:val="single" w:color="000000" w:sz="8" w:space="0"/>
+              <w:left w:val="single" w:color="000000" w:sz="8" w:space="0"/>
+              <w:bottom w:val="nil"/>
+              <w:right w:val="nil"/>
+            </w:tcBorders>
+            <w:shd w:val="clear" w:color="auto" w:fill="FFFFFF"/>
+            <w:vAlign w:val="center"/>
+          </w:tcPr>
+          <w:p>
+            <w:pPr>
+              <w:jc w:val="center"/>
+              <w:rPr>
+                <w:rFonts w:hint="default" w:ascii="Times New Roman" w:hAnsi="Times New Roman" w:cs="Times New Roman"/>
+                <w:sz w:val="24"/>
+                <w:szCs w:val="24"/>
+              </w:rPr>
+            </w:pPr>
+            <w:r>
+              <w:rPr>
+                <w:rFonts w:hint="default" w:ascii="Times New Roman" w:hAnsi="Times New Roman" w:cs="Times New Roman"/>
+                <w:sz w:val="24"/>
+                <w:szCs w:val="24"/>
+                <w:lang w:val="en-US" w:eastAsia="zh-CN"/>
+              </w:rPr>
+              <w:t>NRAS</w:t>
+            </w:r>
+          </w:p>
+        </w:tc>
+        <w:tc>
+          <w:tcPr>
+            <w:tcW w:w="5357" w:type="dxa"/>
+            <w:tcBorders>
+              <w:top w:val="single" w:color="000000" w:sz="8" w:space="0"/>
+              <w:left w:val="single" w:color="000000" w:sz="8" w:space="0"/>
+              <w:bottom w:val="nil"/>
+              <w:right w:val="single" w:color="000000" w:sz="8" w:space="0"/>
+            </w:tcBorders>
+            <w:shd w:val="clear" w:color="auto" w:fill="FFFFFF"/>
+            <w:vAlign w:val="center"/>
+          </w:tcPr>
+          <w:p>
+            <w:pPr>
+              <w:jc w:val="center"/>
+              <w:rPr>
+                <w:rFonts w:hint="default" w:ascii="Times New Roman" w:hAnsi="Times New Roman" w:cs="Times New Roman"/>
+                <w:sz w:val="24"/>
+                <w:szCs w:val="24"/>
+              </w:rPr>
+            </w:pPr>
+            <w:r>
+              <w:rPr>
+                <w:rFonts w:hint="default" w:ascii="Times New Roman" w:hAnsi="Times New Roman" w:cs="Times New Roman"/>
+                <w:sz w:val="24"/>
+                <w:szCs w:val="24"/>
+                <w:lang w:val="en-US" w:eastAsia="zh-CN"/>
+              </w:rPr>
+              <w:t>p.G12D</w:t>
             </w:r>
           </w:p>
         </w:tc>
@@ -35174,7 +34640,7 @@
                 <w:szCs w:val="24"/>
                 <w:lang w:val="en-US" w:eastAsia="zh-CN"/>
               </w:rPr>
-              <w:t>25</w:t>
+              <w:t>17</w:t>
             </w:r>
           </w:p>
         </w:tc>
@@ -35206,16 +34672,7 @@
                 <w:szCs w:val="24"/>
                 <w:lang w:val="en-US" w:eastAsia="zh-CN"/>
               </w:rPr>
-              <w:t>NTRK</w:t>
-            </w:r>
-            <w:r>
-              <w:rPr>
-                <w:rFonts w:hint="eastAsia" w:ascii="Times New Roman" w:hAnsi="Times New Roman" w:cs="Times New Roman"/>
-                <w:sz w:val="24"/>
-                <w:szCs w:val="24"/>
-                <w:lang w:val="en-US" w:eastAsia="zh-CN"/>
-              </w:rPr>
-              <w:t>2</w:t>
+              <w:t>NRAS</w:t>
             </w:r>
           </w:p>
         </w:tc>
@@ -35247,7 +34704,7 @@
                 <w:szCs w:val="24"/>
                 <w:lang w:val="en-US" w:eastAsia="zh-CN"/>
               </w:rPr>
-              <w:t>TRIM24-NTRK2 Fusion</w:t>
+              <w:t>p.G13R</w:t>
             </w:r>
           </w:p>
         </w:tc>
@@ -35300,7 +34757,7 @@
                 <w:szCs w:val="24"/>
                 <w:lang w:val="en-US" w:eastAsia="zh-CN"/>
               </w:rPr>
-              <w:t>26</w:t>
+              <w:t>18</w:t>
             </w:r>
           </w:p>
         </w:tc>
@@ -35332,7 +34789,7 @@
                 <w:szCs w:val="24"/>
                 <w:lang w:val="en-US" w:eastAsia="zh-CN"/>
               </w:rPr>
-              <w:t>PIK3CA</w:t>
+              <w:t>NRAS</w:t>
             </w:r>
           </w:p>
         </w:tc>
@@ -35364,124 +34821,7 @@
                 <w:szCs w:val="24"/>
                 <w:lang w:val="en-US" w:eastAsia="zh-CN"/>
               </w:rPr>
-              <w:t>p.E542K</w:t>
-            </w:r>
-          </w:p>
-        </w:tc>
-      </w:tr>
-      <w:tr>
-        <w:tblPrEx>
-          <w:tblBorders>
-            <w:top w:val="none" w:color="auto" w:sz="0" w:space="0"/>
-            <w:left w:val="none" w:color="auto" w:sz="0" w:space="0"/>
-            <w:bottom w:val="none" w:color="auto" w:sz="0" w:space="0"/>
-            <w:right w:val="none" w:color="auto" w:sz="0" w:space="0"/>
-            <w:insideH w:val="none" w:color="auto" w:sz="0" w:space="0"/>
-            <w:insideV w:val="none" w:color="auto" w:sz="0" w:space="0"/>
-          </w:tblBorders>
-          <w:tblCellMar>
-            <w:top w:w="0" w:type="dxa"/>
-            <w:left w:w="108" w:type="dxa"/>
-            <w:bottom w:w="0" w:type="dxa"/>
-            <w:right w:w="108" w:type="dxa"/>
-          </w:tblCellMar>
-        </w:tblPrEx>
-        <w:trPr>
-          <w:trHeight w:val="325" w:hRule="atLeast"/>
-        </w:trPr>
-        <w:tc>
-          <w:tcPr>
-            <w:tcW w:w="1859" w:type="dxa"/>
-            <w:tcBorders>
-              <w:top w:val="single" w:color="000000" w:sz="8" w:space="0"/>
-              <w:left w:val="single" w:color="000000" w:sz="8" w:space="0"/>
-              <w:bottom w:val="nil"/>
-              <w:right w:val="nil"/>
-            </w:tcBorders>
-            <w:shd w:val="clear" w:color="auto" w:fill="FFFFFF"/>
-            <w:vAlign w:val="center"/>
-          </w:tcPr>
-          <w:p>
-            <w:pPr>
-              <w:jc w:val="center"/>
-              <w:rPr>
-                <w:rFonts w:hint="default" w:ascii="Times New Roman" w:hAnsi="Times New Roman" w:cs="Times New Roman"/>
-                <w:sz w:val="24"/>
-                <w:szCs w:val="24"/>
-              </w:rPr>
-            </w:pPr>
-            <w:r>
-              <w:rPr>
-                <w:rFonts w:hint="default" w:ascii="Times New Roman" w:hAnsi="Times New Roman" w:cs="Times New Roman"/>
-                <w:sz w:val="24"/>
-                <w:szCs w:val="24"/>
-                <w:lang w:val="en-US" w:eastAsia="zh-CN"/>
-              </w:rPr>
-              <w:t>27</w:t>
-            </w:r>
-          </w:p>
-        </w:tc>
-        <w:tc>
-          <w:tcPr>
-            <w:tcW w:w="2629" w:type="dxa"/>
-            <w:tcBorders>
-              <w:top w:val="single" w:color="000000" w:sz="8" w:space="0"/>
-              <w:left w:val="single" w:color="000000" w:sz="8" w:space="0"/>
-              <w:bottom w:val="nil"/>
-              <w:right w:val="nil"/>
-            </w:tcBorders>
-            <w:shd w:val="clear" w:color="auto" w:fill="FFFFFF"/>
-            <w:vAlign w:val="center"/>
-          </w:tcPr>
-          <w:p>
-            <w:pPr>
-              <w:jc w:val="center"/>
-              <w:rPr>
-                <w:rFonts w:hint="default" w:ascii="Times New Roman" w:hAnsi="Times New Roman" w:cs="Times New Roman"/>
-                <w:sz w:val="24"/>
-                <w:szCs w:val="24"/>
-              </w:rPr>
-            </w:pPr>
-            <w:r>
-              <w:rPr>
-                <w:rFonts w:hint="default" w:ascii="Times New Roman" w:hAnsi="Times New Roman" w:cs="Times New Roman"/>
-                <w:sz w:val="24"/>
-                <w:szCs w:val="24"/>
-                <w:lang w:val="en-US" w:eastAsia="zh-CN"/>
-              </w:rPr>
-              <w:t>PIK3CA</w:t>
-            </w:r>
-          </w:p>
-        </w:tc>
-        <w:tc>
-          <w:tcPr>
-            <w:tcW w:w="5357" w:type="dxa"/>
-            <w:tcBorders>
-              <w:top w:val="single" w:color="000000" w:sz="8" w:space="0"/>
-              <w:left w:val="single" w:color="000000" w:sz="8" w:space="0"/>
-              <w:bottom w:val="nil"/>
-              <w:right w:val="single" w:color="000000" w:sz="8" w:space="0"/>
-            </w:tcBorders>
-            <w:shd w:val="clear" w:color="auto" w:fill="FFFFFF"/>
-            <w:vAlign w:val="center"/>
-          </w:tcPr>
-          <w:p>
-            <w:pPr>
-              <w:jc w:val="center"/>
-              <w:rPr>
-                <w:rFonts w:hint="default" w:ascii="Times New Roman" w:hAnsi="Times New Roman" w:cs="Times New Roman"/>
-                <w:sz w:val="24"/>
-                <w:szCs w:val="24"/>
-              </w:rPr>
-            </w:pPr>
-            <w:r>
-              <w:rPr>
-                <w:rFonts w:hint="default" w:ascii="Times New Roman" w:hAnsi="Times New Roman" w:cs="Times New Roman"/>
-                <w:sz w:val="24"/>
-                <w:szCs w:val="24"/>
-                <w:lang w:val="en-US" w:eastAsia="zh-CN"/>
-              </w:rPr>
-              <w:t>p.E545K</w:t>
+              <w:t>p.G13D</w:t>
             </w:r>
           </w:p>
         </w:tc>
@@ -35535,7 +34875,7 @@
                 <w:szCs w:val="24"/>
                 <w:lang w:val="en-US" w:eastAsia="zh-CN"/>
               </w:rPr>
-              <w:t>28</w:t>
+              <w:t>19</w:t>
             </w:r>
           </w:p>
         </w:tc>
@@ -35567,7 +34907,7 @@
                 <w:szCs w:val="24"/>
                 <w:lang w:val="en-US" w:eastAsia="zh-CN"/>
               </w:rPr>
-              <w:t>PIK3CA</w:t>
+              <w:t>NRAS</w:t>
             </w:r>
           </w:p>
         </w:tc>
@@ -35599,7 +34939,7 @@
                 <w:szCs w:val="24"/>
                 <w:lang w:val="en-US" w:eastAsia="zh-CN"/>
               </w:rPr>
-              <w:t>p.H1047L</w:t>
+              <w:t>p.G13V</w:t>
             </w:r>
           </w:p>
         </w:tc>
@@ -35653,7 +34993,7 @@
                 <w:szCs w:val="24"/>
                 <w:lang w:val="en-US" w:eastAsia="zh-CN"/>
               </w:rPr>
-              <w:t>29</w:t>
+              <w:t>20</w:t>
             </w:r>
           </w:p>
         </w:tc>
@@ -35685,7 +35025,7 @@
                 <w:szCs w:val="24"/>
                 <w:lang w:val="en-US" w:eastAsia="zh-CN"/>
               </w:rPr>
-              <w:t>PIK3CA</w:t>
+              <w:t>NRAS</w:t>
             </w:r>
           </w:p>
         </w:tc>
@@ -35717,7 +35057,7 @@
                 <w:szCs w:val="24"/>
                 <w:lang w:val="en-US" w:eastAsia="zh-CN"/>
               </w:rPr>
-              <w:t>p.H1047R</w:t>
+              <w:t>p.Q61R</w:t>
             </w:r>
           </w:p>
         </w:tc>
@@ -35771,7 +35111,7 @@
                 <w:szCs w:val="24"/>
                 <w:lang w:val="en-US" w:eastAsia="zh-CN"/>
               </w:rPr>
-              <w:t>30</w:t>
+              <w:t>21</w:t>
             </w:r>
           </w:p>
         </w:tc>
@@ -35803,7 +35143,7 @@
                 <w:szCs w:val="24"/>
                 <w:lang w:val="en-US" w:eastAsia="zh-CN"/>
               </w:rPr>
-              <w:t>PTEN</w:t>
+              <w:t>NRAS</w:t>
             </w:r>
           </w:p>
         </w:tc>
@@ -35835,7 +35175,7 @@
                 <w:szCs w:val="24"/>
                 <w:lang w:val="en-US" w:eastAsia="zh-CN"/>
               </w:rPr>
-              <w:t>p.R130Q</w:t>
+              <w:t>p.A146T</w:t>
             </w:r>
           </w:p>
         </w:tc>
@@ -35867,7 +35207,7 @@
             <w:tcBorders>
               <w:top w:val="single" w:color="000000" w:sz="8" w:space="0"/>
               <w:left w:val="single" w:color="000000" w:sz="8" w:space="0"/>
-              <w:bottom w:val="single" w:color="auto" w:sz="4" w:space="0"/>
+              <w:bottom w:val="nil"/>
               <w:right w:val="nil"/>
             </w:tcBorders>
             <w:shd w:val="clear" w:color="auto" w:fill="FFFFFF"/>
@@ -35889,7 +35229,7 @@
                 <w:szCs w:val="24"/>
                 <w:lang w:val="en-US" w:eastAsia="zh-CN"/>
               </w:rPr>
-              <w:t>31</w:t>
+              <w:t>22</w:t>
             </w:r>
           </w:p>
         </w:tc>
@@ -35899,7 +35239,7 @@
             <w:tcBorders>
               <w:top w:val="single" w:color="000000" w:sz="8" w:space="0"/>
               <w:left w:val="single" w:color="000000" w:sz="8" w:space="0"/>
-              <w:bottom w:val="single" w:color="auto" w:sz="4" w:space="0"/>
+              <w:bottom w:val="nil"/>
               <w:right w:val="nil"/>
             </w:tcBorders>
             <w:shd w:val="clear" w:color="auto" w:fill="FFFFFF"/>
@@ -35921,7 +35261,7 @@
                 <w:szCs w:val="24"/>
                 <w:lang w:val="en-US" w:eastAsia="zh-CN"/>
               </w:rPr>
-              <w:t>PTEN</w:t>
+              <w:t>NRAS</w:t>
             </w:r>
           </w:p>
         </w:tc>
@@ -35953,7 +35293,7 @@
                 <w:szCs w:val="24"/>
                 <w:lang w:val="en-US" w:eastAsia="zh-CN"/>
               </w:rPr>
-              <w:t>p.D326Y</w:t>
+              <w:t>p.K117N</w:t>
             </w:r>
           </w:p>
         </w:tc>
@@ -35983,10 +35323,10 @@
           <w:tcPr>
             <w:tcW w:w="1859" w:type="dxa"/>
             <w:tcBorders>
-              <w:top w:val="single" w:color="auto" w:sz="4" w:space="0"/>
-              <w:left w:val="single" w:color="auto" w:sz="4" w:space="0"/>
-              <w:bottom w:val="single" w:color="auto" w:sz="4" w:space="0"/>
-              <w:right w:val="single" w:color="auto" w:sz="4" w:space="0"/>
+              <w:top w:val="single" w:color="000000" w:sz="8" w:space="0"/>
+              <w:left w:val="single" w:color="000000" w:sz="8" w:space="0"/>
+              <w:bottom w:val="nil"/>
+              <w:right w:val="nil"/>
             </w:tcBorders>
             <w:shd w:val="clear" w:color="auto" w:fill="FFFFFF"/>
             <w:vAlign w:val="center"/>
@@ -36007,7 +35347,7 @@
                 <w:szCs w:val="24"/>
                 <w:lang w:val="en-US" w:eastAsia="zh-CN"/>
               </w:rPr>
-              <w:t>32</w:t>
+              <w:t>23</w:t>
             </w:r>
           </w:p>
         </w:tc>
@@ -36015,10 +35355,10 @@
           <w:tcPr>
             <w:tcW w:w="2629" w:type="dxa"/>
             <w:tcBorders>
-              <w:top w:val="single" w:color="auto" w:sz="4" w:space="0"/>
-              <w:left w:val="single" w:color="auto" w:sz="4" w:space="0"/>
-              <w:bottom w:val="single" w:color="auto" w:sz="4" w:space="0"/>
-              <w:right w:val="single" w:color="auto" w:sz="4" w:space="0"/>
+              <w:top w:val="single" w:color="000000" w:sz="8" w:space="0"/>
+              <w:left w:val="single" w:color="000000" w:sz="8" w:space="0"/>
+              <w:bottom w:val="nil"/>
+              <w:right w:val="nil"/>
             </w:tcBorders>
             <w:shd w:val="clear" w:color="auto" w:fill="FFFFFF"/>
             <w:vAlign w:val="center"/>
@@ -36039,7 +35379,7 @@
                 <w:szCs w:val="24"/>
                 <w:lang w:val="en-US" w:eastAsia="zh-CN"/>
               </w:rPr>
-              <w:t>UGT1A1</w:t>
+              <w:t>NTRK1</w:t>
             </w:r>
           </w:p>
         </w:tc>
@@ -36048,12 +35388,11 @@
             <w:tcW w:w="5357" w:type="dxa"/>
             <w:tcBorders>
               <w:top w:val="single" w:color="000000" w:sz="8" w:space="0"/>
-              <w:left w:val="single" w:color="auto" w:sz="4" w:space="0"/>
-              <w:bottom w:val="single" w:color="000000" w:sz="8" w:space="0"/>
+              <w:left w:val="single" w:color="000000" w:sz="8" w:space="0"/>
+              <w:bottom w:val="nil"/>
               <w:right w:val="single" w:color="000000" w:sz="8" w:space="0"/>
             </w:tcBorders>
             <w:shd w:val="clear" w:color="auto" w:fill="FFFFFF"/>
-            <w:noWrap/>
             <w:vAlign w:val="center"/>
           </w:tcPr>
           <w:p>
@@ -36072,7 +35411,497 @@
                 <w:szCs w:val="24"/>
                 <w:lang w:val="en-US" w:eastAsia="zh-CN"/>
               </w:rPr>
-              <w:t>rs3064744</w:t>
+              <w:t>TFG-NTRK1 Fusion</w:t>
+            </w:r>
+          </w:p>
+        </w:tc>
+      </w:tr>
+      <w:tr>
+        <w:tblPrEx>
+          <w:tblBorders>
+            <w:top w:val="none" w:color="auto" w:sz="0" w:space="0"/>
+            <w:left w:val="none" w:color="auto" w:sz="0" w:space="0"/>
+            <w:bottom w:val="none" w:color="auto" w:sz="0" w:space="0"/>
+            <w:right w:val="none" w:color="auto" w:sz="0" w:space="0"/>
+            <w:insideH w:val="none" w:color="auto" w:sz="0" w:space="0"/>
+            <w:insideV w:val="none" w:color="auto" w:sz="0" w:space="0"/>
+          </w:tblBorders>
+          <w:shd w:val="clear" w:color="auto" w:fill="auto"/>
+          <w:tblCellMar>
+            <w:top w:w="0" w:type="dxa"/>
+            <w:left w:w="108" w:type="dxa"/>
+            <w:bottom w:w="0" w:type="dxa"/>
+            <w:right w:w="108" w:type="dxa"/>
+          </w:tblCellMar>
+        </w:tblPrEx>
+        <w:trPr>
+          <w:trHeight w:val="325" w:hRule="atLeast"/>
+        </w:trPr>
+        <w:tc>
+          <w:tcPr>
+            <w:tcW w:w="1859" w:type="dxa"/>
+            <w:tcBorders>
+              <w:top w:val="single" w:color="000000" w:sz="8" w:space="0"/>
+              <w:left w:val="single" w:color="000000" w:sz="8" w:space="0"/>
+              <w:bottom w:val="nil"/>
+              <w:right w:val="nil"/>
+            </w:tcBorders>
+            <w:shd w:val="clear" w:color="auto" w:fill="FFFFFF"/>
+            <w:vAlign w:val="center"/>
+          </w:tcPr>
+          <w:p>
+            <w:pPr>
+              <w:jc w:val="center"/>
+              <w:rPr>
+                <w:rFonts w:hint="default" w:ascii="Times New Roman" w:hAnsi="Times New Roman" w:cs="Times New Roman"/>
+                <w:sz w:val="24"/>
+                <w:szCs w:val="24"/>
+              </w:rPr>
+            </w:pPr>
+            <w:r>
+              <w:rPr>
+                <w:rFonts w:hint="default" w:ascii="Times New Roman" w:hAnsi="Times New Roman" w:cs="Times New Roman"/>
+                <w:sz w:val="24"/>
+                <w:szCs w:val="24"/>
+                <w:lang w:val="en-US" w:eastAsia="zh-CN"/>
+              </w:rPr>
+              <w:t>24</w:t>
+            </w:r>
+          </w:p>
+        </w:tc>
+        <w:tc>
+          <w:tcPr>
+            <w:tcW w:w="2629" w:type="dxa"/>
+            <w:tcBorders>
+              <w:top w:val="single" w:color="000000" w:sz="8" w:space="0"/>
+              <w:left w:val="single" w:color="000000" w:sz="8" w:space="0"/>
+              <w:bottom w:val="nil"/>
+              <w:right w:val="nil"/>
+            </w:tcBorders>
+            <w:shd w:val="clear" w:color="auto" w:fill="FFFFFF"/>
+            <w:vAlign w:val="center"/>
+          </w:tcPr>
+          <w:p>
+            <w:pPr>
+              <w:jc w:val="center"/>
+              <w:rPr>
+                <w:rFonts w:hint="default" w:ascii="Times New Roman" w:hAnsi="Times New Roman" w:cs="Times New Roman"/>
+                <w:sz w:val="24"/>
+                <w:szCs w:val="24"/>
+              </w:rPr>
+            </w:pPr>
+            <w:r>
+              <w:rPr>
+                <w:rFonts w:hint="default" w:ascii="Times New Roman" w:hAnsi="Times New Roman" w:cs="Times New Roman"/>
+                <w:sz w:val="24"/>
+                <w:szCs w:val="24"/>
+                <w:lang w:val="en-US" w:eastAsia="zh-CN"/>
+              </w:rPr>
+              <w:t>NTRK</w:t>
+            </w:r>
+            <w:r>
+              <w:rPr>
+                <w:rFonts w:hint="eastAsia" w:ascii="Times New Roman" w:hAnsi="Times New Roman" w:cs="Times New Roman"/>
+                <w:sz w:val="24"/>
+                <w:szCs w:val="24"/>
+                <w:lang w:val="en-US" w:eastAsia="zh-CN"/>
+              </w:rPr>
+              <w:t>1</w:t>
+            </w:r>
+          </w:p>
+        </w:tc>
+        <w:tc>
+          <w:tcPr>
+            <w:tcW w:w="5357" w:type="dxa"/>
+            <w:tcBorders>
+              <w:top w:val="single" w:color="000000" w:sz="8" w:space="0"/>
+              <w:left w:val="single" w:color="000000" w:sz="8" w:space="0"/>
+              <w:bottom w:val="nil"/>
+              <w:right w:val="single" w:color="000000" w:sz="8" w:space="0"/>
+            </w:tcBorders>
+            <w:shd w:val="clear" w:color="auto" w:fill="FFFFFF"/>
+            <w:vAlign w:val="center"/>
+          </w:tcPr>
+          <w:p>
+            <w:pPr>
+              <w:jc w:val="center"/>
+              <w:rPr>
+                <w:rFonts w:hint="default" w:ascii="Times New Roman" w:hAnsi="Times New Roman" w:cs="Times New Roman"/>
+                <w:sz w:val="24"/>
+                <w:szCs w:val="24"/>
+              </w:rPr>
+            </w:pPr>
+            <w:r>
+              <w:rPr>
+                <w:rFonts w:hint="default" w:ascii="Times New Roman" w:hAnsi="Times New Roman" w:cs="Times New Roman"/>
+                <w:sz w:val="24"/>
+                <w:szCs w:val="24"/>
+                <w:lang w:val="en-US" w:eastAsia="zh-CN"/>
+              </w:rPr>
+              <w:t>MPRIP-NTRK1 Fusion</w:t>
+            </w:r>
+          </w:p>
+        </w:tc>
+      </w:tr>
+      <w:tr>
+        <w:tblPrEx>
+          <w:tblBorders>
+            <w:top w:val="none" w:color="auto" w:sz="0" w:space="0"/>
+            <w:left w:val="none" w:color="auto" w:sz="0" w:space="0"/>
+            <w:bottom w:val="none" w:color="auto" w:sz="0" w:space="0"/>
+            <w:right w:val="none" w:color="auto" w:sz="0" w:space="0"/>
+            <w:insideH w:val="none" w:color="auto" w:sz="0" w:space="0"/>
+            <w:insideV w:val="none" w:color="auto" w:sz="0" w:space="0"/>
+          </w:tblBorders>
+          <w:shd w:val="clear" w:color="auto" w:fill="auto"/>
+          <w:tblCellMar>
+            <w:top w:w="0" w:type="dxa"/>
+            <w:left w:w="108" w:type="dxa"/>
+            <w:bottom w:w="0" w:type="dxa"/>
+            <w:right w:w="108" w:type="dxa"/>
+          </w:tblCellMar>
+        </w:tblPrEx>
+        <w:trPr>
+          <w:trHeight w:val="325" w:hRule="atLeast"/>
+        </w:trPr>
+        <w:tc>
+          <w:tcPr>
+            <w:tcW w:w="1859" w:type="dxa"/>
+            <w:tcBorders>
+              <w:top w:val="single" w:color="000000" w:sz="8" w:space="0"/>
+              <w:left w:val="single" w:color="000000" w:sz="8" w:space="0"/>
+              <w:bottom w:val="nil"/>
+              <w:right w:val="nil"/>
+            </w:tcBorders>
+            <w:shd w:val="clear" w:color="auto" w:fill="FFFFFF"/>
+            <w:vAlign w:val="center"/>
+          </w:tcPr>
+          <w:p>
+            <w:pPr>
+              <w:jc w:val="center"/>
+              <w:rPr>
+                <w:rFonts w:hint="default" w:ascii="Times New Roman" w:hAnsi="Times New Roman" w:cs="Times New Roman"/>
+                <w:sz w:val="24"/>
+                <w:szCs w:val="24"/>
+              </w:rPr>
+            </w:pPr>
+            <w:r>
+              <w:rPr>
+                <w:rFonts w:hint="default" w:ascii="Times New Roman" w:hAnsi="Times New Roman" w:cs="Times New Roman"/>
+                <w:sz w:val="24"/>
+                <w:szCs w:val="24"/>
+                <w:lang w:val="en-US" w:eastAsia="zh-CN"/>
+              </w:rPr>
+              <w:t>25</w:t>
+            </w:r>
+          </w:p>
+        </w:tc>
+        <w:tc>
+          <w:tcPr>
+            <w:tcW w:w="2629" w:type="dxa"/>
+            <w:tcBorders>
+              <w:top w:val="single" w:color="000000" w:sz="8" w:space="0"/>
+              <w:left w:val="single" w:color="000000" w:sz="8" w:space="0"/>
+              <w:bottom w:val="nil"/>
+              <w:right w:val="nil"/>
+            </w:tcBorders>
+            <w:shd w:val="clear" w:color="auto" w:fill="FFFFFF"/>
+            <w:vAlign w:val="center"/>
+          </w:tcPr>
+          <w:p>
+            <w:pPr>
+              <w:jc w:val="center"/>
+              <w:rPr>
+                <w:rFonts w:hint="default" w:ascii="Times New Roman" w:hAnsi="Times New Roman" w:cs="Times New Roman"/>
+                <w:sz w:val="24"/>
+                <w:szCs w:val="24"/>
+              </w:rPr>
+            </w:pPr>
+            <w:r>
+              <w:rPr>
+                <w:rFonts w:hint="default" w:ascii="Times New Roman" w:hAnsi="Times New Roman" w:cs="Times New Roman"/>
+                <w:sz w:val="24"/>
+                <w:szCs w:val="24"/>
+                <w:lang w:val="en-US" w:eastAsia="zh-CN"/>
+              </w:rPr>
+              <w:t>NTRK</w:t>
+            </w:r>
+            <w:r>
+              <w:rPr>
+                <w:rFonts w:hint="eastAsia" w:ascii="Times New Roman" w:hAnsi="Times New Roman" w:cs="Times New Roman"/>
+                <w:sz w:val="24"/>
+                <w:szCs w:val="24"/>
+                <w:lang w:val="en-US" w:eastAsia="zh-CN"/>
+              </w:rPr>
+              <w:t>2</w:t>
+            </w:r>
+          </w:p>
+        </w:tc>
+        <w:tc>
+          <w:tcPr>
+            <w:tcW w:w="5357" w:type="dxa"/>
+            <w:tcBorders>
+              <w:top w:val="single" w:color="000000" w:sz="8" w:space="0"/>
+              <w:left w:val="single" w:color="000000" w:sz="8" w:space="0"/>
+              <w:bottom w:val="nil"/>
+              <w:right w:val="single" w:color="000000" w:sz="8" w:space="0"/>
+            </w:tcBorders>
+            <w:shd w:val="clear" w:color="auto" w:fill="FFFFFF"/>
+            <w:vAlign w:val="center"/>
+          </w:tcPr>
+          <w:p>
+            <w:pPr>
+              <w:jc w:val="center"/>
+              <w:rPr>
+                <w:rFonts w:hint="default" w:ascii="Times New Roman" w:hAnsi="Times New Roman" w:cs="Times New Roman"/>
+                <w:sz w:val="24"/>
+                <w:szCs w:val="24"/>
+              </w:rPr>
+            </w:pPr>
+            <w:r>
+              <w:rPr>
+                <w:rFonts w:hint="default" w:ascii="Times New Roman" w:hAnsi="Times New Roman" w:cs="Times New Roman"/>
+                <w:sz w:val="24"/>
+                <w:szCs w:val="24"/>
+                <w:lang w:val="en-US" w:eastAsia="zh-CN"/>
+              </w:rPr>
+              <w:t>TRIM24-NTRK2 Fusion</w:t>
+            </w:r>
+          </w:p>
+        </w:tc>
+      </w:tr>
+      <w:tr>
+        <w:tblPrEx>
+          <w:tblBorders>
+            <w:top w:val="none" w:color="auto" w:sz="0" w:space="0"/>
+            <w:left w:val="none" w:color="auto" w:sz="0" w:space="0"/>
+            <w:bottom w:val="none" w:color="auto" w:sz="0" w:space="0"/>
+            <w:right w:val="none" w:color="auto" w:sz="0" w:space="0"/>
+            <w:insideH w:val="none" w:color="auto" w:sz="0" w:space="0"/>
+            <w:insideV w:val="none" w:color="auto" w:sz="0" w:space="0"/>
+          </w:tblBorders>
+          <w:shd w:val="clear" w:color="auto" w:fill="auto"/>
+          <w:tblCellMar>
+            <w:top w:w="0" w:type="dxa"/>
+            <w:left w:w="108" w:type="dxa"/>
+            <w:bottom w:w="0" w:type="dxa"/>
+            <w:right w:w="108" w:type="dxa"/>
+          </w:tblCellMar>
+        </w:tblPrEx>
+        <w:trPr>
+          <w:trHeight w:val="325" w:hRule="atLeast"/>
+        </w:trPr>
+        <w:tc>
+          <w:tcPr>
+            <w:tcW w:w="1859" w:type="dxa"/>
+            <w:tcBorders>
+              <w:top w:val="single" w:color="000000" w:sz="8" w:space="0"/>
+              <w:left w:val="single" w:color="000000" w:sz="8" w:space="0"/>
+              <w:bottom w:val="nil"/>
+              <w:right w:val="nil"/>
+            </w:tcBorders>
+            <w:shd w:val="clear" w:color="auto" w:fill="FFFFFF"/>
+            <w:vAlign w:val="center"/>
+          </w:tcPr>
+          <w:p>
+            <w:pPr>
+              <w:jc w:val="center"/>
+              <w:rPr>
+                <w:rFonts w:hint="default" w:ascii="Times New Roman" w:hAnsi="Times New Roman" w:cs="Times New Roman"/>
+                <w:sz w:val="24"/>
+                <w:szCs w:val="24"/>
+              </w:rPr>
+            </w:pPr>
+            <w:r>
+              <w:rPr>
+                <w:rFonts w:hint="default" w:ascii="Times New Roman" w:hAnsi="Times New Roman" w:cs="Times New Roman"/>
+                <w:sz w:val="24"/>
+                <w:szCs w:val="24"/>
+                <w:lang w:val="en-US" w:eastAsia="zh-CN"/>
+              </w:rPr>
+              <w:t>26</w:t>
+            </w:r>
+          </w:p>
+        </w:tc>
+        <w:tc>
+          <w:tcPr>
+            <w:tcW w:w="2629" w:type="dxa"/>
+            <w:tcBorders>
+              <w:top w:val="single" w:color="000000" w:sz="8" w:space="0"/>
+              <w:left w:val="single" w:color="000000" w:sz="8" w:space="0"/>
+              <w:bottom w:val="nil"/>
+              <w:right w:val="nil"/>
+            </w:tcBorders>
+            <w:shd w:val="clear" w:color="auto" w:fill="FFFFFF"/>
+            <w:vAlign w:val="center"/>
+          </w:tcPr>
+          <w:p>
+            <w:pPr>
+              <w:jc w:val="center"/>
+              <w:rPr>
+                <w:rFonts w:hint="default" w:ascii="Times New Roman" w:hAnsi="Times New Roman" w:cs="Times New Roman"/>
+                <w:sz w:val="24"/>
+                <w:szCs w:val="24"/>
+              </w:rPr>
+            </w:pPr>
+            <w:r>
+              <w:rPr>
+                <w:rFonts w:hint="default" w:ascii="Times New Roman" w:hAnsi="Times New Roman" w:cs="Times New Roman"/>
+                <w:sz w:val="24"/>
+                <w:szCs w:val="24"/>
+                <w:lang w:val="en-US" w:eastAsia="zh-CN"/>
+              </w:rPr>
+              <w:t>PIK3CA</w:t>
+            </w:r>
+          </w:p>
+        </w:tc>
+        <w:tc>
+          <w:tcPr>
+            <w:tcW w:w="5357" w:type="dxa"/>
+            <w:tcBorders>
+              <w:top w:val="single" w:color="000000" w:sz="8" w:space="0"/>
+              <w:left w:val="single" w:color="000000" w:sz="8" w:space="0"/>
+              <w:bottom w:val="nil"/>
+              <w:right w:val="single" w:color="000000" w:sz="8" w:space="0"/>
+            </w:tcBorders>
+            <w:shd w:val="clear" w:color="auto" w:fill="FFFFFF"/>
+            <w:vAlign w:val="center"/>
+          </w:tcPr>
+          <w:p>
+            <w:pPr>
+              <w:jc w:val="center"/>
+              <w:rPr>
+                <w:rFonts w:hint="default" w:ascii="Times New Roman" w:hAnsi="Times New Roman" w:cs="Times New Roman"/>
+                <w:sz w:val="24"/>
+                <w:szCs w:val="24"/>
+              </w:rPr>
+            </w:pPr>
+            <w:r>
+              <w:rPr>
+                <w:rFonts w:hint="default" w:ascii="Times New Roman" w:hAnsi="Times New Roman" w:cs="Times New Roman"/>
+                <w:sz w:val="24"/>
+                <w:szCs w:val="24"/>
+                <w:lang w:val="en-US" w:eastAsia="zh-CN"/>
+              </w:rPr>
+              <w:t>p.E542K</w:t>
+            </w:r>
+          </w:p>
+        </w:tc>
+      </w:tr>
+      <w:tr>
+        <w:tblPrEx>
+          <w:tblBorders>
+            <w:top w:val="none" w:color="auto" w:sz="0" w:space="0"/>
+            <w:left w:val="none" w:color="auto" w:sz="0" w:space="0"/>
+            <w:bottom w:val="none" w:color="auto" w:sz="0" w:space="0"/>
+            <w:right w:val="none" w:color="auto" w:sz="0" w:space="0"/>
+            <w:insideH w:val="none" w:color="auto" w:sz="0" w:space="0"/>
+            <w:insideV w:val="none" w:color="auto" w:sz="0" w:space="0"/>
+          </w:tblBorders>
+          <w:shd w:val="clear" w:color="auto" w:fill="auto"/>
+          <w:tblCellMar>
+            <w:top w:w="0" w:type="dxa"/>
+            <w:left w:w="108" w:type="dxa"/>
+            <w:bottom w:w="0" w:type="dxa"/>
+            <w:right w:w="108" w:type="dxa"/>
+          </w:tblCellMar>
+        </w:tblPrEx>
+        <w:trPr>
+          <w:trHeight w:val="325" w:hRule="atLeast"/>
+        </w:trPr>
+        <w:tc>
+          <w:tcPr>
+            <w:tcW w:w="1859" w:type="dxa"/>
+            <w:tcBorders>
+              <w:top w:val="single" w:color="000000" w:sz="8" w:space="0"/>
+              <w:left w:val="single" w:color="000000" w:sz="8" w:space="0"/>
+              <w:bottom w:val="nil"/>
+              <w:right w:val="nil"/>
+            </w:tcBorders>
+            <w:shd w:val="clear" w:color="auto" w:fill="FFFFFF"/>
+            <w:vAlign w:val="center"/>
+          </w:tcPr>
+          <w:p>
+            <w:pPr>
+              <w:jc w:val="center"/>
+              <w:rPr>
+                <w:rFonts w:hint="default" w:ascii="Times New Roman" w:hAnsi="Times New Roman" w:cs="Times New Roman"/>
+                <w:sz w:val="24"/>
+                <w:szCs w:val="24"/>
+              </w:rPr>
+            </w:pPr>
+            <w:r>
+              <w:rPr>
+                <w:rFonts w:hint="default" w:ascii="Times New Roman" w:hAnsi="Times New Roman" w:cs="Times New Roman"/>
+                <w:sz w:val="24"/>
+                <w:szCs w:val="24"/>
+                <w:lang w:val="en-US" w:eastAsia="zh-CN"/>
+              </w:rPr>
+              <w:t>27</w:t>
+            </w:r>
+          </w:p>
+        </w:tc>
+        <w:tc>
+          <w:tcPr>
+            <w:tcW w:w="2629" w:type="dxa"/>
+            <w:tcBorders>
+              <w:top w:val="single" w:color="000000" w:sz="8" w:space="0"/>
+              <w:left w:val="single" w:color="000000" w:sz="8" w:space="0"/>
+              <w:bottom w:val="nil"/>
+              <w:right w:val="nil"/>
+            </w:tcBorders>
+            <w:shd w:val="clear" w:color="auto" w:fill="FFFFFF"/>
+            <w:vAlign w:val="center"/>
+          </w:tcPr>
+          <w:p>
+            <w:pPr>
+              <w:jc w:val="center"/>
+              <w:rPr>
+                <w:rFonts w:hint="default" w:ascii="Times New Roman" w:hAnsi="Times New Roman" w:cs="Times New Roman"/>
+                <w:sz w:val="24"/>
+                <w:szCs w:val="24"/>
+              </w:rPr>
+            </w:pPr>
+            <w:r>
+              <w:rPr>
+                <w:rFonts w:hint="default" w:ascii="Times New Roman" w:hAnsi="Times New Roman" w:cs="Times New Roman"/>
+                <w:sz w:val="24"/>
+                <w:szCs w:val="24"/>
+                <w:lang w:val="en-US" w:eastAsia="zh-CN"/>
+              </w:rPr>
+              <w:t>PIK3CA</w:t>
+            </w:r>
+          </w:p>
+        </w:tc>
+        <w:tc>
+          <w:tcPr>
+            <w:tcW w:w="5357" w:type="dxa"/>
+            <w:tcBorders>
+              <w:top w:val="single" w:color="000000" w:sz="8" w:space="0"/>
+              <w:left w:val="single" w:color="000000" w:sz="8" w:space="0"/>
+              <w:bottom w:val="nil"/>
+              <w:right w:val="single" w:color="000000" w:sz="8" w:space="0"/>
+            </w:tcBorders>
+            <w:shd w:val="clear" w:color="auto" w:fill="FFFFFF"/>
+            <w:vAlign w:val="center"/>
+          </w:tcPr>
+          <w:p>
+            <w:pPr>
+              <w:jc w:val="center"/>
+              <w:rPr>
+                <w:rFonts w:hint="default" w:ascii="Times New Roman" w:hAnsi="Times New Roman" w:cs="Times New Roman"/>
+                <w:sz w:val="24"/>
+                <w:szCs w:val="24"/>
+              </w:rPr>
+            </w:pPr>
+            <w:r>
+              <w:rPr>
+                <w:rFonts w:hint="default" w:ascii="Times New Roman" w:hAnsi="Times New Roman" w:cs="Times New Roman"/>
+                <w:sz w:val="24"/>
+                <w:szCs w:val="24"/>
+                <w:lang w:val="en-US" w:eastAsia="zh-CN"/>
+              </w:rPr>
+              <w:t>p.E545K</w:t>
             </w:r>
           </w:p>
         </w:tc>
@@ -36101,6 +35930,478 @@
           <w:tcPr>
             <w:tcW w:w="1859" w:type="dxa"/>
             <w:tcBorders>
+              <w:top w:val="single" w:color="000000" w:sz="8" w:space="0"/>
+              <w:left w:val="single" w:color="000000" w:sz="8" w:space="0"/>
+              <w:bottom w:val="nil"/>
+              <w:right w:val="nil"/>
+            </w:tcBorders>
+            <w:shd w:val="clear" w:color="auto" w:fill="FFFFFF"/>
+            <w:vAlign w:val="center"/>
+          </w:tcPr>
+          <w:p>
+            <w:pPr>
+              <w:jc w:val="center"/>
+              <w:rPr>
+                <w:rFonts w:hint="default" w:ascii="Times New Roman" w:hAnsi="Times New Roman" w:cs="Times New Roman"/>
+                <w:sz w:val="24"/>
+                <w:szCs w:val="24"/>
+              </w:rPr>
+            </w:pPr>
+            <w:r>
+              <w:rPr>
+                <w:rFonts w:hint="default" w:ascii="Times New Roman" w:hAnsi="Times New Roman" w:cs="Times New Roman"/>
+                <w:sz w:val="24"/>
+                <w:szCs w:val="24"/>
+                <w:lang w:val="en-US" w:eastAsia="zh-CN"/>
+              </w:rPr>
+              <w:t>28</w:t>
+            </w:r>
+          </w:p>
+        </w:tc>
+        <w:tc>
+          <w:tcPr>
+            <w:tcW w:w="2629" w:type="dxa"/>
+            <w:tcBorders>
+              <w:top w:val="single" w:color="000000" w:sz="8" w:space="0"/>
+              <w:left w:val="single" w:color="000000" w:sz="8" w:space="0"/>
+              <w:bottom w:val="nil"/>
+              <w:right w:val="nil"/>
+            </w:tcBorders>
+            <w:shd w:val="clear" w:color="auto" w:fill="FFFFFF"/>
+            <w:vAlign w:val="center"/>
+          </w:tcPr>
+          <w:p>
+            <w:pPr>
+              <w:jc w:val="center"/>
+              <w:rPr>
+                <w:rFonts w:hint="default" w:ascii="Times New Roman" w:hAnsi="Times New Roman" w:cs="Times New Roman"/>
+                <w:sz w:val="24"/>
+                <w:szCs w:val="24"/>
+              </w:rPr>
+            </w:pPr>
+            <w:r>
+              <w:rPr>
+                <w:rFonts w:hint="default" w:ascii="Times New Roman" w:hAnsi="Times New Roman" w:cs="Times New Roman"/>
+                <w:sz w:val="24"/>
+                <w:szCs w:val="24"/>
+                <w:lang w:val="en-US" w:eastAsia="zh-CN"/>
+              </w:rPr>
+              <w:t>PIK3CA</w:t>
+            </w:r>
+          </w:p>
+        </w:tc>
+        <w:tc>
+          <w:tcPr>
+            <w:tcW w:w="5357" w:type="dxa"/>
+            <w:tcBorders>
+              <w:top w:val="single" w:color="000000" w:sz="8" w:space="0"/>
+              <w:left w:val="single" w:color="000000" w:sz="8" w:space="0"/>
+              <w:bottom w:val="nil"/>
+              <w:right w:val="single" w:color="000000" w:sz="8" w:space="0"/>
+            </w:tcBorders>
+            <w:shd w:val="clear" w:color="auto" w:fill="FFFFFF"/>
+            <w:vAlign w:val="center"/>
+          </w:tcPr>
+          <w:p>
+            <w:pPr>
+              <w:jc w:val="center"/>
+              <w:rPr>
+                <w:rFonts w:hint="default" w:ascii="Times New Roman" w:hAnsi="Times New Roman" w:cs="Times New Roman"/>
+                <w:sz w:val="24"/>
+                <w:szCs w:val="24"/>
+              </w:rPr>
+            </w:pPr>
+            <w:r>
+              <w:rPr>
+                <w:rFonts w:hint="default" w:ascii="Times New Roman" w:hAnsi="Times New Roman" w:cs="Times New Roman"/>
+                <w:sz w:val="24"/>
+                <w:szCs w:val="24"/>
+                <w:lang w:val="en-US" w:eastAsia="zh-CN"/>
+              </w:rPr>
+              <w:t>p.H1047L</w:t>
+            </w:r>
+          </w:p>
+        </w:tc>
+      </w:tr>
+      <w:tr>
+        <w:tblPrEx>
+          <w:tblBorders>
+            <w:top w:val="none" w:color="auto" w:sz="0" w:space="0"/>
+            <w:left w:val="none" w:color="auto" w:sz="0" w:space="0"/>
+            <w:bottom w:val="none" w:color="auto" w:sz="0" w:space="0"/>
+            <w:right w:val="none" w:color="auto" w:sz="0" w:space="0"/>
+            <w:insideH w:val="none" w:color="auto" w:sz="0" w:space="0"/>
+            <w:insideV w:val="none" w:color="auto" w:sz="0" w:space="0"/>
+          </w:tblBorders>
+          <w:shd w:val="clear" w:color="auto" w:fill="auto"/>
+          <w:tblCellMar>
+            <w:top w:w="0" w:type="dxa"/>
+            <w:left w:w="108" w:type="dxa"/>
+            <w:bottom w:w="0" w:type="dxa"/>
+            <w:right w:w="108" w:type="dxa"/>
+          </w:tblCellMar>
+        </w:tblPrEx>
+        <w:trPr>
+          <w:trHeight w:val="325" w:hRule="atLeast"/>
+        </w:trPr>
+        <w:tc>
+          <w:tcPr>
+            <w:tcW w:w="1859" w:type="dxa"/>
+            <w:tcBorders>
+              <w:top w:val="single" w:color="000000" w:sz="8" w:space="0"/>
+              <w:left w:val="single" w:color="000000" w:sz="8" w:space="0"/>
+              <w:bottom w:val="nil"/>
+              <w:right w:val="nil"/>
+            </w:tcBorders>
+            <w:shd w:val="clear" w:color="auto" w:fill="FFFFFF"/>
+            <w:vAlign w:val="center"/>
+          </w:tcPr>
+          <w:p>
+            <w:pPr>
+              <w:jc w:val="center"/>
+              <w:rPr>
+                <w:rFonts w:hint="default" w:ascii="Times New Roman" w:hAnsi="Times New Roman" w:cs="Times New Roman"/>
+                <w:sz w:val="24"/>
+                <w:szCs w:val="24"/>
+              </w:rPr>
+            </w:pPr>
+            <w:r>
+              <w:rPr>
+                <w:rFonts w:hint="default" w:ascii="Times New Roman" w:hAnsi="Times New Roman" w:cs="Times New Roman"/>
+                <w:sz w:val="24"/>
+                <w:szCs w:val="24"/>
+                <w:lang w:val="en-US" w:eastAsia="zh-CN"/>
+              </w:rPr>
+              <w:t>29</w:t>
+            </w:r>
+          </w:p>
+        </w:tc>
+        <w:tc>
+          <w:tcPr>
+            <w:tcW w:w="2629" w:type="dxa"/>
+            <w:tcBorders>
+              <w:top w:val="single" w:color="000000" w:sz="8" w:space="0"/>
+              <w:left w:val="single" w:color="000000" w:sz="8" w:space="0"/>
+              <w:bottom w:val="nil"/>
+              <w:right w:val="nil"/>
+            </w:tcBorders>
+            <w:shd w:val="clear" w:color="auto" w:fill="FFFFFF"/>
+            <w:vAlign w:val="center"/>
+          </w:tcPr>
+          <w:p>
+            <w:pPr>
+              <w:jc w:val="center"/>
+              <w:rPr>
+                <w:rFonts w:hint="default" w:ascii="Times New Roman" w:hAnsi="Times New Roman" w:cs="Times New Roman"/>
+                <w:sz w:val="24"/>
+                <w:szCs w:val="24"/>
+              </w:rPr>
+            </w:pPr>
+            <w:r>
+              <w:rPr>
+                <w:rFonts w:hint="default" w:ascii="Times New Roman" w:hAnsi="Times New Roman" w:cs="Times New Roman"/>
+                <w:sz w:val="24"/>
+                <w:szCs w:val="24"/>
+                <w:lang w:val="en-US" w:eastAsia="zh-CN"/>
+              </w:rPr>
+              <w:t>PIK3CA</w:t>
+            </w:r>
+          </w:p>
+        </w:tc>
+        <w:tc>
+          <w:tcPr>
+            <w:tcW w:w="5357" w:type="dxa"/>
+            <w:tcBorders>
+              <w:top w:val="single" w:color="000000" w:sz="8" w:space="0"/>
+              <w:left w:val="single" w:color="000000" w:sz="8" w:space="0"/>
+              <w:bottom w:val="nil"/>
+              <w:right w:val="single" w:color="000000" w:sz="8" w:space="0"/>
+            </w:tcBorders>
+            <w:shd w:val="clear" w:color="auto" w:fill="FFFFFF"/>
+            <w:vAlign w:val="center"/>
+          </w:tcPr>
+          <w:p>
+            <w:pPr>
+              <w:jc w:val="center"/>
+              <w:rPr>
+                <w:rFonts w:hint="default" w:ascii="Times New Roman" w:hAnsi="Times New Roman" w:cs="Times New Roman"/>
+                <w:sz w:val="24"/>
+                <w:szCs w:val="24"/>
+              </w:rPr>
+            </w:pPr>
+            <w:r>
+              <w:rPr>
+                <w:rFonts w:hint="default" w:ascii="Times New Roman" w:hAnsi="Times New Roman" w:cs="Times New Roman"/>
+                <w:sz w:val="24"/>
+                <w:szCs w:val="24"/>
+                <w:lang w:val="en-US" w:eastAsia="zh-CN"/>
+              </w:rPr>
+              <w:t>p.H1047R</w:t>
+            </w:r>
+          </w:p>
+        </w:tc>
+      </w:tr>
+      <w:tr>
+        <w:tblPrEx>
+          <w:tblBorders>
+            <w:top w:val="none" w:color="auto" w:sz="0" w:space="0"/>
+            <w:left w:val="none" w:color="auto" w:sz="0" w:space="0"/>
+            <w:bottom w:val="none" w:color="auto" w:sz="0" w:space="0"/>
+            <w:right w:val="none" w:color="auto" w:sz="0" w:space="0"/>
+            <w:insideH w:val="none" w:color="auto" w:sz="0" w:space="0"/>
+            <w:insideV w:val="none" w:color="auto" w:sz="0" w:space="0"/>
+          </w:tblBorders>
+          <w:shd w:val="clear" w:color="auto" w:fill="auto"/>
+          <w:tblCellMar>
+            <w:top w:w="0" w:type="dxa"/>
+            <w:left w:w="108" w:type="dxa"/>
+            <w:bottom w:w="0" w:type="dxa"/>
+            <w:right w:w="108" w:type="dxa"/>
+          </w:tblCellMar>
+        </w:tblPrEx>
+        <w:trPr>
+          <w:trHeight w:val="325" w:hRule="atLeast"/>
+        </w:trPr>
+        <w:tc>
+          <w:tcPr>
+            <w:tcW w:w="1859" w:type="dxa"/>
+            <w:tcBorders>
+              <w:top w:val="single" w:color="000000" w:sz="8" w:space="0"/>
+              <w:left w:val="single" w:color="000000" w:sz="8" w:space="0"/>
+              <w:bottom w:val="nil"/>
+              <w:right w:val="nil"/>
+            </w:tcBorders>
+            <w:shd w:val="clear" w:color="auto" w:fill="FFFFFF"/>
+            <w:vAlign w:val="center"/>
+          </w:tcPr>
+          <w:p>
+            <w:pPr>
+              <w:jc w:val="center"/>
+              <w:rPr>
+                <w:rFonts w:hint="default" w:ascii="Times New Roman" w:hAnsi="Times New Roman" w:cs="Times New Roman"/>
+                <w:sz w:val="24"/>
+                <w:szCs w:val="24"/>
+              </w:rPr>
+            </w:pPr>
+            <w:r>
+              <w:rPr>
+                <w:rFonts w:hint="default" w:ascii="Times New Roman" w:hAnsi="Times New Roman" w:cs="Times New Roman"/>
+                <w:sz w:val="24"/>
+                <w:szCs w:val="24"/>
+                <w:lang w:val="en-US" w:eastAsia="zh-CN"/>
+              </w:rPr>
+              <w:t>30</w:t>
+            </w:r>
+          </w:p>
+        </w:tc>
+        <w:tc>
+          <w:tcPr>
+            <w:tcW w:w="2629" w:type="dxa"/>
+            <w:tcBorders>
+              <w:top w:val="single" w:color="000000" w:sz="8" w:space="0"/>
+              <w:left w:val="single" w:color="000000" w:sz="8" w:space="0"/>
+              <w:bottom w:val="nil"/>
+              <w:right w:val="nil"/>
+            </w:tcBorders>
+            <w:shd w:val="clear" w:color="auto" w:fill="FFFFFF"/>
+            <w:vAlign w:val="center"/>
+          </w:tcPr>
+          <w:p>
+            <w:pPr>
+              <w:jc w:val="center"/>
+              <w:rPr>
+                <w:rFonts w:hint="default" w:ascii="Times New Roman" w:hAnsi="Times New Roman" w:cs="Times New Roman"/>
+                <w:sz w:val="24"/>
+                <w:szCs w:val="24"/>
+              </w:rPr>
+            </w:pPr>
+            <w:r>
+              <w:rPr>
+                <w:rFonts w:hint="default" w:ascii="Times New Roman" w:hAnsi="Times New Roman" w:cs="Times New Roman"/>
+                <w:sz w:val="24"/>
+                <w:szCs w:val="24"/>
+                <w:lang w:val="en-US" w:eastAsia="zh-CN"/>
+              </w:rPr>
+              <w:t>PTEN</w:t>
+            </w:r>
+          </w:p>
+        </w:tc>
+        <w:tc>
+          <w:tcPr>
+            <w:tcW w:w="5357" w:type="dxa"/>
+            <w:tcBorders>
+              <w:top w:val="single" w:color="000000" w:sz="8" w:space="0"/>
+              <w:left w:val="single" w:color="000000" w:sz="8" w:space="0"/>
+              <w:bottom w:val="nil"/>
+              <w:right w:val="single" w:color="000000" w:sz="8" w:space="0"/>
+            </w:tcBorders>
+            <w:shd w:val="clear" w:color="auto" w:fill="FFFFFF"/>
+            <w:vAlign w:val="center"/>
+          </w:tcPr>
+          <w:p>
+            <w:pPr>
+              <w:jc w:val="center"/>
+              <w:rPr>
+                <w:rFonts w:hint="default" w:ascii="Times New Roman" w:hAnsi="Times New Roman" w:cs="Times New Roman"/>
+                <w:sz w:val="24"/>
+                <w:szCs w:val="24"/>
+              </w:rPr>
+            </w:pPr>
+            <w:r>
+              <w:rPr>
+                <w:rFonts w:hint="default" w:ascii="Times New Roman" w:hAnsi="Times New Roman" w:cs="Times New Roman"/>
+                <w:sz w:val="24"/>
+                <w:szCs w:val="24"/>
+                <w:lang w:val="en-US" w:eastAsia="zh-CN"/>
+              </w:rPr>
+              <w:t>p.R130Q</w:t>
+            </w:r>
+          </w:p>
+        </w:tc>
+      </w:tr>
+      <w:tr>
+        <w:tblPrEx>
+          <w:tblBorders>
+            <w:top w:val="none" w:color="auto" w:sz="0" w:space="0"/>
+            <w:left w:val="none" w:color="auto" w:sz="0" w:space="0"/>
+            <w:bottom w:val="none" w:color="auto" w:sz="0" w:space="0"/>
+            <w:right w:val="none" w:color="auto" w:sz="0" w:space="0"/>
+            <w:insideH w:val="none" w:color="auto" w:sz="0" w:space="0"/>
+            <w:insideV w:val="none" w:color="auto" w:sz="0" w:space="0"/>
+          </w:tblBorders>
+          <w:shd w:val="clear" w:color="auto" w:fill="auto"/>
+          <w:tblCellMar>
+            <w:top w:w="0" w:type="dxa"/>
+            <w:left w:w="108" w:type="dxa"/>
+            <w:bottom w:w="0" w:type="dxa"/>
+            <w:right w:w="108" w:type="dxa"/>
+          </w:tblCellMar>
+        </w:tblPrEx>
+        <w:trPr>
+          <w:trHeight w:val="325" w:hRule="atLeast"/>
+        </w:trPr>
+        <w:tc>
+          <w:tcPr>
+            <w:tcW w:w="1859" w:type="dxa"/>
+            <w:tcBorders>
+              <w:top w:val="single" w:color="000000" w:sz="8" w:space="0"/>
+              <w:left w:val="single" w:color="000000" w:sz="8" w:space="0"/>
+              <w:bottom w:val="single" w:color="auto" w:sz="4" w:space="0"/>
+              <w:right w:val="nil"/>
+            </w:tcBorders>
+            <w:shd w:val="clear" w:color="auto" w:fill="FFFFFF"/>
+            <w:vAlign w:val="center"/>
+          </w:tcPr>
+          <w:p>
+            <w:pPr>
+              <w:jc w:val="center"/>
+              <w:rPr>
+                <w:rFonts w:hint="default" w:ascii="Times New Roman" w:hAnsi="Times New Roman" w:cs="Times New Roman"/>
+                <w:sz w:val="24"/>
+                <w:szCs w:val="24"/>
+              </w:rPr>
+            </w:pPr>
+            <w:r>
+              <w:rPr>
+                <w:rFonts w:hint="default" w:ascii="Times New Roman" w:hAnsi="Times New Roman" w:cs="Times New Roman"/>
+                <w:sz w:val="24"/>
+                <w:szCs w:val="24"/>
+                <w:lang w:val="en-US" w:eastAsia="zh-CN"/>
+              </w:rPr>
+              <w:t>31</w:t>
+            </w:r>
+          </w:p>
+        </w:tc>
+        <w:tc>
+          <w:tcPr>
+            <w:tcW w:w="2629" w:type="dxa"/>
+            <w:tcBorders>
+              <w:top w:val="single" w:color="000000" w:sz="8" w:space="0"/>
+              <w:left w:val="single" w:color="000000" w:sz="8" w:space="0"/>
+              <w:bottom w:val="single" w:color="auto" w:sz="4" w:space="0"/>
+              <w:right w:val="nil"/>
+            </w:tcBorders>
+            <w:shd w:val="clear" w:color="auto" w:fill="FFFFFF"/>
+            <w:vAlign w:val="center"/>
+          </w:tcPr>
+          <w:p>
+            <w:pPr>
+              <w:jc w:val="center"/>
+              <w:rPr>
+                <w:rFonts w:hint="default" w:ascii="Times New Roman" w:hAnsi="Times New Roman" w:cs="Times New Roman"/>
+                <w:sz w:val="24"/>
+                <w:szCs w:val="24"/>
+              </w:rPr>
+            </w:pPr>
+            <w:r>
+              <w:rPr>
+                <w:rFonts w:hint="default" w:ascii="Times New Roman" w:hAnsi="Times New Roman" w:cs="Times New Roman"/>
+                <w:sz w:val="24"/>
+                <w:szCs w:val="24"/>
+                <w:lang w:val="en-US" w:eastAsia="zh-CN"/>
+              </w:rPr>
+              <w:t>PTEN</w:t>
+            </w:r>
+          </w:p>
+        </w:tc>
+        <w:tc>
+          <w:tcPr>
+            <w:tcW w:w="5357" w:type="dxa"/>
+            <w:tcBorders>
+              <w:top w:val="single" w:color="000000" w:sz="8" w:space="0"/>
+              <w:left w:val="single" w:color="000000" w:sz="8" w:space="0"/>
+              <w:bottom w:val="nil"/>
+              <w:right w:val="single" w:color="000000" w:sz="8" w:space="0"/>
+            </w:tcBorders>
+            <w:shd w:val="clear" w:color="auto" w:fill="FFFFFF"/>
+            <w:vAlign w:val="center"/>
+          </w:tcPr>
+          <w:p>
+            <w:pPr>
+              <w:jc w:val="center"/>
+              <w:rPr>
+                <w:rFonts w:hint="default" w:ascii="Times New Roman" w:hAnsi="Times New Roman" w:cs="Times New Roman"/>
+                <w:sz w:val="24"/>
+                <w:szCs w:val="24"/>
+              </w:rPr>
+            </w:pPr>
+            <w:r>
+              <w:rPr>
+                <w:rFonts w:hint="default" w:ascii="Times New Roman" w:hAnsi="Times New Roman" w:cs="Times New Roman"/>
+                <w:sz w:val="24"/>
+                <w:szCs w:val="24"/>
+                <w:lang w:val="en-US" w:eastAsia="zh-CN"/>
+              </w:rPr>
+              <w:t>p.D326Y</w:t>
+            </w:r>
+          </w:p>
+        </w:tc>
+      </w:tr>
+      <w:tr>
+        <w:tblPrEx>
+          <w:tblBorders>
+            <w:top w:val="none" w:color="auto" w:sz="0" w:space="0"/>
+            <w:left w:val="none" w:color="auto" w:sz="0" w:space="0"/>
+            <w:bottom w:val="none" w:color="auto" w:sz="0" w:space="0"/>
+            <w:right w:val="none" w:color="auto" w:sz="0" w:space="0"/>
+            <w:insideH w:val="none" w:color="auto" w:sz="0" w:space="0"/>
+            <w:insideV w:val="none" w:color="auto" w:sz="0" w:space="0"/>
+          </w:tblBorders>
+          <w:shd w:val="clear" w:color="auto" w:fill="auto"/>
+          <w:tblCellMar>
+            <w:top w:w="0" w:type="dxa"/>
+            <w:left w:w="108" w:type="dxa"/>
+            <w:bottom w:w="0" w:type="dxa"/>
+            <w:right w:w="108" w:type="dxa"/>
+          </w:tblCellMar>
+        </w:tblPrEx>
+        <w:trPr>
+          <w:trHeight w:val="325" w:hRule="atLeast"/>
+        </w:trPr>
+        <w:tc>
+          <w:tcPr>
+            <w:tcW w:w="1859" w:type="dxa"/>
+            <w:tcBorders>
               <w:top w:val="single" w:color="auto" w:sz="4" w:space="0"/>
               <w:left w:val="single" w:color="auto" w:sz="4" w:space="0"/>
               <w:bottom w:val="single" w:color="auto" w:sz="4" w:space="0"/>
@@ -36125,7 +36426,7 @@
                 <w:szCs w:val="24"/>
                 <w:lang w:val="en-US" w:eastAsia="zh-CN"/>
               </w:rPr>
-              <w:t>33</w:t>
+              <w:t>32</w:t>
             </w:r>
           </w:p>
         </w:tc>
@@ -36190,6 +36491,125 @@
                 <w:szCs w:val="24"/>
                 <w:lang w:val="en-US" w:eastAsia="zh-CN"/>
               </w:rPr>
+              <w:t>rs3064744</w:t>
+            </w:r>
+          </w:p>
+        </w:tc>
+      </w:tr>
+      <w:tr>
+        <w:tblPrEx>
+          <w:tblBorders>
+            <w:top w:val="none" w:color="auto" w:sz="0" w:space="0"/>
+            <w:left w:val="none" w:color="auto" w:sz="0" w:space="0"/>
+            <w:bottom w:val="none" w:color="auto" w:sz="0" w:space="0"/>
+            <w:right w:val="none" w:color="auto" w:sz="0" w:space="0"/>
+            <w:insideH w:val="none" w:color="auto" w:sz="0" w:space="0"/>
+            <w:insideV w:val="none" w:color="auto" w:sz="0" w:space="0"/>
+          </w:tblBorders>
+          <w:shd w:val="clear" w:color="auto" w:fill="auto"/>
+          <w:tblCellMar>
+            <w:top w:w="0" w:type="dxa"/>
+            <w:left w:w="108" w:type="dxa"/>
+            <w:bottom w:w="0" w:type="dxa"/>
+            <w:right w:w="108" w:type="dxa"/>
+          </w:tblCellMar>
+        </w:tblPrEx>
+        <w:trPr>
+          <w:trHeight w:val="325" w:hRule="atLeast"/>
+        </w:trPr>
+        <w:tc>
+          <w:tcPr>
+            <w:tcW w:w="1859" w:type="dxa"/>
+            <w:tcBorders>
+              <w:top w:val="single" w:color="auto" w:sz="4" w:space="0"/>
+              <w:left w:val="single" w:color="auto" w:sz="4" w:space="0"/>
+              <w:bottom w:val="single" w:color="auto" w:sz="4" w:space="0"/>
+              <w:right w:val="single" w:color="auto" w:sz="4" w:space="0"/>
+            </w:tcBorders>
+            <w:shd w:val="clear" w:color="auto" w:fill="FFFFFF"/>
+            <w:vAlign w:val="center"/>
+          </w:tcPr>
+          <w:p>
+            <w:pPr>
+              <w:jc w:val="center"/>
+              <w:rPr>
+                <w:rFonts w:hint="default" w:ascii="Times New Roman" w:hAnsi="Times New Roman" w:cs="Times New Roman"/>
+                <w:sz w:val="24"/>
+                <w:szCs w:val="24"/>
+              </w:rPr>
+            </w:pPr>
+            <w:r>
+              <w:rPr>
+                <w:rFonts w:hint="default" w:ascii="Times New Roman" w:hAnsi="Times New Roman" w:cs="Times New Roman"/>
+                <w:sz w:val="24"/>
+                <w:szCs w:val="24"/>
+                <w:lang w:val="en-US" w:eastAsia="zh-CN"/>
+              </w:rPr>
+              <w:t>33</w:t>
+            </w:r>
+          </w:p>
+        </w:tc>
+        <w:tc>
+          <w:tcPr>
+            <w:tcW w:w="2629" w:type="dxa"/>
+            <w:tcBorders>
+              <w:top w:val="single" w:color="auto" w:sz="4" w:space="0"/>
+              <w:left w:val="single" w:color="auto" w:sz="4" w:space="0"/>
+              <w:bottom w:val="single" w:color="auto" w:sz="4" w:space="0"/>
+              <w:right w:val="single" w:color="auto" w:sz="4" w:space="0"/>
+            </w:tcBorders>
+            <w:shd w:val="clear" w:color="auto" w:fill="FFFFFF"/>
+            <w:vAlign w:val="center"/>
+          </w:tcPr>
+          <w:p>
+            <w:pPr>
+              <w:jc w:val="center"/>
+              <w:rPr>
+                <w:rFonts w:hint="default" w:ascii="Times New Roman" w:hAnsi="Times New Roman" w:cs="Times New Roman"/>
+                <w:sz w:val="24"/>
+                <w:szCs w:val="24"/>
+              </w:rPr>
+            </w:pPr>
+            <w:r>
+              <w:rPr>
+                <w:rFonts w:hint="default" w:ascii="Times New Roman" w:hAnsi="Times New Roman" w:cs="Times New Roman"/>
+                <w:sz w:val="24"/>
+                <w:szCs w:val="24"/>
+                <w:lang w:val="en-US" w:eastAsia="zh-CN"/>
+              </w:rPr>
+              <w:t>UGT1A1</w:t>
+            </w:r>
+          </w:p>
+        </w:tc>
+        <w:tc>
+          <w:tcPr>
+            <w:tcW w:w="5357" w:type="dxa"/>
+            <w:tcBorders>
+              <w:top w:val="single" w:color="000000" w:sz="8" w:space="0"/>
+              <w:left w:val="single" w:color="auto" w:sz="4" w:space="0"/>
+              <w:bottom w:val="single" w:color="000000" w:sz="8" w:space="0"/>
+              <w:right w:val="single" w:color="000000" w:sz="8" w:space="0"/>
+            </w:tcBorders>
+            <w:shd w:val="clear" w:color="auto" w:fill="FFFFFF"/>
+            <w:noWrap/>
+            <w:vAlign w:val="center"/>
+          </w:tcPr>
+          <w:p>
+            <w:pPr>
+              <w:jc w:val="center"/>
+              <w:rPr>
+                <w:rFonts w:hint="default" w:ascii="Times New Roman" w:hAnsi="Times New Roman" w:cs="Times New Roman"/>
+                <w:sz w:val="24"/>
+                <w:szCs w:val="24"/>
+              </w:rPr>
+            </w:pPr>
+            <w:r>
+              <w:rPr>
+                <w:rFonts w:hint="default" w:ascii="Times New Roman" w:hAnsi="Times New Roman" w:cs="Times New Roman"/>
+                <w:sz w:val="24"/>
+                <w:szCs w:val="24"/>
+                <w:lang w:val="en-US" w:eastAsia="zh-CN"/>
+              </w:rPr>
               <w:t>rs4148323</w:t>
             </w:r>
           </w:p>
@@ -36214,26 +36634,26 @@
           <w:lang w:eastAsia="zh-CN"/>
         </w:rPr>
       </w:pPr>
-      <w:bookmarkStart w:id="121" w:name="_Toc14932"/>
+      <w:bookmarkStart w:id="121" w:name="_Toc3409"/>
       <w:bookmarkStart w:id="122" w:name="_Toc15114"/>
-      <w:bookmarkStart w:id="123" w:name="_Toc3409"/>
-      <w:bookmarkStart w:id="124" w:name="_Toc32447"/>
-      <w:bookmarkStart w:id="125" w:name="_Toc16663"/>
-      <w:bookmarkStart w:id="126" w:name="_Toc28557"/>
-      <w:bookmarkStart w:id="127" w:name="_Toc2699"/>
+      <w:bookmarkStart w:id="123" w:name="_Toc14932"/>
+      <w:bookmarkStart w:id="124" w:name="_Toc10759"/>
+      <w:bookmarkStart w:id="125" w:name="_Toc28557"/>
+      <w:bookmarkStart w:id="126" w:name="_Toc2699"/>
+      <w:bookmarkStart w:id="127" w:name="_Toc16663"/>
       <w:bookmarkStart w:id="128" w:name="_Toc11925"/>
       <w:bookmarkStart w:id="129" w:name="_Toc13498"/>
-      <w:bookmarkStart w:id="130" w:name="_Toc5457"/>
+      <w:bookmarkStart w:id="130" w:name="_Toc32447"/>
       <w:bookmarkStart w:id="131" w:name="_Toc18198"/>
-      <w:bookmarkStart w:id="132" w:name="_Toc10759"/>
-      <w:bookmarkStart w:id="133" w:name="_Toc30512"/>
-      <w:bookmarkStart w:id="134" w:name="_Toc29105"/>
-      <w:bookmarkStart w:id="135" w:name="_Toc8550"/>
-      <w:bookmarkStart w:id="136" w:name="_Toc18811"/>
-      <w:bookmarkStart w:id="137" w:name="_Toc2482"/>
-      <w:bookmarkStart w:id="138" w:name="_Toc11535"/>
-      <w:bookmarkStart w:id="139" w:name="_Toc699"/>
-      <w:bookmarkStart w:id="140" w:name="_Toc24462"/>
+      <w:bookmarkStart w:id="132" w:name="_Toc5457"/>
+      <w:bookmarkStart w:id="133" w:name="_Toc2482"/>
+      <w:bookmarkStart w:id="134" w:name="_Toc30512"/>
+      <w:bookmarkStart w:id="135" w:name="_Toc699"/>
+      <w:bookmarkStart w:id="136" w:name="_Toc11535"/>
+      <w:bookmarkStart w:id="137" w:name="_Toc8550"/>
+      <w:bookmarkStart w:id="138" w:name="_Toc18811"/>
+      <w:bookmarkStart w:id="139" w:name="_Toc24462"/>
+      <w:bookmarkStart w:id="140" w:name="_Toc29105"/>
       <w:r>
         <w:rPr>
           <w:rFonts w:hint="eastAsia"/>
@@ -36462,16 +36882,16 @@
           <w:lang w:eastAsia="zh-CN"/>
         </w:rPr>
       </w:pPr>
-      <w:bookmarkStart w:id="141" w:name="_Toc11901"/>
+      <w:bookmarkStart w:id="141" w:name="_Toc27809"/>
       <w:bookmarkStart w:id="142" w:name="_Toc2101"/>
-      <w:bookmarkStart w:id="143" w:name="_Toc27809"/>
-      <w:bookmarkStart w:id="144" w:name="_Toc4503"/>
+      <w:bookmarkStart w:id="143" w:name="_Toc4503"/>
+      <w:bookmarkStart w:id="144" w:name="_Toc11901"/>
       <w:bookmarkStart w:id="145" w:name="_Toc13275"/>
       <w:bookmarkStart w:id="146" w:name="_Toc22623"/>
-      <w:bookmarkStart w:id="147" w:name="_Toc19584_WPSOffice_Level1"/>
-      <w:bookmarkStart w:id="148" w:name="_Toc14611_WPSOffice_Level1"/>
+      <w:bookmarkStart w:id="147" w:name="_Toc14611_WPSOffice_Level1"/>
+      <w:bookmarkStart w:id="148" w:name="_Toc17792_WPSOffice_Level2"/>
       <w:bookmarkStart w:id="149" w:name="_Toc22162_WPSOffice_Level1"/>
-      <w:bookmarkStart w:id="150" w:name="_Toc17792_WPSOffice_Level2"/>
+      <w:bookmarkStart w:id="150" w:name="_Toc19584_WPSOffice_Level1"/>
       <w:r>
         <w:rPr>
           <w:rFonts w:hint="eastAsia"/>
@@ -37815,23 +38235,7 @@
           <w:rFonts w:hint="eastAsia" w:ascii="Times New Roman" w:hAnsi="Times New Roman" w:eastAsia="微软雅黑" w:cs="Times New Roman"/>
           <w:lang w:eastAsia="zh-CN"/>
         </w:rPr>
-        <w:t>广州市黄</w:t>
-      </w:r>
-      <w:r>
-        <w:rPr>
-          <w:rFonts w:hint="eastAsia" w:ascii="Times New Roman" w:hAnsi="Times New Roman" w:eastAsia="微软雅黑" w:cs="Times New Roman"/>
-          <w:lang w:val="en-US" w:eastAsia="zh-CN"/>
-        </w:rPr>
-        <w:t>埔</w:t>
-      </w:r>
-      <w:bookmarkStart w:id="151" w:name="_GoBack"/>
-      <w:bookmarkEnd w:id="151"/>
-      <w:r>
-        <w:rPr>
-          <w:rFonts w:hint="eastAsia" w:ascii="Times New Roman" w:hAnsi="Times New Roman" w:eastAsia="微软雅黑" w:cs="Times New Roman"/>
-          <w:lang w:eastAsia="zh-CN"/>
-        </w:rPr>
-        <w:t>区开源大道11号C6栋702室</w:t>
+        <w:t>广州市黄浦区开源大道11号C6栋702室</w:t>
       </w:r>
     </w:p>
     <w:p>
@@ -38143,7 +38547,7 @@
           <w:szCs w:val="24"/>
         </w:rPr>
         <w:drawing>
-          <wp:anchor distT="0" distB="0" distL="114935" distR="114935" simplePos="0" relativeHeight="251665408" behindDoc="0" locked="0" layoutInCell="1" allowOverlap="1">
+          <wp:anchor distT="0" distB="0" distL="114935" distR="114935" simplePos="0" relativeHeight="251671552" behindDoc="0" locked="0" layoutInCell="1" allowOverlap="1">
             <wp:simplePos x="0" y="0"/>
             <wp:positionH relativeFrom="column">
               <wp:posOffset>723900</wp:posOffset>
@@ -38168,7 +38572,7 @@
                     </pic:cNvPicPr>
                   </pic:nvPicPr>
                   <pic:blipFill>
-                    <a:blip r:embed="rId16"/>
+                    <a:blip r:embed="rId18"/>
                     <a:stretch>
                       <a:fillRect/>
                     </a:stretch>
@@ -38197,7 +38601,7 @@
           <w:szCs w:val="24"/>
         </w:rPr>
         <w:drawing>
-          <wp:anchor distT="0" distB="0" distL="114935" distR="114935" simplePos="0" relativeHeight="251664384" behindDoc="0" locked="0" layoutInCell="1" allowOverlap="1">
+          <wp:anchor distT="0" distB="0" distL="114935" distR="114935" simplePos="0" relativeHeight="251670528" behindDoc="0" locked="0" layoutInCell="1" allowOverlap="1">
             <wp:simplePos x="0" y="0"/>
             <wp:positionH relativeFrom="column">
               <wp:posOffset>30480</wp:posOffset>
@@ -38222,7 +38626,7 @@
                     </pic:cNvPicPr>
                   </pic:nvPicPr>
                   <pic:blipFill>
-                    <a:blip r:embed="rId17"/>
+                    <a:blip r:embed="rId19"/>
                     <a:stretch>
                       <a:fillRect/>
                     </a:stretch>
@@ -38393,7 +38797,7 @@
           <w:lang w:eastAsia="zh-CN"/>
         </w:rPr>
         <w:drawing>
-          <wp:anchor distT="0" distB="0" distL="0" distR="0" simplePos="0" relativeHeight="251663360" behindDoc="1" locked="0" layoutInCell="1" allowOverlap="1">
+          <wp:anchor distT="0" distB="0" distL="0" distR="0" simplePos="0" relativeHeight="251669504" behindDoc="1" locked="0" layoutInCell="1" allowOverlap="1">
             <wp:simplePos x="0" y="0"/>
             <wp:positionH relativeFrom="column">
               <wp:posOffset>4900295</wp:posOffset>
@@ -38418,7 +38822,7 @@
                     </pic:cNvPicPr>
                   </pic:nvPicPr>
                   <pic:blipFill>
-                    <a:blip r:embed="rId18"/>
+                    <a:blip r:embed="rId20"/>
                     <a:srcRect/>
                     <a:stretch>
                       <a:fillRect/>

--- a/WebContent/docx/肺癌11基因检测报告-常德市第一人民医院.docx
+++ b/WebContent/docx/肺癌11基因检测报告-常德市第一人民医院.docx
@@ -18,7 +18,7 @@
       </w:pPr>
       <w:r>
         <w:drawing>
-          <wp:anchor distT="0" distB="0" distL="0" distR="0" simplePos="0" relativeHeight="251672576" behindDoc="0" locked="0" layoutInCell="1" allowOverlap="1">
+          <wp:anchor distT="0" distB="0" distL="0" distR="0" simplePos="0" relativeHeight="251666432" behindDoc="0" locked="0" layoutInCell="1" allowOverlap="1">
             <wp:simplePos x="0" y="0"/>
             <wp:positionH relativeFrom="column">
               <wp:posOffset>2259330</wp:posOffset>
@@ -2909,18 +2909,18 @@
         </w:numPr>
         <w:jc w:val="left"/>
       </w:pPr>
-      <w:bookmarkStart w:id="0" w:name="_Toc30629"/>
-      <w:bookmarkStart w:id="1" w:name="_Toc13044"/>
-      <w:bookmarkStart w:id="2" w:name="_Toc24686"/>
-      <w:bookmarkStart w:id="3" w:name="_Toc23010"/>
-      <w:bookmarkStart w:id="4" w:name="_Toc28946"/>
-      <w:bookmarkStart w:id="5" w:name="_Toc20532"/>
-      <w:bookmarkStart w:id="6" w:name="_Toc15112"/>
-      <w:bookmarkStart w:id="7" w:name="_Toc6195"/>
-      <w:bookmarkStart w:id="8" w:name="_Toc10575"/>
-      <w:bookmarkStart w:id="9" w:name="_Toc8662"/>
+      <w:bookmarkStart w:id="0" w:name="_Toc10575"/>
+      <w:bookmarkStart w:id="1" w:name="_Toc6195"/>
+      <w:bookmarkStart w:id="2" w:name="_Toc28946"/>
+      <w:bookmarkStart w:id="3" w:name="_Toc24686"/>
+      <w:bookmarkStart w:id="4" w:name="_Toc13044"/>
+      <w:bookmarkStart w:id="5" w:name="_Toc30629"/>
+      <w:bookmarkStart w:id="6" w:name="_Toc23010"/>
+      <w:bookmarkStart w:id="7" w:name="_Toc8662"/>
+      <w:bookmarkStart w:id="8" w:name="_Toc15567"/>
+      <w:bookmarkStart w:id="9" w:name="_Toc15112"/>
       <w:bookmarkStart w:id="10" w:name="_Toc21253"/>
-      <w:bookmarkStart w:id="11" w:name="_Toc15567"/>
+      <w:bookmarkStart w:id="11" w:name="_Toc20532"/>
       <w:r>
         <w:t>样本信息</w:t>
       </w:r>
@@ -3133,7 +3133,6 @@
             <w:insideH w:val="single" w:color="BEBEBE" w:themeColor="background1" w:themeShade="BF" w:sz="4" w:space="0"/>
             <w:insideV w:val="single" w:color="BEBEBE" w:themeColor="background1" w:themeShade="BF" w:sz="4" w:space="0"/>
           </w:tblBorders>
-          <w:shd w:val="clear" w:color="auto" w:fill="FFFFFF" w:themeFill="background1"/>
           <w:tblCellMar>
             <w:top w:w="0" w:type="dxa"/>
             <w:left w:w="108" w:type="dxa"/>
@@ -3449,7 +3448,6 @@
             <w:insideH w:val="single" w:color="BEBEBE" w:themeColor="background1" w:themeShade="BF" w:sz="4" w:space="0"/>
             <w:insideV w:val="single" w:color="BEBEBE" w:themeColor="background1" w:themeShade="BF" w:sz="4" w:space="0"/>
           </w:tblBorders>
-          <w:shd w:val="clear" w:color="auto" w:fill="FFFFFF" w:themeFill="background1"/>
           <w:tblCellMar>
             <w:top w:w="0" w:type="dxa"/>
             <w:left w:w="108" w:type="dxa"/>
@@ -3607,7 +3605,6 @@
             <w:insideH w:val="single" w:color="BEBEBE" w:themeColor="background1" w:themeShade="BF" w:sz="4" w:space="0"/>
             <w:insideV w:val="single" w:color="BEBEBE" w:themeColor="background1" w:themeShade="BF" w:sz="4" w:space="0"/>
           </w:tblBorders>
-          <w:shd w:val="clear" w:color="auto" w:fill="FFFFFF" w:themeFill="background1"/>
           <w:tblCellMar>
             <w:top w:w="0" w:type="dxa"/>
             <w:left w:w="108" w:type="dxa"/>
@@ -3791,14 +3788,14 @@
         </w:numPr>
         <w:jc w:val="left"/>
       </w:pPr>
-      <w:bookmarkStart w:id="12" w:name="_Toc18062_WPSOffice_Level1"/>
-      <w:bookmarkStart w:id="13" w:name="_Toc11465"/>
-      <w:bookmarkStart w:id="14" w:name="_Toc19594"/>
+      <w:bookmarkStart w:id="12" w:name="_Toc10518"/>
+      <w:bookmarkStart w:id="13" w:name="_Toc11015_WPSOffice_Level1"/>
+      <w:bookmarkStart w:id="14" w:name="_Toc18062_WPSOffice_Level1"/>
       <w:bookmarkStart w:id="15" w:name="_Toc17451"/>
-      <w:bookmarkStart w:id="16" w:name="_Toc7021_WPSOffice_Level1"/>
-      <w:bookmarkStart w:id="17" w:name="_Toc10518"/>
-      <w:bookmarkStart w:id="18" w:name="_Toc835"/>
-      <w:bookmarkStart w:id="19" w:name="_Toc11015_WPSOffice_Level1"/>
+      <w:bookmarkStart w:id="16" w:name="_Toc835"/>
+      <w:bookmarkStart w:id="17" w:name="_Toc7021_WPSOffice_Level1"/>
+      <w:bookmarkStart w:id="18" w:name="_Toc11465"/>
+      <w:bookmarkStart w:id="19" w:name="_Toc19594"/>
       <w:r>
         <w:t>检测项目</w:t>
       </w:r>
@@ -4364,13 +4361,13 @@
       <w:pPr>
         <w:jc w:val="center"/>
       </w:pPr>
-      <w:bookmarkStart w:id="21" w:name="_Toc18058"/>
-      <w:bookmarkStart w:id="22" w:name="_Toc4088"/>
-      <w:bookmarkStart w:id="23" w:name="_Toc3871"/>
-      <w:bookmarkStart w:id="24" w:name="_Toc25920"/>
-      <w:bookmarkStart w:id="25" w:name="_Toc1410"/>
-      <w:bookmarkStart w:id="26" w:name="_Toc23369_WPSOffice_Level1"/>
-      <w:bookmarkStart w:id="27" w:name="_Toc6221_WPSOffice_Level1"/>
+      <w:bookmarkStart w:id="21" w:name="_Toc6221_WPSOffice_Level1"/>
+      <w:bookmarkStart w:id="22" w:name="_Toc1410"/>
+      <w:bookmarkStart w:id="23" w:name="_Toc25920"/>
+      <w:bookmarkStart w:id="24" w:name="_Toc3871"/>
+      <w:bookmarkStart w:id="25" w:name="_Toc18058"/>
+      <w:bookmarkStart w:id="26" w:name="_Toc4088"/>
+      <w:bookmarkStart w:id="27" w:name="_Toc23369_WPSOffice_Level1"/>
     </w:p>
     <w:bookmarkEnd w:id="21"/>
     <w:bookmarkEnd w:id="22"/>
@@ -4393,11 +4390,11 @@
         </w:rPr>
       </w:pPr>
       <w:bookmarkStart w:id="28" w:name="_Toc16576"/>
-      <w:bookmarkStart w:id="29" w:name="_Toc149832727"/>
-      <w:bookmarkStart w:id="30" w:name="_Toc149826002"/>
-      <w:bookmarkStart w:id="31" w:name="_Toc11859"/>
+      <w:bookmarkStart w:id="29" w:name="_Toc149826002"/>
+      <w:bookmarkStart w:id="30" w:name="_Toc149832727"/>
+      <w:bookmarkStart w:id="31" w:name="_Toc26624"/>
       <w:bookmarkStart w:id="32" w:name="_Toc14139"/>
-      <w:bookmarkStart w:id="33" w:name="_Toc26624"/>
+      <w:bookmarkStart w:id="33" w:name="_Toc11859"/>
       <w:r>
         <w:rPr>
           <w:rStyle w:val="45"/>
@@ -4450,10 +4447,10 @@
           <w:lang w:eastAsia="zh-CN"/>
         </w:rPr>
       </w:pPr>
-      <w:bookmarkStart w:id="34" w:name="_Toc149832728"/>
-      <w:bookmarkStart w:id="35" w:name="_Toc11674"/>
-      <w:bookmarkStart w:id="36" w:name="_Toc3260"/>
-      <w:bookmarkStart w:id="37" w:name="_Toc149826003"/>
+      <w:bookmarkStart w:id="34" w:name="_Toc11674"/>
+      <w:bookmarkStart w:id="35" w:name="_Toc3260"/>
+      <w:bookmarkStart w:id="36" w:name="_Toc149826003"/>
+      <w:bookmarkStart w:id="37" w:name="_Toc149832728"/>
       <w:r>
         <w:rPr>
           <w:rFonts w:hint="eastAsia"/>
@@ -5339,10 +5336,10 @@
     <w:p>
       <w:pPr>
         <w:rPr>
-          <w:rFonts w:ascii="Times New Roman" w:hAnsi="Times New Roman" w:eastAsia="微软雅黑" w:cs="Times New Roman"/>
+          <w:rFonts w:hint="default" w:ascii="Times New Roman" w:hAnsi="Times New Roman" w:eastAsia="微软雅黑" w:cs="Times New Roman"/>
           <w:sz w:val="24"/>
           <w:szCs w:val="24"/>
-          <w:lang w:eastAsia="zh-CN"/>
+          <w:lang w:val="en-US" w:eastAsia="zh-CN"/>
         </w:rPr>
       </w:pPr>
       <w:r>
@@ -5484,21 +5481,24 @@
               </w:rPr>
             </w:pPr>
             <w:r>
+              <w:rPr>
+                <w:sz w:val="22"/>
+              </w:rPr>
               <mc:AlternateContent>
                 <mc:Choice Requires="wpg">
                   <w:drawing>
-                    <wp:anchor distT="0" distB="0" distL="114300" distR="114300" simplePos="0" relativeHeight="251663360" behindDoc="0" locked="0" layoutInCell="1" allowOverlap="1">
+                    <wp:anchor distT="0" distB="0" distL="114300" distR="114300" simplePos="0" relativeHeight="251667456" behindDoc="0" locked="0" layoutInCell="1" allowOverlap="1">
                       <wp:simplePos x="0" y="0"/>
                       <wp:positionH relativeFrom="column">
-                        <wp:posOffset>31115</wp:posOffset>
+                        <wp:posOffset>0</wp:posOffset>
                       </wp:positionH>
                       <wp:positionV relativeFrom="paragraph">
-                        <wp:posOffset>-547370</wp:posOffset>
+                        <wp:posOffset>-460375</wp:posOffset>
                       </wp:positionV>
-                      <wp:extent cx="3160395" cy="1441450"/>
-                      <wp:effectExtent l="0" t="0" r="9525" b="6350"/>
+                      <wp:extent cx="3080385" cy="1442720"/>
+                      <wp:effectExtent l="0" t="0" r="13335" b="5080"/>
                       <wp:wrapNone/>
-                      <wp:docPr id="52" name="组合 52"/>
+                      <wp:docPr id="34" name="组合 34"/>
                       <wp:cNvGraphicFramePr/>
                       <a:graphic xmlns:a="http://schemas.openxmlformats.org/drawingml/2006/main">
                         <a:graphicData uri="http://schemas.microsoft.com/office/word/2010/wordprocessingGroup">
@@ -5507,25 +5507,25 @@
                             <wpg:grpSpPr>
                               <a:xfrm>
                                 <a:off x="0" y="0"/>
-                                <a:ext cx="3160395" cy="1441450"/>
-                                <a:chOff x="10964" y="3809"/>
-                                <a:chExt cx="4977" cy="2270"/>
+                                <a:ext cx="3080385" cy="1442720"/>
+                                <a:chOff x="17956" y="37747"/>
+                                <a:chExt cx="4851" cy="2272"/>
                               </a:xfrm>
                             </wpg:grpSpPr>
                             <wpg:grpSp>
-                              <wpg:cNvPr id="53" name="组合 6"/>
+                              <wpg:cNvPr id="35" name="组合 16"/>
                               <wpg:cNvGrpSpPr/>
                               <wpg:grpSpPr>
                                 <a:xfrm>
-                                  <a:off x="10964" y="4438"/>
-                                  <a:ext cx="4577" cy="734"/>
-                                  <a:chOff x="10964" y="4438"/>
-                                  <a:chExt cx="4577" cy="734"/>
+                                  <a:off x="17956" y="38313"/>
+                                  <a:ext cx="4049" cy="646"/>
+                                  <a:chOff x="17956" y="38313"/>
+                                  <a:chExt cx="4049" cy="646"/>
                                 </a:xfrm>
                               </wpg:grpSpPr>
                               <pic:pic xmlns:pic="http://schemas.openxmlformats.org/drawingml/2006/picture">
                                 <pic:nvPicPr>
-                                  <pic:cNvPr id="30" name="图片 30" descr="微信图片_20220215110121"/>
+                                  <pic:cNvPr id="12" name="图片 29" descr="IMG_256"/>
                                   <pic:cNvPicPr>
                                     <a:picLocks noChangeAspect="1"/>
                                   </pic:cNvPicPr>
@@ -5534,18 +5534,17 @@
                                   <a:blip r:embed="rId11">
                                     <a:clrChange>
                                       <a:clrFrom>
-                                        <a:srgbClr val="A09D98">
+                                        <a:srgbClr val="FFFFFF">
                                           <a:alpha val="100000"/>
                                         </a:srgbClr>
                                       </a:clrFrom>
                                       <a:clrTo>
-                                        <a:srgbClr val="A09D98">
+                                        <a:srgbClr val="FFFFFF">
                                           <a:alpha val="100000"/>
                                           <a:alpha val="0"/>
                                         </a:srgbClr>
                                       </a:clrTo>
                                     </a:clrChange>
-                                    <a:biLevel thresh="50000"/>
                                   </a:blip>
                                   <a:stretch>
                                     <a:fillRect/>
@@ -5553,57 +5552,46 @@
                                 </pic:blipFill>
                                 <pic:spPr>
                                   <a:xfrm>
-                                    <a:off x="10964" y="4458"/>
-                                    <a:ext cx="1234" cy="715"/>
+                                    <a:off x="21031" y="38313"/>
+                                    <a:ext cx="975" cy="570"/>
+                                  </a:xfrm>
+                                  <a:prstGeom prst="rect">
+                                    <a:avLst/>
+                                  </a:prstGeom>
+                                  <a:noFill/>
+                                  <a:ln w="9525">
+                                    <a:noFill/>
+                                  </a:ln>
+                                </pic:spPr>
+                              </pic:pic>
+                              <pic:pic xmlns:pic="http://schemas.openxmlformats.org/drawingml/2006/picture">
+                                <pic:nvPicPr>
+                                  <pic:cNvPr id="15" name="图片 15" descr="c9514d16fd70679bf0495aeebb03c72d_compress"/>
+                                  <pic:cNvPicPr>
+                                    <a:picLocks noChangeAspect="1"/>
+                                  </pic:cNvPicPr>
+                                </pic:nvPicPr>
+                                <pic:blipFill>
+                                  <a:blip r:embed="rId12"/>
+                                  <a:srcRect l="21003" t="56913" r="27176" b="26386"/>
+                                  <a:stretch>
+                                    <a:fillRect/>
+                                  </a:stretch>
+                                </pic:blipFill>
+                                <pic:spPr>
+                                  <a:xfrm>
+                                    <a:off x="17956" y="38485"/>
+                                    <a:ext cx="1550" cy="475"/>
                                   </a:xfrm>
                                   <a:prstGeom prst="rect">
                                     <a:avLst/>
                                   </a:prstGeom>
                                 </pic:spPr>
                               </pic:pic>
-                              <pic:pic xmlns:pic="http://schemas.openxmlformats.org/drawingml/2006/picture">
-                                <pic:nvPicPr>
-                                  <pic:cNvPr id="21" name="图片 34" descr="晓敏"/>
-                                  <pic:cNvPicPr>
-                                    <a:picLocks noChangeAspect="1"/>
-                                  </pic:cNvPicPr>
-                                </pic:nvPicPr>
-                                <pic:blipFill>
-                                  <a:blip r:embed="rId12">
-                                    <a:clrChange>
-                                      <a:clrFrom>
-                                        <a:srgbClr val="949FA1"/>
-                                      </a:clrFrom>
-                                      <a:clrTo>
-                                        <a:srgbClr val="949FA1">
-                                          <a:alpha val="0"/>
-                                        </a:srgbClr>
-                                      </a:clrTo>
-                                    </a:clrChange>
-                                  </a:blip>
-                                  <a:srcRect l="34062" t="26445" r="34097" b="9325"/>
-                                  <a:stretch>
-                                    <a:fillRect/>
-                                  </a:stretch>
-                                </pic:blipFill>
-                                <pic:spPr>
-                                  <a:xfrm rot="16200000">
-                                    <a:off x="14524" y="3981"/>
-                                    <a:ext cx="560" cy="1475"/>
-                                  </a:xfrm>
-                                  <a:prstGeom prst="rect">
-                                    <a:avLst/>
-                                  </a:prstGeom>
-                                  <a:noFill/>
-                                  <a:ln>
-                                    <a:noFill/>
-                                  </a:ln>
-                                </pic:spPr>
-                              </pic:pic>
                             </wpg:grpSp>
                             <pic:pic xmlns:pic="http://schemas.openxmlformats.org/drawingml/2006/picture">
                               <pic:nvPicPr>
-                                <pic:cNvPr id="5" name="图片 8"/>
+                                <pic:cNvPr id="18" name="图片 25"/>
                                 <pic:cNvPicPr>
                                   <a:picLocks noChangeAspect="1" noChangeArrowheads="1"/>
                                 </pic:cNvPicPr>
@@ -5623,8 +5611,8 @@
                               </pic:blipFill>
                               <pic:spPr>
                                 <a:xfrm>
-                                  <a:off x="13671" y="3809"/>
-                                  <a:ext cx="2271" cy="2271"/>
+                                  <a:off x="20535" y="37747"/>
+                                  <a:ext cx="2273" cy="2273"/>
                                 </a:xfrm>
                                 <a:prstGeom prst="rect">
                                   <a:avLst/>
@@ -5643,24 +5631,24 @@
                 </mc:Choice>
                 <mc:Fallback>
                   <w:pict>
-                    <v:group id="_x0000_s1026" o:spid="_x0000_s1026" o:spt="203" style="position:absolute;left:0pt;margin-left:2.45pt;margin-top:-43.1pt;height:113.5pt;width:248.85pt;z-index:251663360;mso-width-relative:page;mso-height-relative:page;" coordorigin="10964,3809" coordsize="4977,2270" o:gfxdata="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">
+                    <v:group id="_x0000_s1026" o:spid="_x0000_s1026" o:spt="203" style="position:absolute;left:0pt;margin-left:0pt;margin-top:-36.25pt;height:113.6pt;width:242.55pt;z-index:251667456;mso-width-relative:page;mso-height-relative:page;" coordorigin="17956,37747" coordsize="4851,2272" o:gfxdata="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">
                       <o:lock v:ext="edit" aspectratio="f"/>
-                      <v:group id="组合 6" o:spid="_x0000_s1026" o:spt="203" style="position:absolute;left:10964;top:4438;height:734;width:4577;" coordorigin="10964,4438" coordsize="4577,734" o:gfxdata="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">
+                      <v:group id="组合 16" o:spid="_x0000_s1026" o:spt="203" style="position:absolute;left:17956;top:38313;height:646;width:4049;" coordorigin="17956,38313" coordsize="4049,646" o:gfxdata="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">
                         <o:lock v:ext="edit" aspectratio="f"/>
-                        <v:shape id="_x0000_s1026" o:spid="_x0000_s1026" o:spt="75" alt="微信图片_20220215110121" type="#_x0000_t75" style="position:absolute;left:10964;top:4458;height:715;width:1234;" filled="f" o:preferrelative="t" stroked="f" coordsize="21600,21600" o:gfxdata="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">
+                        <v:shape id="图片 29" o:spid="_x0000_s1026" o:spt="75" alt="IMG_256" type="#_x0000_t75" style="position:absolute;left:21031;top:38313;height:570;width:975;" filled="f" o:preferrelative="t" stroked="f" coordsize="21600,21600" o:gfxdata="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">
                           <v:fill on="f" focussize="0,0"/>
                           <v:stroke on="f"/>
-                          <v:imagedata r:id="rId11" grayscale="t" bilevel="t" chromakey="#A09D98" o:title=""/>
+                          <v:imagedata r:id="rId11" chromakey="#FFFFFF" o:title=""/>
                           <o:lock v:ext="edit" aspectratio="t"/>
                         </v:shape>
-                        <v:shape id="图片 34" o:spid="_x0000_s1026" o:spt="75" alt="晓敏" type="#_x0000_t75" style="position:absolute;left:14524;top:3981;height:1475;width:560;rotation:-5898240f;" filled="f" o:preferrelative="t" stroked="f" coordsize="21600,21600" o:gfxdata="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">
+                        <v:shape id="_x0000_s1026" o:spid="_x0000_s1026" o:spt="75" alt="c9514d16fd70679bf0495aeebb03c72d_compress" type="#_x0000_t75" style="position:absolute;left:17956;top:38485;height:475;width:1550;" filled="f" o:preferrelative="t" stroked="f" coordsize="21600,21600" o:gfxdata="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">
                           <v:fill on="f" focussize="0,0"/>
                           <v:stroke on="f"/>
-                          <v:imagedata r:id="rId12" cropleft="22323f" croptop="17331f" cropright="22346f" cropbottom="6111f" chromakey="#949FA1" o:title=""/>
+                          <v:imagedata r:id="rId12" cropleft="13765f" croptop="37299f" cropright="17810f" cropbottom="17292f" o:title=""/>
                           <o:lock v:ext="edit" aspectratio="t"/>
                         </v:shape>
                       </v:group>
-                      <v:shape id="图片 8" o:spid="_x0000_s1026" o:spt="75" type="#_x0000_t75" style="position:absolute;left:13671;top:3809;height:2271;width:2271;" filled="f" o:preferrelative="t" stroked="f" coordsize="21600,21600" o:gfxdata="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">
+                      <v:shape id="图片 25" o:spid="_x0000_s1026" o:spt="75" type="#_x0000_t75" style="position:absolute;left:20535;top:37747;height:2273;width:2273;" filled="f" o:preferrelative="t" stroked="f" coordsize="21600,21600" o:gfxdata="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">
                         <v:fill on="f" focussize="0,0"/>
                         <v:stroke on="f"/>
                         <v:imagedata r:id="rId13" o:title=""/>
@@ -5957,8 +5945,9 @@
     <w:p>
       <w:pPr>
         <w:rPr>
+          <w:rFonts w:hint="default"/>
           <w:sz w:val="24"/>
-          <w:lang w:eastAsia="zh-CN"/>
+          <w:lang w:val="en-US" w:eastAsia="zh-CN"/>
         </w:rPr>
       </w:pPr>
     </w:p>
@@ -6049,21 +6038,24 @@
               </w:rPr>
             </w:pPr>
             <w:r>
+              <w:rPr>
+                <w:sz w:val="22"/>
+              </w:rPr>
               <mc:AlternateContent>
                 <mc:Choice Requires="wpg">
                   <w:drawing>
-                    <wp:anchor distT="0" distB="0" distL="114300" distR="114300" simplePos="0" relativeHeight="251664384" behindDoc="0" locked="0" layoutInCell="1" allowOverlap="1">
+                    <wp:anchor distT="0" distB="0" distL="114300" distR="114300" simplePos="0" relativeHeight="251668480" behindDoc="0" locked="0" layoutInCell="1" allowOverlap="1">
                       <wp:simplePos x="0" y="0"/>
                       <wp:positionH relativeFrom="column">
-                        <wp:posOffset>-8255</wp:posOffset>
+                        <wp:posOffset>0</wp:posOffset>
                       </wp:positionH>
                       <wp:positionV relativeFrom="paragraph">
-                        <wp:posOffset>-472440</wp:posOffset>
+                        <wp:posOffset>-490855</wp:posOffset>
                       </wp:positionV>
-                      <wp:extent cx="3210560" cy="1443355"/>
-                      <wp:effectExtent l="0" t="0" r="5080" b="4445"/>
+                      <wp:extent cx="3135630" cy="1442720"/>
+                      <wp:effectExtent l="0" t="0" r="3810" b="5080"/>
                       <wp:wrapNone/>
-                      <wp:docPr id="55" name="组合 55"/>
+                      <wp:docPr id="36" name="组合 36"/>
                       <wp:cNvGraphicFramePr/>
                       <a:graphic xmlns:a="http://schemas.openxmlformats.org/drawingml/2006/main">
                         <a:graphicData uri="http://schemas.microsoft.com/office/word/2010/wordprocessingGroup">
@@ -6072,64 +6064,49 @@
                             <wpg:grpSpPr>
                               <a:xfrm>
                                 <a:off x="0" y="0"/>
-                                <a:ext cx="3210560" cy="1443355"/>
-                                <a:chOff x="7101" y="5724"/>
-                                <a:chExt cx="5056" cy="2273"/>
+                                <a:ext cx="3135630" cy="1442720"/>
+                                <a:chOff x="17956" y="39496"/>
+                                <a:chExt cx="4938" cy="2272"/>
                               </a:xfrm>
                             </wpg:grpSpPr>
                             <wpg:grpSp>
-                              <wpg:cNvPr id="56" name="组合 1"/>
+                              <wpg:cNvPr id="37" name="组合 30"/>
                               <wpg:cNvGrpSpPr/>
                               <wpg:grpSpPr>
                                 <a:xfrm>
-                                  <a:off x="7101" y="6197"/>
-                                  <a:ext cx="4377" cy="714"/>
-                                  <a:chOff x="7101" y="6197"/>
-                                  <a:chExt cx="4377" cy="714"/>
+                                  <a:off x="17956" y="40098"/>
+                                  <a:ext cx="4213" cy="570"/>
+                                  <a:chOff x="17956" y="40098"/>
+                                  <a:chExt cx="4213" cy="570"/>
                                 </a:xfrm>
                               </wpg:grpSpPr>
                               <pic:pic xmlns:pic="http://schemas.openxmlformats.org/drawingml/2006/picture">
                                 <pic:nvPicPr>
-                                  <pic:cNvPr id="59" name="图片 34" descr="晓敏"/>
+                                  <pic:cNvPr id="4" name="图片 1" descr="24f613a0-66be-430b-9e80-270d3393fac5"/>
                                   <pic:cNvPicPr>
                                     <a:picLocks noChangeAspect="1"/>
                                   </pic:cNvPicPr>
                                 </pic:nvPicPr>
                                 <pic:blipFill>
-                                  <a:blip r:embed="rId12">
-                                    <a:clrChange>
-                                      <a:clrFrom>
-                                        <a:srgbClr val="949FA1"/>
-                                      </a:clrFrom>
-                                      <a:clrTo>
-                                        <a:srgbClr val="949FA1">
-                                          <a:alpha val="0"/>
-                                        </a:srgbClr>
-                                      </a:clrTo>
-                                    </a:clrChange>
-                                  </a:blip>
-                                  <a:srcRect l="34062" t="26445" r="34097" b="9325"/>
+                                  <a:blip r:embed="rId14"/>
+                                  <a:srcRect l="43292" t="26660" r="21693" b="24394"/>
                                   <a:stretch>
                                     <a:fillRect/>
                                   </a:stretch>
                                 </pic:blipFill>
                                 <pic:spPr>
                                   <a:xfrm rot="16200000">
-                                    <a:off x="7558" y="5850"/>
-                                    <a:ext cx="560" cy="1475"/>
+                                    <a:off x="18366" y="39740"/>
+                                    <a:ext cx="506" cy="1327"/>
                                   </a:xfrm>
                                   <a:prstGeom prst="rect">
                                     <a:avLst/>
                                   </a:prstGeom>
-                                  <a:noFill/>
-                                  <a:ln>
-                                    <a:noFill/>
-                                  </a:ln>
                                 </pic:spPr>
                               </pic:pic>
                               <pic:pic xmlns:pic="http://schemas.openxmlformats.org/drawingml/2006/picture">
                                 <pic:nvPicPr>
-                                  <pic:cNvPr id="45" name="图片 45" descr="微信图片_20220215110121"/>
+                                  <pic:cNvPr id="29" name="图片 29" descr="IMG_256"/>
                                   <pic:cNvPicPr>
                                     <a:picLocks noChangeAspect="1"/>
                                   </pic:cNvPicPr>
@@ -6138,18 +6115,17 @@
                                   <a:blip r:embed="rId11">
                                     <a:clrChange>
                                       <a:clrFrom>
-                                        <a:srgbClr val="A09D98">
+                                        <a:srgbClr val="FFFFFF">
                                           <a:alpha val="100000"/>
                                         </a:srgbClr>
                                       </a:clrFrom>
                                       <a:clrTo>
-                                        <a:srgbClr val="A09D98">
+                                        <a:srgbClr val="FFFFFF">
                                           <a:alpha val="100000"/>
                                           <a:alpha val="0"/>
                                         </a:srgbClr>
                                       </a:clrTo>
                                     </a:clrChange>
-                                    <a:biLevel thresh="50000"/>
                                   </a:blip>
                                   <a:stretch>
                                     <a:fillRect/>
@@ -6157,18 +6133,22 @@
                                 </pic:blipFill>
                                 <pic:spPr>
                                   <a:xfrm>
-                                    <a:off x="10244" y="6197"/>
-                                    <a:ext cx="1234" cy="715"/>
+                                    <a:off x="21195" y="40098"/>
+                                    <a:ext cx="975" cy="570"/>
                                   </a:xfrm>
                                   <a:prstGeom prst="rect">
                                     <a:avLst/>
                                   </a:prstGeom>
+                                  <a:noFill/>
+                                  <a:ln w="9525">
+                                    <a:noFill/>
+                                  </a:ln>
                                 </pic:spPr>
                               </pic:pic>
                             </wpg:grpSp>
                             <pic:pic xmlns:pic="http://schemas.openxmlformats.org/drawingml/2006/picture">
                               <pic:nvPicPr>
-                                <pic:cNvPr id="32" name="图片 4"/>
+                                <pic:cNvPr id="31" name="图片 25"/>
                                 <pic:cNvPicPr>
                                   <a:picLocks noChangeAspect="1" noChangeArrowheads="1"/>
                                 </pic:cNvPicPr>
@@ -6188,7 +6168,7 @@
                               </pic:blipFill>
                               <pic:spPr>
                                 <a:xfrm>
-                                  <a:off x="9884" y="5724"/>
+                                  <a:off x="20622" y="39496"/>
                                   <a:ext cx="2273" cy="2273"/>
                                 </a:xfrm>
                                 <a:prstGeom prst="rect">
@@ -6208,24 +6188,24 @@
                 </mc:Choice>
                 <mc:Fallback>
                   <w:pict>
-                    <v:group id="_x0000_s1026" o:spid="_x0000_s1026" o:spt="203" style="position:absolute;left:0pt;margin-left:-0.65pt;margin-top:-37.2pt;height:113.65pt;width:252.8pt;z-index:251664384;mso-width-relative:page;mso-height-relative:page;" coordorigin="7101,5724" coordsize="5056,2273" o:gfxdata="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">
+                  